--- a/docx/Automation/automation_commands.docx
+++ b/docx/Automation/automation_commands.docx
@@ -2,7 +2,7 @@
 <file path=word/document.xml><?xml version="1.0" encoding="utf-8"?>
 <w:document xmlns:w="http://schemas.openxmlformats.org/wordprocessingml/2006/main" xmlns:m="http://schemas.openxmlformats.org/officeDocument/2006/math" xmlns:r="http://schemas.openxmlformats.org/officeDocument/2006/relationships" xmlns:o="urn:schemas-microsoft-com:office:office" xmlns:v="urn:schemas-microsoft-com:vml" xmlns:w10="urn:schemas-microsoft-com:office:word" xmlns:a="http://schemas.openxmlformats.org/drawingml/2006/main" xmlns:pic="http://schemas.openxmlformats.org/drawingml/2006/picture" xmlns:wp="http://schemas.openxmlformats.org/drawingml/2006/wordprocessingDrawing">
   <w:body>
-    <w:bookmarkStart w:id="82" w:name="sec1"/>
+    <w:bookmarkStart w:id="86" w:name="sec1"/>
     <w:p>
       <w:pPr>
         <w:pStyle w:val="Heading1"/>
@@ -29,6 +29,35 @@
         </w:numPr>
       </w:pPr>
       <w:hyperlink w:anchor="sec3">
+        <w:r>
+          <w:rPr>
+            <w:rStyle w:val="Hyperlink"/>
+          </w:rPr>
+          <w:t xml:space="preserve">Built-in command help (</w:t>
+        </w:r>
+        <w:r>
+          <w:rPr>
+            <w:rStyle w:val="VerbatimChar"/>
+          </w:rPr>
+          <w:t xml:space="preserve">-Help</w:t>
+        </w:r>
+        <w:r>
+          <w:rPr>
+            <w:rStyle w:val="Hyperlink"/>
+          </w:rPr>
+          <w:t xml:space="preserve">)</w:t>
+        </w:r>
+      </w:hyperlink>
+    </w:p>
+    <w:p>
+      <w:pPr>
+        <w:pStyle w:val="Compact"/>
+        <w:numPr>
+          <w:ilvl w:val="0"/>
+          <w:numId w:val="1001"/>
+        </w:numPr>
+      </w:pPr>
+      <w:hyperlink w:anchor="sec6">
         <w:r>
           <w:rPr>
             <w:rStyle w:val="Hyperlink"/>
@@ -45,7 +74,7 @@
           <w:numId w:val="1001"/>
         </w:numPr>
       </w:pPr>
-      <w:hyperlink w:anchor="sec4">
+      <w:hyperlink w:anchor="sec7">
         <w:r>
           <w:rPr>
             <w:rStyle w:val="Hyperlink"/>
@@ -62,7 +91,7 @@
           <w:numId w:val="1001"/>
         </w:numPr>
       </w:pPr>
-      <w:hyperlink w:anchor="sec5">
+      <w:hyperlink w:anchor="sec8">
         <w:r>
           <w:rPr>
             <w:rStyle w:val="Hyperlink"/>
@@ -79,7 +108,7 @@
           <w:numId w:val="1002"/>
         </w:numPr>
       </w:pPr>
-      <w:hyperlink w:anchor="sec6">
+      <w:hyperlink w:anchor="sec9">
         <w:r>
           <w:rPr>
             <w:rStyle w:val="Hyperlink"/>
@@ -96,7 +125,7 @@
           <w:numId w:val="1002"/>
         </w:numPr>
       </w:pPr>
-      <w:hyperlink w:anchor="sec10">
+      <w:hyperlink w:anchor="sec13">
         <w:r>
           <w:rPr>
             <w:rStyle w:val="Hyperlink"/>
@@ -113,7 +142,7 @@
           <w:numId w:val="1002"/>
         </w:numPr>
       </w:pPr>
-      <w:hyperlink w:anchor="sec18">
+      <w:hyperlink w:anchor="sec21">
         <w:r>
           <w:rPr>
             <w:rStyle w:val="Hyperlink"/>
@@ -130,7 +159,7 @@
           <w:numId w:val="1002"/>
         </w:numPr>
       </w:pPr>
-      <w:hyperlink w:anchor="sec21">
+      <w:hyperlink w:anchor="sec24">
         <w:r>
           <w:rPr>
             <w:rStyle w:val="Hyperlink"/>
@@ -147,7 +176,7 @@
           <w:numId w:val="1002"/>
         </w:numPr>
       </w:pPr>
-      <w:hyperlink w:anchor="sec30">
+      <w:hyperlink w:anchor="sec33">
         <w:r>
           <w:rPr>
             <w:rStyle w:val="Hyperlink"/>
@@ -164,7 +193,7 @@
           <w:numId w:val="1002"/>
         </w:numPr>
       </w:pPr>
-      <w:hyperlink w:anchor="sec38">
+      <w:hyperlink w:anchor="sec41">
         <w:r>
           <w:rPr>
             <w:rStyle w:val="Hyperlink"/>
@@ -181,7 +210,7 @@
           <w:numId w:val="1001"/>
         </w:numPr>
       </w:pPr>
-      <w:hyperlink w:anchor="sec43">
+      <w:hyperlink w:anchor="sec46">
         <w:r>
           <w:rPr>
             <w:rStyle w:val="Hyperlink"/>
@@ -198,7 +227,7 @@
           <w:numId w:val="1003"/>
         </w:numPr>
       </w:pPr>
-      <w:hyperlink w:anchor="sec44">
+      <w:hyperlink w:anchor="sec47">
         <w:r>
           <w:rPr>
             <w:rStyle w:val="Hyperlink"/>
@@ -215,7 +244,7 @@
           <w:numId w:val="1003"/>
         </w:numPr>
       </w:pPr>
-      <w:hyperlink w:anchor="sec45">
+      <w:hyperlink w:anchor="sec48">
         <w:r>
           <w:rPr>
             <w:rStyle w:val="Hyperlink"/>
@@ -232,7 +261,7 @@
           <w:numId w:val="1001"/>
         </w:numPr>
       </w:pPr>
-      <w:hyperlink w:anchor="sec47">
+      <w:hyperlink w:anchor="sec50">
         <w:r>
           <w:rPr>
             <w:rStyle w:val="Hyperlink"/>
@@ -249,7 +278,7 @@
           <w:numId w:val="1004"/>
         </w:numPr>
       </w:pPr>
-      <w:hyperlink w:anchor="sec48">
+      <w:hyperlink w:anchor="sec51">
         <w:r>
           <w:rPr>
             <w:rStyle w:val="Hyperlink"/>
@@ -266,7 +295,7 @@
           <w:numId w:val="1004"/>
         </w:numPr>
       </w:pPr>
-      <w:hyperlink w:anchor="sec51">
+      <w:hyperlink w:anchor="sec54">
         <w:r>
           <w:rPr>
             <w:rStyle w:val="Hyperlink"/>
@@ -283,7 +312,7 @@
           <w:numId w:val="1004"/>
         </w:numPr>
       </w:pPr>
-      <w:hyperlink w:anchor="sec53">
+      <w:hyperlink w:anchor="sec56">
         <w:r>
           <w:rPr>
             <w:rStyle w:val="Hyperlink"/>
@@ -300,7 +329,7 @@
           <w:numId w:val="1004"/>
         </w:numPr>
       </w:pPr>
-      <w:hyperlink w:anchor="sec65">
+      <w:hyperlink w:anchor="sec68">
         <w:r>
           <w:rPr>
             <w:rStyle w:val="Hyperlink"/>
@@ -317,7 +346,7 @@
           <w:numId w:val="1004"/>
         </w:numPr>
       </w:pPr>
-      <w:hyperlink w:anchor="sec66">
+      <w:hyperlink w:anchor="sec69">
         <w:r>
           <w:rPr>
             <w:rStyle w:val="Hyperlink"/>
@@ -334,7 +363,7 @@
           <w:numId w:val="1004"/>
         </w:numPr>
       </w:pPr>
-      <w:hyperlink w:anchor="sec67">
+      <w:hyperlink w:anchor="sec70">
         <w:r>
           <w:rPr>
             <w:rStyle w:val="Hyperlink"/>
@@ -351,7 +380,7 @@
           <w:numId w:val="1001"/>
         </w:numPr>
       </w:pPr>
-      <w:hyperlink w:anchor="sec68">
+      <w:hyperlink w:anchor="sec71">
         <w:r>
           <w:rPr>
             <w:rStyle w:val="Hyperlink"/>
@@ -368,7 +397,7 @@
           <w:numId w:val="1005"/>
         </w:numPr>
       </w:pPr>
-      <w:hyperlink w:anchor="sec69">
+      <w:hyperlink w:anchor="sec72">
         <w:r>
           <w:rPr>
             <w:rStyle w:val="Hyperlink"/>
@@ -385,7 +414,7 @@
           <w:numId w:val="1005"/>
         </w:numPr>
       </w:pPr>
-      <w:hyperlink w:anchor="sec73">
+      <w:hyperlink w:anchor="sec76">
         <w:r>
           <w:rPr>
             <w:rStyle w:val="Hyperlink"/>
@@ -402,7 +431,7 @@
           <w:numId w:val="1005"/>
         </w:numPr>
       </w:pPr>
-      <w:hyperlink w:anchor="sec80">
+      <w:hyperlink w:anchor="sec83">
         <w:r>
           <w:rPr>
             <w:rStyle w:val="Hyperlink"/>
@@ -419,7 +448,7 @@
           <w:numId w:val="1005"/>
         </w:numPr>
       </w:pPr>
-      <w:hyperlink w:anchor="sec83">
+      <w:hyperlink w:anchor="sec86">
         <w:r>
           <w:rPr>
             <w:rStyle w:val="Hyperlink"/>
@@ -436,7 +465,7 @@
           <w:numId w:val="1005"/>
         </w:numPr>
       </w:pPr>
-      <w:hyperlink w:anchor="sec86">
+      <w:hyperlink w:anchor="sec89">
         <w:r>
           <w:rPr>
             <w:rStyle w:val="Hyperlink"/>
@@ -453,7 +482,7 @@
           <w:numId w:val="1005"/>
         </w:numPr>
       </w:pPr>
-      <w:hyperlink w:anchor="sec90">
+      <w:hyperlink w:anchor="sec93">
         <w:r>
           <w:rPr>
             <w:rStyle w:val="Hyperlink"/>
@@ -470,7 +499,7 @@
           <w:numId w:val="1001"/>
         </w:numPr>
       </w:pPr>
-      <w:hyperlink w:anchor="sec94">
+      <w:hyperlink w:anchor="sec97">
         <w:r>
           <w:rPr>
             <w:rStyle w:val="Hyperlink"/>
@@ -487,7 +516,7 @@
           <w:numId w:val="1006"/>
         </w:numPr>
       </w:pPr>
-      <w:hyperlink w:anchor="sec95">
+      <w:hyperlink w:anchor="sec98">
         <w:r>
           <w:rPr>
             <w:rStyle w:val="Hyperlink"/>
@@ -500,11 +529,45 @@
       <w:pPr>
         <w:pStyle w:val="Compact"/>
         <w:numPr>
+          <w:ilvl w:val="1"/>
+          <w:numId w:val="1006"/>
+        </w:numPr>
+      </w:pPr>
+      <w:hyperlink w:anchor="sec99">
+        <w:r>
+          <w:rPr>
+            <w:rStyle w:val="Hyperlink"/>
+          </w:rPr>
+          <w:t xml:space="preserve">Enable OneView maintenance mode</w:t>
+        </w:r>
+      </w:hyperlink>
+    </w:p>
+    <w:p>
+      <w:pPr>
+        <w:pStyle w:val="Compact"/>
+        <w:numPr>
+          <w:ilvl w:val="1"/>
+          <w:numId w:val="1006"/>
+        </w:numPr>
+      </w:pPr>
+      <w:hyperlink w:anchor="sec103">
+        <w:r>
+          <w:rPr>
+            <w:rStyle w:val="Hyperlink"/>
+          </w:rPr>
+          <w:t xml:space="preserve">Disable OneView maintenance mode</w:t>
+        </w:r>
+      </w:hyperlink>
+    </w:p>
+    <w:p>
+      <w:pPr>
+        <w:pStyle w:val="Compact"/>
+        <w:numPr>
           <w:ilvl w:val="0"/>
           <w:numId w:val="1001"/>
         </w:numPr>
       </w:pPr>
-      <w:hyperlink w:anchor="sec96">
+      <w:hyperlink w:anchor="sec106">
         <w:r>
           <w:rPr>
             <w:rStyle w:val="Hyperlink"/>
@@ -521,7 +584,7 @@
           <w:numId w:val="1007"/>
         </w:numPr>
       </w:pPr>
-      <w:hyperlink w:anchor="sec97">
+      <w:hyperlink w:anchor="sec107">
         <w:r>
           <w:rPr>
             <w:rStyle w:val="Hyperlink"/>
@@ -538,7 +601,7 @@
           <w:numId w:val="1007"/>
         </w:numPr>
       </w:pPr>
-      <w:hyperlink w:anchor="sec98">
+      <w:hyperlink w:anchor="sec108">
         <w:r>
           <w:rPr>
             <w:rStyle w:val="Hyperlink"/>
@@ -555,7 +618,7 @@
           <w:numId w:val="1007"/>
         </w:numPr>
       </w:pPr>
-      <w:hyperlink w:anchor="sec99">
+      <w:hyperlink w:anchor="sec109">
         <w:r>
           <w:rPr>
             <w:rStyle w:val="Hyperlink"/>
@@ -572,7 +635,7 @@
           <w:numId w:val="1007"/>
         </w:numPr>
       </w:pPr>
-      <w:hyperlink w:anchor="sec100">
+      <w:hyperlink w:anchor="sec110">
         <w:r>
           <w:rPr>
             <w:rStyle w:val="Hyperlink"/>
@@ -589,7 +652,7 @@
           <w:numId w:val="1001"/>
         </w:numPr>
       </w:pPr>
-      <w:hyperlink w:anchor="sec101">
+      <w:hyperlink w:anchor="sec111">
         <w:r>
           <w:rPr>
             <w:rStyle w:val="Hyperlink"/>
@@ -606,7 +669,7 @@
           <w:numId w:val="1008"/>
         </w:numPr>
       </w:pPr>
-      <w:hyperlink w:anchor="sec102">
+      <w:hyperlink w:anchor="sec112">
         <w:r>
           <w:rPr>
             <w:rStyle w:val="Hyperlink"/>
@@ -623,7 +686,7 @@
           <w:numId w:val="1008"/>
         </w:numPr>
       </w:pPr>
-      <w:hyperlink w:anchor="sec103">
+      <w:hyperlink w:anchor="sec113">
         <w:r>
           <w:rPr>
             <w:rStyle w:val="Hyperlink"/>
@@ -640,7 +703,7 @@
           <w:numId w:val="1008"/>
         </w:numPr>
       </w:pPr>
-      <w:hyperlink w:anchor="sec104">
+      <w:hyperlink w:anchor="sec114">
         <w:r>
           <w:rPr>
             <w:rStyle w:val="Hyperlink"/>
@@ -657,7 +720,7 @@
           <w:numId w:val="1008"/>
         </w:numPr>
       </w:pPr>
-      <w:hyperlink w:anchor="sec105">
+      <w:hyperlink w:anchor="sec115">
         <w:r>
           <w:rPr>
             <w:rStyle w:val="Hyperlink"/>
@@ -674,7 +737,7 @@
           <w:numId w:val="1001"/>
         </w:numPr>
       </w:pPr>
-      <w:hyperlink w:anchor="sec106">
+      <w:hyperlink w:anchor="sec116">
         <w:r>
           <w:rPr>
             <w:rStyle w:val="Hyperlink"/>
@@ -691,7 +754,7 @@
           <w:numId w:val="1009"/>
         </w:numPr>
       </w:pPr>
-      <w:hyperlink w:anchor="sec107">
+      <w:hyperlink w:anchor="sec117">
         <w:r>
           <w:rPr>
             <w:rStyle w:val="Hyperlink"/>
@@ -708,7 +771,7 @@
           <w:numId w:val="1009"/>
         </w:numPr>
       </w:pPr>
-      <w:hyperlink w:anchor="sec108">
+      <w:hyperlink w:anchor="sec118">
         <w:r>
           <w:rPr>
             <w:rStyle w:val="Hyperlink"/>
@@ -725,7 +788,7 @@
           <w:numId w:val="1001"/>
         </w:numPr>
       </w:pPr>
-      <w:hyperlink w:anchor="sec109">
+      <w:hyperlink w:anchor="sec119">
         <w:r>
           <w:rPr>
             <w:rStyle w:val="Hyperlink"/>
@@ -742,7 +805,7 @@
           <w:numId w:val="1010"/>
         </w:numPr>
       </w:pPr>
-      <w:hyperlink w:anchor="sec110">
+      <w:hyperlink w:anchor="sec120">
         <w:r>
           <w:rPr>
             <w:rStyle w:val="Hyperlink"/>
@@ -759,7 +822,7 @@
           <w:numId w:val="1010"/>
         </w:numPr>
       </w:pPr>
-      <w:hyperlink w:anchor="sec111">
+      <w:hyperlink w:anchor="sec121">
         <w:r>
           <w:rPr>
             <w:rStyle w:val="Hyperlink"/>
@@ -776,7 +839,7 @@
           <w:numId w:val="1010"/>
         </w:numPr>
       </w:pPr>
-      <w:hyperlink w:anchor="sec112">
+      <w:hyperlink w:anchor="sec122">
         <w:r>
           <w:rPr>
             <w:rStyle w:val="Hyperlink"/>
@@ -793,7 +856,7 @@
           <w:numId w:val="1010"/>
         </w:numPr>
       </w:pPr>
-      <w:hyperlink w:anchor="sec113">
+      <w:hyperlink w:anchor="sec123">
         <w:r>
           <w:rPr>
             <w:rStyle w:val="Hyperlink"/>
@@ -810,7 +873,7 @@
           <w:numId w:val="1010"/>
         </w:numPr>
       </w:pPr>
-      <w:hyperlink w:anchor="sec114">
+      <w:hyperlink w:anchor="sec124">
         <w:r>
           <w:rPr>
             <w:rStyle w:val="Hyperlink"/>
@@ -902,7 +965,613 @@
       </w:r>
     </w:p>
     <w:bookmarkEnd w:id="9"/>
-    <w:bookmarkStart w:id="11" w:name="sec3"/>
+    <w:bookmarkStart w:id="10" w:name="sec3"/>
+    <w:p>
+      <w:pPr>
+        <w:pStyle w:val="Heading2"/>
+      </w:pPr>
+      <w:r>
+        <w:t xml:space="preserve">Built-in command help (</w:t>
+      </w:r>
+      <w:r>
+        <w:rPr>
+          <w:rStyle w:val="VerbatimChar"/>
+        </w:rPr>
+        <w:t xml:space="preserve">-Help</w:t>
+      </w:r>
+      <w:r>
+        <w:t xml:space="preserve">)</w:t>
+      </w:r>
+    </w:p>
+    <w:p>
+      <w:pPr>
+        <w:pStyle w:val="FirstParagraph"/>
+      </w:pPr>
+      <w:r>
+        <w:t xml:space="preserve">Every main</w:t>
+      </w:r>
+      <w:r>
+        <w:t xml:space="preserve"> </w:t>
+      </w:r>
+      <w:r>
+        <w:rPr>
+          <w:rStyle w:val="VerbatimChar"/>
+        </w:rPr>
+        <w:t xml:space="preserve">Automation</w:t>
+      </w:r>
+      <w:r>
+        <w:t xml:space="preserve"> </w:t>
+      </w:r>
+      <w:r>
+        <w:t xml:space="preserve">command (the exported cmdlets, not the private</w:t>
+      </w:r>
+      <w:r>
+        <w:t xml:space="preserve"> </w:t>
+      </w:r>
+      <w:r>
+        <w:rPr>
+          <w:rStyle w:val="VerbatimChar"/>
+        </w:rPr>
+        <w:t xml:space="preserve">_</w:t>
+      </w:r>
+      <w:r>
+        <w:t xml:space="preserve">-prefixed helpers) accepts a</w:t>
+      </w:r>
+      <w:r>
+        <w:t xml:space="preserve"> </w:t>
+      </w:r>
+      <w:r>
+        <w:rPr>
+          <w:rStyle w:val="VerbatimChar"/>
+        </w:rPr>
+        <w:t xml:space="preserve">-Help</w:t>
+      </w:r>
+      <w:r>
+        <w:t xml:space="preserve"> </w:t>
+      </w:r>
+      <w:r>
+        <w:t xml:space="preserve">switch that prints a man-like reference panel for that command — no need for</w:t>
+      </w:r>
+      <w:r>
+        <w:t xml:space="preserve"> </w:t>
+      </w:r>
+      <w:r>
+        <w:rPr>
+          <w:rStyle w:val="VerbatimChar"/>
+        </w:rPr>
+        <w:t xml:space="preserve">Get-Help</w:t>
+      </w:r>
+      <w:r>
+        <w:t xml:space="preserve">. The reference is generated by the module’s own</w:t>
+      </w:r>
+      <w:r>
+        <w:t xml:space="preserve"> </w:t>
+      </w:r>
+      <w:r>
+        <w:rPr>
+          <w:rStyle w:val="VerbatimChar"/>
+        </w:rPr>
+        <w:t xml:space="preserve">Get-CommandHelp</w:t>
+      </w:r>
+      <w:r>
+        <w:t xml:space="preserve"> </w:t>
+      </w:r>
+      <w:r>
+        <w:t xml:space="preserve">function (in</w:t>
+      </w:r>
+      <w:r>
+        <w:t xml:space="preserve"> </w:t>
+      </w:r>
+      <w:r>
+        <w:rPr>
+          <w:rStyle w:val="VerbatimChar"/>
+        </w:rPr>
+        <w:t xml:space="preserve">Private/Help.ps1</w:t>
+      </w:r>
+      <w:r>
+        <w:t xml:space="preserve">) and shows:</w:t>
+      </w:r>
+    </w:p>
+    <w:p>
+      <w:pPr>
+        <w:pStyle w:val="Compact"/>
+        <w:numPr>
+          <w:ilvl w:val="0"/>
+          <w:numId w:val="1011"/>
+        </w:numPr>
+      </w:pPr>
+      <w:r>
+        <w:t xml:space="preserve">The command’s synopsis</w:t>
+      </w:r>
+    </w:p>
+    <w:p>
+      <w:pPr>
+        <w:pStyle w:val="Compact"/>
+        <w:numPr>
+          <w:ilvl w:val="0"/>
+          <w:numId w:val="1011"/>
+        </w:numPr>
+      </w:pPr>
+      <w:r>
+        <w:t xml:space="preserve">Every parameter, grouped as</w:t>
+      </w:r>
+      <w:r>
+        <w:t xml:space="preserve"> </w:t>
+      </w:r>
+      <w:r>
+        <w:rPr>
+          <w:b/>
+          <w:bCs/>
+        </w:rPr>
+        <w:t xml:space="preserve">Mandatory</w:t>
+      </w:r>
+      <w:r>
+        <w:t xml:space="preserve"> </w:t>
+      </w:r>
+      <w:r>
+        <w:t xml:space="preserve">vs</w:t>
+      </w:r>
+      <w:r>
+        <w:t xml:space="preserve"> </w:t>
+      </w:r>
+      <w:r>
+        <w:rPr>
+          <w:b/>
+          <w:bCs/>
+        </w:rPr>
+        <w:t xml:space="preserve">Optional</w:t>
+      </w:r>
+    </w:p>
+    <w:p>
+      <w:pPr>
+        <w:pStyle w:val="Compact"/>
+        <w:numPr>
+          <w:ilvl w:val="0"/>
+          <w:numId w:val="1011"/>
+        </w:numPr>
+      </w:pPr>
+      <w:r>
+        <w:t xml:space="preserve">For each parameter: its type, whether it accepts pipeline input, its default value, and any</w:t>
+      </w:r>
+      <w:r>
+        <w:t xml:space="preserve"> </w:t>
+      </w:r>
+      <w:r>
+        <w:rPr>
+          <w:b/>
+          <w:bCs/>
+        </w:rPr>
+        <w:t xml:space="preserve">allowed values</w:t>
+      </w:r>
+      <w:r>
+        <w:t xml:space="preserve"> </w:t>
+      </w:r>
+      <w:r>
+        <w:t xml:space="preserve">(ValidateSet) or regex constraint (ValidatePattern)</w:t>
+      </w:r>
+    </w:p>
+    <w:p>
+      <w:pPr>
+        <w:pStyle w:val="Compact"/>
+        <w:numPr>
+          <w:ilvl w:val="0"/>
+          <w:numId w:val="1011"/>
+        </w:numPr>
+      </w:pPr>
+      <w:r>
+        <w:t xml:space="preserve">The resolved command source file and the GitHub link to it</w:t>
+      </w:r>
+    </w:p>
+    <w:p>
+      <w:pPr>
+        <w:pStyle w:val="SourceCode"/>
+      </w:pPr>
+      <w:r>
+        <w:rPr>
+          <w:rStyle w:val="CommentTok"/>
+        </w:rPr>
+        <w:t xml:space="preserve"># Print the full parameter reference for a single command {#sec4}</w:t>
+      </w:r>
+      <w:r>
+        <w:br/>
+      </w:r>
+      <w:r>
+        <w:rPr>
+          <w:rStyle w:val="NormalTok"/>
+        </w:rPr>
+        <w:t xml:space="preserve">Get-OneViewServerList </w:t>
+      </w:r>
+      <w:r>
+        <w:rPr>
+          <w:rStyle w:val="OperatorTok"/>
+        </w:rPr>
+        <w:t xml:space="preserve">-</w:t>
+      </w:r>
+      <w:r>
+        <w:rPr>
+          <w:rStyle w:val="NormalTok"/>
+        </w:rPr>
+        <w:t xml:space="preserve">Help</w:t>
+      </w:r>
+      <w:r>
+        <w:br/>
+      </w:r>
+      <w:r>
+        <w:br/>
+      </w:r>
+      <w:r>
+        <w:rPr>
+          <w:rStyle w:val="CommentTok"/>
+        </w:rPr>
+        <w:t xml:space="preserve"># Works with any main command {#sec5}</w:t>
+      </w:r>
+      <w:r>
+        <w:br/>
+      </w:r>
+      <w:r>
+        <w:rPr>
+          <w:rStyle w:val="NormalTok"/>
+        </w:rPr>
+        <w:t xml:space="preserve">Set-MaintenanceMode </w:t>
+      </w:r>
+      <w:r>
+        <w:rPr>
+          <w:rStyle w:val="OperatorTok"/>
+        </w:rPr>
+        <w:t xml:space="preserve">-</w:t>
+      </w:r>
+      <w:r>
+        <w:rPr>
+          <w:rStyle w:val="NormalTok"/>
+        </w:rPr>
+        <w:t xml:space="preserve">Help</w:t>
+      </w:r>
+      <w:r>
+        <w:br/>
+      </w:r>
+      <w:r>
+        <w:rPr>
+          <w:rStyle w:val="NormalTok"/>
+        </w:rPr>
+        <w:t xml:space="preserve">Configure-PhysicalBuild </w:t>
+      </w:r>
+      <w:r>
+        <w:rPr>
+          <w:rStyle w:val="OperatorTok"/>
+        </w:rPr>
+        <w:t xml:space="preserve">-</w:t>
+      </w:r>
+      <w:r>
+        <w:rPr>
+          <w:rStyle w:val="NormalTok"/>
+        </w:rPr>
+        <w:t xml:space="preserve">Help</w:t>
+      </w:r>
+    </w:p>
+    <w:p>
+      <w:pPr>
+        <w:pStyle w:val="FirstParagraph"/>
+      </w:pPr>
+      <w:r>
+        <w:t xml:space="preserve">Output example (abridged):</w:t>
+      </w:r>
+    </w:p>
+    <w:p>
+      <w:pPr>
+        <w:pStyle w:val="SourceCode"/>
+      </w:pPr>
+      <w:r>
+        <w:rPr>
+          <w:rStyle w:val="VerbatimChar"/>
+        </w:rPr>
+        <w:t xml:space="preserve">NAME</w:t>
+      </w:r>
+      <w:r>
+        <w:br/>
+      </w:r>
+      <w:r>
+        <w:rPr>
+          <w:rStyle w:val="VerbatimChar"/>
+        </w:rPr>
+        <w:t xml:space="preserve">    Get-OneViewServerList</w:t>
+      </w:r>
+      <w:r>
+        <w:br/>
+      </w:r>
+      <w:r>
+        <w:br/>
+      </w:r>
+      <w:r>
+        <w:rPr>
+          <w:rStyle w:val="VerbatimChar"/>
+        </w:rPr>
+        <w:t xml:space="preserve">SYNOPSIS</w:t>
+      </w:r>
+      <w:r>
+        <w:br/>
+      </w:r>
+      <w:r>
+        <w:rPr>
+          <w:rStyle w:val="VerbatimChar"/>
+        </w:rPr>
+        <w:t xml:space="preserve">    List all servers connected to HPE OneView.</w:t>
+      </w:r>
+      <w:r>
+        <w:br/>
+      </w:r>
+      <w:r>
+        <w:br/>
+      </w:r>
+      <w:r>
+        <w:rPr>
+          <w:rStyle w:val="VerbatimChar"/>
+        </w:rPr>
+        <w:t xml:space="preserve">PARAMETERS</w:t>
+      </w:r>
+      <w:r>
+        <w:br/>
+      </w:r>
+      <w:r>
+        <w:rPr>
+          <w:rStyle w:val="VerbatimChar"/>
+        </w:rPr>
+        <w:t xml:space="preserve">  MANDATORY</w:t>
+      </w:r>
+      <w:r>
+        <w:br/>
+      </w:r>
+      <w:r>
+        <w:rPr>
+          <w:rStyle w:val="VerbatimChar"/>
+        </w:rPr>
+        <w:t xml:space="preserve">    (none)</w:t>
+      </w:r>
+      <w:r>
+        <w:br/>
+      </w:r>
+      <w:r>
+        <w:br/>
+      </w:r>
+      <w:r>
+        <w:rPr>
+          <w:rStyle w:val="VerbatimChar"/>
+        </w:rPr>
+        <w:t xml:space="preserve">  OPTIONAL</w:t>
+      </w:r>
+      <w:r>
+        <w:br/>
+      </w:r>
+      <w:r>
+        <w:rPr>
+          <w:rStyle w:val="VerbatimChar"/>
+        </w:rPr>
+        <w:t xml:space="preserve">    -Environment &lt;string&gt;</w:t>
+      </w:r>
+      <w:r>
+        <w:br/>
+      </w:r>
+      <w:r>
+        <w:rPr>
+          <w:rStyle w:val="VerbatimChar"/>
+        </w:rPr>
+        <w:t xml:space="preserve">        Allowed: Prod, DR, Lab, Dev</w:t>
+      </w:r>
+      <w:r>
+        <w:br/>
+      </w:r>
+      <w:r>
+        <w:rPr>
+          <w:rStyle w:val="VerbatimChar"/>
+        </w:rPr>
+        <w:t xml:space="preserve">        Default: Prod</w:t>
+      </w:r>
+      <w:r>
+        <w:br/>
+      </w:r>
+      <w:r>
+        <w:rPr>
+          <w:rStyle w:val="VerbatimChar"/>
+        </w:rPr>
+        <w:t xml:space="preserve">    -ManagementHost &lt;string&gt;</w:t>
+      </w:r>
+      <w:r>
+        <w:br/>
+      </w:r>
+      <w:r>
+        <w:rPr>
+          <w:rStyle w:val="VerbatimChar"/>
+        </w:rPr>
+        <w:t xml:space="preserve">        The OneView appliance hostname or IP.</w:t>
+      </w:r>
+      <w:r>
+        <w:br/>
+      </w:r>
+      <w:r>
+        <w:rPr>
+          <w:rStyle w:val="VerbatimChar"/>
+        </w:rPr>
+        <w:t xml:space="preserve">    -Help [&lt;switch&gt;]</w:t>
+      </w:r>
+      <w:r>
+        <w:br/>
+      </w:r>
+      <w:r>
+        <w:rPr>
+          <w:rStyle w:val="VerbatimChar"/>
+        </w:rPr>
+        <w:t xml:space="preserve">        Show this command reference and exit.</w:t>
+      </w:r>
+      <w:r>
+        <w:br/>
+      </w:r>
+      <w:r>
+        <w:br/>
+      </w:r>
+      <w:r>
+        <w:rPr>
+          <w:rStyle w:val="VerbatimChar"/>
+        </w:rPr>
+        <w:t xml:space="preserve">SOURCE</w:t>
+      </w:r>
+      <w:r>
+        <w:br/>
+      </w:r>
+      <w:r>
+        <w:rPr>
+          <w:rStyle w:val="VerbatimChar"/>
+        </w:rPr>
+        <w:t xml:space="preserve">    src/powershell/Automation/Public/Get-OneViewServerList.ps1</w:t>
+      </w:r>
+      <w:r>
+        <w:br/>
+      </w:r>
+      <w:r>
+        <w:rPr>
+          <w:rStyle w:val="VerbatimChar"/>
+        </w:rPr>
+        <w:t xml:space="preserve">    https://github.com/.../blob/main/src/powershell/Automation/Public/Get-OneViewServerList.ps1</w:t>
+      </w:r>
+    </w:p>
+    <w:p>
+      <w:pPr>
+        <w:pStyle w:val="FirstParagraph"/>
+      </w:pPr>
+      <w:r>
+        <w:t xml:space="preserve">When</w:t>
+      </w:r>
+      <w:r>
+        <w:t xml:space="preserve"> </w:t>
+      </w:r>
+      <w:r>
+        <w:rPr>
+          <w:rStyle w:val="VerbatimChar"/>
+        </w:rPr>
+        <w:t xml:space="preserve">-Help</w:t>
+      </w:r>
+      <w:r>
+        <w:t xml:space="preserve"> </w:t>
+      </w:r>
+      <w:r>
+        <w:t xml:space="preserve">is passed, the command returns immediately after printing the reference and performs no other work.</w:t>
+      </w:r>
+      <w:r>
+        <w:t xml:space="preserve"> </w:t>
+      </w:r>
+      <w:r>
+        <w:rPr>
+          <w:rStyle w:val="VerbatimChar"/>
+        </w:rPr>
+        <w:t xml:space="preserve">Get-CommandHelp</w:t>
+      </w:r>
+      <w:r>
+        <w:t xml:space="preserve"> </w:t>
+      </w:r>
+      <w:r>
+        <w:t xml:space="preserve">reads the command’s metadata directly (parameters,</w:t>
+      </w:r>
+      <w:r>
+        <w:t xml:space="preserve"> </w:t>
+      </w:r>
+      <w:r>
+        <w:rPr>
+          <w:rStyle w:val="VerbatimChar"/>
+        </w:rPr>
+        <w:t xml:space="preserve">ValidateSet</w:t>
+      </w:r>
+      <w:r>
+        <w:t xml:space="preserve">/</w:t>
+      </w:r>
+      <w:r>
+        <w:rPr>
+          <w:rStyle w:val="VerbatimChar"/>
+        </w:rPr>
+        <w:t xml:space="preserve">ValidatePattern</w:t>
+      </w:r>
+      <w:r>
+        <w:t xml:space="preserve"> </w:t>
+      </w:r>
+      <w:r>
+        <w:t xml:space="preserve">rules, pipeline binding, and source file) so the reference always matches the real function definition.</w:t>
+      </w:r>
+    </w:p>
+    <w:p>
+      <w:pPr>
+        <w:pStyle w:val="BlockText"/>
+      </w:pPr>
+      <w:r>
+        <w:rPr>
+          <w:b/>
+          <w:bCs/>
+        </w:rPr>
+        <w:t xml:space="preserve">Listing every command:</w:t>
+      </w:r>
+      <w:r>
+        <w:t xml:space="preserve"> </w:t>
+      </w:r>
+      <w:r>
+        <w:rPr>
+          <w:rStyle w:val="VerbatimChar"/>
+        </w:rPr>
+        <w:t xml:space="preserve">make list-commands</w:t>
+      </w:r>
+      <w:r>
+        <w:t xml:space="preserve"> </w:t>
+      </w:r>
+      <w:r>
+        <w:t xml:space="preserve">(or</w:t>
+      </w:r>
+      <w:r>
+        <w:t xml:space="preserve"> </w:t>
+      </w:r>
+      <w:r>
+        <w:rPr>
+          <w:rStyle w:val="VerbatimChar"/>
+        </w:rPr>
+        <w:t xml:space="preserve">.\scripts\list-commands.ps1</w:t>
+      </w:r>
+      <w:r>
+        <w:t xml:space="preserve">) prints a table of all 28 main</w:t>
+      </w:r>
+      <w:r>
+        <w:t xml:space="preserve"> </w:t>
+      </w:r>
+      <w:r>
+        <w:rPr>
+          <w:rStyle w:val="VerbatimChar"/>
+        </w:rPr>
+        <w:t xml:space="preserve">Automation</w:t>
+      </w:r>
+      <w:r>
+        <w:t xml:space="preserve"> </w:t>
+      </w:r>
+      <w:r>
+        <w:t xml:space="preserve">commands with their synopses — a quick inventory of what</w:t>
+      </w:r>
+      <w:r>
+        <w:t xml:space="preserve"> </w:t>
+      </w:r>
+      <w:r>
+        <w:rPr>
+          <w:rStyle w:val="VerbatimChar"/>
+        </w:rPr>
+        <w:t xml:space="preserve">-Help</w:t>
+      </w:r>
+      <w:r>
+        <w:t xml:space="preserve"> </w:t>
+      </w:r>
+      <w:r>
+        <w:t xml:space="preserve">is available for.</w:t>
+      </w:r>
+    </w:p>
+    <w:p>
+      <w:r>
+        <w:pict>
+          <v:rect style="width:0;height:1.5pt" o:hralign="center" o:hrstd="t" o:hr="t"/>
+        </w:pict>
+      </w:r>
+    </w:p>
+    <w:bookmarkEnd w:id="10"/>
+    <w:bookmarkStart w:id="12" w:name="sec6"/>
     <w:p>
       <w:pPr>
         <w:pStyle w:val="Heading2"/>
@@ -1348,7 +2017,7 @@
         <w:pStyle w:val="Compact"/>
         <w:numPr>
           <w:ilvl w:val="0"/>
-          <w:numId w:val="1011"/>
+          <w:numId w:val="1012"/>
         </w:numPr>
       </w:pPr>
       <w:r>
@@ -1375,7 +2044,7 @@
         <w:pStyle w:val="Compact"/>
         <w:numPr>
           <w:ilvl w:val="0"/>
-          <w:numId w:val="1011"/>
+          <w:numId w:val="1012"/>
         </w:numPr>
       </w:pPr>
       <w:r>
@@ -1438,7 +2107,7 @@
         <w:pStyle w:val="Compact"/>
         <w:numPr>
           <w:ilvl w:val="0"/>
-          <w:numId w:val="1011"/>
+          <w:numId w:val="1012"/>
         </w:numPr>
       </w:pPr>
       <w:r>
@@ -1465,7 +2134,7 @@
         <w:pStyle w:val="Compact"/>
         <w:numPr>
           <w:ilvl w:val="0"/>
-          <w:numId w:val="1011"/>
+          <w:numId w:val="1012"/>
         </w:numPr>
       </w:pPr>
       <w:r>
@@ -1563,11 +2232,11 @@
       <w:pPr>
         <w:pStyle w:val="Heading3"/>
       </w:pPr>
-      <w:bookmarkStart w:id="10" w:name="Xb201eb518a5ba53392f1b19527da65da29847d6"/>
+      <w:bookmarkStart w:id="11" w:name="Xb201eb518a5ba53392f1b19527da65da29847d6"/>
       <w:r>
         <w:t xml:space="preserve">⚠ Safe vs destructive commands (read this first)</w:t>
       </w:r>
-      <w:bookmarkEnd w:id="10"/>
+      <w:bookmarkEnd w:id="11"/>
     </w:p>
     <w:p>
       <w:pPr>
@@ -2225,8 +2894,8 @@
         </w:pict>
       </w:r>
     </w:p>
-    <w:bookmarkEnd w:id="11"/>
-    <w:bookmarkStart w:id="12" w:name="sec4"/>
+    <w:bookmarkEnd w:id="12"/>
+    <w:bookmarkStart w:id="13" w:name="sec7"/>
     <w:p>
       <w:pPr>
         <w:pStyle w:val="Heading2"/>
@@ -2325,8 +2994,8 @@
         </w:pict>
       </w:r>
     </w:p>
-    <w:bookmarkEnd w:id="12"/>
-    <w:bookmarkStart w:id="23" w:name="sec5"/>
+    <w:bookmarkEnd w:id="13"/>
+    <w:bookmarkStart w:id="24" w:name="sec8"/>
     <w:p>
       <w:pPr>
         <w:pStyle w:val="Heading2"/>
@@ -2343,7 +3012,7 @@
         <w:t xml:space="preserve">Pre-flight read-only checks. Safe to run during a change freeze. Start here - confirm the appliance is reachable, that you have an active session, and which servers are managed before you build or deploy anything.</w:t>
       </w:r>
     </w:p>
-    <w:bookmarkStart w:id="13" w:name="sec6"/>
+    <w:bookmarkStart w:id="14" w:name="sec9"/>
     <w:p>
       <w:pPr>
         <w:pStyle w:val="Heading3"/>
@@ -2375,7 +3044,7 @@
         <w:pStyle w:val="Compact"/>
         <w:numPr>
           <w:ilvl w:val="0"/>
-          <w:numId w:val="1012"/>
+          <w:numId w:val="1013"/>
         </w:numPr>
       </w:pPr>
       <w:r>
@@ -2412,7 +3081,7 @@
         <w:pStyle w:val="Compact"/>
         <w:numPr>
           <w:ilvl w:val="0"/>
-          <w:numId w:val="1012"/>
+          <w:numId w:val="1013"/>
         </w:numPr>
       </w:pPr>
       <w:r>
@@ -2594,7 +3263,7 @@
         <w:rPr>
           <w:rStyle w:val="CommentTok"/>
         </w:rPr>
-        <w:t xml:space="preserve"># STATUS: report the active connection (no params, no prompt) {#sec7}</w:t>
+        <w:t xml:space="preserve"># STATUS: report the active connection (no params, no prompt) {#sec10}</w:t>
       </w:r>
       <w:r>
         <w:br/>
@@ -2614,7 +3283,7 @@
         <w:rPr>
           <w:rStyle w:val="CommentTok"/>
         </w:rPr>
-        <w:t xml:space="preserve"># STATUS: check a specific appliance only {#sec8}</w:t>
+        <w:t xml:space="preserve"># STATUS: check a specific appliance only {#sec11}</w:t>
       </w:r>
       <w:r>
         <w:br/>
@@ -2670,7 +3339,7 @@
         <w:rPr>
           <w:rStyle w:val="CommentTok"/>
         </w:rPr>
-        <w:t xml:space="preserve"># DRY-RUN: validate host resolution only - no real connection or changes {#sec9}</w:t>
+        <w:t xml:space="preserve"># DRY-RUN: validate host resolution only - no real connection or changes {#sec12}</w:t>
       </w:r>
       <w:r>
         <w:br/>
@@ -3119,8 +3788,8 @@
         </w:pict>
       </w:r>
     </w:p>
-    <w:bookmarkEnd w:id="13"/>
-    <w:bookmarkStart w:id="14" w:name="sec10"/>
+    <w:bookmarkEnd w:id="14"/>
+    <w:bookmarkStart w:id="15" w:name="sec13"/>
     <w:p>
       <w:pPr>
         <w:pStyle w:val="Heading3"/>
@@ -3220,7 +3889,7 @@
         <w:rPr>
           <w:rStyle w:val="CommentTok"/>
         </w:rPr>
-        <w:t xml:space="preserve"># LIVE: connect to a specific appliance (credentials prompted interactively) {#sec11}</w:t>
+        <w:t xml:space="preserve"># LIVE: connect to a specific appliance (credentials prompted interactively) {#sec14}</w:t>
       </w:r>
       <w:r>
         <w:br/>
@@ -3276,7 +3945,7 @@
         <w:rPr>
           <w:rStyle w:val="CommentTok"/>
         </w:rPr>
-        <w:t xml:space="preserve"># LIVE + NON-INTERACTIVE: supply a PSCredential so nothing is prompted {#sec12}</w:t>
+        <w:t xml:space="preserve"># LIVE + NON-INTERACTIVE: supply a PSCredential so nothing is prompted {#sec15}</w:t>
       </w:r>
       <w:r>
         <w:br/>
@@ -3285,7 +3954,7 @@
         <w:rPr>
           <w:rStyle w:val="CommentTok"/>
         </w:rPr>
-        <w:t xml:space="preserve"># (used by runbooks / CI where AUTOMATED_MODE is set) {#sec13}</w:t>
+        <w:t xml:space="preserve"># (used by runbooks / CI where AUTOMATED_MODE is set) {#sec16}</w:t>
       </w:r>
       <w:r>
         <w:br/>
@@ -3398,7 +4067,7 @@
         <w:rPr>
           <w:rStyle w:val="CommentTok"/>
         </w:rPr>
-        <w:t xml:space="preserve"># BARE (no params) on a live run: prompts for the appliance host (interactive) {#sec14}</w:t>
+        <w:t xml:space="preserve"># BARE (no params) on a live run: prompts for the appliance host (interactive) {#sec17}</w:t>
       </w:r>
       <w:r>
         <w:br/>
@@ -3407,7 +4076,7 @@
         <w:rPr>
           <w:rStyle w:val="CommentTok"/>
         </w:rPr>
-        <w:t xml:space="preserve"># or warns "Connect-OneView requires -OneViewHost" in automated mode. {#sec15}</w:t>
+        <w:t xml:space="preserve"># or warns "Connect-OneView requires -OneViewHost" in automated mode. {#sec18}</w:t>
       </w:r>
       <w:r>
         <w:br/>
@@ -3427,7 +4096,7 @@
         <w:rPr>
           <w:rStyle w:val="CommentTok"/>
         </w:rPr>
-        <w:t xml:space="preserve"># DRY-RUN (no host): resolve the appliance from connection_hosts.json and {#sec16}</w:t>
+        <w:t xml:space="preserve"># DRY-RUN (no host): resolve the appliance from connection_hosts.json and {#sec19}</w:t>
       </w:r>
       <w:r>
         <w:br/>
@@ -3436,7 +4105,7 @@
         <w:rPr>
           <w:rStyle w:val="CommentTok"/>
         </w:rPr>
-        <w:t xml:space="preserve"># validate host resolution only - no real connection or changes. {#sec17}</w:t>
+        <w:t xml:space="preserve"># validate host resolution only - no real connection or changes. {#sec20}</w:t>
       </w:r>
       <w:r>
         <w:br/>
@@ -4014,8 +4683,8 @@
         </w:pict>
       </w:r>
     </w:p>
-    <w:bookmarkEnd w:id="14"/>
-    <w:bookmarkStart w:id="15" w:name="sec18"/>
+    <w:bookmarkEnd w:id="15"/>
+    <w:bookmarkStart w:id="16" w:name="sec21"/>
     <w:p>
       <w:pPr>
         <w:pStyle w:val="Heading3"/>
@@ -4082,7 +4751,7 @@
         <w:rPr>
           <w:rStyle w:val="CommentTok"/>
         </w:rPr>
-        <w:t xml:space="preserve"># Disconnect from the current OneView session {#sec19}</w:t>
+        <w:t xml:space="preserve"># Disconnect from the current OneView session {#sec22}</w:t>
       </w:r>
       <w:r>
         <w:br/>
@@ -4102,7 +4771,7 @@
         <w:rPr>
           <w:rStyle w:val="CommentTok"/>
         </w:rPr>
-        <w:t xml:space="preserve"># Force disconnection, suppressing any cleanup errors {#sec20}</w:t>
+        <w:t xml:space="preserve"># Force disconnection, suppressing any cleanup errors {#sec23}</w:t>
       </w:r>
       <w:r>
         <w:br/>
@@ -4328,8 +4997,8 @@
         </w:pict>
       </w:r>
     </w:p>
-    <w:bookmarkEnd w:id="15"/>
-    <w:bookmarkStart w:id="16" w:name="sec21"/>
+    <w:bookmarkEnd w:id="16"/>
+    <w:bookmarkStart w:id="17" w:name="sec24"/>
     <w:p>
       <w:pPr>
         <w:pStyle w:val="Heading3"/>
@@ -4439,7 +5108,7 @@
         <w:rPr>
           <w:rStyle w:val="CommentTok"/>
         </w:rPr>
-        <w:t xml:space="preserve"># BARE: no params - reports the ACTIVE OneView session (from Connect-OneView). {#sec22}</w:t>
+        <w:t xml:space="preserve"># BARE: no params - reports the ACTIVE OneView session (from Connect-OneView). {#sec25}</w:t>
       </w:r>
       <w:r>
         <w:br/>
@@ -4448,7 +5117,7 @@
         <w:rPr>
           <w:rStyle w:val="CommentTok"/>
         </w:rPr>
-        <w:t xml:space="preserve"># Never prompts. If nothing is connected it reports not connected. {#sec23}</w:t>
+        <w:t xml:space="preserve"># Never prompts. If nothing is connected it reports not connected. {#sec26}</w:t>
       </w:r>
       <w:r>
         <w:br/>
@@ -4468,7 +5137,7 @@
         <w:rPr>
           <w:rStyle w:val="CommentTok"/>
         </w:rPr>
-        <w:t xml:space="preserve"># WITH -OneViewHost: check a SPECIFIC appliance instead of the active session. {#sec24}</w:t>
+        <w:t xml:space="preserve"># WITH -OneViewHost: check a SPECIFIC appliance instead of the active session. {#sec27}</w:t>
       </w:r>
       <w:r>
         <w:br/>
@@ -4477,7 +5146,7 @@
         <w:rPr>
           <w:rStyle w:val="CommentTok"/>
         </w:rPr>
-        <w:t xml:space="preserve"># Connectivity + appliance version + managed server count {#sec25}</w:t>
+        <w:t xml:space="preserve"># Connectivity + appliance version + managed server count {#sec28}</w:t>
       </w:r>
       <w:r>
         <w:br/>
@@ -4551,7 +5220,7 @@
         <w:rPr>
           <w:rStyle w:val="CommentTok"/>
         </w:rPr>
-        <w:t xml:space="preserve"># Specific server status by name (still targets the named appliance) {#sec26}</w:t>
+        <w:t xml:space="preserve"># Specific server status by name (still targets the named appliance) {#sec29}</w:t>
       </w:r>
       <w:r>
         <w:br/>
@@ -4625,7 +5294,7 @@
         <w:rPr>
           <w:rStyle w:val="CommentTok"/>
         </w:rPr>
-        <w:t xml:space="preserve"># Specific server status by serial number (resolved via OneView) {#sec27}</w:t>
+        <w:t xml:space="preserve"># Specific server status by serial number (resolved via OneView) {#sec30}</w:t>
       </w:r>
       <w:r>
         <w:br/>
@@ -4712,7 +5381,7 @@
         <w:rPr>
           <w:rStyle w:val="CommentTok"/>
         </w:rPr>
-        <w:t xml:space="preserve"># SAME RESULT with a single parameter - -IdentifierType defaults to Auto and {#sec28}</w:t>
+        <w:t xml:space="preserve"># SAME RESULT with a single parameter - -IdentifierType defaults to Auto and {#sec31}</w:t>
       </w:r>
       <w:r>
         <w:br/>
@@ -4721,7 +5390,7 @@
         <w:rPr>
           <w:rStyle w:val="CommentTok"/>
         </w:rPr>
-        <w:t xml:space="preserve"># detects the serial automatically, so you never need to specify the type: {#sec29}</w:t>
+        <w:t xml:space="preserve"># detects the serial automatically, so you never need to specify the type: {#sec32}</w:t>
       </w:r>
       <w:r>
         <w:br/>
@@ -6250,8 +6919,8 @@
         </w:pict>
       </w:r>
     </w:p>
-    <w:bookmarkEnd w:id="16"/>
-    <w:bookmarkStart w:id="20" w:name="sec30"/>
+    <w:bookmarkEnd w:id="17"/>
+    <w:bookmarkStart w:id="21" w:name="sec33"/>
     <w:p>
       <w:pPr>
         <w:pStyle w:val="Heading3"/>
@@ -6403,7 +7072,7 @@
               <w:rPr>
                 <w:rStyle w:val="VerbatimChar"/>
               </w:rPr>
-              <w:t xml:space="preserve">MaintenanceModeEnabled</w:t>
+              <w:t xml:space="preserve">maintenanceMode</w:t>
             </w:r>
           </w:p>
         </w:tc>
@@ -6956,7 +7625,40 @@
         <w:t xml:space="preserve"> </w:t>
       </w:r>
       <w:r>
-        <w:t xml:space="preserve">OneView maintenance mode is a manual toggle on the server-hardware resource — there is</w:t>
+        <w:t xml:space="preserve">OneView’s</w:t>
+      </w:r>
+      <w:r>
+        <w:t xml:space="preserve"> </w:t>
+      </w:r>
+      <w:r>
+        <w:rPr>
+          <w:rStyle w:val="VerbatimChar"/>
+        </w:rPr>
+        <w:t xml:space="preserve">maintenanceMode</w:t>
+      </w:r>
+      <w:r>
+        <w:t xml:space="preserve"> </w:t>
+      </w:r>
+      <w:r>
+        <w:t xml:space="preserve">property is a manual toggle (</w:t>
+      </w:r>
+      <w:r>
+        <w:rPr>
+          <w:rStyle w:val="VerbatimChar"/>
+        </w:rPr>
+        <w:t xml:space="preserve">On</w:t>
+      </w:r>
+      <w:r>
+        <w:t xml:space="preserve">/</w:t>
+      </w:r>
+      <w:r>
+        <w:rPr>
+          <w:rStyle w:val="VerbatimChar"/>
+        </w:rPr>
+        <w:t xml:space="preserve">Off</w:t>
+      </w:r>
+      <w:r>
+        <w:t xml:space="preserve">) with</w:t>
       </w:r>
       <w:r>
         <w:t xml:space="preserve"> </w:t>
@@ -6972,7 +7674,22 @@
         <w:t xml:space="preserve"> </w:t>
       </w:r>
       <w:r>
-        <w:t xml:space="preserve">for it. Scheduled maintenance</w:t>
+        <w:t xml:space="preserve">of its own — the</w:t>
+      </w:r>
+      <w:r>
+        <w:t xml:space="preserve"> </w:t>
+      </w:r>
+      <w:r>
+        <w:rPr>
+          <w:rStyle w:val="VerbatimChar"/>
+        </w:rPr>
+        <w:t xml:space="preserve">MaintMode</w:t>
+      </w:r>
+      <w:r>
+        <w:t xml:space="preserve"> </w:t>
+      </w:r>
+      <w:r>
+        <w:t xml:space="preserve">column tells you in/out, not</w:t>
       </w:r>
       <w:r>
         <w:t xml:space="preserve"> </w:t>
@@ -6982,25 +7699,49 @@
           <w:i/>
           <w:iCs/>
         </w:rPr>
-        <w:t xml:space="preserve">windows</w:t>
-      </w:r>
-      <w:r>
-        <w:t xml:space="preserve"> </w:t>
-      </w:r>
-      <w:r>
-        <w:t xml:space="preserve">with start/end dates come from SCOM (see</w:t>
-      </w:r>
-      <w:r>
-        <w:t xml:space="preserve"> </w:t>
-      </w:r>
-      <w:r>
-        <w:rPr>
-          <w:rStyle w:val="VerbatimChar"/>
-        </w:rPr>
-        <w:t xml:space="preserve">Get-MaintenanceStatusReport</w:t>
-      </w:r>
-      <w:r>
-        <w:t xml:space="preserve">), not from OneView.</w:t>
+        <w:t xml:space="preserve">when</w:t>
+      </w:r>
+      <w:r>
+        <w:t xml:space="preserve"> </w:t>
+      </w:r>
+      <w:r>
+        <w:t xml:space="preserve">it was set. If you need the window, look at the audit JSON written by</w:t>
+      </w:r>
+      <w:r>
+        <w:t xml:space="preserve"> </w:t>
+      </w:r>
+      <w:r>
+        <w:rPr>
+          <w:rStyle w:val="VerbatimChar"/>
+        </w:rPr>
+        <w:t xml:space="preserve">Set-MaintenanceMode -Mode oneview</w:t>
+      </w:r>
+      <w:r>
+        <w:t xml:space="preserve"> </w:t>
+      </w:r>
+      <w:r>
+        <w:t xml:space="preserve">(it records</w:t>
+      </w:r>
+      <w:r>
+        <w:t xml:space="preserve"> </w:t>
+      </w:r>
+      <w:r>
+        <w:rPr>
+          <w:rStyle w:val="VerbatimChar"/>
+        </w:rPr>
+        <w:t xml:space="preserve">StartTime</w:t>
+      </w:r>
+      <w:r>
+        <w:t xml:space="preserve">/</w:t>
+      </w:r>
+      <w:r>
+        <w:rPr>
+          <w:rStyle w:val="VerbatimChar"/>
+        </w:rPr>
+        <w:t xml:space="preserve">EndTime</w:t>
+      </w:r>
+      <w:r>
+        <w:t xml:space="preserve">), not at the OneView resource.</w:t>
       </w:r>
     </w:p>
     <w:p>
@@ -7098,7 +7839,7 @@
         <w:rPr>
           <w:rStyle w:val="CommentTok"/>
         </w:rPr>
-        <w:t xml:space="preserve"># Full list of servers from current HPEOneView session (no params needed if connected) {#sec31}</w:t>
+        <w:t xml:space="preserve"># Full list of servers from current HPEOneView session (no params needed if connected) {#sec34}</w:t>
       </w:r>
       <w:r>
         <w:br/>
@@ -7118,7 +7859,7 @@
         <w:rPr>
           <w:rStyle w:val="CommentTok"/>
         </w:rPr>
-        <w:t xml:space="preserve"># Full list of servers connected to the appliance {#sec32}</w:t>
+        <w:t xml:space="preserve"># Full list of servers connected to the appliance {#sec35}</w:t>
       </w:r>
       <w:r>
         <w:br/>
@@ -7174,7 +7915,7 @@
         <w:rPr>
           <w:rStyle w:val="CommentTok"/>
         </w:rPr>
-        <w:t xml:space="preserve"># Narrow to critical-health or powered-on servers {#sec33}</w:t>
+        <w:t xml:space="preserve"># Narrow to critical-health or powered-on servers {#sec36}</w:t>
       </w:r>
       <w:r>
         <w:br/>
@@ -7323,7 +8064,7 @@
         <w:rPr>
           <w:rStyle w:val="CommentTok"/>
         </w:rPr>
-        <w:t xml:space="preserve"># Narrow to servers currently IN or OUT of OneView maintenance mode {#sec34}</w:t>
+        <w:t xml:space="preserve"># Narrow to servers currently IN or OUT of OneView maintenance mode {#sec37}</w:t>
       </w:r>
       <w:r>
         <w:br/>
@@ -7473,7 +8214,7 @@
         <w:rPr>
           <w:rStyle w:val="CommentTok"/>
         </w:rPr>
-        <w:t xml:space="preserve"># Condensed summary view (Server Name, Serial, MaintMode, Health, iLO IP only) {#sec35}</w:t>
+        <w:t xml:space="preserve"># Condensed summary view (Server Name, Serial, MaintMode, Health, iLO IP only) {#sec38}</w:t>
       </w:r>
       <w:r>
         <w:br/>
@@ -7548,7 +8289,7 @@
         <w:rPr>
           <w:rStyle w:val="CommentTok"/>
         </w:rPr>
-        <w:t xml:space="preserve"># Explicit full-field view (default when no switch is supplied) {#sec36}</w:t>
+        <w:t xml:space="preserve"># Explicit full-field view (default when no switch is supplied) {#sec39}</w:t>
       </w:r>
       <w:r>
         <w:br/>
@@ -7622,7 +8363,7 @@
         <w:rPr>
           <w:rStyle w:val="CommentTok"/>
         </w:rPr>
-        <w:t xml:space="preserve"># Narrow by partial / wildcard server name (substring AND * / ? wildcards) {#sec37}</w:t>
+        <w:t xml:space="preserve"># Narrow by partial / wildcard server name (substring AND * / ? wildcards) {#sec40}</w:t>
       </w:r>
       <w:r>
         <w:br/>
@@ -7921,7 +8662,7 @@
       <w:r>
         <w:t xml:space="preserve"> </w:t>
       </w:r>
-      <w:hyperlink r:id="rId17">
+      <w:hyperlink r:id="rId18">
         <w:r>
           <w:rPr>
             <w:rStyle w:val="Hyperlink"/>
@@ -7938,7 +8679,7 @@
       <w:r>
         <w:t xml:space="preserve"> </w:t>
       </w:r>
-      <w:hyperlink r:id="rId18">
+      <w:hyperlink r:id="rId19">
         <w:r>
           <w:rPr>
             <w:rStyle w:val="Hyperlink"/>
@@ -7982,7 +8723,7 @@
       <w:r>
         <w:t xml:space="preserve"> </w:t>
       </w:r>
-      <w:hyperlink r:id="rId19">
+      <w:hyperlink r:id="rId20">
         <w:r>
           <w:rPr>
             <w:rStyle w:val="Hyperlink"/>
@@ -9336,8 +10077,8 @@
         </w:pict>
       </w:r>
     </w:p>
-    <w:bookmarkEnd w:id="20"/>
-    <w:bookmarkStart w:id="22" w:name="sec38"/>
+    <w:bookmarkEnd w:id="21"/>
+    <w:bookmarkStart w:id="23" w:name="sec41"/>
     <w:p>
       <w:pPr>
         <w:pStyle w:val="Heading3"/>
@@ -9514,7 +10255,7 @@
       <w:r>
         <w:t xml:space="preserve"> </w:t>
       </w:r>
-      <w:hyperlink r:id="rId21">
+      <w:hyperlink r:id="rId22">
         <w:r>
           <w:rPr>
             <w:rStyle w:val="Hyperlink"/>
@@ -9597,7 +10338,7 @@
         <w:rPr>
           <w:rStyle w:val="CommentTok"/>
         </w:rPr>
-        <w:t xml:space="preserve"># UNC/SMB share (backslash or forward slash) - resolved to a cifs:// URL iLO can mount {#sec39}</w:t>
+        <w:t xml:space="preserve"># UNC/SMB share (backslash or forward slash) - resolved to a cifs:// URL iLO can mount {#sec42}</w:t>
       </w:r>
       <w:r>
         <w:br/>
@@ -9662,7 +10403,7 @@
         <w:rPr>
           <w:rStyle w:val="CommentTok"/>
         </w:rPr>
-        <w:t xml:space="preserve"># CIFS/SMB URL or HTTPS URL - used directly by iLO {#sec40}</w:t>
+        <w:t xml:space="preserve"># CIFS/SMB URL or HTTPS URL - used directly by iLO {#sec43}</w:t>
       </w:r>
       <w:r>
         <w:br/>
@@ -9727,7 +10468,7 @@
         <w:rPr>
           <w:rStyle w:val="CommentTok"/>
         </w:rPr>
-        <w:t xml:space="preserve"># Validate ISO + firmware locations together (same shared resolver for both) {#sec41}</w:t>
+        <w:t xml:space="preserve"># Validate ISO + firmware locations together (same shared resolver for both) {#sec44}</w:t>
       </w:r>
       <w:r>
         <w:br/>
@@ -9828,7 +10569,7 @@
         <w:rPr>
           <w:rStyle w:val="CommentTok"/>
         </w:rPr>
-        <w:t xml:space="preserve"># Validate the path format only (skip checking the files exist) {#sec42}</w:t>
+        <w:t xml:space="preserve"># Validate the path format only (skip checking the files exist) {#sec45}</w:t>
       </w:r>
       <w:r>
         <w:br/>
@@ -10018,9 +10759,9 @@
         </w:pict>
       </w:r>
     </w:p>
-    <w:bookmarkEnd w:id="22"/>
     <w:bookmarkEnd w:id="23"/>
-    <w:bookmarkStart w:id="26" w:name="sec43"/>
+    <w:bookmarkEnd w:id="24"/>
+    <w:bookmarkStart w:id="27" w:name="sec46"/>
     <w:p>
       <w:pPr>
         <w:pStyle w:val="Heading2"/>
@@ -10037,7 +10778,7 @@
         <w:t xml:space="preserve">How ISO filenames are generated and how local ISO paths are exposed to the iLO BMC over SMB/CIFS. Read this before passing a local path to a deploy command so you know the expected filename and the share name the iLO will mount.</w:t>
       </w:r>
     </w:p>
-    <w:bookmarkStart w:id="24" w:name="sec44"/>
+    <w:bookmarkStart w:id="25" w:name="sec47"/>
     <w:p>
       <w:pPr>
         <w:pStyle w:val="Heading3"/>
@@ -10070,7 +10811,7 @@
         <w:pStyle w:val="Compact"/>
         <w:numPr>
           <w:ilvl w:val="0"/>
-          <w:numId w:val="1013"/>
+          <w:numId w:val="1014"/>
         </w:numPr>
       </w:pPr>
       <w:r>
@@ -10160,7 +10901,7 @@
         <w:pStyle w:val="Compact"/>
         <w:numPr>
           <w:ilvl w:val="0"/>
-          <w:numId w:val="1013"/>
+          <w:numId w:val="1014"/>
         </w:numPr>
       </w:pPr>
       <w:r>
@@ -10314,8 +11055,8 @@
         </w:tc>
       </w:tr>
     </w:tbl>
-    <w:bookmarkEnd w:id="24"/>
-    <w:bookmarkStart w:id="25" w:name="sec45"/>
+    <w:bookmarkEnd w:id="25"/>
+    <w:bookmarkStart w:id="26" w:name="sec48"/>
     <w:p>
       <w:pPr>
         <w:pStyle w:val="Heading3"/>
@@ -10978,7 +11719,7 @@
       <w:r>
         <w:t xml:space="preserve"> </w:t>
       </w:r>
-      <w:hyperlink r:id="rId21">
+      <w:hyperlink r:id="rId22">
         <w:r>
           <w:rPr>
             <w:rStyle w:val="Hyperlink"/>
@@ -11061,7 +11802,7 @@
         <w:rPr>
           <w:rStyle w:val="CommentTok"/>
         </w:rPr>
-        <w:t xml:space="preserve"># Any of these work — pick the form that matches how your file is shared: {#sec46}</w:t>
+        <w:t xml:space="preserve"># Any of these work — pick the form that matches how your file is shared: {#sec49}</w:t>
       </w:r>
       <w:r>
         <w:br/>
@@ -11434,9 +12175,9 @@
         </w:pict>
       </w:r>
     </w:p>
-    <w:bookmarkEnd w:id="25"/>
     <w:bookmarkEnd w:id="26"/>
-    <w:bookmarkStart w:id="35" w:name="sec47"/>
+    <w:bookmarkEnd w:id="27"/>
+    <w:bookmarkStart w:id="36" w:name="sec50"/>
     <w:p>
       <w:pPr>
         <w:pStyle w:val="Heading2"/>
@@ -11458,7 +12199,7 @@
         <w:pStyle w:val="Compact"/>
         <w:numPr>
           <w:ilvl w:val="0"/>
-          <w:numId w:val="1014"/>
+          <w:numId w:val="1015"/>
         </w:numPr>
       </w:pPr>
       <w:r>
@@ -11480,7 +12221,7 @@
         <w:pStyle w:val="Compact"/>
         <w:numPr>
           <w:ilvl w:val="0"/>
-          <w:numId w:val="1014"/>
+          <w:numId w:val="1015"/>
         </w:numPr>
       </w:pPr>
       <w:r>
@@ -11642,7 +12383,7 @@
         <w:t xml:space="preserve">, these are not required because the ISO build/publish steps are skipped.</w:t>
       </w:r>
     </w:p>
-    <w:bookmarkStart w:id="27" w:name="sec48"/>
+    <w:bookmarkStart w:id="28" w:name="sec51"/>
     <w:p>
       <w:pPr>
         <w:pStyle w:val="Heading3"/>
@@ -11753,7 +12494,7 @@
         <w:rPr>
           <w:rStyle w:val="CommentTok"/>
         </w:rPr>
-        <w:t xml:space="preserve"># Full 4-eye review with confirmation prompt {#sec49}</w:t>
+        <w:t xml:space="preserve"># Full 4-eye review with confirmation prompt {#sec52}</w:t>
       </w:r>
       <w:r>
         <w:br/>
@@ -12025,7 +12766,7 @@
         <w:rPr>
           <w:rStyle w:val="CommentTok"/>
         </w:rPr>
-        <w:t xml:space="preserve"># Non-interactive deploy — passes -Deploy to skip the prompt and run immediately {#sec50}</w:t>
+        <w:t xml:space="preserve"># Non-interactive deploy — passes -Deploy to skip the prompt and run immediately {#sec53}</w:t>
       </w:r>
       <w:r>
         <w:br/>
@@ -13936,7 +14677,7 @@
         <w:rPr>
           <w:rStyle w:val="VerbatimChar"/>
         </w:rPr>
-        <w:t xml:space="preserve">### Full build (most common) {#sec51}</w:t>
+        <w:t xml:space="preserve">### Full build (most common) {#sec54}</w:t>
       </w:r>
       <w:r>
         <w:br/>
@@ -13969,7 +14710,7 @@
         <w:rPr>
           <w:rStyle w:val="VerbatimChar"/>
         </w:rPr>
-        <w:t xml:space="preserve"># Review + deploy in one command (recommended) {#sec52}</w:t>
+        <w:t xml:space="preserve"># Review + deploy in one command (recommended) {#sec55}</w:t>
       </w:r>
       <w:r>
         <w:br/>
@@ -14032,8 +14773,8 @@
         <w:t xml:space="preserve">to skip this behavior.</w:t>
       </w:r>
     </w:p>
-    <w:bookmarkEnd w:id="27"/>
-    <w:bookmarkStart w:id="31" w:name="sec53"/>
+    <w:bookmarkEnd w:id="28"/>
+    <w:bookmarkStart w:id="32" w:name="sec56"/>
     <w:p>
       <w:pPr>
         <w:pStyle w:val="Heading3"/>
@@ -14087,7 +14828,7 @@
         <w:pStyle w:val="Compact"/>
         <w:numPr>
           <w:ilvl w:val="0"/>
-          <w:numId w:val="1015"/>
+          <w:numId w:val="1016"/>
         </w:numPr>
       </w:pPr>
       <w:r>
@@ -14134,7 +14875,7 @@
         <w:pStyle w:val="Compact"/>
         <w:numPr>
           <w:ilvl w:val="0"/>
-          <w:numId w:val="1015"/>
+          <w:numId w:val="1016"/>
         </w:numPr>
       </w:pPr>
       <w:r>
@@ -14185,7 +14926,7 @@
         <w:t xml:space="preserve">via HPE SUT/SUM.</w:t>
       </w:r>
     </w:p>
-    <w:bookmarkStart w:id="28" w:name="sec54"/>
+    <w:bookmarkStart w:id="29" w:name="sec57"/>
     <w:p>
       <w:pPr>
         <w:pStyle w:val="Heading4"/>
@@ -14598,7 +15339,7 @@
         <w:rPr>
           <w:rStyle w:val="CommentTok"/>
         </w:rPr>
-        <w:t xml:space="preserve"># Backslash UNC (most common) {#sec55}</w:t>
+        <w:t xml:space="preserve"># Backslash UNC (most common) {#sec58}</w:t>
       </w:r>
       <w:r>
         <w:br/>
@@ -14784,7 +15525,7 @@
         <w:rPr>
           <w:rStyle w:val="CommentTok"/>
         </w:rPr>
-        <w:t xml:space="preserve"># Forward-slash UNC (identical result) {#sec56}</w:t>
+        <w:t xml:space="preserve"># Forward-slash UNC (identical result) {#sec59}</w:t>
       </w:r>
       <w:r>
         <w:br/>
@@ -14970,7 +15711,7 @@
         <w:rPr>
           <w:rStyle w:val="CommentTok"/>
         </w:rPr>
-        <w:t xml:space="preserve"># HTTPS (iLO downloads directly, no SMB share needed) {#sec57}</w:t>
+        <w:t xml:space="preserve"># HTTPS (iLO downloads directly, no SMB share needed) {#sec60}</w:t>
       </w:r>
       <w:r>
         <w:br/>
@@ -15156,7 +15897,7 @@
         <w:rPr>
           <w:rStyle w:val="CommentTok"/>
         </w:rPr>
-        <w:t xml:space="preserve"># CIFS/SMB URL {#sec58}</w:t>
+        <w:t xml:space="preserve"># CIFS/SMB URL {#sec61}</w:t>
       </w:r>
       <w:r>
         <w:br/>
@@ -15397,8 +16138,8 @@
         <w:t xml:space="preserve">disk) is rejected — the iLO BMC is a separate controller and cannot read local drives on the automation host.</w:t>
       </w:r>
     </w:p>
-    <w:bookmarkEnd w:id="28"/>
-    <w:bookmarkStart w:id="29" w:name="sec59"/>
+    <w:bookmarkEnd w:id="29"/>
+    <w:bookmarkStart w:id="30" w:name="sec62"/>
     <w:p>
       <w:pPr>
         <w:pStyle w:val="Heading4"/>
@@ -15524,7 +16265,7 @@
         <w:rPr>
           <w:rStyle w:val="CommentTok"/>
         </w:rPr>
-        <w:t xml:space="preserve"># Two UNC firmware folders (BIOS + iLO5) {#sec60}</w:t>
+        <w:t xml:space="preserve"># Two UNC firmware folders (BIOS + iLO5) {#sec63}</w:t>
       </w:r>
       <w:r>
         <w:br/>
@@ -15863,7 +16604,7 @@
         <w:rPr>
           <w:rStyle w:val="CommentTok"/>
         </w:rPr>
-        <w:t xml:space="preserve"># Mixed UNC + mapped drive (H: is expanded to its UNC automatically) {#sec61}</w:t>
+        <w:t xml:space="preserve"># Mixed UNC + mapped drive (H: is expanded to its UNC automatically) {#sec64}</w:t>
       </w:r>
       <w:r>
         <w:br/>
@@ -16121,7 +16862,7 @@
         <w:rPr>
           <w:rStyle w:val="CommentTok"/>
         </w:rPr>
-        <w:t xml:space="preserve"># HTTPS firmware repository {#sec62}</w:t>
+        <w:t xml:space="preserve"># HTTPS firmware repository {#sec65}</w:t>
       </w:r>
       <w:r>
         <w:br/>
@@ -16361,7 +17102,7 @@
         <w:rPr>
           <w:rStyle w:val="CommentTok"/>
         </w:rPr>
-        <w:t xml:space="preserve"># Validate firmware folders only (no change) — DryRun resolves + reports paths {#sec63}</w:t>
+        <w:t xml:space="preserve"># Validate firmware folders only (no change) — DryRun resolves + reports paths {#sec66}</w:t>
       </w:r>
       <w:r>
         <w:br/>
@@ -16683,8 +17424,8 @@
         <w:t xml:space="preserve">(not silently skipped).</w:t>
       </w:r>
     </w:p>
-    <w:bookmarkEnd w:id="29"/>
-    <w:bookmarkStart w:id="30" w:name="sec64"/>
+    <w:bookmarkEnd w:id="30"/>
+    <w:bookmarkStart w:id="31" w:name="sec67"/>
     <w:p>
       <w:pPr>
         <w:pStyle w:val="Heading4"/>
@@ -17033,9 +17774,9 @@
         <w:t xml:space="preserve">'srv01'</w:t>
       </w:r>
     </w:p>
-    <w:bookmarkEnd w:id="30"/>
     <w:bookmarkEnd w:id="31"/>
-    <w:bookmarkStart w:id="32" w:name="sec65"/>
+    <w:bookmarkEnd w:id="32"/>
+    <w:bookmarkStart w:id="33" w:name="sec68"/>
     <w:p>
       <w:pPr>
         <w:pStyle w:val="Heading3"/>
@@ -17208,8 +17949,8 @@
         <w:t xml:space="preserve">'srv01'</w:t>
       </w:r>
     </w:p>
-    <w:bookmarkEnd w:id="32"/>
-    <w:bookmarkStart w:id="33" w:name="sec66"/>
+    <w:bookmarkEnd w:id="33"/>
+    <w:bookmarkStart w:id="34" w:name="sec69"/>
     <w:p>
       <w:pPr>
         <w:pStyle w:val="Heading3"/>
@@ -17307,8 +18048,8 @@
         <w:t xml:space="preserve">'srv01'</w:t>
       </w:r>
     </w:p>
-    <w:bookmarkEnd w:id="33"/>
-    <w:bookmarkStart w:id="34" w:name="sec67"/>
+    <w:bookmarkEnd w:id="34"/>
+    <w:bookmarkStart w:id="35" w:name="sec70"/>
     <w:p>
       <w:pPr>
         <w:pStyle w:val="Heading3"/>
@@ -17581,9 +18322,9 @@
         </w:pict>
       </w:r>
     </w:p>
-    <w:bookmarkEnd w:id="34"/>
     <w:bookmarkEnd w:id="35"/>
-    <w:bookmarkStart w:id="56" w:name="sec68"/>
+    <w:bookmarkEnd w:id="36"/>
+    <w:bookmarkStart w:id="57" w:name="sec71"/>
     <w:p>
       <w:pPr>
         <w:pStyle w:val="Heading2"/>
@@ -17600,7 +18341,7 @@
         <w:t xml:space="preserve">Commands for deploying ISOs to servers and monitoring installation progress.</w:t>
       </w:r>
     </w:p>
-    <w:bookmarkStart w:id="38" w:name="sec69"/>
+    <w:bookmarkStart w:id="39" w:name="sec72"/>
     <w:p>
       <w:pPr>
         <w:pStyle w:val="Heading3"/>
@@ -17712,7 +18453,7 @@
         <w:t xml:space="preserve">Server srv01</w:t>
       </w:r>
     </w:p>
-    <w:bookmarkStart w:id="36" w:name="sec70"/>
+    <w:bookmarkStart w:id="37" w:name="sec73"/>
     <w:p>
       <w:pPr>
         <w:pStyle w:val="Heading4"/>
@@ -17786,8 +18527,8 @@
         <w:t xml:space="preserve">15</w:t>
       </w:r>
     </w:p>
-    <w:bookmarkEnd w:id="36"/>
-    <w:bookmarkStart w:id="37" w:name="sec71"/>
+    <w:bookmarkEnd w:id="37"/>
+    <w:bookmarkStart w:id="38" w:name="sec74"/>
     <w:p>
       <w:pPr>
         <w:pStyle w:val="Heading4"/>
@@ -18393,7 +19134,7 @@
         <w:rPr>
           <w:rStyle w:val="CommentTok"/>
         </w:rPr>
-        <w:t xml:space="preserve"># Target by serial number (resolved via OneView) {#sec72}</w:t>
+        <w:t xml:space="preserve"># Target by serial number (resolved via OneView) {#sec75}</w:t>
       </w:r>
       <w:r>
         <w:br/>
@@ -18544,9 +19285,9 @@
         </w:pict>
       </w:r>
     </w:p>
-    <w:bookmarkEnd w:id="37"/>
     <w:bookmarkEnd w:id="38"/>
-    <w:bookmarkStart w:id="43" w:name="sec73"/>
+    <w:bookmarkEnd w:id="39"/>
+    <w:bookmarkStart w:id="44" w:name="sec76"/>
     <w:p>
       <w:pPr>
         <w:pStyle w:val="Heading3"/>
@@ -18578,7 +19319,7 @@
         <w:pStyle w:val="Compact"/>
         <w:numPr>
           <w:ilvl w:val="0"/>
-          <w:numId w:val="1016"/>
+          <w:numId w:val="1017"/>
         </w:numPr>
       </w:pPr>
       <w:r>
@@ -18609,7 +19350,7 @@
         <w:pStyle w:val="Compact"/>
         <w:numPr>
           <w:ilvl w:val="0"/>
-          <w:numId w:val="1016"/>
+          <w:numId w:val="1017"/>
         </w:numPr>
       </w:pPr>
       <w:r>
@@ -18630,7 +19371,7 @@
         <w:pStyle w:val="Compact"/>
         <w:numPr>
           <w:ilvl w:val="0"/>
-          <w:numId w:val="1016"/>
+          <w:numId w:val="1017"/>
         </w:numPr>
       </w:pPr>
       <w:r>
@@ -18661,7 +19402,7 @@
         <w:pStyle w:val="Compact"/>
         <w:numPr>
           <w:ilvl w:val="0"/>
-          <w:numId w:val="1016"/>
+          <w:numId w:val="1017"/>
         </w:numPr>
       </w:pPr>
       <w:r>
@@ -18682,7 +19423,7 @@
         <w:pStyle w:val="Compact"/>
         <w:numPr>
           <w:ilvl w:val="0"/>
-          <w:numId w:val="1016"/>
+          <w:numId w:val="1017"/>
         </w:numPr>
       </w:pPr>
       <w:r>
@@ -18732,7 +19473,7 @@
         <w:pStyle w:val="Compact"/>
         <w:numPr>
           <w:ilvl w:val="0"/>
-          <w:numId w:val="1016"/>
+          <w:numId w:val="1017"/>
         </w:numPr>
       </w:pPr>
       <w:r>
@@ -18912,7 +19653,7 @@
         <w:t xml:space="preserve">Force</w:t>
       </w:r>
     </w:p>
-    <w:bookmarkStart w:id="39" w:name="sec74"/>
+    <w:bookmarkStart w:id="40" w:name="sec77"/>
     <w:p>
       <w:pPr>
         <w:pStyle w:val="Heading4"/>
@@ -19010,8 +19751,8 @@
         <w:t xml:space="preserve">'https://artifacts/isos/WinSrv2025_v1.0.iso'</w:t>
       </w:r>
     </w:p>
-    <w:bookmarkEnd w:id="39"/>
-    <w:bookmarkStart w:id="40" w:name="sec75"/>
+    <w:bookmarkEnd w:id="40"/>
+    <w:bookmarkStart w:id="41" w:name="sec78"/>
     <w:p>
       <w:pPr>
         <w:pStyle w:val="Heading4"/>
@@ -19073,8 +19814,8 @@
         <w:t xml:space="preserve">1.50</w:t>
       </w:r>
     </w:p>
-    <w:bookmarkEnd w:id="40"/>
-    <w:bookmarkStart w:id="41" w:name="sec76"/>
+    <w:bookmarkEnd w:id="41"/>
+    <w:bookmarkStart w:id="42" w:name="sec79"/>
     <w:p>
       <w:pPr>
         <w:pStyle w:val="Heading4"/>
@@ -19136,8 +19877,8 @@
         <w:t xml:space="preserve">1.50</w:t>
       </w:r>
     </w:p>
-    <w:bookmarkEnd w:id="41"/>
-    <w:bookmarkStart w:id="42" w:name="sec77"/>
+    <w:bookmarkEnd w:id="42"/>
+    <w:bookmarkStart w:id="43" w:name="sec80"/>
     <w:p>
       <w:pPr>
         <w:pStyle w:val="Heading4"/>
@@ -19378,7 +20119,7 @@
         <w:rPr>
           <w:rStyle w:val="CommentTok"/>
         </w:rPr>
-        <w:t xml:space="preserve"># Destructive: mount the ISO and immediately reboot into it (full reinstall) {#sec78}</w:t>
+        <w:t xml:space="preserve"># Destructive: mount the ISO and immediately reboot into it (full reinstall) {#sec81}</w:t>
       </w:r>
       <w:r>
         <w:br/>
@@ -19483,7 +20224,7 @@
         <w:rPr>
           <w:rStyle w:val="CommentTok"/>
         </w:rPr>
-        <w:t xml:space="preserve"># Non-destructive equivalent (review only — no reboot) {#sec79}</w:t>
+        <w:t xml:space="preserve"># Non-destructive equivalent (review only — no reboot) {#sec82}</w:t>
       </w:r>
       <w:r>
         <w:br/>
@@ -20317,9 +21058,9 @@
         </w:pict>
       </w:r>
     </w:p>
-    <w:bookmarkEnd w:id="42"/>
     <w:bookmarkEnd w:id="43"/>
-    <w:bookmarkStart w:id="46" w:name="sec80"/>
+    <w:bookmarkEnd w:id="44"/>
+    <w:bookmarkStart w:id="47" w:name="sec83"/>
     <w:p>
       <w:pPr>
         <w:pStyle w:val="Heading3"/>
@@ -20403,34 +21144,7 @@
         <w:t xml:space="preserve"> </w:t>
       </w:r>
       <w:r>
-        <w:t xml:space="preserve">- Validates the resolved server (power state, health, iLO IP, maintenance mode).</w:t>
-      </w:r>
-      <w:r>
-        <w:t xml:space="preserve"> </w:t>
-      </w:r>
-      <w:r>
-        <w:t xml:space="preserve">- Reuses an active OneView connection if present; otherwise connects with the supplied</w:t>
-      </w:r>
-      <w:r>
-        <w:t xml:space="preserve"> </w:t>
-      </w:r>
-      <w:r>
-        <w:rPr>
-          <w:rStyle w:val="VerbatimChar"/>
-        </w:rPr>
-        <w:t xml:space="preserve">-OneViewHost</w:t>
-      </w:r>
-      <w:r>
-        <w:t xml:space="preserve"> </w:t>
-      </w:r>
-      <w:r>
-        <w:t xml:space="preserve">(prompts for credentials). It never disconnects.</w:t>
-      </w:r>
-      <w:r>
-        <w:t xml:space="preserve"> </w:t>
-      </w:r>
-      <w:r>
-        <w:t xml:space="preserve">-</w:t>
+        <w:t xml:space="preserve">- Validates the resolved server (power state, health, iLO IP,</w:t>
       </w:r>
       <w:r>
         <w:t xml:space="preserve"> </w:t>
@@ -20440,27 +21154,37 @@
           <w:b/>
           <w:bCs/>
         </w:rPr>
-        <w:t xml:space="preserve">Read-only / non-destructive</w:t>
-      </w:r>
-      <w:r>
-        <w:t xml:space="preserve"> </w:t>
-      </w:r>
-      <w:r>
-        <w:t xml:space="preserve">— it only looks up and validates; it changes nothing.</w:t>
-      </w:r>
-      <w:r>
-        <w:t xml:space="preserve"> </w:t>
-      </w:r>
-      <w:r>
-        <w:t xml:space="preserve">- This is the single resolver every build/deploy command uses, so targeting stays consistent.</w:t>
-      </w:r>
-    </w:p>
-    <w:p>
-      <w:pPr>
-        <w:pStyle w:val="BodyText"/>
-      </w:pPr>
-      <w:r>
-        <w:t xml:space="preserve">Resolves and validates a target server via OneView.</w:t>
+        <w:t xml:space="preserve">maintenance mode</w:t>
+      </w:r>
+      <w:r>
+        <w:t xml:space="preserve">).</w:t>
+      </w:r>
+      <w:r>
+        <w:t xml:space="preserve"> </w:t>
+      </w:r>
+      <w:r>
+        <w:t xml:space="preserve">- Reuses an active OneView connection if present; otherwise connects with the supplied</w:t>
+      </w:r>
+      <w:r>
+        <w:t xml:space="preserve"> </w:t>
+      </w:r>
+      <w:r>
+        <w:rPr>
+          <w:rStyle w:val="VerbatimChar"/>
+        </w:rPr>
+        <w:t xml:space="preserve">-OneViewHost</w:t>
+      </w:r>
+      <w:r>
+        <w:t xml:space="preserve"> </w:t>
+      </w:r>
+      <w:r>
+        <w:t xml:space="preserve">(prompts for credentials). It never disconnects.</w:t>
+      </w:r>
+      <w:r>
+        <w:t xml:space="preserve"> </w:t>
+      </w:r>
+      <w:r>
+        <w:t xml:space="preserve">-</w:t>
       </w:r>
       <w:r>
         <w:t xml:space="preserve"> </w:t>
@@ -20470,25 +21194,27 @@
           <w:b/>
           <w:bCs/>
         </w:rPr>
-        <w:t xml:space="preserve">This is the central single-server module</w:t>
-      </w:r>
-      <w:r>
-        <w:t xml:space="preserve"> </w:t>
-      </w:r>
-      <w:r>
-        <w:t xml:space="preserve">every OneView automation command that acts on one server uses (via</w:t>
-      </w:r>
-      <w:r>
-        <w:t xml:space="preserve"> </w:t>
-      </w:r>
-      <w:r>
-        <w:rPr>
-          <w:rStyle w:val="VerbatimChar"/>
-        </w:rPr>
-        <w:t xml:space="preserve">Resolve-OneViewTarget</w:t>
-      </w:r>
-      <w:r>
-        <w:t xml:space="preserve">), so targeting is consistent and strict across the pipeline.</w:t>
+        <w:t xml:space="preserve">Read-only / non-destructive</w:t>
+      </w:r>
+      <w:r>
+        <w:t xml:space="preserve"> </w:t>
+      </w:r>
+      <w:r>
+        <w:t xml:space="preserve">— it only looks up and validates; it changes nothing.</w:t>
+      </w:r>
+      <w:r>
+        <w:t xml:space="preserve"> </w:t>
+      </w:r>
+      <w:r>
+        <w:t xml:space="preserve">- This is the single resolver every build/deploy command uses, so targeting stays consistent.</w:t>
+      </w:r>
+    </w:p>
+    <w:p>
+      <w:pPr>
+        <w:pStyle w:val="BodyText"/>
+      </w:pPr>
+      <w:r>
+        <w:t xml:space="preserve">Resolves and validates a target server via OneView.</w:t>
       </w:r>
       <w:r>
         <w:t xml:space="preserve"> </w:t>
@@ -20498,13 +21224,25 @@
           <w:b/>
           <w:bCs/>
         </w:rPr>
-        <w:t xml:space="preserve">Strict single-server:</w:t>
-      </w:r>
-      <w:r>
-        <w:t xml:space="preserve"> </w:t>
-      </w:r>
-      <w:r>
-        <w:t xml:space="preserve">a name or serial that matches more than one server is a hard failure - it never silently picks the first, because it underpins destructive operations (ISO attach/deploy, reboot, OS build).</w:t>
+        <w:t xml:space="preserve">This is the central single-server module</w:t>
+      </w:r>
+      <w:r>
+        <w:t xml:space="preserve"> </w:t>
+      </w:r>
+      <w:r>
+        <w:t xml:space="preserve">every OneView automation command that acts on one server uses (via</w:t>
+      </w:r>
+      <w:r>
+        <w:t xml:space="preserve"> </w:t>
+      </w:r>
+      <w:r>
+        <w:rPr>
+          <w:rStyle w:val="VerbatimChar"/>
+        </w:rPr>
+        <w:t xml:space="preserve">Resolve-OneViewTarget</w:t>
+      </w:r>
+      <w:r>
+        <w:t xml:space="preserve">), so targeting is consistent and strict across the pipeline.</w:t>
       </w:r>
       <w:r>
         <w:t xml:space="preserve"> </w:t>
@@ -20514,6 +21252,22 @@
           <w:b/>
           <w:bCs/>
         </w:rPr>
+        <w:t xml:space="preserve">Strict single-server:</w:t>
+      </w:r>
+      <w:r>
+        <w:t xml:space="preserve"> </w:t>
+      </w:r>
+      <w:r>
+        <w:t xml:space="preserve">a name or serial that matches more than one server is a hard failure - it never silently picks the first, because it underpins destructive operations (ISO attach/deploy, reboot, OS build).</w:t>
+      </w:r>
+      <w:r>
+        <w:t xml:space="preserve"> </w:t>
+      </w:r>
+      <w:r>
+        <w:rPr>
+          <w:b/>
+          <w:bCs/>
+        </w:rPr>
         <w:t xml:space="preserve">Connection behaviour (shared helper):</w:t>
       </w:r>
       <w:r>
@@ -20690,7 +21444,7 @@
         <w:t xml:space="preserve">local</w:t>
       </w:r>
     </w:p>
-    <w:bookmarkStart w:id="44" w:name="sec81"/>
+    <w:bookmarkStart w:id="45" w:name="sec84"/>
     <w:p>
       <w:pPr>
         <w:pStyle w:val="Heading4"/>
@@ -20776,8 +21530,8 @@
         <w:t xml:space="preserve">IdentifierType Serial</w:t>
       </w:r>
     </w:p>
-    <w:bookmarkEnd w:id="44"/>
-    <w:bookmarkStart w:id="45" w:name="sec82"/>
+    <w:bookmarkEnd w:id="45"/>
+    <w:bookmarkStart w:id="46" w:name="sec85"/>
     <w:p>
       <w:pPr>
         <w:pStyle w:val="Heading4"/>
@@ -21608,15 +22362,251 @@
       </w:r>
     </w:p>
     <w:p>
+      <w:pPr>
+        <w:pStyle w:val="BodyText"/>
+      </w:pPr>
+      <w:r>
+        <w:rPr>
+          <w:rStyle w:val="VerbatimChar"/>
+        </w:rPr>
+        <w:t xml:space="preserve">Details</w:t>
+      </w:r>
+      <w:r>
+        <w:t xml:space="preserve"> </w:t>
+      </w:r>
+      <w:r>
+        <w:t xml:space="preserve">is a normalized object mapping directly to the HPE OneView</w:t>
+      </w:r>
+      <w:r>
+        <w:t xml:space="preserve"> </w:t>
+      </w:r>
+      <w:r>
+        <w:rPr>
+          <w:rStyle w:val="VerbatimChar"/>
+        </w:rPr>
+        <w:t xml:space="preserve">ServerHardware</w:t>
+      </w:r>
+      <w:r>
+        <w:t xml:space="preserve"> </w:t>
+      </w:r>
+      <w:r>
+        <w:t xml:space="preserve">resource:</w:t>
+      </w:r>
+      <w:r>
+        <w:t xml:space="preserve"> </w:t>
+      </w:r>
+      <w:r>
+        <w:rPr>
+          <w:rStyle w:val="VerbatimChar"/>
+        </w:rPr>
+        <w:t xml:space="preserve">name</w:t>
+      </w:r>
+      <w:r>
+        <w:t xml:space="preserve">,</w:t>
+      </w:r>
+      <w:r>
+        <w:t xml:space="preserve"> </w:t>
+      </w:r>
+      <w:r>
+        <w:rPr>
+          <w:rStyle w:val="VerbatimChar"/>
+        </w:rPr>
+        <w:t xml:space="preserve">serial_number</w:t>
+      </w:r>
+      <w:r>
+        <w:t xml:space="preserve">,</w:t>
+      </w:r>
+      <w:r>
+        <w:t xml:space="preserve"> </w:t>
+      </w:r>
+      <w:r>
+        <w:rPr>
+          <w:rStyle w:val="VerbatimChar"/>
+        </w:rPr>
+        <w:t xml:space="preserve">model</w:t>
+      </w:r>
+      <w:r>
+        <w:t xml:space="preserve">,</w:t>
+      </w:r>
+      <w:r>
+        <w:t xml:space="preserve"> </w:t>
+      </w:r>
+      <w:r>
+        <w:rPr>
+          <w:rStyle w:val="VerbatimChar"/>
+        </w:rPr>
+        <w:t xml:space="preserve">power_state</w:t>
+      </w:r>
+      <w:r>
+        <w:t xml:space="preserve">,</w:t>
+      </w:r>
+      <w:r>
+        <w:t xml:space="preserve"> </w:t>
+      </w:r>
+      <w:r>
+        <w:rPr>
+          <w:rStyle w:val="VerbatimChar"/>
+        </w:rPr>
+        <w:t xml:space="preserve">health_status</w:t>
+      </w:r>
+      <w:r>
+        <w:t xml:space="preserve">,</w:t>
+      </w:r>
+      <w:r>
+        <w:t xml:space="preserve"> </w:t>
+      </w:r>
+      <w:r>
+        <w:rPr>
+          <w:rStyle w:val="VerbatimChar"/>
+        </w:rPr>
+        <w:t xml:space="preserve">maintenance_mode</w:t>
+      </w:r>
+      <w:r>
+        <w:t xml:space="preserve">,</w:t>
+      </w:r>
+      <w:r>
+        <w:t xml:space="preserve"> </w:t>
+      </w:r>
+      <w:r>
+        <w:rPr>
+          <w:rStyle w:val="VerbatimChar"/>
+        </w:rPr>
+        <w:t xml:space="preserve">ilo_ip</w:t>
+      </w:r>
+      <w:r>
+        <w:t xml:space="preserve">,</w:t>
+      </w:r>
+      <w:r>
+        <w:t xml:space="preserve"> </w:t>
+      </w:r>
+      <w:r>
+        <w:rPr>
+          <w:rStyle w:val="VerbatimChar"/>
+        </w:rPr>
+        <w:t xml:space="preserve">enclosure_name</w:t>
+      </w:r>
+      <w:r>
+        <w:t xml:space="preserve">,</w:t>
+      </w:r>
+      <w:r>
+        <w:t xml:space="preserve"> </w:t>
+      </w:r>
+      <w:r>
+        <w:rPr>
+          <w:rStyle w:val="VerbatimChar"/>
+        </w:rPr>
+        <w:t xml:space="preserve">enclosure_bay</w:t>
+      </w:r>
+      <w:r>
+        <w:t xml:space="preserve">,</w:t>
+      </w:r>
+      <w:r>
+        <w:t xml:space="preserve"> </w:t>
+      </w:r>
+      <w:r>
+        <w:rPr>
+          <w:rStyle w:val="VerbatimChar"/>
+        </w:rPr>
+        <w:t xml:space="preserve">oneview_uri</w:t>
+      </w:r>
+      <w:r>
+        <w:t xml:space="preserve">,</w:t>
+      </w:r>
+      <w:r>
+        <w:t xml:space="preserve"> </w:t>
+      </w:r>
+      <w:r>
+        <w:rPr>
+          <w:rStyle w:val="VerbatimChar"/>
+        </w:rPr>
+        <w:t xml:space="preserve">rom_version</w:t>
+      </w:r>
+      <w:r>
+        <w:t xml:space="preserve">.</w:t>
+      </w:r>
+      <w:r>
+        <w:t xml:space="preserve"> </w:t>
+      </w:r>
+      <w:r>
+        <w:rPr>
+          <w:rStyle w:val="VerbatimChar"/>
+        </w:rPr>
+        <w:t xml:space="preserve">maintenance_mode</w:t>
+      </w:r>
+      <w:r>
+        <w:t xml:space="preserve"> </w:t>
+      </w:r>
+      <w:r>
+        <w:t xml:space="preserve">is</w:t>
+      </w:r>
+      <w:r>
+        <w:t xml:space="preserve"> </w:t>
+      </w:r>
+      <w:r>
+        <w:rPr>
+          <w:rStyle w:val="VerbatimChar"/>
+        </w:rPr>
+        <w:t xml:space="preserve">Yes</w:t>
+      </w:r>
+      <w:r>
+        <w:t xml:space="preserve"> </w:t>
+      </w:r>
+      <w:r>
+        <w:t xml:space="preserve">when OneView has the server in maintenance mode and</w:t>
+      </w:r>
+      <w:r>
+        <w:t xml:space="preserve"> </w:t>
+      </w:r>
+      <w:r>
+        <w:rPr>
+          <w:rStyle w:val="VerbatimChar"/>
+        </w:rPr>
+        <w:t xml:space="preserve">No</w:t>
+      </w:r>
+      <w:r>
+        <w:t xml:space="preserve"> </w:t>
+      </w:r>
+      <w:r>
+        <w:t xml:space="preserve">otherwise (read from the OneView</w:t>
+      </w:r>
+      <w:r>
+        <w:t xml:space="preserve"> </w:t>
+      </w:r>
+      <w:r>
+        <w:rPr>
+          <w:rStyle w:val="VerbatimChar"/>
+        </w:rPr>
+        <w:t xml:space="preserve">maintenanceMode</w:t>
+      </w:r>
+      <w:r>
+        <w:t xml:space="preserve"> </w:t>
+      </w:r>
+      <w:r>
+        <w:t xml:space="preserve">property, the same field used by</w:t>
+      </w:r>
+      <w:r>
+        <w:t xml:space="preserve"> </w:t>
+      </w:r>
+      <w:r>
+        <w:rPr>
+          <w:rStyle w:val="VerbatimChar"/>
+        </w:rPr>
+        <w:t xml:space="preserve">Get-OneViewServerList</w:t>
+      </w:r>
+      <w:r>
+        <w:t xml:space="preserve">).</w:t>
+      </w:r>
+    </w:p>
+    <w:p>
       <w:r>
         <w:pict>
           <v:rect style="width:0;height:1.5pt" o:hralign="center" o:hrstd="t" o:hr="t"/>
         </w:pict>
       </w:r>
     </w:p>
-    <w:bookmarkEnd w:id="45"/>
     <w:bookmarkEnd w:id="46"/>
-    <w:bookmarkStart w:id="49" w:name="sec83"/>
+    <w:bookmarkEnd w:id="47"/>
+    <w:bookmarkStart w:id="50" w:name="sec86"/>
     <w:p>
       <w:pPr>
         <w:pStyle w:val="Heading3"/>
@@ -21912,7 +22902,7 @@
         <w:t xml:space="preserve">1.50</w:t>
       </w:r>
     </w:p>
-    <w:bookmarkStart w:id="47" w:name="sec84"/>
+    <w:bookmarkStart w:id="48" w:name="sec87"/>
     <w:p>
       <w:pPr>
         <w:pStyle w:val="Heading4"/>
@@ -21968,8 +22958,8 @@
         <w:t xml:space="preserve">SkipIsoUrl</w:t>
       </w:r>
     </w:p>
-    <w:bookmarkEnd w:id="47"/>
-    <w:bookmarkStart w:id="48" w:name="sec85"/>
+    <w:bookmarkEnd w:id="48"/>
+    <w:bookmarkStart w:id="49" w:name="sec88"/>
     <w:p>
       <w:pPr>
         <w:pStyle w:val="Heading4"/>
@@ -23009,9 +23999,9 @@
         </w:pict>
       </w:r>
     </w:p>
-    <w:bookmarkEnd w:id="48"/>
     <w:bookmarkEnd w:id="49"/>
-    <w:bookmarkStart w:id="52" w:name="sec86"/>
+    <w:bookmarkEnd w:id="50"/>
+    <w:bookmarkStart w:id="53" w:name="sec89"/>
     <w:p>
       <w:pPr>
         <w:pStyle w:val="Heading3"/>
@@ -23067,7 +24057,7 @@
         <w:t xml:space="preserve">local</w:t>
       </w:r>
     </w:p>
-    <w:bookmarkStart w:id="50" w:name="sec87"/>
+    <w:bookmarkStart w:id="51" w:name="sec90"/>
     <w:p>
       <w:pPr>
         <w:pStyle w:val="Heading4"/>
@@ -23111,8 +24101,8 @@
         <w:t xml:space="preserve">SkipCmClient</w:t>
       </w:r>
     </w:p>
-    <w:bookmarkEnd w:id="50"/>
-    <w:bookmarkStart w:id="51" w:name="sec88"/>
+    <w:bookmarkEnd w:id="51"/>
+    <w:bookmarkStart w:id="52" w:name="sec91"/>
     <w:p>
       <w:pPr>
         <w:pStyle w:val="Heading4"/>
@@ -23129,7 +24119,7 @@
         <w:rPr>
           <w:rStyle w:val="CommentTok"/>
         </w:rPr>
-        <w:t xml:space="preserve"># Target by serial number (resolved to hostname via OneView) {#sec89}</w:t>
+        <w:t xml:space="preserve"># Target by serial number (resolved to hostname via OneView) {#sec92}</w:t>
       </w:r>
       <w:r>
         <w:br/>
@@ -24134,9 +25124,9 @@
         </w:pict>
       </w:r>
     </w:p>
-    <w:bookmarkEnd w:id="51"/>
     <w:bookmarkEnd w:id="52"/>
-    <w:bookmarkStart w:id="55" w:name="sec90"/>
+    <w:bookmarkEnd w:id="53"/>
+    <w:bookmarkStart w:id="56" w:name="sec93"/>
     <w:p>
       <w:pPr>
         <w:pStyle w:val="Heading3"/>
@@ -24333,7 +25323,7 @@
         <w:t xml:space="preserve">Server srv01</w:t>
       </w:r>
     </w:p>
-    <w:bookmarkStart w:id="53" w:name="sec91"/>
+    <w:bookmarkStart w:id="54" w:name="sec94"/>
     <w:p>
       <w:pPr>
         <w:pStyle w:val="Heading4"/>
@@ -24401,8 +25391,8 @@
         <w:t xml:space="preserve">Method powershell</w:t>
       </w:r>
     </w:p>
-    <w:bookmarkEnd w:id="53"/>
-    <w:bookmarkStart w:id="54" w:name="sec92"/>
+    <w:bookmarkEnd w:id="54"/>
+    <w:bookmarkStart w:id="55" w:name="sec95"/>
     <w:p>
       <w:pPr>
         <w:pStyle w:val="Heading4"/>
@@ -25149,7 +26139,7 @@
         <w:rPr>
           <w:rStyle w:val="CommentTok"/>
         </w:rPr>
-        <w:t xml:space="preserve"># Target by serial number (resolved via OneView) {#sec93}</w:t>
+        <w:t xml:space="preserve"># Target by serial number (resolved via OneView) {#sec96}</w:t>
       </w:r>
       <w:r>
         <w:br/>
@@ -25303,10 +26293,10 @@
         </w:pict>
       </w:r>
     </w:p>
-    <w:bookmarkEnd w:id="54"/>
     <w:bookmarkEnd w:id="55"/>
     <w:bookmarkEnd w:id="56"/>
-    <w:bookmarkStart w:id="59" w:name="sec94"/>
+    <w:bookmarkEnd w:id="57"/>
+    <w:bookmarkStart w:id="63" w:name="sec97"/>
     <w:p>
       <w:pPr>
         <w:pStyle w:val="Heading2"/>
@@ -25325,7 +26315,7 @@
       <w:r>
         <w:t xml:space="preserve"> </w:t>
       </w:r>
-      <w:hyperlink r:id="rId57">
+      <w:hyperlink r:id="rId58">
         <w:r>
           <w:rPr>
             <w:rStyle w:val="VerbatimChar"/>
@@ -25340,7 +26330,7 @@
         <w:t xml:space="preserve">for the full guide.</w:t>
       </w:r>
     </w:p>
-    <w:bookmarkStart w:id="58" w:name="sec95"/>
+    <w:bookmarkStart w:id="59" w:name="sec98"/>
     <w:p>
       <w:pPr>
         <w:pStyle w:val="Heading3"/>
@@ -25415,9 +26405,2512 @@
         </w:pict>
       </w:r>
     </w:p>
-    <w:bookmarkEnd w:id="58"/>
     <w:bookmarkEnd w:id="59"/>
-    <w:bookmarkStart w:id="64" w:name="sec96"/>
+    <w:bookmarkStart w:id="61" w:name="sec99"/>
+    <w:p>
+      <w:pPr>
+        <w:pStyle w:val="Heading3"/>
+      </w:pPr>
+      <w:r>
+        <w:t xml:space="preserve">Enable OneView maintenance mode</w:t>
+      </w:r>
+    </w:p>
+    <w:p>
+      <w:pPr>
+        <w:pStyle w:val="FirstParagraph"/>
+      </w:pPr>
+      <w:r>
+        <w:rPr>
+          <w:rStyle w:val="VerbatimChar"/>
+        </w:rPr>
+        <w:t xml:space="preserve">Enable-OneViewMaintenanceMode</w:t>
+      </w:r>
+      <w:r>
+        <w:t xml:space="preserve"> </w:t>
+      </w:r>
+      <w:r>
+        <w:t xml:space="preserve">places a single HPE OneView server (or scope) into maintenance mode. It is the standalone OneView equivalent of</w:t>
+      </w:r>
+      <w:r>
+        <w:t xml:space="preserve"> </w:t>
+      </w:r>
+      <w:r>
+        <w:rPr>
+          <w:rStyle w:val="VerbatimChar"/>
+        </w:rPr>
+        <w:t xml:space="preserve">Set-MaintenanceMode -Mode oneview -Action enable</w:t>
+      </w:r>
+      <w:r>
+        <w:t xml:space="preserve"> </w:t>
+      </w:r>
+      <w:r>
+        <w:t xml:space="preserve">— use this when you only need to touch OneView. The appliance host is taken from</w:t>
+      </w:r>
+      <w:r>
+        <w:t xml:space="preserve"> </w:t>
+      </w:r>
+      <w:r>
+        <w:rPr>
+          <w:rStyle w:val="VerbatimChar"/>
+        </w:rPr>
+        <w:t xml:space="preserve">-OneViewHost</w:t>
+      </w:r>
+      <w:r>
+        <w:t xml:space="preserve"> </w:t>
+      </w:r>
+      <w:r>
+        <w:t xml:space="preserve">or from</w:t>
+      </w:r>
+      <w:r>
+        <w:t xml:space="preserve"> </w:t>
+      </w:r>
+      <w:r>
+        <w:rPr>
+          <w:rStyle w:val="VerbatimChar"/>
+        </w:rPr>
+        <w:t xml:space="preserve">oneview_config.json</w:t>
+      </w:r>
+      <w:r>
+        <w:t xml:space="preserve"> </w:t>
+      </w:r>
+      <w:r>
+        <w:t xml:space="preserve">(</w:t>
+      </w:r>
+      <w:r>
+        <w:rPr>
+          <w:rStyle w:val="VerbatimChar"/>
+        </w:rPr>
+        <w:t xml:space="preserve">appliance</w:t>
+      </w:r>
+      <w:r>
+        <w:t xml:space="preserve">); credentials are read from the env vars named in that config.</w:t>
+      </w:r>
+    </w:p>
+    <w:tbl>
+      <w:tblPr>
+        <w:tblStyle w:val="Table"/>
+        <w:tblW w:type="pct" w:w="5000"/>
+        <w:tblLayout w:type="fixed"/>
+        <w:tblLook w:firstRow="1" w:lastRow="0" w:firstColumn="0" w:lastColumn="0" w:noHBand="0" w:noVBand="0" w:val="0020"/>
+        <w:tblBorders>
+          <w:top w:val="single" w:sz="6" w:space="0" w:color="808080"/>
+          <w:left w:val="single" w:sz="6" w:space="0" w:color="808080"/>
+          <w:bottom w:val="single" w:sz="6" w:space="0" w:color="808080"/>
+          <w:right w:val="single" w:sz="6" w:space="0" w:color="808080"/>
+          <w:insideH w:val="single" w:sz="6" w:space="0" w:color="808080"/>
+          <w:insideV w:val="single" w:sz="6" w:space="0" w:color="808080"/>
+        </w:tblBorders>
+      </w:tblPr>
+      <w:tblGrid>
+        <w:gridCol w:w="1980"/>
+        <w:gridCol w:w="1980"/>
+        <w:gridCol w:w="1980"/>
+        <w:gridCol w:w="1980"/>
+      </w:tblGrid>
+      <w:tr>
+        <w:trPr>
+          <w:tblHeader w:val="on"/>
+        </w:trPr>
+        <w:tc>
+          <w:tcPr/>
+          <w:p>
+            <w:pPr>
+              <w:pStyle w:val="Compact"/>
+            </w:pPr>
+            <w:r>
+              <w:t xml:space="preserve">Parameter</w:t>
+            </w:r>
+          </w:p>
+        </w:tc>
+        <w:tc>
+          <w:tcPr/>
+          <w:p>
+            <w:pPr>
+              <w:pStyle w:val="Compact"/>
+            </w:pPr>
+            <w:r>
+              <w:t xml:space="preserve">Type</w:t>
+            </w:r>
+          </w:p>
+        </w:tc>
+        <w:tc>
+          <w:tcPr/>
+          <w:p>
+            <w:pPr>
+              <w:pStyle w:val="Compact"/>
+            </w:pPr>
+            <w:r>
+              <w:t xml:space="preserve">Mandatory</w:t>
+            </w:r>
+          </w:p>
+        </w:tc>
+        <w:tc>
+          <w:tcPr/>
+          <w:p>
+            <w:pPr>
+              <w:pStyle w:val="Compact"/>
+            </w:pPr>
+            <w:r>
+              <w:t xml:space="preserve">Notes</w:t>
+            </w:r>
+          </w:p>
+        </w:tc>
+      </w:tr>
+      <w:tr>
+        <w:tc>
+          <w:tcPr/>
+          <w:p>
+            <w:pPr>
+              <w:pStyle w:val="Compact"/>
+            </w:pPr>
+            <w:r>
+              <w:rPr>
+                <w:rStyle w:val="VerbatimChar"/>
+              </w:rPr>
+              <w:t xml:space="preserve">-TargetId</w:t>
+            </w:r>
+          </w:p>
+        </w:tc>
+        <w:tc>
+          <w:tcPr/>
+          <w:p>
+            <w:pPr>
+              <w:pStyle w:val="Compact"/>
+            </w:pPr>
+            <w:r>
+              <w:t xml:space="preserve">string</w:t>
+            </w:r>
+          </w:p>
+        </w:tc>
+        <w:tc>
+          <w:tcPr/>
+          <w:p>
+            <w:pPr>
+              <w:pStyle w:val="Compact"/>
+            </w:pPr>
+            <w:r>
+              <w:t xml:space="preserve">No</w:t>
+            </w:r>
+          </w:p>
+        </w:tc>
+        <w:tc>
+          <w:tcPr/>
+          <w:p>
+            <w:pPr>
+              <w:pStyle w:val="Compact"/>
+            </w:pPr>
+            <w:r>
+              <w:t xml:space="preserve">Server or scope name (position 0). Ignored if</w:t>
+            </w:r>
+            <w:r>
+              <w:t xml:space="preserve"> </w:t>
+            </w:r>
+            <w:r>
+              <w:rPr>
+                <w:rStyle w:val="VerbatimChar"/>
+              </w:rPr>
+              <w:t xml:space="preserve">-SerialNumber</w:t>
+            </w:r>
+            <w:r>
+              <w:t xml:space="preserve"> </w:t>
+            </w:r>
+            <w:r>
+              <w:t xml:space="preserve">is supplied.</w:t>
+            </w:r>
+          </w:p>
+        </w:tc>
+      </w:tr>
+      <w:tr>
+        <w:tc>
+          <w:tcPr/>
+          <w:p>
+            <w:pPr>
+              <w:pStyle w:val="Compact"/>
+            </w:pPr>
+            <w:r>
+              <w:rPr>
+                <w:rStyle w:val="VerbatimChar"/>
+              </w:rPr>
+              <w:t xml:space="preserve">-TargetType</w:t>
+            </w:r>
+          </w:p>
+        </w:tc>
+        <w:tc>
+          <w:tcPr/>
+          <w:p>
+            <w:pPr>
+              <w:pStyle w:val="Compact"/>
+            </w:pPr>
+            <w:r>
+              <w:t xml:space="preserve">string</w:t>
+            </w:r>
+          </w:p>
+        </w:tc>
+        <w:tc>
+          <w:tcPr/>
+          <w:p>
+            <w:pPr>
+              <w:pStyle w:val="Compact"/>
+            </w:pPr>
+            <w:r>
+              <w:rPr>
+                <w:b/>
+                <w:bCs/>
+              </w:rPr>
+              <w:t xml:space="preserve">Yes</w:t>
+            </w:r>
+          </w:p>
+        </w:tc>
+        <w:tc>
+          <w:tcPr/>
+          <w:p>
+            <w:pPr>
+              <w:pStyle w:val="Compact"/>
+            </w:pPr>
+            <w:r>
+              <w:rPr>
+                <w:rStyle w:val="VerbatimChar"/>
+              </w:rPr>
+              <w:t xml:space="preserve">ServerHardware</w:t>
+            </w:r>
+            <w:r>
+              <w:t xml:space="preserve"> </w:t>
+            </w:r>
+            <w:r>
+              <w:t xml:space="preserve">(default) or</w:t>
+            </w:r>
+            <w:r>
+              <w:t xml:space="preserve"> </w:t>
+            </w:r>
+            <w:r>
+              <w:rPr>
+                <w:rStyle w:val="VerbatimChar"/>
+              </w:rPr>
+              <w:t xml:space="preserve">Scope</w:t>
+            </w:r>
+            <w:r>
+              <w:t xml:space="preserve"> </w:t>
+            </w:r>
+            <w:r>
+              <w:t xml:space="preserve">(position 1, ValidateSet).</w:t>
+            </w:r>
+          </w:p>
+        </w:tc>
+      </w:tr>
+      <w:tr>
+        <w:tc>
+          <w:tcPr/>
+          <w:p>
+            <w:pPr>
+              <w:pStyle w:val="Compact"/>
+            </w:pPr>
+            <w:r>
+              <w:rPr>
+                <w:rStyle w:val="VerbatimChar"/>
+              </w:rPr>
+              <w:t xml:space="preserve">-Environment</w:t>
+            </w:r>
+          </w:p>
+        </w:tc>
+        <w:tc>
+          <w:tcPr/>
+          <w:p>
+            <w:pPr>
+              <w:pStyle w:val="Compact"/>
+            </w:pPr>
+            <w:r>
+              <w:t xml:space="preserve">string</w:t>
+            </w:r>
+          </w:p>
+        </w:tc>
+        <w:tc>
+          <w:tcPr/>
+          <w:p>
+            <w:pPr>
+              <w:pStyle w:val="Compact"/>
+            </w:pPr>
+            <w:r>
+              <w:t xml:space="preserve">No</w:t>
+            </w:r>
+          </w:p>
+        </w:tc>
+        <w:tc>
+          <w:tcPr/>
+          <w:p>
+            <w:pPr>
+              <w:pStyle w:val="Compact"/>
+            </w:pPr>
+            <w:r>
+              <w:rPr>
+                <w:rStyle w:val="VerbatimChar"/>
+              </w:rPr>
+              <w:t xml:space="preserve">Test</w:t>
+            </w:r>
+            <w:r>
+              <w:t xml:space="preserve"> </w:t>
+            </w:r>
+            <w:r>
+              <w:t xml:space="preserve">or</w:t>
+            </w:r>
+            <w:r>
+              <w:t xml:space="preserve"> </w:t>
+            </w:r>
+            <w:r>
+              <w:rPr>
+                <w:rStyle w:val="VerbatimChar"/>
+              </w:rPr>
+              <w:t xml:space="preserve">Prod</w:t>
+            </w:r>
+            <w:r>
+              <w:t xml:space="preserve">.</w:t>
+            </w:r>
+          </w:p>
+        </w:tc>
+      </w:tr>
+      <w:tr>
+        <w:tc>
+          <w:tcPr/>
+          <w:p>
+            <w:pPr>
+              <w:pStyle w:val="Compact"/>
+            </w:pPr>
+            <w:r>
+              <w:rPr>
+                <w:rStyle w:val="VerbatimChar"/>
+              </w:rPr>
+              <w:t xml:space="preserve">-OneViewHost</w:t>
+            </w:r>
+          </w:p>
+        </w:tc>
+        <w:tc>
+          <w:tcPr/>
+          <w:p>
+            <w:pPr>
+              <w:pStyle w:val="Compact"/>
+            </w:pPr>
+            <w:r>
+              <w:t xml:space="preserve">string</w:t>
+            </w:r>
+          </w:p>
+        </w:tc>
+        <w:tc>
+          <w:tcPr/>
+          <w:p>
+            <w:pPr>
+              <w:pStyle w:val="Compact"/>
+            </w:pPr>
+            <w:r>
+              <w:t xml:space="preserve">No</w:t>
+            </w:r>
+          </w:p>
+        </w:tc>
+        <w:tc>
+          <w:tcPr/>
+          <w:p>
+            <w:pPr>
+              <w:pStyle w:val="Compact"/>
+            </w:pPr>
+            <w:r>
+              <w:t xml:space="preserve">OneView appliance host. Alias:</w:t>
+            </w:r>
+            <w:r>
+              <w:t xml:space="preserve"> </w:t>
+            </w:r>
+            <w:r>
+              <w:rPr>
+                <w:rStyle w:val="VerbatimChar"/>
+              </w:rPr>
+              <w:t xml:space="preserve">OVHost</w:t>
+            </w:r>
+            <w:r>
+              <w:t xml:space="preserve">.</w:t>
+            </w:r>
+          </w:p>
+        </w:tc>
+      </w:tr>
+      <w:tr>
+        <w:tc>
+          <w:tcPr/>
+          <w:p>
+            <w:pPr>
+              <w:pStyle w:val="Compact"/>
+            </w:pPr>
+            <w:r>
+              <w:rPr>
+                <w:rStyle w:val="VerbatimChar"/>
+              </w:rPr>
+              <w:t xml:space="preserve">-SerialNumber</w:t>
+            </w:r>
+          </w:p>
+        </w:tc>
+        <w:tc>
+          <w:tcPr/>
+          <w:p>
+            <w:pPr>
+              <w:pStyle w:val="Compact"/>
+            </w:pPr>
+            <w:r>
+              <w:t xml:space="preserve">string</w:t>
+            </w:r>
+          </w:p>
+        </w:tc>
+        <w:tc>
+          <w:tcPr/>
+          <w:p>
+            <w:pPr>
+              <w:pStyle w:val="Compact"/>
+            </w:pPr>
+            <w:r>
+              <w:t xml:space="preserve">No</w:t>
+            </w:r>
+          </w:p>
+        </w:tc>
+        <w:tc>
+          <w:tcPr/>
+          <w:p>
+            <w:pPr>
+              <w:pStyle w:val="Compact"/>
+            </w:pPr>
+            <w:r>
+              <w:t xml:space="preserve">Resolve the target server by serial instead of</w:t>
+            </w:r>
+            <w:r>
+              <w:t xml:space="preserve"> </w:t>
+            </w:r>
+            <w:r>
+              <w:rPr>
+                <w:rStyle w:val="VerbatimChar"/>
+              </w:rPr>
+              <w:t xml:space="preserve">-TargetId</w:t>
+            </w:r>
+            <w:r>
+              <w:t xml:space="preserve">. Alias:</w:t>
+            </w:r>
+            <w:r>
+              <w:t xml:space="preserve"> </w:t>
+            </w:r>
+            <w:r>
+              <w:rPr>
+                <w:rStyle w:val="VerbatimChar"/>
+              </w:rPr>
+              <w:t xml:space="preserve">Srl</w:t>
+            </w:r>
+            <w:r>
+              <w:t xml:space="preserve">.</w:t>
+            </w:r>
+          </w:p>
+        </w:tc>
+      </w:tr>
+      <w:tr>
+        <w:tc>
+          <w:tcPr/>
+          <w:p>
+            <w:pPr>
+              <w:pStyle w:val="Compact"/>
+            </w:pPr>
+            <w:r>
+              <w:rPr>
+                <w:rStyle w:val="VerbatimChar"/>
+              </w:rPr>
+              <w:t xml:space="preserve">-Start</w:t>
+            </w:r>
+            <w:r>
+              <w:t xml:space="preserve"> </w:t>
+            </w:r>
+            <w:r>
+              <w:t xml:space="preserve">/</w:t>
+            </w:r>
+            <w:r>
+              <w:t xml:space="preserve"> </w:t>
+            </w:r>
+            <w:r>
+              <w:rPr>
+                <w:rStyle w:val="VerbatimChar"/>
+              </w:rPr>
+              <w:t xml:space="preserve">-End</w:t>
+            </w:r>
+          </w:p>
+        </w:tc>
+        <w:tc>
+          <w:tcPr/>
+          <w:p>
+            <w:pPr>
+              <w:pStyle w:val="Compact"/>
+            </w:pPr>
+            <w:r>
+              <w:t xml:space="preserve">string</w:t>
+            </w:r>
+          </w:p>
+        </w:tc>
+        <w:tc>
+          <w:tcPr/>
+          <w:p>
+            <w:pPr>
+              <w:pStyle w:val="Compact"/>
+            </w:pPr>
+            <w:r>
+              <w:t xml:space="preserve">No</w:t>
+            </w:r>
+          </w:p>
+        </w:tc>
+        <w:tc>
+          <w:tcPr/>
+          <w:p>
+            <w:pPr>
+              <w:pStyle w:val="Compact"/>
+            </w:pPr>
+            <w:r>
+              <w:rPr>
+                <w:b/>
+                <w:bCs/>
+              </w:rPr>
+              <w:t xml:space="preserve">Accepted for symmetry with</w:t>
+            </w:r>
+            <w:r>
+              <w:rPr>
+                <w:b/>
+                <w:bCs/>
+              </w:rPr>
+              <w:t xml:space="preserve"> </w:t>
+            </w:r>
+            <w:r>
+              <w:rPr>
+                <w:rStyle w:val="VerbatimChar"/>
+                <w:b/>
+                <w:bCs/>
+              </w:rPr>
+              <w:t xml:space="preserve">Set-MaintenanceMode</w:t>
+            </w:r>
+            <w:r>
+              <w:rPr>
+                <w:b/>
+                <w:bCs/>
+              </w:rPr>
+              <w:t xml:space="preserve"> </w:t>
+            </w:r>
+            <w:r>
+              <w:rPr>
+                <w:b/>
+                <w:bCs/>
+              </w:rPr>
+              <w:t xml:space="preserve">but INERT in this standalone cmdlet</w:t>
+            </w:r>
+            <w:r>
+              <w:t xml:space="preserve"> </w:t>
+            </w:r>
+            <w:r>
+              <w:t xml:space="preserve">— OneView’s</w:t>
+            </w:r>
+            <w:r>
+              <w:t xml:space="preserve"> </w:t>
+            </w:r>
+            <w:r>
+              <w:rPr>
+                <w:rStyle w:val="VerbatimChar"/>
+              </w:rPr>
+              <w:t xml:space="preserve">Enable-OVMaintenanceMode</w:t>
+            </w:r>
+            <w:r>
+              <w:t xml:space="preserve"> </w:t>
+            </w:r>
+            <w:r>
+              <w:t xml:space="preserve">takes no window, no disable task is created, and the values are never sent to OneView. They are parsed and defaulted (now / +4h) only so the typed</w:t>
+            </w:r>
+            <w:r>
+              <w:t xml:space="preserve"> </w:t>
+            </w:r>
+            <w:r>
+              <w:rPr>
+                <w:rStyle w:val="VerbatimChar"/>
+              </w:rPr>
+              <w:t xml:space="preserve">[DateTime]</w:t>
+            </w:r>
+            <w:r>
+              <w:t xml:space="preserve"> </w:t>
+            </w:r>
+            <w:r>
+              <w:t xml:space="preserve">params downstream are never bound to $null, and are recorded in the result as</w:t>
+            </w:r>
+            <w:r>
+              <w:t xml:space="preserve"> </w:t>
+            </w:r>
+            <w:r>
+              <w:rPr>
+                <w:rStyle w:val="VerbatimChar"/>
+              </w:rPr>
+              <w:t xml:space="preserve">StartTime</w:t>
+            </w:r>
+            <w:r>
+              <w:t xml:space="preserve">/</w:t>
+            </w:r>
+            <w:r>
+              <w:rPr>
+                <w:rStyle w:val="VerbatimChar"/>
+              </w:rPr>
+              <w:t xml:space="preserve">EndTime</w:t>
+            </w:r>
+            <w:r>
+              <w:t xml:space="preserve"> </w:t>
+            </w:r>
+            <w:r>
+              <w:t xml:space="preserve">for audit consistency. Maintenance mode stays on until you run</w:t>
+            </w:r>
+            <w:r>
+              <w:t xml:space="preserve"> </w:t>
+            </w:r>
+            <w:r>
+              <w:rPr>
+                <w:rStyle w:val="VerbatimChar"/>
+              </w:rPr>
+              <w:t xml:space="preserve">Disable-OneViewMaintenanceMode</w:t>
+            </w:r>
+            <w:r>
+              <w:t xml:space="preserve">.</w:t>
+            </w:r>
+          </w:p>
+        </w:tc>
+      </w:tr>
+      <w:tr>
+        <w:tc>
+          <w:tcPr/>
+          <w:p>
+            <w:pPr>
+              <w:pStyle w:val="Compact"/>
+            </w:pPr>
+            <w:r>
+              <w:rPr>
+                <w:rStyle w:val="VerbatimChar"/>
+              </w:rPr>
+              <w:t xml:space="preserve">-ConfigDir</w:t>
+            </w:r>
+          </w:p>
+        </w:tc>
+        <w:tc>
+          <w:tcPr/>
+          <w:p>
+            <w:pPr>
+              <w:pStyle w:val="Compact"/>
+            </w:pPr>
+            <w:r>
+              <w:t xml:space="preserve">string</w:t>
+            </w:r>
+          </w:p>
+        </w:tc>
+        <w:tc>
+          <w:tcPr/>
+          <w:p>
+            <w:pPr>
+              <w:pStyle w:val="Compact"/>
+            </w:pPr>
+            <w:r>
+              <w:t xml:space="preserve">No</w:t>
+            </w:r>
+          </w:p>
+        </w:tc>
+        <w:tc>
+          <w:tcPr/>
+          <w:p>
+            <w:pPr>
+              <w:pStyle w:val="Compact"/>
+            </w:pPr>
+            <w:r>
+              <w:t xml:space="preserve">Config dir holding</w:t>
+            </w:r>
+            <w:r>
+              <w:t xml:space="preserve"> </w:t>
+            </w:r>
+            <w:r>
+              <w:rPr>
+                <w:rStyle w:val="VerbatimChar"/>
+              </w:rPr>
+              <w:t xml:space="preserve">oneview_config.json</w:t>
+            </w:r>
+            <w:r>
+              <w:t xml:space="preserve"> </w:t>
+            </w:r>
+            <w:r>
+              <w:t xml:space="preserve">(default</w:t>
+            </w:r>
+            <w:r>
+              <w:t xml:space="preserve"> </w:t>
+            </w:r>
+            <w:r>
+              <w:rPr>
+                <w:rStyle w:val="VerbatimChar"/>
+              </w:rPr>
+              <w:t xml:space="preserve">configs</w:t>
+            </w:r>
+            <w:r>
+              <w:t xml:space="preserve">). Alias:</w:t>
+            </w:r>
+            <w:r>
+              <w:t xml:space="preserve"> </w:t>
+            </w:r>
+            <w:r>
+              <w:rPr>
+                <w:rStyle w:val="VerbatimChar"/>
+              </w:rPr>
+              <w:t xml:space="preserve">CfgDir</w:t>
+            </w:r>
+            <w:r>
+              <w:t xml:space="preserve">.</w:t>
+            </w:r>
+          </w:p>
+        </w:tc>
+      </w:tr>
+      <w:tr>
+        <w:tc>
+          <w:tcPr/>
+          <w:p>
+            <w:pPr>
+              <w:pStyle w:val="Compact"/>
+            </w:pPr>
+            <w:r>
+              <w:rPr>
+                <w:rStyle w:val="VerbatimChar"/>
+              </w:rPr>
+              <w:t xml:space="preserve">-DryRun</w:t>
+            </w:r>
+          </w:p>
+        </w:tc>
+        <w:tc>
+          <w:tcPr/>
+          <w:p>
+            <w:pPr>
+              <w:pStyle w:val="Compact"/>
+            </w:pPr>
+            <w:r>
+              <w:t xml:space="preserve">switch</w:t>
+            </w:r>
+          </w:p>
+        </w:tc>
+        <w:tc>
+          <w:tcPr/>
+          <w:p>
+            <w:pPr>
+              <w:pStyle w:val="Compact"/>
+            </w:pPr>
+            <w:r>
+              <w:t xml:space="preserve">No</w:t>
+            </w:r>
+          </w:p>
+        </w:tc>
+        <w:tc>
+          <w:tcPr/>
+          <w:p>
+            <w:pPr>
+              <w:pStyle w:val="Compact"/>
+            </w:pPr>
+            <w:r>
+              <w:t xml:space="preserve">Resolve + validate without actually enabling. Alias:</w:t>
+            </w:r>
+            <w:r>
+              <w:t xml:space="preserve"> </w:t>
+            </w:r>
+            <w:r>
+              <w:rPr>
+                <w:rStyle w:val="VerbatimChar"/>
+              </w:rPr>
+              <w:t xml:space="preserve">Dry</w:t>
+            </w:r>
+            <w:r>
+              <w:t xml:space="preserve">.</w:t>
+            </w:r>
+          </w:p>
+        </w:tc>
+      </w:tr>
+      <w:tr>
+        <w:tc>
+          <w:tcPr/>
+          <w:p>
+            <w:pPr>
+              <w:pStyle w:val="Compact"/>
+            </w:pPr>
+            <w:r>
+              <w:rPr>
+                <w:rStyle w:val="VerbatimChar"/>
+              </w:rPr>
+              <w:t xml:space="preserve">-NoSchedule</w:t>
+            </w:r>
+          </w:p>
+        </w:tc>
+        <w:tc>
+          <w:tcPr/>
+          <w:p>
+            <w:pPr>
+              <w:pStyle w:val="Compact"/>
+            </w:pPr>
+            <w:r>
+              <w:t xml:space="preserve">switch</w:t>
+            </w:r>
+          </w:p>
+        </w:tc>
+        <w:tc>
+          <w:tcPr/>
+          <w:p>
+            <w:pPr>
+              <w:pStyle w:val="Compact"/>
+            </w:pPr>
+            <w:r>
+              <w:t xml:space="preserve">No</w:t>
+            </w:r>
+          </w:p>
+        </w:tc>
+        <w:tc>
+          <w:tcPr/>
+          <w:p>
+            <w:pPr>
+              <w:pStyle w:val="Compact"/>
+            </w:pPr>
+            <w:r>
+              <w:rPr>
+                <w:b/>
+                <w:bCs/>
+              </w:rPr>
+              <w:t xml:space="preserve">No effect in this standalone cmdlet</w:t>
+            </w:r>
+            <w:r>
+              <w:t xml:space="preserve"> </w:t>
+            </w:r>
+            <w:r>
+              <w:t xml:space="preserve">—</w:t>
+            </w:r>
+            <w:r>
+              <w:t xml:space="preserve"> </w:t>
+            </w:r>
+            <w:r>
+              <w:rPr>
+                <w:rStyle w:val="VerbatimChar"/>
+              </w:rPr>
+              <w:t xml:space="preserve">Enable-OneViewMaintenanceMode</w:t>
+            </w:r>
+            <w:r>
+              <w:t xml:space="preserve"> </w:t>
+            </w:r>
+            <w:r>
+              <w:t xml:space="preserve">never creates a Windows Task Scheduler task. The scheduled auto-disable task lives only in</w:t>
+            </w:r>
+            <w:r>
+              <w:t xml:space="preserve"> </w:t>
+            </w:r>
+            <w:r>
+              <w:rPr>
+                <w:rStyle w:val="VerbatimChar"/>
+              </w:rPr>
+              <w:t xml:space="preserve">Set-MaintenanceMode -Mode oneview</w:t>
+            </w:r>
+            <w:r>
+              <w:t xml:space="preserve">. Accepted for parameter symmetry only.</w:t>
+            </w:r>
+          </w:p>
+        </w:tc>
+      </w:tr>
+      <w:tr>
+        <w:tc>
+          <w:tcPr/>
+          <w:p>
+            <w:pPr>
+              <w:pStyle w:val="Compact"/>
+            </w:pPr>
+            <w:r>
+              <w:rPr>
+                <w:rStyle w:val="VerbatimChar"/>
+              </w:rPr>
+              <w:t xml:space="preserve">-Json</w:t>
+            </w:r>
+          </w:p>
+        </w:tc>
+        <w:tc>
+          <w:tcPr/>
+          <w:p>
+            <w:pPr>
+              <w:pStyle w:val="Compact"/>
+            </w:pPr>
+            <w:r>
+              <w:t xml:space="preserve">switch</w:t>
+            </w:r>
+          </w:p>
+        </w:tc>
+        <w:tc>
+          <w:tcPr/>
+          <w:p>
+            <w:pPr>
+              <w:pStyle w:val="Compact"/>
+            </w:pPr>
+            <w:r>
+              <w:t xml:space="preserve">No</w:t>
+            </w:r>
+          </w:p>
+        </w:tc>
+        <w:tc>
+          <w:tcPr/>
+          <w:p>
+            <w:pPr>
+              <w:pStyle w:val="Compact"/>
+            </w:pPr>
+            <w:r>
+              <w:t xml:space="preserve">Return the raw result object as JSON.</w:t>
+            </w:r>
+          </w:p>
+        </w:tc>
+      </w:tr>
+      <w:tr>
+        <w:tc>
+          <w:tcPr/>
+          <w:p>
+            <w:pPr>
+              <w:pStyle w:val="Compact"/>
+            </w:pPr>
+            <w:r>
+              <w:rPr>
+                <w:rStyle w:val="VerbatimChar"/>
+              </w:rPr>
+              <w:t xml:space="preserve">-PassThru</w:t>
+            </w:r>
+          </w:p>
+        </w:tc>
+        <w:tc>
+          <w:tcPr/>
+          <w:p>
+            <w:pPr>
+              <w:pStyle w:val="Compact"/>
+            </w:pPr>
+            <w:r>
+              <w:t xml:space="preserve">switch</w:t>
+            </w:r>
+          </w:p>
+        </w:tc>
+        <w:tc>
+          <w:tcPr/>
+          <w:p>
+            <w:pPr>
+              <w:pStyle w:val="Compact"/>
+            </w:pPr>
+            <w:r>
+              <w:t xml:space="preserve">No</w:t>
+            </w:r>
+          </w:p>
+        </w:tc>
+        <w:tc>
+          <w:tcPr/>
+          <w:p>
+            <w:pPr>
+              <w:pStyle w:val="Compact"/>
+            </w:pPr>
+            <w:r>
+              <w:t xml:space="preserve">Return the result object. Alias:</w:t>
+            </w:r>
+            <w:r>
+              <w:t xml:space="preserve"> </w:t>
+            </w:r>
+            <w:r>
+              <w:rPr>
+                <w:rStyle w:val="VerbatimChar"/>
+              </w:rPr>
+              <w:t xml:space="preserve">PT</w:t>
+            </w:r>
+            <w:r>
+              <w:t xml:space="preserve">.</w:t>
+            </w:r>
+          </w:p>
+        </w:tc>
+      </w:tr>
+      <w:tr>
+        <w:tc>
+          <w:tcPr/>
+          <w:p>
+            <w:pPr>
+              <w:pStyle w:val="Compact"/>
+            </w:pPr>
+            <w:r>
+              <w:rPr>
+                <w:rStyle w:val="VerbatimChar"/>
+              </w:rPr>
+              <w:t xml:space="preserve">-Help</w:t>
+            </w:r>
+          </w:p>
+        </w:tc>
+        <w:tc>
+          <w:tcPr/>
+          <w:p>
+            <w:pPr>
+              <w:pStyle w:val="Compact"/>
+            </w:pPr>
+            <w:r>
+              <w:t xml:space="preserve">switch</w:t>
+            </w:r>
+          </w:p>
+        </w:tc>
+        <w:tc>
+          <w:tcPr/>
+          <w:p>
+            <w:pPr>
+              <w:pStyle w:val="Compact"/>
+            </w:pPr>
+            <w:r>
+              <w:t xml:space="preserve">No</w:t>
+            </w:r>
+          </w:p>
+        </w:tc>
+        <w:tc>
+          <w:tcPr/>
+          <w:p>
+            <w:pPr>
+              <w:pStyle w:val="Compact"/>
+            </w:pPr>
+            <w:r>
+              <w:t xml:space="preserve">Print the command reference and exit (no action taken).</w:t>
+            </w:r>
+          </w:p>
+        </w:tc>
+      </w:tr>
+    </w:tbl>
+    <w:p>
+      <w:pPr>
+        <w:pStyle w:val="SourceCode"/>
+      </w:pPr>
+      <w:r>
+        <w:rPr>
+          <w:rStyle w:val="CommentTok"/>
+        </w:rPr>
+        <w:t xml:space="preserve"># Enable by server name {#sec100}</w:t>
+      </w:r>
+      <w:r>
+        <w:br/>
+      </w:r>
+      <w:r>
+        <w:rPr>
+          <w:rStyle w:val="NormalTok"/>
+        </w:rPr>
+        <w:t xml:space="preserve">Enable-OneViewMaintenanceMode </w:t>
+      </w:r>
+      <w:r>
+        <w:rPr>
+          <w:rStyle w:val="OperatorTok"/>
+        </w:rPr>
+        <w:t xml:space="preserve">-</w:t>
+      </w:r>
+      <w:r>
+        <w:rPr>
+          <w:rStyle w:val="NormalTok"/>
+        </w:rPr>
+        <w:t xml:space="preserve">TargetId </w:t>
+      </w:r>
+      <w:r>
+        <w:rPr>
+          <w:rStyle w:val="StringTok"/>
+        </w:rPr>
+        <w:t xml:space="preserve">'server01'</w:t>
+      </w:r>
+      <w:r>
+        <w:rPr>
+          <w:rStyle w:val="NormalTok"/>
+        </w:rPr>
+        <w:t xml:space="preserve"> </w:t>
+      </w:r>
+      <w:r>
+        <w:rPr>
+          <w:rStyle w:val="OperatorTok"/>
+        </w:rPr>
+        <w:t xml:space="preserve">-</w:t>
+      </w:r>
+      <w:r>
+        <w:rPr>
+          <w:rStyle w:val="NormalTok"/>
+        </w:rPr>
+        <w:t xml:space="preserve">OneViewHost oneview</w:t>
+      </w:r>
+      <w:r>
+        <w:rPr>
+          <w:rStyle w:val="OperatorTok"/>
+        </w:rPr>
+        <w:t xml:space="preserve">.</w:t>
+      </w:r>
+      <w:r>
+        <w:rPr>
+          <w:rStyle w:val="FunctionTok"/>
+        </w:rPr>
+        <w:t xml:space="preserve">example</w:t>
+      </w:r>
+      <w:r>
+        <w:rPr>
+          <w:rStyle w:val="OperatorTok"/>
+        </w:rPr>
+        <w:t xml:space="preserve">.</w:t>
+      </w:r>
+      <w:r>
+        <w:rPr>
+          <w:rStyle w:val="FunctionTok"/>
+        </w:rPr>
+        <w:t xml:space="preserve">com</w:t>
+      </w:r>
+      <w:r>
+        <w:rPr>
+          <w:rStyle w:val="NormalTok"/>
+        </w:rPr>
+        <w:t xml:space="preserve"> </w:t>
+      </w:r>
+      <w:r>
+        <w:rPr>
+          <w:rStyle w:val="OperatorTok"/>
+        </w:rPr>
+        <w:t xml:space="preserve">-</w:t>
+      </w:r>
+      <w:r>
+        <w:rPr>
+          <w:rStyle w:val="NormalTok"/>
+        </w:rPr>
+        <w:t xml:space="preserve">Environment Prod</w:t>
+      </w:r>
+      <w:r>
+        <w:br/>
+      </w:r>
+      <w:r>
+        <w:br/>
+      </w:r>
+      <w:r>
+        <w:rPr>
+          <w:rStyle w:val="CommentTok"/>
+        </w:rPr>
+        <w:t xml:space="preserve"># Enable by serial number {#sec101}</w:t>
+      </w:r>
+      <w:r>
+        <w:br/>
+      </w:r>
+      <w:r>
+        <w:rPr>
+          <w:rStyle w:val="NormalTok"/>
+        </w:rPr>
+        <w:t xml:space="preserve">Enable-OneViewMaintenanceMode </w:t>
+      </w:r>
+      <w:r>
+        <w:rPr>
+          <w:rStyle w:val="OperatorTok"/>
+        </w:rPr>
+        <w:t xml:space="preserve">-</w:t>
+      </w:r>
+      <w:r>
+        <w:rPr>
+          <w:rStyle w:val="NormalTok"/>
+        </w:rPr>
+        <w:t xml:space="preserve">SerialNumber ABC123XYZ </w:t>
+      </w:r>
+      <w:r>
+        <w:rPr>
+          <w:rStyle w:val="OperatorTok"/>
+        </w:rPr>
+        <w:t xml:space="preserve">-</w:t>
+      </w:r>
+      <w:r>
+        <w:rPr>
+          <w:rStyle w:val="NormalTok"/>
+        </w:rPr>
+        <w:t xml:space="preserve">Environment Prod</w:t>
+      </w:r>
+      <w:r>
+        <w:br/>
+      </w:r>
+      <w:r>
+        <w:br/>
+      </w:r>
+      <w:r>
+        <w:rPr>
+          <w:rStyle w:val="CommentTok"/>
+        </w:rPr>
+        <w:t xml:space="preserve"># Validate first without changing anything {#sec102}</w:t>
+      </w:r>
+      <w:r>
+        <w:br/>
+      </w:r>
+      <w:r>
+        <w:rPr>
+          <w:rStyle w:val="NormalTok"/>
+        </w:rPr>
+        <w:t xml:space="preserve">Enable-OneViewMaintenanceMode </w:t>
+      </w:r>
+      <w:r>
+        <w:rPr>
+          <w:rStyle w:val="OperatorTok"/>
+        </w:rPr>
+        <w:t xml:space="preserve">-</w:t>
+      </w:r>
+      <w:r>
+        <w:rPr>
+          <w:rStyle w:val="NormalTok"/>
+        </w:rPr>
+        <w:t xml:space="preserve">TargetId </w:t>
+      </w:r>
+      <w:r>
+        <w:rPr>
+          <w:rStyle w:val="StringTok"/>
+        </w:rPr>
+        <w:t xml:space="preserve">'server01'</w:t>
+      </w:r>
+      <w:r>
+        <w:rPr>
+          <w:rStyle w:val="NormalTok"/>
+        </w:rPr>
+        <w:t xml:space="preserve"> </w:t>
+      </w:r>
+      <w:r>
+        <w:rPr>
+          <w:rStyle w:val="OperatorTok"/>
+        </w:rPr>
+        <w:t xml:space="preserve">-</w:t>
+      </w:r>
+      <w:r>
+        <w:rPr>
+          <w:rStyle w:val="NormalTok"/>
+        </w:rPr>
+        <w:t xml:space="preserve">OneViewHost oneview</w:t>
+      </w:r>
+      <w:r>
+        <w:rPr>
+          <w:rStyle w:val="OperatorTok"/>
+        </w:rPr>
+        <w:t xml:space="preserve">.</w:t>
+      </w:r>
+      <w:r>
+        <w:rPr>
+          <w:rStyle w:val="FunctionTok"/>
+        </w:rPr>
+        <w:t xml:space="preserve">example</w:t>
+      </w:r>
+      <w:r>
+        <w:rPr>
+          <w:rStyle w:val="OperatorTok"/>
+        </w:rPr>
+        <w:t xml:space="preserve">.</w:t>
+      </w:r>
+      <w:r>
+        <w:rPr>
+          <w:rStyle w:val="FunctionTok"/>
+        </w:rPr>
+        <w:t xml:space="preserve">com</w:t>
+      </w:r>
+      <w:r>
+        <w:rPr>
+          <w:rStyle w:val="NormalTok"/>
+        </w:rPr>
+        <w:t xml:space="preserve"> </w:t>
+      </w:r>
+      <w:r>
+        <w:rPr>
+          <w:rStyle w:val="OperatorTok"/>
+        </w:rPr>
+        <w:t xml:space="preserve">-</w:t>
+      </w:r>
+      <w:r>
+        <w:rPr>
+          <w:rStyle w:val="NormalTok"/>
+        </w:rPr>
+        <w:t xml:space="preserve">DryRun</w:t>
+      </w:r>
+    </w:p>
+    <w:p>
+      <w:pPr>
+        <w:pStyle w:val="FirstParagraph"/>
+      </w:pPr>
+      <w:r>
+        <w:t xml:space="preserve">Source:</w:t>
+      </w:r>
+      <w:r>
+        <w:t xml:space="preserve"> </w:t>
+      </w:r>
+      <w:r>
+        <w:rPr>
+          <w:rStyle w:val="VerbatimChar"/>
+        </w:rPr>
+        <w:t xml:space="preserve">src/powershell/Automation/Public/OneViewMaintenanceMode.ps1</w:t>
+      </w:r>
+      <w:r>
+        <w:t xml:space="preserve"> </w:t>
+      </w:r>
+      <w:r>
+        <w:t xml:space="preserve">→</w:t>
+      </w:r>
+      <w:r>
+        <w:t xml:space="preserve"> </w:t>
+      </w:r>
+      <w:hyperlink r:id="rId60">
+        <w:r>
+          <w:rPr>
+            <w:rStyle w:val="VerbatimChar"/>
+          </w:rPr>
+          <w:t xml:space="preserve">Enable-OneViewMaintenanceMode</w:t>
+        </w:r>
+      </w:hyperlink>
+    </w:p>
+    <w:p>
+      <w:r>
+        <w:pict>
+          <v:rect style="width:0;height:1.5pt" o:hralign="center" o:hrstd="t" o:hr="t"/>
+        </w:pict>
+      </w:r>
+    </w:p>
+    <w:bookmarkEnd w:id="61"/>
+    <w:bookmarkStart w:id="62" w:name="sec103"/>
+    <w:p>
+      <w:pPr>
+        <w:pStyle w:val="Heading3"/>
+      </w:pPr>
+      <w:r>
+        <w:t xml:space="preserve">Disable OneView maintenance mode</w:t>
+      </w:r>
+    </w:p>
+    <w:p>
+      <w:pPr>
+        <w:pStyle w:val="FirstParagraph"/>
+      </w:pPr>
+      <w:r>
+        <w:rPr>
+          <w:rStyle w:val="VerbatimChar"/>
+        </w:rPr>
+        <w:t xml:space="preserve">Disable-OneViewMaintenanceMode</w:t>
+      </w:r>
+      <w:r>
+        <w:t xml:space="preserve"> </w:t>
+      </w:r>
+      <w:r>
+        <w:t xml:space="preserve">takes a server (or scope) out of HPE OneView maintenance mode. It is the standalone OneView equivalent of</w:t>
+      </w:r>
+      <w:r>
+        <w:t xml:space="preserve"> </w:t>
+      </w:r>
+      <w:r>
+        <w:rPr>
+          <w:rStyle w:val="VerbatimChar"/>
+        </w:rPr>
+        <w:t xml:space="preserve">Set-MaintenanceMode -Mode oneview -Action disable</w:t>
+      </w:r>
+      <w:r>
+        <w:t xml:space="preserve">. Parameters mirror</w:t>
+      </w:r>
+      <w:r>
+        <w:t xml:space="preserve"> </w:t>
+      </w:r>
+      <w:r>
+        <w:rPr>
+          <w:rStyle w:val="VerbatimChar"/>
+        </w:rPr>
+        <w:t xml:space="preserve">Enable-OneViewMaintenanceMode</w:t>
+      </w:r>
+      <w:r>
+        <w:t xml:space="preserve">, with one extra:</w:t>
+      </w:r>
+    </w:p>
+    <w:tbl>
+      <w:tblPr>
+        <w:tblStyle w:val="Table"/>
+        <w:tblW w:type="pct" w:w="5000"/>
+        <w:tblLayout w:type="fixed"/>
+        <w:tblLook w:firstRow="1" w:lastRow="0" w:firstColumn="0" w:lastColumn="0" w:noHBand="0" w:noVBand="0" w:val="0020"/>
+        <w:tblBorders>
+          <w:top w:val="single" w:sz="6" w:space="0" w:color="808080"/>
+          <w:left w:val="single" w:sz="6" w:space="0" w:color="808080"/>
+          <w:bottom w:val="single" w:sz="6" w:space="0" w:color="808080"/>
+          <w:right w:val="single" w:sz="6" w:space="0" w:color="808080"/>
+          <w:insideH w:val="single" w:sz="6" w:space="0" w:color="808080"/>
+          <w:insideV w:val="single" w:sz="6" w:space="0" w:color="808080"/>
+        </w:tblBorders>
+      </w:tblPr>
+      <w:tblGrid>
+        <w:gridCol w:w="1980"/>
+        <w:gridCol w:w="1980"/>
+        <w:gridCol w:w="1980"/>
+        <w:gridCol w:w="1980"/>
+      </w:tblGrid>
+      <w:tr>
+        <w:trPr>
+          <w:tblHeader w:val="on"/>
+        </w:trPr>
+        <w:tc>
+          <w:tcPr/>
+          <w:p>
+            <w:pPr>
+              <w:pStyle w:val="Compact"/>
+            </w:pPr>
+            <w:r>
+              <w:t xml:space="preserve">Parameter</w:t>
+            </w:r>
+          </w:p>
+        </w:tc>
+        <w:tc>
+          <w:tcPr/>
+          <w:p>
+            <w:pPr>
+              <w:pStyle w:val="Compact"/>
+            </w:pPr>
+            <w:r>
+              <w:t xml:space="preserve">Type</w:t>
+            </w:r>
+          </w:p>
+        </w:tc>
+        <w:tc>
+          <w:tcPr/>
+          <w:p>
+            <w:pPr>
+              <w:pStyle w:val="Compact"/>
+            </w:pPr>
+            <w:r>
+              <w:t xml:space="preserve">Mandatory</w:t>
+            </w:r>
+          </w:p>
+        </w:tc>
+        <w:tc>
+          <w:tcPr/>
+          <w:p>
+            <w:pPr>
+              <w:pStyle w:val="Compact"/>
+            </w:pPr>
+            <w:r>
+              <w:t xml:space="preserve">Notes</w:t>
+            </w:r>
+          </w:p>
+        </w:tc>
+      </w:tr>
+      <w:tr>
+        <w:tc>
+          <w:tcPr/>
+          <w:p>
+            <w:pPr>
+              <w:pStyle w:val="Compact"/>
+            </w:pPr>
+            <w:r>
+              <w:rPr>
+                <w:rStyle w:val="VerbatimChar"/>
+              </w:rPr>
+              <w:t xml:space="preserve">-TargetId</w:t>
+            </w:r>
+          </w:p>
+        </w:tc>
+        <w:tc>
+          <w:tcPr/>
+          <w:p>
+            <w:pPr>
+              <w:pStyle w:val="Compact"/>
+            </w:pPr>
+            <w:r>
+              <w:t xml:space="preserve">string</w:t>
+            </w:r>
+          </w:p>
+        </w:tc>
+        <w:tc>
+          <w:tcPr/>
+          <w:p>
+            <w:pPr>
+              <w:pStyle w:val="Compact"/>
+            </w:pPr>
+            <w:r>
+              <w:t xml:space="preserve">No</w:t>
+            </w:r>
+          </w:p>
+        </w:tc>
+        <w:tc>
+          <w:tcPr/>
+          <w:p>
+            <w:pPr>
+              <w:pStyle w:val="Compact"/>
+            </w:pPr>
+            <w:r>
+              <w:t xml:space="preserve">Server or scope name (position 0). Ignored if</w:t>
+            </w:r>
+            <w:r>
+              <w:t xml:space="preserve"> </w:t>
+            </w:r>
+            <w:r>
+              <w:rPr>
+                <w:rStyle w:val="VerbatimChar"/>
+              </w:rPr>
+              <w:t xml:space="preserve">-SerialNumber</w:t>
+            </w:r>
+            <w:r>
+              <w:t xml:space="preserve"> </w:t>
+            </w:r>
+            <w:r>
+              <w:t xml:space="preserve">is supplied.</w:t>
+            </w:r>
+          </w:p>
+        </w:tc>
+      </w:tr>
+      <w:tr>
+        <w:tc>
+          <w:tcPr/>
+          <w:p>
+            <w:pPr>
+              <w:pStyle w:val="Compact"/>
+            </w:pPr>
+            <w:r>
+              <w:rPr>
+                <w:rStyle w:val="VerbatimChar"/>
+              </w:rPr>
+              <w:t xml:space="preserve">-TargetType</w:t>
+            </w:r>
+          </w:p>
+        </w:tc>
+        <w:tc>
+          <w:tcPr/>
+          <w:p>
+            <w:pPr>
+              <w:pStyle w:val="Compact"/>
+            </w:pPr>
+            <w:r>
+              <w:t xml:space="preserve">string</w:t>
+            </w:r>
+          </w:p>
+        </w:tc>
+        <w:tc>
+          <w:tcPr/>
+          <w:p>
+            <w:pPr>
+              <w:pStyle w:val="Compact"/>
+            </w:pPr>
+            <w:r>
+              <w:rPr>
+                <w:b/>
+                <w:bCs/>
+              </w:rPr>
+              <w:t xml:space="preserve">Yes</w:t>
+            </w:r>
+          </w:p>
+        </w:tc>
+        <w:tc>
+          <w:tcPr/>
+          <w:p>
+            <w:pPr>
+              <w:pStyle w:val="Compact"/>
+            </w:pPr>
+            <w:r>
+              <w:rPr>
+                <w:rStyle w:val="VerbatimChar"/>
+              </w:rPr>
+              <w:t xml:space="preserve">ServerHardware</w:t>
+            </w:r>
+            <w:r>
+              <w:t xml:space="preserve"> </w:t>
+            </w:r>
+            <w:r>
+              <w:t xml:space="preserve">(default) or</w:t>
+            </w:r>
+            <w:r>
+              <w:t xml:space="preserve"> </w:t>
+            </w:r>
+            <w:r>
+              <w:rPr>
+                <w:rStyle w:val="VerbatimChar"/>
+              </w:rPr>
+              <w:t xml:space="preserve">Scope</w:t>
+            </w:r>
+            <w:r>
+              <w:t xml:space="preserve"> </w:t>
+            </w:r>
+            <w:r>
+              <w:t xml:space="preserve">(position 1, ValidateSet).</w:t>
+            </w:r>
+          </w:p>
+        </w:tc>
+      </w:tr>
+      <w:tr>
+        <w:tc>
+          <w:tcPr/>
+          <w:p>
+            <w:pPr>
+              <w:pStyle w:val="Compact"/>
+            </w:pPr>
+            <w:r>
+              <w:rPr>
+                <w:rStyle w:val="VerbatimChar"/>
+              </w:rPr>
+              <w:t xml:space="preserve">-Environment</w:t>
+            </w:r>
+          </w:p>
+        </w:tc>
+        <w:tc>
+          <w:tcPr/>
+          <w:p>
+            <w:pPr>
+              <w:pStyle w:val="Compact"/>
+            </w:pPr>
+            <w:r>
+              <w:t xml:space="preserve">string</w:t>
+            </w:r>
+          </w:p>
+        </w:tc>
+        <w:tc>
+          <w:tcPr/>
+          <w:p>
+            <w:pPr>
+              <w:pStyle w:val="Compact"/>
+            </w:pPr>
+            <w:r>
+              <w:t xml:space="preserve">No</w:t>
+            </w:r>
+          </w:p>
+        </w:tc>
+        <w:tc>
+          <w:tcPr/>
+          <w:p>
+            <w:pPr>
+              <w:pStyle w:val="Compact"/>
+            </w:pPr>
+            <w:r>
+              <w:rPr>
+                <w:rStyle w:val="VerbatimChar"/>
+              </w:rPr>
+              <w:t xml:space="preserve">Test</w:t>
+            </w:r>
+            <w:r>
+              <w:t xml:space="preserve"> </w:t>
+            </w:r>
+            <w:r>
+              <w:t xml:space="preserve">or</w:t>
+            </w:r>
+            <w:r>
+              <w:t xml:space="preserve"> </w:t>
+            </w:r>
+            <w:r>
+              <w:rPr>
+                <w:rStyle w:val="VerbatimChar"/>
+              </w:rPr>
+              <w:t xml:space="preserve">Prod</w:t>
+            </w:r>
+            <w:r>
+              <w:t xml:space="preserve">.</w:t>
+            </w:r>
+          </w:p>
+        </w:tc>
+      </w:tr>
+      <w:tr>
+        <w:tc>
+          <w:tcPr/>
+          <w:p>
+            <w:pPr>
+              <w:pStyle w:val="Compact"/>
+            </w:pPr>
+            <w:r>
+              <w:rPr>
+                <w:rStyle w:val="VerbatimChar"/>
+              </w:rPr>
+              <w:t xml:space="preserve">-OneViewHost</w:t>
+            </w:r>
+          </w:p>
+        </w:tc>
+        <w:tc>
+          <w:tcPr/>
+          <w:p>
+            <w:pPr>
+              <w:pStyle w:val="Compact"/>
+            </w:pPr>
+            <w:r>
+              <w:t xml:space="preserve">string</w:t>
+            </w:r>
+          </w:p>
+        </w:tc>
+        <w:tc>
+          <w:tcPr/>
+          <w:p>
+            <w:pPr>
+              <w:pStyle w:val="Compact"/>
+            </w:pPr>
+            <w:r>
+              <w:t xml:space="preserve">No</w:t>
+            </w:r>
+          </w:p>
+        </w:tc>
+        <w:tc>
+          <w:tcPr/>
+          <w:p>
+            <w:pPr>
+              <w:pStyle w:val="Compact"/>
+            </w:pPr>
+            <w:r>
+              <w:t xml:space="preserve">OneView appliance host. Alias:</w:t>
+            </w:r>
+            <w:r>
+              <w:t xml:space="preserve"> </w:t>
+            </w:r>
+            <w:r>
+              <w:rPr>
+                <w:rStyle w:val="VerbatimChar"/>
+              </w:rPr>
+              <w:t xml:space="preserve">OVHost</w:t>
+            </w:r>
+            <w:r>
+              <w:t xml:space="preserve">.</w:t>
+            </w:r>
+          </w:p>
+        </w:tc>
+      </w:tr>
+      <w:tr>
+        <w:tc>
+          <w:tcPr/>
+          <w:p>
+            <w:pPr>
+              <w:pStyle w:val="Compact"/>
+            </w:pPr>
+            <w:r>
+              <w:rPr>
+                <w:rStyle w:val="VerbatimChar"/>
+              </w:rPr>
+              <w:t xml:space="preserve">-SerialNumber</w:t>
+            </w:r>
+          </w:p>
+        </w:tc>
+        <w:tc>
+          <w:tcPr/>
+          <w:p>
+            <w:pPr>
+              <w:pStyle w:val="Compact"/>
+            </w:pPr>
+            <w:r>
+              <w:t xml:space="preserve">string</w:t>
+            </w:r>
+          </w:p>
+        </w:tc>
+        <w:tc>
+          <w:tcPr/>
+          <w:p>
+            <w:pPr>
+              <w:pStyle w:val="Compact"/>
+            </w:pPr>
+            <w:r>
+              <w:t xml:space="preserve">No</w:t>
+            </w:r>
+          </w:p>
+        </w:tc>
+        <w:tc>
+          <w:tcPr/>
+          <w:p>
+            <w:pPr>
+              <w:pStyle w:val="Compact"/>
+            </w:pPr>
+            <w:r>
+              <w:t xml:space="preserve">Resolve the target server by serial instead of</w:t>
+            </w:r>
+            <w:r>
+              <w:t xml:space="preserve"> </w:t>
+            </w:r>
+            <w:r>
+              <w:rPr>
+                <w:rStyle w:val="VerbatimChar"/>
+              </w:rPr>
+              <w:t xml:space="preserve">-TargetId</w:t>
+            </w:r>
+            <w:r>
+              <w:t xml:space="preserve">. Alias:</w:t>
+            </w:r>
+            <w:r>
+              <w:t xml:space="preserve"> </w:t>
+            </w:r>
+            <w:r>
+              <w:rPr>
+                <w:rStyle w:val="VerbatimChar"/>
+              </w:rPr>
+              <w:t xml:space="preserve">Srl</w:t>
+            </w:r>
+            <w:r>
+              <w:t xml:space="preserve">.</w:t>
+            </w:r>
+          </w:p>
+        </w:tc>
+      </w:tr>
+      <w:tr>
+        <w:tc>
+          <w:tcPr/>
+          <w:p>
+            <w:pPr>
+              <w:pStyle w:val="Compact"/>
+            </w:pPr>
+            <w:r>
+              <w:rPr>
+                <w:rStyle w:val="VerbatimChar"/>
+              </w:rPr>
+              <w:t xml:space="preserve">-PostDisableWaitSeconds</w:t>
+            </w:r>
+          </w:p>
+        </w:tc>
+        <w:tc>
+          <w:tcPr/>
+          <w:p>
+            <w:pPr>
+              <w:pStyle w:val="Compact"/>
+            </w:pPr>
+            <w:r>
+              <w:t xml:space="preserve">int</w:t>
+            </w:r>
+          </w:p>
+        </w:tc>
+        <w:tc>
+          <w:tcPr/>
+          <w:p>
+            <w:pPr>
+              <w:pStyle w:val="Compact"/>
+            </w:pPr>
+            <w:r>
+              <w:t xml:space="preserve">No</w:t>
+            </w:r>
+          </w:p>
+        </w:tc>
+        <w:tc>
+          <w:tcPr/>
+          <w:p>
+            <w:pPr>
+              <w:pStyle w:val="Compact"/>
+            </w:pPr>
+            <w:r>
+              <w:rPr>
+                <w:b/>
+                <w:bCs/>
+              </w:rPr>
+              <w:t xml:space="preserve">Accepted for symmetry with</w:t>
+            </w:r>
+            <w:r>
+              <w:rPr>
+                <w:b/>
+                <w:bCs/>
+              </w:rPr>
+              <w:t xml:space="preserve"> </w:t>
+            </w:r>
+            <w:r>
+              <w:rPr>
+                <w:rStyle w:val="VerbatimChar"/>
+                <w:b/>
+                <w:bCs/>
+              </w:rPr>
+              <w:t xml:space="preserve">Set-MaintenanceMode</w:t>
+            </w:r>
+            <w:r>
+              <w:rPr>
+                <w:b/>
+                <w:bCs/>
+              </w:rPr>
+              <w:t xml:space="preserve"> </w:t>
+            </w:r>
+            <w:r>
+              <w:rPr>
+                <w:b/>
+                <w:bCs/>
+              </w:rPr>
+              <w:t xml:space="preserve">but INERT in this standalone cmdlet</w:t>
+            </w:r>
+            <w:r>
+              <w:t xml:space="preserve"> </w:t>
+            </w:r>
+            <w:r>
+              <w:t xml:space="preserve">— OneView’s</w:t>
+            </w:r>
+            <w:r>
+              <w:t xml:space="preserve"> </w:t>
+            </w:r>
+            <w:r>
+              <w:rPr>
+                <w:rStyle w:val="VerbatimChar"/>
+              </w:rPr>
+              <w:t xml:space="preserve">Disable-OVMaintenanceMode</w:t>
+            </w:r>
+            <w:r>
+              <w:t xml:space="preserve"> </w:t>
+            </w:r>
+            <w:r>
+              <w:t xml:space="preserve">has no stabilization delay and no task is created. Accepted only so the param exists; nothing is waited. Alias:</w:t>
+            </w:r>
+            <w:r>
+              <w:t xml:space="preserve"> </w:t>
+            </w:r>
+            <w:r>
+              <w:rPr>
+                <w:rStyle w:val="VerbatimChar"/>
+              </w:rPr>
+              <w:t xml:space="preserve">WaitSec</w:t>
+            </w:r>
+            <w:r>
+              <w:t xml:space="preserve">.</w:t>
+            </w:r>
+          </w:p>
+        </w:tc>
+      </w:tr>
+      <w:tr>
+        <w:tc>
+          <w:tcPr/>
+          <w:p>
+            <w:pPr>
+              <w:pStyle w:val="Compact"/>
+            </w:pPr>
+            <w:r>
+              <w:rPr>
+                <w:rStyle w:val="VerbatimChar"/>
+              </w:rPr>
+              <w:t xml:space="preserve">-ConfigDir</w:t>
+            </w:r>
+          </w:p>
+        </w:tc>
+        <w:tc>
+          <w:tcPr/>
+          <w:p>
+            <w:pPr>
+              <w:pStyle w:val="Compact"/>
+            </w:pPr>
+            <w:r>
+              <w:t xml:space="preserve">string</w:t>
+            </w:r>
+          </w:p>
+        </w:tc>
+        <w:tc>
+          <w:tcPr/>
+          <w:p>
+            <w:pPr>
+              <w:pStyle w:val="Compact"/>
+            </w:pPr>
+            <w:r>
+              <w:t xml:space="preserve">No</w:t>
+            </w:r>
+          </w:p>
+        </w:tc>
+        <w:tc>
+          <w:tcPr/>
+          <w:p>
+            <w:pPr>
+              <w:pStyle w:val="Compact"/>
+            </w:pPr>
+            <w:r>
+              <w:t xml:space="preserve">Config dir holding</w:t>
+            </w:r>
+            <w:r>
+              <w:t xml:space="preserve"> </w:t>
+            </w:r>
+            <w:r>
+              <w:rPr>
+                <w:rStyle w:val="VerbatimChar"/>
+              </w:rPr>
+              <w:t xml:space="preserve">oneview_config.json</w:t>
+            </w:r>
+            <w:r>
+              <w:t xml:space="preserve"> </w:t>
+            </w:r>
+            <w:r>
+              <w:t xml:space="preserve">(default</w:t>
+            </w:r>
+            <w:r>
+              <w:t xml:space="preserve"> </w:t>
+            </w:r>
+            <w:r>
+              <w:rPr>
+                <w:rStyle w:val="VerbatimChar"/>
+              </w:rPr>
+              <w:t xml:space="preserve">configs</w:t>
+            </w:r>
+            <w:r>
+              <w:t xml:space="preserve">). Alias:</w:t>
+            </w:r>
+            <w:r>
+              <w:t xml:space="preserve"> </w:t>
+            </w:r>
+            <w:r>
+              <w:rPr>
+                <w:rStyle w:val="VerbatimChar"/>
+              </w:rPr>
+              <w:t xml:space="preserve">CfgDir</w:t>
+            </w:r>
+            <w:r>
+              <w:t xml:space="preserve">.</w:t>
+            </w:r>
+          </w:p>
+        </w:tc>
+      </w:tr>
+      <w:tr>
+        <w:tc>
+          <w:tcPr/>
+          <w:p>
+            <w:pPr>
+              <w:pStyle w:val="Compact"/>
+            </w:pPr>
+            <w:r>
+              <w:rPr>
+                <w:rStyle w:val="VerbatimChar"/>
+              </w:rPr>
+              <w:t xml:space="preserve">-DryRun</w:t>
+            </w:r>
+          </w:p>
+        </w:tc>
+        <w:tc>
+          <w:tcPr/>
+          <w:p>
+            <w:pPr>
+              <w:pStyle w:val="Compact"/>
+            </w:pPr>
+            <w:r>
+              <w:t xml:space="preserve">switch</w:t>
+            </w:r>
+          </w:p>
+        </w:tc>
+        <w:tc>
+          <w:tcPr/>
+          <w:p>
+            <w:pPr>
+              <w:pStyle w:val="Compact"/>
+            </w:pPr>
+            <w:r>
+              <w:t xml:space="preserve">No</w:t>
+            </w:r>
+          </w:p>
+        </w:tc>
+        <w:tc>
+          <w:tcPr/>
+          <w:p>
+            <w:pPr>
+              <w:pStyle w:val="Compact"/>
+            </w:pPr>
+            <w:r>
+              <w:t xml:space="preserve">Resolve + validate without actually disabling. Alias:</w:t>
+            </w:r>
+            <w:r>
+              <w:t xml:space="preserve"> </w:t>
+            </w:r>
+            <w:r>
+              <w:rPr>
+                <w:rStyle w:val="VerbatimChar"/>
+              </w:rPr>
+              <w:t xml:space="preserve">Dry</w:t>
+            </w:r>
+            <w:r>
+              <w:t xml:space="preserve">.</w:t>
+            </w:r>
+          </w:p>
+        </w:tc>
+      </w:tr>
+      <w:tr>
+        <w:tc>
+          <w:tcPr/>
+          <w:p>
+            <w:pPr>
+              <w:pStyle w:val="Compact"/>
+            </w:pPr>
+            <w:r>
+              <w:rPr>
+                <w:rStyle w:val="VerbatimChar"/>
+              </w:rPr>
+              <w:t xml:space="preserve">-NoSchedule</w:t>
+            </w:r>
+          </w:p>
+        </w:tc>
+        <w:tc>
+          <w:tcPr/>
+          <w:p>
+            <w:pPr>
+              <w:pStyle w:val="Compact"/>
+            </w:pPr>
+            <w:r>
+              <w:t xml:space="preserve">switch</w:t>
+            </w:r>
+          </w:p>
+        </w:tc>
+        <w:tc>
+          <w:tcPr/>
+          <w:p>
+            <w:pPr>
+              <w:pStyle w:val="Compact"/>
+            </w:pPr>
+            <w:r>
+              <w:t xml:space="preserve">No</w:t>
+            </w:r>
+          </w:p>
+        </w:tc>
+        <w:tc>
+          <w:tcPr/>
+          <w:p>
+            <w:pPr>
+              <w:pStyle w:val="Compact"/>
+            </w:pPr>
+            <w:r>
+              <w:rPr>
+                <w:b/>
+                <w:bCs/>
+              </w:rPr>
+              <w:t xml:space="preserve">No effect in this standalone cmdlet</w:t>
+            </w:r>
+            <w:r>
+              <w:t xml:space="preserve"> </w:t>
+            </w:r>
+            <w:r>
+              <w:t xml:space="preserve">—</w:t>
+            </w:r>
+            <w:r>
+              <w:t xml:space="preserve"> </w:t>
+            </w:r>
+            <w:r>
+              <w:rPr>
+                <w:rStyle w:val="VerbatimChar"/>
+              </w:rPr>
+              <w:t xml:space="preserve">Disable-OneViewMaintenanceMode</w:t>
+            </w:r>
+            <w:r>
+              <w:t xml:space="preserve"> </w:t>
+            </w:r>
+            <w:r>
+              <w:t xml:space="preserve">never creates a Windows Task Scheduler task. The scheduled auto-disable task lives only in</w:t>
+            </w:r>
+            <w:r>
+              <w:t xml:space="preserve"> </w:t>
+            </w:r>
+            <w:r>
+              <w:rPr>
+                <w:rStyle w:val="VerbatimChar"/>
+              </w:rPr>
+              <w:t xml:space="preserve">Set-MaintenanceMode -Mode oneview</w:t>
+            </w:r>
+            <w:r>
+              <w:t xml:space="preserve">. Accepted for parameter symmetry only.</w:t>
+            </w:r>
+          </w:p>
+        </w:tc>
+      </w:tr>
+      <w:tr>
+        <w:tc>
+          <w:tcPr/>
+          <w:p>
+            <w:pPr>
+              <w:pStyle w:val="Compact"/>
+            </w:pPr>
+            <w:r>
+              <w:rPr>
+                <w:rStyle w:val="VerbatimChar"/>
+              </w:rPr>
+              <w:t xml:space="preserve">-Json</w:t>
+            </w:r>
+          </w:p>
+        </w:tc>
+        <w:tc>
+          <w:tcPr/>
+          <w:p>
+            <w:pPr>
+              <w:pStyle w:val="Compact"/>
+            </w:pPr>
+            <w:r>
+              <w:t xml:space="preserve">switch</w:t>
+            </w:r>
+          </w:p>
+        </w:tc>
+        <w:tc>
+          <w:tcPr/>
+          <w:p>
+            <w:pPr>
+              <w:pStyle w:val="Compact"/>
+            </w:pPr>
+            <w:r>
+              <w:t xml:space="preserve">No</w:t>
+            </w:r>
+          </w:p>
+        </w:tc>
+        <w:tc>
+          <w:tcPr/>
+          <w:p>
+            <w:pPr>
+              <w:pStyle w:val="Compact"/>
+            </w:pPr>
+            <w:r>
+              <w:t xml:space="preserve">Return the raw result object as JSON.</w:t>
+            </w:r>
+          </w:p>
+        </w:tc>
+      </w:tr>
+      <w:tr>
+        <w:tc>
+          <w:tcPr/>
+          <w:p>
+            <w:pPr>
+              <w:pStyle w:val="Compact"/>
+            </w:pPr>
+            <w:r>
+              <w:rPr>
+                <w:rStyle w:val="VerbatimChar"/>
+              </w:rPr>
+              <w:t xml:space="preserve">-PassThru</w:t>
+            </w:r>
+          </w:p>
+        </w:tc>
+        <w:tc>
+          <w:tcPr/>
+          <w:p>
+            <w:pPr>
+              <w:pStyle w:val="Compact"/>
+            </w:pPr>
+            <w:r>
+              <w:t xml:space="preserve">switch</w:t>
+            </w:r>
+          </w:p>
+        </w:tc>
+        <w:tc>
+          <w:tcPr/>
+          <w:p>
+            <w:pPr>
+              <w:pStyle w:val="Compact"/>
+            </w:pPr>
+            <w:r>
+              <w:t xml:space="preserve">No</w:t>
+            </w:r>
+          </w:p>
+        </w:tc>
+        <w:tc>
+          <w:tcPr/>
+          <w:p>
+            <w:pPr>
+              <w:pStyle w:val="Compact"/>
+            </w:pPr>
+            <w:r>
+              <w:t xml:space="preserve">Return the result object. Alias:</w:t>
+            </w:r>
+            <w:r>
+              <w:t xml:space="preserve"> </w:t>
+            </w:r>
+            <w:r>
+              <w:rPr>
+                <w:rStyle w:val="VerbatimChar"/>
+              </w:rPr>
+              <w:t xml:space="preserve">PT</w:t>
+            </w:r>
+            <w:r>
+              <w:t xml:space="preserve">.</w:t>
+            </w:r>
+          </w:p>
+        </w:tc>
+      </w:tr>
+      <w:tr>
+        <w:tc>
+          <w:tcPr/>
+          <w:p>
+            <w:pPr>
+              <w:pStyle w:val="Compact"/>
+            </w:pPr>
+            <w:r>
+              <w:rPr>
+                <w:rStyle w:val="VerbatimChar"/>
+              </w:rPr>
+              <w:t xml:space="preserve">-Help</w:t>
+            </w:r>
+          </w:p>
+        </w:tc>
+        <w:tc>
+          <w:tcPr/>
+          <w:p>
+            <w:pPr>
+              <w:pStyle w:val="Compact"/>
+            </w:pPr>
+            <w:r>
+              <w:t xml:space="preserve">switch</w:t>
+            </w:r>
+          </w:p>
+        </w:tc>
+        <w:tc>
+          <w:tcPr/>
+          <w:p>
+            <w:pPr>
+              <w:pStyle w:val="Compact"/>
+            </w:pPr>
+            <w:r>
+              <w:t xml:space="preserve">No</w:t>
+            </w:r>
+          </w:p>
+        </w:tc>
+        <w:tc>
+          <w:tcPr/>
+          <w:p>
+            <w:pPr>
+              <w:pStyle w:val="Compact"/>
+            </w:pPr>
+            <w:r>
+              <w:t xml:space="preserve">Print the command reference and exit (no action taken).</w:t>
+            </w:r>
+          </w:p>
+        </w:tc>
+      </w:tr>
+    </w:tbl>
+    <w:p>
+      <w:pPr>
+        <w:pStyle w:val="SourceCode"/>
+      </w:pPr>
+      <w:r>
+        <w:rPr>
+          <w:rStyle w:val="CommentTok"/>
+        </w:rPr>
+        <w:t xml:space="preserve"># Disable by server name {#sec104}</w:t>
+      </w:r>
+      <w:r>
+        <w:br/>
+      </w:r>
+      <w:r>
+        <w:rPr>
+          <w:rStyle w:val="NormalTok"/>
+        </w:rPr>
+        <w:t xml:space="preserve">Disable-OneViewMaintenanceMode </w:t>
+      </w:r>
+      <w:r>
+        <w:rPr>
+          <w:rStyle w:val="OperatorTok"/>
+        </w:rPr>
+        <w:t xml:space="preserve">-</w:t>
+      </w:r>
+      <w:r>
+        <w:rPr>
+          <w:rStyle w:val="NormalTok"/>
+        </w:rPr>
+        <w:t xml:space="preserve">TargetId </w:t>
+      </w:r>
+      <w:r>
+        <w:rPr>
+          <w:rStyle w:val="StringTok"/>
+        </w:rPr>
+        <w:t xml:space="preserve">'server01'</w:t>
+      </w:r>
+      <w:r>
+        <w:rPr>
+          <w:rStyle w:val="NormalTok"/>
+        </w:rPr>
+        <w:t xml:space="preserve"> </w:t>
+      </w:r>
+      <w:r>
+        <w:rPr>
+          <w:rStyle w:val="OperatorTok"/>
+        </w:rPr>
+        <w:t xml:space="preserve">-</w:t>
+      </w:r>
+      <w:r>
+        <w:rPr>
+          <w:rStyle w:val="NormalTok"/>
+        </w:rPr>
+        <w:t xml:space="preserve">OneViewHost oneview</w:t>
+      </w:r>
+      <w:r>
+        <w:rPr>
+          <w:rStyle w:val="OperatorTok"/>
+        </w:rPr>
+        <w:t xml:space="preserve">.</w:t>
+      </w:r>
+      <w:r>
+        <w:rPr>
+          <w:rStyle w:val="FunctionTok"/>
+        </w:rPr>
+        <w:t xml:space="preserve">example</w:t>
+      </w:r>
+      <w:r>
+        <w:rPr>
+          <w:rStyle w:val="OperatorTok"/>
+        </w:rPr>
+        <w:t xml:space="preserve">.</w:t>
+      </w:r>
+      <w:r>
+        <w:rPr>
+          <w:rStyle w:val="FunctionTok"/>
+        </w:rPr>
+        <w:t xml:space="preserve">com</w:t>
+      </w:r>
+      <w:r>
+        <w:rPr>
+          <w:rStyle w:val="NormalTok"/>
+        </w:rPr>
+        <w:t xml:space="preserve"> </w:t>
+      </w:r>
+      <w:r>
+        <w:rPr>
+          <w:rStyle w:val="OperatorTok"/>
+        </w:rPr>
+        <w:t xml:space="preserve">-</w:t>
+      </w:r>
+      <w:r>
+        <w:rPr>
+          <w:rStyle w:val="NormalTok"/>
+        </w:rPr>
+        <w:t xml:space="preserve">Environment Prod</w:t>
+      </w:r>
+      <w:r>
+        <w:br/>
+      </w:r>
+      <w:r>
+        <w:br/>
+      </w:r>
+      <w:r>
+        <w:rPr>
+          <w:rStyle w:val="CommentTok"/>
+        </w:rPr>
+        <w:t xml:space="preserve"># Disable by serial number {#sec105}</w:t>
+      </w:r>
+      <w:r>
+        <w:br/>
+      </w:r>
+      <w:r>
+        <w:rPr>
+          <w:rStyle w:val="NormalTok"/>
+        </w:rPr>
+        <w:t xml:space="preserve">Disable-OneViewMaintenanceMode </w:t>
+      </w:r>
+      <w:r>
+        <w:rPr>
+          <w:rStyle w:val="OperatorTok"/>
+        </w:rPr>
+        <w:t xml:space="preserve">-</w:t>
+      </w:r>
+      <w:r>
+        <w:rPr>
+          <w:rStyle w:val="NormalTok"/>
+        </w:rPr>
+        <w:t xml:space="preserve">SerialNumber ABC123XYZ </w:t>
+      </w:r>
+      <w:r>
+        <w:rPr>
+          <w:rStyle w:val="OperatorTok"/>
+        </w:rPr>
+        <w:t xml:space="preserve">-</w:t>
+      </w:r>
+      <w:r>
+        <w:rPr>
+          <w:rStyle w:val="NormalTok"/>
+        </w:rPr>
+        <w:t xml:space="preserve">Environment Prod</w:t>
+      </w:r>
+    </w:p>
+    <w:p>
+      <w:pPr>
+        <w:pStyle w:val="FirstParagraph"/>
+      </w:pPr>
+      <w:r>
+        <w:t xml:space="preserve">Source:</w:t>
+      </w:r>
+      <w:r>
+        <w:t xml:space="preserve"> </w:t>
+      </w:r>
+      <w:r>
+        <w:rPr>
+          <w:rStyle w:val="VerbatimChar"/>
+        </w:rPr>
+        <w:t xml:space="preserve">src/powershell/Automation/Public/OneViewMaintenanceMode.ps1</w:t>
+      </w:r>
+      <w:r>
+        <w:t xml:space="preserve"> </w:t>
+      </w:r>
+      <w:r>
+        <w:t xml:space="preserve">→</w:t>
+      </w:r>
+      <w:r>
+        <w:t xml:space="preserve"> </w:t>
+      </w:r>
+      <w:hyperlink r:id="rId60">
+        <w:r>
+          <w:rPr>
+            <w:rStyle w:val="VerbatimChar"/>
+          </w:rPr>
+          <w:t xml:space="preserve">Disable-OneViewMaintenanceMode</w:t>
+        </w:r>
+      </w:hyperlink>
+    </w:p>
+    <w:p>
+      <w:r>
+        <w:pict>
+          <v:rect style="width:0;height:1.5pt" o:hralign="center" o:hrstd="t" o:hr="t"/>
+        </w:pict>
+      </w:r>
+    </w:p>
+    <w:bookmarkEnd w:id="62"/>
+    <w:bookmarkEnd w:id="63"/>
+    <w:bookmarkStart w:id="68" w:name="sec106"/>
     <w:p>
       <w:pPr>
         <w:pStyle w:val="Heading2"/>
@@ -25434,7 +28927,7 @@
         <w:t xml:space="preserve">Low-level helpers used by other commands.</w:t>
       </w:r>
     </w:p>
-    <w:bookmarkStart w:id="60" w:name="sec97"/>
+    <w:bookmarkStart w:id="64" w:name="sec107"/>
     <w:p>
       <w:pPr>
         <w:pStyle w:val="Heading3"/>
@@ -25528,7 +29021,7 @@
         <w:pStyle w:val="Compact"/>
         <w:numPr>
           <w:ilvl w:val="0"/>
-          <w:numId w:val="1017"/>
+          <w:numId w:val="1018"/>
         </w:numPr>
       </w:pPr>
       <w:r>
@@ -25550,7 +29043,7 @@
         <w:pStyle w:val="Compact"/>
         <w:numPr>
           <w:ilvl w:val="0"/>
-          <w:numId w:val="1017"/>
+          <w:numId w:val="1018"/>
         </w:numPr>
       </w:pPr>
       <w:r>
@@ -25691,8 +29184,8 @@
         <w:t xml:space="preserve">30</w:t>
       </w:r>
     </w:p>
-    <w:bookmarkEnd w:id="60"/>
-    <w:bookmarkStart w:id="61" w:name="sec98"/>
+    <w:bookmarkEnd w:id="64"/>
+    <w:bookmarkStart w:id="65" w:name="sec108"/>
     <w:p>
       <w:pPr>
         <w:pStyle w:val="Heading3"/>
@@ -25748,8 +29241,8 @@
         <w:t xml:space="preserve">Server srv01</w:t>
       </w:r>
     </w:p>
-    <w:bookmarkEnd w:id="61"/>
-    <w:bookmarkStart w:id="62" w:name="sec99"/>
+    <w:bookmarkEnd w:id="65"/>
+    <w:bookmarkStart w:id="66" w:name="sec109"/>
     <w:p>
       <w:pPr>
         <w:pStyle w:val="Heading3"/>
@@ -25781,8 +29274,8 @@
         <w:t xml:space="preserve">ServerName srv01</w:t>
       </w:r>
     </w:p>
-    <w:bookmarkEnd w:id="62"/>
-    <w:bookmarkStart w:id="63" w:name="sec100"/>
+    <w:bookmarkEnd w:id="66"/>
+    <w:bookmarkStart w:id="67" w:name="sec110"/>
     <w:p>
       <w:pPr>
         <w:pStyle w:val="Heading3"/>
@@ -25954,9 +29447,9 @@
         </w:pict>
       </w:r>
     </w:p>
-    <w:bookmarkEnd w:id="63"/>
-    <w:bookmarkEnd w:id="64"/>
-    <w:bookmarkStart w:id="69" w:name="sec101"/>
+    <w:bookmarkEnd w:id="67"/>
+    <w:bookmarkEnd w:id="68"/>
+    <w:bookmarkStart w:id="73" w:name="sec111"/>
     <w:p>
       <w:pPr>
         <w:pStyle w:val="Heading2"/>
@@ -25973,7 +29466,7 @@
         <w:t xml:space="preserve">Dispatch requests to the appropriate handler.</w:t>
       </w:r>
     </w:p>
-    <w:bookmarkStart w:id="65" w:name="sec102"/>
+    <w:bookmarkStart w:id="69" w:name="sec112"/>
     <w:p>
       <w:pPr>
         <w:pStyle w:val="Heading3"/>
@@ -26089,8 +29582,8 @@
         <w:t xml:space="preserve">}</w:t>
       </w:r>
     </w:p>
-    <w:bookmarkEnd w:id="65"/>
-    <w:bookmarkStart w:id="66" w:name="sec103"/>
+    <w:bookmarkEnd w:id="69"/>
+    <w:bookmarkStart w:id="70" w:name="sec113"/>
     <w:p>
       <w:pPr>
         <w:pStyle w:val="Heading3"/>
@@ -26110,8 +29603,8 @@
         <w:t xml:space="preserve">Get-RouteMap</w:t>
       </w:r>
     </w:p>
-    <w:bookmarkEnd w:id="66"/>
-    <w:bookmarkStart w:id="67" w:name="sec104"/>
+    <w:bookmarkEnd w:id="70"/>
+    <w:bookmarkStart w:id="71" w:name="sec114"/>
     <w:p>
       <w:pPr>
         <w:pStyle w:val="Heading3"/>
@@ -26401,8 +29894,8 @@
         <w:t xml:space="preserve">}</w:t>
       </w:r>
     </w:p>
-    <w:bookmarkEnd w:id="67"/>
-    <w:bookmarkStart w:id="68" w:name="sec105"/>
+    <w:bookmarkEnd w:id="71"/>
+    <w:bookmarkStart w:id="72" w:name="sec115"/>
     <w:p>
       <w:pPr>
         <w:pStyle w:val="Heading3"/>
@@ -26423,9 +29916,9 @@
         </w:pict>
       </w:r>
     </w:p>
-    <w:bookmarkEnd w:id="68"/>
-    <w:bookmarkEnd w:id="69"/>
-    <w:bookmarkStart w:id="74" w:name="sec106"/>
+    <w:bookmarkEnd w:id="72"/>
+    <w:bookmarkEnd w:id="73"/>
+    <w:bookmarkStart w:id="78" w:name="sec116"/>
     <w:p>
       <w:pPr>
         <w:pStyle w:val="Heading2"/>
@@ -26597,7 +30090,7 @@
       <w:r>
         <w:t xml:space="preserve"> </w:t>
       </w:r>
-      <w:hyperlink r:id="rId70">
+      <w:hyperlink r:id="rId74">
         <w:r>
           <w:rPr>
             <w:rStyle w:val="VerbatimChar"/>
@@ -26614,7 +30107,7 @@
       <w:r>
         <w:t xml:space="preserve"> </w:t>
       </w:r>
-      <w:hyperlink r:id="rId71">
+      <w:hyperlink r:id="rId75">
         <w:r>
           <w:rPr>
             <w:rStyle w:val="VerbatimChar"/>
@@ -26626,7 +30119,7 @@
         <w:t xml:space="preserve">.</w:t>
       </w:r>
     </w:p>
-    <w:bookmarkStart w:id="72" w:name="sec107"/>
+    <w:bookmarkStart w:id="76" w:name="sec117"/>
     <w:p>
       <w:pPr>
         <w:pStyle w:val="Heading3"/>
@@ -26899,8 +30392,8 @@
         <w:t xml:space="preserve">$cred</w:t>
       </w:r>
     </w:p>
-    <w:bookmarkEnd w:id="72"/>
-    <w:bookmarkStart w:id="73" w:name="sec108"/>
+    <w:bookmarkEnd w:id="76"/>
+    <w:bookmarkStart w:id="77" w:name="sec118"/>
     <w:p>
       <w:pPr>
         <w:pStyle w:val="Heading3"/>
@@ -27208,9 +30701,9 @@
         <w:t xml:space="preserve">'srv0'</w:t>
       </w:r>
     </w:p>
-    <w:bookmarkEnd w:id="73"/>
-    <w:bookmarkEnd w:id="74"/>
-    <w:bookmarkStart w:id="81" w:name="sec109"/>
+    <w:bookmarkEnd w:id="77"/>
+    <w:bookmarkEnd w:id="78"/>
+    <w:bookmarkStart w:id="85" w:name="sec119"/>
     <w:p>
       <w:pPr>
         <w:pStyle w:val="Heading2"/>
@@ -27219,7 +30712,7 @@
         <w:t xml:space="preserve">Troubleshooting</w:t>
       </w:r>
     </w:p>
-    <w:bookmarkStart w:id="75" w:name="sec110"/>
+    <w:bookmarkStart w:id="79" w:name="sec120"/>
     <w:p>
       <w:pPr>
         <w:pStyle w:val="Heading3"/>
@@ -27278,8 +30771,8 @@
         <w:t xml:space="preserve">Module Automation</w:t>
       </w:r>
     </w:p>
-    <w:bookmarkEnd w:id="75"/>
-    <w:bookmarkStart w:id="76" w:name="sec111"/>
+    <w:bookmarkEnd w:id="79"/>
+    <w:bookmarkStart w:id="80" w:name="sec121"/>
     <w:p>
       <w:pPr>
         <w:pStyle w:val="Heading3"/>
@@ -27329,8 +30822,8 @@
         <w:t xml:space="preserve">ps1</w:t>
       </w:r>
     </w:p>
-    <w:bookmarkEnd w:id="76"/>
-    <w:bookmarkStart w:id="77" w:name="sec112"/>
+    <w:bookmarkEnd w:id="80"/>
+    <w:bookmarkStart w:id="81" w:name="sec122"/>
     <w:p>
       <w:pPr>
         <w:pStyle w:val="Heading3"/>
@@ -27356,8 +30849,8 @@
         <w:t xml:space="preserve"> Automation</w:t>
       </w:r>
     </w:p>
-    <w:bookmarkEnd w:id="77"/>
-    <w:bookmarkStart w:id="78" w:name="sec113"/>
+    <w:bookmarkEnd w:id="81"/>
+    <w:bookmarkStart w:id="82" w:name="sec123"/>
     <w:p>
       <w:pPr>
         <w:pStyle w:val="Heading3"/>
@@ -27605,8 +31098,8 @@
         <w:t xml:space="preserve">Force</w:t>
       </w:r>
     </w:p>
-    <w:bookmarkEnd w:id="78"/>
-    <w:bookmarkStart w:id="80" w:name="sec114"/>
+    <w:bookmarkEnd w:id="82"/>
+    <w:bookmarkStart w:id="84" w:name="sec124"/>
     <w:p>
       <w:pPr>
         <w:pStyle w:val="Heading3"/>
@@ -27619,7 +31112,7 @@
       <w:pPr>
         <w:pStyle w:val="FirstParagraph"/>
       </w:pPr>
-      <w:hyperlink r:id="rId79">
+      <w:hyperlink r:id="rId83">
         <w:r>
           <w:rPr>
             <w:rStyle w:val="Hyperlink"/>
@@ -27634,9 +31127,9 @@
         <w:t xml:space="preserve">with per-command detail pages.</w:t>
       </w:r>
     </w:p>
-    <w:bookmarkEnd w:id="80"/>
-    <w:bookmarkEnd w:id="81"/>
-    <w:bookmarkEnd w:id="82"/>
+    <w:bookmarkEnd w:id="84"/>
+    <w:bookmarkEnd w:id="85"/>
+    <w:bookmarkEnd w:id="86"/>
     <w:sectPr>
       <w:pgSz w:w="16838" w:h="11906" w:orient="landscape"/>
       <w:footnotePr>
@@ -27903,6 +31396,9 @@
     <w:abstractNumId w:val="991"/>
   </w:num>
   <w:num w:numId="1017">
+    <w:abstractNumId w:val="991"/>
+  </w:num>
+  <w:num w:numId="1018">
     <w:abstractNumId w:val="991"/>
   </w:num>
 </w:numbering>

--- a/docx/Automation/automation_commands.docx
+++ b/docx/Automation/automation_commands.docx
@@ -550,7 +550,7 @@
           <w:numId w:val="1006"/>
         </w:numPr>
       </w:pPr>
-      <w:hyperlink w:anchor="sec103">
+      <w:hyperlink w:anchor="sec104">
         <w:r>
           <w:rPr>
             <w:rStyle w:val="Hyperlink"/>
@@ -567,7 +567,7 @@
           <w:numId w:val="1001"/>
         </w:numPr>
       </w:pPr>
-      <w:hyperlink w:anchor="sec106">
+      <w:hyperlink w:anchor="sec108">
         <w:r>
           <w:rPr>
             <w:rStyle w:val="Hyperlink"/>
@@ -584,7 +584,7 @@
           <w:numId w:val="1007"/>
         </w:numPr>
       </w:pPr>
-      <w:hyperlink w:anchor="sec107">
+      <w:hyperlink w:anchor="sec109">
         <w:r>
           <w:rPr>
             <w:rStyle w:val="Hyperlink"/>
@@ -601,7 +601,7 @@
           <w:numId w:val="1007"/>
         </w:numPr>
       </w:pPr>
-      <w:hyperlink w:anchor="sec108">
+      <w:hyperlink w:anchor="sec110">
         <w:r>
           <w:rPr>
             <w:rStyle w:val="Hyperlink"/>
@@ -618,7 +618,7 @@
           <w:numId w:val="1007"/>
         </w:numPr>
       </w:pPr>
-      <w:hyperlink w:anchor="sec109">
+      <w:hyperlink w:anchor="sec111">
         <w:r>
           <w:rPr>
             <w:rStyle w:val="Hyperlink"/>
@@ -635,7 +635,7 @@
           <w:numId w:val="1007"/>
         </w:numPr>
       </w:pPr>
-      <w:hyperlink w:anchor="sec110">
+      <w:hyperlink w:anchor="sec112">
         <w:r>
           <w:rPr>
             <w:rStyle w:val="Hyperlink"/>
@@ -652,7 +652,7 @@
           <w:numId w:val="1001"/>
         </w:numPr>
       </w:pPr>
-      <w:hyperlink w:anchor="sec111">
+      <w:hyperlink w:anchor="sec113">
         <w:r>
           <w:rPr>
             <w:rStyle w:val="Hyperlink"/>
@@ -669,7 +669,7 @@
           <w:numId w:val="1008"/>
         </w:numPr>
       </w:pPr>
-      <w:hyperlink w:anchor="sec112">
+      <w:hyperlink w:anchor="sec114">
         <w:r>
           <w:rPr>
             <w:rStyle w:val="Hyperlink"/>
@@ -686,7 +686,7 @@
           <w:numId w:val="1008"/>
         </w:numPr>
       </w:pPr>
-      <w:hyperlink w:anchor="sec113">
+      <w:hyperlink w:anchor="sec115">
         <w:r>
           <w:rPr>
             <w:rStyle w:val="Hyperlink"/>
@@ -703,7 +703,7 @@
           <w:numId w:val="1008"/>
         </w:numPr>
       </w:pPr>
-      <w:hyperlink w:anchor="sec114">
+      <w:hyperlink w:anchor="sec116">
         <w:r>
           <w:rPr>
             <w:rStyle w:val="Hyperlink"/>
@@ -720,7 +720,7 @@
           <w:numId w:val="1008"/>
         </w:numPr>
       </w:pPr>
-      <w:hyperlink w:anchor="sec115">
+      <w:hyperlink w:anchor="sec117">
         <w:r>
           <w:rPr>
             <w:rStyle w:val="Hyperlink"/>
@@ -737,7 +737,7 @@
           <w:numId w:val="1001"/>
         </w:numPr>
       </w:pPr>
-      <w:hyperlink w:anchor="sec116">
+      <w:hyperlink w:anchor="sec118">
         <w:r>
           <w:rPr>
             <w:rStyle w:val="Hyperlink"/>
@@ -754,7 +754,7 @@
           <w:numId w:val="1009"/>
         </w:numPr>
       </w:pPr>
-      <w:hyperlink w:anchor="sec117">
+      <w:hyperlink w:anchor="sec119">
         <w:r>
           <w:rPr>
             <w:rStyle w:val="Hyperlink"/>
@@ -771,7 +771,7 @@
           <w:numId w:val="1009"/>
         </w:numPr>
       </w:pPr>
-      <w:hyperlink w:anchor="sec118">
+      <w:hyperlink w:anchor="sec120">
         <w:r>
           <w:rPr>
             <w:rStyle w:val="Hyperlink"/>
@@ -788,7 +788,7 @@
           <w:numId w:val="1001"/>
         </w:numPr>
       </w:pPr>
-      <w:hyperlink w:anchor="sec119">
+      <w:hyperlink w:anchor="sec121">
         <w:r>
           <w:rPr>
             <w:rStyle w:val="Hyperlink"/>
@@ -805,7 +805,7 @@
           <w:numId w:val="1010"/>
         </w:numPr>
       </w:pPr>
-      <w:hyperlink w:anchor="sec120">
+      <w:hyperlink w:anchor="sec122">
         <w:r>
           <w:rPr>
             <w:rStyle w:val="Hyperlink"/>
@@ -822,7 +822,7 @@
           <w:numId w:val="1010"/>
         </w:numPr>
       </w:pPr>
-      <w:hyperlink w:anchor="sec121">
+      <w:hyperlink w:anchor="sec123">
         <w:r>
           <w:rPr>
             <w:rStyle w:val="Hyperlink"/>
@@ -839,7 +839,7 @@
           <w:numId w:val="1010"/>
         </w:numPr>
       </w:pPr>
-      <w:hyperlink w:anchor="sec122">
+      <w:hyperlink w:anchor="sec124">
         <w:r>
           <w:rPr>
             <w:rStyle w:val="Hyperlink"/>
@@ -856,7 +856,7 @@
           <w:numId w:val="1010"/>
         </w:numPr>
       </w:pPr>
-      <w:hyperlink w:anchor="sec123">
+      <w:hyperlink w:anchor="sec125">
         <w:r>
           <w:rPr>
             <w:rStyle w:val="Hyperlink"/>
@@ -873,7 +873,7 @@
           <w:numId w:val="1010"/>
         </w:numPr>
       </w:pPr>
-      <w:hyperlink w:anchor="sec124">
+      <w:hyperlink w:anchor="sec126">
         <w:r>
           <w:rPr>
             <w:rStyle w:val="Hyperlink"/>
@@ -26600,7 +26600,35 @@
               <w:pStyle w:val="Compact"/>
             </w:pPr>
             <w:r>
-              <w:t xml:space="preserve">Server or scope name (position 0). Ignored if</w:t>
+              <w:t xml:space="preserve">Server name, scope name,</w:t>
+            </w:r>
+            <w:r>
+              <w:t xml:space="preserve"> </w:t>
+            </w:r>
+            <w:r>
+              <w:rPr>
+                <w:b/>
+                <w:bCs/>
+              </w:rPr>
+              <w:t xml:space="preserve">or serial number</w:t>
+            </w:r>
+            <w:r>
+              <w:t xml:space="preserve"> </w:t>
+            </w:r>
+            <w:r>
+              <w:t xml:space="preserve">(position 0) — resolved automatically via</w:t>
+            </w:r>
+            <w:r>
+              <w:t xml:space="preserve"> </w:t>
+            </w:r>
+            <w:r>
+              <w:rPr>
+                <w:rStyle w:val="VerbatimChar"/>
+              </w:rPr>
+              <w:t xml:space="preserve">Resolve-OneViewMaintTarget</w:t>
+            </w:r>
+            <w:r>
+              <w:t xml:space="preserve">. Ignored if</w:t>
             </w:r>
             <w:r>
               <w:t xml:space="preserve"> </w:t>
@@ -27572,7 +27600,7 @@
         <w:rPr>
           <w:rStyle w:val="CommentTok"/>
         </w:rPr>
-        <w:t xml:space="preserve"># Enable by serial number {#sec101}</w:t>
+        <w:t xml:space="preserve"># Enable by serial number (explicit -SerialNumber switch) {#sec101}</w:t>
       </w:r>
       <w:r>
         <w:br/>
@@ -27617,7 +27645,7 @@
         <w:rPr>
           <w:rStyle w:val="CommentTok"/>
         </w:rPr>
-        <w:t xml:space="preserve"># Validate first without changing anything {#sec102}</w:t>
+        <w:t xml:space="preserve"># Enable by serial number passed positionally as -TargetId (resolved automatically) {#sec102}</w:t>
       </w:r>
       <w:r>
         <w:br/>
@@ -27644,6 +27672,105 @@
         <w:rPr>
           <w:rStyle w:val="StringTok"/>
         </w:rPr>
+        <w:t xml:space="preserve">'CZ22420JCM'</w:t>
+      </w:r>
+      <w:r>
+        <w:rPr>
+          <w:rStyle w:val="NormalTok"/>
+        </w:rPr>
+        <w:t xml:space="preserve"> </w:t>
+      </w:r>
+      <w:r>
+        <w:rPr>
+          <w:rStyle w:val="OperatorTok"/>
+        </w:rPr>
+        <w:t xml:space="preserve">-</w:t>
+      </w:r>
+      <w:r>
+        <w:rPr>
+          <w:rStyle w:val="NormalTok"/>
+        </w:rPr>
+        <w:t xml:space="preserve">OneViewHost oneview</w:t>
+      </w:r>
+      <w:r>
+        <w:rPr>
+          <w:rStyle w:val="OperatorTok"/>
+        </w:rPr>
+        <w:t xml:space="preserve">.</w:t>
+      </w:r>
+      <w:r>
+        <w:rPr>
+          <w:rStyle w:val="FunctionTok"/>
+        </w:rPr>
+        <w:t xml:space="preserve">example</w:t>
+      </w:r>
+      <w:r>
+        <w:rPr>
+          <w:rStyle w:val="OperatorTok"/>
+        </w:rPr>
+        <w:t xml:space="preserve">.</w:t>
+      </w:r>
+      <w:r>
+        <w:rPr>
+          <w:rStyle w:val="FunctionTok"/>
+        </w:rPr>
+        <w:t xml:space="preserve">com</w:t>
+      </w:r>
+      <w:r>
+        <w:rPr>
+          <w:rStyle w:val="NormalTok"/>
+        </w:rPr>
+        <w:t xml:space="preserve"> </w:t>
+      </w:r>
+      <w:r>
+        <w:rPr>
+          <w:rStyle w:val="OperatorTok"/>
+        </w:rPr>
+        <w:t xml:space="preserve">-</w:t>
+      </w:r>
+      <w:r>
+        <w:rPr>
+          <w:rStyle w:val="NormalTok"/>
+        </w:rPr>
+        <w:t xml:space="preserve">Environment Prod</w:t>
+      </w:r>
+      <w:r>
+        <w:br/>
+      </w:r>
+      <w:r>
+        <w:br/>
+      </w:r>
+      <w:r>
+        <w:rPr>
+          <w:rStyle w:val="CommentTok"/>
+        </w:rPr>
+        <w:t xml:space="preserve"># Validate first without changing anything {#sec103}</w:t>
+      </w:r>
+      <w:r>
+        <w:br/>
+      </w:r>
+      <w:r>
+        <w:rPr>
+          <w:rStyle w:val="NormalTok"/>
+        </w:rPr>
+        <w:t xml:space="preserve">Enable-OneViewMaintenanceMode </w:t>
+      </w:r>
+      <w:r>
+        <w:rPr>
+          <w:rStyle w:val="OperatorTok"/>
+        </w:rPr>
+        <w:t xml:space="preserve">-</w:t>
+      </w:r>
+      <w:r>
+        <w:rPr>
+          <w:rStyle w:val="NormalTok"/>
+        </w:rPr>
+        <w:t xml:space="preserve">TargetId </w:t>
+      </w:r>
+      <w:r>
+        <w:rPr>
+          <w:rStyle w:val="StringTok"/>
+        </w:rPr>
         <w:t xml:space="preserve">'server01'</w:t>
       </w:r>
       <w:r>
@@ -27710,6 +27837,273 @@
     <w:p>
       <w:pPr>
         <w:pStyle w:val="FirstParagraph"/>
+      </w:pPr>
+      <w:r>
+        <w:rPr>
+          <w:b/>
+          <w:bCs/>
+        </w:rPr>
+        <w:t xml:space="preserve">Returns:</w:t>
+      </w:r>
+      <w:r>
+        <w:t xml:space="preserve"> </w:t>
+      </w:r>
+      <w:r>
+        <w:rPr>
+          <w:rStyle w:val="VerbatimChar"/>
+        </w:rPr>
+        <w:t xml:space="preserve">[hashtable]</w:t>
+      </w:r>
+      <w:r>
+        <w:t xml:space="preserve"> </w:t>
+      </w:r>
+      <w:r>
+        <w:t xml:space="preserve">with</w:t>
+      </w:r>
+      <w:r>
+        <w:t xml:space="preserve"> </w:t>
+      </w:r>
+      <w:r>
+        <w:rPr>
+          <w:rStyle w:val="VerbatimChar"/>
+        </w:rPr>
+        <w:t xml:space="preserve">Success</w:t>
+      </w:r>
+      <w:r>
+        <w:t xml:space="preserve">,</w:t>
+      </w:r>
+      <w:r>
+        <w:t xml:space="preserve"> </w:t>
+      </w:r>
+      <w:r>
+        <w:rPr>
+          <w:rStyle w:val="VerbatimChar"/>
+        </w:rPr>
+        <w:t xml:space="preserve">TargetType</w:t>
+      </w:r>
+      <w:r>
+        <w:t xml:space="preserve">,</w:t>
+      </w:r>
+      <w:r>
+        <w:t xml:space="preserve"> </w:t>
+      </w:r>
+      <w:r>
+        <w:rPr>
+          <w:rStyle w:val="VerbatimChar"/>
+        </w:rPr>
+        <w:t xml:space="preserve">Objects</w:t>
+      </w:r>
+      <w:r>
+        <w:t xml:space="preserve"> </w:t>
+      </w:r>
+      <w:r>
+        <w:t xml:space="preserve">(per-server</w:t>
+      </w:r>
+      <w:r>
+        <w:t xml:space="preserve"> </w:t>
+      </w:r>
+      <w:r>
+        <w:rPr>
+          <w:rStyle w:val="VerbatimChar"/>
+        </w:rPr>
+        <w:t xml:space="preserve">Status</w:t>
+      </w:r>
+      <w:r>
+        <w:t xml:space="preserve">/</w:t>
+      </w:r>
+      <w:r>
+        <w:rPr>
+          <w:rStyle w:val="VerbatimChar"/>
+        </w:rPr>
+        <w:t xml:space="preserve">Message</w:t>
+      </w:r>
+      <w:r>
+        <w:t xml:space="preserve">),</w:t>
+      </w:r>
+      <w:r>
+        <w:t xml:space="preserve"> </w:t>
+      </w:r>
+      <w:r>
+        <w:rPr>
+          <w:rStyle w:val="VerbatimChar"/>
+        </w:rPr>
+        <w:t xml:space="preserve">ResolvedTarget</w:t>
+      </w:r>
+      <w:r>
+        <w:t xml:space="preserve">,</w:t>
+      </w:r>
+      <w:r>
+        <w:t xml:space="preserve"> </w:t>
+      </w:r>
+      <w:r>
+        <w:rPr>
+          <w:rStyle w:val="VerbatimChar"/>
+        </w:rPr>
+        <w:t xml:space="preserve">ResolvedType</w:t>
+      </w:r>
+      <w:r>
+        <w:t xml:space="preserve">,</w:t>
+      </w:r>
+      <w:r>
+        <w:t xml:space="preserve"> </w:t>
+      </w:r>
+      <w:r>
+        <w:rPr>
+          <w:rStyle w:val="VerbatimChar"/>
+        </w:rPr>
+        <w:t xml:space="preserve">SerialNumber</w:t>
+      </w:r>
+      <w:r>
+        <w:t xml:space="preserve">,</w:t>
+      </w:r>
+      <w:r>
+        <w:t xml:space="preserve"> </w:t>
+      </w:r>
+      <w:r>
+        <w:rPr>
+          <w:rStyle w:val="VerbatimChar"/>
+        </w:rPr>
+        <w:t xml:space="preserve">ResolvedBy</w:t>
+      </w:r>
+      <w:r>
+        <w:t xml:space="preserve"> </w:t>
+      </w:r>
+      <w:r>
+        <w:t xml:space="preserve">(</w:t>
+      </w:r>
+      <w:r>
+        <w:rPr>
+          <w:rStyle w:val="VerbatimChar"/>
+        </w:rPr>
+        <w:t xml:space="preserve">Name</w:t>
+      </w:r>
+      <w:r>
+        <w:t xml:space="preserve">/</w:t>
+      </w:r>
+      <w:r>
+        <w:rPr>
+          <w:rStyle w:val="VerbatimChar"/>
+        </w:rPr>
+        <w:t xml:space="preserve">Serial</w:t>
+      </w:r>
+      <w:r>
+        <w:t xml:space="preserve">),</w:t>
+      </w:r>
+      <w:r>
+        <w:t xml:space="preserve"> </w:t>
+      </w:r>
+      <w:r>
+        <w:rPr>
+          <w:rStyle w:val="VerbatimChar"/>
+        </w:rPr>
+        <w:t xml:space="preserve">Appliance</w:t>
+      </w:r>
+      <w:r>
+        <w:t xml:space="preserve">,</w:t>
+      </w:r>
+      <w:r>
+        <w:t xml:space="preserve"> </w:t>
+      </w:r>
+      <w:r>
+        <w:rPr>
+          <w:rStyle w:val="VerbatimChar"/>
+        </w:rPr>
+        <w:t xml:space="preserve">StartTime</w:t>
+      </w:r>
+      <w:r>
+        <w:t xml:space="preserve">,</w:t>
+      </w:r>
+      <w:r>
+        <w:t xml:space="preserve"> </w:t>
+      </w:r>
+      <w:r>
+        <w:rPr>
+          <w:rStyle w:val="VerbatimChar"/>
+        </w:rPr>
+        <w:t xml:space="preserve">EndTime</w:t>
+      </w:r>
+      <w:r>
+        <w:t xml:space="preserve">, and</w:t>
+      </w:r>
+      <w:r>
+        <w:t xml:space="preserve"> </w:t>
+      </w:r>
+      <w:r>
+        <w:rPr>
+          <w:rStyle w:val="VerbatimChar"/>
+        </w:rPr>
+        <w:t xml:space="preserve">Message</w:t>
+      </w:r>
+      <w:r>
+        <w:t xml:space="preserve">.</w:t>
+      </w:r>
+      <w:r>
+        <w:t xml:space="preserve"> </w:t>
+      </w:r>
+      <w:r>
+        <w:rPr>
+          <w:rStyle w:val="VerbatimChar"/>
+        </w:rPr>
+        <w:t xml:space="preserve">ResolvedTarget</w:t>
+      </w:r>
+      <w:r>
+        <w:t xml:space="preserve">/</w:t>
+      </w:r>
+      <w:r>
+        <w:rPr>
+          <w:rStyle w:val="VerbatimChar"/>
+        </w:rPr>
+        <w:t xml:space="preserve">ResolvedBy</w:t>
+      </w:r>
+      <w:r>
+        <w:t xml:space="preserve"> </w:t>
+      </w:r>
+      <w:r>
+        <w:t xml:space="preserve">report how</w:t>
+      </w:r>
+      <w:r>
+        <w:t xml:space="preserve"> </w:t>
+      </w:r>
+      <w:r>
+        <w:rPr>
+          <w:rStyle w:val="VerbatimChar"/>
+        </w:rPr>
+        <w:t xml:space="preserve">-TargetId</w:t>
+      </w:r>
+      <w:r>
+        <w:t xml:space="preserve">/</w:t>
+      </w:r>
+      <w:r>
+        <w:rPr>
+          <w:rStyle w:val="VerbatimChar"/>
+        </w:rPr>
+        <w:t xml:space="preserve">-SerialNumber</w:t>
+      </w:r>
+      <w:r>
+        <w:t xml:space="preserve"> </w:t>
+      </w:r>
+      <w:r>
+        <w:t xml:space="preserve">was resolved (a name or serial passed as</w:t>
+      </w:r>
+      <w:r>
+        <w:t xml:space="preserve"> </w:t>
+      </w:r>
+      <w:r>
+        <w:rPr>
+          <w:rStyle w:val="VerbatimChar"/>
+        </w:rPr>
+        <w:t xml:space="preserve">-TargetId</w:t>
+      </w:r>
+      <w:r>
+        <w:t xml:space="preserve"> </w:t>
+      </w:r>
+      <w:r>
+        <w:t xml:space="preserve">is resolved to the exact server name, so the operation never silently acts on the wrong server).</w:t>
+      </w:r>
+    </w:p>
+    <w:p>
+      <w:pPr>
+        <w:pStyle w:val="BodyText"/>
       </w:pPr>
       <w:r>
         <w:t xml:space="preserve">Source:</w:t>
@@ -27749,7 +28143,7 @@
       </w:r>
     </w:p>
     <w:bookmarkEnd w:id="61"/>
-    <w:bookmarkStart w:id="62" w:name="sec103"/>
+    <w:bookmarkStart w:id="62" w:name="sec104"/>
     <w:p>
       <w:pPr>
         <w:pStyle w:val="Heading3"/>
@@ -27913,7 +28307,35 @@
               <w:pStyle w:val="Compact"/>
             </w:pPr>
             <w:r>
-              <w:t xml:space="preserve">Server or scope name (position 0). Ignored if</w:t>
+              <w:t xml:space="preserve">Server name, scope name,</w:t>
+            </w:r>
+            <w:r>
+              <w:t xml:space="preserve"> </w:t>
+            </w:r>
+            <w:r>
+              <w:rPr>
+                <w:b/>
+                <w:bCs/>
+              </w:rPr>
+              <w:t xml:space="preserve">or serial number</w:t>
+            </w:r>
+            <w:r>
+              <w:t xml:space="preserve"> </w:t>
+            </w:r>
+            <w:r>
+              <w:t xml:space="preserve">(position 0) — resolved automatically via</w:t>
+            </w:r>
+            <w:r>
+              <w:t xml:space="preserve"> </w:t>
+            </w:r>
+            <w:r>
+              <w:rPr>
+                <w:rStyle w:val="VerbatimChar"/>
+              </w:rPr>
+              <w:t xml:space="preserve">Resolve-OneViewMaintTarget</w:t>
+            </w:r>
+            <w:r>
+              <w:t xml:space="preserve">. Ignored if</w:t>
             </w:r>
             <w:r>
               <w:t xml:space="preserve"> </w:t>
@@ -28732,7 +29154,7 @@
         <w:rPr>
           <w:rStyle w:val="CommentTok"/>
         </w:rPr>
-        <w:t xml:space="preserve"># Disable by server name {#sec104}</w:t>
+        <w:t xml:space="preserve"># Disable by server name {#sec105}</w:t>
       </w:r>
       <w:r>
         <w:br/>
@@ -28831,7 +29253,7 @@
         <w:rPr>
           <w:rStyle w:val="CommentTok"/>
         </w:rPr>
-        <w:t xml:space="preserve"># Disable by serial number {#sec105}</w:t>
+        <w:t xml:space="preserve"># Disable by serial number (explicit -SerialNumber switch) {#sec106}</w:t>
       </w:r>
       <w:r>
         <w:br/>
@@ -28866,10 +29288,337 @@
         </w:rPr>
         <w:t xml:space="preserve">Environment Prod</w:t>
       </w:r>
+      <w:r>
+        <w:br/>
+      </w:r>
+      <w:r>
+        <w:br/>
+      </w:r>
+      <w:r>
+        <w:rPr>
+          <w:rStyle w:val="CommentTok"/>
+        </w:rPr>
+        <w:t xml:space="preserve"># Disable by serial number passed positionally as -TargetId (resolved automatically) {#sec107}</w:t>
+      </w:r>
+      <w:r>
+        <w:br/>
+      </w:r>
+      <w:r>
+        <w:rPr>
+          <w:rStyle w:val="NormalTok"/>
+        </w:rPr>
+        <w:t xml:space="preserve">Disable-OneViewMaintenanceMode </w:t>
+      </w:r>
+      <w:r>
+        <w:rPr>
+          <w:rStyle w:val="OperatorTok"/>
+        </w:rPr>
+        <w:t xml:space="preserve">-</w:t>
+      </w:r>
+      <w:r>
+        <w:rPr>
+          <w:rStyle w:val="NormalTok"/>
+        </w:rPr>
+        <w:t xml:space="preserve">TargetId </w:t>
+      </w:r>
+      <w:r>
+        <w:rPr>
+          <w:rStyle w:val="StringTok"/>
+        </w:rPr>
+        <w:t xml:space="preserve">'CZ22420JCM'</w:t>
+      </w:r>
+      <w:r>
+        <w:rPr>
+          <w:rStyle w:val="NormalTok"/>
+        </w:rPr>
+        <w:t xml:space="preserve"> </w:t>
+      </w:r>
+      <w:r>
+        <w:rPr>
+          <w:rStyle w:val="OperatorTok"/>
+        </w:rPr>
+        <w:t xml:space="preserve">-</w:t>
+      </w:r>
+      <w:r>
+        <w:rPr>
+          <w:rStyle w:val="NormalTok"/>
+        </w:rPr>
+        <w:t xml:space="preserve">OneViewHost oneview</w:t>
+      </w:r>
+      <w:r>
+        <w:rPr>
+          <w:rStyle w:val="OperatorTok"/>
+        </w:rPr>
+        <w:t xml:space="preserve">.</w:t>
+      </w:r>
+      <w:r>
+        <w:rPr>
+          <w:rStyle w:val="FunctionTok"/>
+        </w:rPr>
+        <w:t xml:space="preserve">example</w:t>
+      </w:r>
+      <w:r>
+        <w:rPr>
+          <w:rStyle w:val="OperatorTok"/>
+        </w:rPr>
+        <w:t xml:space="preserve">.</w:t>
+      </w:r>
+      <w:r>
+        <w:rPr>
+          <w:rStyle w:val="FunctionTok"/>
+        </w:rPr>
+        <w:t xml:space="preserve">com</w:t>
+      </w:r>
+      <w:r>
+        <w:rPr>
+          <w:rStyle w:val="NormalTok"/>
+        </w:rPr>
+        <w:t xml:space="preserve"> </w:t>
+      </w:r>
+      <w:r>
+        <w:rPr>
+          <w:rStyle w:val="OperatorTok"/>
+        </w:rPr>
+        <w:t xml:space="preserve">-</w:t>
+      </w:r>
+      <w:r>
+        <w:rPr>
+          <w:rStyle w:val="NormalTok"/>
+        </w:rPr>
+        <w:t xml:space="preserve">Environment Prod</w:t>
+      </w:r>
     </w:p>
     <w:p>
       <w:pPr>
         <w:pStyle w:val="FirstParagraph"/>
+      </w:pPr>
+      <w:r>
+        <w:rPr>
+          <w:b/>
+          <w:bCs/>
+        </w:rPr>
+        <w:t xml:space="preserve">Returns:</w:t>
+      </w:r>
+      <w:r>
+        <w:t xml:space="preserve"> </w:t>
+      </w:r>
+      <w:r>
+        <w:rPr>
+          <w:rStyle w:val="VerbatimChar"/>
+        </w:rPr>
+        <w:t xml:space="preserve">[hashtable]</w:t>
+      </w:r>
+      <w:r>
+        <w:t xml:space="preserve"> </w:t>
+      </w:r>
+      <w:r>
+        <w:t xml:space="preserve">with</w:t>
+      </w:r>
+      <w:r>
+        <w:t xml:space="preserve"> </w:t>
+      </w:r>
+      <w:r>
+        <w:rPr>
+          <w:rStyle w:val="VerbatimChar"/>
+        </w:rPr>
+        <w:t xml:space="preserve">Success</w:t>
+      </w:r>
+      <w:r>
+        <w:t xml:space="preserve">,</w:t>
+      </w:r>
+      <w:r>
+        <w:t xml:space="preserve"> </w:t>
+      </w:r>
+      <w:r>
+        <w:rPr>
+          <w:rStyle w:val="VerbatimChar"/>
+        </w:rPr>
+        <w:t xml:space="preserve">TargetType</w:t>
+      </w:r>
+      <w:r>
+        <w:t xml:space="preserve">,</w:t>
+      </w:r>
+      <w:r>
+        <w:t xml:space="preserve"> </w:t>
+      </w:r>
+      <w:r>
+        <w:rPr>
+          <w:rStyle w:val="VerbatimChar"/>
+        </w:rPr>
+        <w:t xml:space="preserve">Objects</w:t>
+      </w:r>
+      <w:r>
+        <w:t xml:space="preserve"> </w:t>
+      </w:r>
+      <w:r>
+        <w:t xml:space="preserve">(per-server</w:t>
+      </w:r>
+      <w:r>
+        <w:t xml:space="preserve"> </w:t>
+      </w:r>
+      <w:r>
+        <w:rPr>
+          <w:rStyle w:val="VerbatimChar"/>
+        </w:rPr>
+        <w:t xml:space="preserve">Status</w:t>
+      </w:r>
+      <w:r>
+        <w:t xml:space="preserve">/</w:t>
+      </w:r>
+      <w:r>
+        <w:rPr>
+          <w:rStyle w:val="VerbatimChar"/>
+        </w:rPr>
+        <w:t xml:space="preserve">Message</w:t>
+      </w:r>
+      <w:r>
+        <w:t xml:space="preserve">),</w:t>
+      </w:r>
+      <w:r>
+        <w:t xml:space="preserve"> </w:t>
+      </w:r>
+      <w:r>
+        <w:rPr>
+          <w:rStyle w:val="VerbatimChar"/>
+        </w:rPr>
+        <w:t xml:space="preserve">ResolvedTarget</w:t>
+      </w:r>
+      <w:r>
+        <w:t xml:space="preserve">,</w:t>
+      </w:r>
+      <w:r>
+        <w:t xml:space="preserve"> </w:t>
+      </w:r>
+      <w:r>
+        <w:rPr>
+          <w:rStyle w:val="VerbatimChar"/>
+        </w:rPr>
+        <w:t xml:space="preserve">ResolvedType</w:t>
+      </w:r>
+      <w:r>
+        <w:t xml:space="preserve">,</w:t>
+      </w:r>
+      <w:r>
+        <w:t xml:space="preserve"> </w:t>
+      </w:r>
+      <w:r>
+        <w:rPr>
+          <w:rStyle w:val="VerbatimChar"/>
+        </w:rPr>
+        <w:t xml:space="preserve">SerialNumber</w:t>
+      </w:r>
+      <w:r>
+        <w:t xml:space="preserve">,</w:t>
+      </w:r>
+      <w:r>
+        <w:t xml:space="preserve"> </w:t>
+      </w:r>
+      <w:r>
+        <w:rPr>
+          <w:rStyle w:val="VerbatimChar"/>
+        </w:rPr>
+        <w:t xml:space="preserve">ResolvedBy</w:t>
+      </w:r>
+      <w:r>
+        <w:t xml:space="preserve"> </w:t>
+      </w:r>
+      <w:r>
+        <w:t xml:space="preserve">(</w:t>
+      </w:r>
+      <w:r>
+        <w:rPr>
+          <w:rStyle w:val="VerbatimChar"/>
+        </w:rPr>
+        <w:t xml:space="preserve">Name</w:t>
+      </w:r>
+      <w:r>
+        <w:t xml:space="preserve">/</w:t>
+      </w:r>
+      <w:r>
+        <w:rPr>
+          <w:rStyle w:val="VerbatimChar"/>
+        </w:rPr>
+        <w:t xml:space="preserve">Serial</w:t>
+      </w:r>
+      <w:r>
+        <w:t xml:space="preserve">),</w:t>
+      </w:r>
+      <w:r>
+        <w:t xml:space="preserve"> </w:t>
+      </w:r>
+      <w:r>
+        <w:rPr>
+          <w:rStyle w:val="VerbatimChar"/>
+        </w:rPr>
+        <w:t xml:space="preserve">Appliance</w:t>
+      </w:r>
+      <w:r>
+        <w:t xml:space="preserve">, and</w:t>
+      </w:r>
+      <w:r>
+        <w:t xml:space="preserve"> </w:t>
+      </w:r>
+      <w:r>
+        <w:rPr>
+          <w:rStyle w:val="VerbatimChar"/>
+        </w:rPr>
+        <w:t xml:space="preserve">Message</w:t>
+      </w:r>
+      <w:r>
+        <w:t xml:space="preserve">.</w:t>
+      </w:r>
+      <w:r>
+        <w:t xml:space="preserve"> </w:t>
+      </w:r>
+      <w:r>
+        <w:rPr>
+          <w:rStyle w:val="VerbatimChar"/>
+        </w:rPr>
+        <w:t xml:space="preserve">ResolvedTarget</w:t>
+      </w:r>
+      <w:r>
+        <w:t xml:space="preserve">/</w:t>
+      </w:r>
+      <w:r>
+        <w:rPr>
+          <w:rStyle w:val="VerbatimChar"/>
+        </w:rPr>
+        <w:t xml:space="preserve">ResolvedBy</w:t>
+      </w:r>
+      <w:r>
+        <w:t xml:space="preserve"> </w:t>
+      </w:r>
+      <w:r>
+        <w:t xml:space="preserve">report how</w:t>
+      </w:r>
+      <w:r>
+        <w:t xml:space="preserve"> </w:t>
+      </w:r>
+      <w:r>
+        <w:rPr>
+          <w:rStyle w:val="VerbatimChar"/>
+        </w:rPr>
+        <w:t xml:space="preserve">-TargetId</w:t>
+      </w:r>
+      <w:r>
+        <w:t xml:space="preserve">/</w:t>
+      </w:r>
+      <w:r>
+        <w:rPr>
+          <w:rStyle w:val="VerbatimChar"/>
+        </w:rPr>
+        <w:t xml:space="preserve">-SerialNumber</w:t>
+      </w:r>
+      <w:r>
+        <w:t xml:space="preserve"> </w:t>
+      </w:r>
+      <w:r>
+        <w:t xml:space="preserve">was resolved.</w:t>
+      </w:r>
+    </w:p>
+    <w:p>
+      <w:pPr>
+        <w:pStyle w:val="BodyText"/>
       </w:pPr>
       <w:r>
         <w:t xml:space="preserve">Source:</w:t>
@@ -28910,7 +29659,7 @@
     </w:p>
     <w:bookmarkEnd w:id="62"/>
     <w:bookmarkEnd w:id="63"/>
-    <w:bookmarkStart w:id="68" w:name="sec106"/>
+    <w:bookmarkStart w:id="68" w:name="sec108"/>
     <w:p>
       <w:pPr>
         <w:pStyle w:val="Heading2"/>
@@ -28927,7 +29676,7 @@
         <w:t xml:space="preserve">Low-level helpers used by other commands.</w:t>
       </w:r>
     </w:p>
-    <w:bookmarkStart w:id="64" w:name="sec107"/>
+    <w:bookmarkStart w:id="64" w:name="sec109"/>
     <w:p>
       <w:pPr>
         <w:pStyle w:val="Heading3"/>
@@ -29185,7 +29934,7 @@
       </w:r>
     </w:p>
     <w:bookmarkEnd w:id="64"/>
-    <w:bookmarkStart w:id="65" w:name="sec108"/>
+    <w:bookmarkStart w:id="65" w:name="sec110"/>
     <w:p>
       <w:pPr>
         <w:pStyle w:val="Heading3"/>
@@ -29242,7 +29991,7 @@
       </w:r>
     </w:p>
     <w:bookmarkEnd w:id="65"/>
-    <w:bookmarkStart w:id="66" w:name="sec109"/>
+    <w:bookmarkStart w:id="66" w:name="sec111"/>
     <w:p>
       <w:pPr>
         <w:pStyle w:val="Heading3"/>
@@ -29275,7 +30024,7 @@
       </w:r>
     </w:p>
     <w:bookmarkEnd w:id="66"/>
-    <w:bookmarkStart w:id="67" w:name="sec110"/>
+    <w:bookmarkStart w:id="67" w:name="sec112"/>
     <w:p>
       <w:pPr>
         <w:pStyle w:val="Heading3"/>
@@ -29449,7 +30198,7 @@
     </w:p>
     <w:bookmarkEnd w:id="67"/>
     <w:bookmarkEnd w:id="68"/>
-    <w:bookmarkStart w:id="73" w:name="sec111"/>
+    <w:bookmarkStart w:id="73" w:name="sec113"/>
     <w:p>
       <w:pPr>
         <w:pStyle w:val="Heading2"/>
@@ -29466,7 +30215,7 @@
         <w:t xml:space="preserve">Dispatch requests to the appropriate handler.</w:t>
       </w:r>
     </w:p>
-    <w:bookmarkStart w:id="69" w:name="sec112"/>
+    <w:bookmarkStart w:id="69" w:name="sec114"/>
     <w:p>
       <w:pPr>
         <w:pStyle w:val="Heading3"/>
@@ -29583,7 +30332,7 @@
       </w:r>
     </w:p>
     <w:bookmarkEnd w:id="69"/>
-    <w:bookmarkStart w:id="70" w:name="sec113"/>
+    <w:bookmarkStart w:id="70" w:name="sec115"/>
     <w:p>
       <w:pPr>
         <w:pStyle w:val="Heading3"/>
@@ -29604,7 +30353,7 @@
       </w:r>
     </w:p>
     <w:bookmarkEnd w:id="70"/>
-    <w:bookmarkStart w:id="71" w:name="sec114"/>
+    <w:bookmarkStart w:id="71" w:name="sec116"/>
     <w:p>
       <w:pPr>
         <w:pStyle w:val="Heading3"/>
@@ -29895,7 +30644,7 @@
       </w:r>
     </w:p>
     <w:bookmarkEnd w:id="71"/>
-    <w:bookmarkStart w:id="72" w:name="sec115"/>
+    <w:bookmarkStart w:id="72" w:name="sec117"/>
     <w:p>
       <w:pPr>
         <w:pStyle w:val="Heading3"/>
@@ -29918,7 +30667,7 @@
     </w:p>
     <w:bookmarkEnd w:id="72"/>
     <w:bookmarkEnd w:id="73"/>
-    <w:bookmarkStart w:id="78" w:name="sec116"/>
+    <w:bookmarkStart w:id="78" w:name="sec118"/>
     <w:p>
       <w:pPr>
         <w:pStyle w:val="Heading2"/>
@@ -30119,7 +30868,7 @@
         <w:t xml:space="preserve">.</w:t>
       </w:r>
     </w:p>
-    <w:bookmarkStart w:id="76" w:name="sec117"/>
+    <w:bookmarkStart w:id="76" w:name="sec119"/>
     <w:p>
       <w:pPr>
         <w:pStyle w:val="Heading3"/>
@@ -30393,7 +31142,7 @@
       </w:r>
     </w:p>
     <w:bookmarkEnd w:id="76"/>
-    <w:bookmarkStart w:id="77" w:name="sec118"/>
+    <w:bookmarkStart w:id="77" w:name="sec120"/>
     <w:p>
       <w:pPr>
         <w:pStyle w:val="Heading3"/>
@@ -30703,7 +31452,7 @@
     </w:p>
     <w:bookmarkEnd w:id="77"/>
     <w:bookmarkEnd w:id="78"/>
-    <w:bookmarkStart w:id="85" w:name="sec119"/>
+    <w:bookmarkStart w:id="85" w:name="sec121"/>
     <w:p>
       <w:pPr>
         <w:pStyle w:val="Heading2"/>
@@ -30712,7 +31461,7 @@
         <w:t xml:space="preserve">Troubleshooting</w:t>
       </w:r>
     </w:p>
-    <w:bookmarkStart w:id="79" w:name="sec120"/>
+    <w:bookmarkStart w:id="79" w:name="sec122"/>
     <w:p>
       <w:pPr>
         <w:pStyle w:val="Heading3"/>
@@ -30772,7 +31521,7 @@
       </w:r>
     </w:p>
     <w:bookmarkEnd w:id="79"/>
-    <w:bookmarkStart w:id="80" w:name="sec121"/>
+    <w:bookmarkStart w:id="80" w:name="sec123"/>
     <w:p>
       <w:pPr>
         <w:pStyle w:val="Heading3"/>
@@ -30823,7 +31572,7 @@
       </w:r>
     </w:p>
     <w:bookmarkEnd w:id="80"/>
-    <w:bookmarkStart w:id="81" w:name="sec122"/>
+    <w:bookmarkStart w:id="81" w:name="sec124"/>
     <w:p>
       <w:pPr>
         <w:pStyle w:val="Heading3"/>
@@ -30850,7 +31599,7 @@
       </w:r>
     </w:p>
     <w:bookmarkEnd w:id="81"/>
-    <w:bookmarkStart w:id="82" w:name="sec123"/>
+    <w:bookmarkStart w:id="82" w:name="sec125"/>
     <w:p>
       <w:pPr>
         <w:pStyle w:val="Heading3"/>
@@ -31099,7 +31848,7 @@
       </w:r>
     </w:p>
     <w:bookmarkEnd w:id="82"/>
-    <w:bookmarkStart w:id="84" w:name="sec124"/>
+    <w:bookmarkStart w:id="84" w:name="sec126"/>
     <w:p>
       <w:pPr>
         <w:pStyle w:val="Heading3"/>

--- a/docx/Automation/automation_commands.docx
+++ b/docx/Automation/automation_commands.docx
@@ -14264,6 +14264,44 @@
             </w:r>
             <w:r>
               <w:t xml:space="preserve">prompt.</w:t>
+            </w:r>
+          </w:p>
+        </w:tc>
+      </w:tr>
+      <w:tr>
+        <w:tc>
+          <w:tcPr/>
+          <w:p>
+            <w:pPr>
+              <w:pStyle w:val="Compact"/>
+            </w:pPr>
+            <w:r>
+              <w:rPr>
+                <w:rStyle w:val="VerbatimChar"/>
+              </w:rPr>
+              <w:t xml:space="preserve">-Quiet</w:t>
+            </w:r>
+          </w:p>
+        </w:tc>
+        <w:tc>
+          <w:tcPr/>
+          <w:p>
+            <w:pPr>
+              <w:pStyle w:val="Compact"/>
+            </w:pPr>
+            <w:r>
+              <w:t xml:space="preserve">No</w:t>
+            </w:r>
+          </w:p>
+        </w:tc>
+        <w:tc>
+          <w:tcPr/>
+          <w:p>
+            <w:pPr>
+              <w:pStyle w:val="Compact"/>
+            </w:pPr>
+            <w:r>
+              <w:t xml:space="preserve">Suppress human-readable output; only the structured result is emitted.</w:t>
             </w:r>
           </w:p>
         </w:tc>

--- a/docx/Automation/automation_commands.docx
+++ b/docx/Automation/automation_commands.docx
@@ -14544,7 +14544,7 @@
         <w:t xml:space="preserve"> </w:t>
       </w:r>
       <w:r>
-        <w:t xml:space="preserve">any destructive action (ISO mount, reboot) and remove it</w:t>
+        <w:t xml:space="preserve">any destructive action (ISO mount, reboot) and removes it</w:t>
       </w:r>
       <w:r>
         <w:t xml:space="preserve"> </w:t>
@@ -14560,7 +14560,23 @@
         <w:t xml:space="preserve"> </w:t>
       </w:r>
       <w:r>
-        <w:t xml:space="preserve">the build completes. This stops unnecessary alerting and avoids on-call callouts during deployment. A highlighted notice appears in the deployment summary:</w:t>
+        <w:t xml:space="preserve">the build completes. This stops unnecessary alerting and avoids on-call callouts during deployment. If the server is</w:t>
+      </w:r>
+      <w:r>
+        <w:t xml:space="preserve"> </w:t>
+      </w:r>
+      <w:r>
+        <w:rPr>
+          <w:b/>
+          <w:bCs/>
+        </w:rPr>
+        <w:t xml:space="preserve">already</w:t>
+      </w:r>
+      <w:r>
+        <w:t xml:space="preserve"> </w:t>
+      </w:r>
+      <w:r>
+        <w:t xml:space="preserve">in maintenance mode (as reported by OneView), the enable step is skipped and the post-build disable still runs so the original state is restored. A highlighted notice appears in the deployment summary:</w:t>
       </w:r>
     </w:p>
     <w:p>
@@ -26521,7 +26537,22 @@
         <w:t xml:space="preserve">appliance</w:t>
       </w:r>
       <w:r>
-        <w:t xml:space="preserve">); credentials are read from the env vars named in that config.</w:t>
+        <w:t xml:space="preserve">); credentials are read from the env vars named in that config, or reused from an active</w:t>
+      </w:r>
+      <w:r>
+        <w:t xml:space="preserve"> </w:t>
+      </w:r>
+      <w:r>
+        <w:rPr>
+          <w:rStyle w:val="VerbatimChar"/>
+        </w:rPr>
+        <w:t xml:space="preserve">Connect-OneView</w:t>
+      </w:r>
+      <w:r>
+        <w:t xml:space="preserve"> </w:t>
+      </w:r>
+      <w:r>
+        <w:t xml:space="preserve">session (no prompt when already connected).</w:t>
       </w:r>
     </w:p>
     <w:tbl>

--- a/docx/Automation/automation_commands.docx
+++ b/docx/Automation/automation_commands.docx
@@ -2,7 +2,7 @@
 <file path=word/document.xml><?xml version="1.0" encoding="utf-8"?>
 <w:document xmlns:w="http://schemas.openxmlformats.org/wordprocessingml/2006/main" xmlns:m="http://schemas.openxmlformats.org/officeDocument/2006/math" xmlns:r="http://schemas.openxmlformats.org/officeDocument/2006/relationships" xmlns:o="urn:schemas-microsoft-com:office:office" xmlns:v="urn:schemas-microsoft-com:vml" xmlns:w10="urn:schemas-microsoft-com:office:word" xmlns:a="http://schemas.openxmlformats.org/drawingml/2006/main" xmlns:pic="http://schemas.openxmlformats.org/drawingml/2006/picture" xmlns:wp="http://schemas.openxmlformats.org/drawingml/2006/wordprocessingDrawing">
   <w:body>
-    <w:bookmarkStart w:id="86" w:name="sec1"/>
+    <w:bookmarkStart w:id="87" w:name="sec1"/>
     <w:p>
       <w:pPr>
         <w:pStyle w:val="Heading1"/>
@@ -2225,7 +2225,7 @@
         <w:t xml:space="preserve">-Deploy</w:t>
       </w:r>
       <w:r>
-        <w:t xml:space="preserve">), it internally executes the build pipeline — OneView resolution, maintenance mode enable, iLO mount, OS install, post-build validation, and maintenance mode disable.</w:t>
+        <w:t xml:space="preserve">), it internally executes the build pipeline — OneView resolution, maintenance mode enable (if not already enabled), iLO mount, OS install, post-build validation. Maintenance mode disable is a manual operator action after the build.</w:t>
       </w:r>
     </w:p>
     <w:p>
@@ -2633,7 +2633,7 @@
               <w:t xml:space="preserve"> </w:t>
             </w:r>
             <w:r>
-              <w:t xml:space="preserve">internally — OneView resolution, maintenance mode enable, ISO mount + reboot (wipe/reinstall), post-build validation, and maintenance mode disable. Gated by</w:t>
+              <w:t xml:space="preserve">internally — OneView resolution, maintenance mode enable (if not already enabled), ISO mount + reboot (wipe/reinstall), post-build validation. Gated by</w:t>
             </w:r>
             <w:r>
               <w:t xml:space="preserve"> </w:t>
@@ -2691,7 +2691,7 @@
               <w:t xml:space="preserve"> </w:t>
             </w:r>
             <w:r>
-              <w:t xml:space="preserve">to skip).</w:t>
+              <w:t xml:space="preserve">to skip). Maintenance mode disable is a manual operator action after the build completes.</w:t>
             </w:r>
           </w:p>
         </w:tc>
@@ -12177,7 +12177,7 @@
     </w:p>
     <w:bookmarkEnd w:id="26"/>
     <w:bookmarkEnd w:id="27"/>
-    <w:bookmarkStart w:id="36" w:name="sec50"/>
+    <w:bookmarkStart w:id="37" w:name="sec50"/>
     <w:p>
       <w:pPr>
         <w:pStyle w:val="Heading2"/>
@@ -13103,7 +13103,46 @@
               <w:pStyle w:val="Compact"/>
             </w:pPr>
             <w:r>
-              <w:t xml:space="preserve">PSCredential for iLO Redfish check (prompted if omitted).</w:t>
+              <w:rPr>
+                <w:rStyle w:val="VerbatimChar"/>
+              </w:rPr>
+              <w:t xml:space="preserve">PSCredential</w:t>
+            </w:r>
+            <w:r>
+              <w:t xml:space="preserve"> </w:t>
+            </w:r>
+            <w:r>
+              <w:t xml:space="preserve">for iLO Redfish check. Falls back to</w:t>
+            </w:r>
+            <w:r>
+              <w:t xml:space="preserve"> </w:t>
+            </w:r>
+            <w:r>
+              <w:rPr>
+                <w:rStyle w:val="VerbatimChar"/>
+              </w:rPr>
+              <w:t xml:space="preserve">-OneViewCredential</w:t>
+            </w:r>
+            <w:r>
+              <w:t xml:space="preserve"> </w:t>
+            </w:r>
+            <w:r>
+              <w:t xml:space="preserve">or the active</w:t>
+            </w:r>
+            <w:r>
+              <w:t xml:space="preserve"> </w:t>
+            </w:r>
+            <w:r>
+              <w:rPr>
+                <w:rStyle w:val="VerbatimChar"/>
+              </w:rPr>
+              <w:t xml:space="preserve">Connect-OneView</w:t>
+            </w:r>
+            <w:r>
+              <w:t xml:space="preserve"> </w:t>
+            </w:r>
+            <w:r>
+              <w:t xml:space="preserve">session credentials (appliance/iLO shared identity). Prompts interactively only when no explicit credential and no active OneView session are available.</w:t>
             </w:r>
           </w:p>
         </w:tc>
@@ -14544,7 +14583,7 @@
         <w:t xml:space="preserve"> </w:t>
       </w:r>
       <w:r>
-        <w:t xml:space="preserve">any destructive action (ISO mount, reboot) and removes it</w:t>
+        <w:t xml:space="preserve">any destructive action (ISO mount, reboot). This stops unnecessary alerting and avoids on-call callouts during deployment. If the server is</w:t>
       </w:r>
       <w:r>
         <w:t xml:space="preserve"> </w:t>
@@ -14554,13 +14593,13 @@
           <w:b/>
           <w:bCs/>
         </w:rPr>
-        <w:t xml:space="preserve">after</w:t>
-      </w:r>
-      <w:r>
-        <w:t xml:space="preserve"> </w:t>
-      </w:r>
-      <w:r>
-        <w:t xml:space="preserve">the build completes. This stops unnecessary alerting and avoids on-call callouts during deployment. If the server is</w:t>
+        <w:t xml:space="preserve">already</w:t>
+      </w:r>
+      <w:r>
+        <w:t xml:space="preserve"> </w:t>
+      </w:r>
+      <w:r>
+        <w:t xml:space="preserve">in maintenance mode (as reported by OneView), the enable step is skipped. Maintenance mode is</w:t>
       </w:r>
       <w:r>
         <w:t xml:space="preserve"> </w:t>
@@ -14570,13 +14609,28 @@
           <w:b/>
           <w:bCs/>
         </w:rPr>
-        <w:t xml:space="preserve">already</w:t>
-      </w:r>
-      <w:r>
-        <w:t xml:space="preserve"> </w:t>
-      </w:r>
-      <w:r>
-        <w:t xml:space="preserve">in maintenance mode (as reported by OneView), the enable step is skipped and the post-build disable still runs so the original state is restored. A highlighted notice appears in the deployment summary:</w:t>
+        <w:t xml:space="preserve">not</w:t>
+      </w:r>
+      <w:r>
+        <w:t xml:space="preserve"> </w:t>
+      </w:r>
+      <w:r>
+        <w:t xml:space="preserve">automatically removed after the build — the operator is responsible for managing the maintenance mode lifecycle via</w:t>
+      </w:r>
+      <w:r>
+        <w:t xml:space="preserve"> </w:t>
+      </w:r>
+      <w:r>
+        <w:rPr>
+          <w:rStyle w:val="VerbatimChar"/>
+        </w:rPr>
+        <w:t xml:space="preserve">Disable-OneViewMaintenanceMode</w:t>
+      </w:r>
+      <w:r>
+        <w:t xml:space="preserve"> </w:t>
+      </w:r>
+      <w:r>
+        <w:t xml:space="preserve">when the deployment is complete. A highlighted notice appears in the deployment summary:</w:t>
       </w:r>
     </w:p>
     <w:p>
@@ -14650,7 +14704,7 @@
         <w:rPr>
           <w:rStyle w:val="VerbatimChar"/>
         </w:rPr>
-        <w:t xml:space="preserve">&gt; ║  Maintenance mode will be automatically removed when the             ║</w:t>
+        <w:t xml:space="preserve">&gt; ║  Maintenance mode is NOT automatically removed after the build.      ║</w:t>
       </w:r>
       <w:r>
         <w:br/>
@@ -14659,7 +14713,7 @@
         <w:rPr>
           <w:rStyle w:val="VerbatimChar"/>
         </w:rPr>
-        <w:t xml:space="preserve">&gt; ║  build completes (or if it fails).                                   ║</w:t>
+        <w:t xml:space="preserve">&gt; ║  Disable it manually when the server is stable:                      ║</w:t>
       </w:r>
       <w:r>
         <w:br/>
@@ -14668,6 +14722,15 @@
         <w:rPr>
           <w:rStyle w:val="VerbatimChar"/>
         </w:rPr>
+        <w:t xml:space="preserve">&gt; ║  Disable-OneViewMaintenanceMode -TargetId &lt;server&gt; -Environment Prod ║</w:t>
+      </w:r>
+      <w:r>
+        <w:br/>
+      </w:r>
+      <w:r>
+        <w:rPr>
+          <w:rStyle w:val="VerbatimChar"/>
+        </w:rPr>
         <w:t xml:space="preserve">&gt; ║                                                                      ║</w:t>
       </w:r>
       <w:r>
@@ -14677,7 +14740,7 @@
         <w:rPr>
           <w:rStyle w:val="VerbatimChar"/>
         </w:rPr>
-        <w:t xml:space="preserve">&gt; ║  To skip this, use -NoMaintenanceMode.                               ║</w:t>
+        <w:t xml:space="preserve">&gt; ║  To skip the enable step entirely, use -NoMaintenanceMode.           ║</w:t>
       </w:r>
       <w:r>
         <w:br/>
@@ -14688,101 +14751,295 @@
         </w:rPr>
         <w:t xml:space="preserve">&gt; ╚══════════════════════════════════════════════════════════════════════╝</w:t>
       </w:r>
+    </w:p>
+    <w:p>
+      <w:pPr>
+        <w:pStyle w:val="BlockText"/>
+      </w:pPr>
+      <w:r>
+        <w:t xml:space="preserve">Use</w:t>
+      </w:r>
+      <w:r>
+        <w:t xml:space="preserve"> </w:t>
+      </w:r>
+      <w:r>
+        <w:rPr>
+          <w:rStyle w:val="VerbatimChar"/>
+        </w:rPr>
+        <w:t xml:space="preserve">-NoMaintenanceMode</w:t>
+      </w:r>
+      <w:r>
+        <w:t xml:space="preserve"> </w:t>
+      </w:r>
+      <w:r>
+        <w:t xml:space="preserve">(or</w:t>
+      </w:r>
+      <w:r>
+        <w:t xml:space="preserve"> </w:t>
+      </w:r>
+      <w:r>
+        <w:rPr>
+          <w:rStyle w:val="VerbatimChar"/>
+        </w:rPr>
+        <w:t xml:space="preserve">-OneViewMaintenanceMode:$false</w:t>
+      </w:r>
+      <w:r>
+        <w:t xml:space="preserve">) to disable the automatic enable step when OneView is unavailable or the server is not managed by OneView. Maintenance mode disable is always a manual operator action.</w:t>
+      </w:r>
+    </w:p>
+    <w:p>
+      <w:r>
+        <w:pict>
+          <v:rect style="width:0;height:1.5pt" o:hralign="center" o:hrstd="t" o:hr="t"/>
+        </w:pict>
+      </w:r>
+    </w:p>
+    <w:bookmarkEnd w:id="28"/>
+    <w:bookmarkStart w:id="29" w:name="sec54"/>
+    <w:p>
+      <w:pPr>
+        <w:pStyle w:val="Heading3"/>
+      </w:pPr>
+      <w:r>
+        <w:t xml:space="preserve">Full build (most common)</w:t>
+      </w:r>
+    </w:p>
+    <w:p>
+      <w:pPr>
+        <w:pStyle w:val="FirstParagraph"/>
+      </w:pPr>
+      <w:r>
+        <w:rPr>
+          <w:rStyle w:val="VerbatimChar"/>
+        </w:rPr>
+        <w:t xml:space="preserve">Configure-PhysicalBuild</w:t>
+      </w:r>
+      <w:r>
+        <w:t xml:space="preserve"> </w:t>
+      </w:r>
+      <w:r>
+        <w:t xml:space="preserve">is the only build command you run from the terminal. It performs the full 4-eye review internally and, on authorization (typing</w:t>
+      </w:r>
+      <w:r>
+        <w:t xml:space="preserve"> </w:t>
+      </w:r>
+      <w:r>
+        <w:rPr>
+          <w:rStyle w:val="VerbatimChar"/>
+        </w:rPr>
+        <w:t xml:space="preserve">APPROVE</w:t>
+      </w:r>
+      <w:r>
+        <w:t xml:space="preserve"> </w:t>
+      </w:r>
+      <w:r>
+        <w:t xml:space="preserve">or passing</w:t>
+      </w:r>
+      <w:r>
+        <w:t xml:space="preserve"> </w:t>
+      </w:r>
+      <w:r>
+        <w:rPr>
+          <w:rStyle w:val="VerbatimChar"/>
+        </w:rPr>
+        <w:t xml:space="preserve">-Deploy</w:t>
+      </w:r>
+      <w:r>
+        <w:t xml:space="preserve">/</w:t>
+      </w:r>
+      <w:r>
+        <w:rPr>
+          <w:rStyle w:val="VerbatimChar"/>
+        </w:rPr>
+        <w:t xml:space="preserve">-Execute</w:t>
+      </w:r>
+      <w:r>
+        <w:t xml:space="preserve">), executes the build pipeline internally. There is no separate command to call directly.</w:t>
+      </w:r>
+    </w:p>
+    <w:p>
+      <w:pPr>
+        <w:pStyle w:val="SourceCode"/>
+      </w:pPr>
+      <w:r>
+        <w:rPr>
+          <w:rStyle w:val="CommentTok"/>
+        </w:rPr>
+        <w:t xml:space="preserve"># Review + deploy in one command (recommended) {#sec55}</w:t>
+      </w:r>
       <w:r>
         <w:br/>
       </w:r>
       <w:r>
         <w:rPr>
-          <w:rStyle w:val="VerbatimChar"/>
-        </w:rPr>
-        <w:t xml:space="preserve">&gt; ```</w:t>
+          <w:rStyle w:val="NormalTok"/>
+        </w:rPr>
+        <w:t xml:space="preserve">Configure-PhysicalBuild </w:t>
+      </w:r>
+      <w:r>
+        <w:rPr>
+          <w:rStyle w:val="OperatorTok"/>
+        </w:rPr>
+        <w:t xml:space="preserve">-</w:t>
+      </w:r>
+      <w:r>
+        <w:rPr>
+          <w:rStyle w:val="NormalTok"/>
+        </w:rPr>
+        <w:t xml:space="preserve">ServerIdentifier srv01 </w:t>
+      </w:r>
+      <w:r>
+        <w:rPr>
+          <w:rStyle w:val="OperatorTok"/>
+        </w:rPr>
+        <w:t xml:space="preserve">-</w:t>
+      </w:r>
+      <w:r>
+        <w:rPr>
+          <w:rStyle w:val="NormalTok"/>
+        </w:rPr>
+        <w:t xml:space="preserve">OneViewHost oneview</w:t>
+      </w:r>
+      <w:r>
+        <w:rPr>
+          <w:rStyle w:val="OperatorTok"/>
+        </w:rPr>
+        <w:t xml:space="preserve">.</w:t>
+      </w:r>
+      <w:r>
+        <w:rPr>
+          <w:rStyle w:val="FunctionTok"/>
+        </w:rPr>
+        <w:t xml:space="preserve">corp</w:t>
+      </w:r>
+      <w:r>
+        <w:rPr>
+          <w:rStyle w:val="OperatorTok"/>
+        </w:rPr>
+        <w:t xml:space="preserve">.</w:t>
+      </w:r>
+      <w:r>
+        <w:rPr>
+          <w:rStyle w:val="FunctionTok"/>
+        </w:rPr>
+        <w:t xml:space="preserve">local</w:t>
+      </w:r>
+      <w:r>
+        <w:rPr>
+          <w:rStyle w:val="NormalTok"/>
+        </w:rPr>
+        <w:t xml:space="preserve"> </w:t>
+      </w:r>
+      <w:r>
+        <w:rPr>
+          <w:rStyle w:val="OperatorTok"/>
+        </w:rPr>
+        <w:t xml:space="preserve">-</w:t>
+      </w:r>
+      <w:r>
+        <w:rPr>
+          <w:rStyle w:val="NormalTok"/>
+        </w:rPr>
+        <w:t xml:space="preserve">IloIp </w:t>
+      </w:r>
+      <w:r>
+        <w:rPr>
+          <w:rStyle w:val="DecValTok"/>
+        </w:rPr>
+        <w:t xml:space="preserve">10.0</w:t>
+      </w:r>
+      <w:r>
+        <w:rPr>
+          <w:rStyle w:val="OperatorTok"/>
+        </w:rPr>
+        <w:t xml:space="preserve">.</w:t>
+      </w:r>
+      <w:r>
+        <w:rPr>
+          <w:rStyle w:val="DecValTok"/>
+        </w:rPr>
+        <w:t xml:space="preserve">1.50</w:t>
+      </w:r>
+      <w:r>
+        <w:rPr>
+          <w:rStyle w:val="NormalTok"/>
+        </w:rPr>
+        <w:t xml:space="preserve"> `</w:t>
       </w:r>
       <w:r>
         <w:br/>
       </w:r>
       <w:r>
         <w:rPr>
-          <w:rStyle w:val="VerbatimChar"/>
-        </w:rPr>
-        <w:t xml:space="preserve">&gt; Use `-NoMaintenanceMode` (or `-OneViewMaintenanceMode:$false`) to disable this behavior when OneView is unavailable or the server is not managed by OneView.</w:t>
-      </w:r>
-      <w:r>
-        <w:br/>
-      </w:r>
-      <w:r>
-        <w:br/>
-      </w:r>
-      <w:r>
-        <w:rPr>
-          <w:rStyle w:val="VerbatimChar"/>
-        </w:rPr>
-        <w:t xml:space="preserve">---</w:t>
-      </w:r>
-      <w:r>
-        <w:br/>
-      </w:r>
-      <w:r>
-        <w:br/>
-      </w:r>
-      <w:r>
-        <w:br/>
-      </w:r>
-      <w:r>
-        <w:rPr>
-          <w:rStyle w:val="VerbatimChar"/>
-        </w:rPr>
-        <w:t xml:space="preserve">### Full build (most common) {#sec54}</w:t>
-      </w:r>
-      <w:r>
-        <w:br/>
-      </w:r>
-      <w:r>
-        <w:br/>
-      </w:r>
-      <w:r>
-        <w:rPr>
-          <w:rStyle w:val="VerbatimChar"/>
-        </w:rPr>
-        <w:t xml:space="preserve">`Configure-PhysicalBuild` is the only build command you run from the terminal. It performs the full 4-eye review internally and, on authorization (typing `APPROVE` or passing `-Deploy`/`-Execute`), executes the build pipeline internally. There is no separate command to call directly.</w:t>
-      </w:r>
-      <w:r>
-        <w:br/>
-      </w:r>
-      <w:r>
-        <w:br/>
-      </w:r>
-      <w:r>
-        <w:rPr>
-          <w:rStyle w:val="VerbatimChar"/>
-        </w:rPr>
-        <w:t xml:space="preserve">```powershell</w:t>
-      </w:r>
-      <w:r>
-        <w:br/>
-      </w:r>
-      <w:r>
-        <w:rPr>
-          <w:rStyle w:val="VerbatimChar"/>
-        </w:rPr>
-        <w:t xml:space="preserve"># Review + deploy in one command (recommended) {#sec55}</w:t>
-      </w:r>
-      <w:r>
-        <w:br/>
-      </w:r>
-      <w:r>
-        <w:rPr>
-          <w:rStyle w:val="VerbatimChar"/>
-        </w:rPr>
-        <w:t xml:space="preserve">Configure-PhysicalBuild -ServerIdentifier srv01 -OneViewHost oneview.corp.local -IloIp 10.0.1.50 `</w:t>
-      </w:r>
-      <w:r>
-        <w:br/>
-      </w:r>
-      <w:r>
-        <w:rPr>
-          <w:rStyle w:val="VerbatimChar"/>
-        </w:rPr>
-        <w:t xml:space="preserve">    -ExternalIsoPath '\\fileserver\isos\WinSrv2025.iso' -InMaintenanceWindow -Deploy -GuardRail 'srv01'</w:t>
+          <w:rStyle w:val="NormalTok"/>
+        </w:rPr>
+        <w:t xml:space="preserve">    </w:t>
+      </w:r>
+      <w:r>
+        <w:rPr>
+          <w:rStyle w:val="OperatorTok"/>
+        </w:rPr>
+        <w:t xml:space="preserve">-</w:t>
+      </w:r>
+      <w:r>
+        <w:rPr>
+          <w:rStyle w:val="NormalTok"/>
+        </w:rPr>
+        <w:t xml:space="preserve">ExternalIsoPath </w:t>
+      </w:r>
+      <w:r>
+        <w:rPr>
+          <w:rStyle w:val="StringTok"/>
+        </w:rPr>
+        <w:t xml:space="preserve">'\\fileserver\isos\WinSrv2025.iso'</w:t>
+      </w:r>
+      <w:r>
+        <w:rPr>
+          <w:rStyle w:val="NormalTok"/>
+        </w:rPr>
+        <w:t xml:space="preserve"> </w:t>
+      </w:r>
+      <w:r>
+        <w:rPr>
+          <w:rStyle w:val="OperatorTok"/>
+        </w:rPr>
+        <w:t xml:space="preserve">-</w:t>
+      </w:r>
+      <w:r>
+        <w:rPr>
+          <w:rStyle w:val="NormalTok"/>
+        </w:rPr>
+        <w:t xml:space="preserve">InMaintenanceWindow </w:t>
+      </w:r>
+      <w:r>
+        <w:rPr>
+          <w:rStyle w:val="OperatorTok"/>
+        </w:rPr>
+        <w:t xml:space="preserve">-</w:t>
+      </w:r>
+      <w:r>
+        <w:rPr>
+          <w:rStyle w:val="NormalTok"/>
+        </w:rPr>
+        <w:t xml:space="preserve">Deploy </w:t>
+      </w:r>
+      <w:r>
+        <w:rPr>
+          <w:rStyle w:val="OperatorTok"/>
+        </w:rPr>
+        <w:t xml:space="preserve">-</w:t>
+      </w:r>
+      <w:r>
+        <w:rPr>
+          <w:rStyle w:val="NormalTok"/>
+        </w:rPr>
+        <w:t xml:space="preserve">GuardRail </w:t>
+      </w:r>
+      <w:r>
+        <w:rPr>
+          <w:rStyle w:val="StringTok"/>
+        </w:rPr>
+        <w:t xml:space="preserve">'srv01'</w:t>
       </w:r>
     </w:p>
     <w:p>
@@ -14809,7 +15066,38 @@
         <w:t xml:space="preserve"> </w:t>
       </w:r>
       <w:r>
-        <w:t xml:space="preserve">automatically places the server into HPE OneView maintenance mode before destructive operations and removes it after the build completes. Use</w:t>
+        <w:t xml:space="preserve">automatically places the server into HPE OneView maintenance mode before destructive operations. Maintenance mode is</w:t>
+      </w:r>
+      <w:r>
+        <w:t xml:space="preserve"> </w:t>
+      </w:r>
+      <w:r>
+        <w:rPr>
+          <w:b/>
+          <w:bCs/>
+        </w:rPr>
+        <w:t xml:space="preserve">not</w:t>
+      </w:r>
+      <w:r>
+        <w:t xml:space="preserve"> </w:t>
+      </w:r>
+      <w:r>
+        <w:t xml:space="preserve">automatically removed after the build completes — the operator is responsible for disabling it via</w:t>
+      </w:r>
+      <w:r>
+        <w:t xml:space="preserve"> </w:t>
+      </w:r>
+      <w:r>
+        <w:rPr>
+          <w:rStyle w:val="VerbatimChar"/>
+        </w:rPr>
+        <w:t xml:space="preserve">Disable-OneViewMaintenanceMode</w:t>
+      </w:r>
+      <w:r>
+        <w:t xml:space="preserve"> </w:t>
+      </w:r>
+      <w:r>
+        <w:t xml:space="preserve">when the server is stable. Use</w:t>
       </w:r>
       <w:r>
         <w:t xml:space="preserve"> </w:t>
@@ -14824,11 +15112,11 @@
         <w:t xml:space="preserve"> </w:t>
       </w:r>
       <w:r>
-        <w:t xml:space="preserve">to skip this behavior.</w:t>
-      </w:r>
-    </w:p>
-    <w:bookmarkEnd w:id="28"/>
-    <w:bookmarkStart w:id="32" w:name="sec56"/>
+        <w:t xml:space="preserve">to skip the enable step entirely.</w:t>
+      </w:r>
+    </w:p>
+    <w:bookmarkEnd w:id="29"/>
+    <w:bookmarkStart w:id="33" w:name="sec56"/>
     <w:p>
       <w:pPr>
         <w:pStyle w:val="Heading3"/>
@@ -14980,7 +15268,7 @@
         <w:t xml:space="preserve">via HPE SUT/SUM.</w:t>
       </w:r>
     </w:p>
-    <w:bookmarkStart w:id="29" w:name="sec57"/>
+    <w:bookmarkStart w:id="30" w:name="sec57"/>
     <w:p>
       <w:pPr>
         <w:pStyle w:val="Heading4"/>
@@ -16192,8 +16480,8 @@
         <w:t xml:space="preserve">disk) is rejected — the iLO BMC is a separate controller and cannot read local drives on the automation host.</w:t>
       </w:r>
     </w:p>
-    <w:bookmarkEnd w:id="29"/>
-    <w:bookmarkStart w:id="30" w:name="sec62"/>
+    <w:bookmarkEnd w:id="30"/>
+    <w:bookmarkStart w:id="31" w:name="sec62"/>
     <w:p>
       <w:pPr>
         <w:pStyle w:val="Heading4"/>
@@ -17478,8 +17766,8 @@
         <w:t xml:space="preserve">(not silently skipped).</w:t>
       </w:r>
     </w:p>
-    <w:bookmarkEnd w:id="30"/>
-    <w:bookmarkStart w:id="31" w:name="sec67"/>
+    <w:bookmarkEnd w:id="31"/>
+    <w:bookmarkStart w:id="32" w:name="sec67"/>
     <w:p>
       <w:pPr>
         <w:pStyle w:val="Heading4"/>
@@ -17828,9 +18116,9 @@
         <w:t xml:space="preserve">'srv01'</w:t>
       </w:r>
     </w:p>
-    <w:bookmarkEnd w:id="31"/>
     <w:bookmarkEnd w:id="32"/>
-    <w:bookmarkStart w:id="33" w:name="sec68"/>
+    <w:bookmarkEnd w:id="33"/>
+    <w:bookmarkStart w:id="34" w:name="sec68"/>
     <w:p>
       <w:pPr>
         <w:pStyle w:val="Heading3"/>
@@ -18003,8 +18291,8 @@
         <w:t xml:space="preserve">'srv01'</w:t>
       </w:r>
     </w:p>
-    <w:bookmarkEnd w:id="33"/>
-    <w:bookmarkStart w:id="34" w:name="sec69"/>
+    <w:bookmarkEnd w:id="34"/>
+    <w:bookmarkStart w:id="35" w:name="sec69"/>
     <w:p>
       <w:pPr>
         <w:pStyle w:val="Heading3"/>
@@ -18102,8 +18390,8 @@
         <w:t xml:space="preserve">'srv01'</w:t>
       </w:r>
     </w:p>
-    <w:bookmarkEnd w:id="34"/>
-    <w:bookmarkStart w:id="35" w:name="sec70"/>
+    <w:bookmarkEnd w:id="35"/>
+    <w:bookmarkStart w:id="36" w:name="sec70"/>
     <w:p>
       <w:pPr>
         <w:pStyle w:val="Heading3"/>
@@ -18376,9 +18664,9 @@
         </w:pict>
       </w:r>
     </w:p>
-    <w:bookmarkEnd w:id="35"/>
     <w:bookmarkEnd w:id="36"/>
-    <w:bookmarkStart w:id="57" w:name="sec71"/>
+    <w:bookmarkEnd w:id="37"/>
+    <w:bookmarkStart w:id="58" w:name="sec71"/>
     <w:p>
       <w:pPr>
         <w:pStyle w:val="Heading2"/>
@@ -18395,7 +18683,7 @@
         <w:t xml:space="preserve">Commands for deploying ISOs to servers and monitoring installation progress.</w:t>
       </w:r>
     </w:p>
-    <w:bookmarkStart w:id="39" w:name="sec72"/>
+    <w:bookmarkStart w:id="40" w:name="sec72"/>
     <w:p>
       <w:pPr>
         <w:pStyle w:val="Heading3"/>
@@ -18507,7 +18795,7 @@
         <w:t xml:space="preserve">Server srv01</w:t>
       </w:r>
     </w:p>
-    <w:bookmarkStart w:id="37" w:name="sec73"/>
+    <w:bookmarkStart w:id="38" w:name="sec73"/>
     <w:p>
       <w:pPr>
         <w:pStyle w:val="Heading4"/>
@@ -18581,8 +18869,8 @@
         <w:t xml:space="preserve">15</w:t>
       </w:r>
     </w:p>
-    <w:bookmarkEnd w:id="37"/>
-    <w:bookmarkStart w:id="38" w:name="sec74"/>
+    <w:bookmarkEnd w:id="38"/>
+    <w:bookmarkStart w:id="39" w:name="sec74"/>
     <w:p>
       <w:pPr>
         <w:pStyle w:val="Heading4"/>
@@ -19339,9 +19627,9 @@
         </w:pict>
       </w:r>
     </w:p>
-    <w:bookmarkEnd w:id="38"/>
     <w:bookmarkEnd w:id="39"/>
-    <w:bookmarkStart w:id="44" w:name="sec76"/>
+    <w:bookmarkEnd w:id="40"/>
+    <w:bookmarkStart w:id="45" w:name="sec76"/>
     <w:p>
       <w:pPr>
         <w:pStyle w:val="Heading3"/>
@@ -19707,7 +19995,7 @@
         <w:t xml:space="preserve">Force</w:t>
       </w:r>
     </w:p>
-    <w:bookmarkStart w:id="40" w:name="sec77"/>
+    <w:bookmarkStart w:id="41" w:name="sec77"/>
     <w:p>
       <w:pPr>
         <w:pStyle w:val="Heading4"/>
@@ -19805,8 +20093,8 @@
         <w:t xml:space="preserve">'https://artifacts/isos/WinSrv2025_v1.0.iso'</w:t>
       </w:r>
     </w:p>
-    <w:bookmarkEnd w:id="40"/>
-    <w:bookmarkStart w:id="41" w:name="sec78"/>
+    <w:bookmarkEnd w:id="41"/>
+    <w:bookmarkStart w:id="42" w:name="sec78"/>
     <w:p>
       <w:pPr>
         <w:pStyle w:val="Heading4"/>
@@ -19868,8 +20156,8 @@
         <w:t xml:space="preserve">1.50</w:t>
       </w:r>
     </w:p>
-    <w:bookmarkEnd w:id="41"/>
-    <w:bookmarkStart w:id="42" w:name="sec79"/>
+    <w:bookmarkEnd w:id="42"/>
+    <w:bookmarkStart w:id="43" w:name="sec79"/>
     <w:p>
       <w:pPr>
         <w:pStyle w:val="Heading4"/>
@@ -19931,8 +20219,8 @@
         <w:t xml:space="preserve">1.50</w:t>
       </w:r>
     </w:p>
-    <w:bookmarkEnd w:id="42"/>
-    <w:bookmarkStart w:id="43" w:name="sec80"/>
+    <w:bookmarkEnd w:id="43"/>
+    <w:bookmarkStart w:id="44" w:name="sec80"/>
     <w:p>
       <w:pPr>
         <w:pStyle w:val="Heading4"/>
@@ -21112,9 +21400,9 @@
         </w:pict>
       </w:r>
     </w:p>
-    <w:bookmarkEnd w:id="43"/>
     <w:bookmarkEnd w:id="44"/>
-    <w:bookmarkStart w:id="47" w:name="sec83"/>
+    <w:bookmarkEnd w:id="45"/>
+    <w:bookmarkStart w:id="48" w:name="sec83"/>
     <w:p>
       <w:pPr>
         <w:pStyle w:val="Heading3"/>
@@ -21498,7 +21786,7 @@
         <w:t xml:space="preserve">local</w:t>
       </w:r>
     </w:p>
-    <w:bookmarkStart w:id="45" w:name="sec84"/>
+    <w:bookmarkStart w:id="46" w:name="sec84"/>
     <w:p>
       <w:pPr>
         <w:pStyle w:val="Heading4"/>
@@ -21584,8 +21872,8 @@
         <w:t xml:space="preserve">IdentifierType Serial</w:t>
       </w:r>
     </w:p>
-    <w:bookmarkEnd w:id="45"/>
-    <w:bookmarkStart w:id="46" w:name="sec85"/>
+    <w:bookmarkEnd w:id="46"/>
+    <w:bookmarkStart w:id="47" w:name="sec85"/>
     <w:p>
       <w:pPr>
         <w:pStyle w:val="Heading4"/>
@@ -22658,9 +22946,9 @@
         </w:pict>
       </w:r>
     </w:p>
-    <w:bookmarkEnd w:id="46"/>
     <w:bookmarkEnd w:id="47"/>
-    <w:bookmarkStart w:id="50" w:name="sec86"/>
+    <w:bookmarkEnd w:id="48"/>
+    <w:bookmarkStart w:id="51" w:name="sec86"/>
     <w:p>
       <w:pPr>
         <w:pStyle w:val="Heading3"/>
@@ -22956,7 +23244,7 @@
         <w:t xml:space="preserve">1.50</w:t>
       </w:r>
     </w:p>
-    <w:bookmarkStart w:id="48" w:name="sec87"/>
+    <w:bookmarkStart w:id="49" w:name="sec87"/>
     <w:p>
       <w:pPr>
         <w:pStyle w:val="Heading4"/>
@@ -23012,8 +23300,8 @@
         <w:t xml:space="preserve">SkipIsoUrl</w:t>
       </w:r>
     </w:p>
-    <w:bookmarkEnd w:id="48"/>
-    <w:bookmarkStart w:id="49" w:name="sec88"/>
+    <w:bookmarkEnd w:id="49"/>
+    <w:bookmarkStart w:id="50" w:name="sec88"/>
     <w:p>
       <w:pPr>
         <w:pStyle w:val="Heading4"/>
@@ -24053,9 +24341,9 @@
         </w:pict>
       </w:r>
     </w:p>
-    <w:bookmarkEnd w:id="49"/>
     <w:bookmarkEnd w:id="50"/>
-    <w:bookmarkStart w:id="53" w:name="sec89"/>
+    <w:bookmarkEnd w:id="51"/>
+    <w:bookmarkStart w:id="54" w:name="sec89"/>
     <w:p>
       <w:pPr>
         <w:pStyle w:val="Heading3"/>
@@ -24111,7 +24399,7 @@
         <w:t xml:space="preserve">local</w:t>
       </w:r>
     </w:p>
-    <w:bookmarkStart w:id="51" w:name="sec90"/>
+    <w:bookmarkStart w:id="52" w:name="sec90"/>
     <w:p>
       <w:pPr>
         <w:pStyle w:val="Heading4"/>
@@ -24155,8 +24443,8 @@
         <w:t xml:space="preserve">SkipCmClient</w:t>
       </w:r>
     </w:p>
-    <w:bookmarkEnd w:id="51"/>
-    <w:bookmarkStart w:id="52" w:name="sec91"/>
+    <w:bookmarkEnd w:id="52"/>
+    <w:bookmarkStart w:id="53" w:name="sec91"/>
     <w:p>
       <w:pPr>
         <w:pStyle w:val="Heading4"/>
@@ -25178,9 +25466,9 @@
         </w:pict>
       </w:r>
     </w:p>
-    <w:bookmarkEnd w:id="52"/>
     <w:bookmarkEnd w:id="53"/>
-    <w:bookmarkStart w:id="56" w:name="sec93"/>
+    <w:bookmarkEnd w:id="54"/>
+    <w:bookmarkStart w:id="57" w:name="sec93"/>
     <w:p>
       <w:pPr>
         <w:pStyle w:val="Heading3"/>
@@ -25377,7 +25665,7 @@
         <w:t xml:space="preserve">Server srv01</w:t>
       </w:r>
     </w:p>
-    <w:bookmarkStart w:id="54" w:name="sec94"/>
+    <w:bookmarkStart w:id="55" w:name="sec94"/>
     <w:p>
       <w:pPr>
         <w:pStyle w:val="Heading4"/>
@@ -25445,8 +25733,8 @@
         <w:t xml:space="preserve">Method powershell</w:t>
       </w:r>
     </w:p>
-    <w:bookmarkEnd w:id="54"/>
-    <w:bookmarkStart w:id="55" w:name="sec95"/>
+    <w:bookmarkEnd w:id="55"/>
+    <w:bookmarkStart w:id="56" w:name="sec95"/>
     <w:p>
       <w:pPr>
         <w:pStyle w:val="Heading4"/>
@@ -26347,10 +26635,10 @@
         </w:pict>
       </w:r>
     </w:p>
-    <w:bookmarkEnd w:id="55"/>
     <w:bookmarkEnd w:id="56"/>
     <w:bookmarkEnd w:id="57"/>
-    <w:bookmarkStart w:id="63" w:name="sec97"/>
+    <w:bookmarkEnd w:id="58"/>
+    <w:bookmarkStart w:id="64" w:name="sec97"/>
     <w:p>
       <w:pPr>
         <w:pStyle w:val="Heading2"/>
@@ -26369,7 +26657,7 @@
       <w:r>
         <w:t xml:space="preserve"> </w:t>
       </w:r>
-      <w:hyperlink r:id="rId58">
+      <w:hyperlink r:id="rId59">
         <w:r>
           <w:rPr>
             <w:rStyle w:val="VerbatimChar"/>
@@ -26384,7 +26672,7 @@
         <w:t xml:space="preserve">for the full guide.</w:t>
       </w:r>
     </w:p>
-    <w:bookmarkStart w:id="59" w:name="sec98"/>
+    <w:bookmarkStart w:id="60" w:name="sec98"/>
     <w:p>
       <w:pPr>
         <w:pStyle w:val="Heading3"/>
@@ -26459,8 +26747,8 @@
         </w:pict>
       </w:r>
     </w:p>
-    <w:bookmarkEnd w:id="59"/>
-    <w:bookmarkStart w:id="61" w:name="sec99"/>
+    <w:bookmarkEnd w:id="60"/>
+    <w:bookmarkStart w:id="62" w:name="sec99"/>
     <w:p>
       <w:pPr>
         <w:pStyle w:val="Heading3"/>
@@ -28195,7 +28483,7 @@
       <w:r>
         <w:t xml:space="preserve"> </w:t>
       </w:r>
-      <w:hyperlink r:id="rId60">
+      <w:hyperlink r:id="rId61">
         <w:r>
           <w:rPr>
             <w:rStyle w:val="VerbatimChar"/>
@@ -28211,8 +28499,8 @@
         </w:pict>
       </w:r>
     </w:p>
-    <w:bookmarkEnd w:id="61"/>
-    <w:bookmarkStart w:id="62" w:name="sec104"/>
+    <w:bookmarkEnd w:id="62"/>
+    <w:bookmarkStart w:id="63" w:name="sec104"/>
     <w:p>
       <w:pPr>
         <w:pStyle w:val="Heading3"/>
@@ -29710,7 +29998,7 @@
       <w:r>
         <w:t xml:space="preserve"> </w:t>
       </w:r>
-      <w:hyperlink r:id="rId60">
+      <w:hyperlink r:id="rId61">
         <w:r>
           <w:rPr>
             <w:rStyle w:val="VerbatimChar"/>
@@ -29726,9 +30014,9 @@
         </w:pict>
       </w:r>
     </w:p>
-    <w:bookmarkEnd w:id="62"/>
     <w:bookmarkEnd w:id="63"/>
-    <w:bookmarkStart w:id="68" w:name="sec108"/>
+    <w:bookmarkEnd w:id="64"/>
+    <w:bookmarkStart w:id="69" w:name="sec108"/>
     <w:p>
       <w:pPr>
         <w:pStyle w:val="Heading2"/>
@@ -29745,7 +30033,7 @@
         <w:t xml:space="preserve">Low-level helpers used by other commands.</w:t>
       </w:r>
     </w:p>
-    <w:bookmarkStart w:id="64" w:name="sec109"/>
+    <w:bookmarkStart w:id="65" w:name="sec109"/>
     <w:p>
       <w:pPr>
         <w:pStyle w:val="Heading3"/>
@@ -30002,8 +30290,8 @@
         <w:t xml:space="preserve">30</w:t>
       </w:r>
     </w:p>
-    <w:bookmarkEnd w:id="64"/>
-    <w:bookmarkStart w:id="65" w:name="sec110"/>
+    <w:bookmarkEnd w:id="65"/>
+    <w:bookmarkStart w:id="66" w:name="sec110"/>
     <w:p>
       <w:pPr>
         <w:pStyle w:val="Heading3"/>
@@ -30059,8 +30347,8 @@
         <w:t xml:space="preserve">Server srv01</w:t>
       </w:r>
     </w:p>
-    <w:bookmarkEnd w:id="65"/>
-    <w:bookmarkStart w:id="66" w:name="sec111"/>
+    <w:bookmarkEnd w:id="66"/>
+    <w:bookmarkStart w:id="67" w:name="sec111"/>
     <w:p>
       <w:pPr>
         <w:pStyle w:val="Heading3"/>
@@ -30092,8 +30380,8 @@
         <w:t xml:space="preserve">ServerName srv01</w:t>
       </w:r>
     </w:p>
-    <w:bookmarkEnd w:id="66"/>
-    <w:bookmarkStart w:id="67" w:name="sec112"/>
+    <w:bookmarkEnd w:id="67"/>
+    <w:bookmarkStart w:id="68" w:name="sec112"/>
     <w:p>
       <w:pPr>
         <w:pStyle w:val="Heading3"/>
@@ -30265,9 +30553,9 @@
         </w:pict>
       </w:r>
     </w:p>
-    <w:bookmarkEnd w:id="67"/>
     <w:bookmarkEnd w:id="68"/>
-    <w:bookmarkStart w:id="73" w:name="sec113"/>
+    <w:bookmarkEnd w:id="69"/>
+    <w:bookmarkStart w:id="74" w:name="sec113"/>
     <w:p>
       <w:pPr>
         <w:pStyle w:val="Heading2"/>
@@ -30284,7 +30572,7 @@
         <w:t xml:space="preserve">Dispatch requests to the appropriate handler.</w:t>
       </w:r>
     </w:p>
-    <w:bookmarkStart w:id="69" w:name="sec114"/>
+    <w:bookmarkStart w:id="70" w:name="sec114"/>
     <w:p>
       <w:pPr>
         <w:pStyle w:val="Heading3"/>
@@ -30400,8 +30688,8 @@
         <w:t xml:space="preserve">}</w:t>
       </w:r>
     </w:p>
-    <w:bookmarkEnd w:id="69"/>
-    <w:bookmarkStart w:id="70" w:name="sec115"/>
+    <w:bookmarkEnd w:id="70"/>
+    <w:bookmarkStart w:id="71" w:name="sec115"/>
     <w:p>
       <w:pPr>
         <w:pStyle w:val="Heading3"/>
@@ -30421,8 +30709,8 @@
         <w:t xml:space="preserve">Get-RouteMap</w:t>
       </w:r>
     </w:p>
-    <w:bookmarkEnd w:id="70"/>
-    <w:bookmarkStart w:id="71" w:name="sec116"/>
+    <w:bookmarkEnd w:id="71"/>
+    <w:bookmarkStart w:id="72" w:name="sec116"/>
     <w:p>
       <w:pPr>
         <w:pStyle w:val="Heading3"/>
@@ -30712,8 +31000,8 @@
         <w:t xml:space="preserve">}</w:t>
       </w:r>
     </w:p>
-    <w:bookmarkEnd w:id="71"/>
-    <w:bookmarkStart w:id="72" w:name="sec117"/>
+    <w:bookmarkEnd w:id="72"/>
+    <w:bookmarkStart w:id="73" w:name="sec117"/>
     <w:p>
       <w:pPr>
         <w:pStyle w:val="Heading3"/>
@@ -30734,9 +31022,9 @@
         </w:pict>
       </w:r>
     </w:p>
-    <w:bookmarkEnd w:id="72"/>
     <w:bookmarkEnd w:id="73"/>
-    <w:bookmarkStart w:id="78" w:name="sec118"/>
+    <w:bookmarkEnd w:id="74"/>
+    <w:bookmarkStart w:id="79" w:name="sec118"/>
     <w:p>
       <w:pPr>
         <w:pStyle w:val="Heading2"/>
@@ -30908,7 +31196,7 @@
       <w:r>
         <w:t xml:space="preserve"> </w:t>
       </w:r>
-      <w:hyperlink r:id="rId74">
+      <w:hyperlink r:id="rId75">
         <w:r>
           <w:rPr>
             <w:rStyle w:val="VerbatimChar"/>
@@ -30925,7 +31213,7 @@
       <w:r>
         <w:t xml:space="preserve"> </w:t>
       </w:r>
-      <w:hyperlink r:id="rId75">
+      <w:hyperlink r:id="rId76">
         <w:r>
           <w:rPr>
             <w:rStyle w:val="VerbatimChar"/>
@@ -30937,7 +31225,7 @@
         <w:t xml:space="preserve">.</w:t>
       </w:r>
     </w:p>
-    <w:bookmarkStart w:id="76" w:name="sec119"/>
+    <w:bookmarkStart w:id="77" w:name="sec119"/>
     <w:p>
       <w:pPr>
         <w:pStyle w:val="Heading3"/>
@@ -31210,8 +31498,8 @@
         <w:t xml:space="preserve">$cred</w:t>
       </w:r>
     </w:p>
-    <w:bookmarkEnd w:id="76"/>
-    <w:bookmarkStart w:id="77" w:name="sec120"/>
+    <w:bookmarkEnd w:id="77"/>
+    <w:bookmarkStart w:id="78" w:name="sec120"/>
     <w:p>
       <w:pPr>
         <w:pStyle w:val="Heading3"/>
@@ -31519,9 +31807,9 @@
         <w:t xml:space="preserve">'srv0'</w:t>
       </w:r>
     </w:p>
-    <w:bookmarkEnd w:id="77"/>
     <w:bookmarkEnd w:id="78"/>
-    <w:bookmarkStart w:id="85" w:name="sec121"/>
+    <w:bookmarkEnd w:id="79"/>
+    <w:bookmarkStart w:id="86" w:name="sec121"/>
     <w:p>
       <w:pPr>
         <w:pStyle w:val="Heading2"/>
@@ -31530,7 +31818,7 @@
         <w:t xml:space="preserve">Troubleshooting</w:t>
       </w:r>
     </w:p>
-    <w:bookmarkStart w:id="79" w:name="sec122"/>
+    <w:bookmarkStart w:id="80" w:name="sec122"/>
     <w:p>
       <w:pPr>
         <w:pStyle w:val="Heading3"/>
@@ -31589,8 +31877,8 @@
         <w:t xml:space="preserve">Module Automation</w:t>
       </w:r>
     </w:p>
-    <w:bookmarkEnd w:id="79"/>
-    <w:bookmarkStart w:id="80" w:name="sec123"/>
+    <w:bookmarkEnd w:id="80"/>
+    <w:bookmarkStart w:id="81" w:name="sec123"/>
     <w:p>
       <w:pPr>
         <w:pStyle w:val="Heading3"/>
@@ -31640,8 +31928,8 @@
         <w:t xml:space="preserve">ps1</w:t>
       </w:r>
     </w:p>
-    <w:bookmarkEnd w:id="80"/>
-    <w:bookmarkStart w:id="81" w:name="sec124"/>
+    <w:bookmarkEnd w:id="81"/>
+    <w:bookmarkStart w:id="82" w:name="sec124"/>
     <w:p>
       <w:pPr>
         <w:pStyle w:val="Heading3"/>
@@ -31667,8 +31955,8 @@
         <w:t xml:space="preserve"> Automation</w:t>
       </w:r>
     </w:p>
-    <w:bookmarkEnd w:id="81"/>
-    <w:bookmarkStart w:id="82" w:name="sec125"/>
+    <w:bookmarkEnd w:id="82"/>
+    <w:bookmarkStart w:id="83" w:name="sec125"/>
     <w:p>
       <w:pPr>
         <w:pStyle w:val="Heading3"/>
@@ -31916,8 +32204,8 @@
         <w:t xml:space="preserve">Force</w:t>
       </w:r>
     </w:p>
-    <w:bookmarkEnd w:id="82"/>
-    <w:bookmarkStart w:id="84" w:name="sec126"/>
+    <w:bookmarkEnd w:id="83"/>
+    <w:bookmarkStart w:id="85" w:name="sec126"/>
     <w:p>
       <w:pPr>
         <w:pStyle w:val="Heading3"/>
@@ -31930,7 +32218,7 @@
       <w:pPr>
         <w:pStyle w:val="FirstParagraph"/>
       </w:pPr>
-      <w:hyperlink r:id="rId83">
+      <w:hyperlink r:id="rId84">
         <w:r>
           <w:rPr>
             <w:rStyle w:val="Hyperlink"/>
@@ -31945,9 +32233,9 @@
         <w:t xml:space="preserve">with per-command detail pages.</w:t>
       </w:r>
     </w:p>
-    <w:bookmarkEnd w:id="84"/>
     <w:bookmarkEnd w:id="85"/>
     <w:bookmarkEnd w:id="86"/>
+    <w:bookmarkEnd w:id="87"/>
     <w:sectPr>
       <w:pgSz w:w="16838" w:h="11906" w:orient="landscape"/>
       <w:footnotePr>

--- a/docx/Automation/automation_commands.docx
+++ b/docx/Automation/automation_commands.docx
@@ -2,7 +2,7 @@
 <file path=word/document.xml><?xml version="1.0" encoding="utf-8"?>
 <w:document xmlns:w="http://schemas.openxmlformats.org/wordprocessingml/2006/main" xmlns:m="http://schemas.openxmlformats.org/officeDocument/2006/math" xmlns:r="http://schemas.openxmlformats.org/officeDocument/2006/relationships" xmlns:o="urn:schemas-microsoft-com:office:office" xmlns:v="urn:schemas-microsoft-com:vml" xmlns:w10="urn:schemas-microsoft-com:office:word" xmlns:a="http://schemas.openxmlformats.org/drawingml/2006/main" xmlns:pic="http://schemas.openxmlformats.org/drawingml/2006/picture" xmlns:wp="http://schemas.openxmlformats.org/drawingml/2006/wordprocessingDrawing">
   <w:body>
-    <w:bookmarkStart w:id="87" w:name="sec1"/>
+    <w:bookmarkStart w:id="90" w:name="sec1"/>
     <w:p>
       <w:pPr>
         <w:pStyle w:val="Heading1"/>
@@ -300,7 +300,7 @@
           <w:rPr>
             <w:rStyle w:val="Hyperlink"/>
           </w:rPr>
-          <w:t xml:space="preserve">Full build (most common)</w:t>
+          <w:t xml:space="preserve">Create manual iLO credentials (Get-Credential)</w:t>
         </w:r>
       </w:hyperlink>
     </w:p>
@@ -312,7 +312,24 @@
           <w:numId w:val="1004"/>
         </w:numPr>
       </w:pPr>
-      <w:hyperlink w:anchor="sec56">
+      <w:hyperlink w:anchor="sec60">
+        <w:r>
+          <w:rPr>
+            <w:rStyle w:val="Hyperlink"/>
+          </w:rPr>
+          <w:t xml:space="preserve">Full build (most common)</w:t>
+        </w:r>
+      </w:hyperlink>
+    </w:p>
+    <w:p>
+      <w:pPr>
+        <w:pStyle w:val="Compact"/>
+        <w:numPr>
+          <w:ilvl w:val="1"/>
+          <w:numId w:val="1004"/>
+        </w:numPr>
+      </w:pPr>
+      <w:hyperlink w:anchor="sec62">
         <w:r>
           <w:rPr>
             <w:rStyle w:val="Hyperlink"/>
@@ -329,7 +346,7 @@
           <w:numId w:val="1004"/>
         </w:numPr>
       </w:pPr>
-      <w:hyperlink w:anchor="sec68">
+      <w:hyperlink w:anchor="sec74">
         <w:r>
           <w:rPr>
             <w:rStyle w:val="Hyperlink"/>
@@ -346,7 +363,7 @@
           <w:numId w:val="1004"/>
         </w:numPr>
       </w:pPr>
-      <w:hyperlink w:anchor="sec69">
+      <w:hyperlink w:anchor="sec75">
         <w:r>
           <w:rPr>
             <w:rStyle w:val="Hyperlink"/>
@@ -363,7 +380,7 @@
           <w:numId w:val="1004"/>
         </w:numPr>
       </w:pPr>
-      <w:hyperlink w:anchor="sec70">
+      <w:hyperlink w:anchor="sec76">
         <w:r>
           <w:rPr>
             <w:rStyle w:val="Hyperlink"/>
@@ -380,7 +397,7 @@
           <w:numId w:val="1001"/>
         </w:numPr>
       </w:pPr>
-      <w:hyperlink w:anchor="sec71">
+      <w:hyperlink w:anchor="sec77">
         <w:r>
           <w:rPr>
             <w:rStyle w:val="Hyperlink"/>
@@ -397,7 +414,7 @@
           <w:numId w:val="1005"/>
         </w:numPr>
       </w:pPr>
-      <w:hyperlink w:anchor="sec72">
+      <w:hyperlink w:anchor="sec78">
         <w:r>
           <w:rPr>
             <w:rStyle w:val="Hyperlink"/>
@@ -414,7 +431,7 @@
           <w:numId w:val="1005"/>
         </w:numPr>
       </w:pPr>
-      <w:hyperlink w:anchor="sec76">
+      <w:hyperlink w:anchor="sec82">
         <w:r>
           <w:rPr>
             <w:rStyle w:val="Hyperlink"/>
@@ -431,7 +448,7 @@
           <w:numId w:val="1005"/>
         </w:numPr>
       </w:pPr>
-      <w:hyperlink w:anchor="sec83">
+      <w:hyperlink w:anchor="sec89">
         <w:r>
           <w:rPr>
             <w:rStyle w:val="Hyperlink"/>
@@ -448,7 +465,7 @@
           <w:numId w:val="1005"/>
         </w:numPr>
       </w:pPr>
-      <w:hyperlink w:anchor="sec86">
+      <w:hyperlink w:anchor="sec92">
         <w:r>
           <w:rPr>
             <w:rStyle w:val="Hyperlink"/>
@@ -465,7 +482,7 @@
           <w:numId w:val="1005"/>
         </w:numPr>
       </w:pPr>
-      <w:hyperlink w:anchor="sec89">
+      <w:hyperlink w:anchor="sec95">
         <w:r>
           <w:rPr>
             <w:rStyle w:val="Hyperlink"/>
@@ -482,7 +499,7 @@
           <w:numId w:val="1005"/>
         </w:numPr>
       </w:pPr>
-      <w:hyperlink w:anchor="sec93">
+      <w:hyperlink w:anchor="sec99">
         <w:r>
           <w:rPr>
             <w:rStyle w:val="Hyperlink"/>
@@ -499,7 +516,7 @@
           <w:numId w:val="1001"/>
         </w:numPr>
       </w:pPr>
-      <w:hyperlink w:anchor="sec97">
+      <w:hyperlink w:anchor="sec103">
         <w:r>
           <w:rPr>
             <w:rStyle w:val="Hyperlink"/>
@@ -516,7 +533,7 @@
           <w:numId w:val="1006"/>
         </w:numPr>
       </w:pPr>
-      <w:hyperlink w:anchor="sec98">
+      <w:hyperlink w:anchor="sec104">
         <w:r>
           <w:rPr>
             <w:rStyle w:val="Hyperlink"/>
@@ -533,7 +550,7 @@
           <w:numId w:val="1006"/>
         </w:numPr>
       </w:pPr>
-      <w:hyperlink w:anchor="sec99">
+      <w:hyperlink w:anchor="sec105">
         <w:r>
           <w:rPr>
             <w:rStyle w:val="Hyperlink"/>
@@ -550,7 +567,7 @@
           <w:numId w:val="1006"/>
         </w:numPr>
       </w:pPr>
-      <w:hyperlink w:anchor="sec104">
+      <w:hyperlink w:anchor="sec110">
         <w:r>
           <w:rPr>
             <w:rStyle w:val="Hyperlink"/>
@@ -567,7 +584,7 @@
           <w:numId w:val="1001"/>
         </w:numPr>
       </w:pPr>
-      <w:hyperlink w:anchor="sec108">
+      <w:hyperlink w:anchor="sec114">
         <w:r>
           <w:rPr>
             <w:rStyle w:val="Hyperlink"/>
@@ -584,7 +601,7 @@
           <w:numId w:val="1007"/>
         </w:numPr>
       </w:pPr>
-      <w:hyperlink w:anchor="sec109">
+      <w:hyperlink w:anchor="sec115">
         <w:r>
           <w:rPr>
             <w:rStyle w:val="Hyperlink"/>
@@ -601,7 +618,7 @@
           <w:numId w:val="1007"/>
         </w:numPr>
       </w:pPr>
-      <w:hyperlink w:anchor="sec110">
+      <w:hyperlink w:anchor="sec116">
         <w:r>
           <w:rPr>
             <w:rStyle w:val="Hyperlink"/>
@@ -618,7 +635,7 @@
           <w:numId w:val="1007"/>
         </w:numPr>
       </w:pPr>
-      <w:hyperlink w:anchor="sec111">
+      <w:hyperlink w:anchor="sec117">
         <w:r>
           <w:rPr>
             <w:rStyle w:val="Hyperlink"/>
@@ -635,7 +652,7 @@
           <w:numId w:val="1007"/>
         </w:numPr>
       </w:pPr>
-      <w:hyperlink w:anchor="sec112">
+      <w:hyperlink w:anchor="sec118">
         <w:r>
           <w:rPr>
             <w:rStyle w:val="Hyperlink"/>
@@ -652,7 +669,7 @@
           <w:numId w:val="1001"/>
         </w:numPr>
       </w:pPr>
-      <w:hyperlink w:anchor="sec113">
+      <w:hyperlink w:anchor="sec119">
         <w:r>
           <w:rPr>
             <w:rStyle w:val="Hyperlink"/>
@@ -669,7 +686,7 @@
           <w:numId w:val="1008"/>
         </w:numPr>
       </w:pPr>
-      <w:hyperlink w:anchor="sec114">
+      <w:hyperlink w:anchor="sec120">
         <w:r>
           <w:rPr>
             <w:rStyle w:val="Hyperlink"/>
@@ -686,7 +703,7 @@
           <w:numId w:val="1008"/>
         </w:numPr>
       </w:pPr>
-      <w:hyperlink w:anchor="sec115">
+      <w:hyperlink w:anchor="sec121">
         <w:r>
           <w:rPr>
             <w:rStyle w:val="Hyperlink"/>
@@ -703,7 +720,7 @@
           <w:numId w:val="1008"/>
         </w:numPr>
       </w:pPr>
-      <w:hyperlink w:anchor="sec116">
+      <w:hyperlink w:anchor="sec122">
         <w:r>
           <w:rPr>
             <w:rStyle w:val="Hyperlink"/>
@@ -720,7 +737,7 @@
           <w:numId w:val="1008"/>
         </w:numPr>
       </w:pPr>
-      <w:hyperlink w:anchor="sec117">
+      <w:hyperlink w:anchor="sec123">
         <w:r>
           <w:rPr>
             <w:rStyle w:val="Hyperlink"/>
@@ -737,7 +754,7 @@
           <w:numId w:val="1001"/>
         </w:numPr>
       </w:pPr>
-      <w:hyperlink w:anchor="sec118">
+      <w:hyperlink w:anchor="sec124">
         <w:r>
           <w:rPr>
             <w:rStyle w:val="Hyperlink"/>
@@ -754,7 +771,7 @@
           <w:numId w:val="1009"/>
         </w:numPr>
       </w:pPr>
-      <w:hyperlink w:anchor="sec119">
+      <w:hyperlink w:anchor="sec125">
         <w:r>
           <w:rPr>
             <w:rStyle w:val="Hyperlink"/>
@@ -771,7 +788,7 @@
           <w:numId w:val="1009"/>
         </w:numPr>
       </w:pPr>
-      <w:hyperlink w:anchor="sec120">
+      <w:hyperlink w:anchor="sec126">
         <w:r>
           <w:rPr>
             <w:rStyle w:val="Hyperlink"/>
@@ -788,7 +805,7 @@
           <w:numId w:val="1001"/>
         </w:numPr>
       </w:pPr>
-      <w:hyperlink w:anchor="sec121">
+      <w:hyperlink w:anchor="sec127">
         <w:r>
           <w:rPr>
             <w:rStyle w:val="Hyperlink"/>
@@ -805,7 +822,7 @@
           <w:numId w:val="1010"/>
         </w:numPr>
       </w:pPr>
-      <w:hyperlink w:anchor="sec122">
+      <w:hyperlink w:anchor="sec128">
         <w:r>
           <w:rPr>
             <w:rStyle w:val="Hyperlink"/>
@@ -822,7 +839,7 @@
           <w:numId w:val="1010"/>
         </w:numPr>
       </w:pPr>
-      <w:hyperlink w:anchor="sec123">
+      <w:hyperlink w:anchor="sec129">
         <w:r>
           <w:rPr>
             <w:rStyle w:val="Hyperlink"/>
@@ -839,7 +856,7 @@
           <w:numId w:val="1010"/>
         </w:numPr>
       </w:pPr>
-      <w:hyperlink w:anchor="sec124">
+      <w:hyperlink w:anchor="sec130">
         <w:r>
           <w:rPr>
             <w:rStyle w:val="Hyperlink"/>
@@ -856,7 +873,7 @@
           <w:numId w:val="1010"/>
         </w:numPr>
       </w:pPr>
-      <w:hyperlink w:anchor="sec125">
+      <w:hyperlink w:anchor="sec131">
         <w:r>
           <w:rPr>
             <w:rStyle w:val="Hyperlink"/>
@@ -873,7 +890,7 @@
           <w:numId w:val="1010"/>
         </w:numPr>
       </w:pPr>
-      <w:hyperlink w:anchor="sec126">
+      <w:hyperlink w:anchor="sec132">
         <w:r>
           <w:rPr>
             <w:rStyle w:val="Hyperlink"/>
@@ -12177,7 +12194,7 @@
     </w:p>
     <w:bookmarkEnd w:id="26"/>
     <w:bookmarkEnd w:id="27"/>
-    <w:bookmarkStart w:id="37" w:name="sec50"/>
+    <w:bookmarkStart w:id="40" w:name="sec50"/>
     <w:p>
       <w:pPr>
         <w:pStyle w:val="Heading2"/>
@@ -13103,6 +13120,12 @@
               <w:pStyle w:val="Compact"/>
             </w:pPr>
             <w:r>
+              <w:t xml:space="preserve">Explicit iLO</w:t>
+            </w:r>
+            <w:r>
+              <w:t xml:space="preserve"> </w:t>
+            </w:r>
+            <w:r>
               <w:rPr>
                 <w:rStyle w:val="VerbatimChar"/>
               </w:rPr>
@@ -13112,7 +13135,7 @@
               <w:t xml:space="preserve"> </w:t>
             </w:r>
             <w:r>
-              <w:t xml:space="preserve">for iLO Redfish check. Falls back to</w:t>
+              <w:t xml:space="preserve">object, for example</w:t>
             </w:r>
             <w:r>
               <w:t xml:space="preserve"> </w:t>
@@ -13121,13 +13144,13 @@
               <w:rPr>
                 <w:rStyle w:val="VerbatimChar"/>
               </w:rPr>
-              <w:t xml:space="preserve">-OneViewCredential</w:t>
+              <w:t xml:space="preserve">$IloCreds</w:t>
             </w:r>
             <w:r>
               <w:t xml:space="preserve"> </w:t>
             </w:r>
             <w:r>
-              <w:t xml:space="preserve">or the active</w:t>
+              <w:t xml:space="preserve">created with</w:t>
             </w:r>
             <w:r>
               <w:t xml:space="preserve"> </w:t>
@@ -13136,13 +13159,24 @@
               <w:rPr>
                 <w:rStyle w:val="VerbatimChar"/>
               </w:rPr>
-              <w:t xml:space="preserve">Connect-OneView</w:t>
+              <w:t xml:space="preserve">Get-Credential</w:t>
+            </w:r>
+            <w:r>
+              <w:t xml:space="preserve">. The parameter name is singular. OneView-managed requests prefer OneView SSO; the build status check can try this credential after an SSO HTTP 401. OneView and iLO credentials are not inherently interchangeable. See</w:t>
             </w:r>
             <w:r>
               <w:t xml:space="preserve"> </w:t>
             </w:r>
-            <w:r>
-              <w:t xml:space="preserve">session credentials (appliance/iLO shared identity). Prompts interactively only when no explicit credential and no active OneView session are available.</w:t>
+            <w:hyperlink w:anchor="create-manual-ilo-credentials">
+              <w:r>
+                <w:rPr>
+                  <w:rStyle w:val="Hyperlink"/>
+                </w:rPr>
+                <w:t xml:space="preserve">manual credential examples</w:t>
+              </w:r>
+            </w:hyperlink>
+            <w:r>
+              <w:t xml:space="preserve">.</w:t>
             </w:r>
           </w:p>
         </w:tc>
@@ -14795,287 +14829,1585 @@
       </w:r>
     </w:p>
     <w:bookmarkEnd w:id="28"/>
-    <w:bookmarkStart w:id="29" w:name="sec54"/>
+    <w:bookmarkStart w:id="31" w:name="sec54"/>
     <w:p>
       <w:pPr>
         <w:pStyle w:val="Heading3"/>
       </w:pPr>
       <w:r>
-        <w:t xml:space="preserve">Full build (most common)</w:t>
+        <w:t xml:space="preserve">Create manual iLO credentials (Get-Credential)</w:t>
       </w:r>
     </w:p>
     <w:p>
       <w:pPr>
         <w:pStyle w:val="FirstParagraph"/>
-      </w:pPr>
-      <w:r>
-        <w:rPr>
-          <w:rStyle w:val="VerbatimChar"/>
-        </w:rPr>
-        <w:t xml:space="preserve">Configure-PhysicalBuild</w:t>
-      </w:r>
-      <w:r>
-        <w:t xml:space="preserve"> </w:t>
-      </w:r>
-      <w:r>
-        <w:t xml:space="preserve">is the only build command you run from the terminal. It performs the full 4-eye review internally and, on authorization (typing</w:t>
-      </w:r>
-      <w:r>
-        <w:t xml:space="preserve"> </w:t>
-      </w:r>
-      <w:r>
-        <w:rPr>
-          <w:rStyle w:val="VerbatimChar"/>
-        </w:rPr>
-        <w:t xml:space="preserve">APPROVE</w:t>
-      </w:r>
-      <w:r>
-        <w:t xml:space="preserve"> </w:t>
-      </w:r>
-      <w:r>
-        <w:t xml:space="preserve">or passing</w:t>
-      </w:r>
-      <w:r>
-        <w:t xml:space="preserve"> </w:t>
-      </w:r>
-      <w:r>
-        <w:rPr>
-          <w:rStyle w:val="VerbatimChar"/>
-        </w:rPr>
-        <w:t xml:space="preserve">-Deploy</w:t>
-      </w:r>
-      <w:r>
-        <w:t xml:space="preserve">/</w:t>
-      </w:r>
-      <w:r>
-        <w:rPr>
-          <w:rStyle w:val="VerbatimChar"/>
-        </w:rPr>
-        <w:t xml:space="preserve">-Execute</w:t>
-      </w:r>
-      <w:r>
-        <w:t xml:space="preserve">), executes the build pipeline internally. There is no separate command to call directly.</w:t>
-      </w:r>
-    </w:p>
-    <w:p>
-      <w:pPr>
-        <w:pStyle w:val="SourceCode"/>
-      </w:pPr>
-      <w:r>
-        <w:rPr>
-          <w:rStyle w:val="CommentTok"/>
-        </w:rPr>
-        <w:t xml:space="preserve"># Review + deploy in one command (recommended) {#sec55}</w:t>
-      </w:r>
-      <w:r>
-        <w:br/>
-      </w:r>
-      <w:r>
-        <w:rPr>
-          <w:rStyle w:val="NormalTok"/>
-        </w:rPr>
-        <w:t xml:space="preserve">Configure-PhysicalBuild </w:t>
-      </w:r>
-      <w:r>
-        <w:rPr>
-          <w:rStyle w:val="OperatorTok"/>
-        </w:rPr>
-        <w:t xml:space="preserve">-</w:t>
-      </w:r>
-      <w:r>
-        <w:rPr>
-          <w:rStyle w:val="NormalTok"/>
-        </w:rPr>
-        <w:t xml:space="preserve">ServerIdentifier srv01 </w:t>
-      </w:r>
-      <w:r>
-        <w:rPr>
-          <w:rStyle w:val="OperatorTok"/>
-        </w:rPr>
-        <w:t xml:space="preserve">-</w:t>
-      </w:r>
-      <w:r>
-        <w:rPr>
-          <w:rStyle w:val="NormalTok"/>
-        </w:rPr>
-        <w:t xml:space="preserve">OneViewHost oneview</w:t>
-      </w:r>
-      <w:r>
-        <w:rPr>
-          <w:rStyle w:val="OperatorTok"/>
-        </w:rPr>
-        <w:t xml:space="preserve">.</w:t>
-      </w:r>
-      <w:r>
-        <w:rPr>
-          <w:rStyle w:val="FunctionTok"/>
-        </w:rPr>
-        <w:t xml:space="preserve">corp</w:t>
-      </w:r>
-      <w:r>
-        <w:rPr>
-          <w:rStyle w:val="OperatorTok"/>
-        </w:rPr>
-        <w:t xml:space="preserve">.</w:t>
-      </w:r>
-      <w:r>
-        <w:rPr>
-          <w:rStyle w:val="FunctionTok"/>
-        </w:rPr>
-        <w:t xml:space="preserve">local</w:t>
-      </w:r>
-      <w:r>
-        <w:rPr>
-          <w:rStyle w:val="NormalTok"/>
-        </w:rPr>
-        <w:t xml:space="preserve"> </w:t>
-      </w:r>
-      <w:r>
-        <w:rPr>
-          <w:rStyle w:val="OperatorTok"/>
-        </w:rPr>
-        <w:t xml:space="preserve">-</w:t>
-      </w:r>
-      <w:r>
-        <w:rPr>
-          <w:rStyle w:val="NormalTok"/>
-        </w:rPr>
-        <w:t xml:space="preserve">IloIp </w:t>
-      </w:r>
-      <w:r>
-        <w:rPr>
-          <w:rStyle w:val="DecValTok"/>
-        </w:rPr>
-        <w:t xml:space="preserve">10.0</w:t>
-      </w:r>
-      <w:r>
-        <w:rPr>
-          <w:rStyle w:val="OperatorTok"/>
-        </w:rPr>
-        <w:t xml:space="preserve">.</w:t>
-      </w:r>
-      <w:r>
-        <w:rPr>
-          <w:rStyle w:val="DecValTok"/>
-        </w:rPr>
-        <w:t xml:space="preserve">1.50</w:t>
-      </w:r>
-      <w:r>
-        <w:rPr>
-          <w:rStyle w:val="NormalTok"/>
-        </w:rPr>
-        <w:t xml:space="preserve"> `</w:t>
-      </w:r>
-      <w:r>
-        <w:br/>
-      </w:r>
-      <w:r>
-        <w:rPr>
-          <w:rStyle w:val="NormalTok"/>
-        </w:rPr>
-        <w:t xml:space="preserve">    </w:t>
-      </w:r>
-      <w:r>
-        <w:rPr>
-          <w:rStyle w:val="OperatorTok"/>
-        </w:rPr>
-        <w:t xml:space="preserve">-</w:t>
-      </w:r>
-      <w:r>
-        <w:rPr>
-          <w:rStyle w:val="NormalTok"/>
-        </w:rPr>
-        <w:t xml:space="preserve">ExternalIsoPath </w:t>
-      </w:r>
-      <w:r>
-        <w:rPr>
-          <w:rStyle w:val="StringTok"/>
-        </w:rPr>
-        <w:t xml:space="preserve">'\\fileserver\isos\WinSrv2025.iso'</w:t>
-      </w:r>
-      <w:r>
-        <w:rPr>
-          <w:rStyle w:val="NormalTok"/>
-        </w:rPr>
-        <w:t xml:space="preserve"> </w:t>
-      </w:r>
-      <w:r>
-        <w:rPr>
-          <w:rStyle w:val="OperatorTok"/>
-        </w:rPr>
-        <w:t xml:space="preserve">-</w:t>
-      </w:r>
-      <w:r>
-        <w:rPr>
-          <w:rStyle w:val="NormalTok"/>
-        </w:rPr>
-        <w:t xml:space="preserve">InMaintenanceWindow </w:t>
-      </w:r>
-      <w:r>
-        <w:rPr>
-          <w:rStyle w:val="OperatorTok"/>
-        </w:rPr>
-        <w:t xml:space="preserve">-</w:t>
-      </w:r>
-      <w:r>
-        <w:rPr>
-          <w:rStyle w:val="NormalTok"/>
-        </w:rPr>
-        <w:t xml:space="preserve">Deploy </w:t>
-      </w:r>
-      <w:r>
-        <w:rPr>
-          <w:rStyle w:val="OperatorTok"/>
-        </w:rPr>
-        <w:t xml:space="preserve">-</w:t>
-      </w:r>
-      <w:r>
-        <w:rPr>
-          <w:rStyle w:val="NormalTok"/>
-        </w:rPr>
-        <w:t xml:space="preserve">GuardRail </w:t>
-      </w:r>
-      <w:r>
-        <w:rPr>
-          <w:rStyle w:val="StringTok"/>
-        </w:rPr>
-        <w:t xml:space="preserve">'srv01'</w:t>
-      </w:r>
-    </w:p>
-    <w:p>
-      <w:pPr>
-        <w:pStyle w:val="BlockText"/>
       </w:pPr>
       <w:r>
         <w:rPr>
           <w:b/>
           <w:bCs/>
         </w:rPr>
-        <w:t xml:space="preserve">Automatic OneView maintenance mode:</w:t>
-      </w:r>
-      <w:r>
-        <w:t xml:space="preserve"> </w:t>
-      </w:r>
-      <w:r>
-        <w:rPr>
-          <w:rStyle w:val="VerbatimChar"/>
-        </w:rPr>
-        <w:t xml:space="preserve">Configure-PhysicalBuild</w:t>
-      </w:r>
-      <w:r>
-        <w:t xml:space="preserve"> </w:t>
-      </w:r>
-      <w:r>
-        <w:t xml:space="preserve">automatically places the server into HPE OneView maintenance mode before destructive operations. Maintenance mode is</w:t>
-      </w:r>
-      <w:r>
-        <w:t xml:space="preserve"> </w:t>
+        <w:t xml:space="preserve">Use</w:t>
       </w:r>
       <w:r>
         <w:rPr>
           <w:b/>
           <w:bCs/>
         </w:rPr>
+        <w:t xml:space="preserve"> </w:t>
+      </w:r>
+      <w:r>
+        <w:rPr>
+          <w:rStyle w:val="VerbatimChar"/>
+          <w:b/>
+          <w:bCs/>
+        </w:rPr>
+        <w:t xml:space="preserve">Get-Credential</w:t>
+      </w:r>
+      <w:r>
+        <w:rPr>
+          <w:b/>
+          <w:bCs/>
+        </w:rPr>
+        <w:t xml:space="preserve"> </w:t>
+      </w:r>
+      <w:r>
+        <w:rPr>
+          <w:b/>
+          <w:bCs/>
+        </w:rPr>
+        <w:t xml:space="preserve">to create</w:t>
+      </w:r>
+      <w:r>
+        <w:rPr>
+          <w:b/>
+          <w:bCs/>
+        </w:rPr>
+        <w:t xml:space="preserve"> </w:t>
+      </w:r>
+      <w:r>
+        <w:rPr>
+          <w:rStyle w:val="VerbatimChar"/>
+          <w:b/>
+          <w:bCs/>
+        </w:rPr>
+        <w:t xml:space="preserve">$IloCreds</w:t>
+      </w:r>
+      <w:r>
+        <w:rPr>
+          <w:b/>
+          <w:bCs/>
+        </w:rPr>
+        <w:t xml:space="preserve">.</w:t>
+      </w:r>
+      <w:r>
+        <w:t xml:space="preserve"> </w:t>
+      </w:r>
+      <w:r>
+        <w:t xml:space="preserve">A</w:t>
+      </w:r>
+      <w:r>
+        <w:t xml:space="preserve"> </w:t>
+      </w:r>
+      <w:r>
+        <w:rPr>
+          <w:rStyle w:val="VerbatimChar"/>
+        </w:rPr>
+        <w:t xml:space="preserve">PSCredential</w:t>
+      </w:r>
+      <w:r>
+        <w:t xml:space="preserve"> </w:t>
+      </w:r>
+      <w:r>
+        <w:t xml:space="preserve">contains both an iLO username and a password held as a</w:t>
+      </w:r>
+      <w:r>
+        <w:t xml:space="preserve"> </w:t>
+      </w:r>
+      <w:r>
+        <w:rPr>
+          <w:rStyle w:val="VerbatimChar"/>
+        </w:rPr>
+        <w:t xml:space="preserve">SecureString</w:t>
+      </w:r>
+      <w:r>
+        <w:t xml:space="preserve">. Assigning</w:t>
+      </w:r>
+      <w:r>
+        <w:t xml:space="preserve"> </w:t>
+      </w:r>
+      <w:r>
+        <w:rPr>
+          <w:rStyle w:val="VerbatimChar"/>
+        </w:rPr>
+        <w:t xml:space="preserve">$IloCreds = "password"</w:t>
+      </w:r>
+      <w:r>
+        <w:t xml:space="preserve"> </w:t>
+      </w:r>
+      <w:r>
+        <w:t xml:space="preserve">creates only a string, which is not a credential object. PowerShell deliberately does not display the password as plain text when you inspect the object.</w:t>
+      </w:r>
+    </w:p>
+    <w:p>
+      <w:pPr>
+        <w:pStyle w:val="BodyText"/>
+      </w:pPr>
+      <w:r>
+        <w:t xml:space="preserve">The command exported by this project is</w:t>
+      </w:r>
+      <w:r>
+        <w:t xml:space="preserve"> </w:t>
+      </w:r>
+      <w:r>
+        <w:rPr>
+          <w:rStyle w:val="VerbatimChar"/>
+          <w:b/>
+          <w:bCs/>
+        </w:rPr>
+        <w:t xml:space="preserve">Configure-PhysicalBuild</w:t>
+      </w:r>
+      <w:r>
+        <w:t xml:space="preserve">, and its parameter is</w:t>
+      </w:r>
+      <w:r>
+        <w:t xml:space="preserve"> </w:t>
+      </w:r>
+      <w:r>
+        <w:rPr>
+          <w:rStyle w:val="VerbatimChar"/>
+          <w:b/>
+          <w:bCs/>
+        </w:rPr>
+        <w:t xml:space="preserve">-IloCredential</w:t>
+      </w:r>
+      <w:r>
+        <w:t xml:space="preserve"> </w:t>
+      </w:r>
+      <w:r>
+        <w:t xml:space="preserve">(singular), not</w:t>
+      </w:r>
+      <w:r>
+        <w:t xml:space="preserve"> </w:t>
+      </w:r>
+      <w:r>
+        <w:rPr>
+          <w:rStyle w:val="VerbatimChar"/>
+        </w:rPr>
+        <w:t xml:space="preserve">-IloCredentials</w:t>
+      </w:r>
+      <w:r>
+        <w:t xml:space="preserve">.</w:t>
+      </w:r>
+      <w:r>
+        <w:t xml:space="preserve"> </w:t>
+      </w:r>
+      <w:r>
+        <w:rPr>
+          <w:rStyle w:val="VerbatimChar"/>
+        </w:rPr>
+        <w:t xml:space="preserve">$IloCreds</w:t>
+      </w:r>
+      <w:r>
+        <w:t xml:space="preserve"> </w:t>
+      </w:r>
+      <w:r>
+        <w:t xml:space="preserve">is just your variable name; it does not have to match the parameter name.</w:t>
+      </w:r>
+    </w:p>
+    <w:p>
+      <w:pPr>
+        <w:pStyle w:val="SourceCode"/>
+      </w:pPr>
+      <w:r>
+        <w:rPr>
+          <w:rStyle w:val="CommentTok"/>
+        </w:rPr>
+        <w:t xml:space="preserve"># Prompts for the password without putting it in command history. {#sec55}</w:t>
+      </w:r>
+      <w:r>
+        <w:br/>
+      </w:r>
+      <w:r>
+        <w:rPr>
+          <w:rStyle w:val="CommentTok"/>
+        </w:rPr>
+        <w:t xml:space="preserve"># Replace Administrator with an account that actually exists in this iLO. {#sec56}</w:t>
+      </w:r>
+      <w:r>
+        <w:br/>
+      </w:r>
+      <w:r>
+        <w:rPr>
+          <w:rStyle w:val="VariableTok"/>
+        </w:rPr>
+        <w:t xml:space="preserve">$IloCreds</w:t>
+      </w:r>
+      <w:r>
+        <w:rPr>
+          <w:rStyle w:val="NormalTok"/>
+        </w:rPr>
+        <w:t xml:space="preserve"> </w:t>
+      </w:r>
+      <w:r>
+        <w:rPr>
+          <w:rStyle w:val="OperatorTok"/>
+        </w:rPr>
+        <w:t xml:space="preserve">=</w:t>
+      </w:r>
+      <w:r>
+        <w:rPr>
+          <w:rStyle w:val="NormalTok"/>
+        </w:rPr>
+        <w:t xml:space="preserve"> </w:t>
+      </w:r>
+      <w:r>
+        <w:rPr>
+          <w:rStyle w:val="FunctionTok"/>
+        </w:rPr>
+        <w:t xml:space="preserve">Get-Credential</w:t>
+      </w:r>
+      <w:r>
+        <w:rPr>
+          <w:rStyle w:val="NormalTok"/>
+        </w:rPr>
+        <w:t xml:space="preserve"> </w:t>
+      </w:r>
+      <w:r>
+        <w:rPr>
+          <w:rStyle w:val="OperatorTok"/>
+        </w:rPr>
+        <w:t xml:space="preserve">-</w:t>
+      </w:r>
+      <w:r>
+        <w:rPr>
+          <w:rStyle w:val="NormalTok"/>
+        </w:rPr>
+        <w:t xml:space="preserve">UserName </w:t>
+      </w:r>
+      <w:r>
+        <w:rPr>
+          <w:rStyle w:val="StringTok"/>
+        </w:rPr>
+        <w:t xml:space="preserve">'Administrator'</w:t>
+      </w:r>
+      <w:r>
+        <w:rPr>
+          <w:rStyle w:val="NormalTok"/>
+        </w:rPr>
+        <w:t xml:space="preserve"> </w:t>
+      </w:r>
+      <w:r>
+        <w:rPr>
+          <w:rStyle w:val="OperatorTok"/>
+        </w:rPr>
+        <w:t xml:space="preserve">-</w:t>
+      </w:r>
+      <w:r>
+        <w:rPr>
+          <w:rStyle w:val="NormalTok"/>
+        </w:rPr>
+        <w:t xml:space="preserve">Message </w:t>
+      </w:r>
+      <w:r>
+        <w:rPr>
+          <w:rStyle w:val="StringTok"/>
+        </w:rPr>
+        <w:t xml:space="preserve">'Enter the iLO 5 account password'</w:t>
+      </w:r>
+      <w:r>
+        <w:br/>
+      </w:r>
+      <w:r>
+        <w:br/>
+      </w:r>
+      <w:r>
+        <w:rPr>
+          <w:rStyle w:val="CommentTok"/>
+        </w:rPr>
+        <w:t xml:space="preserve"># Inspect the username and object types, not the password. {#sec57}</w:t>
+      </w:r>
+      <w:r>
+        <w:br/>
+      </w:r>
+      <w:r>
+        <w:rPr>
+          <w:rStyle w:val="VariableTok"/>
+        </w:rPr>
+        <w:t xml:space="preserve">$IloCreds</w:t>
+      </w:r>
+      <w:r>
+        <w:rPr>
+          <w:rStyle w:val="OperatorTok"/>
+        </w:rPr>
+        <w:t xml:space="preserve">.</w:t>
+      </w:r>
+      <w:r>
+        <w:rPr>
+          <w:rStyle w:val="FunctionTok"/>
+        </w:rPr>
+        <w:t xml:space="preserve">UserName</w:t>
+      </w:r>
+      <w:r>
+        <w:br/>
+      </w:r>
+      <w:r>
+        <w:rPr>
+          <w:rStyle w:val="VariableTok"/>
+        </w:rPr>
+        <w:t xml:space="preserve">$IloCreds</w:t>
+      </w:r>
+      <w:r>
+        <w:rPr>
+          <w:rStyle w:val="OperatorTok"/>
+        </w:rPr>
+        <w:t xml:space="preserve">.</w:t>
+      </w:r>
+      <w:r>
+        <w:rPr>
+          <w:rStyle w:val="FunctionTok"/>
+        </w:rPr>
+        <w:t xml:space="preserve">GetType</w:t>
+      </w:r>
+      <w:r>
+        <w:rPr>
+          <w:rStyle w:val="OperatorTok"/>
+        </w:rPr>
+        <w:t xml:space="preserve">().</w:t>
+      </w:r>
+      <w:r>
+        <w:rPr>
+          <w:rStyle w:val="FunctionTok"/>
+        </w:rPr>
+        <w:t xml:space="preserve">FullName</w:t>
+      </w:r>
+      <w:r>
+        <w:rPr>
+          <w:rStyle w:val="NormalTok"/>
+        </w:rPr>
+        <w:t xml:space="preserve">       </w:t>
+      </w:r>
+      <w:r>
+        <w:rPr>
+          <w:rStyle w:val="CommentTok"/>
+        </w:rPr>
+        <w:t xml:space="preserve"># System.Management.Automation.PSCredential</w:t>
+      </w:r>
+      <w:r>
+        <w:br/>
+      </w:r>
+      <w:r>
+        <w:rPr>
+          <w:rStyle w:val="VariableTok"/>
+        </w:rPr>
+        <w:t xml:space="preserve">$IloCreds</w:t>
+      </w:r>
+      <w:r>
+        <w:rPr>
+          <w:rStyle w:val="OperatorTok"/>
+        </w:rPr>
+        <w:t xml:space="preserve">.</w:t>
+      </w:r>
+      <w:r>
+        <w:rPr>
+          <w:rStyle w:val="FunctionTok"/>
+        </w:rPr>
+        <w:t xml:space="preserve">Password</w:t>
+      </w:r>
+      <w:r>
+        <w:rPr>
+          <w:rStyle w:val="OperatorTok"/>
+        </w:rPr>
+        <w:t xml:space="preserve">.</w:t>
+      </w:r>
+      <w:r>
+        <w:rPr>
+          <w:rStyle w:val="FunctionTok"/>
+        </w:rPr>
+        <w:t xml:space="preserve">GetType</w:t>
+      </w:r>
+      <w:r>
+        <w:rPr>
+          <w:rStyle w:val="OperatorTok"/>
+        </w:rPr>
+        <w:t xml:space="preserve">().</w:t>
+      </w:r>
+      <w:r>
+        <w:rPr>
+          <w:rStyle w:val="FunctionTok"/>
+        </w:rPr>
+        <w:t xml:space="preserve">Name</w:t>
+      </w:r>
+      <w:r>
+        <w:rPr>
+          <w:rStyle w:val="NormalTok"/>
+        </w:rPr>
+        <w:t xml:space="preserve"> </w:t>
+      </w:r>
+      <w:r>
+        <w:rPr>
+          <w:rStyle w:val="CommentTok"/>
+        </w:rPr>
+        <w:t xml:space="preserve"># SecureString</w:t>
+      </w:r>
+    </w:p>
+    <w:p>
+      <w:pPr>
+        <w:pStyle w:val="FirstParagraph"/>
+      </w:pPr>
+      <w:r>
+        <w:t xml:space="preserve">If you prefer separate username and password prompts, create the same object explicitly:</w:t>
+      </w:r>
+    </w:p>
+    <w:p>
+      <w:pPr>
+        <w:pStyle w:val="SourceCode"/>
+      </w:pPr>
+      <w:r>
+        <w:rPr>
+          <w:rStyle w:val="VariableTok"/>
+        </w:rPr>
+        <w:t xml:space="preserve">$IloUser</w:t>
+      </w:r>
+      <w:r>
+        <w:rPr>
+          <w:rStyle w:val="NormalTok"/>
+        </w:rPr>
+        <w:t xml:space="preserve"> </w:t>
+      </w:r>
+      <w:r>
+        <w:rPr>
+          <w:rStyle w:val="OperatorTok"/>
+        </w:rPr>
+        <w:t xml:space="preserve">=</w:t>
+      </w:r>
+      <w:r>
+        <w:rPr>
+          <w:rStyle w:val="NormalTok"/>
+        </w:rPr>
+        <w:t xml:space="preserve"> </w:t>
+      </w:r>
+      <w:r>
+        <w:rPr>
+          <w:rStyle w:val="FunctionTok"/>
+        </w:rPr>
+        <w:t xml:space="preserve">Read-Host</w:t>
+      </w:r>
+      <w:r>
+        <w:rPr>
+          <w:rStyle w:val="NormalTok"/>
+        </w:rPr>
+        <w:t xml:space="preserve"> </w:t>
+      </w:r>
+      <w:r>
+        <w:rPr>
+          <w:rStyle w:val="StringTok"/>
+        </w:rPr>
+        <w:t xml:space="preserve">'iLO username'</w:t>
+      </w:r>
+      <w:r>
+        <w:br/>
+      </w:r>
+      <w:r>
+        <w:rPr>
+          <w:rStyle w:val="VariableTok"/>
+        </w:rPr>
+        <w:t xml:space="preserve">$IloPassword</w:t>
+      </w:r>
+      <w:r>
+        <w:rPr>
+          <w:rStyle w:val="NormalTok"/>
+        </w:rPr>
+        <w:t xml:space="preserve"> </w:t>
+      </w:r>
+      <w:r>
+        <w:rPr>
+          <w:rStyle w:val="OperatorTok"/>
+        </w:rPr>
+        <w:t xml:space="preserve">=</w:t>
+      </w:r>
+      <w:r>
+        <w:rPr>
+          <w:rStyle w:val="NormalTok"/>
+        </w:rPr>
+        <w:t xml:space="preserve"> </w:t>
+      </w:r>
+      <w:r>
+        <w:rPr>
+          <w:rStyle w:val="FunctionTok"/>
+        </w:rPr>
+        <w:t xml:space="preserve">Read-Host</w:t>
+      </w:r>
+      <w:r>
+        <w:rPr>
+          <w:rStyle w:val="NormalTok"/>
+        </w:rPr>
+        <w:t xml:space="preserve"> </w:t>
+      </w:r>
+      <w:r>
+        <w:rPr>
+          <w:rStyle w:val="StringTok"/>
+        </w:rPr>
+        <w:t xml:space="preserve">'iLO password'</w:t>
+      </w:r>
+      <w:r>
+        <w:rPr>
+          <w:rStyle w:val="NormalTok"/>
+        </w:rPr>
+        <w:t xml:space="preserve"> </w:t>
+      </w:r>
+      <w:r>
+        <w:rPr>
+          <w:rStyle w:val="OperatorTok"/>
+        </w:rPr>
+        <w:t xml:space="preserve">-</w:t>
+      </w:r>
+      <w:r>
+        <w:rPr>
+          <w:rStyle w:val="NormalTok"/>
+        </w:rPr>
+        <w:t xml:space="preserve">AsSecureString</w:t>
+      </w:r>
+      <w:r>
+        <w:br/>
+      </w:r>
+      <w:r>
+        <w:rPr>
+          <w:rStyle w:val="VariableTok"/>
+        </w:rPr>
+        <w:t xml:space="preserve">$IloCreds</w:t>
+      </w:r>
+      <w:r>
+        <w:rPr>
+          <w:rStyle w:val="NormalTok"/>
+        </w:rPr>
+        <w:t xml:space="preserve"> </w:t>
+      </w:r>
+      <w:r>
+        <w:rPr>
+          <w:rStyle w:val="OperatorTok"/>
+        </w:rPr>
+        <w:t xml:space="preserve">=</w:t>
+      </w:r>
+      <w:r>
+        <w:rPr>
+          <w:rStyle w:val="NormalTok"/>
+        </w:rPr>
+        <w:t xml:space="preserve"> </w:t>
+      </w:r>
+      <w:r>
+        <w:rPr>
+          <w:rStyle w:val="OperatorTok"/>
+        </w:rPr>
+        <w:t xml:space="preserve">[</w:t>
+      </w:r>
+      <w:r>
+        <w:rPr>
+          <w:rStyle w:val="NormalTok"/>
+        </w:rPr>
+        <w:t xml:space="preserve">System</w:t>
+      </w:r>
+      <w:r>
+        <w:rPr>
+          <w:rStyle w:val="OperatorTok"/>
+        </w:rPr>
+        <w:t xml:space="preserve">.</w:t>
+      </w:r>
+      <w:r>
+        <w:rPr>
+          <w:rStyle w:val="FunctionTok"/>
+        </w:rPr>
+        <w:t xml:space="preserve">Management</w:t>
+      </w:r>
+      <w:r>
+        <w:rPr>
+          <w:rStyle w:val="OperatorTok"/>
+        </w:rPr>
+        <w:t xml:space="preserve">.</w:t>
+      </w:r>
+      <w:r>
+        <w:rPr>
+          <w:rStyle w:val="FunctionTok"/>
+        </w:rPr>
+        <w:t xml:space="preserve">Automation</w:t>
+      </w:r>
+      <w:r>
+        <w:rPr>
+          <w:rStyle w:val="OperatorTok"/>
+        </w:rPr>
+        <w:t xml:space="preserve">.</w:t>
+      </w:r>
+      <w:r>
+        <w:rPr>
+          <w:rStyle w:val="FunctionTok"/>
+        </w:rPr>
+        <w:t xml:space="preserve">PSCredential</w:t>
+      </w:r>
+      <w:r>
+        <w:rPr>
+          <w:rStyle w:val="OperatorTok"/>
+        </w:rPr>
+        <w:t xml:space="preserve">]::</w:t>
+      </w:r>
+      <w:r>
+        <w:rPr>
+          <w:rStyle w:val="NormalTok"/>
+        </w:rPr>
+        <w:t xml:space="preserve">new</w:t>
+      </w:r>
+      <w:r>
+        <w:rPr>
+          <w:rStyle w:val="OperatorTok"/>
+        </w:rPr>
+        <w:t xml:space="preserve">(</w:t>
+      </w:r>
+      <w:r>
+        <w:rPr>
+          <w:rStyle w:val="VariableTok"/>
+        </w:rPr>
+        <w:t xml:space="preserve">$IloUser</w:t>
+      </w:r>
+      <w:r>
+        <w:rPr>
+          <w:rStyle w:val="OperatorTok"/>
+        </w:rPr>
+        <w:t xml:space="preserve">,</w:t>
+      </w:r>
+      <w:r>
+        <w:rPr>
+          <w:rStyle w:val="NormalTok"/>
+        </w:rPr>
+        <w:t xml:space="preserve"> </w:t>
+      </w:r>
+      <w:r>
+        <w:rPr>
+          <w:rStyle w:val="VariableTok"/>
+        </w:rPr>
+        <w:t xml:space="preserve">$IloPassword</w:t>
+      </w:r>
+      <w:r>
+        <w:rPr>
+          <w:rStyle w:val="OperatorTok"/>
+        </w:rPr>
+        <w:t xml:space="preserve">)</w:t>
+      </w:r>
+      <w:r>
+        <w:br/>
+      </w:r>
+      <w:r>
+        <w:rPr>
+          <w:rStyle w:val="FunctionTok"/>
+        </w:rPr>
+        <w:t xml:space="preserve">Remove-Variable</w:t>
+      </w:r>
+      <w:r>
+        <w:rPr>
+          <w:rStyle w:val="NormalTok"/>
+        </w:rPr>
+        <w:t xml:space="preserve"> IloPassword</w:t>
+      </w:r>
+    </w:p>
+    <w:p>
+      <w:pPr>
+        <w:pStyle w:val="FirstParagraph"/>
+      </w:pPr>
+      <w:r>
+        <w:rPr>
+          <w:b/>
+          <w:bCs/>
+        </w:rPr>
+        <w:t xml:space="preserve">Test direct iLO authentication without deploying anything:</w:t>
+      </w:r>
+      <w:r>
+        <w:t xml:space="preserve"> </w:t>
+      </w:r>
+      <w:r>
+        <w:t xml:space="preserve">omit the OneView parameters from this status-only call so it tests the supplied iLO credential rather than selecting OneView SSO.</w:t>
+      </w:r>
+    </w:p>
+    <w:p>
+      <w:pPr>
+        <w:pStyle w:val="SourceCode"/>
+      </w:pPr>
+      <w:r>
+        <w:rPr>
+          <w:rStyle w:val="NormalTok"/>
+        </w:rPr>
+        <w:t xml:space="preserve">Invoke-IloRedfish </w:t>
+      </w:r>
+      <w:r>
+        <w:rPr>
+          <w:rStyle w:val="OperatorTok"/>
+        </w:rPr>
+        <w:t xml:space="preserve">-</w:t>
+      </w:r>
+      <w:r>
+        <w:rPr>
+          <w:rStyle w:val="NormalTok"/>
+        </w:rPr>
+        <w:t xml:space="preserve">Action Status </w:t>
+      </w:r>
+      <w:r>
+        <w:rPr>
+          <w:rStyle w:val="OperatorTok"/>
+        </w:rPr>
+        <w:t xml:space="preserve">-</w:t>
+      </w:r>
+      <w:r>
+        <w:rPr>
+          <w:rStyle w:val="NormalTok"/>
+        </w:rPr>
+        <w:t xml:space="preserve">IloIp </w:t>
+      </w:r>
+      <w:r>
+        <w:rPr>
+          <w:rStyle w:val="StringTok"/>
+        </w:rPr>
+        <w:t xml:space="preserve">'10.0.1.50'</w:t>
+      </w:r>
+      <w:r>
+        <w:rPr>
+          <w:rStyle w:val="NormalTok"/>
+        </w:rPr>
+        <w:t xml:space="preserve"> </w:t>
+      </w:r>
+      <w:r>
+        <w:rPr>
+          <w:rStyle w:val="OperatorTok"/>
+        </w:rPr>
+        <w:t xml:space="preserve">-</w:t>
+      </w:r>
+      <w:r>
+        <w:rPr>
+          <w:rStyle w:val="NormalTok"/>
+        </w:rPr>
+        <w:t xml:space="preserve">IloCredential </w:t>
+      </w:r>
+      <w:r>
+        <w:rPr>
+          <w:rStyle w:val="VariableTok"/>
+        </w:rPr>
+        <w:t xml:space="preserve">$IloCreds</w:t>
+      </w:r>
+    </w:p>
+    <w:p>
+      <w:pPr>
+        <w:pStyle w:val="FirstParagraph"/>
+      </w:pPr>
+      <w:r>
+        <w:t xml:space="preserve">An authentication failure here still needs investigation; creating a correctly typed object does not repair an HTTP 401 or an API session-handling defect. Do not bypass the build’s authentication or maintenance guard to continue.</w:t>
+      </w:r>
+    </w:p>
+    <w:p>
+      <w:pPr>
+        <w:pStyle w:val="BodyText"/>
+      </w:pPr>
+      <w:r>
+        <w:rPr>
+          <w:b/>
+          <w:bCs/>
+        </w:rPr>
+        <w:t xml:space="preserve">Pass the object to the build review:</w:t>
+      </w:r>
+      <w:r>
+        <w:t xml:space="preserve"> </w:t>
+      </w:r>
+      <w:r>
+        <w:t xml:space="preserve">this example does not pass</w:t>
+      </w:r>
+      <w:r>
+        <w:t xml:space="preserve"> </w:t>
+      </w:r>
+      <w:r>
+        <w:rPr>
+          <w:rStyle w:val="VerbatimChar"/>
+        </w:rPr>
+        <w:t xml:space="preserve">-Deploy</w:t>
+      </w:r>
+      <w:r>
+        <w:t xml:space="preserve">. Review the target carefully; typing</w:t>
+      </w:r>
+      <w:r>
+        <w:t xml:space="preserve"> </w:t>
+      </w:r>
+      <w:r>
+        <w:rPr>
+          <w:rStyle w:val="VerbatimChar"/>
+        </w:rPr>
+        <w:t xml:space="preserve">APPROVE</w:t>
+      </w:r>
+      <w:r>
+        <w:t xml:space="preserve"> </w:t>
+      </w:r>
+      <w:r>
+        <w:t xml:space="preserve">at the prompt authorizes the destructive deployment.</w:t>
+      </w:r>
+    </w:p>
+    <w:p>
+      <w:pPr>
+        <w:pStyle w:val="SourceCode"/>
+      </w:pPr>
+      <w:r>
+        <w:rPr>
+          <w:rStyle w:val="NormalTok"/>
+        </w:rPr>
+        <w:t xml:space="preserve">Configure-PhysicalBuild </w:t>
+      </w:r>
+      <w:r>
+        <w:rPr>
+          <w:rStyle w:val="OperatorTok"/>
+        </w:rPr>
+        <w:t xml:space="preserve">-</w:t>
+      </w:r>
+      <w:r>
+        <w:rPr>
+          <w:rStyle w:val="NormalTok"/>
+        </w:rPr>
+        <w:t xml:space="preserve">ServerIdentifier </w:t>
+      </w:r>
+      <w:r>
+        <w:rPr>
+          <w:rStyle w:val="StringTok"/>
+        </w:rPr>
+        <w:t xml:space="preserve">'srv01'</w:t>
+      </w:r>
+      <w:r>
+        <w:rPr>
+          <w:rStyle w:val="NormalTok"/>
+        </w:rPr>
+        <w:t xml:space="preserve"> </w:t>
+      </w:r>
+      <w:r>
+        <w:rPr>
+          <w:rStyle w:val="OperatorTok"/>
+        </w:rPr>
+        <w:t xml:space="preserve">-</w:t>
+      </w:r>
+      <w:r>
+        <w:rPr>
+          <w:rStyle w:val="NormalTok"/>
+        </w:rPr>
+        <w:t xml:space="preserve">OneViewHost </w:t>
+      </w:r>
+      <w:r>
+        <w:rPr>
+          <w:rStyle w:val="StringTok"/>
+        </w:rPr>
+        <w:t xml:space="preserve">'oneview.corp.local'</w:t>
+      </w:r>
+      <w:r>
+        <w:rPr>
+          <w:rStyle w:val="NormalTok"/>
+        </w:rPr>
+        <w:t xml:space="preserve"> `</w:t>
+      </w:r>
+      <w:r>
+        <w:br/>
+      </w:r>
+      <w:r>
+        <w:rPr>
+          <w:rStyle w:val="NormalTok"/>
+        </w:rPr>
+        <w:t xml:space="preserve">    </w:t>
+      </w:r>
+      <w:r>
+        <w:rPr>
+          <w:rStyle w:val="OperatorTok"/>
+        </w:rPr>
+        <w:t xml:space="preserve">-</w:t>
+      </w:r>
+      <w:r>
+        <w:rPr>
+          <w:rStyle w:val="NormalTok"/>
+        </w:rPr>
+        <w:t xml:space="preserve">IloIp </w:t>
+      </w:r>
+      <w:r>
+        <w:rPr>
+          <w:rStyle w:val="StringTok"/>
+        </w:rPr>
+        <w:t xml:space="preserve">'10.0.1.50'</w:t>
+      </w:r>
+      <w:r>
+        <w:rPr>
+          <w:rStyle w:val="NormalTok"/>
+        </w:rPr>
+        <w:t xml:space="preserve"> </w:t>
+      </w:r>
+      <w:r>
+        <w:rPr>
+          <w:rStyle w:val="OperatorTok"/>
+        </w:rPr>
+        <w:t xml:space="preserve">-</w:t>
+      </w:r>
+      <w:r>
+        <w:rPr>
+          <w:rStyle w:val="NormalTok"/>
+        </w:rPr>
+        <w:t xml:space="preserve">IloCredential </w:t>
+      </w:r>
+      <w:r>
+        <w:rPr>
+          <w:rStyle w:val="VariableTok"/>
+        </w:rPr>
+        <w:t xml:space="preserve">$IloCreds</w:t>
+      </w:r>
+      <w:r>
+        <w:rPr>
+          <w:rStyle w:val="NormalTok"/>
+        </w:rPr>
+        <w:t xml:space="preserve"> `</w:t>
+      </w:r>
+      <w:r>
+        <w:br/>
+      </w:r>
+      <w:r>
+        <w:rPr>
+          <w:rStyle w:val="NormalTok"/>
+        </w:rPr>
+        <w:t xml:space="preserve">    </w:t>
+      </w:r>
+      <w:r>
+        <w:rPr>
+          <w:rStyle w:val="OperatorTok"/>
+        </w:rPr>
+        <w:t xml:space="preserve">-</w:t>
+      </w:r>
+      <w:r>
+        <w:rPr>
+          <w:rStyle w:val="NormalTok"/>
+        </w:rPr>
+        <w:t xml:space="preserve">ExternalIsoPath </w:t>
+      </w:r>
+      <w:r>
+        <w:rPr>
+          <w:rStyle w:val="StringTok"/>
+        </w:rPr>
+        <w:t xml:space="preserve">'\\fileserver\isos\WinSrv2025.iso'</w:t>
+      </w:r>
+      <w:r>
+        <w:rPr>
+          <w:rStyle w:val="NormalTok"/>
+        </w:rPr>
+        <w:t xml:space="preserve"> `</w:t>
+      </w:r>
+      <w:r>
+        <w:br/>
+      </w:r>
+      <w:r>
+        <w:rPr>
+          <w:rStyle w:val="NormalTok"/>
+        </w:rPr>
+        <w:t xml:space="preserve">    </w:t>
+      </w:r>
+      <w:r>
+        <w:rPr>
+          <w:rStyle w:val="OperatorTok"/>
+        </w:rPr>
+        <w:t xml:space="preserve">-</w:t>
+      </w:r>
+      <w:r>
+        <w:rPr>
+          <w:rStyle w:val="NormalTok"/>
+        </w:rPr>
+        <w:t xml:space="preserve">InMaintenanceWindow </w:t>
+      </w:r>
+      <w:r>
+        <w:rPr>
+          <w:rStyle w:val="OperatorTok"/>
+        </w:rPr>
+        <w:t xml:space="preserve">-</w:t>
+      </w:r>
+      <w:r>
+        <w:rPr>
+          <w:rStyle w:val="NormalTok"/>
+        </w:rPr>
+        <w:t xml:space="preserve">GuardRail </w:t>
+      </w:r>
+      <w:r>
+        <w:rPr>
+          <w:rStyle w:val="StringTok"/>
+        </w:rPr>
+        <w:t xml:space="preserve">'^srv01$'</w:t>
+      </w:r>
+    </w:p>
+    <w:p>
+      <w:pPr>
+        <w:pStyle w:val="FirstParagraph"/>
+      </w:pPr>
+      <w:r>
+        <w:rPr>
+          <w:b/>
+          <w:bCs/>
+        </w:rPr>
+        <w:t xml:space="preserve">Current OneView SSO behavior:</w:t>
+      </w:r>
+      <w:r>
+        <w:t xml:space="preserve"> </w:t>
+      </w:r>
+      <w:r>
+        <w:t xml:space="preserve">supplying</w:t>
+      </w:r>
+      <w:r>
+        <w:t xml:space="preserve"> </w:t>
+      </w:r>
+      <w:r>
+        <w:rPr>
+          <w:rStyle w:val="VerbatimChar"/>
+        </w:rPr>
+        <w:t xml:space="preserve">-IloCredential</w:t>
+      </w:r>
+      <w:r>
+        <w:t xml:space="preserve"> </w:t>
+      </w:r>
+      <w:r>
+        <w:t xml:space="preserve">does not force direct authentication when OneView SSO is available. The build’s status guard can attempt a direct-credential fallback after an SSO HTTP 401, but the later mount/boot call still selects SSO when OneView parameters are present. Consequently, supplying a manual password is not a guaranteed workaround for the reported SSO failure. Do not remove OneView safety checks merely to force a deployment.</w:t>
+      </w:r>
+    </w:p>
+    <w:bookmarkStart w:id="30" w:name="sec58"/>
+    <w:p>
+      <w:pPr>
+        <w:pStyle w:val="Heading4"/>
+      </w:pPr>
+      <w:r>
+        <w:t xml:space="preserve">Get-IloCredentials is a different helper</w:t>
+      </w:r>
+    </w:p>
+    <w:p>
+      <w:pPr>
+        <w:pStyle w:val="FirstParagraph"/>
+      </w:pPr>
+      <w:r>
+        <w:t xml:space="preserve">The exported project helper</w:t>
+      </w:r>
+      <w:r>
+        <w:t xml:space="preserve"> </w:t>
+      </w:r>
+      <w:r>
+        <w:rPr>
+          <w:rStyle w:val="VerbatimChar"/>
+        </w:rPr>
+        <w:t xml:space="preserve">Get-IloCredentials</w:t>
+      </w:r>
+      <w:r>
+        <w:t xml:space="preserve"> </w:t>
+      </w:r>
+      <w:r>
+        <w:t xml:space="preserve">(plural) resolves</w:t>
+      </w:r>
+      <w:r>
+        <w:t xml:space="preserve"> </w:t>
+      </w:r>
+      <w:r>
+        <w:rPr>
+          <w:rStyle w:val="VerbatimChar"/>
+        </w:rPr>
+        <w:t xml:space="preserve">ILO_USER</w:t>
+      </w:r>
+      <w:r>
+        <w:t xml:space="preserve"> </w:t>
+      </w:r>
+      <w:r>
+        <w:t xml:space="preserve">and</w:t>
+      </w:r>
+      <w:r>
+        <w:t xml:space="preserve"> </w:t>
+      </w:r>
+      <w:r>
+        <w:rPr>
+          <w:rStyle w:val="VerbatimChar"/>
+        </w:rPr>
+        <w:t xml:space="preserve">ILO_PASSWORD</w:t>
+      </w:r>
+      <w:r>
+        <w:t xml:space="preserve"> </w:t>
+      </w:r>
+      <w:r>
+        <w:t xml:space="preserve">through environment/CyberArk/default lookup and returns</w:t>
+      </w:r>
+      <w:r>
+        <w:t xml:space="preserve"> </w:t>
+      </w:r>
+      <w:r>
+        <w:rPr>
+          <w:b/>
+          <w:bCs/>
+        </w:rPr>
+        <w:t xml:space="preserve">two values: username and password</w:t>
+      </w:r>
+      <w:r>
+        <w:t xml:space="preserve">, not a</w:t>
+      </w:r>
+      <w:r>
+        <w:t xml:space="preserve"> </w:t>
+      </w:r>
+      <w:r>
+        <w:rPr>
+          <w:rStyle w:val="VerbatimChar"/>
+        </w:rPr>
+        <w:t xml:space="preserve">PSCredential</w:t>
+      </w:r>
+      <w:r>
+        <w:t xml:space="preserve">. Its defaults are username</w:t>
+      </w:r>
+      <w:r>
+        <w:t xml:space="preserve"> </w:t>
+      </w:r>
+      <w:r>
+        <w:rPr>
+          <w:rStyle w:val="VerbatimChar"/>
+        </w:rPr>
+        <w:t xml:space="preserve">Administrator</w:t>
+      </w:r>
+      <w:r>
+        <w:t xml:space="preserve"> </w:t>
+      </w:r>
+      <w:r>
+        <w:t xml:space="preserve">and an empty password if nothing is resolved. It is not an interactive password prompt, and its return value should not be printed or passed directly to</w:t>
+      </w:r>
+      <w:r>
+        <w:t xml:space="preserve"> </w:t>
+      </w:r>
+      <w:r>
+        <w:rPr>
+          <w:rStyle w:val="VerbatimChar"/>
+        </w:rPr>
+        <w:t xml:space="preserve">-IloCredential</w:t>
+      </w:r>
+      <w:r>
+        <w:t xml:space="preserve">.</w:t>
+      </w:r>
+    </w:p>
+    <w:p>
+      <w:pPr>
+        <w:pStyle w:val="BodyText"/>
+      </w:pPr>
+      <w:r>
+        <w:t xml:space="preserve">For a manually entered iLO password, use</w:t>
+      </w:r>
+      <w:r>
+        <w:t xml:space="preserve"> </w:t>
+      </w:r>
+      <w:r>
+        <w:rPr>
+          <w:rStyle w:val="VerbatimChar"/>
+          <w:b/>
+          <w:bCs/>
+        </w:rPr>
+        <w:t xml:space="preserve">Get-Credential</w:t>
+      </w:r>
+      <w:r>
+        <w:t xml:space="preserve">, as shown above, rather than setting environment variables or putting a password literal in a script. To replace the password in</w:t>
+      </w:r>
+      <w:r>
+        <w:t xml:space="preserve"> </w:t>
+      </w:r>
+      <w:r>
+        <w:rPr>
+          <w:rStyle w:val="VerbatimChar"/>
+        </w:rPr>
+        <w:t xml:space="preserve">$IloCreds</w:t>
+      </w:r>
+      <w:r>
+        <w:t xml:space="preserve">, run</w:t>
+      </w:r>
+      <w:r>
+        <w:t xml:space="preserve"> </w:t>
+      </w:r>
+      <w:r>
+        <w:rPr>
+          <w:rStyle w:val="VerbatimChar"/>
+        </w:rPr>
+        <w:t xml:space="preserve">Get-Credential</w:t>
+      </w:r>
+      <w:r>
+        <w:t xml:space="preserve"> </w:t>
+      </w:r>
+      <w:r>
+        <w:t xml:space="preserve">again and assign the newly returned object to the same variable. When finished:</w:t>
+      </w:r>
+    </w:p>
+    <w:p>
+      <w:pPr>
+        <w:pStyle w:val="SourceCode"/>
+      </w:pPr>
+      <w:r>
+        <w:rPr>
+          <w:rStyle w:val="FunctionTok"/>
+        </w:rPr>
+        <w:t xml:space="preserve">Remove-Variable</w:t>
+      </w:r>
+      <w:r>
+        <w:rPr>
+          <w:rStyle w:val="NormalTok"/>
+        </w:rPr>
+        <w:t xml:space="preserve"> IloCreds</w:t>
+      </w:r>
+      <w:r>
+        <w:br/>
+      </w:r>
+      <w:r>
+        <w:rPr>
+          <w:rStyle w:val="CommentTok"/>
+        </w:rPr>
+        <w:t xml:space="preserve"># Also remove the username variable if you used the separate-prompt example. {#sec59}</w:t>
+      </w:r>
+      <w:r>
+        <w:br/>
+      </w:r>
+      <w:r>
+        <w:rPr>
+          <w:rStyle w:val="FunctionTok"/>
+        </w:rPr>
+        <w:t xml:space="preserve">Remove-Variable</w:t>
+      </w:r>
+      <w:r>
+        <w:rPr>
+          <w:rStyle w:val="NormalTok"/>
+        </w:rPr>
+        <w:t xml:space="preserve"> IloUser </w:t>
+      </w:r>
+      <w:r>
+        <w:rPr>
+          <w:rStyle w:val="OperatorTok"/>
+        </w:rPr>
+        <w:t xml:space="preserve">-</w:t>
+      </w:r>
+      <w:r>
+        <w:rPr>
+          <w:rStyle w:val="NormalTok"/>
+        </w:rPr>
+        <w:t xml:space="preserve">ErrorAction SilentlyContinue</w:t>
+      </w:r>
+    </w:p>
+    <w:p>
+      <w:pPr>
+        <w:pStyle w:val="FirstParagraph"/>
+      </w:pPr>
+      <w:r>
+        <w:t xml:space="preserve">Removing a variable does not revoke an iLO session or guarantee that process memory has been erased. Never log, export, or reveal the password with</w:t>
+      </w:r>
+      <w:r>
+        <w:t xml:space="preserve"> </w:t>
+      </w:r>
+      <w:r>
+        <w:rPr>
+          <w:rStyle w:val="VerbatimChar"/>
+        </w:rPr>
+        <w:t xml:space="preserve">GetNetworkCredential().Password</w:t>
+      </w:r>
+      <w:r>
+        <w:t xml:space="preserve"> </w:t>
+      </w:r>
+      <w:r>
+        <w:t xml:space="preserve">for troubleshooting.</w:t>
+      </w:r>
+    </w:p>
+    <w:p>
+      <w:pPr>
+        <w:pStyle w:val="BodyText"/>
+      </w:pPr>
+      <w:r>
+        <w:t xml:space="preserve">Reference:</w:t>
+      </w:r>
+      <w:r>
+        <w:t xml:space="preserve"> </w:t>
+      </w:r>
+      <w:hyperlink r:id="rId29">
+        <w:r>
+          <w:rPr>
+            <w:rStyle w:val="Hyperlink"/>
+          </w:rPr>
+          <w:t xml:space="preserve">Microsoft Get-Credential documentation</w:t>
+        </w:r>
+      </w:hyperlink>
+      <w:r>
+        <w:t xml:space="preserve">.</w:t>
+      </w:r>
+    </w:p>
+    <w:bookmarkEnd w:id="30"/>
+    <w:bookmarkEnd w:id="31"/>
+    <w:bookmarkStart w:id="32" w:name="sec60"/>
+    <w:p>
+      <w:pPr>
+        <w:pStyle w:val="Heading3"/>
+      </w:pPr>
+      <w:r>
+        <w:t xml:space="preserve">Full build (most common)</w:t>
+      </w:r>
+    </w:p>
+    <w:p>
+      <w:pPr>
+        <w:pStyle w:val="FirstParagraph"/>
+      </w:pPr>
+      <w:r>
+        <w:rPr>
+          <w:rStyle w:val="VerbatimChar"/>
+        </w:rPr>
+        <w:t xml:space="preserve">Configure-PhysicalBuild</w:t>
+      </w:r>
+      <w:r>
+        <w:t xml:space="preserve"> </w:t>
+      </w:r>
+      <w:r>
+        <w:t xml:space="preserve">is the only build command you run from the terminal. It performs the full 4-eye review internally and, on authorization (typing</w:t>
+      </w:r>
+      <w:r>
+        <w:t xml:space="preserve"> </w:t>
+      </w:r>
+      <w:r>
+        <w:rPr>
+          <w:rStyle w:val="VerbatimChar"/>
+        </w:rPr>
+        <w:t xml:space="preserve">APPROVE</w:t>
+      </w:r>
+      <w:r>
+        <w:t xml:space="preserve"> </w:t>
+      </w:r>
+      <w:r>
+        <w:t xml:space="preserve">or passing</w:t>
+      </w:r>
+      <w:r>
+        <w:t xml:space="preserve"> </w:t>
+      </w:r>
+      <w:r>
+        <w:rPr>
+          <w:rStyle w:val="VerbatimChar"/>
+        </w:rPr>
+        <w:t xml:space="preserve">-Deploy</w:t>
+      </w:r>
+      <w:r>
+        <w:t xml:space="preserve">/</w:t>
+      </w:r>
+      <w:r>
+        <w:rPr>
+          <w:rStyle w:val="VerbatimChar"/>
+        </w:rPr>
+        <w:t xml:space="preserve">-Execute</w:t>
+      </w:r>
+      <w:r>
+        <w:t xml:space="preserve">), executes the build pipeline internally. There is no separate command to call directly.</w:t>
+      </w:r>
+    </w:p>
+    <w:p>
+      <w:pPr>
+        <w:pStyle w:val="SourceCode"/>
+      </w:pPr>
+      <w:r>
+        <w:rPr>
+          <w:rStyle w:val="CommentTok"/>
+        </w:rPr>
+        <w:t xml:space="preserve"># Review + deploy in one command (recommended) {#sec61}</w:t>
+      </w:r>
+      <w:r>
+        <w:br/>
+      </w:r>
+      <w:r>
+        <w:rPr>
+          <w:rStyle w:val="NormalTok"/>
+        </w:rPr>
+        <w:t xml:space="preserve">Configure-PhysicalBuild </w:t>
+      </w:r>
+      <w:r>
+        <w:rPr>
+          <w:rStyle w:val="OperatorTok"/>
+        </w:rPr>
+        <w:t xml:space="preserve">-</w:t>
+      </w:r>
+      <w:r>
+        <w:rPr>
+          <w:rStyle w:val="NormalTok"/>
+        </w:rPr>
+        <w:t xml:space="preserve">ServerIdentifier srv01 </w:t>
+      </w:r>
+      <w:r>
+        <w:rPr>
+          <w:rStyle w:val="OperatorTok"/>
+        </w:rPr>
+        <w:t xml:space="preserve">-</w:t>
+      </w:r>
+      <w:r>
+        <w:rPr>
+          <w:rStyle w:val="NormalTok"/>
+        </w:rPr>
+        <w:t xml:space="preserve">OneViewHost oneview</w:t>
+      </w:r>
+      <w:r>
+        <w:rPr>
+          <w:rStyle w:val="OperatorTok"/>
+        </w:rPr>
+        <w:t xml:space="preserve">.</w:t>
+      </w:r>
+      <w:r>
+        <w:rPr>
+          <w:rStyle w:val="FunctionTok"/>
+        </w:rPr>
+        <w:t xml:space="preserve">corp</w:t>
+      </w:r>
+      <w:r>
+        <w:rPr>
+          <w:rStyle w:val="OperatorTok"/>
+        </w:rPr>
+        <w:t xml:space="preserve">.</w:t>
+      </w:r>
+      <w:r>
+        <w:rPr>
+          <w:rStyle w:val="FunctionTok"/>
+        </w:rPr>
+        <w:t xml:space="preserve">local</w:t>
+      </w:r>
+      <w:r>
+        <w:rPr>
+          <w:rStyle w:val="NormalTok"/>
+        </w:rPr>
+        <w:t xml:space="preserve"> </w:t>
+      </w:r>
+      <w:r>
+        <w:rPr>
+          <w:rStyle w:val="OperatorTok"/>
+        </w:rPr>
+        <w:t xml:space="preserve">-</w:t>
+      </w:r>
+      <w:r>
+        <w:rPr>
+          <w:rStyle w:val="NormalTok"/>
+        </w:rPr>
+        <w:t xml:space="preserve">IloIp </w:t>
+      </w:r>
+      <w:r>
+        <w:rPr>
+          <w:rStyle w:val="DecValTok"/>
+        </w:rPr>
+        <w:t xml:space="preserve">10.0</w:t>
+      </w:r>
+      <w:r>
+        <w:rPr>
+          <w:rStyle w:val="OperatorTok"/>
+        </w:rPr>
+        <w:t xml:space="preserve">.</w:t>
+      </w:r>
+      <w:r>
+        <w:rPr>
+          <w:rStyle w:val="DecValTok"/>
+        </w:rPr>
+        <w:t xml:space="preserve">1.50</w:t>
+      </w:r>
+      <w:r>
+        <w:rPr>
+          <w:rStyle w:val="NormalTok"/>
+        </w:rPr>
+        <w:t xml:space="preserve"> `</w:t>
+      </w:r>
+      <w:r>
+        <w:br/>
+      </w:r>
+      <w:r>
+        <w:rPr>
+          <w:rStyle w:val="NormalTok"/>
+        </w:rPr>
+        <w:t xml:space="preserve">    </w:t>
+      </w:r>
+      <w:r>
+        <w:rPr>
+          <w:rStyle w:val="OperatorTok"/>
+        </w:rPr>
+        <w:t xml:space="preserve">-</w:t>
+      </w:r>
+      <w:r>
+        <w:rPr>
+          <w:rStyle w:val="NormalTok"/>
+        </w:rPr>
+        <w:t xml:space="preserve">ExternalIsoPath </w:t>
+      </w:r>
+      <w:r>
+        <w:rPr>
+          <w:rStyle w:val="StringTok"/>
+        </w:rPr>
+        <w:t xml:space="preserve">'\\fileserver\isos\WinSrv2025.iso'</w:t>
+      </w:r>
+      <w:r>
+        <w:rPr>
+          <w:rStyle w:val="NormalTok"/>
+        </w:rPr>
+        <w:t xml:space="preserve"> </w:t>
+      </w:r>
+      <w:r>
+        <w:rPr>
+          <w:rStyle w:val="OperatorTok"/>
+        </w:rPr>
+        <w:t xml:space="preserve">-</w:t>
+      </w:r>
+      <w:r>
+        <w:rPr>
+          <w:rStyle w:val="NormalTok"/>
+        </w:rPr>
+        <w:t xml:space="preserve">InMaintenanceWindow </w:t>
+      </w:r>
+      <w:r>
+        <w:rPr>
+          <w:rStyle w:val="OperatorTok"/>
+        </w:rPr>
+        <w:t xml:space="preserve">-</w:t>
+      </w:r>
+      <w:r>
+        <w:rPr>
+          <w:rStyle w:val="NormalTok"/>
+        </w:rPr>
+        <w:t xml:space="preserve">Deploy </w:t>
+      </w:r>
+      <w:r>
+        <w:rPr>
+          <w:rStyle w:val="OperatorTok"/>
+        </w:rPr>
+        <w:t xml:space="preserve">-</w:t>
+      </w:r>
+      <w:r>
+        <w:rPr>
+          <w:rStyle w:val="NormalTok"/>
+        </w:rPr>
+        <w:t xml:space="preserve">GuardRail </w:t>
+      </w:r>
+      <w:r>
+        <w:rPr>
+          <w:rStyle w:val="StringTok"/>
+        </w:rPr>
+        <w:t xml:space="preserve">'srv01'</w:t>
+      </w:r>
+    </w:p>
+    <w:p>
+      <w:pPr>
+        <w:pStyle w:val="BlockText"/>
+      </w:pPr>
+      <w:r>
+        <w:rPr>
+          <w:b/>
+          <w:bCs/>
+        </w:rPr>
+        <w:t xml:space="preserve">Automatic OneView maintenance mode:</w:t>
+      </w:r>
+      <w:r>
+        <w:t xml:space="preserve"> </w:t>
+      </w:r>
+      <w:r>
+        <w:rPr>
+          <w:rStyle w:val="VerbatimChar"/>
+        </w:rPr>
+        <w:t xml:space="preserve">Configure-PhysicalBuild</w:t>
+      </w:r>
+      <w:r>
+        <w:t xml:space="preserve"> </w:t>
+      </w:r>
+      <w:r>
+        <w:t xml:space="preserve">automatically places the server into HPE OneView maintenance mode before destructive operations. Maintenance mode is</w:t>
+      </w:r>
+      <w:r>
+        <w:t xml:space="preserve"> </w:t>
+      </w:r>
+      <w:r>
+        <w:rPr>
+          <w:b/>
+          <w:bCs/>
+        </w:rPr>
         <w:t xml:space="preserve">not</w:t>
       </w:r>
       <w:r>
@@ -15115,8 +16447,8 @@
         <w:t xml:space="preserve">to skip the enable step entirely.</w:t>
       </w:r>
     </w:p>
-    <w:bookmarkEnd w:id="29"/>
-    <w:bookmarkStart w:id="33" w:name="sec56"/>
+    <w:bookmarkEnd w:id="32"/>
+    <w:bookmarkStart w:id="36" w:name="sec62"/>
     <w:p>
       <w:pPr>
         <w:pStyle w:val="Heading3"/>
@@ -15268,7 +16600,7 @@
         <w:t xml:space="preserve">via HPE SUT/SUM.</w:t>
       </w:r>
     </w:p>
-    <w:bookmarkStart w:id="30" w:name="sec57"/>
+    <w:bookmarkStart w:id="33" w:name="sec63"/>
     <w:p>
       <w:pPr>
         <w:pStyle w:val="Heading4"/>
@@ -15681,7 +17013,7 @@
         <w:rPr>
           <w:rStyle w:val="CommentTok"/>
         </w:rPr>
-        <w:t xml:space="preserve"># Backslash UNC (most common) {#sec58}</w:t>
+        <w:t xml:space="preserve"># Backslash UNC (most common) {#sec64}</w:t>
       </w:r>
       <w:r>
         <w:br/>
@@ -15867,7 +17199,7 @@
         <w:rPr>
           <w:rStyle w:val="CommentTok"/>
         </w:rPr>
-        <w:t xml:space="preserve"># Forward-slash UNC (identical result) {#sec59}</w:t>
+        <w:t xml:space="preserve"># Forward-slash UNC (identical result) {#sec65}</w:t>
       </w:r>
       <w:r>
         <w:br/>
@@ -16053,7 +17385,7 @@
         <w:rPr>
           <w:rStyle w:val="CommentTok"/>
         </w:rPr>
-        <w:t xml:space="preserve"># HTTPS (iLO downloads directly, no SMB share needed) {#sec60}</w:t>
+        <w:t xml:space="preserve"># HTTPS (iLO downloads directly, no SMB share needed) {#sec66}</w:t>
       </w:r>
       <w:r>
         <w:br/>
@@ -16239,7 +17571,7 @@
         <w:rPr>
           <w:rStyle w:val="CommentTok"/>
         </w:rPr>
-        <w:t xml:space="preserve"># CIFS/SMB URL {#sec61}</w:t>
+        <w:t xml:space="preserve"># CIFS/SMB URL {#sec67}</w:t>
       </w:r>
       <w:r>
         <w:br/>
@@ -16480,8 +17812,8 @@
         <w:t xml:space="preserve">disk) is rejected — the iLO BMC is a separate controller and cannot read local drives on the automation host.</w:t>
       </w:r>
     </w:p>
-    <w:bookmarkEnd w:id="30"/>
-    <w:bookmarkStart w:id="31" w:name="sec62"/>
+    <w:bookmarkEnd w:id="33"/>
+    <w:bookmarkStart w:id="34" w:name="sec68"/>
     <w:p>
       <w:pPr>
         <w:pStyle w:val="Heading4"/>
@@ -16607,7 +17939,7 @@
         <w:rPr>
           <w:rStyle w:val="CommentTok"/>
         </w:rPr>
-        <w:t xml:space="preserve"># Two UNC firmware folders (BIOS + iLO5) {#sec63}</w:t>
+        <w:t xml:space="preserve"># Two UNC firmware folders (BIOS + iLO5) {#sec69}</w:t>
       </w:r>
       <w:r>
         <w:br/>
@@ -16946,7 +18278,7 @@
         <w:rPr>
           <w:rStyle w:val="CommentTok"/>
         </w:rPr>
-        <w:t xml:space="preserve"># Mixed UNC + mapped drive (H: is expanded to its UNC automatically) {#sec64}</w:t>
+        <w:t xml:space="preserve"># Mixed UNC + mapped drive (H: is expanded to its UNC automatically) {#sec70}</w:t>
       </w:r>
       <w:r>
         <w:br/>
@@ -17204,7 +18536,7 @@
         <w:rPr>
           <w:rStyle w:val="CommentTok"/>
         </w:rPr>
-        <w:t xml:space="preserve"># HTTPS firmware repository {#sec65}</w:t>
+        <w:t xml:space="preserve"># HTTPS firmware repository {#sec71}</w:t>
       </w:r>
       <w:r>
         <w:br/>
@@ -17444,7 +18776,7 @@
         <w:rPr>
           <w:rStyle w:val="CommentTok"/>
         </w:rPr>
-        <w:t xml:space="preserve"># Validate firmware folders only (no change) — DryRun resolves + reports paths {#sec66}</w:t>
+        <w:t xml:space="preserve"># Validate firmware folders only (no change) — DryRun resolves + reports paths {#sec72}</w:t>
       </w:r>
       <w:r>
         <w:br/>
@@ -17766,8 +19098,8 @@
         <w:t xml:space="preserve">(not silently skipped).</w:t>
       </w:r>
     </w:p>
-    <w:bookmarkEnd w:id="31"/>
-    <w:bookmarkStart w:id="32" w:name="sec67"/>
+    <w:bookmarkEnd w:id="34"/>
+    <w:bookmarkStart w:id="35" w:name="sec73"/>
     <w:p>
       <w:pPr>
         <w:pStyle w:val="Heading4"/>
@@ -18116,9 +19448,9 @@
         <w:t xml:space="preserve">'srv01'</w:t>
       </w:r>
     </w:p>
-    <w:bookmarkEnd w:id="32"/>
-    <w:bookmarkEnd w:id="33"/>
-    <w:bookmarkStart w:id="34" w:name="sec68"/>
+    <w:bookmarkEnd w:id="35"/>
+    <w:bookmarkEnd w:id="36"/>
+    <w:bookmarkStart w:id="37" w:name="sec74"/>
     <w:p>
       <w:pPr>
         <w:pStyle w:val="Heading3"/>
@@ -18291,8 +19623,8 @@
         <w:t xml:space="preserve">'srv01'</w:t>
       </w:r>
     </w:p>
-    <w:bookmarkEnd w:id="34"/>
-    <w:bookmarkStart w:id="35" w:name="sec69"/>
+    <w:bookmarkEnd w:id="37"/>
+    <w:bookmarkStart w:id="38" w:name="sec75"/>
     <w:p>
       <w:pPr>
         <w:pStyle w:val="Heading3"/>
@@ -18390,8 +19722,8 @@
         <w:t xml:space="preserve">'srv01'</w:t>
       </w:r>
     </w:p>
-    <w:bookmarkEnd w:id="35"/>
-    <w:bookmarkStart w:id="36" w:name="sec70"/>
+    <w:bookmarkEnd w:id="38"/>
+    <w:bookmarkStart w:id="39" w:name="sec76"/>
     <w:p>
       <w:pPr>
         <w:pStyle w:val="Heading3"/>
@@ -18664,9 +19996,9 @@
         </w:pict>
       </w:r>
     </w:p>
-    <w:bookmarkEnd w:id="36"/>
-    <w:bookmarkEnd w:id="37"/>
-    <w:bookmarkStart w:id="58" w:name="sec71"/>
+    <w:bookmarkEnd w:id="39"/>
+    <w:bookmarkEnd w:id="40"/>
+    <w:bookmarkStart w:id="61" w:name="sec77"/>
     <w:p>
       <w:pPr>
         <w:pStyle w:val="Heading2"/>
@@ -18683,7 +20015,7 @@
         <w:t xml:space="preserve">Commands for deploying ISOs to servers and monitoring installation progress.</w:t>
       </w:r>
     </w:p>
-    <w:bookmarkStart w:id="40" w:name="sec72"/>
+    <w:bookmarkStart w:id="43" w:name="sec78"/>
     <w:p>
       <w:pPr>
         <w:pStyle w:val="Heading3"/>
@@ -18795,7 +20127,7 @@
         <w:t xml:space="preserve">Server srv01</w:t>
       </w:r>
     </w:p>
-    <w:bookmarkStart w:id="38" w:name="sec73"/>
+    <w:bookmarkStart w:id="41" w:name="sec79"/>
     <w:p>
       <w:pPr>
         <w:pStyle w:val="Heading4"/>
@@ -18869,8 +20201,8 @@
         <w:t xml:space="preserve">15</w:t>
       </w:r>
     </w:p>
-    <w:bookmarkEnd w:id="38"/>
-    <w:bookmarkStart w:id="39" w:name="sec74"/>
+    <w:bookmarkEnd w:id="41"/>
+    <w:bookmarkStart w:id="42" w:name="sec80"/>
     <w:p>
       <w:pPr>
         <w:pStyle w:val="Heading4"/>
@@ -19476,7 +20808,7 @@
         <w:rPr>
           <w:rStyle w:val="CommentTok"/>
         </w:rPr>
-        <w:t xml:space="preserve"># Target by serial number (resolved via OneView) {#sec75}</w:t>
+        <w:t xml:space="preserve"># Target by serial number (resolved via OneView) {#sec81}</w:t>
       </w:r>
       <w:r>
         <w:br/>
@@ -19627,9 +20959,9 @@
         </w:pict>
       </w:r>
     </w:p>
-    <w:bookmarkEnd w:id="39"/>
-    <w:bookmarkEnd w:id="40"/>
-    <w:bookmarkStart w:id="45" w:name="sec76"/>
+    <w:bookmarkEnd w:id="42"/>
+    <w:bookmarkEnd w:id="43"/>
+    <w:bookmarkStart w:id="48" w:name="sec82"/>
     <w:p>
       <w:pPr>
         <w:pStyle w:val="Heading3"/>
@@ -19995,7 +21327,7 @@
         <w:t xml:space="preserve">Force</w:t>
       </w:r>
     </w:p>
-    <w:bookmarkStart w:id="41" w:name="sec77"/>
+    <w:bookmarkStart w:id="44" w:name="sec83"/>
     <w:p>
       <w:pPr>
         <w:pStyle w:val="Heading4"/>
@@ -20093,8 +21425,8 @@
         <w:t xml:space="preserve">'https://artifacts/isos/WinSrv2025_v1.0.iso'</w:t>
       </w:r>
     </w:p>
-    <w:bookmarkEnd w:id="41"/>
-    <w:bookmarkStart w:id="42" w:name="sec78"/>
+    <w:bookmarkEnd w:id="44"/>
+    <w:bookmarkStart w:id="45" w:name="sec84"/>
     <w:p>
       <w:pPr>
         <w:pStyle w:val="Heading4"/>
@@ -20156,8 +21488,8 @@
         <w:t xml:space="preserve">1.50</w:t>
       </w:r>
     </w:p>
-    <w:bookmarkEnd w:id="42"/>
-    <w:bookmarkStart w:id="43" w:name="sec79"/>
+    <w:bookmarkEnd w:id="45"/>
+    <w:bookmarkStart w:id="46" w:name="sec85"/>
     <w:p>
       <w:pPr>
         <w:pStyle w:val="Heading4"/>
@@ -20219,8 +21551,8 @@
         <w:t xml:space="preserve">1.50</w:t>
       </w:r>
     </w:p>
-    <w:bookmarkEnd w:id="43"/>
-    <w:bookmarkStart w:id="44" w:name="sec80"/>
+    <w:bookmarkEnd w:id="46"/>
+    <w:bookmarkStart w:id="47" w:name="sec86"/>
     <w:p>
       <w:pPr>
         <w:pStyle w:val="Heading4"/>
@@ -20461,7 +21793,7 @@
         <w:rPr>
           <w:rStyle w:val="CommentTok"/>
         </w:rPr>
-        <w:t xml:space="preserve"># Destructive: mount the ISO and immediately reboot into it (full reinstall) {#sec81}</w:t>
+        <w:t xml:space="preserve"># Destructive: mount the ISO and immediately reboot into it (full reinstall) {#sec87}</w:t>
       </w:r>
       <w:r>
         <w:br/>
@@ -20566,7 +21898,7 @@
         <w:rPr>
           <w:rStyle w:val="CommentTok"/>
         </w:rPr>
-        <w:t xml:space="preserve"># Non-destructive equivalent (review only — no reboot) {#sec82}</w:t>
+        <w:t xml:space="preserve"># Non-destructive equivalent (review only — no reboot) {#sec88}</w:t>
       </w:r>
       <w:r>
         <w:br/>
@@ -21400,9 +22732,9 @@
         </w:pict>
       </w:r>
     </w:p>
-    <w:bookmarkEnd w:id="44"/>
-    <w:bookmarkEnd w:id="45"/>
-    <w:bookmarkStart w:id="48" w:name="sec83"/>
+    <w:bookmarkEnd w:id="47"/>
+    <w:bookmarkEnd w:id="48"/>
+    <w:bookmarkStart w:id="51" w:name="sec89"/>
     <w:p>
       <w:pPr>
         <w:pStyle w:val="Heading3"/>
@@ -21786,7 +23118,7 @@
         <w:t xml:space="preserve">local</w:t>
       </w:r>
     </w:p>
-    <w:bookmarkStart w:id="46" w:name="sec84"/>
+    <w:bookmarkStart w:id="49" w:name="sec90"/>
     <w:p>
       <w:pPr>
         <w:pStyle w:val="Heading4"/>
@@ -21872,8 +23204,8 @@
         <w:t xml:space="preserve">IdentifierType Serial</w:t>
       </w:r>
     </w:p>
-    <w:bookmarkEnd w:id="46"/>
-    <w:bookmarkStart w:id="47" w:name="sec85"/>
+    <w:bookmarkEnd w:id="49"/>
+    <w:bookmarkStart w:id="50" w:name="sec91"/>
     <w:p>
       <w:pPr>
         <w:pStyle w:val="Heading4"/>
@@ -22946,9 +24278,9 @@
         </w:pict>
       </w:r>
     </w:p>
-    <w:bookmarkEnd w:id="47"/>
-    <w:bookmarkEnd w:id="48"/>
-    <w:bookmarkStart w:id="51" w:name="sec86"/>
+    <w:bookmarkEnd w:id="50"/>
+    <w:bookmarkEnd w:id="51"/>
+    <w:bookmarkStart w:id="54" w:name="sec92"/>
     <w:p>
       <w:pPr>
         <w:pStyle w:val="Heading3"/>
@@ -23244,7 +24576,7 @@
         <w:t xml:space="preserve">1.50</w:t>
       </w:r>
     </w:p>
-    <w:bookmarkStart w:id="49" w:name="sec87"/>
+    <w:bookmarkStart w:id="52" w:name="sec93"/>
     <w:p>
       <w:pPr>
         <w:pStyle w:val="Heading4"/>
@@ -23300,8 +24632,8 @@
         <w:t xml:space="preserve">SkipIsoUrl</w:t>
       </w:r>
     </w:p>
-    <w:bookmarkEnd w:id="49"/>
-    <w:bookmarkStart w:id="50" w:name="sec88"/>
+    <w:bookmarkEnd w:id="52"/>
+    <w:bookmarkStart w:id="53" w:name="sec94"/>
     <w:p>
       <w:pPr>
         <w:pStyle w:val="Heading4"/>
@@ -24341,9 +25673,9 @@
         </w:pict>
       </w:r>
     </w:p>
-    <w:bookmarkEnd w:id="50"/>
-    <w:bookmarkEnd w:id="51"/>
-    <w:bookmarkStart w:id="54" w:name="sec89"/>
+    <w:bookmarkEnd w:id="53"/>
+    <w:bookmarkEnd w:id="54"/>
+    <w:bookmarkStart w:id="57" w:name="sec95"/>
     <w:p>
       <w:pPr>
         <w:pStyle w:val="Heading3"/>
@@ -24399,7 +25731,7 @@
         <w:t xml:space="preserve">local</w:t>
       </w:r>
     </w:p>
-    <w:bookmarkStart w:id="52" w:name="sec90"/>
+    <w:bookmarkStart w:id="55" w:name="sec96"/>
     <w:p>
       <w:pPr>
         <w:pStyle w:val="Heading4"/>
@@ -24443,8 +25775,8 @@
         <w:t xml:space="preserve">SkipCmClient</w:t>
       </w:r>
     </w:p>
-    <w:bookmarkEnd w:id="52"/>
-    <w:bookmarkStart w:id="53" w:name="sec91"/>
+    <w:bookmarkEnd w:id="55"/>
+    <w:bookmarkStart w:id="56" w:name="sec97"/>
     <w:p>
       <w:pPr>
         <w:pStyle w:val="Heading4"/>
@@ -24461,7 +25793,7 @@
         <w:rPr>
           <w:rStyle w:val="CommentTok"/>
         </w:rPr>
-        <w:t xml:space="preserve"># Target by serial number (resolved to hostname via OneView) {#sec92}</w:t>
+        <w:t xml:space="preserve"># Target by serial number (resolved to hostname via OneView) {#sec98}</w:t>
       </w:r>
       <w:r>
         <w:br/>
@@ -25466,9 +26798,9 @@
         </w:pict>
       </w:r>
     </w:p>
-    <w:bookmarkEnd w:id="53"/>
-    <w:bookmarkEnd w:id="54"/>
-    <w:bookmarkStart w:id="57" w:name="sec93"/>
+    <w:bookmarkEnd w:id="56"/>
+    <w:bookmarkEnd w:id="57"/>
+    <w:bookmarkStart w:id="60" w:name="sec99"/>
     <w:p>
       <w:pPr>
         <w:pStyle w:val="Heading3"/>
@@ -25665,7 +26997,7 @@
         <w:t xml:space="preserve">Server srv01</w:t>
       </w:r>
     </w:p>
-    <w:bookmarkStart w:id="55" w:name="sec94"/>
+    <w:bookmarkStart w:id="58" w:name="sec100"/>
     <w:p>
       <w:pPr>
         <w:pStyle w:val="Heading4"/>
@@ -25733,8 +27065,8 @@
         <w:t xml:space="preserve">Method powershell</w:t>
       </w:r>
     </w:p>
-    <w:bookmarkEnd w:id="55"/>
-    <w:bookmarkStart w:id="56" w:name="sec95"/>
+    <w:bookmarkEnd w:id="58"/>
+    <w:bookmarkStart w:id="59" w:name="sec101"/>
     <w:p>
       <w:pPr>
         <w:pStyle w:val="Heading4"/>
@@ -26481,7 +27813,7 @@
         <w:rPr>
           <w:rStyle w:val="CommentTok"/>
         </w:rPr>
-        <w:t xml:space="preserve"># Target by serial number (resolved via OneView) {#sec96}</w:t>
+        <w:t xml:space="preserve"># Target by serial number (resolved via OneView) {#sec102}</w:t>
       </w:r>
       <w:r>
         <w:br/>
@@ -26635,10 +27967,10 @@
         </w:pict>
       </w:r>
     </w:p>
-    <w:bookmarkEnd w:id="56"/>
-    <w:bookmarkEnd w:id="57"/>
-    <w:bookmarkEnd w:id="58"/>
-    <w:bookmarkStart w:id="64" w:name="sec97"/>
+    <w:bookmarkEnd w:id="59"/>
+    <w:bookmarkEnd w:id="60"/>
+    <w:bookmarkEnd w:id="61"/>
+    <w:bookmarkStart w:id="67" w:name="sec103"/>
     <w:p>
       <w:pPr>
         <w:pStyle w:val="Heading2"/>
@@ -26657,7 +27989,7 @@
       <w:r>
         <w:t xml:space="preserve"> </w:t>
       </w:r>
-      <w:hyperlink r:id="rId59">
+      <w:hyperlink r:id="rId62">
         <w:r>
           <w:rPr>
             <w:rStyle w:val="VerbatimChar"/>
@@ -26672,7 +28004,7 @@
         <w:t xml:space="preserve">for the full guide.</w:t>
       </w:r>
     </w:p>
-    <w:bookmarkStart w:id="60" w:name="sec98"/>
+    <w:bookmarkStart w:id="63" w:name="sec104"/>
     <w:p>
       <w:pPr>
         <w:pStyle w:val="Heading3"/>
@@ -26747,8 +28079,8 @@
         </w:pict>
       </w:r>
     </w:p>
-    <w:bookmarkEnd w:id="60"/>
-    <w:bookmarkStart w:id="62" w:name="sec99"/>
+    <w:bookmarkEnd w:id="63"/>
+    <w:bookmarkStart w:id="65" w:name="sec105"/>
     <w:p>
       <w:pPr>
         <w:pStyle w:val="Heading3"/>
@@ -27858,7 +29190,7 @@
         <w:rPr>
           <w:rStyle w:val="CommentTok"/>
         </w:rPr>
-        <w:t xml:space="preserve"># Enable by server name {#sec100}</w:t>
+        <w:t xml:space="preserve"># Enable by server name {#sec106}</w:t>
       </w:r>
       <w:r>
         <w:br/>
@@ -27957,7 +29289,7 @@
         <w:rPr>
           <w:rStyle w:val="CommentTok"/>
         </w:rPr>
-        <w:t xml:space="preserve"># Enable by serial number (explicit -SerialNumber switch) {#sec101}</w:t>
+        <w:t xml:space="preserve"># Enable by serial number (explicit -SerialNumber switch) {#sec107}</w:t>
       </w:r>
       <w:r>
         <w:br/>
@@ -28002,7 +29334,7 @@
         <w:rPr>
           <w:rStyle w:val="CommentTok"/>
         </w:rPr>
-        <w:t xml:space="preserve"># Enable by serial number passed positionally as -TargetId (resolved automatically) {#sec102}</w:t>
+        <w:t xml:space="preserve"># Enable by serial number passed positionally as -TargetId (resolved automatically) {#sec108}</w:t>
       </w:r>
       <w:r>
         <w:br/>
@@ -28101,7 +29433,7 @@
         <w:rPr>
           <w:rStyle w:val="CommentTok"/>
         </w:rPr>
-        <w:t xml:space="preserve"># Validate first without changing anything {#sec103}</w:t>
+        <w:t xml:space="preserve"># Validate first without changing anything {#sec109}</w:t>
       </w:r>
       <w:r>
         <w:br/>
@@ -28483,7 +29815,7 @@
       <w:r>
         <w:t xml:space="preserve"> </w:t>
       </w:r>
-      <w:hyperlink r:id="rId61">
+      <w:hyperlink r:id="rId64">
         <w:r>
           <w:rPr>
             <w:rStyle w:val="VerbatimChar"/>
@@ -28499,8 +29831,8 @@
         </w:pict>
       </w:r>
     </w:p>
-    <w:bookmarkEnd w:id="62"/>
-    <w:bookmarkStart w:id="63" w:name="sec104"/>
+    <w:bookmarkEnd w:id="65"/>
+    <w:bookmarkStart w:id="66" w:name="sec110"/>
     <w:p>
       <w:pPr>
         <w:pStyle w:val="Heading3"/>
@@ -29511,7 +30843,7 @@
         <w:rPr>
           <w:rStyle w:val="CommentTok"/>
         </w:rPr>
-        <w:t xml:space="preserve"># Disable by server name {#sec105}</w:t>
+        <w:t xml:space="preserve"># Disable by server name {#sec111}</w:t>
       </w:r>
       <w:r>
         <w:br/>
@@ -29610,7 +30942,7 @@
         <w:rPr>
           <w:rStyle w:val="CommentTok"/>
         </w:rPr>
-        <w:t xml:space="preserve"># Disable by serial number (explicit -SerialNumber switch) {#sec106}</w:t>
+        <w:t xml:space="preserve"># Disable by serial number (explicit -SerialNumber switch) {#sec112}</w:t>
       </w:r>
       <w:r>
         <w:br/>
@@ -29655,7 +30987,7 @@
         <w:rPr>
           <w:rStyle w:val="CommentTok"/>
         </w:rPr>
-        <w:t xml:space="preserve"># Disable by serial number passed positionally as -TargetId (resolved automatically) {#sec107}</w:t>
+        <w:t xml:space="preserve"># Disable by serial number passed positionally as -TargetId (resolved automatically) {#sec113}</w:t>
       </w:r>
       <w:r>
         <w:br/>
@@ -29998,7 +31330,7 @@
       <w:r>
         <w:t xml:space="preserve"> </w:t>
       </w:r>
-      <w:hyperlink r:id="rId61">
+      <w:hyperlink r:id="rId64">
         <w:r>
           <w:rPr>
             <w:rStyle w:val="VerbatimChar"/>
@@ -30014,9 +31346,9 @@
         </w:pict>
       </w:r>
     </w:p>
-    <w:bookmarkEnd w:id="63"/>
-    <w:bookmarkEnd w:id="64"/>
-    <w:bookmarkStart w:id="69" w:name="sec108"/>
+    <w:bookmarkEnd w:id="66"/>
+    <w:bookmarkEnd w:id="67"/>
+    <w:bookmarkStart w:id="72" w:name="sec114"/>
     <w:p>
       <w:pPr>
         <w:pStyle w:val="Heading2"/>
@@ -30033,7 +31365,7 @@
         <w:t xml:space="preserve">Low-level helpers used by other commands.</w:t>
       </w:r>
     </w:p>
-    <w:bookmarkStart w:id="65" w:name="sec109"/>
+    <w:bookmarkStart w:id="68" w:name="sec115"/>
     <w:p>
       <w:pPr>
         <w:pStyle w:val="Heading3"/>
@@ -30290,8 +31622,8 @@
         <w:t xml:space="preserve">30</w:t>
       </w:r>
     </w:p>
-    <w:bookmarkEnd w:id="65"/>
-    <w:bookmarkStart w:id="66" w:name="sec110"/>
+    <w:bookmarkEnd w:id="68"/>
+    <w:bookmarkStart w:id="69" w:name="sec116"/>
     <w:p>
       <w:pPr>
         <w:pStyle w:val="Heading3"/>
@@ -30347,8 +31679,8 @@
         <w:t xml:space="preserve">Server srv01</w:t>
       </w:r>
     </w:p>
-    <w:bookmarkEnd w:id="66"/>
-    <w:bookmarkStart w:id="67" w:name="sec111"/>
+    <w:bookmarkEnd w:id="69"/>
+    <w:bookmarkStart w:id="70" w:name="sec117"/>
     <w:p>
       <w:pPr>
         <w:pStyle w:val="Heading3"/>
@@ -30380,8 +31712,8 @@
         <w:t xml:space="preserve">ServerName srv01</w:t>
       </w:r>
     </w:p>
-    <w:bookmarkEnd w:id="67"/>
-    <w:bookmarkStart w:id="68" w:name="sec112"/>
+    <w:bookmarkEnd w:id="70"/>
+    <w:bookmarkStart w:id="71" w:name="sec118"/>
     <w:p>
       <w:pPr>
         <w:pStyle w:val="Heading3"/>
@@ -30553,9 +31885,9 @@
         </w:pict>
       </w:r>
     </w:p>
-    <w:bookmarkEnd w:id="68"/>
-    <w:bookmarkEnd w:id="69"/>
-    <w:bookmarkStart w:id="74" w:name="sec113"/>
+    <w:bookmarkEnd w:id="71"/>
+    <w:bookmarkEnd w:id="72"/>
+    <w:bookmarkStart w:id="77" w:name="sec119"/>
     <w:p>
       <w:pPr>
         <w:pStyle w:val="Heading2"/>
@@ -30572,7 +31904,7 @@
         <w:t xml:space="preserve">Dispatch requests to the appropriate handler.</w:t>
       </w:r>
     </w:p>
-    <w:bookmarkStart w:id="70" w:name="sec114"/>
+    <w:bookmarkStart w:id="73" w:name="sec120"/>
     <w:p>
       <w:pPr>
         <w:pStyle w:val="Heading3"/>
@@ -30688,8 +32020,8 @@
         <w:t xml:space="preserve">}</w:t>
       </w:r>
     </w:p>
-    <w:bookmarkEnd w:id="70"/>
-    <w:bookmarkStart w:id="71" w:name="sec115"/>
+    <w:bookmarkEnd w:id="73"/>
+    <w:bookmarkStart w:id="74" w:name="sec121"/>
     <w:p>
       <w:pPr>
         <w:pStyle w:val="Heading3"/>
@@ -30709,8 +32041,8 @@
         <w:t xml:space="preserve">Get-RouteMap</w:t>
       </w:r>
     </w:p>
-    <w:bookmarkEnd w:id="71"/>
-    <w:bookmarkStart w:id="72" w:name="sec116"/>
+    <w:bookmarkEnd w:id="74"/>
+    <w:bookmarkStart w:id="75" w:name="sec122"/>
     <w:p>
       <w:pPr>
         <w:pStyle w:val="Heading3"/>
@@ -31000,8 +32332,8 @@
         <w:t xml:space="preserve">}</w:t>
       </w:r>
     </w:p>
-    <w:bookmarkEnd w:id="72"/>
-    <w:bookmarkStart w:id="73" w:name="sec117"/>
+    <w:bookmarkEnd w:id="75"/>
+    <w:bookmarkStart w:id="76" w:name="sec123"/>
     <w:p>
       <w:pPr>
         <w:pStyle w:val="Heading3"/>
@@ -31022,9 +32354,9 @@
         </w:pict>
       </w:r>
     </w:p>
-    <w:bookmarkEnd w:id="73"/>
-    <w:bookmarkEnd w:id="74"/>
-    <w:bookmarkStart w:id="79" w:name="sec118"/>
+    <w:bookmarkEnd w:id="76"/>
+    <w:bookmarkEnd w:id="77"/>
+    <w:bookmarkStart w:id="82" w:name="sec124"/>
     <w:p>
       <w:pPr>
         <w:pStyle w:val="Heading2"/>
@@ -31196,7 +32528,7 @@
       <w:r>
         <w:t xml:space="preserve"> </w:t>
       </w:r>
-      <w:hyperlink r:id="rId75">
+      <w:hyperlink r:id="rId78">
         <w:r>
           <w:rPr>
             <w:rStyle w:val="VerbatimChar"/>
@@ -31213,7 +32545,7 @@
       <w:r>
         <w:t xml:space="preserve"> </w:t>
       </w:r>
-      <w:hyperlink r:id="rId76">
+      <w:hyperlink r:id="rId79">
         <w:r>
           <w:rPr>
             <w:rStyle w:val="VerbatimChar"/>
@@ -31225,7 +32557,7 @@
         <w:t xml:space="preserve">.</w:t>
       </w:r>
     </w:p>
-    <w:bookmarkStart w:id="77" w:name="sec119"/>
+    <w:bookmarkStart w:id="80" w:name="sec125"/>
     <w:p>
       <w:pPr>
         <w:pStyle w:val="Heading3"/>
@@ -31498,8 +32830,8 @@
         <w:t xml:space="preserve">$cred</w:t>
       </w:r>
     </w:p>
-    <w:bookmarkEnd w:id="77"/>
-    <w:bookmarkStart w:id="78" w:name="sec120"/>
+    <w:bookmarkEnd w:id="80"/>
+    <w:bookmarkStart w:id="81" w:name="sec126"/>
     <w:p>
       <w:pPr>
         <w:pStyle w:val="Heading3"/>
@@ -31807,9 +33139,9 @@
         <w:t xml:space="preserve">'srv0'</w:t>
       </w:r>
     </w:p>
-    <w:bookmarkEnd w:id="78"/>
-    <w:bookmarkEnd w:id="79"/>
-    <w:bookmarkStart w:id="86" w:name="sec121"/>
+    <w:bookmarkEnd w:id="81"/>
+    <w:bookmarkEnd w:id="82"/>
+    <w:bookmarkStart w:id="89" w:name="sec127"/>
     <w:p>
       <w:pPr>
         <w:pStyle w:val="Heading2"/>
@@ -31818,7 +33150,7 @@
         <w:t xml:space="preserve">Troubleshooting</w:t>
       </w:r>
     </w:p>
-    <w:bookmarkStart w:id="80" w:name="sec122"/>
+    <w:bookmarkStart w:id="83" w:name="sec128"/>
     <w:p>
       <w:pPr>
         <w:pStyle w:val="Heading3"/>
@@ -31877,8 +33209,8 @@
         <w:t xml:space="preserve">Module Automation</w:t>
       </w:r>
     </w:p>
-    <w:bookmarkEnd w:id="80"/>
-    <w:bookmarkStart w:id="81" w:name="sec123"/>
+    <w:bookmarkEnd w:id="83"/>
+    <w:bookmarkStart w:id="84" w:name="sec129"/>
     <w:p>
       <w:pPr>
         <w:pStyle w:val="Heading3"/>
@@ -31928,8 +33260,8 @@
         <w:t xml:space="preserve">ps1</w:t>
       </w:r>
     </w:p>
-    <w:bookmarkEnd w:id="81"/>
-    <w:bookmarkStart w:id="82" w:name="sec124"/>
+    <w:bookmarkEnd w:id="84"/>
+    <w:bookmarkStart w:id="85" w:name="sec130"/>
     <w:p>
       <w:pPr>
         <w:pStyle w:val="Heading3"/>
@@ -31955,8 +33287,8 @@
         <w:t xml:space="preserve"> Automation</w:t>
       </w:r>
     </w:p>
-    <w:bookmarkEnd w:id="82"/>
-    <w:bookmarkStart w:id="83" w:name="sec125"/>
+    <w:bookmarkEnd w:id="85"/>
+    <w:bookmarkStart w:id="86" w:name="sec131"/>
     <w:p>
       <w:pPr>
         <w:pStyle w:val="Heading3"/>
@@ -32204,8 +33536,8 @@
         <w:t xml:space="preserve">Force</w:t>
       </w:r>
     </w:p>
-    <w:bookmarkEnd w:id="83"/>
-    <w:bookmarkStart w:id="85" w:name="sec126"/>
+    <w:bookmarkEnd w:id="86"/>
+    <w:bookmarkStart w:id="88" w:name="sec132"/>
     <w:p>
       <w:pPr>
         <w:pStyle w:val="Heading3"/>
@@ -32218,7 +33550,7 @@
       <w:pPr>
         <w:pStyle w:val="FirstParagraph"/>
       </w:pPr>
-      <w:hyperlink r:id="rId84">
+      <w:hyperlink r:id="rId87">
         <w:r>
           <w:rPr>
             <w:rStyle w:val="Hyperlink"/>
@@ -32233,9 +33565,9 @@
         <w:t xml:space="preserve">with per-command detail pages.</w:t>
       </w:r>
     </w:p>
-    <w:bookmarkEnd w:id="85"/>
-    <w:bookmarkEnd w:id="86"/>
-    <w:bookmarkEnd w:id="87"/>
+    <w:bookmarkEnd w:id="88"/>
+    <w:bookmarkEnd w:id="89"/>
+    <w:bookmarkEnd w:id="90"/>
     <w:sectPr>
       <w:pgSz w:w="16838" w:h="11906" w:orient="landscape"/>
       <w:footnotePr>

--- a/docx/Automation/automation_commands.docx
+++ b/docx/Automation/automation_commands.docx
@@ -2,7 +2,7 @@
 <file path=word/document.xml><?xml version="1.0" encoding="utf-8"?>
 <w:document xmlns:w="http://schemas.openxmlformats.org/wordprocessingml/2006/main" xmlns:m="http://schemas.openxmlformats.org/officeDocument/2006/math" xmlns:r="http://schemas.openxmlformats.org/officeDocument/2006/relationships" xmlns:o="urn:schemas-microsoft-com:office:office" xmlns:v="urn:schemas-microsoft-com:vml" xmlns:w10="urn:schemas-microsoft-com:office:word" xmlns:a="http://schemas.openxmlformats.org/drawingml/2006/main" xmlns:pic="http://schemas.openxmlformats.org/drawingml/2006/picture" xmlns:wp="http://schemas.openxmlformats.org/drawingml/2006/wordprocessingDrawing">
   <w:body>
-    <w:bookmarkStart w:id="90" w:name="sec1"/>
+    <w:bookmarkStart w:id="91" w:name="sec1"/>
     <w:p>
       <w:pPr>
         <w:pStyle w:val="Heading1"/>
@@ -87,11 +87,28 @@
       <w:pPr>
         <w:pStyle w:val="Compact"/>
         <w:numPr>
+          <w:ilvl w:val="1"/>
+          <w:numId w:val="1002"/>
+        </w:numPr>
+      </w:pPr>
+      <w:hyperlink w:anchor="sec8">
+        <w:r>
+          <w:rPr>
+            <w:rStyle w:val="Hyperlink"/>
+          </w:rPr>
+          <w:t xml:space="preserve">Load offline HPE modules safely</w:t>
+        </w:r>
+      </w:hyperlink>
+    </w:p>
+    <w:p>
+      <w:pPr>
+        <w:pStyle w:val="Compact"/>
+        <w:numPr>
           <w:ilvl w:val="0"/>
           <w:numId w:val="1001"/>
         </w:numPr>
       </w:pPr>
-      <w:hyperlink w:anchor="sec8">
+      <w:hyperlink w:anchor="sec10">
         <w:r>
           <w:rPr>
             <w:rStyle w:val="Hyperlink"/>
@@ -105,10 +122,10 @@
         <w:pStyle w:val="Compact"/>
         <w:numPr>
           <w:ilvl w:val="1"/>
-          <w:numId w:val="1002"/>
+          <w:numId w:val="1003"/>
         </w:numPr>
       </w:pPr>
-      <w:hyperlink w:anchor="sec9">
+      <w:hyperlink w:anchor="sec11">
         <w:r>
           <w:rPr>
             <w:rStyle w:val="Hyperlink"/>
@@ -122,10 +139,10 @@
         <w:pStyle w:val="Compact"/>
         <w:numPr>
           <w:ilvl w:val="1"/>
-          <w:numId w:val="1002"/>
+          <w:numId w:val="1003"/>
         </w:numPr>
       </w:pPr>
-      <w:hyperlink w:anchor="sec13">
+      <w:hyperlink w:anchor="sec15">
         <w:r>
           <w:rPr>
             <w:rStyle w:val="Hyperlink"/>
@@ -139,10 +156,10 @@
         <w:pStyle w:val="Compact"/>
         <w:numPr>
           <w:ilvl w:val="1"/>
-          <w:numId w:val="1002"/>
+          <w:numId w:val="1003"/>
         </w:numPr>
       </w:pPr>
-      <w:hyperlink w:anchor="sec21">
+      <w:hyperlink w:anchor="sec23">
         <w:r>
           <w:rPr>
             <w:rStyle w:val="Hyperlink"/>
@@ -156,10 +173,10 @@
         <w:pStyle w:val="Compact"/>
         <w:numPr>
           <w:ilvl w:val="1"/>
-          <w:numId w:val="1002"/>
+          <w:numId w:val="1003"/>
         </w:numPr>
       </w:pPr>
-      <w:hyperlink w:anchor="sec24">
+      <w:hyperlink w:anchor="sec26">
         <w:r>
           <w:rPr>
             <w:rStyle w:val="Hyperlink"/>
@@ -173,10 +190,10 @@
         <w:pStyle w:val="Compact"/>
         <w:numPr>
           <w:ilvl w:val="1"/>
-          <w:numId w:val="1002"/>
+          <w:numId w:val="1003"/>
         </w:numPr>
       </w:pPr>
-      <w:hyperlink w:anchor="sec33">
+      <w:hyperlink w:anchor="sec35">
         <w:r>
           <w:rPr>
             <w:rStyle w:val="Hyperlink"/>
@@ -190,10 +207,10 @@
         <w:pStyle w:val="Compact"/>
         <w:numPr>
           <w:ilvl w:val="1"/>
-          <w:numId w:val="1002"/>
+          <w:numId w:val="1003"/>
         </w:numPr>
       </w:pPr>
-      <w:hyperlink w:anchor="sec41">
+      <w:hyperlink w:anchor="sec43">
         <w:r>
           <w:rPr>
             <w:rStyle w:val="Hyperlink"/>
@@ -210,7 +227,7 @@
           <w:numId w:val="1001"/>
         </w:numPr>
       </w:pPr>
-      <w:hyperlink w:anchor="sec46">
+      <w:hyperlink w:anchor="sec48">
         <w:r>
           <w:rPr>
             <w:rStyle w:val="Hyperlink"/>
@@ -224,10 +241,10 @@
         <w:pStyle w:val="Compact"/>
         <w:numPr>
           <w:ilvl w:val="1"/>
-          <w:numId w:val="1003"/>
+          <w:numId w:val="1004"/>
         </w:numPr>
       </w:pPr>
-      <w:hyperlink w:anchor="sec47">
+      <w:hyperlink w:anchor="sec49">
         <w:r>
           <w:rPr>
             <w:rStyle w:val="Hyperlink"/>
@@ -241,10 +258,10 @@
         <w:pStyle w:val="Compact"/>
         <w:numPr>
           <w:ilvl w:val="1"/>
-          <w:numId w:val="1003"/>
+          <w:numId w:val="1004"/>
         </w:numPr>
       </w:pPr>
-      <w:hyperlink w:anchor="sec48">
+      <w:hyperlink w:anchor="sec50">
         <w:r>
           <w:rPr>
             <w:rStyle w:val="Hyperlink"/>
@@ -261,7 +278,7 @@
           <w:numId w:val="1001"/>
         </w:numPr>
       </w:pPr>
-      <w:hyperlink w:anchor="sec50">
+      <w:hyperlink w:anchor="sec52">
         <w:r>
           <w:rPr>
             <w:rStyle w:val="Hyperlink"/>
@@ -275,10 +292,10 @@
         <w:pStyle w:val="Compact"/>
         <w:numPr>
           <w:ilvl w:val="1"/>
-          <w:numId w:val="1004"/>
+          <w:numId w:val="1005"/>
         </w:numPr>
       </w:pPr>
-      <w:hyperlink w:anchor="sec51">
+      <w:hyperlink w:anchor="sec53">
         <w:r>
           <w:rPr>
             <w:rStyle w:val="Hyperlink"/>
@@ -292,10 +309,10 @@
         <w:pStyle w:val="Compact"/>
         <w:numPr>
           <w:ilvl w:val="1"/>
-          <w:numId w:val="1004"/>
+          <w:numId w:val="1005"/>
         </w:numPr>
       </w:pPr>
-      <w:hyperlink w:anchor="sec54">
+      <w:hyperlink w:anchor="sec56">
         <w:r>
           <w:rPr>
             <w:rStyle w:val="Hyperlink"/>
@@ -309,10 +326,10 @@
         <w:pStyle w:val="Compact"/>
         <w:numPr>
           <w:ilvl w:val="1"/>
-          <w:numId w:val="1004"/>
+          <w:numId w:val="1005"/>
         </w:numPr>
       </w:pPr>
-      <w:hyperlink w:anchor="sec60">
+      <w:hyperlink w:anchor="sec62">
         <w:r>
           <w:rPr>
             <w:rStyle w:val="Hyperlink"/>
@@ -326,10 +343,10 @@
         <w:pStyle w:val="Compact"/>
         <w:numPr>
           <w:ilvl w:val="1"/>
-          <w:numId w:val="1004"/>
+          <w:numId w:val="1005"/>
         </w:numPr>
       </w:pPr>
-      <w:hyperlink w:anchor="sec62">
+      <w:hyperlink w:anchor="sec64">
         <w:r>
           <w:rPr>
             <w:rStyle w:val="Hyperlink"/>
@@ -343,10 +360,10 @@
         <w:pStyle w:val="Compact"/>
         <w:numPr>
           <w:ilvl w:val="1"/>
-          <w:numId w:val="1004"/>
+          <w:numId w:val="1005"/>
         </w:numPr>
       </w:pPr>
-      <w:hyperlink w:anchor="sec74">
+      <w:hyperlink w:anchor="sec76">
         <w:r>
           <w:rPr>
             <w:rStyle w:val="Hyperlink"/>
@@ -360,10 +377,10 @@
         <w:pStyle w:val="Compact"/>
         <w:numPr>
           <w:ilvl w:val="1"/>
-          <w:numId w:val="1004"/>
+          <w:numId w:val="1005"/>
         </w:numPr>
       </w:pPr>
-      <w:hyperlink w:anchor="sec75">
+      <w:hyperlink w:anchor="sec77">
         <w:r>
           <w:rPr>
             <w:rStyle w:val="Hyperlink"/>
@@ -377,10 +394,10 @@
         <w:pStyle w:val="Compact"/>
         <w:numPr>
           <w:ilvl w:val="1"/>
-          <w:numId w:val="1004"/>
+          <w:numId w:val="1005"/>
         </w:numPr>
       </w:pPr>
-      <w:hyperlink w:anchor="sec76">
+      <w:hyperlink w:anchor="sec78">
         <w:r>
           <w:rPr>
             <w:rStyle w:val="Hyperlink"/>
@@ -397,7 +414,7 @@
           <w:numId w:val="1001"/>
         </w:numPr>
       </w:pPr>
-      <w:hyperlink w:anchor="sec77">
+      <w:hyperlink w:anchor="sec79">
         <w:r>
           <w:rPr>
             <w:rStyle w:val="Hyperlink"/>
@@ -411,10 +428,10 @@
         <w:pStyle w:val="Compact"/>
         <w:numPr>
           <w:ilvl w:val="1"/>
-          <w:numId w:val="1005"/>
+          <w:numId w:val="1006"/>
         </w:numPr>
       </w:pPr>
-      <w:hyperlink w:anchor="sec78">
+      <w:hyperlink w:anchor="sec80">
         <w:r>
           <w:rPr>
             <w:rStyle w:val="Hyperlink"/>
@@ -428,10 +445,10 @@
         <w:pStyle w:val="Compact"/>
         <w:numPr>
           <w:ilvl w:val="1"/>
-          <w:numId w:val="1005"/>
+          <w:numId w:val="1006"/>
         </w:numPr>
       </w:pPr>
-      <w:hyperlink w:anchor="sec82">
+      <w:hyperlink w:anchor="sec84">
         <w:r>
           <w:rPr>
             <w:rStyle w:val="Hyperlink"/>
@@ -445,10 +462,10 @@
         <w:pStyle w:val="Compact"/>
         <w:numPr>
           <w:ilvl w:val="1"/>
-          <w:numId w:val="1005"/>
+          <w:numId w:val="1006"/>
         </w:numPr>
       </w:pPr>
-      <w:hyperlink w:anchor="sec89">
+      <w:hyperlink w:anchor="sec91">
         <w:r>
           <w:rPr>
             <w:rStyle w:val="Hyperlink"/>
@@ -462,10 +479,10 @@
         <w:pStyle w:val="Compact"/>
         <w:numPr>
           <w:ilvl w:val="1"/>
-          <w:numId w:val="1005"/>
+          <w:numId w:val="1006"/>
         </w:numPr>
       </w:pPr>
-      <w:hyperlink w:anchor="sec92">
+      <w:hyperlink w:anchor="sec94">
         <w:r>
           <w:rPr>
             <w:rStyle w:val="Hyperlink"/>
@@ -479,10 +496,10 @@
         <w:pStyle w:val="Compact"/>
         <w:numPr>
           <w:ilvl w:val="1"/>
-          <w:numId w:val="1005"/>
+          <w:numId w:val="1006"/>
         </w:numPr>
       </w:pPr>
-      <w:hyperlink w:anchor="sec95">
+      <w:hyperlink w:anchor="sec97">
         <w:r>
           <w:rPr>
             <w:rStyle w:val="Hyperlink"/>
@@ -496,10 +513,10 @@
         <w:pStyle w:val="Compact"/>
         <w:numPr>
           <w:ilvl w:val="1"/>
-          <w:numId w:val="1005"/>
+          <w:numId w:val="1006"/>
         </w:numPr>
       </w:pPr>
-      <w:hyperlink w:anchor="sec99">
+      <w:hyperlink w:anchor="sec101">
         <w:r>
           <w:rPr>
             <w:rStyle w:val="Hyperlink"/>
@@ -516,7 +533,7 @@
           <w:numId w:val="1001"/>
         </w:numPr>
       </w:pPr>
-      <w:hyperlink w:anchor="sec103">
+      <w:hyperlink w:anchor="sec105">
         <w:r>
           <w:rPr>
             <w:rStyle w:val="Hyperlink"/>
@@ -530,10 +547,10 @@
         <w:pStyle w:val="Compact"/>
         <w:numPr>
           <w:ilvl w:val="1"/>
-          <w:numId w:val="1006"/>
+          <w:numId w:val="1007"/>
         </w:numPr>
       </w:pPr>
-      <w:hyperlink w:anchor="sec104">
+      <w:hyperlink w:anchor="sec106">
         <w:r>
           <w:rPr>
             <w:rStyle w:val="Hyperlink"/>
@@ -547,10 +564,10 @@
         <w:pStyle w:val="Compact"/>
         <w:numPr>
           <w:ilvl w:val="1"/>
-          <w:numId w:val="1006"/>
+          <w:numId w:val="1007"/>
         </w:numPr>
       </w:pPr>
-      <w:hyperlink w:anchor="sec105">
+      <w:hyperlink w:anchor="sec107">
         <w:r>
           <w:rPr>
             <w:rStyle w:val="Hyperlink"/>
@@ -564,10 +581,10 @@
         <w:pStyle w:val="Compact"/>
         <w:numPr>
           <w:ilvl w:val="1"/>
-          <w:numId w:val="1006"/>
+          <w:numId w:val="1007"/>
         </w:numPr>
       </w:pPr>
-      <w:hyperlink w:anchor="sec110">
+      <w:hyperlink w:anchor="sec112">
         <w:r>
           <w:rPr>
             <w:rStyle w:val="Hyperlink"/>
@@ -584,7 +601,7 @@
           <w:numId w:val="1001"/>
         </w:numPr>
       </w:pPr>
-      <w:hyperlink w:anchor="sec114">
+      <w:hyperlink w:anchor="sec116">
         <w:r>
           <w:rPr>
             <w:rStyle w:val="Hyperlink"/>
@@ -598,10 +615,10 @@
         <w:pStyle w:val="Compact"/>
         <w:numPr>
           <w:ilvl w:val="1"/>
-          <w:numId w:val="1007"/>
+          <w:numId w:val="1008"/>
         </w:numPr>
       </w:pPr>
-      <w:hyperlink w:anchor="sec115">
+      <w:hyperlink w:anchor="sec117">
         <w:r>
           <w:rPr>
             <w:rStyle w:val="Hyperlink"/>
@@ -615,10 +632,10 @@
         <w:pStyle w:val="Compact"/>
         <w:numPr>
           <w:ilvl w:val="1"/>
-          <w:numId w:val="1007"/>
+          <w:numId w:val="1008"/>
         </w:numPr>
       </w:pPr>
-      <w:hyperlink w:anchor="sec116">
+      <w:hyperlink w:anchor="sec118">
         <w:r>
           <w:rPr>
             <w:rStyle w:val="Hyperlink"/>
@@ -632,10 +649,10 @@
         <w:pStyle w:val="Compact"/>
         <w:numPr>
           <w:ilvl w:val="1"/>
-          <w:numId w:val="1007"/>
+          <w:numId w:val="1008"/>
         </w:numPr>
       </w:pPr>
-      <w:hyperlink w:anchor="sec117">
+      <w:hyperlink w:anchor="sec119">
         <w:r>
           <w:rPr>
             <w:rStyle w:val="Hyperlink"/>
@@ -649,10 +666,10 @@
         <w:pStyle w:val="Compact"/>
         <w:numPr>
           <w:ilvl w:val="1"/>
-          <w:numId w:val="1007"/>
+          <w:numId w:val="1008"/>
         </w:numPr>
       </w:pPr>
-      <w:hyperlink w:anchor="sec118">
+      <w:hyperlink w:anchor="sec120">
         <w:r>
           <w:rPr>
             <w:rStyle w:val="Hyperlink"/>
@@ -669,7 +686,7 @@
           <w:numId w:val="1001"/>
         </w:numPr>
       </w:pPr>
-      <w:hyperlink w:anchor="sec119">
+      <w:hyperlink w:anchor="sec121">
         <w:r>
           <w:rPr>
             <w:rStyle w:val="Hyperlink"/>
@@ -683,10 +700,10 @@
         <w:pStyle w:val="Compact"/>
         <w:numPr>
           <w:ilvl w:val="1"/>
-          <w:numId w:val="1008"/>
+          <w:numId w:val="1009"/>
         </w:numPr>
       </w:pPr>
-      <w:hyperlink w:anchor="sec120">
+      <w:hyperlink w:anchor="sec122">
         <w:r>
           <w:rPr>
             <w:rStyle w:val="Hyperlink"/>
@@ -700,10 +717,10 @@
         <w:pStyle w:val="Compact"/>
         <w:numPr>
           <w:ilvl w:val="1"/>
-          <w:numId w:val="1008"/>
+          <w:numId w:val="1009"/>
         </w:numPr>
       </w:pPr>
-      <w:hyperlink w:anchor="sec121">
+      <w:hyperlink w:anchor="sec123">
         <w:r>
           <w:rPr>
             <w:rStyle w:val="Hyperlink"/>
@@ -717,10 +734,10 @@
         <w:pStyle w:val="Compact"/>
         <w:numPr>
           <w:ilvl w:val="1"/>
-          <w:numId w:val="1008"/>
+          <w:numId w:val="1009"/>
         </w:numPr>
       </w:pPr>
-      <w:hyperlink w:anchor="sec122">
+      <w:hyperlink w:anchor="sec124">
         <w:r>
           <w:rPr>
             <w:rStyle w:val="Hyperlink"/>
@@ -734,10 +751,10 @@
         <w:pStyle w:val="Compact"/>
         <w:numPr>
           <w:ilvl w:val="1"/>
-          <w:numId w:val="1008"/>
+          <w:numId w:val="1009"/>
         </w:numPr>
       </w:pPr>
-      <w:hyperlink w:anchor="sec123">
+      <w:hyperlink w:anchor="sec125">
         <w:r>
           <w:rPr>
             <w:rStyle w:val="Hyperlink"/>
@@ -754,7 +771,7 @@
           <w:numId w:val="1001"/>
         </w:numPr>
       </w:pPr>
-      <w:hyperlink w:anchor="sec124">
+      <w:hyperlink w:anchor="sec126">
         <w:r>
           <w:rPr>
             <w:rStyle w:val="Hyperlink"/>
@@ -768,10 +785,10 @@
         <w:pStyle w:val="Compact"/>
         <w:numPr>
           <w:ilvl w:val="1"/>
-          <w:numId w:val="1009"/>
+          <w:numId w:val="1010"/>
         </w:numPr>
       </w:pPr>
-      <w:hyperlink w:anchor="sec125">
+      <w:hyperlink w:anchor="sec127">
         <w:r>
           <w:rPr>
             <w:rStyle w:val="Hyperlink"/>
@@ -785,10 +802,10 @@
         <w:pStyle w:val="Compact"/>
         <w:numPr>
           <w:ilvl w:val="1"/>
-          <w:numId w:val="1009"/>
+          <w:numId w:val="1010"/>
         </w:numPr>
       </w:pPr>
-      <w:hyperlink w:anchor="sec126">
+      <w:hyperlink w:anchor="sec128">
         <w:r>
           <w:rPr>
             <w:rStyle w:val="Hyperlink"/>
@@ -805,7 +822,7 @@
           <w:numId w:val="1001"/>
         </w:numPr>
       </w:pPr>
-      <w:hyperlink w:anchor="sec127">
+      <w:hyperlink w:anchor="sec129">
         <w:r>
           <w:rPr>
             <w:rStyle w:val="Hyperlink"/>
@@ -819,10 +836,10 @@
         <w:pStyle w:val="Compact"/>
         <w:numPr>
           <w:ilvl w:val="1"/>
-          <w:numId w:val="1010"/>
+          <w:numId w:val="1011"/>
         </w:numPr>
       </w:pPr>
-      <w:hyperlink w:anchor="sec128">
+      <w:hyperlink w:anchor="sec130">
         <w:r>
           <w:rPr>
             <w:rStyle w:val="Hyperlink"/>
@@ -836,10 +853,10 @@
         <w:pStyle w:val="Compact"/>
         <w:numPr>
           <w:ilvl w:val="1"/>
-          <w:numId w:val="1010"/>
+          <w:numId w:val="1011"/>
         </w:numPr>
       </w:pPr>
-      <w:hyperlink w:anchor="sec129">
+      <w:hyperlink w:anchor="sec131">
         <w:r>
           <w:rPr>
             <w:rStyle w:val="Hyperlink"/>
@@ -853,10 +870,10 @@
         <w:pStyle w:val="Compact"/>
         <w:numPr>
           <w:ilvl w:val="1"/>
-          <w:numId w:val="1010"/>
+          <w:numId w:val="1011"/>
         </w:numPr>
       </w:pPr>
-      <w:hyperlink w:anchor="sec130">
+      <w:hyperlink w:anchor="sec132">
         <w:r>
           <w:rPr>
             <w:rStyle w:val="Hyperlink"/>
@@ -870,10 +887,10 @@
         <w:pStyle w:val="Compact"/>
         <w:numPr>
           <w:ilvl w:val="1"/>
-          <w:numId w:val="1010"/>
+          <w:numId w:val="1011"/>
         </w:numPr>
       </w:pPr>
-      <w:hyperlink w:anchor="sec131">
+      <w:hyperlink w:anchor="sec133">
         <w:r>
           <w:rPr>
             <w:rStyle w:val="Hyperlink"/>
@@ -887,10 +904,10 @@
         <w:pStyle w:val="Compact"/>
         <w:numPr>
           <w:ilvl w:val="1"/>
-          <w:numId w:val="1010"/>
+          <w:numId w:val="1011"/>
         </w:numPr>
       </w:pPr>
-      <w:hyperlink w:anchor="sec132">
+      <w:hyperlink w:anchor="sec134">
         <w:r>
           <w:rPr>
             <w:rStyle w:val="Hyperlink"/>
@@ -1094,7 +1111,7 @@
         <w:pStyle w:val="Compact"/>
         <w:numPr>
           <w:ilvl w:val="0"/>
-          <w:numId w:val="1011"/>
+          <w:numId w:val="1012"/>
         </w:numPr>
       </w:pPr>
       <w:r>
@@ -1106,7 +1123,7 @@
         <w:pStyle w:val="Compact"/>
         <w:numPr>
           <w:ilvl w:val="0"/>
-          <w:numId w:val="1011"/>
+          <w:numId w:val="1012"/>
         </w:numPr>
       </w:pPr>
       <w:r>
@@ -1144,7 +1161,7 @@
         <w:pStyle w:val="Compact"/>
         <w:numPr>
           <w:ilvl w:val="0"/>
-          <w:numId w:val="1011"/>
+          <w:numId w:val="1012"/>
         </w:numPr>
       </w:pPr>
       <w:r>
@@ -1172,7 +1189,7 @@
         <w:pStyle w:val="Compact"/>
         <w:numPr>
           <w:ilvl w:val="0"/>
-          <w:numId w:val="1011"/>
+          <w:numId w:val="1012"/>
         </w:numPr>
       </w:pPr>
       <w:r>
@@ -2034,7 +2051,7 @@
         <w:pStyle w:val="Compact"/>
         <w:numPr>
           <w:ilvl w:val="0"/>
-          <w:numId w:val="1012"/>
+          <w:numId w:val="1013"/>
         </w:numPr>
       </w:pPr>
       <w:r>
@@ -2061,7 +2078,7 @@
         <w:pStyle w:val="Compact"/>
         <w:numPr>
           <w:ilvl w:val="0"/>
-          <w:numId w:val="1012"/>
+          <w:numId w:val="1013"/>
         </w:numPr>
       </w:pPr>
       <w:r>
@@ -2124,7 +2141,7 @@
         <w:pStyle w:val="Compact"/>
         <w:numPr>
           <w:ilvl w:val="0"/>
-          <w:numId w:val="1012"/>
+          <w:numId w:val="1013"/>
         </w:numPr>
       </w:pPr>
       <w:r>
@@ -2151,7 +2168,7 @@
         <w:pStyle w:val="Compact"/>
         <w:numPr>
           <w:ilvl w:val="0"/>
-          <w:numId w:val="1012"/>
+          <w:numId w:val="1013"/>
         </w:numPr>
       </w:pPr>
       <w:r>
@@ -2912,7 +2929,7 @@
       </w:r>
     </w:p>
     <w:bookmarkEnd w:id="12"/>
-    <w:bookmarkStart w:id="13" w:name="sec7"/>
+    <w:bookmarkStart w:id="14" w:name="sec7"/>
     <w:p>
       <w:pPr>
         <w:pStyle w:val="Heading2"/>
@@ -3002,6 +3019,269 @@
           <w:rStyle w:val="NormalTok"/>
         </w:rPr>
         <w:t xml:space="preserve">Module Automation</w:t>
+      </w:r>
+    </w:p>
+    <w:bookmarkStart w:id="13" w:name="sec8"/>
+    <w:p>
+      <w:pPr>
+        <w:pStyle w:val="Heading3"/>
+      </w:pPr>
+      <w:r>
+        <w:t xml:space="preserve">Load offline HPE modules safely</w:t>
+      </w:r>
+    </w:p>
+    <w:p>
+      <w:pPr>
+        <w:pStyle w:val="FirstParagraph"/>
+      </w:pPr>
+      <w:r>
+        <w:t xml:space="preserve">From the repository root, use the guarded importer rather than repeatedly importing the HPE manifests directly:</w:t>
+      </w:r>
+    </w:p>
+    <w:p>
+      <w:pPr>
+        <w:pStyle w:val="SourceCode"/>
+      </w:pPr>
+      <w:r>
+        <w:rPr>
+          <w:rStyle w:val="OperatorTok"/>
+        </w:rPr>
+        <w:t xml:space="preserve">.</w:t>
+      </w:r>
+      <w:r>
+        <w:rPr>
+          <w:rStyle w:val="NormalTok"/>
+        </w:rPr>
+        <w:t xml:space="preserve">\scripts\Import-OfflineHpeModules</w:t>
+      </w:r>
+      <w:r>
+        <w:rPr>
+          <w:rStyle w:val="OperatorTok"/>
+        </w:rPr>
+        <w:t xml:space="preserve">.</w:t>
+      </w:r>
+      <w:r>
+        <w:rPr>
+          <w:rStyle w:val="FunctionTok"/>
+        </w:rPr>
+        <w:t xml:space="preserve">ps1</w:t>
+      </w:r>
+      <w:r>
+        <w:br/>
+      </w:r>
+      <w:r>
+        <w:rPr>
+          <w:rStyle w:val="FunctionTok"/>
+        </w:rPr>
+        <w:t xml:space="preserve">Get-Command</w:t>
+      </w:r>
+      <w:r>
+        <w:rPr>
+          <w:rStyle w:val="NormalTok"/>
+        </w:rPr>
+        <w:t xml:space="preserve"> Get-OVServer</w:t>
+      </w:r>
+      <w:r>
+        <w:rPr>
+          <w:rStyle w:val="OperatorTok"/>
+        </w:rPr>
+        <w:t xml:space="preserve">,</w:t>
+      </w:r>
+      <w:r>
+        <w:rPr>
+          <w:rStyle w:val="NormalTok"/>
+        </w:rPr>
+        <w:t xml:space="preserve"> Get-OVIloSso</w:t>
+      </w:r>
+      <w:r>
+        <w:rPr>
+          <w:rStyle w:val="OperatorTok"/>
+        </w:rPr>
+        <w:t xml:space="preserve">,</w:t>
+      </w:r>
+      <w:r>
+        <w:rPr>
+          <w:rStyle w:val="NormalTok"/>
+        </w:rPr>
+        <w:t xml:space="preserve"> Connect-HPREST</w:t>
+      </w:r>
+      <w:r>
+        <w:rPr>
+          <w:rStyle w:val="OperatorTok"/>
+        </w:rPr>
+        <w:t xml:space="preserve">,</w:t>
+      </w:r>
+      <w:r>
+        <w:rPr>
+          <w:rStyle w:val="NormalTok"/>
+        </w:rPr>
+        <w:t xml:space="preserve"> Get-HPRESTDataRaw</w:t>
+      </w:r>
+    </w:p>
+    <w:p>
+      <w:pPr>
+        <w:pStyle w:val="FirstParagraph"/>
+      </w:pPr>
+      <w:r>
+        <w:t xml:space="preserve">This loads the pinned local OneView and HPREST packages, or reuses an already-loaded module with the matching name, version and GUID. It does not force a reload, unload modules, disconnect OneView, delete packages, download dependencies, or bypass HPE’s license script. The generated Windows profile uses this importer for OneView only; HPREST is loaded explicitly when needed.</w:t>
+      </w:r>
+    </w:p>
+    <w:p>
+      <w:pPr>
+        <w:pStyle w:val="BodyText"/>
+      </w:pPr>
+      <w:r>
+        <w:t xml:space="preserve">If a previous import failed with</w:t>
+      </w:r>
+      <w:r>
+        <w:t xml:space="preserve"> </w:t>
+      </w:r>
+      <w:r>
+        <w:rPr>
+          <w:rStyle w:val="VerbatimChar"/>
+          <w:b/>
+          <w:bCs/>
+        </w:rPr>
+        <w:t xml:space="preserve">AsyncPipeline already exists</w:t>
+      </w:r>
+      <w:r>
+        <w:t xml:space="preserve">, the shell can retain the .NET type even though HPREST did not finish loading.</w:t>
+      </w:r>
+      <w:r>
+        <w:t xml:space="preserve"> </w:t>
+      </w:r>
+      <w:r>
+        <w:rPr>
+          <w:rStyle w:val="VerbatimChar"/>
+        </w:rPr>
+        <w:t xml:space="preserve">Remove-Module</w:t>
+      </w:r>
+      <w:r>
+        <w:t xml:space="preserve"> </w:t>
+      </w:r>
+      <w:r>
+        <w:t xml:space="preserve">cannot remove that type. Open a new shell once, return to the repository root, and run the guarded importer there:</w:t>
+      </w:r>
+    </w:p>
+    <w:p>
+      <w:pPr>
+        <w:pStyle w:val="SourceCode"/>
+      </w:pPr>
+      <w:r>
+        <w:rPr>
+          <w:rStyle w:val="NormalTok"/>
+        </w:rPr>
+        <w:t xml:space="preserve">pwsh </w:t>
+      </w:r>
+      <w:r>
+        <w:rPr>
+          <w:rStyle w:val="OperatorTok"/>
+        </w:rPr>
+        <w:t xml:space="preserve">-</w:t>
+      </w:r>
+      <w:r>
+        <w:rPr>
+          <w:rStyle w:val="NormalTok"/>
+        </w:rPr>
+        <w:t xml:space="preserve">NoProfile</w:t>
+      </w:r>
+      <w:r>
+        <w:br/>
+      </w:r>
+      <w:r>
+        <w:rPr>
+          <w:rStyle w:val="CommentTok"/>
+        </w:rPr>
+        <w:t xml:space="preserve"># In the new shell, from the repository root: {#sec9}</w:t>
+      </w:r>
+      <w:r>
+        <w:br/>
+      </w:r>
+      <w:r>
+        <w:rPr>
+          <w:rStyle w:val="OperatorTok"/>
+        </w:rPr>
+        <w:t xml:space="preserve">.</w:t>
+      </w:r>
+      <w:r>
+        <w:rPr>
+          <w:rStyle w:val="NormalTok"/>
+        </w:rPr>
+        <w:t xml:space="preserve">\scripts\Import-OfflineHpeModules</w:t>
+      </w:r>
+      <w:r>
+        <w:rPr>
+          <w:rStyle w:val="OperatorTok"/>
+        </w:rPr>
+        <w:t xml:space="preserve">.</w:t>
+      </w:r>
+      <w:r>
+        <w:rPr>
+          <w:rStyle w:val="FunctionTok"/>
+        </w:rPr>
+        <w:t xml:space="preserve">ps1</w:t>
+      </w:r>
+    </w:p>
+    <w:p>
+      <w:pPr>
+        <w:pStyle w:val="FirstParagraph"/>
+      </w:pPr>
+      <w:r>
+        <w:t xml:space="preserve">Opening a new shell does not migrate an existing OneView connection; reconnect explicitly if needed. A successfully loaded matching module is reused on subsequent calls. A conflicting version or incomplete module produces an actionable error rather than disturbing the active session. Any required HPE license acceptance must still be completed through HPE’s normal mechanism.</w:t>
+      </w:r>
+    </w:p>
+    <w:p>
+      <w:pPr>
+        <w:pStyle w:val="BodyText"/>
+      </w:pPr>
+      <w:r>
+        <w:rPr>
+          <w:b/>
+          <w:bCs/>
+        </w:rPr>
+        <w:t xml:space="preserve">Offline Pester package:</w:t>
+      </w:r>
+      <w:r>
+        <w:t xml:space="preserve"> </w:t>
+      </w:r>
+      <w:r>
+        <w:rPr>
+          <w:rStyle w:val="VerbatimChar"/>
+        </w:rPr>
+        <w:t xml:space="preserve">scripts/modules/Pester/6.0.1/</w:t>
+      </w:r>
+      <w:r>
+        <w:t xml:space="preserve"> </w:t>
+      </w:r>
+      <w:r>
+        <w:t xml:space="preserve">must include both</w:t>
+      </w:r>
+      <w:r>
+        <w:t xml:space="preserve"> </w:t>
+      </w:r>
+      <w:r>
+        <w:rPr>
+          <w:rStyle w:val="VerbatimChar"/>
+        </w:rPr>
+        <w:t xml:space="preserve">Pester.Format.ps1xml</w:t>
+      </w:r>
+      <w:r>
+        <w:t xml:space="preserve"> </w:t>
+      </w:r>
+      <w:r>
+        <w:t xml:space="preserve">and</w:t>
+      </w:r>
+      <w:r>
+        <w:t xml:space="preserve"> </w:t>
+      </w:r>
+      <w:r>
+        <w:rPr>
+          <w:rStyle w:val="VerbatimChar"/>
+        </w:rPr>
+        <w:t xml:space="preserve">PesterConfiguration.Format.ps1xml</w:t>
+      </w:r>
+      <w:r>
+        <w:t xml:space="preserve">, as well as its manifest, script module and binaries. These format files must be committed and transferred with the package—not merely present on the development workstation. Setup remains offline and preserves the package if import fails. Successful module loading is a prerequisite, not proof that the later live iLO SSO HTTP 401 is resolved.</w:t>
       </w:r>
     </w:p>
     <w:p>
@@ -3012,7 +3292,8 @@
       </w:r>
     </w:p>
     <w:bookmarkEnd w:id="13"/>
-    <w:bookmarkStart w:id="24" w:name="sec8"/>
+    <w:bookmarkEnd w:id="14"/>
+    <w:bookmarkStart w:id="25" w:name="sec10"/>
     <w:p>
       <w:pPr>
         <w:pStyle w:val="Heading2"/>
@@ -3029,7 +3310,7 @@
         <w:t xml:space="preserve">Pre-flight read-only checks. Safe to run during a change freeze. Start here - confirm the appliance is reachable, that you have an active session, and which servers are managed before you build or deploy anything.</w:t>
       </w:r>
     </w:p>
-    <w:bookmarkStart w:id="14" w:name="sec9"/>
+    <w:bookmarkStart w:id="15" w:name="sec11"/>
     <w:p>
       <w:pPr>
         <w:pStyle w:val="Heading3"/>
@@ -3061,7 +3342,7 @@
         <w:pStyle w:val="Compact"/>
         <w:numPr>
           <w:ilvl w:val="0"/>
-          <w:numId w:val="1013"/>
+          <w:numId w:val="1014"/>
         </w:numPr>
       </w:pPr>
       <w:r>
@@ -3098,7 +3379,7 @@
         <w:pStyle w:val="Compact"/>
         <w:numPr>
           <w:ilvl w:val="0"/>
-          <w:numId w:val="1013"/>
+          <w:numId w:val="1014"/>
         </w:numPr>
       </w:pPr>
       <w:r>
@@ -3280,7 +3561,7 @@
         <w:rPr>
           <w:rStyle w:val="CommentTok"/>
         </w:rPr>
-        <w:t xml:space="preserve"># STATUS: report the active connection (no params, no prompt) {#sec10}</w:t>
+        <w:t xml:space="preserve"># STATUS: report the active connection (no params, no prompt) {#sec12}</w:t>
       </w:r>
       <w:r>
         <w:br/>
@@ -3300,7 +3581,7 @@
         <w:rPr>
           <w:rStyle w:val="CommentTok"/>
         </w:rPr>
-        <w:t xml:space="preserve"># STATUS: check a specific appliance only {#sec11}</w:t>
+        <w:t xml:space="preserve"># STATUS: check a specific appliance only {#sec13}</w:t>
       </w:r>
       <w:r>
         <w:br/>
@@ -3356,7 +3637,7 @@
         <w:rPr>
           <w:rStyle w:val="CommentTok"/>
         </w:rPr>
-        <w:t xml:space="preserve"># DRY-RUN: validate host resolution only - no real connection or changes {#sec12}</w:t>
+        <w:t xml:space="preserve"># DRY-RUN: validate host resolution only - no real connection or changes {#sec14}</w:t>
       </w:r>
       <w:r>
         <w:br/>
@@ -3805,8 +4086,8 @@
         </w:pict>
       </w:r>
     </w:p>
-    <w:bookmarkEnd w:id="14"/>
-    <w:bookmarkStart w:id="15" w:name="sec13"/>
+    <w:bookmarkEnd w:id="15"/>
+    <w:bookmarkStart w:id="16" w:name="sec15"/>
     <w:p>
       <w:pPr>
         <w:pStyle w:val="Heading3"/>
@@ -3906,7 +4187,7 @@
         <w:rPr>
           <w:rStyle w:val="CommentTok"/>
         </w:rPr>
-        <w:t xml:space="preserve"># LIVE: connect to a specific appliance (credentials prompted interactively) {#sec14}</w:t>
+        <w:t xml:space="preserve"># LIVE: connect to a specific appliance (credentials prompted interactively) {#sec16}</w:t>
       </w:r>
       <w:r>
         <w:br/>
@@ -3962,7 +4243,7 @@
         <w:rPr>
           <w:rStyle w:val="CommentTok"/>
         </w:rPr>
-        <w:t xml:space="preserve"># LIVE + NON-INTERACTIVE: supply a PSCredential so nothing is prompted {#sec15}</w:t>
+        <w:t xml:space="preserve"># LIVE + NON-INTERACTIVE: supply a PSCredential so nothing is prompted {#sec17}</w:t>
       </w:r>
       <w:r>
         <w:br/>
@@ -3971,7 +4252,7 @@
         <w:rPr>
           <w:rStyle w:val="CommentTok"/>
         </w:rPr>
-        <w:t xml:space="preserve"># (used by runbooks / CI where AUTOMATED_MODE is set) {#sec16}</w:t>
+        <w:t xml:space="preserve"># (used by runbooks / CI where AUTOMATED_MODE is set) {#sec18}</w:t>
       </w:r>
       <w:r>
         <w:br/>
@@ -4084,7 +4365,7 @@
         <w:rPr>
           <w:rStyle w:val="CommentTok"/>
         </w:rPr>
-        <w:t xml:space="preserve"># BARE (no params) on a live run: prompts for the appliance host (interactive) {#sec17}</w:t>
+        <w:t xml:space="preserve"># BARE (no params) on a live run: prompts for the appliance host (interactive) {#sec19}</w:t>
       </w:r>
       <w:r>
         <w:br/>
@@ -4093,7 +4374,7 @@
         <w:rPr>
           <w:rStyle w:val="CommentTok"/>
         </w:rPr>
-        <w:t xml:space="preserve"># or warns "Connect-OneView requires -OneViewHost" in automated mode. {#sec18}</w:t>
+        <w:t xml:space="preserve"># or warns "Connect-OneView requires -OneViewHost" in automated mode. {#sec20}</w:t>
       </w:r>
       <w:r>
         <w:br/>
@@ -4113,7 +4394,7 @@
         <w:rPr>
           <w:rStyle w:val="CommentTok"/>
         </w:rPr>
-        <w:t xml:space="preserve"># DRY-RUN (no host): resolve the appliance from connection_hosts.json and {#sec19}</w:t>
+        <w:t xml:space="preserve"># DRY-RUN (no host): resolve the appliance from connection_hosts.json and {#sec21}</w:t>
       </w:r>
       <w:r>
         <w:br/>
@@ -4122,7 +4403,7 @@
         <w:rPr>
           <w:rStyle w:val="CommentTok"/>
         </w:rPr>
-        <w:t xml:space="preserve"># validate host resolution only - no real connection or changes. {#sec20}</w:t>
+        <w:t xml:space="preserve"># validate host resolution only - no real connection or changes. {#sec22}</w:t>
       </w:r>
       <w:r>
         <w:br/>
@@ -4700,8 +4981,8 @@
         </w:pict>
       </w:r>
     </w:p>
-    <w:bookmarkEnd w:id="15"/>
-    <w:bookmarkStart w:id="16" w:name="sec21"/>
+    <w:bookmarkEnd w:id="16"/>
+    <w:bookmarkStart w:id="17" w:name="sec23"/>
     <w:p>
       <w:pPr>
         <w:pStyle w:val="Heading3"/>
@@ -4768,7 +5049,7 @@
         <w:rPr>
           <w:rStyle w:val="CommentTok"/>
         </w:rPr>
-        <w:t xml:space="preserve"># Disconnect from the current OneView session {#sec22}</w:t>
+        <w:t xml:space="preserve"># Disconnect from the current OneView session {#sec24}</w:t>
       </w:r>
       <w:r>
         <w:br/>
@@ -4788,7 +5069,7 @@
         <w:rPr>
           <w:rStyle w:val="CommentTok"/>
         </w:rPr>
-        <w:t xml:space="preserve"># Force disconnection, suppressing any cleanup errors {#sec23}</w:t>
+        <w:t xml:space="preserve"># Force disconnection, suppressing any cleanup errors {#sec25}</w:t>
       </w:r>
       <w:r>
         <w:br/>
@@ -5014,8 +5295,8 @@
         </w:pict>
       </w:r>
     </w:p>
-    <w:bookmarkEnd w:id="16"/>
-    <w:bookmarkStart w:id="17" w:name="sec24"/>
+    <w:bookmarkEnd w:id="17"/>
+    <w:bookmarkStart w:id="18" w:name="sec26"/>
     <w:p>
       <w:pPr>
         <w:pStyle w:val="Heading3"/>
@@ -5125,7 +5406,7 @@
         <w:rPr>
           <w:rStyle w:val="CommentTok"/>
         </w:rPr>
-        <w:t xml:space="preserve"># BARE: no params - reports the ACTIVE OneView session (from Connect-OneView). {#sec25}</w:t>
+        <w:t xml:space="preserve"># BARE: no params - reports the ACTIVE OneView session (from Connect-OneView). {#sec27}</w:t>
       </w:r>
       <w:r>
         <w:br/>
@@ -5134,7 +5415,7 @@
         <w:rPr>
           <w:rStyle w:val="CommentTok"/>
         </w:rPr>
-        <w:t xml:space="preserve"># Never prompts. If nothing is connected it reports not connected. {#sec26}</w:t>
+        <w:t xml:space="preserve"># Never prompts. If nothing is connected it reports not connected. {#sec28}</w:t>
       </w:r>
       <w:r>
         <w:br/>
@@ -5154,7 +5435,7 @@
         <w:rPr>
           <w:rStyle w:val="CommentTok"/>
         </w:rPr>
-        <w:t xml:space="preserve"># WITH -OneViewHost: check a SPECIFIC appliance instead of the active session. {#sec27}</w:t>
+        <w:t xml:space="preserve"># WITH -OneViewHost: check a SPECIFIC appliance instead of the active session. {#sec29}</w:t>
       </w:r>
       <w:r>
         <w:br/>
@@ -5163,7 +5444,7 @@
         <w:rPr>
           <w:rStyle w:val="CommentTok"/>
         </w:rPr>
-        <w:t xml:space="preserve"># Connectivity + appliance version + managed server count {#sec28}</w:t>
+        <w:t xml:space="preserve"># Connectivity + appliance version + managed server count {#sec30}</w:t>
       </w:r>
       <w:r>
         <w:br/>
@@ -5237,7 +5518,7 @@
         <w:rPr>
           <w:rStyle w:val="CommentTok"/>
         </w:rPr>
-        <w:t xml:space="preserve"># Specific server status by name (still targets the named appliance) {#sec29}</w:t>
+        <w:t xml:space="preserve"># Specific server status by name (still targets the named appliance) {#sec31}</w:t>
       </w:r>
       <w:r>
         <w:br/>
@@ -5311,7 +5592,7 @@
         <w:rPr>
           <w:rStyle w:val="CommentTok"/>
         </w:rPr>
-        <w:t xml:space="preserve"># Specific server status by serial number (resolved via OneView) {#sec30}</w:t>
+        <w:t xml:space="preserve"># Specific server status by serial number (resolved via OneView) {#sec32}</w:t>
       </w:r>
       <w:r>
         <w:br/>
@@ -5398,7 +5679,7 @@
         <w:rPr>
           <w:rStyle w:val="CommentTok"/>
         </w:rPr>
-        <w:t xml:space="preserve"># SAME RESULT with a single parameter - -IdentifierType defaults to Auto and {#sec31}</w:t>
+        <w:t xml:space="preserve"># SAME RESULT with a single parameter - -IdentifierType defaults to Auto and {#sec33}</w:t>
       </w:r>
       <w:r>
         <w:br/>
@@ -5407,7 +5688,7 @@
         <w:rPr>
           <w:rStyle w:val="CommentTok"/>
         </w:rPr>
-        <w:t xml:space="preserve"># detects the serial automatically, so you never need to specify the type: {#sec32}</w:t>
+        <w:t xml:space="preserve"># detects the serial automatically, so you never need to specify the type: {#sec34}</w:t>
       </w:r>
       <w:r>
         <w:br/>
@@ -6936,8 +7217,8 @@
         </w:pict>
       </w:r>
     </w:p>
-    <w:bookmarkEnd w:id="17"/>
-    <w:bookmarkStart w:id="21" w:name="sec33"/>
+    <w:bookmarkEnd w:id="18"/>
+    <w:bookmarkStart w:id="22" w:name="sec35"/>
     <w:p>
       <w:pPr>
         <w:pStyle w:val="Heading3"/>
@@ -7856,7 +8137,7 @@
         <w:rPr>
           <w:rStyle w:val="CommentTok"/>
         </w:rPr>
-        <w:t xml:space="preserve"># Full list of servers from current HPEOneView session (no params needed if connected) {#sec34}</w:t>
+        <w:t xml:space="preserve"># Full list of servers from current HPEOneView session (no params needed if connected) {#sec36}</w:t>
       </w:r>
       <w:r>
         <w:br/>
@@ -7876,7 +8157,7 @@
         <w:rPr>
           <w:rStyle w:val="CommentTok"/>
         </w:rPr>
-        <w:t xml:space="preserve"># Full list of servers connected to the appliance {#sec35}</w:t>
+        <w:t xml:space="preserve"># Full list of servers connected to the appliance {#sec37}</w:t>
       </w:r>
       <w:r>
         <w:br/>
@@ -7932,7 +8213,7 @@
         <w:rPr>
           <w:rStyle w:val="CommentTok"/>
         </w:rPr>
-        <w:t xml:space="preserve"># Narrow to critical-health or powered-on servers {#sec36}</w:t>
+        <w:t xml:space="preserve"># Narrow to critical-health or powered-on servers {#sec38}</w:t>
       </w:r>
       <w:r>
         <w:br/>
@@ -8081,7 +8362,7 @@
         <w:rPr>
           <w:rStyle w:val="CommentTok"/>
         </w:rPr>
-        <w:t xml:space="preserve"># Narrow to servers currently IN or OUT of OneView maintenance mode {#sec37}</w:t>
+        <w:t xml:space="preserve"># Narrow to servers currently IN or OUT of OneView maintenance mode {#sec39}</w:t>
       </w:r>
       <w:r>
         <w:br/>
@@ -8231,7 +8512,7 @@
         <w:rPr>
           <w:rStyle w:val="CommentTok"/>
         </w:rPr>
-        <w:t xml:space="preserve"># Condensed summary view (Server Name, Serial, MaintMode, Health, iLO IP only) {#sec38}</w:t>
+        <w:t xml:space="preserve"># Condensed summary view (Server Name, Serial, MaintMode, Health, iLO IP only) {#sec40}</w:t>
       </w:r>
       <w:r>
         <w:br/>
@@ -8306,7 +8587,7 @@
         <w:rPr>
           <w:rStyle w:val="CommentTok"/>
         </w:rPr>
-        <w:t xml:space="preserve"># Explicit full-field view (default when no switch is supplied) {#sec39}</w:t>
+        <w:t xml:space="preserve"># Explicit full-field view (default when no switch is supplied) {#sec41}</w:t>
       </w:r>
       <w:r>
         <w:br/>
@@ -8380,7 +8661,7 @@
         <w:rPr>
           <w:rStyle w:val="CommentTok"/>
         </w:rPr>
-        <w:t xml:space="preserve"># Narrow by partial / wildcard server name (substring AND * / ? wildcards) {#sec40}</w:t>
+        <w:t xml:space="preserve"># Narrow by partial / wildcard server name (substring AND * / ? wildcards) {#sec42}</w:t>
       </w:r>
       <w:r>
         <w:br/>
@@ -8679,7 +8960,7 @@
       <w:r>
         <w:t xml:space="preserve"> </w:t>
       </w:r>
-      <w:hyperlink r:id="rId18">
+      <w:hyperlink r:id="rId19">
         <w:r>
           <w:rPr>
             <w:rStyle w:val="Hyperlink"/>
@@ -8696,7 +8977,7 @@
       <w:r>
         <w:t xml:space="preserve"> </w:t>
       </w:r>
-      <w:hyperlink r:id="rId19">
+      <w:hyperlink r:id="rId20">
         <w:r>
           <w:rPr>
             <w:rStyle w:val="Hyperlink"/>
@@ -8740,7 +9021,7 @@
       <w:r>
         <w:t xml:space="preserve"> </w:t>
       </w:r>
-      <w:hyperlink r:id="rId20">
+      <w:hyperlink r:id="rId21">
         <w:r>
           <w:rPr>
             <w:rStyle w:val="Hyperlink"/>
@@ -10094,8 +10375,8 @@
         </w:pict>
       </w:r>
     </w:p>
-    <w:bookmarkEnd w:id="21"/>
-    <w:bookmarkStart w:id="23" w:name="sec41"/>
+    <w:bookmarkEnd w:id="22"/>
+    <w:bookmarkStart w:id="24" w:name="sec43"/>
     <w:p>
       <w:pPr>
         <w:pStyle w:val="Heading3"/>
@@ -10272,7 +10553,7 @@
       <w:r>
         <w:t xml:space="preserve"> </w:t>
       </w:r>
-      <w:hyperlink r:id="rId22">
+      <w:hyperlink r:id="rId23">
         <w:r>
           <w:rPr>
             <w:rStyle w:val="Hyperlink"/>
@@ -10355,7 +10636,7 @@
         <w:rPr>
           <w:rStyle w:val="CommentTok"/>
         </w:rPr>
-        <w:t xml:space="preserve"># UNC/SMB share (backslash or forward slash) - resolved to a cifs:// URL iLO can mount {#sec42}</w:t>
+        <w:t xml:space="preserve"># UNC/SMB share (backslash or forward slash) - resolved to a cifs:// URL iLO can mount {#sec44}</w:t>
       </w:r>
       <w:r>
         <w:br/>
@@ -10420,7 +10701,7 @@
         <w:rPr>
           <w:rStyle w:val="CommentTok"/>
         </w:rPr>
-        <w:t xml:space="preserve"># CIFS/SMB URL or HTTPS URL - used directly by iLO {#sec43}</w:t>
+        <w:t xml:space="preserve"># CIFS/SMB URL or HTTPS URL - used directly by iLO {#sec45}</w:t>
       </w:r>
       <w:r>
         <w:br/>
@@ -10485,7 +10766,7 @@
         <w:rPr>
           <w:rStyle w:val="CommentTok"/>
         </w:rPr>
-        <w:t xml:space="preserve"># Validate ISO + firmware locations together (same shared resolver for both) {#sec44}</w:t>
+        <w:t xml:space="preserve"># Validate ISO + firmware locations together (same shared resolver for both) {#sec46}</w:t>
       </w:r>
       <w:r>
         <w:br/>
@@ -10586,7 +10867,7 @@
         <w:rPr>
           <w:rStyle w:val="CommentTok"/>
         </w:rPr>
-        <w:t xml:space="preserve"># Validate the path format only (skip checking the files exist) {#sec45}</w:t>
+        <w:t xml:space="preserve"># Validate the path format only (skip checking the files exist) {#sec47}</w:t>
       </w:r>
       <w:r>
         <w:br/>
@@ -10776,9 +11057,9 @@
         </w:pict>
       </w:r>
     </w:p>
-    <w:bookmarkEnd w:id="23"/>
     <w:bookmarkEnd w:id="24"/>
-    <w:bookmarkStart w:id="27" w:name="sec46"/>
+    <w:bookmarkEnd w:id="25"/>
+    <w:bookmarkStart w:id="28" w:name="sec48"/>
     <w:p>
       <w:pPr>
         <w:pStyle w:val="Heading2"/>
@@ -10795,7 +11076,7 @@
         <w:t xml:space="preserve">How ISO filenames are generated and how local ISO paths are exposed to the iLO BMC over SMB/CIFS. Read this before passing a local path to a deploy command so you know the expected filename and the share name the iLO will mount.</w:t>
       </w:r>
     </w:p>
-    <w:bookmarkStart w:id="25" w:name="sec47"/>
+    <w:bookmarkStart w:id="26" w:name="sec49"/>
     <w:p>
       <w:pPr>
         <w:pStyle w:val="Heading3"/>
@@ -10828,7 +11109,7 @@
         <w:pStyle w:val="Compact"/>
         <w:numPr>
           <w:ilvl w:val="0"/>
-          <w:numId w:val="1014"/>
+          <w:numId w:val="1015"/>
         </w:numPr>
       </w:pPr>
       <w:r>
@@ -10918,7 +11199,7 @@
         <w:pStyle w:val="Compact"/>
         <w:numPr>
           <w:ilvl w:val="0"/>
-          <w:numId w:val="1014"/>
+          <w:numId w:val="1015"/>
         </w:numPr>
       </w:pPr>
       <w:r>
@@ -11072,8 +11353,8 @@
         </w:tc>
       </w:tr>
     </w:tbl>
-    <w:bookmarkEnd w:id="25"/>
-    <w:bookmarkStart w:id="26" w:name="sec48"/>
+    <w:bookmarkEnd w:id="26"/>
+    <w:bookmarkStart w:id="27" w:name="sec50"/>
     <w:p>
       <w:pPr>
         <w:pStyle w:val="Heading3"/>
@@ -11736,7 +12017,7 @@
       <w:r>
         <w:t xml:space="preserve"> </w:t>
       </w:r>
-      <w:hyperlink r:id="rId22">
+      <w:hyperlink r:id="rId23">
         <w:r>
           <w:rPr>
             <w:rStyle w:val="Hyperlink"/>
@@ -11819,7 +12100,7 @@
         <w:rPr>
           <w:rStyle w:val="CommentTok"/>
         </w:rPr>
-        <w:t xml:space="preserve"># Any of these work — pick the form that matches how your file is shared: {#sec49}</w:t>
+        <w:t xml:space="preserve"># Any of these work — pick the form that matches how your file is shared: {#sec51}</w:t>
       </w:r>
       <w:r>
         <w:br/>
@@ -12192,9 +12473,9 @@
         </w:pict>
       </w:r>
     </w:p>
-    <w:bookmarkEnd w:id="26"/>
     <w:bookmarkEnd w:id="27"/>
-    <w:bookmarkStart w:id="40" w:name="sec50"/>
+    <w:bookmarkEnd w:id="28"/>
+    <w:bookmarkStart w:id="41" w:name="sec52"/>
     <w:p>
       <w:pPr>
         <w:pStyle w:val="Heading2"/>
@@ -12216,7 +12497,7 @@
         <w:pStyle w:val="Compact"/>
         <w:numPr>
           <w:ilvl w:val="0"/>
-          <w:numId w:val="1015"/>
+          <w:numId w:val="1016"/>
         </w:numPr>
       </w:pPr>
       <w:r>
@@ -12238,7 +12519,7 @@
         <w:pStyle w:val="Compact"/>
         <w:numPr>
           <w:ilvl w:val="0"/>
-          <w:numId w:val="1015"/>
+          <w:numId w:val="1016"/>
         </w:numPr>
       </w:pPr>
       <w:r>
@@ -12400,7 +12681,7 @@
         <w:t xml:space="preserve">, these are not required because the ISO build/publish steps are skipped.</w:t>
       </w:r>
     </w:p>
-    <w:bookmarkStart w:id="28" w:name="sec51"/>
+    <w:bookmarkStart w:id="29" w:name="sec53"/>
     <w:p>
       <w:pPr>
         <w:pStyle w:val="Heading3"/>
@@ -12511,7 +12792,7 @@
         <w:rPr>
           <w:rStyle w:val="CommentTok"/>
         </w:rPr>
-        <w:t xml:space="preserve"># Full 4-eye review with confirmation prompt {#sec52}</w:t>
+        <w:t xml:space="preserve"># Full 4-eye review with confirmation prompt {#sec54}</w:t>
       </w:r>
       <w:r>
         <w:br/>
@@ -12783,7 +13064,7 @@
         <w:rPr>
           <w:rStyle w:val="CommentTok"/>
         </w:rPr>
-        <w:t xml:space="preserve"># Non-interactive deploy — passes -Deploy to skip the prompt and run immediately {#sec53}</w:t>
+        <w:t xml:space="preserve"># Non-interactive deploy — passes -Deploy to skip the prompt and run immediately {#sec55}</w:t>
       </w:r>
       <w:r>
         <w:br/>
@@ -14828,8 +15109,8 @@
         </w:pict>
       </w:r>
     </w:p>
-    <w:bookmarkEnd w:id="28"/>
-    <w:bookmarkStart w:id="31" w:name="sec54"/>
+    <w:bookmarkEnd w:id="29"/>
+    <w:bookmarkStart w:id="32" w:name="sec56"/>
     <w:p>
       <w:pPr>
         <w:pStyle w:val="Heading3"/>
@@ -15023,7 +15304,7 @@
         <w:rPr>
           <w:rStyle w:val="CommentTok"/>
         </w:rPr>
-        <w:t xml:space="preserve"># Prompts for the password without putting it in command history. {#sec55}</w:t>
+        <w:t xml:space="preserve"># Prompts for the password without putting it in command history. {#sec57}</w:t>
       </w:r>
       <w:r>
         <w:br/>
@@ -15032,7 +15313,7 @@
         <w:rPr>
           <w:rStyle w:val="CommentTok"/>
         </w:rPr>
-        <w:t xml:space="preserve"># Replace Administrator with an account that actually exists in this iLO. {#sec56}</w:t>
+        <w:t xml:space="preserve"># Replace Administrator with an account that actually exists in this iLO. {#sec58}</w:t>
       </w:r>
       <w:r>
         <w:br/>
@@ -15125,7 +15406,7 @@
         <w:rPr>
           <w:rStyle w:val="CommentTok"/>
         </w:rPr>
-        <w:t xml:space="preserve"># Inspect the username and object types, not the password. {#sec57}</w:t>
+        <w:t xml:space="preserve"># Inspect the username and object types, not the password. {#sec59}</w:t>
       </w:r>
       <w:r>
         <w:br/>
@@ -15864,7 +16145,7 @@
         <w:t xml:space="preserve">does not force direct authentication when OneView SSO is available. The build’s status guard can attempt a direct-credential fallback after an SSO HTTP 401, but the later mount/boot call still selects SSO when OneView parameters are present. Consequently, supplying a manual password is not a guaranteed workaround for the reported SSO failure. Do not remove OneView safety checks merely to force a deployment.</w:t>
       </w:r>
     </w:p>
-    <w:bookmarkStart w:id="30" w:name="sec58"/>
+    <w:bookmarkStart w:id="31" w:name="sec60"/>
     <w:p>
       <w:pPr>
         <w:pStyle w:val="Heading4"/>
@@ -16050,7 +16331,7 @@
         <w:rPr>
           <w:rStyle w:val="CommentTok"/>
         </w:rPr>
-        <w:t xml:space="preserve"># Also remove the username variable if you used the separate-prompt example. {#sec59}</w:t>
+        <w:t xml:space="preserve"># Also remove the username variable if you used the separate-prompt example. {#sec61}</w:t>
       </w:r>
       <w:r>
         <w:br/>
@@ -16113,7 +16394,7 @@
       <w:r>
         <w:t xml:space="preserve"> </w:t>
       </w:r>
-      <w:hyperlink r:id="rId29">
+      <w:hyperlink r:id="rId30">
         <w:r>
           <w:rPr>
             <w:rStyle w:val="Hyperlink"/>
@@ -16125,9 +16406,9 @@
         <w:t xml:space="preserve">.</w:t>
       </w:r>
     </w:p>
-    <w:bookmarkEnd w:id="30"/>
     <w:bookmarkEnd w:id="31"/>
-    <w:bookmarkStart w:id="32" w:name="sec60"/>
+    <w:bookmarkEnd w:id="32"/>
+    <w:bookmarkStart w:id="33" w:name="sec62"/>
     <w:p>
       <w:pPr>
         <w:pStyle w:val="Heading3"/>
@@ -16197,7 +16478,7 @@
         <w:rPr>
           <w:rStyle w:val="CommentTok"/>
         </w:rPr>
-        <w:t xml:space="preserve"># Review + deploy in one command (recommended) {#sec61}</w:t>
+        <w:t xml:space="preserve"># Review + deploy in one command (recommended) {#sec63}</w:t>
       </w:r>
       <w:r>
         <w:br/>
@@ -16447,8 +16728,8 @@
         <w:t xml:space="preserve">to skip the enable step entirely.</w:t>
       </w:r>
     </w:p>
-    <w:bookmarkEnd w:id="32"/>
-    <w:bookmarkStart w:id="36" w:name="sec62"/>
+    <w:bookmarkEnd w:id="33"/>
+    <w:bookmarkStart w:id="37" w:name="sec64"/>
     <w:p>
       <w:pPr>
         <w:pStyle w:val="Heading3"/>
@@ -16502,7 +16783,7 @@
         <w:pStyle w:val="Compact"/>
         <w:numPr>
           <w:ilvl w:val="0"/>
-          <w:numId w:val="1016"/>
+          <w:numId w:val="1017"/>
         </w:numPr>
       </w:pPr>
       <w:r>
@@ -16549,7 +16830,7 @@
         <w:pStyle w:val="Compact"/>
         <w:numPr>
           <w:ilvl w:val="0"/>
-          <w:numId w:val="1016"/>
+          <w:numId w:val="1017"/>
         </w:numPr>
       </w:pPr>
       <w:r>
@@ -16600,7 +16881,7 @@
         <w:t xml:space="preserve">via HPE SUT/SUM.</w:t>
       </w:r>
     </w:p>
-    <w:bookmarkStart w:id="33" w:name="sec63"/>
+    <w:bookmarkStart w:id="34" w:name="sec65"/>
     <w:p>
       <w:pPr>
         <w:pStyle w:val="Heading4"/>
@@ -17013,7 +17294,7 @@
         <w:rPr>
           <w:rStyle w:val="CommentTok"/>
         </w:rPr>
-        <w:t xml:space="preserve"># Backslash UNC (most common) {#sec64}</w:t>
+        <w:t xml:space="preserve"># Backslash UNC (most common) {#sec66}</w:t>
       </w:r>
       <w:r>
         <w:br/>
@@ -17199,7 +17480,7 @@
         <w:rPr>
           <w:rStyle w:val="CommentTok"/>
         </w:rPr>
-        <w:t xml:space="preserve"># Forward-slash UNC (identical result) {#sec65}</w:t>
+        <w:t xml:space="preserve"># Forward-slash UNC (identical result) {#sec67}</w:t>
       </w:r>
       <w:r>
         <w:br/>
@@ -17385,7 +17666,7 @@
         <w:rPr>
           <w:rStyle w:val="CommentTok"/>
         </w:rPr>
-        <w:t xml:space="preserve"># HTTPS (iLO downloads directly, no SMB share needed) {#sec66}</w:t>
+        <w:t xml:space="preserve"># HTTPS (iLO downloads directly, no SMB share needed) {#sec68}</w:t>
       </w:r>
       <w:r>
         <w:br/>
@@ -17571,7 +17852,7 @@
         <w:rPr>
           <w:rStyle w:val="CommentTok"/>
         </w:rPr>
-        <w:t xml:space="preserve"># CIFS/SMB URL {#sec67}</w:t>
+        <w:t xml:space="preserve"># CIFS/SMB URL {#sec69}</w:t>
       </w:r>
       <w:r>
         <w:br/>
@@ -17812,8 +18093,8 @@
         <w:t xml:space="preserve">disk) is rejected — the iLO BMC is a separate controller and cannot read local drives on the automation host.</w:t>
       </w:r>
     </w:p>
-    <w:bookmarkEnd w:id="33"/>
-    <w:bookmarkStart w:id="34" w:name="sec68"/>
+    <w:bookmarkEnd w:id="34"/>
+    <w:bookmarkStart w:id="35" w:name="sec70"/>
     <w:p>
       <w:pPr>
         <w:pStyle w:val="Heading4"/>
@@ -17939,7 +18220,7 @@
         <w:rPr>
           <w:rStyle w:val="CommentTok"/>
         </w:rPr>
-        <w:t xml:space="preserve"># Two UNC firmware folders (BIOS + iLO5) {#sec69}</w:t>
+        <w:t xml:space="preserve"># Two UNC firmware folders (BIOS + iLO5) {#sec71}</w:t>
       </w:r>
       <w:r>
         <w:br/>
@@ -18278,7 +18559,7 @@
         <w:rPr>
           <w:rStyle w:val="CommentTok"/>
         </w:rPr>
-        <w:t xml:space="preserve"># Mixed UNC + mapped drive (H: is expanded to its UNC automatically) {#sec70}</w:t>
+        <w:t xml:space="preserve"># Mixed UNC + mapped drive (H: is expanded to its UNC automatically) {#sec72}</w:t>
       </w:r>
       <w:r>
         <w:br/>
@@ -18536,7 +18817,7 @@
         <w:rPr>
           <w:rStyle w:val="CommentTok"/>
         </w:rPr>
-        <w:t xml:space="preserve"># HTTPS firmware repository {#sec71}</w:t>
+        <w:t xml:space="preserve"># HTTPS firmware repository {#sec73}</w:t>
       </w:r>
       <w:r>
         <w:br/>
@@ -18776,7 +19057,7 @@
         <w:rPr>
           <w:rStyle w:val="CommentTok"/>
         </w:rPr>
-        <w:t xml:space="preserve"># Validate firmware folders only (no change) — DryRun resolves + reports paths {#sec72}</w:t>
+        <w:t xml:space="preserve"># Validate firmware folders only (no change) — DryRun resolves + reports paths {#sec74}</w:t>
       </w:r>
       <w:r>
         <w:br/>
@@ -19098,8 +19379,8 @@
         <w:t xml:space="preserve">(not silently skipped).</w:t>
       </w:r>
     </w:p>
-    <w:bookmarkEnd w:id="34"/>
-    <w:bookmarkStart w:id="35" w:name="sec73"/>
+    <w:bookmarkEnd w:id="35"/>
+    <w:bookmarkStart w:id="36" w:name="sec75"/>
     <w:p>
       <w:pPr>
         <w:pStyle w:val="Heading4"/>
@@ -19448,9 +19729,9 @@
         <w:t xml:space="preserve">'srv01'</w:t>
       </w:r>
     </w:p>
-    <w:bookmarkEnd w:id="35"/>
     <w:bookmarkEnd w:id="36"/>
-    <w:bookmarkStart w:id="37" w:name="sec74"/>
+    <w:bookmarkEnd w:id="37"/>
+    <w:bookmarkStart w:id="38" w:name="sec76"/>
     <w:p>
       <w:pPr>
         <w:pStyle w:val="Heading3"/>
@@ -19623,8 +19904,8 @@
         <w:t xml:space="preserve">'srv01'</w:t>
       </w:r>
     </w:p>
-    <w:bookmarkEnd w:id="37"/>
-    <w:bookmarkStart w:id="38" w:name="sec75"/>
+    <w:bookmarkEnd w:id="38"/>
+    <w:bookmarkStart w:id="39" w:name="sec77"/>
     <w:p>
       <w:pPr>
         <w:pStyle w:val="Heading3"/>
@@ -19722,8 +20003,8 @@
         <w:t xml:space="preserve">'srv01'</w:t>
       </w:r>
     </w:p>
-    <w:bookmarkEnd w:id="38"/>
-    <w:bookmarkStart w:id="39" w:name="sec76"/>
+    <w:bookmarkEnd w:id="39"/>
+    <w:bookmarkStart w:id="40" w:name="sec78"/>
     <w:p>
       <w:pPr>
         <w:pStyle w:val="Heading3"/>
@@ -19996,9 +20277,9 @@
         </w:pict>
       </w:r>
     </w:p>
-    <w:bookmarkEnd w:id="39"/>
     <w:bookmarkEnd w:id="40"/>
-    <w:bookmarkStart w:id="61" w:name="sec77"/>
+    <w:bookmarkEnd w:id="41"/>
+    <w:bookmarkStart w:id="62" w:name="sec79"/>
     <w:p>
       <w:pPr>
         <w:pStyle w:val="Heading2"/>
@@ -20015,7 +20296,7 @@
         <w:t xml:space="preserve">Commands for deploying ISOs to servers and monitoring installation progress.</w:t>
       </w:r>
     </w:p>
-    <w:bookmarkStart w:id="43" w:name="sec78"/>
+    <w:bookmarkStart w:id="44" w:name="sec80"/>
     <w:p>
       <w:pPr>
         <w:pStyle w:val="Heading3"/>
@@ -20127,7 +20408,7 @@
         <w:t xml:space="preserve">Server srv01</w:t>
       </w:r>
     </w:p>
-    <w:bookmarkStart w:id="41" w:name="sec79"/>
+    <w:bookmarkStart w:id="42" w:name="sec81"/>
     <w:p>
       <w:pPr>
         <w:pStyle w:val="Heading4"/>
@@ -20201,8 +20482,8 @@
         <w:t xml:space="preserve">15</w:t>
       </w:r>
     </w:p>
-    <w:bookmarkEnd w:id="41"/>
-    <w:bookmarkStart w:id="42" w:name="sec80"/>
+    <w:bookmarkEnd w:id="42"/>
+    <w:bookmarkStart w:id="43" w:name="sec82"/>
     <w:p>
       <w:pPr>
         <w:pStyle w:val="Heading4"/>
@@ -20808,7 +21089,7 @@
         <w:rPr>
           <w:rStyle w:val="CommentTok"/>
         </w:rPr>
-        <w:t xml:space="preserve"># Target by serial number (resolved via OneView) {#sec81}</w:t>
+        <w:t xml:space="preserve"># Target by serial number (resolved via OneView) {#sec83}</w:t>
       </w:r>
       <w:r>
         <w:br/>
@@ -20959,9 +21240,9 @@
         </w:pict>
       </w:r>
     </w:p>
-    <w:bookmarkEnd w:id="42"/>
     <w:bookmarkEnd w:id="43"/>
-    <w:bookmarkStart w:id="48" w:name="sec82"/>
+    <w:bookmarkEnd w:id="44"/>
+    <w:bookmarkStart w:id="49" w:name="sec84"/>
     <w:p>
       <w:pPr>
         <w:pStyle w:val="Heading3"/>
@@ -20993,7 +21274,7 @@
         <w:pStyle w:val="Compact"/>
         <w:numPr>
           <w:ilvl w:val="0"/>
-          <w:numId w:val="1017"/>
+          <w:numId w:val="1018"/>
         </w:numPr>
       </w:pPr>
       <w:r>
@@ -21024,7 +21305,7 @@
         <w:pStyle w:val="Compact"/>
         <w:numPr>
           <w:ilvl w:val="0"/>
-          <w:numId w:val="1017"/>
+          <w:numId w:val="1018"/>
         </w:numPr>
       </w:pPr>
       <w:r>
@@ -21045,7 +21326,7 @@
         <w:pStyle w:val="Compact"/>
         <w:numPr>
           <w:ilvl w:val="0"/>
-          <w:numId w:val="1017"/>
+          <w:numId w:val="1018"/>
         </w:numPr>
       </w:pPr>
       <w:r>
@@ -21076,7 +21357,7 @@
         <w:pStyle w:val="Compact"/>
         <w:numPr>
           <w:ilvl w:val="0"/>
-          <w:numId w:val="1017"/>
+          <w:numId w:val="1018"/>
         </w:numPr>
       </w:pPr>
       <w:r>
@@ -21097,7 +21378,7 @@
         <w:pStyle w:val="Compact"/>
         <w:numPr>
           <w:ilvl w:val="0"/>
-          <w:numId w:val="1017"/>
+          <w:numId w:val="1018"/>
         </w:numPr>
       </w:pPr>
       <w:r>
@@ -21147,7 +21428,7 @@
         <w:pStyle w:val="Compact"/>
         <w:numPr>
           <w:ilvl w:val="0"/>
-          <w:numId w:val="1017"/>
+          <w:numId w:val="1018"/>
         </w:numPr>
       </w:pPr>
       <w:r>
@@ -21327,7 +21608,7 @@
         <w:t xml:space="preserve">Force</w:t>
       </w:r>
     </w:p>
-    <w:bookmarkStart w:id="44" w:name="sec83"/>
+    <w:bookmarkStart w:id="45" w:name="sec85"/>
     <w:p>
       <w:pPr>
         <w:pStyle w:val="Heading4"/>
@@ -21425,8 +21706,8 @@
         <w:t xml:space="preserve">'https://artifacts/isos/WinSrv2025_v1.0.iso'</w:t>
       </w:r>
     </w:p>
-    <w:bookmarkEnd w:id="44"/>
-    <w:bookmarkStart w:id="45" w:name="sec84"/>
+    <w:bookmarkEnd w:id="45"/>
+    <w:bookmarkStart w:id="46" w:name="sec86"/>
     <w:p>
       <w:pPr>
         <w:pStyle w:val="Heading4"/>
@@ -21488,8 +21769,8 @@
         <w:t xml:space="preserve">1.50</w:t>
       </w:r>
     </w:p>
-    <w:bookmarkEnd w:id="45"/>
-    <w:bookmarkStart w:id="46" w:name="sec85"/>
+    <w:bookmarkEnd w:id="46"/>
+    <w:bookmarkStart w:id="47" w:name="sec87"/>
     <w:p>
       <w:pPr>
         <w:pStyle w:val="Heading4"/>
@@ -21551,8 +21832,8 @@
         <w:t xml:space="preserve">1.50</w:t>
       </w:r>
     </w:p>
-    <w:bookmarkEnd w:id="46"/>
-    <w:bookmarkStart w:id="47" w:name="sec86"/>
+    <w:bookmarkEnd w:id="47"/>
+    <w:bookmarkStart w:id="48" w:name="sec88"/>
     <w:p>
       <w:pPr>
         <w:pStyle w:val="Heading4"/>
@@ -21793,7 +22074,7 @@
         <w:rPr>
           <w:rStyle w:val="CommentTok"/>
         </w:rPr>
-        <w:t xml:space="preserve"># Destructive: mount the ISO and immediately reboot into it (full reinstall) {#sec87}</w:t>
+        <w:t xml:space="preserve"># Destructive: mount the ISO and immediately reboot into it (full reinstall) {#sec89}</w:t>
       </w:r>
       <w:r>
         <w:br/>
@@ -21898,7 +22179,7 @@
         <w:rPr>
           <w:rStyle w:val="CommentTok"/>
         </w:rPr>
-        <w:t xml:space="preserve"># Non-destructive equivalent (review only — no reboot) {#sec88}</w:t>
+        <w:t xml:space="preserve"># Non-destructive equivalent (review only — no reboot) {#sec90}</w:t>
       </w:r>
       <w:r>
         <w:br/>
@@ -22732,9 +23013,9 @@
         </w:pict>
       </w:r>
     </w:p>
-    <w:bookmarkEnd w:id="47"/>
     <w:bookmarkEnd w:id="48"/>
-    <w:bookmarkStart w:id="51" w:name="sec89"/>
+    <w:bookmarkEnd w:id="49"/>
+    <w:bookmarkStart w:id="52" w:name="sec91"/>
     <w:p>
       <w:pPr>
         <w:pStyle w:val="Heading3"/>
@@ -23118,7 +23399,7 @@
         <w:t xml:space="preserve">local</w:t>
       </w:r>
     </w:p>
-    <w:bookmarkStart w:id="49" w:name="sec90"/>
+    <w:bookmarkStart w:id="50" w:name="sec92"/>
     <w:p>
       <w:pPr>
         <w:pStyle w:val="Heading4"/>
@@ -23204,8 +23485,8 @@
         <w:t xml:space="preserve">IdentifierType Serial</w:t>
       </w:r>
     </w:p>
-    <w:bookmarkEnd w:id="49"/>
-    <w:bookmarkStart w:id="50" w:name="sec91"/>
+    <w:bookmarkEnd w:id="50"/>
+    <w:bookmarkStart w:id="51" w:name="sec93"/>
     <w:p>
       <w:pPr>
         <w:pStyle w:val="Heading4"/>
@@ -24278,9 +24559,9 @@
         </w:pict>
       </w:r>
     </w:p>
-    <w:bookmarkEnd w:id="50"/>
     <w:bookmarkEnd w:id="51"/>
-    <w:bookmarkStart w:id="54" w:name="sec92"/>
+    <w:bookmarkEnd w:id="52"/>
+    <w:bookmarkStart w:id="55" w:name="sec94"/>
     <w:p>
       <w:pPr>
         <w:pStyle w:val="Heading3"/>
@@ -24576,7 +24857,7 @@
         <w:t xml:space="preserve">1.50</w:t>
       </w:r>
     </w:p>
-    <w:bookmarkStart w:id="52" w:name="sec93"/>
+    <w:bookmarkStart w:id="53" w:name="sec95"/>
     <w:p>
       <w:pPr>
         <w:pStyle w:val="Heading4"/>
@@ -24632,8 +24913,8 @@
         <w:t xml:space="preserve">SkipIsoUrl</w:t>
       </w:r>
     </w:p>
-    <w:bookmarkEnd w:id="52"/>
-    <w:bookmarkStart w:id="53" w:name="sec94"/>
+    <w:bookmarkEnd w:id="53"/>
+    <w:bookmarkStart w:id="54" w:name="sec96"/>
     <w:p>
       <w:pPr>
         <w:pStyle w:val="Heading4"/>
@@ -25673,9 +25954,9 @@
         </w:pict>
       </w:r>
     </w:p>
-    <w:bookmarkEnd w:id="53"/>
     <w:bookmarkEnd w:id="54"/>
-    <w:bookmarkStart w:id="57" w:name="sec95"/>
+    <w:bookmarkEnd w:id="55"/>
+    <w:bookmarkStart w:id="58" w:name="sec97"/>
     <w:p>
       <w:pPr>
         <w:pStyle w:val="Heading3"/>
@@ -25731,7 +26012,7 @@
         <w:t xml:space="preserve">local</w:t>
       </w:r>
     </w:p>
-    <w:bookmarkStart w:id="55" w:name="sec96"/>
+    <w:bookmarkStart w:id="56" w:name="sec98"/>
     <w:p>
       <w:pPr>
         <w:pStyle w:val="Heading4"/>
@@ -25775,8 +26056,8 @@
         <w:t xml:space="preserve">SkipCmClient</w:t>
       </w:r>
     </w:p>
-    <w:bookmarkEnd w:id="55"/>
-    <w:bookmarkStart w:id="56" w:name="sec97"/>
+    <w:bookmarkEnd w:id="56"/>
+    <w:bookmarkStart w:id="57" w:name="sec99"/>
     <w:p>
       <w:pPr>
         <w:pStyle w:val="Heading4"/>
@@ -25793,7 +26074,7 @@
         <w:rPr>
           <w:rStyle w:val="CommentTok"/>
         </w:rPr>
-        <w:t xml:space="preserve"># Target by serial number (resolved to hostname via OneView) {#sec98}</w:t>
+        <w:t xml:space="preserve"># Target by serial number (resolved to hostname via OneView) {#sec100}</w:t>
       </w:r>
       <w:r>
         <w:br/>
@@ -26798,9 +27079,9 @@
         </w:pict>
       </w:r>
     </w:p>
-    <w:bookmarkEnd w:id="56"/>
     <w:bookmarkEnd w:id="57"/>
-    <w:bookmarkStart w:id="60" w:name="sec99"/>
+    <w:bookmarkEnd w:id="58"/>
+    <w:bookmarkStart w:id="61" w:name="sec101"/>
     <w:p>
       <w:pPr>
         <w:pStyle w:val="Heading3"/>
@@ -26997,7 +27278,7 @@
         <w:t xml:space="preserve">Server srv01</w:t>
       </w:r>
     </w:p>
-    <w:bookmarkStart w:id="58" w:name="sec100"/>
+    <w:bookmarkStart w:id="59" w:name="sec102"/>
     <w:p>
       <w:pPr>
         <w:pStyle w:val="Heading4"/>
@@ -27065,8 +27346,8 @@
         <w:t xml:space="preserve">Method powershell</w:t>
       </w:r>
     </w:p>
-    <w:bookmarkEnd w:id="58"/>
-    <w:bookmarkStart w:id="59" w:name="sec101"/>
+    <w:bookmarkEnd w:id="59"/>
+    <w:bookmarkStart w:id="60" w:name="sec103"/>
     <w:p>
       <w:pPr>
         <w:pStyle w:val="Heading4"/>
@@ -27813,7 +28094,7 @@
         <w:rPr>
           <w:rStyle w:val="CommentTok"/>
         </w:rPr>
-        <w:t xml:space="preserve"># Target by serial number (resolved via OneView) {#sec102}</w:t>
+        <w:t xml:space="preserve"># Target by serial number (resolved via OneView) {#sec104}</w:t>
       </w:r>
       <w:r>
         <w:br/>
@@ -27967,10 +28248,10 @@
         </w:pict>
       </w:r>
     </w:p>
-    <w:bookmarkEnd w:id="59"/>
     <w:bookmarkEnd w:id="60"/>
     <w:bookmarkEnd w:id="61"/>
-    <w:bookmarkStart w:id="67" w:name="sec103"/>
+    <w:bookmarkEnd w:id="62"/>
+    <w:bookmarkStart w:id="68" w:name="sec105"/>
     <w:p>
       <w:pPr>
         <w:pStyle w:val="Heading2"/>
@@ -27989,7 +28270,7 @@
       <w:r>
         <w:t xml:space="preserve"> </w:t>
       </w:r>
-      <w:hyperlink r:id="rId62">
+      <w:hyperlink r:id="rId63">
         <w:r>
           <w:rPr>
             <w:rStyle w:val="VerbatimChar"/>
@@ -28004,7 +28285,7 @@
         <w:t xml:space="preserve">for the full guide.</w:t>
       </w:r>
     </w:p>
-    <w:bookmarkStart w:id="63" w:name="sec104"/>
+    <w:bookmarkStart w:id="64" w:name="sec106"/>
     <w:p>
       <w:pPr>
         <w:pStyle w:val="Heading3"/>
@@ -28079,8 +28360,8 @@
         </w:pict>
       </w:r>
     </w:p>
-    <w:bookmarkEnd w:id="63"/>
-    <w:bookmarkStart w:id="65" w:name="sec105"/>
+    <w:bookmarkEnd w:id="64"/>
+    <w:bookmarkStart w:id="66" w:name="sec107"/>
     <w:p>
       <w:pPr>
         <w:pStyle w:val="Heading3"/>
@@ -29190,7 +29471,7 @@
         <w:rPr>
           <w:rStyle w:val="CommentTok"/>
         </w:rPr>
-        <w:t xml:space="preserve"># Enable by server name {#sec106}</w:t>
+        <w:t xml:space="preserve"># Enable by server name {#sec108}</w:t>
       </w:r>
       <w:r>
         <w:br/>
@@ -29289,7 +29570,7 @@
         <w:rPr>
           <w:rStyle w:val="CommentTok"/>
         </w:rPr>
-        <w:t xml:space="preserve"># Enable by serial number (explicit -SerialNumber switch) {#sec107}</w:t>
+        <w:t xml:space="preserve"># Enable by serial number (explicit -SerialNumber switch) {#sec109}</w:t>
       </w:r>
       <w:r>
         <w:br/>
@@ -29334,7 +29615,7 @@
         <w:rPr>
           <w:rStyle w:val="CommentTok"/>
         </w:rPr>
-        <w:t xml:space="preserve"># Enable by serial number passed positionally as -TargetId (resolved automatically) {#sec108}</w:t>
+        <w:t xml:space="preserve"># Enable by serial number passed positionally as -TargetId (resolved automatically) {#sec110}</w:t>
       </w:r>
       <w:r>
         <w:br/>
@@ -29433,7 +29714,7 @@
         <w:rPr>
           <w:rStyle w:val="CommentTok"/>
         </w:rPr>
-        <w:t xml:space="preserve"># Validate first without changing anything {#sec109}</w:t>
+        <w:t xml:space="preserve"># Validate first without changing anything {#sec111}</w:t>
       </w:r>
       <w:r>
         <w:br/>
@@ -29815,7 +30096,7 @@
       <w:r>
         <w:t xml:space="preserve"> </w:t>
       </w:r>
-      <w:hyperlink r:id="rId64">
+      <w:hyperlink r:id="rId65">
         <w:r>
           <w:rPr>
             <w:rStyle w:val="VerbatimChar"/>
@@ -29831,8 +30112,8 @@
         </w:pict>
       </w:r>
     </w:p>
-    <w:bookmarkEnd w:id="65"/>
-    <w:bookmarkStart w:id="66" w:name="sec110"/>
+    <w:bookmarkEnd w:id="66"/>
+    <w:bookmarkStart w:id="67" w:name="sec112"/>
     <w:p>
       <w:pPr>
         <w:pStyle w:val="Heading3"/>
@@ -30843,7 +31124,7 @@
         <w:rPr>
           <w:rStyle w:val="CommentTok"/>
         </w:rPr>
-        <w:t xml:space="preserve"># Disable by server name {#sec111}</w:t>
+        <w:t xml:space="preserve"># Disable by server name {#sec113}</w:t>
       </w:r>
       <w:r>
         <w:br/>
@@ -30942,7 +31223,7 @@
         <w:rPr>
           <w:rStyle w:val="CommentTok"/>
         </w:rPr>
-        <w:t xml:space="preserve"># Disable by serial number (explicit -SerialNumber switch) {#sec112}</w:t>
+        <w:t xml:space="preserve"># Disable by serial number (explicit -SerialNumber switch) {#sec114}</w:t>
       </w:r>
       <w:r>
         <w:br/>
@@ -30987,7 +31268,7 @@
         <w:rPr>
           <w:rStyle w:val="CommentTok"/>
         </w:rPr>
-        <w:t xml:space="preserve"># Disable by serial number passed positionally as -TargetId (resolved automatically) {#sec113}</w:t>
+        <w:t xml:space="preserve"># Disable by serial number passed positionally as -TargetId (resolved automatically) {#sec115}</w:t>
       </w:r>
       <w:r>
         <w:br/>
@@ -31330,7 +31611,7 @@
       <w:r>
         <w:t xml:space="preserve"> </w:t>
       </w:r>
-      <w:hyperlink r:id="rId64">
+      <w:hyperlink r:id="rId65">
         <w:r>
           <w:rPr>
             <w:rStyle w:val="VerbatimChar"/>
@@ -31346,9 +31627,9 @@
         </w:pict>
       </w:r>
     </w:p>
-    <w:bookmarkEnd w:id="66"/>
     <w:bookmarkEnd w:id="67"/>
-    <w:bookmarkStart w:id="72" w:name="sec114"/>
+    <w:bookmarkEnd w:id="68"/>
+    <w:bookmarkStart w:id="73" w:name="sec116"/>
     <w:p>
       <w:pPr>
         <w:pStyle w:val="Heading2"/>
@@ -31365,7 +31646,7 @@
         <w:t xml:space="preserve">Low-level helpers used by other commands.</w:t>
       </w:r>
     </w:p>
-    <w:bookmarkStart w:id="68" w:name="sec115"/>
+    <w:bookmarkStart w:id="69" w:name="sec117"/>
     <w:p>
       <w:pPr>
         <w:pStyle w:val="Heading3"/>
@@ -31459,7 +31740,7 @@
         <w:pStyle w:val="Compact"/>
         <w:numPr>
           <w:ilvl w:val="0"/>
-          <w:numId w:val="1018"/>
+          <w:numId w:val="1019"/>
         </w:numPr>
       </w:pPr>
       <w:r>
@@ -31481,7 +31762,7 @@
         <w:pStyle w:val="Compact"/>
         <w:numPr>
           <w:ilvl w:val="0"/>
-          <w:numId w:val="1018"/>
+          <w:numId w:val="1019"/>
         </w:numPr>
       </w:pPr>
       <w:r>
@@ -31622,8 +31903,8 @@
         <w:t xml:space="preserve">30</w:t>
       </w:r>
     </w:p>
-    <w:bookmarkEnd w:id="68"/>
-    <w:bookmarkStart w:id="69" w:name="sec116"/>
+    <w:bookmarkEnd w:id="69"/>
+    <w:bookmarkStart w:id="70" w:name="sec118"/>
     <w:p>
       <w:pPr>
         <w:pStyle w:val="Heading3"/>
@@ -31679,8 +31960,8 @@
         <w:t xml:space="preserve">Server srv01</w:t>
       </w:r>
     </w:p>
-    <w:bookmarkEnd w:id="69"/>
-    <w:bookmarkStart w:id="70" w:name="sec117"/>
+    <w:bookmarkEnd w:id="70"/>
+    <w:bookmarkStart w:id="71" w:name="sec119"/>
     <w:p>
       <w:pPr>
         <w:pStyle w:val="Heading3"/>
@@ -31712,8 +31993,8 @@
         <w:t xml:space="preserve">ServerName srv01</w:t>
       </w:r>
     </w:p>
-    <w:bookmarkEnd w:id="70"/>
-    <w:bookmarkStart w:id="71" w:name="sec118"/>
+    <w:bookmarkEnd w:id="71"/>
+    <w:bookmarkStart w:id="72" w:name="sec120"/>
     <w:p>
       <w:pPr>
         <w:pStyle w:val="Heading3"/>
@@ -31885,9 +32166,9 @@
         </w:pict>
       </w:r>
     </w:p>
-    <w:bookmarkEnd w:id="71"/>
     <w:bookmarkEnd w:id="72"/>
-    <w:bookmarkStart w:id="77" w:name="sec119"/>
+    <w:bookmarkEnd w:id="73"/>
+    <w:bookmarkStart w:id="78" w:name="sec121"/>
     <w:p>
       <w:pPr>
         <w:pStyle w:val="Heading2"/>
@@ -31904,7 +32185,7 @@
         <w:t xml:space="preserve">Dispatch requests to the appropriate handler.</w:t>
       </w:r>
     </w:p>
-    <w:bookmarkStart w:id="73" w:name="sec120"/>
+    <w:bookmarkStart w:id="74" w:name="sec122"/>
     <w:p>
       <w:pPr>
         <w:pStyle w:val="Heading3"/>
@@ -32020,8 +32301,8 @@
         <w:t xml:space="preserve">}</w:t>
       </w:r>
     </w:p>
-    <w:bookmarkEnd w:id="73"/>
-    <w:bookmarkStart w:id="74" w:name="sec121"/>
+    <w:bookmarkEnd w:id="74"/>
+    <w:bookmarkStart w:id="75" w:name="sec123"/>
     <w:p>
       <w:pPr>
         <w:pStyle w:val="Heading3"/>
@@ -32041,8 +32322,8 @@
         <w:t xml:space="preserve">Get-RouteMap</w:t>
       </w:r>
     </w:p>
-    <w:bookmarkEnd w:id="74"/>
-    <w:bookmarkStart w:id="75" w:name="sec122"/>
+    <w:bookmarkEnd w:id="75"/>
+    <w:bookmarkStart w:id="76" w:name="sec124"/>
     <w:p>
       <w:pPr>
         <w:pStyle w:val="Heading3"/>
@@ -32332,8 +32613,8 @@
         <w:t xml:space="preserve">}</w:t>
       </w:r>
     </w:p>
-    <w:bookmarkEnd w:id="75"/>
-    <w:bookmarkStart w:id="76" w:name="sec123"/>
+    <w:bookmarkEnd w:id="76"/>
+    <w:bookmarkStart w:id="77" w:name="sec125"/>
     <w:p>
       <w:pPr>
         <w:pStyle w:val="Heading3"/>
@@ -32354,9 +32635,9 @@
         </w:pict>
       </w:r>
     </w:p>
-    <w:bookmarkEnd w:id="76"/>
     <w:bookmarkEnd w:id="77"/>
-    <w:bookmarkStart w:id="82" w:name="sec124"/>
+    <w:bookmarkEnd w:id="78"/>
+    <w:bookmarkStart w:id="83" w:name="sec126"/>
     <w:p>
       <w:pPr>
         <w:pStyle w:val="Heading2"/>
@@ -32528,7 +32809,7 @@
       <w:r>
         <w:t xml:space="preserve"> </w:t>
       </w:r>
-      <w:hyperlink r:id="rId78">
+      <w:hyperlink r:id="rId79">
         <w:r>
           <w:rPr>
             <w:rStyle w:val="VerbatimChar"/>
@@ -32545,7 +32826,7 @@
       <w:r>
         <w:t xml:space="preserve"> </w:t>
       </w:r>
-      <w:hyperlink r:id="rId79">
+      <w:hyperlink r:id="rId80">
         <w:r>
           <w:rPr>
             <w:rStyle w:val="VerbatimChar"/>
@@ -32557,7 +32838,7 @@
         <w:t xml:space="preserve">.</w:t>
       </w:r>
     </w:p>
-    <w:bookmarkStart w:id="80" w:name="sec125"/>
+    <w:bookmarkStart w:id="81" w:name="sec127"/>
     <w:p>
       <w:pPr>
         <w:pStyle w:val="Heading3"/>
@@ -32830,8 +33111,8 @@
         <w:t xml:space="preserve">$cred</w:t>
       </w:r>
     </w:p>
-    <w:bookmarkEnd w:id="80"/>
-    <w:bookmarkStart w:id="81" w:name="sec126"/>
+    <w:bookmarkEnd w:id="81"/>
+    <w:bookmarkStart w:id="82" w:name="sec128"/>
     <w:p>
       <w:pPr>
         <w:pStyle w:val="Heading3"/>
@@ -33139,9 +33420,9 @@
         <w:t xml:space="preserve">'srv0'</w:t>
       </w:r>
     </w:p>
-    <w:bookmarkEnd w:id="81"/>
     <w:bookmarkEnd w:id="82"/>
-    <w:bookmarkStart w:id="89" w:name="sec127"/>
+    <w:bookmarkEnd w:id="83"/>
+    <w:bookmarkStart w:id="90" w:name="sec129"/>
     <w:p>
       <w:pPr>
         <w:pStyle w:val="Heading2"/>
@@ -33150,7 +33431,7 @@
         <w:t xml:space="preserve">Troubleshooting</w:t>
       </w:r>
     </w:p>
-    <w:bookmarkStart w:id="83" w:name="sec128"/>
+    <w:bookmarkStart w:id="84" w:name="sec130"/>
     <w:p>
       <w:pPr>
         <w:pStyle w:val="Heading3"/>
@@ -33209,8 +33490,8 @@
         <w:t xml:space="preserve">Module Automation</w:t>
       </w:r>
     </w:p>
-    <w:bookmarkEnd w:id="83"/>
-    <w:bookmarkStart w:id="84" w:name="sec129"/>
+    <w:bookmarkEnd w:id="84"/>
+    <w:bookmarkStart w:id="85" w:name="sec131"/>
     <w:p>
       <w:pPr>
         <w:pStyle w:val="Heading3"/>
@@ -33260,8 +33541,8 @@
         <w:t xml:space="preserve">ps1</w:t>
       </w:r>
     </w:p>
-    <w:bookmarkEnd w:id="84"/>
-    <w:bookmarkStart w:id="85" w:name="sec130"/>
+    <w:bookmarkEnd w:id="85"/>
+    <w:bookmarkStart w:id="86" w:name="sec132"/>
     <w:p>
       <w:pPr>
         <w:pStyle w:val="Heading3"/>
@@ -33287,8 +33568,8 @@
         <w:t xml:space="preserve"> Automation</w:t>
       </w:r>
     </w:p>
-    <w:bookmarkEnd w:id="85"/>
-    <w:bookmarkStart w:id="86" w:name="sec131"/>
+    <w:bookmarkEnd w:id="86"/>
+    <w:bookmarkStart w:id="87" w:name="sec133"/>
     <w:p>
       <w:pPr>
         <w:pStyle w:val="Heading3"/>
@@ -33536,8 +33817,8 @@
         <w:t xml:space="preserve">Force</w:t>
       </w:r>
     </w:p>
-    <w:bookmarkEnd w:id="86"/>
-    <w:bookmarkStart w:id="88" w:name="sec132"/>
+    <w:bookmarkEnd w:id="87"/>
+    <w:bookmarkStart w:id="89" w:name="sec134"/>
     <w:p>
       <w:pPr>
         <w:pStyle w:val="Heading3"/>
@@ -33550,7 +33831,7 @@
       <w:pPr>
         <w:pStyle w:val="FirstParagraph"/>
       </w:pPr>
-      <w:hyperlink r:id="rId87">
+      <w:hyperlink r:id="rId88">
         <w:r>
           <w:rPr>
             <w:rStyle w:val="Hyperlink"/>
@@ -33565,9 +33846,9 @@
         <w:t xml:space="preserve">with per-command detail pages.</w:t>
       </w:r>
     </w:p>
-    <w:bookmarkEnd w:id="88"/>
     <w:bookmarkEnd w:id="89"/>
     <w:bookmarkEnd w:id="90"/>
+    <w:bookmarkEnd w:id="91"/>
     <w:sectPr>
       <w:pgSz w:w="16838" w:h="11906" w:orient="landscape"/>
       <w:footnotePr>
@@ -33837,6 +34118,9 @@
     <w:abstractNumId w:val="991"/>
   </w:num>
   <w:num w:numId="1018">
+    <w:abstractNumId w:val="991"/>
+  </w:num>
+  <w:num w:numId="1019">
     <w:abstractNumId w:val="991"/>
   </w:num>
 </w:numbering>

--- a/docx/Automation/automation_commands.docx
+++ b/docx/Automation/automation_commands.docx
@@ -2,7 +2,7 @@
 <file path=word/document.xml><?xml version="1.0" encoding="utf-8"?>
 <w:document xmlns:w="http://schemas.openxmlformats.org/wordprocessingml/2006/main" xmlns:m="http://schemas.openxmlformats.org/officeDocument/2006/math" xmlns:r="http://schemas.openxmlformats.org/officeDocument/2006/relationships" xmlns:o="urn:schemas-microsoft-com:office:office" xmlns:v="urn:schemas-microsoft-com:vml" xmlns:w10="urn:schemas-microsoft-com:office:word" xmlns:a="http://schemas.openxmlformats.org/drawingml/2006/main" xmlns:pic="http://schemas.openxmlformats.org/drawingml/2006/picture" xmlns:wp="http://schemas.openxmlformats.org/drawingml/2006/wordprocessingDrawing">
   <w:body>
-    <w:bookmarkStart w:id="91" w:name="sec1"/>
+    <w:bookmarkStart w:id="90" w:name="sec1"/>
     <w:p>
       <w:pPr>
         <w:pStyle w:val="Heading1"/>
@@ -317,7 +317,7 @@
           <w:rPr>
             <w:rStyle w:val="Hyperlink"/>
           </w:rPr>
-          <w:t xml:space="preserve">Create manual iLO credentials (Get-Credential)</w:t>
+          <w:t xml:space="preserve">iLO credential prompt</w:t>
         </w:r>
       </w:hyperlink>
     </w:p>
@@ -329,7 +329,7 @@
           <w:numId w:val="1005"/>
         </w:numPr>
       </w:pPr>
-      <w:hyperlink w:anchor="sec62">
+      <w:hyperlink w:anchor="sec58">
         <w:r>
           <w:rPr>
             <w:rStyle w:val="Hyperlink"/>
@@ -346,7 +346,7 @@
           <w:numId w:val="1005"/>
         </w:numPr>
       </w:pPr>
-      <w:hyperlink w:anchor="sec64">
+      <w:hyperlink w:anchor="sec60">
         <w:r>
           <w:rPr>
             <w:rStyle w:val="Hyperlink"/>
@@ -363,7 +363,7 @@
           <w:numId w:val="1005"/>
         </w:numPr>
       </w:pPr>
-      <w:hyperlink w:anchor="sec76">
+      <w:hyperlink w:anchor="sec72">
         <w:r>
           <w:rPr>
             <w:rStyle w:val="Hyperlink"/>
@@ -380,7 +380,7 @@
           <w:numId w:val="1005"/>
         </w:numPr>
       </w:pPr>
-      <w:hyperlink w:anchor="sec77">
+      <w:hyperlink w:anchor="sec73">
         <w:r>
           <w:rPr>
             <w:rStyle w:val="Hyperlink"/>
@@ -397,7 +397,7 @@
           <w:numId w:val="1005"/>
         </w:numPr>
       </w:pPr>
-      <w:hyperlink w:anchor="sec78">
+      <w:hyperlink w:anchor="sec74">
         <w:r>
           <w:rPr>
             <w:rStyle w:val="Hyperlink"/>
@@ -414,7 +414,7 @@
           <w:numId w:val="1001"/>
         </w:numPr>
       </w:pPr>
-      <w:hyperlink w:anchor="sec79">
+      <w:hyperlink w:anchor="sec75">
         <w:r>
           <w:rPr>
             <w:rStyle w:val="Hyperlink"/>
@@ -431,7 +431,7 @@
           <w:numId w:val="1006"/>
         </w:numPr>
       </w:pPr>
-      <w:hyperlink w:anchor="sec80">
+      <w:hyperlink w:anchor="sec76">
         <w:r>
           <w:rPr>
             <w:rStyle w:val="Hyperlink"/>
@@ -448,7 +448,7 @@
           <w:numId w:val="1006"/>
         </w:numPr>
       </w:pPr>
-      <w:hyperlink w:anchor="sec84">
+      <w:hyperlink w:anchor="sec80">
         <w:r>
           <w:rPr>
             <w:rStyle w:val="Hyperlink"/>
@@ -465,7 +465,7 @@
           <w:numId w:val="1006"/>
         </w:numPr>
       </w:pPr>
-      <w:hyperlink w:anchor="sec91">
+      <w:hyperlink w:anchor="sec87">
         <w:r>
           <w:rPr>
             <w:rStyle w:val="Hyperlink"/>
@@ -482,7 +482,7 @@
           <w:numId w:val="1006"/>
         </w:numPr>
       </w:pPr>
-      <w:hyperlink w:anchor="sec94">
+      <w:hyperlink w:anchor="sec90">
         <w:r>
           <w:rPr>
             <w:rStyle w:val="Hyperlink"/>
@@ -499,7 +499,7 @@
           <w:numId w:val="1006"/>
         </w:numPr>
       </w:pPr>
-      <w:hyperlink w:anchor="sec97">
+      <w:hyperlink w:anchor="sec93">
         <w:r>
           <w:rPr>
             <w:rStyle w:val="Hyperlink"/>
@@ -516,7 +516,7 @@
           <w:numId w:val="1006"/>
         </w:numPr>
       </w:pPr>
-      <w:hyperlink w:anchor="sec101">
+      <w:hyperlink w:anchor="sec97">
         <w:r>
           <w:rPr>
             <w:rStyle w:val="Hyperlink"/>
@@ -533,7 +533,7 @@
           <w:numId w:val="1001"/>
         </w:numPr>
       </w:pPr>
-      <w:hyperlink w:anchor="sec105">
+      <w:hyperlink w:anchor="sec101">
         <w:r>
           <w:rPr>
             <w:rStyle w:val="Hyperlink"/>
@@ -550,7 +550,7 @@
           <w:numId w:val="1007"/>
         </w:numPr>
       </w:pPr>
-      <w:hyperlink w:anchor="sec106">
+      <w:hyperlink w:anchor="sec102">
         <w:r>
           <w:rPr>
             <w:rStyle w:val="Hyperlink"/>
@@ -567,7 +567,7 @@
           <w:numId w:val="1007"/>
         </w:numPr>
       </w:pPr>
-      <w:hyperlink w:anchor="sec107">
+      <w:hyperlink w:anchor="sec103">
         <w:r>
           <w:rPr>
             <w:rStyle w:val="Hyperlink"/>
@@ -584,7 +584,7 @@
           <w:numId w:val="1007"/>
         </w:numPr>
       </w:pPr>
-      <w:hyperlink w:anchor="sec112">
+      <w:hyperlink w:anchor="sec108">
         <w:r>
           <w:rPr>
             <w:rStyle w:val="Hyperlink"/>
@@ -601,7 +601,7 @@
           <w:numId w:val="1001"/>
         </w:numPr>
       </w:pPr>
-      <w:hyperlink w:anchor="sec116">
+      <w:hyperlink w:anchor="sec112">
         <w:r>
           <w:rPr>
             <w:rStyle w:val="Hyperlink"/>
@@ -618,7 +618,7 @@
           <w:numId w:val="1008"/>
         </w:numPr>
       </w:pPr>
-      <w:hyperlink w:anchor="sec117">
+      <w:hyperlink w:anchor="sec113">
         <w:r>
           <w:rPr>
             <w:rStyle w:val="Hyperlink"/>
@@ -635,7 +635,7 @@
           <w:numId w:val="1008"/>
         </w:numPr>
       </w:pPr>
-      <w:hyperlink w:anchor="sec118">
+      <w:hyperlink w:anchor="sec114">
         <w:r>
           <w:rPr>
             <w:rStyle w:val="Hyperlink"/>
@@ -652,7 +652,7 @@
           <w:numId w:val="1008"/>
         </w:numPr>
       </w:pPr>
-      <w:hyperlink w:anchor="sec119">
+      <w:hyperlink w:anchor="sec115">
         <w:r>
           <w:rPr>
             <w:rStyle w:val="Hyperlink"/>
@@ -669,7 +669,7 @@
           <w:numId w:val="1008"/>
         </w:numPr>
       </w:pPr>
-      <w:hyperlink w:anchor="sec120">
+      <w:hyperlink w:anchor="sec116">
         <w:r>
           <w:rPr>
             <w:rStyle w:val="Hyperlink"/>
@@ -686,7 +686,7 @@
           <w:numId w:val="1001"/>
         </w:numPr>
       </w:pPr>
-      <w:hyperlink w:anchor="sec121">
+      <w:hyperlink w:anchor="sec117">
         <w:r>
           <w:rPr>
             <w:rStyle w:val="Hyperlink"/>
@@ -703,7 +703,7 @@
           <w:numId w:val="1009"/>
         </w:numPr>
       </w:pPr>
-      <w:hyperlink w:anchor="sec122">
+      <w:hyperlink w:anchor="sec118">
         <w:r>
           <w:rPr>
             <w:rStyle w:val="Hyperlink"/>
@@ -720,7 +720,7 @@
           <w:numId w:val="1009"/>
         </w:numPr>
       </w:pPr>
-      <w:hyperlink w:anchor="sec123">
+      <w:hyperlink w:anchor="sec119">
         <w:r>
           <w:rPr>
             <w:rStyle w:val="Hyperlink"/>
@@ -737,7 +737,7 @@
           <w:numId w:val="1009"/>
         </w:numPr>
       </w:pPr>
-      <w:hyperlink w:anchor="sec124">
+      <w:hyperlink w:anchor="sec120">
         <w:r>
           <w:rPr>
             <w:rStyle w:val="Hyperlink"/>
@@ -754,7 +754,7 @@
           <w:numId w:val="1009"/>
         </w:numPr>
       </w:pPr>
-      <w:hyperlink w:anchor="sec125">
+      <w:hyperlink w:anchor="sec121">
         <w:r>
           <w:rPr>
             <w:rStyle w:val="Hyperlink"/>
@@ -771,7 +771,7 @@
           <w:numId w:val="1001"/>
         </w:numPr>
       </w:pPr>
-      <w:hyperlink w:anchor="sec126">
+      <w:hyperlink w:anchor="sec122">
         <w:r>
           <w:rPr>
             <w:rStyle w:val="Hyperlink"/>
@@ -788,7 +788,7 @@
           <w:numId w:val="1010"/>
         </w:numPr>
       </w:pPr>
-      <w:hyperlink w:anchor="sec127">
+      <w:hyperlink w:anchor="sec123">
         <w:r>
           <w:rPr>
             <w:rStyle w:val="Hyperlink"/>
@@ -805,7 +805,7 @@
           <w:numId w:val="1010"/>
         </w:numPr>
       </w:pPr>
-      <w:hyperlink w:anchor="sec128">
+      <w:hyperlink w:anchor="sec124">
         <w:r>
           <w:rPr>
             <w:rStyle w:val="Hyperlink"/>
@@ -822,7 +822,7 @@
           <w:numId w:val="1001"/>
         </w:numPr>
       </w:pPr>
-      <w:hyperlink w:anchor="sec129">
+      <w:hyperlink w:anchor="sec125">
         <w:r>
           <w:rPr>
             <w:rStyle w:val="Hyperlink"/>
@@ -839,7 +839,7 @@
           <w:numId w:val="1011"/>
         </w:numPr>
       </w:pPr>
-      <w:hyperlink w:anchor="sec130">
+      <w:hyperlink w:anchor="sec126">
         <w:r>
           <w:rPr>
             <w:rStyle w:val="Hyperlink"/>
@@ -856,7 +856,7 @@
           <w:numId w:val="1011"/>
         </w:numPr>
       </w:pPr>
-      <w:hyperlink w:anchor="sec131">
+      <w:hyperlink w:anchor="sec127">
         <w:r>
           <w:rPr>
             <w:rStyle w:val="Hyperlink"/>
@@ -873,7 +873,7 @@
           <w:numId w:val="1011"/>
         </w:numPr>
       </w:pPr>
-      <w:hyperlink w:anchor="sec132">
+      <w:hyperlink w:anchor="sec128">
         <w:r>
           <w:rPr>
             <w:rStyle w:val="Hyperlink"/>
@@ -890,7 +890,7 @@
           <w:numId w:val="1011"/>
         </w:numPr>
       </w:pPr>
-      <w:hyperlink w:anchor="sec133">
+      <w:hyperlink w:anchor="sec129">
         <w:r>
           <w:rPr>
             <w:rStyle w:val="Hyperlink"/>
@@ -907,7 +907,7 @@
           <w:numId w:val="1011"/>
         </w:numPr>
       </w:pPr>
-      <w:hyperlink w:anchor="sec134">
+      <w:hyperlink w:anchor="sec130">
         <w:r>
           <w:rPr>
             <w:rStyle w:val="Hyperlink"/>
@@ -12475,7 +12475,7 @@
     </w:p>
     <w:bookmarkEnd w:id="27"/>
     <w:bookmarkEnd w:id="28"/>
-    <w:bookmarkStart w:id="41" w:name="sec52"/>
+    <w:bookmarkStart w:id="40" w:name="sec52"/>
     <w:p>
       <w:pPr>
         <w:pStyle w:val="Heading2"/>
@@ -12855,7 +12855,16 @@
         <w:rPr>
           <w:rStyle w:val="NormalTok"/>
         </w:rPr>
-        <w:t xml:space="preserve"> </w:t>
+        <w:t xml:space="preserve"> `</w:t>
+      </w:r>
+      <w:r>
+        <w:br/>
+      </w:r>
+      <w:r>
+        <w:rPr>
+          <w:rStyle w:val="NormalTok"/>
+        </w:rPr>
+        <w:t xml:space="preserve">    </w:t>
       </w:r>
       <w:r>
         <w:rPr>
@@ -12867,13 +12876,19 @@
         <w:rPr>
           <w:rStyle w:val="NormalTok"/>
         </w:rPr>
-        <w:t xml:space="preserve">IloIp </w:t>
-      </w:r>
-      <w:r>
-        <w:rPr>
-          <w:rStyle w:val="DecValTok"/>
-        </w:rPr>
-        <w:t xml:space="preserve">10.0</w:t>
+        <w:t xml:space="preserve">SiteCode P01 </w:t>
+      </w:r>
+      <w:r>
+        <w:rPr>
+          <w:rStyle w:val="OperatorTok"/>
+        </w:rPr>
+        <w:t xml:space="preserve">-</w:t>
+      </w:r>
+      <w:r>
+        <w:rPr>
+          <w:rStyle w:val="NormalTok"/>
+        </w:rPr>
+        <w:t xml:space="preserve">ManagementPoint mp01</w:t>
       </w:r>
       <w:r>
         <w:rPr>
@@ -12883,9 +12898,63 @@
       </w:r>
       <w:r>
         <w:rPr>
-          <w:rStyle w:val="DecValTok"/>
-        </w:rPr>
-        <w:t xml:space="preserve">1.50</w:t>
+          <w:rStyle w:val="FunctionTok"/>
+        </w:rPr>
+        <w:t xml:space="preserve">corp</w:t>
+      </w:r>
+      <w:r>
+        <w:rPr>
+          <w:rStyle w:val="OperatorTok"/>
+        </w:rPr>
+        <w:t xml:space="preserve">.</w:t>
+      </w:r>
+      <w:r>
+        <w:rPr>
+          <w:rStyle w:val="FunctionTok"/>
+        </w:rPr>
+        <w:t xml:space="preserve">local</w:t>
+      </w:r>
+      <w:r>
+        <w:rPr>
+          <w:rStyle w:val="NormalTok"/>
+        </w:rPr>
+        <w:t xml:space="preserve"> </w:t>
+      </w:r>
+      <w:r>
+        <w:rPr>
+          <w:rStyle w:val="OperatorTok"/>
+        </w:rPr>
+        <w:t xml:space="preserve">-</w:t>
+      </w:r>
+      <w:r>
+        <w:rPr>
+          <w:rStyle w:val="NormalTok"/>
+        </w:rPr>
+        <w:t xml:space="preserve">DistributionPoint dp01</w:t>
+      </w:r>
+      <w:r>
+        <w:rPr>
+          <w:rStyle w:val="OperatorTok"/>
+        </w:rPr>
+        <w:t xml:space="preserve">.</w:t>
+      </w:r>
+      <w:r>
+        <w:rPr>
+          <w:rStyle w:val="FunctionTok"/>
+        </w:rPr>
+        <w:t xml:space="preserve">corp</w:t>
+      </w:r>
+      <w:r>
+        <w:rPr>
+          <w:rStyle w:val="OperatorTok"/>
+        </w:rPr>
+        <w:t xml:space="preserve">.</w:t>
+      </w:r>
+      <w:r>
+        <w:rPr>
+          <w:rStyle w:val="FunctionTok"/>
+        </w:rPr>
+        <w:t xml:space="preserve">local</w:t>
       </w:r>
       <w:r>
         <w:rPr>
@@ -12912,7 +12981,25 @@
         <w:rPr>
           <w:rStyle w:val="NormalTok"/>
         </w:rPr>
-        <w:t xml:space="preserve">SiteCode P01 </w:t>
+        <w:t xml:space="preserve">Domain corp</w:t>
+      </w:r>
+      <w:r>
+        <w:rPr>
+          <w:rStyle w:val="OperatorTok"/>
+        </w:rPr>
+        <w:t xml:space="preserve">.</w:t>
+      </w:r>
+      <w:r>
+        <w:rPr>
+          <w:rStyle w:val="FunctionTok"/>
+        </w:rPr>
+        <w:t xml:space="preserve">local</w:t>
+      </w:r>
+      <w:r>
+        <w:rPr>
+          <w:rStyle w:val="NormalTok"/>
+        </w:rPr>
+        <w:t xml:space="preserve"> </w:t>
       </w:r>
       <w:r>
         <w:rPr>
@@ -12924,129 +13011,6 @@
         <w:rPr>
           <w:rStyle w:val="NormalTok"/>
         </w:rPr>
-        <w:t xml:space="preserve">ManagementPoint mp01</w:t>
-      </w:r>
-      <w:r>
-        <w:rPr>
-          <w:rStyle w:val="OperatorTok"/>
-        </w:rPr>
-        <w:t xml:space="preserve">.</w:t>
-      </w:r>
-      <w:r>
-        <w:rPr>
-          <w:rStyle w:val="FunctionTok"/>
-        </w:rPr>
-        <w:t xml:space="preserve">corp</w:t>
-      </w:r>
-      <w:r>
-        <w:rPr>
-          <w:rStyle w:val="OperatorTok"/>
-        </w:rPr>
-        <w:t xml:space="preserve">.</w:t>
-      </w:r>
-      <w:r>
-        <w:rPr>
-          <w:rStyle w:val="FunctionTok"/>
-        </w:rPr>
-        <w:t xml:space="preserve">local</w:t>
-      </w:r>
-      <w:r>
-        <w:rPr>
-          <w:rStyle w:val="NormalTok"/>
-        </w:rPr>
-        <w:t xml:space="preserve"> </w:t>
-      </w:r>
-      <w:r>
-        <w:rPr>
-          <w:rStyle w:val="OperatorTok"/>
-        </w:rPr>
-        <w:t xml:space="preserve">-</w:t>
-      </w:r>
-      <w:r>
-        <w:rPr>
-          <w:rStyle w:val="NormalTok"/>
-        </w:rPr>
-        <w:t xml:space="preserve">DistributionPoint dp01</w:t>
-      </w:r>
-      <w:r>
-        <w:rPr>
-          <w:rStyle w:val="OperatorTok"/>
-        </w:rPr>
-        <w:t xml:space="preserve">.</w:t>
-      </w:r>
-      <w:r>
-        <w:rPr>
-          <w:rStyle w:val="FunctionTok"/>
-        </w:rPr>
-        <w:t xml:space="preserve">corp</w:t>
-      </w:r>
-      <w:r>
-        <w:rPr>
-          <w:rStyle w:val="OperatorTok"/>
-        </w:rPr>
-        <w:t xml:space="preserve">.</w:t>
-      </w:r>
-      <w:r>
-        <w:rPr>
-          <w:rStyle w:val="FunctionTok"/>
-        </w:rPr>
-        <w:t xml:space="preserve">local</w:t>
-      </w:r>
-      <w:r>
-        <w:rPr>
-          <w:rStyle w:val="NormalTok"/>
-        </w:rPr>
-        <w:t xml:space="preserve"> `</w:t>
-      </w:r>
-      <w:r>
-        <w:br/>
-      </w:r>
-      <w:r>
-        <w:rPr>
-          <w:rStyle w:val="NormalTok"/>
-        </w:rPr>
-        <w:t xml:space="preserve">    </w:t>
-      </w:r>
-      <w:r>
-        <w:rPr>
-          <w:rStyle w:val="OperatorTok"/>
-        </w:rPr>
-        <w:t xml:space="preserve">-</w:t>
-      </w:r>
-      <w:r>
-        <w:rPr>
-          <w:rStyle w:val="NormalTok"/>
-        </w:rPr>
-        <w:t xml:space="preserve">Domain corp</w:t>
-      </w:r>
-      <w:r>
-        <w:rPr>
-          <w:rStyle w:val="OperatorTok"/>
-        </w:rPr>
-        <w:t xml:space="preserve">.</w:t>
-      </w:r>
-      <w:r>
-        <w:rPr>
-          <w:rStyle w:val="FunctionTok"/>
-        </w:rPr>
-        <w:t xml:space="preserve">local</w:t>
-      </w:r>
-      <w:r>
-        <w:rPr>
-          <w:rStyle w:val="NormalTok"/>
-        </w:rPr>
-        <w:t xml:space="preserve"> </w:t>
-      </w:r>
-      <w:r>
-        <w:rPr>
-          <w:rStyle w:val="OperatorTok"/>
-        </w:rPr>
-        <w:t xml:space="preserve">-</w:t>
-      </w:r>
-      <w:r>
-        <w:rPr>
-          <w:rStyle w:val="NormalTok"/>
-        </w:rPr>
         <w:t xml:space="preserve">GuardRail </w:t>
       </w:r>
       <w:r>
@@ -13054,6 +13018,41 @@
           <w:rStyle w:val="StringTok"/>
         </w:rPr>
         <w:t xml:space="preserve">'srv01'</w:t>
+      </w:r>
+    </w:p>
+    <w:p>
+      <w:pPr>
+        <w:pStyle w:val="FirstParagraph"/>
+      </w:pPr>
+      <w:r>
+        <w:t xml:space="preserve">OneView resolves the target’s iLO address from the server name or serial number.</w:t>
+      </w:r>
+      <w:r>
+        <w:t xml:space="preserve"> </w:t>
+      </w:r>
+      <w:r>
+        <w:t xml:space="preserve">The command then prompts for the iLO username and password when</w:t>
+      </w:r>
+      <w:r>
+        <w:t xml:space="preserve"> </w:t>
+      </w:r>
+      <w:r>
+        <w:rPr>
+          <w:rStyle w:val="VerbatimChar"/>
+        </w:rPr>
+        <w:t xml:space="preserve">-IloCredential</w:t>
+      </w:r>
+      <w:r>
+        <w:t xml:space="preserve"> </w:t>
+      </w:r>
+      <w:r>
+        <w:t xml:space="preserve">is omitted. Those credentials are used directly for the</w:t>
+      </w:r>
+      <w:r>
+        <w:t xml:space="preserve"> </w:t>
+      </w:r>
+      <w:r>
+        <w:t xml:space="preserve">approved Redfish build, including when the server is managed by OneView.</w:t>
       </w:r>
     </w:p>
     <w:p>
@@ -13341,29 +13340,56 @@
               <w:rPr>
                 <w:rStyle w:val="VerbatimChar"/>
               </w:rPr>
+              <w:t xml:space="preserve">-IloCredential</w:t>
+            </w:r>
+          </w:p>
+        </w:tc>
+        <w:tc>
+          <w:tcPr/>
+          <w:p>
+            <w:pPr>
+              <w:pStyle w:val="Compact"/>
+            </w:pPr>
+            <w:r>
+              <w:t xml:space="preserve">No</w:t>
+            </w:r>
+          </w:p>
+        </w:tc>
+        <w:tc>
+          <w:tcPr/>
+          <w:p>
+            <w:pPr>
+              <w:pStyle w:val="Compact"/>
+            </w:pPr>
+            <w:r>
+              <w:t xml:space="preserve">Optional explicit iLO</w:t>
+            </w:r>
+            <w:r>
+              <w:t xml:space="preserve"> </w:t>
+            </w:r>
+            <w:r>
+              <w:rPr>
+                <w:rStyle w:val="VerbatimChar"/>
+              </w:rPr>
+              <w:t xml:space="preserve">PSCredential</w:t>
+            </w:r>
+            <w:r>
+              <w:t xml:space="preserve">. If omitted, OneView resolves the iLO address and the command securely prompts for the iLO username and password. The resulting direct credential takes precedence over OneView SSO.</w:t>
+            </w:r>
+            <w:r>
+              <w:t xml:space="preserve"> </w:t>
+            </w:r>
+            <w:r>
+              <w:rPr>
+                <w:rStyle w:val="VerbatimChar"/>
+              </w:rPr>
               <w:t xml:space="preserve">-IloIp</w:t>
             </w:r>
-          </w:p>
-        </w:tc>
-        <w:tc>
-          <w:tcPr/>
-          <w:p>
-            <w:pPr>
-              <w:pStyle w:val="Compact"/>
-            </w:pPr>
-            <w:r>
-              <w:t xml:space="preserve">No</w:t>
-            </w:r>
-          </w:p>
-        </w:tc>
-        <w:tc>
-          <w:tcPr/>
-          <w:p>
-            <w:pPr>
-              <w:pStyle w:val="Compact"/>
-            </w:pPr>
-            <w:r>
-              <w:t xml:space="preserve">iLO IPv4 address / hostname for the target server.</w:t>
+            <w:r>
+              <w:t xml:space="preserve"> </w:t>
+            </w:r>
+            <w:r>
+              <w:t xml:space="preserve">is not required for this command.</w:t>
             </w:r>
           </w:p>
         </w:tc>
@@ -13379,7 +13405,7 @@
               <w:rPr>
                 <w:rStyle w:val="VerbatimChar"/>
               </w:rPr>
-              <w:t xml:space="preserve">-IloCredential</w:t>
+              <w:t xml:space="preserve">-ExpectedHostname</w:t>
             </w:r>
           </w:p>
         </w:tc>
@@ -13401,7 +13427,7 @@
               <w:pStyle w:val="Compact"/>
             </w:pPr>
             <w:r>
-              <w:t xml:space="preserve">Explicit iLO</w:t>
+              <w:t xml:space="preserve">Hostname expected after build. Defaults to</w:t>
             </w:r>
             <w:r>
               <w:t xml:space="preserve"> </w:t>
@@ -13410,54 +13436,10 @@
               <w:rPr>
                 <w:rStyle w:val="VerbatimChar"/>
               </w:rPr>
-              <w:t xml:space="preserve">PSCredential</w:t>
-            </w:r>
-            <w:r>
-              <w:t xml:space="preserve"> </w:t>
-            </w:r>
-            <w:r>
-              <w:t xml:space="preserve">object, for example</w:t>
-            </w:r>
-            <w:r>
-              <w:t xml:space="preserve"> </w:t>
-            </w:r>
-            <w:r>
-              <w:rPr>
-                <w:rStyle w:val="VerbatimChar"/>
-              </w:rPr>
-              <w:t xml:space="preserve">$IloCreds</w:t>
-            </w:r>
-            <w:r>
-              <w:t xml:space="preserve"> </w:t>
-            </w:r>
-            <w:r>
-              <w:t xml:space="preserve">created with</w:t>
-            </w:r>
-            <w:r>
-              <w:t xml:space="preserve"> </w:t>
-            </w:r>
-            <w:r>
-              <w:rPr>
-                <w:rStyle w:val="VerbatimChar"/>
-              </w:rPr>
-              <w:t xml:space="preserve">Get-Credential</w:t>
-            </w:r>
-            <w:r>
-              <w:t xml:space="preserve">. The parameter name is singular. OneView-managed requests prefer OneView SSO; the build status check can try this credential after an SSO HTTP 401. OneView and iLO credentials are not inherently interchangeable. See</w:t>
-            </w:r>
-            <w:r>
-              <w:t xml:space="preserve"> </w:t>
-            </w:r>
-            <w:hyperlink w:anchor="create-manual-ilo-credentials">
-              <w:r>
-                <w:rPr>
-                  <w:rStyle w:val="Hyperlink"/>
-                </w:rPr>
-                <w:t xml:space="preserve">manual credential examples</w:t>
-              </w:r>
-            </w:hyperlink>
-            <w:r>
-              <w:t xml:space="preserve">.</w:t>
+              <w:t xml:space="preserve">-ServerIdentifier</w:t>
+            </w:r>
+            <w:r>
+              <w:t xml:space="preserve">. Only needed if the post-build hostname will differ from the identifier.</w:t>
             </w:r>
           </w:p>
         </w:tc>
@@ -13473,7 +13455,7 @@
               <w:rPr>
                 <w:rStyle w:val="VerbatimChar"/>
               </w:rPr>
-              <w:t xml:space="preserve">-ExpectedHostname</w:t>
+              <w:t xml:space="preserve">-Domain</w:t>
             </w:r>
           </w:p>
         </w:tc>
@@ -13495,19 +13477,7 @@
               <w:pStyle w:val="Compact"/>
             </w:pPr>
             <w:r>
-              <w:t xml:space="preserve">Hostname expected after build. Defaults to</w:t>
-            </w:r>
-            <w:r>
-              <w:t xml:space="preserve"> </w:t>
-            </w:r>
-            <w:r>
-              <w:rPr>
-                <w:rStyle w:val="VerbatimChar"/>
-              </w:rPr>
-              <w:t xml:space="preserve">-ServerIdentifier</w:t>
-            </w:r>
-            <w:r>
-              <w:t xml:space="preserve">. Only needed if the post-build hostname will differ from the identifier.</w:t>
+              <w:t xml:space="preserve">AD domain to verify in post-build validation.</w:t>
             </w:r>
           </w:p>
         </w:tc>
@@ -13523,7 +13493,7 @@
               <w:rPr>
                 <w:rStyle w:val="VerbatimChar"/>
               </w:rPr>
-              <w:t xml:space="preserve">-Domain</w:t>
+              <w:t xml:space="preserve">-SiteCode</w:t>
             </w:r>
           </w:p>
         </w:tc>
@@ -13545,7 +13515,7 @@
               <w:pStyle w:val="Compact"/>
             </w:pPr>
             <w:r>
-              <w:t xml:space="preserve">AD domain to verify in post-build validation.</w:t>
+              <w:t xml:space="preserve">ConfigMgr site code (for ISO build / pre-build validation).</w:t>
             </w:r>
           </w:p>
         </w:tc>
@@ -13561,7 +13531,7 @@
               <w:rPr>
                 <w:rStyle w:val="VerbatimChar"/>
               </w:rPr>
-              <w:t xml:space="preserve">-SiteCode</w:t>
+              <w:t xml:space="preserve">-ManagementPoint</w:t>
             </w:r>
           </w:p>
         </w:tc>
@@ -13583,7 +13553,7 @@
               <w:pStyle w:val="Compact"/>
             </w:pPr>
             <w:r>
-              <w:t xml:space="preserve">ConfigMgr site code (for ISO build / pre-build validation).</w:t>
+              <w:t xml:space="preserve">ConfigMgr Management Point FQDN (for ISO build / pre-build validation).</w:t>
             </w:r>
           </w:p>
         </w:tc>
@@ -13599,7 +13569,7 @@
               <w:rPr>
                 <w:rStyle w:val="VerbatimChar"/>
               </w:rPr>
-              <w:t xml:space="preserve">-ManagementPoint</w:t>
+              <w:t xml:space="preserve">-DistributionPoint</w:t>
             </w:r>
           </w:p>
         </w:tc>
@@ -13621,7 +13591,7 @@
               <w:pStyle w:val="Compact"/>
             </w:pPr>
             <w:r>
-              <w:t xml:space="preserve">ConfigMgr Management Point FQDN (for ISO build / pre-build validation).</w:t>
+              <w:t xml:space="preserve">ConfigMgr Distribution Point FQDN (for ISO build / pre-build validation).</w:t>
             </w:r>
           </w:p>
         </w:tc>
@@ -13637,7 +13607,7 @@
               <w:rPr>
                 <w:rStyle w:val="VerbatimChar"/>
               </w:rPr>
-              <w:t xml:space="preserve">-DistributionPoint</w:t>
+              <w:t xml:space="preserve">-SiteServer</w:t>
             </w:r>
           </w:p>
         </w:tc>
@@ -13659,7 +13629,7 @@
               <w:pStyle w:val="Compact"/>
             </w:pPr>
             <w:r>
-              <w:t xml:space="preserve">ConfigMgr Distribution Point FQDN (for ISO build / pre-build validation).</w:t>
+              <w:t xml:space="preserve">ConfigMgr site server FQDN for PSRemoting fallback.</w:t>
             </w:r>
           </w:p>
         </w:tc>
@@ -13675,7 +13645,7 @@
               <w:rPr>
                 <w:rStyle w:val="VerbatimChar"/>
               </w:rPr>
-              <w:t xml:space="preserve">-SiteServer</w:t>
+              <w:t xml:space="preserve">-BootImageName</w:t>
             </w:r>
           </w:p>
         </w:tc>
@@ -13697,7 +13667,7 @@
               <w:pStyle w:val="Compact"/>
             </w:pPr>
             <w:r>
-              <w:t xml:space="preserve">ConfigMgr site server FQDN for PSRemoting fallback.</w:t>
+              <w:t xml:space="preserve">ConfigMgr boot image name to embed.</w:t>
             </w:r>
           </w:p>
         </w:tc>
@@ -13713,7 +13683,7 @@
               <w:rPr>
                 <w:rStyle w:val="VerbatimChar"/>
               </w:rPr>
-              <w:t xml:space="preserve">-BootImageName</w:t>
+              <w:t xml:space="preserve">-TaskSequenceName</w:t>
             </w:r>
           </w:p>
         </w:tc>
@@ -13735,7 +13705,7 @@
               <w:pStyle w:val="Compact"/>
             </w:pPr>
             <w:r>
-              <w:t xml:space="preserve">ConfigMgr boot image name to embed.</w:t>
+              <w:t xml:space="preserve">ConfigMgr task sequence name (informational).</w:t>
             </w:r>
           </w:p>
         </w:tc>
@@ -13751,7 +13721,7 @@
               <w:rPr>
                 <w:rStyle w:val="VerbatimChar"/>
               </w:rPr>
-              <w:t xml:space="preserve">-TaskSequenceName</w:t>
+              <w:t xml:space="preserve">-ExternalIsoPath</w:t>
             </w:r>
           </w:p>
         </w:tc>
@@ -13773,7 +13743,56 @@
               <w:pStyle w:val="Compact"/>
             </w:pPr>
             <w:r>
-              <w:t xml:space="preserve">ConfigMgr task sequence name (informational).</w:t>
+              <w:t xml:space="preserve">Client-supplied ISO (UNC/SMB incl. </w:t>
+            </w:r>
+            <w:r>
+              <w:rPr>
+                <w:rStyle w:val="VerbatimChar"/>
+              </w:rPr>
+              <w:t xml:space="preserve">//server/share</w:t>
+            </w:r>
+            <w:r>
+              <w:t xml:space="preserve">,</w:t>
+            </w:r>
+            <w:r>
+              <w:t xml:space="preserve"> </w:t>
+            </w:r>
+            <w:r>
+              <w:rPr>
+                <w:rStyle w:val="VerbatimChar"/>
+              </w:rPr>
+              <w:t xml:space="preserve">cifs://</w:t>
+            </w:r>
+            <w:r>
+              <w:t xml:space="preserve">/</w:t>
+            </w:r>
+            <w:r>
+              <w:rPr>
+                <w:rStyle w:val="VerbatimChar"/>
+              </w:rPr>
+              <w:t xml:space="preserve">smb://</w:t>
+            </w:r>
+            <w:r>
+              <w:t xml:space="preserve"> </w:t>
+            </w:r>
+            <w:r>
+              <w:t xml:space="preserve">URLs, HTTPS, NFS, or a mapped network drive; local paths not supported). When supplied, ConfigMgr build/publish is skipped.</w:t>
+            </w:r>
+            <w:r>
+              <w:t xml:space="preserve"> </w:t>
+            </w:r>
+            <w:r>
+              <w:rPr>
+                <w:b/>
+                <w:bCs/>
+              </w:rPr>
+              <w:t xml:space="preserve">Mandatory for a deploy</w:t>
+            </w:r>
+            <w:r>
+              <w:t xml:space="preserve"> </w:t>
+            </w:r>
+            <w:r>
+              <w:t xml:space="preserve">— there is no other image source.</w:t>
             </w:r>
           </w:p>
         </w:tc>
@@ -13789,7 +13808,7 @@
               <w:rPr>
                 <w:rStyle w:val="VerbatimChar"/>
               </w:rPr>
-              <w:t xml:space="preserve">-ExternalIsoPath</w:t>
+              <w:t xml:space="preserve">-FirmwareFolders</w:t>
             </w:r>
           </w:p>
         </w:tc>
@@ -13811,13 +13830,28 @@
               <w:pStyle w:val="Compact"/>
             </w:pPr>
             <w:r>
-              <w:t xml:space="preserve">Client-supplied ISO (UNC/SMB incl. </w:t>
-            </w:r>
-            <w:r>
-              <w:rPr>
-                <w:rStyle w:val="VerbatimChar"/>
-              </w:rPr>
-              <w:t xml:space="preserve">//server/share</w:t>
+              <w:t xml:space="preserve">Array of client-supplied firmware folders /</w:t>
+            </w:r>
+            <w:r>
+              <w:t xml:space="preserve"> </w:t>
+            </w:r>
+            <w:r>
+              <w:rPr>
+                <w:rStyle w:val="VerbatimChar"/>
+              </w:rPr>
+              <w:t xml:space="preserve">.zip</w:t>
+            </w:r>
+            <w:r>
+              <w:t xml:space="preserve">s (UNC/SMB,</w:t>
+            </w:r>
+            <w:r>
+              <w:t xml:space="preserve"> </w:t>
+            </w:r>
+            <w:r>
+              <w:rPr>
+                <w:rStyle w:val="VerbatimChar"/>
+              </w:rPr>
+              <w:t xml:space="preserve">cifs://</w:t>
             </w:r>
             <w:r>
               <w:t xml:space="preserve">,</w:t>
@@ -13829,22 +13863,10 @@
               <w:rPr>
                 <w:rStyle w:val="VerbatimChar"/>
               </w:rPr>
-              <w:t xml:space="preserve">cifs://</w:t>
-            </w:r>
-            <w:r>
-              <w:t xml:space="preserve">/</w:t>
-            </w:r>
-            <w:r>
-              <w:rPr>
-                <w:rStyle w:val="VerbatimChar"/>
-              </w:rPr>
               <w:t xml:space="preserve">smb://</w:t>
             </w:r>
             <w:r>
-              <w:t xml:space="preserve"> </w:t>
-            </w:r>
-            <w:r>
-              <w:t xml:space="preserve">URLs, HTTPS, NFS, or a mapped network drive; local paths not supported). When supplied, ConfigMgr build/publish is skipped.</w:t>
+              <w:t xml:space="preserve">, HTTPS, NFS, or a mapped network drive). When supplied, each is applied</w:t>
             </w:r>
             <w:r>
               <w:t xml:space="preserve"> </w:t>
@@ -13854,13 +13876,13 @@
                 <w:b/>
                 <w:bCs/>
               </w:rPr>
-              <w:t xml:space="preserve">Mandatory for a deploy</w:t>
+              <w:t xml:space="preserve">post-OS</w:t>
             </w:r>
             <w:r>
               <w:t xml:space="preserve"> </w:t>
             </w:r>
             <w:r>
-              <w:t xml:space="preserve">— there is no other image source.</w:t>
+              <w:t xml:space="preserve">via HPE SUT/SUM.</w:t>
             </w:r>
           </w:p>
         </w:tc>
@@ -13876,81 +13898,212 @@
               <w:rPr>
                 <w:rStyle w:val="VerbatimChar"/>
               </w:rPr>
+              <w:t xml:space="preserve">-ServerCredential</w:t>
+            </w:r>
+          </w:p>
+        </w:tc>
+        <w:tc>
+          <w:tcPr/>
+          <w:p>
+            <w:pPr>
+              <w:pStyle w:val="Compact"/>
+            </w:pPr>
+            <w:r>
+              <w:t xml:space="preserve">No</w:t>
+            </w:r>
+          </w:p>
+        </w:tc>
+        <w:tc>
+          <w:tcPr/>
+          <w:p>
+            <w:pPr>
+              <w:pStyle w:val="Compact"/>
+            </w:pPr>
+            <w:r>
+              <w:rPr>
+                <w:rStyle w:val="VerbatimChar"/>
+              </w:rPr>
+              <w:t xml:space="preserve">PSCredential</w:t>
+            </w:r>
+            <w:r>
+              <w:t xml:space="preserve"> </w:t>
+            </w:r>
+            <w:r>
+              <w:t xml:space="preserve">for WinRM into the built OS, used by the firmware step. Falls back to</w:t>
+            </w:r>
+            <w:r>
+              <w:t xml:space="preserve"> </w:t>
+            </w:r>
+            <w:r>
+              <w:rPr>
+                <w:rStyle w:val="VerbatimChar"/>
+              </w:rPr>
+              <w:t xml:space="preserve">OS_ADMIN_USER</w:t>
+            </w:r>
+            <w:r>
+              <w:t xml:space="preserve"> </w:t>
+            </w:r>
+            <w:r>
+              <w:t xml:space="preserve">/</w:t>
+            </w:r>
+            <w:r>
+              <w:t xml:space="preserve"> </w:t>
+            </w:r>
+            <w:r>
+              <w:rPr>
+                <w:rStyle w:val="VerbatimChar"/>
+              </w:rPr>
+              <w:t xml:space="preserve">OS_ADMIN_PASSWORD</w:t>
+            </w:r>
+            <w:r>
+              <w:t xml:space="preserve"> </w:t>
+            </w:r>
+            <w:r>
+              <w:t xml:space="preserve">(env / CyberArk) or an interactive prompt.</w:t>
+            </w:r>
+          </w:p>
+        </w:tc>
+      </w:tr>
+      <w:tr>
+        <w:tc>
+          <w:tcPr/>
+          <w:p>
+            <w:pPr>
+              <w:pStyle w:val="Compact"/>
+            </w:pPr>
+            <w:r>
+              <w:rPr>
+                <w:rStyle w:val="VerbatimChar"/>
+              </w:rPr>
+              <w:t xml:space="preserve">-SkipFirmware</w:t>
+            </w:r>
+          </w:p>
+        </w:tc>
+        <w:tc>
+          <w:tcPr/>
+          <w:p>
+            <w:pPr>
+              <w:pStyle w:val="Compact"/>
+            </w:pPr>
+            <w:r>
+              <w:t xml:space="preserve">No</w:t>
+            </w:r>
+          </w:p>
+        </w:tc>
+        <w:tc>
+          <w:tcPr/>
+          <w:p>
+            <w:pPr>
+              <w:pStyle w:val="Compact"/>
+            </w:pPr>
+            <w:r>
+              <w:t xml:space="preserve">Skip the post-OS firmware update even if</w:t>
+            </w:r>
+            <w:r>
+              <w:t xml:space="preserve"> </w:t>
+            </w:r>
+            <w:r>
+              <w:rPr>
+                <w:rStyle w:val="VerbatimChar"/>
+              </w:rPr>
               <w:t xml:space="preserve">-FirmwareFolders</w:t>
             </w:r>
-          </w:p>
-        </w:tc>
-        <w:tc>
-          <w:tcPr/>
-          <w:p>
-            <w:pPr>
-              <w:pStyle w:val="Compact"/>
-            </w:pPr>
-            <w:r>
-              <w:t xml:space="preserve">No</w:t>
-            </w:r>
-          </w:p>
-        </w:tc>
-        <w:tc>
-          <w:tcPr/>
-          <w:p>
-            <w:pPr>
-              <w:pStyle w:val="Compact"/>
-            </w:pPr>
-            <w:r>
-              <w:t xml:space="preserve">Array of client-supplied firmware folders /</w:t>
-            </w:r>
             <w:r>
               <w:t xml:space="preserve"> </w:t>
             </w:r>
             <w:r>
-              <w:rPr>
-                <w:rStyle w:val="VerbatimChar"/>
-              </w:rPr>
-              <w:t xml:space="preserve">.zip</w:t>
-            </w:r>
-            <w:r>
-              <w:t xml:space="preserve">s (UNC/SMB,</w:t>
-            </w:r>
-            <w:r>
-              <w:t xml:space="preserve"> </w:t>
-            </w:r>
-            <w:r>
-              <w:rPr>
-                <w:rStyle w:val="VerbatimChar"/>
-              </w:rPr>
-              <w:t xml:space="preserve">cifs://</w:t>
-            </w:r>
-            <w:r>
-              <w:t xml:space="preserve">,</w:t>
-            </w:r>
-            <w:r>
-              <w:t xml:space="preserve"> </w:t>
-            </w:r>
-            <w:r>
-              <w:rPr>
-                <w:rStyle w:val="VerbatimChar"/>
-              </w:rPr>
-              <w:t xml:space="preserve">smb://</w:t>
-            </w:r>
-            <w:r>
-              <w:t xml:space="preserve">, HTTPS, NFS, or a mapped network drive). When supplied, each is applied</w:t>
-            </w:r>
-            <w:r>
-              <w:t xml:space="preserve"> </w:t>
-            </w:r>
+              <w:t xml:space="preserve">is supplied.</w:t>
+            </w:r>
+          </w:p>
+        </w:tc>
+      </w:tr>
+      <w:tr>
+        <w:tc>
+          <w:tcPr/>
+          <w:p>
+            <w:pPr>
+              <w:pStyle w:val="Compact"/>
+            </w:pPr>
+            <w:r>
+              <w:rPr>
+                <w:rStyle w:val="VerbatimChar"/>
+              </w:rPr>
+              <w:t xml:space="preserve">-GuardRail</w:t>
+            </w:r>
+          </w:p>
+        </w:tc>
+        <w:tc>
+          <w:tcPr/>
+          <w:p>
+            <w:pPr>
+              <w:pStyle w:val="Compact"/>
+            </w:pPr>
+            <w:r>
+              <w:t xml:space="preserve">Yes</w:t>
+            </w:r>
+          </w:p>
+        </w:tc>
+        <w:tc>
+          <w:tcPr/>
+          <w:p>
+            <w:pPr>
+              <w:pStyle w:val="Compact"/>
+            </w:pPr>
             <w:r>
               <w:rPr>
                 <w:b/>
                 <w:bCs/>
               </w:rPr>
-              <w:t xml:space="preserve">post-OS</w:t>
+              <w:t xml:space="preserve">MANDATORY</w:t>
             </w:r>
             <w:r>
               <w:t xml:space="preserve"> </w:t>
             </w:r>
             <w:r>
-              <w:t xml:space="preserve">via HPE SUT/SUM.</w:t>
+              <w:t xml:space="preserve">safety gate for shared/production networks. A CASE-INSENSITIVE</w:t>
+            </w:r>
+            <w:r>
+              <w:t xml:space="preserve"> </w:t>
+            </w:r>
+            <w:r>
+              <w:rPr>
+                <w:b/>
+                <w:bCs/>
+              </w:rPr>
+              <w:t xml:space="preserve">REGEX</w:t>
+            </w:r>
+            <w:r>
+              <w:t xml:space="preserve"> </w:t>
+            </w:r>
+            <w:r>
+              <w:t xml:space="preserve">the resolved target server name must match before the build plan is even produced. Omitting it aborts early with an expressive, logged error. If it does not match, the review is aborted. Example:</w:t>
+            </w:r>
+            <w:r>
+              <w:t xml:space="preserve"> </w:t>
+            </w:r>
+            <w:r>
+              <w:rPr>
+                <w:rStyle w:val="VerbatimChar"/>
+              </w:rPr>
+              <w:t xml:space="preserve">-GuardRail 'quickview\.ilo0'</w:t>
+            </w:r>
+            <w:r>
+              <w:t xml:space="preserve"> </w:t>
+            </w:r>
+            <w:r>
+              <w:t xml:space="preserve">matches server</w:t>
+            </w:r>
+            <w:r>
+              <w:t xml:space="preserve"> </w:t>
+            </w:r>
+            <w:r>
+              <w:rPr>
+                <w:rStyle w:val="VerbatimChar"/>
+              </w:rPr>
+              <w:t xml:space="preserve">quickview.ilo03.alp</w:t>
+            </w:r>
+            <w:r>
+              <w:t xml:space="preserve">.</w:t>
             </w:r>
           </w:p>
         </w:tc>
@@ -13966,7 +14119,7 @@
               <w:rPr>
                 <w:rStyle w:val="VerbatimChar"/>
               </w:rPr>
-              <w:t xml:space="preserve">-ServerCredential</w:t>
+              <w:t xml:space="preserve">-InMaintenanceWindow</w:t>
             </w:r>
           </w:p>
         </w:tc>
@@ -13988,46 +14141,7 @@
               <w:pStyle w:val="Compact"/>
             </w:pPr>
             <w:r>
-              <w:rPr>
-                <w:rStyle w:val="VerbatimChar"/>
-              </w:rPr>
-              <w:t xml:space="preserve">PSCredential</w:t>
-            </w:r>
-            <w:r>
-              <w:t xml:space="preserve"> </w:t>
-            </w:r>
-            <w:r>
-              <w:t xml:space="preserve">for WinRM into the built OS, used by the firmware step. Falls back to</w:t>
-            </w:r>
-            <w:r>
-              <w:t xml:space="preserve"> </w:t>
-            </w:r>
-            <w:r>
-              <w:rPr>
-                <w:rStyle w:val="VerbatimChar"/>
-              </w:rPr>
-              <w:t xml:space="preserve">OS_ADMIN_USER</w:t>
-            </w:r>
-            <w:r>
-              <w:t xml:space="preserve"> </w:t>
-            </w:r>
-            <w:r>
-              <w:t xml:space="preserve">/</w:t>
-            </w:r>
-            <w:r>
-              <w:t xml:space="preserve"> </w:t>
-            </w:r>
-            <w:r>
-              <w:rPr>
-                <w:rStyle w:val="VerbatimChar"/>
-              </w:rPr>
-              <w:t xml:space="preserve">OS_ADMIN_PASSWORD</w:t>
-            </w:r>
-            <w:r>
-              <w:t xml:space="preserve"> </w:t>
-            </w:r>
-            <w:r>
-              <w:t xml:space="preserve">(env / CyberArk) or an interactive prompt.</w:t>
+              <w:t xml:space="preserve">Acknowledge approved maintenance window.</w:t>
             </w:r>
           </w:p>
         </w:tc>
@@ -14043,7 +14157,7 @@
               <w:rPr>
                 <w:rStyle w:val="VerbatimChar"/>
               </w:rPr>
-              <w:t xml:space="preserve">-SkipFirmware</w:t>
+              <w:t xml:space="preserve">-OneViewMaintenanceMode</w:t>
             </w:r>
           </w:p>
         </w:tc>
@@ -14065,7 +14179,7 @@
               <w:pStyle w:val="Compact"/>
             </w:pPr>
             <w:r>
-              <w:t xml:space="preserve">Skip the post-OS firmware update even if</w:t>
+              <w:t xml:space="preserve">Enable HPE OneView maintenance mode before destructive operations (ISO mount, reboot) and disable it after the build completes. Default is</w:t>
             </w:r>
             <w:r>
               <w:t xml:space="preserve"> </w:t>
@@ -14074,13 +14188,25 @@
               <w:rPr>
                 <w:rStyle w:val="VerbatimChar"/>
               </w:rPr>
-              <w:t xml:space="preserve">-FirmwareFolders</w:t>
+              <w:t xml:space="preserve">$true</w:t>
+            </w:r>
+            <w:r>
+              <w:t xml:space="preserve">. Set to</w:t>
             </w:r>
             <w:r>
               <w:t xml:space="preserve"> </w:t>
             </w:r>
             <w:r>
-              <w:t xml:space="preserve">is supplied.</w:t>
+              <w:rPr>
+                <w:rStyle w:val="VerbatimChar"/>
+              </w:rPr>
+              <w:t xml:space="preserve">$false</w:t>
+            </w:r>
+            <w:r>
+              <w:t xml:space="preserve"> </w:t>
+            </w:r>
+            <w:r>
+              <w:t xml:space="preserve">to skip (e.g. when OneView is unavailable).</w:t>
             </w:r>
           </w:p>
         </w:tc>
@@ -14096,79 +14222,38 @@
               <w:rPr>
                 <w:rStyle w:val="VerbatimChar"/>
               </w:rPr>
-              <w:t xml:space="preserve">-GuardRail</w:t>
-            </w:r>
-          </w:p>
-        </w:tc>
-        <w:tc>
-          <w:tcPr/>
-          <w:p>
-            <w:pPr>
-              <w:pStyle w:val="Compact"/>
-            </w:pPr>
-            <w:r>
-              <w:t xml:space="preserve">Yes</w:t>
-            </w:r>
-          </w:p>
-        </w:tc>
-        <w:tc>
-          <w:tcPr/>
-          <w:p>
-            <w:pPr>
-              <w:pStyle w:val="Compact"/>
-            </w:pPr>
-            <w:r>
-              <w:rPr>
-                <w:b/>
-                <w:bCs/>
-              </w:rPr>
-              <w:t xml:space="preserve">MANDATORY</w:t>
+              <w:t xml:space="preserve">-NoMaintenanceMode</w:t>
+            </w:r>
+          </w:p>
+        </w:tc>
+        <w:tc>
+          <w:tcPr/>
+          <w:p>
+            <w:pPr>
+              <w:pStyle w:val="Compact"/>
+            </w:pPr>
+            <w:r>
+              <w:t xml:space="preserve">No</w:t>
+            </w:r>
+          </w:p>
+        </w:tc>
+        <w:tc>
+          <w:tcPr/>
+          <w:p>
+            <w:pPr>
+              <w:pStyle w:val="Compact"/>
+            </w:pPr>
+            <w:r>
+              <w:t xml:space="preserve">Convenience switch to disable OneView maintenance mode. Equivalent to</w:t>
             </w:r>
             <w:r>
               <w:t xml:space="preserve"> </w:t>
             </w:r>
             <w:r>
-              <w:t xml:space="preserve">safety gate for shared/production networks. A CASE-INSENSITIVE</w:t>
-            </w:r>
-            <w:r>
-              <w:t xml:space="preserve"> </w:t>
-            </w:r>
-            <w:r>
-              <w:rPr>
-                <w:b/>
-                <w:bCs/>
-              </w:rPr>
-              <w:t xml:space="preserve">REGEX</w:t>
-            </w:r>
-            <w:r>
-              <w:t xml:space="preserve"> </w:t>
-            </w:r>
-            <w:r>
-              <w:t xml:space="preserve">the resolved target server name must match before the build plan is even produced. Omitting it aborts early with an expressive, logged error. If it does not match, the review is aborted. Example:</w:t>
-            </w:r>
-            <w:r>
-              <w:t xml:space="preserve"> </w:t>
-            </w:r>
-            <w:r>
-              <w:rPr>
-                <w:rStyle w:val="VerbatimChar"/>
-              </w:rPr>
-              <w:t xml:space="preserve">-GuardRail 'quickview\.ilo0'</w:t>
-            </w:r>
-            <w:r>
-              <w:t xml:space="preserve"> </w:t>
-            </w:r>
-            <w:r>
-              <w:t xml:space="preserve">matches server</w:t>
-            </w:r>
-            <w:r>
-              <w:t xml:space="preserve"> </w:t>
-            </w:r>
-            <w:r>
-              <w:rPr>
-                <w:rStyle w:val="VerbatimChar"/>
-              </w:rPr>
-              <w:t xml:space="preserve">quickview.ilo03.alp</w:t>
+              <w:rPr>
+                <w:rStyle w:val="VerbatimChar"/>
+              </w:rPr>
+              <w:t xml:space="preserve">-OneViewMaintenanceMode:$false</w:t>
             </w:r>
             <w:r>
               <w:t xml:space="preserve">.</w:t>
@@ -14187,7 +14272,7 @@
               <w:rPr>
                 <w:rStyle w:val="VerbatimChar"/>
               </w:rPr>
-              <w:t xml:space="preserve">-InMaintenanceWindow</w:t>
+              <w:t xml:space="preserve">-SkipPreBuild</w:t>
             </w:r>
           </w:p>
         </w:tc>
@@ -14209,7 +14294,7 @@
               <w:pStyle w:val="Compact"/>
             </w:pPr>
             <w:r>
-              <w:t xml:space="preserve">Acknowledge approved maintenance window.</w:t>
+              <w:t xml:space="preserve">Skip pre-build validation.</w:t>
             </w:r>
           </w:p>
         </w:tc>
@@ -14225,7 +14310,7 @@
               <w:rPr>
                 <w:rStyle w:val="VerbatimChar"/>
               </w:rPr>
-              <w:t xml:space="preserve">-OneViewMaintenanceMode</w:t>
+              <w:t xml:space="preserve">-SkipOneView</w:t>
             </w:r>
           </w:p>
         </w:tc>
@@ -14247,34 +14332,7 @@
               <w:pStyle w:val="Compact"/>
             </w:pPr>
             <w:r>
-              <w:t xml:space="preserve">Enable HPE OneView maintenance mode before destructive operations (ISO mount, reboot) and disable it after the build completes. Default is</w:t>
-            </w:r>
-            <w:r>
-              <w:t xml:space="preserve"> </w:t>
-            </w:r>
-            <w:r>
-              <w:rPr>
-                <w:rStyle w:val="VerbatimChar"/>
-              </w:rPr>
-              <w:t xml:space="preserve">$true</w:t>
-            </w:r>
-            <w:r>
-              <w:t xml:space="preserve">. Set to</w:t>
-            </w:r>
-            <w:r>
-              <w:t xml:space="preserve"> </w:t>
-            </w:r>
-            <w:r>
-              <w:rPr>
-                <w:rStyle w:val="VerbatimChar"/>
-              </w:rPr>
-              <w:t xml:space="preserve">$false</w:t>
-            </w:r>
-            <w:r>
-              <w:t xml:space="preserve"> </w:t>
-            </w:r>
-            <w:r>
-              <w:t xml:space="preserve">to skip (e.g. when OneView is unavailable).</w:t>
+              <w:t xml:space="preserve">Skip OneView target resolution.</w:t>
             </w:r>
           </w:p>
         </w:tc>
@@ -14290,7 +14348,7 @@
               <w:rPr>
                 <w:rStyle w:val="VerbatimChar"/>
               </w:rPr>
-              <w:t xml:space="preserve">-NoMaintenanceMode</w:t>
+              <w:t xml:space="preserve">-SkipIlo</w:t>
             </w:r>
           </w:p>
         </w:tc>
@@ -14312,133 +14370,7 @@
               <w:pStyle w:val="Compact"/>
             </w:pPr>
             <w:r>
-              <w:t xml:space="preserve">Convenience switch to disable OneView maintenance mode. Equivalent to</w:t>
-            </w:r>
-            <w:r>
-              <w:t xml:space="preserve"> </w:t>
-            </w:r>
-            <w:r>
-              <w:rPr>
-                <w:rStyle w:val="VerbatimChar"/>
-              </w:rPr>
-              <w:t xml:space="preserve">-OneViewMaintenanceMode:$false</w:t>
-            </w:r>
-            <w:r>
-              <w:t xml:space="preserve">.</w:t>
-            </w:r>
-          </w:p>
-        </w:tc>
-      </w:tr>
-      <w:tr>
-        <w:tc>
-          <w:tcPr/>
-          <w:p>
-            <w:pPr>
-              <w:pStyle w:val="Compact"/>
-            </w:pPr>
-            <w:r>
-              <w:rPr>
-                <w:rStyle w:val="VerbatimChar"/>
-              </w:rPr>
-              <w:t xml:space="preserve">-SkipPreBuild</w:t>
-            </w:r>
-          </w:p>
-        </w:tc>
-        <w:tc>
-          <w:tcPr/>
-          <w:p>
-            <w:pPr>
-              <w:pStyle w:val="Compact"/>
-            </w:pPr>
-            <w:r>
-              <w:t xml:space="preserve">No</w:t>
-            </w:r>
-          </w:p>
-        </w:tc>
-        <w:tc>
-          <w:tcPr/>
-          <w:p>
-            <w:pPr>
-              <w:pStyle w:val="Compact"/>
-            </w:pPr>
-            <w:r>
-              <w:t xml:space="preserve">Skip pre-build validation.</w:t>
-            </w:r>
-          </w:p>
-        </w:tc>
-      </w:tr>
-      <w:tr>
-        <w:tc>
-          <w:tcPr/>
-          <w:p>
-            <w:pPr>
-              <w:pStyle w:val="Compact"/>
-            </w:pPr>
-            <w:r>
-              <w:rPr>
-                <w:rStyle w:val="VerbatimChar"/>
-              </w:rPr>
-              <w:t xml:space="preserve">-SkipOneView</w:t>
-            </w:r>
-          </w:p>
-        </w:tc>
-        <w:tc>
-          <w:tcPr/>
-          <w:p>
-            <w:pPr>
-              <w:pStyle w:val="Compact"/>
-            </w:pPr>
-            <w:r>
-              <w:t xml:space="preserve">No</w:t>
-            </w:r>
-          </w:p>
-        </w:tc>
-        <w:tc>
-          <w:tcPr/>
-          <w:p>
-            <w:pPr>
-              <w:pStyle w:val="Compact"/>
-            </w:pPr>
-            <w:r>
-              <w:t xml:space="preserve">Skip OneView target resolution.</w:t>
-            </w:r>
-          </w:p>
-        </w:tc>
-      </w:tr>
-      <w:tr>
-        <w:tc>
-          <w:tcPr/>
-          <w:p>
-            <w:pPr>
-              <w:pStyle w:val="Compact"/>
-            </w:pPr>
-            <w:r>
-              <w:rPr>
-                <w:rStyle w:val="VerbatimChar"/>
-              </w:rPr>
-              <w:t xml:space="preserve">-SkipIlo</w:t>
-            </w:r>
-          </w:p>
-        </w:tc>
-        <w:tc>
-          <w:tcPr/>
-          <w:p>
-            <w:pPr>
-              <w:pStyle w:val="Compact"/>
-            </w:pPr>
-            <w:r>
-              <w:t xml:space="preserve">No</w:t>
-            </w:r>
-          </w:p>
-        </w:tc>
-        <w:tc>
-          <w:tcPr/>
-          <w:p>
-            <w:pPr>
-              <w:pStyle w:val="Compact"/>
-            </w:pPr>
-            <w:r>
-              <w:t xml:space="preserve">Skip iLO credential check.</w:t>
+              <w:t xml:space="preserve">Skip the read-only iLO credential check and credential prompt during review. It does not suppress the approved build’s iLO mount, boot, or reset.</w:t>
             </w:r>
           </w:p>
         </w:tc>
@@ -15110,1626 +15042,695 @@
       </w:r>
     </w:p>
     <w:bookmarkEnd w:id="29"/>
-    <w:bookmarkStart w:id="32" w:name="sec56"/>
+    <w:bookmarkStart w:id="31" w:name="sec56"/>
     <w:p>
       <w:pPr>
         <w:pStyle w:val="Heading3"/>
       </w:pPr>
       <w:r>
-        <w:t xml:space="preserve">Create manual iLO credentials (Get-Credential)</w:t>
+        <w:t xml:space="preserve">iLO credential prompt</w:t>
       </w:r>
     </w:p>
     <w:p>
       <w:pPr>
         <w:pStyle w:val="FirstParagraph"/>
       </w:pPr>
+      <w:r>
+        <w:t xml:space="preserve">When</w:t>
+      </w:r>
+      <w:r>
+        <w:t xml:space="preserve"> </w:t>
+      </w:r>
+      <w:r>
+        <w:rPr>
+          <w:rStyle w:val="VerbatimChar"/>
+        </w:rPr>
+        <w:t xml:space="preserve">-IloCredential</w:t>
+      </w:r>
+      <w:r>
+        <w:t xml:space="preserve"> </w:t>
+      </w:r>
+      <w:r>
+        <w:t xml:space="preserve">is omitted,</w:t>
+      </w:r>
+      <w:r>
+        <w:t xml:space="preserve"> </w:t>
+      </w:r>
+      <w:r>
+        <w:rPr>
+          <w:rStyle w:val="VerbatimChar"/>
+        </w:rPr>
+        <w:t xml:space="preserve">Configure-PhysicalBuild</w:t>
+      </w:r>
+      <w:r>
+        <w:t xml:space="preserve"> </w:t>
+      </w:r>
+      <w:r>
+        <w:t xml:space="preserve">resolves the target</w:t>
+      </w:r>
+      <w:r>
+        <w:t xml:space="preserve"> </w:t>
+      </w:r>
+      <w:r>
+        <w:t xml:space="preserve">server and its iLO address through OneView, then prompts for the iLO username and</w:t>
+      </w:r>
+      <w:r>
+        <w:t xml:space="preserve"> </w:t>
+      </w:r>
+      <w:r>
+        <w:t xml:space="preserve">password. The password is entered as a</w:t>
+      </w:r>
+      <w:r>
+        <w:t xml:space="preserve"> </w:t>
+      </w:r>
+      <w:r>
+        <w:rPr>
+          <w:rStyle w:val="VerbatimChar"/>
+        </w:rPr>
+        <w:t xml:space="preserve">SecureString</w:t>
+      </w:r>
+      <w:r>
+        <w:t xml:space="preserve">; no credential variable is</w:t>
+      </w:r>
+      <w:r>
+        <w:t xml:space="preserve"> </w:t>
+      </w:r>
+      <w:r>
+        <w:t xml:space="preserve">needed.</w:t>
+      </w:r>
+    </w:p>
+    <w:p>
+      <w:pPr>
+        <w:pStyle w:val="SourceCode"/>
+      </w:pPr>
+      <w:r>
+        <w:rPr>
+          <w:rStyle w:val="NormalTok"/>
+        </w:rPr>
+        <w:t xml:space="preserve">Configure-PhysicalBuild </w:t>
+      </w:r>
+      <w:r>
+        <w:rPr>
+          <w:rStyle w:val="OperatorTok"/>
+        </w:rPr>
+        <w:t xml:space="preserve">-</w:t>
+      </w:r>
+      <w:r>
+        <w:rPr>
+          <w:rStyle w:val="NormalTok"/>
+        </w:rPr>
+        <w:t xml:space="preserve">ServerIdentifier </w:t>
+      </w:r>
+      <w:r>
+        <w:rPr>
+          <w:rStyle w:val="StringTok"/>
+        </w:rPr>
+        <w:t xml:space="preserve">'srv01'</w:t>
+      </w:r>
+      <w:r>
+        <w:rPr>
+          <w:rStyle w:val="NormalTok"/>
+        </w:rPr>
+        <w:t xml:space="preserve"> </w:t>
+      </w:r>
+      <w:r>
+        <w:rPr>
+          <w:rStyle w:val="OperatorTok"/>
+        </w:rPr>
+        <w:t xml:space="preserve">-</w:t>
+      </w:r>
+      <w:r>
+        <w:rPr>
+          <w:rStyle w:val="NormalTok"/>
+        </w:rPr>
+        <w:t xml:space="preserve">OneViewHost </w:t>
+      </w:r>
+      <w:r>
+        <w:rPr>
+          <w:rStyle w:val="StringTok"/>
+        </w:rPr>
+        <w:t xml:space="preserve">'oneview.corp.local'</w:t>
+      </w:r>
+      <w:r>
+        <w:rPr>
+          <w:rStyle w:val="NormalTok"/>
+        </w:rPr>
+        <w:t xml:space="preserve"> `</w:t>
+      </w:r>
+      <w:r>
+        <w:br/>
+      </w:r>
+      <w:r>
+        <w:rPr>
+          <w:rStyle w:val="NormalTok"/>
+        </w:rPr>
+        <w:t xml:space="preserve">    </w:t>
+      </w:r>
+      <w:r>
+        <w:rPr>
+          <w:rStyle w:val="OperatorTok"/>
+        </w:rPr>
+        <w:t xml:space="preserve">-</w:t>
+      </w:r>
+      <w:r>
+        <w:rPr>
+          <w:rStyle w:val="NormalTok"/>
+        </w:rPr>
+        <w:t xml:space="preserve">ExternalIsoPath </w:t>
+      </w:r>
+      <w:r>
+        <w:rPr>
+          <w:rStyle w:val="StringTok"/>
+        </w:rPr>
+        <w:t xml:space="preserve">'\\fileserver\isos\WinSrv2025.iso'</w:t>
+      </w:r>
+      <w:r>
+        <w:rPr>
+          <w:rStyle w:val="NormalTok"/>
+        </w:rPr>
+        <w:t xml:space="preserve"> `</w:t>
+      </w:r>
+      <w:r>
+        <w:br/>
+      </w:r>
+      <w:r>
+        <w:rPr>
+          <w:rStyle w:val="NormalTok"/>
+        </w:rPr>
+        <w:t xml:space="preserve">    </w:t>
+      </w:r>
+      <w:r>
+        <w:rPr>
+          <w:rStyle w:val="OperatorTok"/>
+        </w:rPr>
+        <w:t xml:space="preserve">-</w:t>
+      </w:r>
+      <w:r>
+        <w:rPr>
+          <w:rStyle w:val="NormalTok"/>
+        </w:rPr>
+        <w:t xml:space="preserve">InMaintenanceWindow </w:t>
+      </w:r>
+      <w:r>
+        <w:rPr>
+          <w:rStyle w:val="OperatorTok"/>
+        </w:rPr>
+        <w:t xml:space="preserve">-</w:t>
+      </w:r>
+      <w:r>
+        <w:rPr>
+          <w:rStyle w:val="NormalTok"/>
+        </w:rPr>
+        <w:t xml:space="preserve">GuardRail </w:t>
+      </w:r>
+      <w:r>
+        <w:rPr>
+          <w:rStyle w:val="StringTok"/>
+        </w:rPr>
+        <w:t xml:space="preserve">'^srv01$'</w:t>
+      </w:r>
+    </w:p>
+    <w:p>
+      <w:pPr>
+        <w:pStyle w:val="FirstParagraph"/>
+      </w:pPr>
+      <w:r>
+        <w:t xml:space="preserve">The prompted credential is reused for the status, mount, boot, reset, and eject</w:t>
+      </w:r>
+      <w:r>
+        <w:t xml:space="preserve"> </w:t>
+      </w:r>
+      <w:r>
+        <w:t xml:space="preserve">operations after approval. It takes precedence over OneView iLO SSO. Use</w:t>
+      </w:r>
+      <w:r>
+        <w:t xml:space="preserve"> </w:t>
+      </w:r>
+      <w:r>
+        <w:rPr>
+          <w:rStyle w:val="VerbatimChar"/>
+        </w:rPr>
+        <w:t xml:space="preserve">-SkipIlo</w:t>
+      </w:r>
+      <w:r>
+        <w:t xml:space="preserve"> </w:t>
+      </w:r>
+      <w:r>
+        <w:t xml:space="preserve">only when intentionally skipping the review-time prompt and iLO check;</w:t>
+      </w:r>
+      <w:r>
+        <w:t xml:space="preserve"> </w:t>
+      </w:r>
+      <w:r>
+        <w:t xml:space="preserve">it does not disable the approved build’s iLO operations.</w:t>
+      </w:r>
+    </w:p>
+    <w:bookmarkStart w:id="30" w:name="sec57"/>
+    <w:p>
+      <w:pPr>
+        <w:pStyle w:val="Heading4"/>
+      </w:pPr>
+      <w:r>
+        <w:t xml:space="preserve">Get-IloCredentials is a different helper</w:t>
+      </w:r>
+    </w:p>
+    <w:p>
+      <w:pPr>
+        <w:pStyle w:val="FirstParagraph"/>
+      </w:pPr>
+      <w:r>
+        <w:t xml:space="preserve">The exported project helper</w:t>
+      </w:r>
+      <w:r>
+        <w:t xml:space="preserve"> </w:t>
+      </w:r>
+      <w:r>
+        <w:rPr>
+          <w:rStyle w:val="VerbatimChar"/>
+        </w:rPr>
+        <w:t xml:space="preserve">Get-IloCredentials</w:t>
+      </w:r>
+      <w:r>
+        <w:t xml:space="preserve"> </w:t>
+      </w:r>
+      <w:r>
+        <w:t xml:space="preserve">(plural) resolves</w:t>
+      </w:r>
+      <w:r>
+        <w:t xml:space="preserve"> </w:t>
+      </w:r>
+      <w:r>
+        <w:rPr>
+          <w:rStyle w:val="VerbatimChar"/>
+        </w:rPr>
+        <w:t xml:space="preserve">ILO_USER</w:t>
+      </w:r>
+      <w:r>
+        <w:t xml:space="preserve"> </w:t>
+      </w:r>
+      <w:r>
+        <w:t xml:space="preserve">and</w:t>
+      </w:r>
+      <w:r>
+        <w:t xml:space="preserve"> </w:t>
+      </w:r>
+      <w:r>
+        <w:rPr>
+          <w:rStyle w:val="VerbatimChar"/>
+        </w:rPr>
+        <w:t xml:space="preserve">ILO_PASSWORD</w:t>
+      </w:r>
+      <w:r>
+        <w:t xml:space="preserve"> </w:t>
+      </w:r>
+      <w:r>
+        <w:t xml:space="preserve">through environment/CyberArk/default lookup and returns</w:t>
+      </w:r>
+      <w:r>
+        <w:t xml:space="preserve"> </w:t>
+      </w:r>
       <w:r>
         <w:rPr>
           <w:b/>
           <w:bCs/>
         </w:rPr>
-        <w:t xml:space="preserve">Use</w:t>
-      </w:r>
+        <w:t xml:space="preserve">two values: username and password</w:t>
+      </w:r>
+      <w:r>
+        <w:t xml:space="preserve">, not a</w:t>
+      </w:r>
+      <w:r>
+        <w:t xml:space="preserve"> </w:t>
+      </w:r>
+      <w:r>
+        <w:rPr>
+          <w:rStyle w:val="VerbatimChar"/>
+        </w:rPr>
+        <w:t xml:space="preserve">PSCredential</w:t>
+      </w:r>
+      <w:r>
+        <w:t xml:space="preserve">. Its defaults are username</w:t>
+      </w:r>
+      <w:r>
+        <w:t xml:space="preserve"> </w:t>
+      </w:r>
+      <w:r>
+        <w:rPr>
+          <w:rStyle w:val="VerbatimChar"/>
+        </w:rPr>
+        <w:t xml:space="preserve">Administrator</w:t>
+      </w:r>
+      <w:r>
+        <w:t xml:space="preserve"> </w:t>
+      </w:r>
+      <w:r>
+        <w:t xml:space="preserve">and an empty password if nothing is resolved. It is not an interactive password prompt, and its return value should not be printed or passed directly to</w:t>
+      </w:r>
+      <w:r>
+        <w:t xml:space="preserve"> </w:t>
+      </w:r>
+      <w:r>
+        <w:rPr>
+          <w:rStyle w:val="VerbatimChar"/>
+        </w:rPr>
+        <w:t xml:space="preserve">-IloCredential</w:t>
+      </w:r>
+      <w:r>
+        <w:t xml:space="preserve">.</w:t>
+      </w:r>
+    </w:p>
+    <w:p>
+      <w:pPr>
+        <w:pStyle w:val="BodyText"/>
+      </w:pPr>
+      <w:r>
+        <w:t xml:space="preserve">For a manually entered iLO password, use the built-in prompt provided by</w:t>
+      </w:r>
+      <w:r>
+        <w:t xml:space="preserve"> </w:t>
+      </w:r>
+      <w:r>
+        <w:rPr>
+          <w:rStyle w:val="VerbatimChar"/>
+        </w:rPr>
+        <w:t xml:space="preserve">Configure-PhysicalBuild</w:t>
+      </w:r>
+      <w:r>
+        <w:t xml:space="preserve"> </w:t>
+      </w:r>
+      <w:r>
+        <w:t xml:space="preserve">rather than setting environment variables or putting a</w:t>
+      </w:r>
+      <w:r>
+        <w:t xml:space="preserve"> </w:t>
+      </w:r>
+      <w:r>
+        <w:t xml:space="preserve">password literal in a script. Never log, export, or reveal the password with</w:t>
+      </w:r>
+      <w:r>
+        <w:t xml:space="preserve"> </w:t>
+      </w:r>
+      <w:r>
+        <w:rPr>
+          <w:rStyle w:val="VerbatimChar"/>
+        </w:rPr>
+        <w:t xml:space="preserve">GetNetworkCredential().Password</w:t>
+      </w:r>
+      <w:r>
+        <w:t xml:space="preserve"> </w:t>
+      </w:r>
+      <w:r>
+        <w:t xml:space="preserve">for troubleshooting.</w:t>
+      </w:r>
+    </w:p>
+    <w:bookmarkEnd w:id="30"/>
+    <w:bookmarkEnd w:id="31"/>
+    <w:bookmarkStart w:id="32" w:name="sec58"/>
+    <w:p>
+      <w:pPr>
+        <w:pStyle w:val="Heading3"/>
+      </w:pPr>
+      <w:r>
+        <w:t xml:space="preserve">Full build (most common)</w:t>
+      </w:r>
+    </w:p>
+    <w:p>
+      <w:pPr>
+        <w:pStyle w:val="FirstParagraph"/>
+      </w:pPr>
+      <w:r>
+        <w:rPr>
+          <w:rStyle w:val="VerbatimChar"/>
+        </w:rPr>
+        <w:t xml:space="preserve">Configure-PhysicalBuild</w:t>
+      </w:r>
+      <w:r>
+        <w:t xml:space="preserve"> </w:t>
+      </w:r>
+      <w:r>
+        <w:t xml:space="preserve">is the only build command you run from the terminal. It performs the full 4-eye review internally and, on authorization (typing</w:t>
+      </w:r>
+      <w:r>
+        <w:t xml:space="preserve"> </w:t>
+      </w:r>
+      <w:r>
+        <w:rPr>
+          <w:rStyle w:val="VerbatimChar"/>
+        </w:rPr>
+        <w:t xml:space="preserve">APPROVE</w:t>
+      </w:r>
+      <w:r>
+        <w:t xml:space="preserve"> </w:t>
+      </w:r>
+      <w:r>
+        <w:t xml:space="preserve">or passing</w:t>
+      </w:r>
+      <w:r>
+        <w:t xml:space="preserve"> </w:t>
+      </w:r>
+      <w:r>
+        <w:rPr>
+          <w:rStyle w:val="VerbatimChar"/>
+        </w:rPr>
+        <w:t xml:space="preserve">-Deploy</w:t>
+      </w:r>
+      <w:r>
+        <w:t xml:space="preserve">/</w:t>
+      </w:r>
+      <w:r>
+        <w:rPr>
+          <w:rStyle w:val="VerbatimChar"/>
+        </w:rPr>
+        <w:t xml:space="preserve">-Execute</w:t>
+      </w:r>
+      <w:r>
+        <w:t xml:space="preserve">), executes the build pipeline internally. There is no separate command to call directly.</w:t>
+      </w:r>
+    </w:p>
+    <w:p>
+      <w:pPr>
+        <w:pStyle w:val="SourceCode"/>
+      </w:pPr>
+      <w:r>
+        <w:rPr>
+          <w:rStyle w:val="CommentTok"/>
+        </w:rPr>
+        <w:t xml:space="preserve"># Review + deploy in one command (recommended) {#sec59}</w:t>
+      </w:r>
+      <w:r>
+        <w:br/>
+      </w:r>
+      <w:r>
+        <w:rPr>
+          <w:rStyle w:val="NormalTok"/>
+        </w:rPr>
+        <w:t xml:space="preserve">Configure-PhysicalBuild </w:t>
+      </w:r>
+      <w:r>
+        <w:rPr>
+          <w:rStyle w:val="OperatorTok"/>
+        </w:rPr>
+        <w:t xml:space="preserve">-</w:t>
+      </w:r>
+      <w:r>
+        <w:rPr>
+          <w:rStyle w:val="NormalTok"/>
+        </w:rPr>
+        <w:t xml:space="preserve">ServerIdentifier srv01 </w:t>
+      </w:r>
+      <w:r>
+        <w:rPr>
+          <w:rStyle w:val="OperatorTok"/>
+        </w:rPr>
+        <w:t xml:space="preserve">-</w:t>
+      </w:r>
+      <w:r>
+        <w:rPr>
+          <w:rStyle w:val="NormalTok"/>
+        </w:rPr>
+        <w:t xml:space="preserve">OneViewHost oneview</w:t>
+      </w:r>
+      <w:r>
+        <w:rPr>
+          <w:rStyle w:val="OperatorTok"/>
+        </w:rPr>
+        <w:t xml:space="preserve">.</w:t>
+      </w:r>
+      <w:r>
+        <w:rPr>
+          <w:rStyle w:val="FunctionTok"/>
+        </w:rPr>
+        <w:t xml:space="preserve">corp</w:t>
+      </w:r>
+      <w:r>
+        <w:rPr>
+          <w:rStyle w:val="OperatorTok"/>
+        </w:rPr>
+        <w:t xml:space="preserve">.</w:t>
+      </w:r>
+      <w:r>
+        <w:rPr>
+          <w:rStyle w:val="FunctionTok"/>
+        </w:rPr>
+        <w:t xml:space="preserve">local</w:t>
+      </w:r>
+      <w:r>
+        <w:rPr>
+          <w:rStyle w:val="NormalTok"/>
+        </w:rPr>
+        <w:t xml:space="preserve"> `</w:t>
+      </w:r>
+      <w:r>
+        <w:br/>
+      </w:r>
+      <w:r>
+        <w:rPr>
+          <w:rStyle w:val="NormalTok"/>
+        </w:rPr>
+        <w:t xml:space="preserve">    </w:t>
+      </w:r>
+      <w:r>
+        <w:rPr>
+          <w:rStyle w:val="OperatorTok"/>
+        </w:rPr>
+        <w:t xml:space="preserve">-</w:t>
+      </w:r>
+      <w:r>
+        <w:rPr>
+          <w:rStyle w:val="NormalTok"/>
+        </w:rPr>
+        <w:t xml:space="preserve">ExternalIsoPath </w:t>
+      </w:r>
+      <w:r>
+        <w:rPr>
+          <w:rStyle w:val="StringTok"/>
+        </w:rPr>
+        <w:t xml:space="preserve">'\\fileserver\isos\WinSrv2025.iso'</w:t>
+      </w:r>
+      <w:r>
+        <w:rPr>
+          <w:rStyle w:val="NormalTok"/>
+        </w:rPr>
+        <w:t xml:space="preserve"> </w:t>
+      </w:r>
+      <w:r>
+        <w:rPr>
+          <w:rStyle w:val="OperatorTok"/>
+        </w:rPr>
+        <w:t xml:space="preserve">-</w:t>
+      </w:r>
+      <w:r>
+        <w:rPr>
+          <w:rStyle w:val="NormalTok"/>
+        </w:rPr>
+        <w:t xml:space="preserve">InMaintenanceWindow </w:t>
+      </w:r>
+      <w:r>
+        <w:rPr>
+          <w:rStyle w:val="OperatorTok"/>
+        </w:rPr>
+        <w:t xml:space="preserve">-</w:t>
+      </w:r>
+      <w:r>
+        <w:rPr>
+          <w:rStyle w:val="NormalTok"/>
+        </w:rPr>
+        <w:t xml:space="preserve">Deploy </w:t>
+      </w:r>
+      <w:r>
+        <w:rPr>
+          <w:rStyle w:val="OperatorTok"/>
+        </w:rPr>
+        <w:t xml:space="preserve">-</w:t>
+      </w:r>
+      <w:r>
+        <w:rPr>
+          <w:rStyle w:val="NormalTok"/>
+        </w:rPr>
+        <w:t xml:space="preserve">GuardRail </w:t>
+      </w:r>
+      <w:r>
+        <w:rPr>
+          <w:rStyle w:val="StringTok"/>
+        </w:rPr>
+        <w:t xml:space="preserve">'srv01'</w:t>
+      </w:r>
+    </w:p>
+    <w:p>
+      <w:pPr>
+        <w:pStyle w:val="BlockText"/>
+      </w:pPr>
       <w:r>
         <w:rPr>
           <w:b/>
           <w:bCs/>
         </w:rPr>
-        <w:t xml:space="preserve"> </w:t>
-      </w:r>
-      <w:r>
-        <w:rPr>
-          <w:rStyle w:val="VerbatimChar"/>
+        <w:t xml:space="preserve">Automatic OneView maintenance mode:</w:t>
+      </w:r>
+      <w:r>
+        <w:t xml:space="preserve"> </w:t>
+      </w:r>
+      <w:r>
+        <w:rPr>
+          <w:rStyle w:val="VerbatimChar"/>
+        </w:rPr>
+        <w:t xml:space="preserve">Configure-PhysicalBuild</w:t>
+      </w:r>
+      <w:r>
+        <w:t xml:space="preserve"> </w:t>
+      </w:r>
+      <w:r>
+        <w:t xml:space="preserve">automatically places the server into HPE OneView maintenance mode before destructive operations. Maintenance mode is</w:t>
+      </w:r>
+      <w:r>
+        <w:t xml:space="preserve"> </w:t>
+      </w:r>
+      <w:r>
+        <w:rPr>
           <w:b/>
           <w:bCs/>
         </w:rPr>
-        <w:t xml:space="preserve">Get-Credential</w:t>
-      </w:r>
-      <w:r>
-        <w:rPr>
-          <w:b/>
-          <w:bCs/>
-        </w:rPr>
-        <w:t xml:space="preserve"> </w:t>
-      </w:r>
-      <w:r>
-        <w:rPr>
-          <w:b/>
-          <w:bCs/>
-        </w:rPr>
-        <w:t xml:space="preserve">to create</w:t>
-      </w:r>
-      <w:r>
-        <w:rPr>
-          <w:b/>
-          <w:bCs/>
-        </w:rPr>
-        <w:t xml:space="preserve"> </w:t>
-      </w:r>
-      <w:r>
-        <w:rPr>
-          <w:rStyle w:val="VerbatimChar"/>
-          <w:b/>
-          <w:bCs/>
-        </w:rPr>
-        <w:t xml:space="preserve">$IloCreds</w:t>
-      </w:r>
-      <w:r>
-        <w:rPr>
-          <w:b/>
-          <w:bCs/>
-        </w:rPr>
-        <w:t xml:space="preserve">.</w:t>
-      </w:r>
-      <w:r>
-        <w:t xml:space="preserve"> </w:t>
-      </w:r>
-      <w:r>
-        <w:t xml:space="preserve">A</w:t>
-      </w:r>
-      <w:r>
-        <w:t xml:space="preserve"> </w:t>
-      </w:r>
-      <w:r>
-        <w:rPr>
-          <w:rStyle w:val="VerbatimChar"/>
-        </w:rPr>
-        <w:t xml:space="preserve">PSCredential</w:t>
-      </w:r>
-      <w:r>
-        <w:t xml:space="preserve"> </w:t>
-      </w:r>
-      <w:r>
-        <w:t xml:space="preserve">contains both an iLO username and a password held as a</w:t>
-      </w:r>
-      <w:r>
-        <w:t xml:space="preserve"> </w:t>
-      </w:r>
-      <w:r>
-        <w:rPr>
-          <w:rStyle w:val="VerbatimChar"/>
-        </w:rPr>
-        <w:t xml:space="preserve">SecureString</w:t>
-      </w:r>
-      <w:r>
-        <w:t xml:space="preserve">. Assigning</w:t>
-      </w:r>
-      <w:r>
-        <w:t xml:space="preserve"> </w:t>
-      </w:r>
-      <w:r>
-        <w:rPr>
-          <w:rStyle w:val="VerbatimChar"/>
-        </w:rPr>
-        <w:t xml:space="preserve">$IloCreds = "password"</w:t>
-      </w:r>
-      <w:r>
-        <w:t xml:space="preserve"> </w:t>
-      </w:r>
-      <w:r>
-        <w:t xml:space="preserve">creates only a string, which is not a credential object. PowerShell deliberately does not display the password as plain text when you inspect the object.</w:t>
-      </w:r>
-    </w:p>
-    <w:p>
-      <w:pPr>
-        <w:pStyle w:val="BodyText"/>
-      </w:pPr>
-      <w:r>
-        <w:t xml:space="preserve">The command exported by this project is</w:t>
-      </w:r>
-      <w:r>
-        <w:t xml:space="preserve"> </w:t>
-      </w:r>
-      <w:r>
-        <w:rPr>
-          <w:rStyle w:val="VerbatimChar"/>
-          <w:b/>
-          <w:bCs/>
-        </w:rPr>
-        <w:t xml:space="preserve">Configure-PhysicalBuild</w:t>
-      </w:r>
-      <w:r>
-        <w:t xml:space="preserve">, and its parameter is</w:t>
-      </w:r>
-      <w:r>
-        <w:t xml:space="preserve"> </w:t>
-      </w:r>
-      <w:r>
-        <w:rPr>
-          <w:rStyle w:val="VerbatimChar"/>
-          <w:b/>
-          <w:bCs/>
-        </w:rPr>
-        <w:t xml:space="preserve">-IloCredential</w:t>
-      </w:r>
-      <w:r>
-        <w:t xml:space="preserve"> </w:t>
-      </w:r>
-      <w:r>
-        <w:t xml:space="preserve">(singular), not</w:t>
-      </w:r>
-      <w:r>
-        <w:t xml:space="preserve"> </w:t>
-      </w:r>
-      <w:r>
-        <w:rPr>
-          <w:rStyle w:val="VerbatimChar"/>
-        </w:rPr>
-        <w:t xml:space="preserve">-IloCredentials</w:t>
-      </w:r>
-      <w:r>
-        <w:t xml:space="preserve">.</w:t>
-      </w:r>
-      <w:r>
-        <w:t xml:space="preserve"> </w:t>
-      </w:r>
-      <w:r>
-        <w:rPr>
-          <w:rStyle w:val="VerbatimChar"/>
-        </w:rPr>
-        <w:t xml:space="preserve">$IloCreds</w:t>
-      </w:r>
-      <w:r>
-        <w:t xml:space="preserve"> </w:t>
-      </w:r>
-      <w:r>
-        <w:t xml:space="preserve">is just your variable name; it does not have to match the parameter name.</w:t>
-      </w:r>
-    </w:p>
-    <w:p>
-      <w:pPr>
-        <w:pStyle w:val="SourceCode"/>
-      </w:pPr>
-      <w:r>
-        <w:rPr>
-          <w:rStyle w:val="CommentTok"/>
-        </w:rPr>
-        <w:t xml:space="preserve"># Prompts for the password without putting it in command history. {#sec57}</w:t>
-      </w:r>
-      <w:r>
-        <w:br/>
-      </w:r>
-      <w:r>
-        <w:rPr>
-          <w:rStyle w:val="CommentTok"/>
-        </w:rPr>
-        <w:t xml:space="preserve"># Replace Administrator with an account that actually exists in this iLO. {#sec58}</w:t>
-      </w:r>
-      <w:r>
-        <w:br/>
-      </w:r>
-      <w:r>
-        <w:rPr>
-          <w:rStyle w:val="VariableTok"/>
-        </w:rPr>
-        <w:t xml:space="preserve">$IloCreds</w:t>
-      </w:r>
-      <w:r>
-        <w:rPr>
-          <w:rStyle w:val="NormalTok"/>
-        </w:rPr>
-        <w:t xml:space="preserve"> </w:t>
-      </w:r>
-      <w:r>
-        <w:rPr>
-          <w:rStyle w:val="OperatorTok"/>
-        </w:rPr>
-        <w:t xml:space="preserve">=</w:t>
-      </w:r>
-      <w:r>
-        <w:rPr>
-          <w:rStyle w:val="NormalTok"/>
-        </w:rPr>
-        <w:t xml:space="preserve"> </w:t>
-      </w:r>
-      <w:r>
-        <w:rPr>
-          <w:rStyle w:val="FunctionTok"/>
-        </w:rPr>
-        <w:t xml:space="preserve">Get-Credential</w:t>
-      </w:r>
-      <w:r>
-        <w:rPr>
-          <w:rStyle w:val="NormalTok"/>
-        </w:rPr>
-        <w:t xml:space="preserve"> </w:t>
-      </w:r>
-      <w:r>
-        <w:rPr>
-          <w:rStyle w:val="OperatorTok"/>
-        </w:rPr>
-        <w:t xml:space="preserve">-</w:t>
-      </w:r>
-      <w:r>
-        <w:rPr>
-          <w:rStyle w:val="NormalTok"/>
-        </w:rPr>
-        <w:t xml:space="preserve">UserName </w:t>
-      </w:r>
-      <w:r>
-        <w:rPr>
-          <w:rStyle w:val="StringTok"/>
-        </w:rPr>
-        <w:t xml:space="preserve">'Administrator'</w:t>
-      </w:r>
-      <w:r>
-        <w:rPr>
-          <w:rStyle w:val="NormalTok"/>
-        </w:rPr>
-        <w:t xml:space="preserve"> </w:t>
-      </w:r>
-      <w:r>
-        <w:rPr>
-          <w:rStyle w:val="OperatorTok"/>
-        </w:rPr>
-        <w:t xml:space="preserve">-</w:t>
-      </w:r>
-      <w:r>
-        <w:rPr>
-          <w:rStyle w:val="NormalTok"/>
-        </w:rPr>
-        <w:t xml:space="preserve">Message </w:t>
-      </w:r>
-      <w:r>
-        <w:rPr>
-          <w:rStyle w:val="StringTok"/>
-        </w:rPr>
-        <w:t xml:space="preserve">'Enter the iLO 5 account password'</w:t>
-      </w:r>
-      <w:r>
-        <w:br/>
-      </w:r>
-      <w:r>
-        <w:br/>
-      </w:r>
-      <w:r>
-        <w:rPr>
-          <w:rStyle w:val="CommentTok"/>
-        </w:rPr>
-        <w:t xml:space="preserve"># Inspect the username and object types, not the password. {#sec59}</w:t>
-      </w:r>
-      <w:r>
-        <w:br/>
-      </w:r>
-      <w:r>
-        <w:rPr>
-          <w:rStyle w:val="VariableTok"/>
-        </w:rPr>
-        <w:t xml:space="preserve">$IloCreds</w:t>
-      </w:r>
-      <w:r>
-        <w:rPr>
-          <w:rStyle w:val="OperatorTok"/>
-        </w:rPr>
-        <w:t xml:space="preserve">.</w:t>
-      </w:r>
-      <w:r>
-        <w:rPr>
-          <w:rStyle w:val="FunctionTok"/>
-        </w:rPr>
-        <w:t xml:space="preserve">UserName</w:t>
-      </w:r>
-      <w:r>
-        <w:br/>
-      </w:r>
-      <w:r>
-        <w:rPr>
-          <w:rStyle w:val="VariableTok"/>
-        </w:rPr>
-        <w:t xml:space="preserve">$IloCreds</w:t>
-      </w:r>
-      <w:r>
-        <w:rPr>
-          <w:rStyle w:val="OperatorTok"/>
-        </w:rPr>
-        <w:t xml:space="preserve">.</w:t>
-      </w:r>
-      <w:r>
-        <w:rPr>
-          <w:rStyle w:val="FunctionTok"/>
-        </w:rPr>
-        <w:t xml:space="preserve">GetType</w:t>
-      </w:r>
-      <w:r>
-        <w:rPr>
-          <w:rStyle w:val="OperatorTok"/>
-        </w:rPr>
-        <w:t xml:space="preserve">().</w:t>
-      </w:r>
-      <w:r>
-        <w:rPr>
-          <w:rStyle w:val="FunctionTok"/>
-        </w:rPr>
-        <w:t xml:space="preserve">FullName</w:t>
-      </w:r>
-      <w:r>
-        <w:rPr>
-          <w:rStyle w:val="NormalTok"/>
-        </w:rPr>
-        <w:t xml:space="preserve">       </w:t>
-      </w:r>
-      <w:r>
-        <w:rPr>
-          <w:rStyle w:val="CommentTok"/>
-        </w:rPr>
-        <w:t xml:space="preserve"># System.Management.Automation.PSCredential</w:t>
-      </w:r>
-      <w:r>
-        <w:br/>
-      </w:r>
-      <w:r>
-        <w:rPr>
-          <w:rStyle w:val="VariableTok"/>
-        </w:rPr>
-        <w:t xml:space="preserve">$IloCreds</w:t>
-      </w:r>
-      <w:r>
-        <w:rPr>
-          <w:rStyle w:val="OperatorTok"/>
-        </w:rPr>
-        <w:t xml:space="preserve">.</w:t>
-      </w:r>
-      <w:r>
-        <w:rPr>
-          <w:rStyle w:val="FunctionTok"/>
-        </w:rPr>
-        <w:t xml:space="preserve">Password</w:t>
-      </w:r>
-      <w:r>
-        <w:rPr>
-          <w:rStyle w:val="OperatorTok"/>
-        </w:rPr>
-        <w:t xml:space="preserve">.</w:t>
-      </w:r>
-      <w:r>
-        <w:rPr>
-          <w:rStyle w:val="FunctionTok"/>
-        </w:rPr>
-        <w:t xml:space="preserve">GetType</w:t>
-      </w:r>
-      <w:r>
-        <w:rPr>
-          <w:rStyle w:val="OperatorTok"/>
-        </w:rPr>
-        <w:t xml:space="preserve">().</w:t>
-      </w:r>
-      <w:r>
-        <w:rPr>
-          <w:rStyle w:val="FunctionTok"/>
-        </w:rPr>
-        <w:t xml:space="preserve">Name</w:t>
-      </w:r>
-      <w:r>
-        <w:rPr>
-          <w:rStyle w:val="NormalTok"/>
-        </w:rPr>
-        <w:t xml:space="preserve"> </w:t>
-      </w:r>
-      <w:r>
-        <w:rPr>
-          <w:rStyle w:val="CommentTok"/>
-        </w:rPr>
-        <w:t xml:space="preserve"># SecureString</w:t>
-      </w:r>
-    </w:p>
-    <w:p>
-      <w:pPr>
-        <w:pStyle w:val="FirstParagraph"/>
-      </w:pPr>
-      <w:r>
-        <w:t xml:space="preserve">If you prefer separate username and password prompts, create the same object explicitly:</w:t>
-      </w:r>
-    </w:p>
-    <w:p>
-      <w:pPr>
-        <w:pStyle w:val="SourceCode"/>
-      </w:pPr>
-      <w:r>
-        <w:rPr>
-          <w:rStyle w:val="VariableTok"/>
-        </w:rPr>
-        <w:t xml:space="preserve">$IloUser</w:t>
-      </w:r>
-      <w:r>
-        <w:rPr>
-          <w:rStyle w:val="NormalTok"/>
-        </w:rPr>
-        <w:t xml:space="preserve"> </w:t>
-      </w:r>
-      <w:r>
-        <w:rPr>
-          <w:rStyle w:val="OperatorTok"/>
-        </w:rPr>
-        <w:t xml:space="preserve">=</w:t>
-      </w:r>
-      <w:r>
-        <w:rPr>
-          <w:rStyle w:val="NormalTok"/>
-        </w:rPr>
-        <w:t xml:space="preserve"> </w:t>
-      </w:r>
-      <w:r>
-        <w:rPr>
-          <w:rStyle w:val="FunctionTok"/>
-        </w:rPr>
-        <w:t xml:space="preserve">Read-Host</w:t>
-      </w:r>
-      <w:r>
-        <w:rPr>
-          <w:rStyle w:val="NormalTok"/>
-        </w:rPr>
-        <w:t xml:space="preserve"> </w:t>
-      </w:r>
-      <w:r>
-        <w:rPr>
-          <w:rStyle w:val="StringTok"/>
-        </w:rPr>
-        <w:t xml:space="preserve">'iLO username'</w:t>
-      </w:r>
-      <w:r>
-        <w:br/>
-      </w:r>
-      <w:r>
-        <w:rPr>
-          <w:rStyle w:val="VariableTok"/>
-        </w:rPr>
-        <w:t xml:space="preserve">$IloPassword</w:t>
-      </w:r>
-      <w:r>
-        <w:rPr>
-          <w:rStyle w:val="NormalTok"/>
-        </w:rPr>
-        <w:t xml:space="preserve"> </w:t>
-      </w:r>
-      <w:r>
-        <w:rPr>
-          <w:rStyle w:val="OperatorTok"/>
-        </w:rPr>
-        <w:t xml:space="preserve">=</w:t>
-      </w:r>
-      <w:r>
-        <w:rPr>
-          <w:rStyle w:val="NormalTok"/>
-        </w:rPr>
-        <w:t xml:space="preserve"> </w:t>
-      </w:r>
-      <w:r>
-        <w:rPr>
-          <w:rStyle w:val="FunctionTok"/>
-        </w:rPr>
-        <w:t xml:space="preserve">Read-Host</w:t>
-      </w:r>
-      <w:r>
-        <w:rPr>
-          <w:rStyle w:val="NormalTok"/>
-        </w:rPr>
-        <w:t xml:space="preserve"> </w:t>
-      </w:r>
-      <w:r>
-        <w:rPr>
-          <w:rStyle w:val="StringTok"/>
-        </w:rPr>
-        <w:t xml:space="preserve">'iLO password'</w:t>
-      </w:r>
-      <w:r>
-        <w:rPr>
-          <w:rStyle w:val="NormalTok"/>
-        </w:rPr>
-        <w:t xml:space="preserve"> </w:t>
-      </w:r>
-      <w:r>
-        <w:rPr>
-          <w:rStyle w:val="OperatorTok"/>
-        </w:rPr>
-        <w:t xml:space="preserve">-</w:t>
-      </w:r>
-      <w:r>
-        <w:rPr>
-          <w:rStyle w:val="NormalTok"/>
-        </w:rPr>
-        <w:t xml:space="preserve">AsSecureString</w:t>
-      </w:r>
-      <w:r>
-        <w:br/>
-      </w:r>
-      <w:r>
-        <w:rPr>
-          <w:rStyle w:val="VariableTok"/>
-        </w:rPr>
-        <w:t xml:space="preserve">$IloCreds</w:t>
-      </w:r>
-      <w:r>
-        <w:rPr>
-          <w:rStyle w:val="NormalTok"/>
-        </w:rPr>
-        <w:t xml:space="preserve"> </w:t>
-      </w:r>
-      <w:r>
-        <w:rPr>
-          <w:rStyle w:val="OperatorTok"/>
-        </w:rPr>
-        <w:t xml:space="preserve">=</w:t>
-      </w:r>
-      <w:r>
-        <w:rPr>
-          <w:rStyle w:val="NormalTok"/>
-        </w:rPr>
-        <w:t xml:space="preserve"> </w:t>
-      </w:r>
-      <w:r>
-        <w:rPr>
-          <w:rStyle w:val="OperatorTok"/>
-        </w:rPr>
-        <w:t xml:space="preserve">[</w:t>
-      </w:r>
-      <w:r>
-        <w:rPr>
-          <w:rStyle w:val="NormalTok"/>
-        </w:rPr>
-        <w:t xml:space="preserve">System</w:t>
-      </w:r>
-      <w:r>
-        <w:rPr>
-          <w:rStyle w:val="OperatorTok"/>
-        </w:rPr>
-        <w:t xml:space="preserve">.</w:t>
-      </w:r>
-      <w:r>
-        <w:rPr>
-          <w:rStyle w:val="FunctionTok"/>
-        </w:rPr>
-        <w:t xml:space="preserve">Management</w:t>
-      </w:r>
-      <w:r>
-        <w:rPr>
-          <w:rStyle w:val="OperatorTok"/>
-        </w:rPr>
-        <w:t xml:space="preserve">.</w:t>
-      </w:r>
-      <w:r>
-        <w:rPr>
-          <w:rStyle w:val="FunctionTok"/>
-        </w:rPr>
-        <w:t xml:space="preserve">Automation</w:t>
-      </w:r>
-      <w:r>
-        <w:rPr>
-          <w:rStyle w:val="OperatorTok"/>
-        </w:rPr>
-        <w:t xml:space="preserve">.</w:t>
-      </w:r>
-      <w:r>
-        <w:rPr>
-          <w:rStyle w:val="FunctionTok"/>
-        </w:rPr>
-        <w:t xml:space="preserve">PSCredential</w:t>
-      </w:r>
-      <w:r>
-        <w:rPr>
-          <w:rStyle w:val="OperatorTok"/>
-        </w:rPr>
-        <w:t xml:space="preserve">]::</w:t>
-      </w:r>
-      <w:r>
-        <w:rPr>
-          <w:rStyle w:val="NormalTok"/>
-        </w:rPr>
-        <w:t xml:space="preserve">new</w:t>
-      </w:r>
-      <w:r>
-        <w:rPr>
-          <w:rStyle w:val="OperatorTok"/>
-        </w:rPr>
-        <w:t xml:space="preserve">(</w:t>
-      </w:r>
-      <w:r>
-        <w:rPr>
-          <w:rStyle w:val="VariableTok"/>
-        </w:rPr>
-        <w:t xml:space="preserve">$IloUser</w:t>
-      </w:r>
-      <w:r>
-        <w:rPr>
-          <w:rStyle w:val="OperatorTok"/>
-        </w:rPr>
-        <w:t xml:space="preserve">,</w:t>
-      </w:r>
-      <w:r>
-        <w:rPr>
-          <w:rStyle w:val="NormalTok"/>
-        </w:rPr>
-        <w:t xml:space="preserve"> </w:t>
-      </w:r>
-      <w:r>
-        <w:rPr>
-          <w:rStyle w:val="VariableTok"/>
-        </w:rPr>
-        <w:t xml:space="preserve">$IloPassword</w:t>
-      </w:r>
-      <w:r>
-        <w:rPr>
-          <w:rStyle w:val="OperatorTok"/>
-        </w:rPr>
-        <w:t xml:space="preserve">)</w:t>
-      </w:r>
-      <w:r>
-        <w:br/>
-      </w:r>
-      <w:r>
-        <w:rPr>
-          <w:rStyle w:val="FunctionTok"/>
-        </w:rPr>
-        <w:t xml:space="preserve">Remove-Variable</w:t>
-      </w:r>
-      <w:r>
-        <w:rPr>
-          <w:rStyle w:val="NormalTok"/>
-        </w:rPr>
-        <w:t xml:space="preserve"> IloPassword</w:t>
-      </w:r>
-    </w:p>
-    <w:p>
-      <w:pPr>
-        <w:pStyle w:val="FirstParagraph"/>
-      </w:pPr>
-      <w:r>
-        <w:rPr>
-          <w:b/>
-          <w:bCs/>
-        </w:rPr>
-        <w:t xml:space="preserve">Test direct iLO authentication without deploying anything:</w:t>
-      </w:r>
-      <w:r>
-        <w:t xml:space="preserve"> </w:t>
-      </w:r>
-      <w:r>
-        <w:t xml:space="preserve">omit the OneView parameters from this status-only call so it tests the supplied iLO credential rather than selecting OneView SSO.</w:t>
-      </w:r>
-    </w:p>
-    <w:p>
-      <w:pPr>
-        <w:pStyle w:val="SourceCode"/>
-      </w:pPr>
-      <w:r>
-        <w:rPr>
-          <w:rStyle w:val="NormalTok"/>
-        </w:rPr>
-        <w:t xml:space="preserve">Invoke-IloRedfish </w:t>
-      </w:r>
-      <w:r>
-        <w:rPr>
-          <w:rStyle w:val="OperatorTok"/>
-        </w:rPr>
-        <w:t xml:space="preserve">-</w:t>
-      </w:r>
-      <w:r>
-        <w:rPr>
-          <w:rStyle w:val="NormalTok"/>
-        </w:rPr>
-        <w:t xml:space="preserve">Action Status </w:t>
-      </w:r>
-      <w:r>
-        <w:rPr>
-          <w:rStyle w:val="OperatorTok"/>
-        </w:rPr>
-        <w:t xml:space="preserve">-</w:t>
-      </w:r>
-      <w:r>
-        <w:rPr>
-          <w:rStyle w:val="NormalTok"/>
-        </w:rPr>
-        <w:t xml:space="preserve">IloIp </w:t>
-      </w:r>
-      <w:r>
-        <w:rPr>
-          <w:rStyle w:val="StringTok"/>
-        </w:rPr>
-        <w:t xml:space="preserve">'10.0.1.50'</w:t>
-      </w:r>
-      <w:r>
-        <w:rPr>
-          <w:rStyle w:val="NormalTok"/>
-        </w:rPr>
-        <w:t xml:space="preserve"> </w:t>
-      </w:r>
-      <w:r>
-        <w:rPr>
-          <w:rStyle w:val="OperatorTok"/>
-        </w:rPr>
-        <w:t xml:space="preserve">-</w:t>
-      </w:r>
-      <w:r>
-        <w:rPr>
-          <w:rStyle w:val="NormalTok"/>
-        </w:rPr>
-        <w:t xml:space="preserve">IloCredential </w:t>
-      </w:r>
-      <w:r>
-        <w:rPr>
-          <w:rStyle w:val="VariableTok"/>
-        </w:rPr>
-        <w:t xml:space="preserve">$IloCreds</w:t>
-      </w:r>
-    </w:p>
-    <w:p>
-      <w:pPr>
-        <w:pStyle w:val="FirstParagraph"/>
-      </w:pPr>
-      <w:r>
-        <w:t xml:space="preserve">An authentication failure here still needs investigation; creating a correctly typed object does not repair an HTTP 401 or an API session-handling defect. Do not bypass the build’s authentication or maintenance guard to continue.</w:t>
-      </w:r>
-    </w:p>
-    <w:p>
-      <w:pPr>
-        <w:pStyle w:val="BodyText"/>
-      </w:pPr>
-      <w:r>
-        <w:rPr>
-          <w:b/>
-          <w:bCs/>
-        </w:rPr>
-        <w:t xml:space="preserve">Pass the object to the build review:</w:t>
-      </w:r>
-      <w:r>
-        <w:t xml:space="preserve"> </w:t>
-      </w:r>
-      <w:r>
-        <w:t xml:space="preserve">this example does not pass</w:t>
-      </w:r>
-      <w:r>
-        <w:t xml:space="preserve"> </w:t>
-      </w:r>
-      <w:r>
-        <w:rPr>
-          <w:rStyle w:val="VerbatimChar"/>
-        </w:rPr>
-        <w:t xml:space="preserve">-Deploy</w:t>
-      </w:r>
-      <w:r>
-        <w:t xml:space="preserve">. Review the target carefully; typing</w:t>
-      </w:r>
-      <w:r>
-        <w:t xml:space="preserve"> </w:t>
-      </w:r>
-      <w:r>
-        <w:rPr>
-          <w:rStyle w:val="VerbatimChar"/>
-        </w:rPr>
-        <w:t xml:space="preserve">APPROVE</w:t>
-      </w:r>
-      <w:r>
-        <w:t xml:space="preserve"> </w:t>
-      </w:r>
-      <w:r>
-        <w:t xml:space="preserve">at the prompt authorizes the destructive deployment.</w:t>
-      </w:r>
-    </w:p>
-    <w:p>
-      <w:pPr>
-        <w:pStyle w:val="SourceCode"/>
-      </w:pPr>
-      <w:r>
-        <w:rPr>
-          <w:rStyle w:val="NormalTok"/>
-        </w:rPr>
-        <w:t xml:space="preserve">Configure-PhysicalBuild </w:t>
-      </w:r>
-      <w:r>
-        <w:rPr>
-          <w:rStyle w:val="OperatorTok"/>
-        </w:rPr>
-        <w:t xml:space="preserve">-</w:t>
-      </w:r>
-      <w:r>
-        <w:rPr>
-          <w:rStyle w:val="NormalTok"/>
-        </w:rPr>
-        <w:t xml:space="preserve">ServerIdentifier </w:t>
-      </w:r>
-      <w:r>
-        <w:rPr>
-          <w:rStyle w:val="StringTok"/>
-        </w:rPr>
-        <w:t xml:space="preserve">'srv01'</w:t>
-      </w:r>
-      <w:r>
-        <w:rPr>
-          <w:rStyle w:val="NormalTok"/>
-        </w:rPr>
-        <w:t xml:space="preserve"> </w:t>
-      </w:r>
-      <w:r>
-        <w:rPr>
-          <w:rStyle w:val="OperatorTok"/>
-        </w:rPr>
-        <w:t xml:space="preserve">-</w:t>
-      </w:r>
-      <w:r>
-        <w:rPr>
-          <w:rStyle w:val="NormalTok"/>
-        </w:rPr>
-        <w:t xml:space="preserve">OneViewHost </w:t>
-      </w:r>
-      <w:r>
-        <w:rPr>
-          <w:rStyle w:val="StringTok"/>
-        </w:rPr>
-        <w:t xml:space="preserve">'oneview.corp.local'</w:t>
-      </w:r>
-      <w:r>
-        <w:rPr>
-          <w:rStyle w:val="NormalTok"/>
-        </w:rPr>
-        <w:t xml:space="preserve"> `</w:t>
-      </w:r>
-      <w:r>
-        <w:br/>
-      </w:r>
-      <w:r>
-        <w:rPr>
-          <w:rStyle w:val="NormalTok"/>
-        </w:rPr>
-        <w:t xml:space="preserve">    </w:t>
-      </w:r>
-      <w:r>
-        <w:rPr>
-          <w:rStyle w:val="OperatorTok"/>
-        </w:rPr>
-        <w:t xml:space="preserve">-</w:t>
-      </w:r>
-      <w:r>
-        <w:rPr>
-          <w:rStyle w:val="NormalTok"/>
-        </w:rPr>
-        <w:t xml:space="preserve">IloIp </w:t>
-      </w:r>
-      <w:r>
-        <w:rPr>
-          <w:rStyle w:val="StringTok"/>
-        </w:rPr>
-        <w:t xml:space="preserve">'10.0.1.50'</w:t>
-      </w:r>
-      <w:r>
-        <w:rPr>
-          <w:rStyle w:val="NormalTok"/>
-        </w:rPr>
-        <w:t xml:space="preserve"> </w:t>
-      </w:r>
-      <w:r>
-        <w:rPr>
-          <w:rStyle w:val="OperatorTok"/>
-        </w:rPr>
-        <w:t xml:space="preserve">-</w:t>
-      </w:r>
-      <w:r>
-        <w:rPr>
-          <w:rStyle w:val="NormalTok"/>
-        </w:rPr>
-        <w:t xml:space="preserve">IloCredential </w:t>
-      </w:r>
-      <w:r>
-        <w:rPr>
-          <w:rStyle w:val="VariableTok"/>
-        </w:rPr>
-        <w:t xml:space="preserve">$IloCreds</w:t>
-      </w:r>
-      <w:r>
-        <w:rPr>
-          <w:rStyle w:val="NormalTok"/>
-        </w:rPr>
-        <w:t xml:space="preserve"> `</w:t>
-      </w:r>
-      <w:r>
-        <w:br/>
-      </w:r>
-      <w:r>
-        <w:rPr>
-          <w:rStyle w:val="NormalTok"/>
-        </w:rPr>
-        <w:t xml:space="preserve">    </w:t>
-      </w:r>
-      <w:r>
-        <w:rPr>
-          <w:rStyle w:val="OperatorTok"/>
-        </w:rPr>
-        <w:t xml:space="preserve">-</w:t>
-      </w:r>
-      <w:r>
-        <w:rPr>
-          <w:rStyle w:val="NormalTok"/>
-        </w:rPr>
-        <w:t xml:space="preserve">ExternalIsoPath </w:t>
-      </w:r>
-      <w:r>
-        <w:rPr>
-          <w:rStyle w:val="StringTok"/>
-        </w:rPr>
-        <w:t xml:space="preserve">'\\fileserver\isos\WinSrv2025.iso'</w:t>
-      </w:r>
-      <w:r>
-        <w:rPr>
-          <w:rStyle w:val="NormalTok"/>
-        </w:rPr>
-        <w:t xml:space="preserve"> `</w:t>
-      </w:r>
-      <w:r>
-        <w:br/>
-      </w:r>
-      <w:r>
-        <w:rPr>
-          <w:rStyle w:val="NormalTok"/>
-        </w:rPr>
-        <w:t xml:space="preserve">    </w:t>
-      </w:r>
-      <w:r>
-        <w:rPr>
-          <w:rStyle w:val="OperatorTok"/>
-        </w:rPr>
-        <w:t xml:space="preserve">-</w:t>
-      </w:r>
-      <w:r>
-        <w:rPr>
-          <w:rStyle w:val="NormalTok"/>
-        </w:rPr>
-        <w:t xml:space="preserve">InMaintenanceWindow </w:t>
-      </w:r>
-      <w:r>
-        <w:rPr>
-          <w:rStyle w:val="OperatorTok"/>
-        </w:rPr>
-        <w:t xml:space="preserve">-</w:t>
-      </w:r>
-      <w:r>
-        <w:rPr>
-          <w:rStyle w:val="NormalTok"/>
-        </w:rPr>
-        <w:t xml:space="preserve">GuardRail </w:t>
-      </w:r>
-      <w:r>
-        <w:rPr>
-          <w:rStyle w:val="StringTok"/>
-        </w:rPr>
-        <w:t xml:space="preserve">'^srv01$'</w:t>
-      </w:r>
-    </w:p>
-    <w:p>
-      <w:pPr>
-        <w:pStyle w:val="FirstParagraph"/>
-      </w:pPr>
-      <w:r>
-        <w:rPr>
-          <w:b/>
-          <w:bCs/>
-        </w:rPr>
-        <w:t xml:space="preserve">Current OneView SSO behavior:</w:t>
-      </w:r>
-      <w:r>
-        <w:t xml:space="preserve"> </w:t>
-      </w:r>
-      <w:r>
-        <w:t xml:space="preserve">supplying</w:t>
-      </w:r>
-      <w:r>
-        <w:t xml:space="preserve"> </w:t>
-      </w:r>
-      <w:r>
-        <w:rPr>
-          <w:rStyle w:val="VerbatimChar"/>
-        </w:rPr>
-        <w:t xml:space="preserve">-IloCredential</w:t>
-      </w:r>
-      <w:r>
-        <w:t xml:space="preserve"> </w:t>
-      </w:r>
-      <w:r>
-        <w:t xml:space="preserve">does not force direct authentication when OneView SSO is available. The build’s status guard can attempt a direct-credential fallback after an SSO HTTP 401, but the later mount/boot call still selects SSO when OneView parameters are present. Consequently, supplying a manual password is not a guaranteed workaround for the reported SSO failure. Do not remove OneView safety checks merely to force a deployment.</w:t>
-      </w:r>
-    </w:p>
-    <w:bookmarkStart w:id="31" w:name="sec60"/>
-    <w:p>
-      <w:pPr>
-        <w:pStyle w:val="Heading4"/>
-      </w:pPr>
-      <w:r>
-        <w:t xml:space="preserve">Get-IloCredentials is a different helper</w:t>
-      </w:r>
-    </w:p>
-    <w:p>
-      <w:pPr>
-        <w:pStyle w:val="FirstParagraph"/>
-      </w:pPr>
-      <w:r>
-        <w:t xml:space="preserve">The exported project helper</w:t>
-      </w:r>
-      <w:r>
-        <w:t xml:space="preserve"> </w:t>
-      </w:r>
-      <w:r>
-        <w:rPr>
-          <w:rStyle w:val="VerbatimChar"/>
-        </w:rPr>
-        <w:t xml:space="preserve">Get-IloCredentials</w:t>
-      </w:r>
-      <w:r>
-        <w:t xml:space="preserve"> </w:t>
-      </w:r>
-      <w:r>
-        <w:t xml:space="preserve">(plural) resolves</w:t>
-      </w:r>
-      <w:r>
-        <w:t xml:space="preserve"> </w:t>
-      </w:r>
-      <w:r>
-        <w:rPr>
-          <w:rStyle w:val="VerbatimChar"/>
-        </w:rPr>
-        <w:t xml:space="preserve">ILO_USER</w:t>
-      </w:r>
-      <w:r>
-        <w:t xml:space="preserve"> </w:t>
-      </w:r>
-      <w:r>
-        <w:t xml:space="preserve">and</w:t>
-      </w:r>
-      <w:r>
-        <w:t xml:space="preserve"> </w:t>
-      </w:r>
-      <w:r>
-        <w:rPr>
-          <w:rStyle w:val="VerbatimChar"/>
-        </w:rPr>
-        <w:t xml:space="preserve">ILO_PASSWORD</w:t>
-      </w:r>
-      <w:r>
-        <w:t xml:space="preserve"> </w:t>
-      </w:r>
-      <w:r>
-        <w:t xml:space="preserve">through environment/CyberArk/default lookup and returns</w:t>
-      </w:r>
-      <w:r>
-        <w:t xml:space="preserve"> </w:t>
-      </w:r>
-      <w:r>
-        <w:rPr>
-          <w:b/>
-          <w:bCs/>
-        </w:rPr>
-        <w:t xml:space="preserve">two values: username and password</w:t>
-      </w:r>
-      <w:r>
-        <w:t xml:space="preserve">, not a</w:t>
-      </w:r>
-      <w:r>
-        <w:t xml:space="preserve"> </w:t>
-      </w:r>
-      <w:r>
-        <w:rPr>
-          <w:rStyle w:val="VerbatimChar"/>
-        </w:rPr>
-        <w:t xml:space="preserve">PSCredential</w:t>
-      </w:r>
-      <w:r>
-        <w:t xml:space="preserve">. Its defaults are username</w:t>
-      </w:r>
-      <w:r>
-        <w:t xml:space="preserve"> </w:t>
-      </w:r>
-      <w:r>
-        <w:rPr>
-          <w:rStyle w:val="VerbatimChar"/>
-        </w:rPr>
-        <w:t xml:space="preserve">Administrator</w:t>
-      </w:r>
-      <w:r>
-        <w:t xml:space="preserve"> </w:t>
-      </w:r>
-      <w:r>
-        <w:t xml:space="preserve">and an empty password if nothing is resolved. It is not an interactive password prompt, and its return value should not be printed or passed directly to</w:t>
-      </w:r>
-      <w:r>
-        <w:t xml:space="preserve"> </w:t>
-      </w:r>
-      <w:r>
-        <w:rPr>
-          <w:rStyle w:val="VerbatimChar"/>
-        </w:rPr>
-        <w:t xml:space="preserve">-IloCredential</w:t>
-      </w:r>
-      <w:r>
-        <w:t xml:space="preserve">.</w:t>
-      </w:r>
-    </w:p>
-    <w:p>
-      <w:pPr>
-        <w:pStyle w:val="BodyText"/>
-      </w:pPr>
-      <w:r>
-        <w:t xml:space="preserve">For a manually entered iLO password, use</w:t>
-      </w:r>
-      <w:r>
-        <w:t xml:space="preserve"> </w:t>
-      </w:r>
-      <w:r>
-        <w:rPr>
-          <w:rStyle w:val="VerbatimChar"/>
-          <w:b/>
-          <w:bCs/>
-        </w:rPr>
-        <w:t xml:space="preserve">Get-Credential</w:t>
-      </w:r>
-      <w:r>
-        <w:t xml:space="preserve">, as shown above, rather than setting environment variables or putting a password literal in a script. To replace the password in</w:t>
-      </w:r>
-      <w:r>
-        <w:t xml:space="preserve"> </w:t>
-      </w:r>
-      <w:r>
-        <w:rPr>
-          <w:rStyle w:val="VerbatimChar"/>
-        </w:rPr>
-        <w:t xml:space="preserve">$IloCreds</w:t>
-      </w:r>
-      <w:r>
-        <w:t xml:space="preserve">, run</w:t>
-      </w:r>
-      <w:r>
-        <w:t xml:space="preserve"> </w:t>
-      </w:r>
-      <w:r>
-        <w:rPr>
-          <w:rStyle w:val="VerbatimChar"/>
-        </w:rPr>
-        <w:t xml:space="preserve">Get-Credential</w:t>
-      </w:r>
-      <w:r>
-        <w:t xml:space="preserve"> </w:t>
-      </w:r>
-      <w:r>
-        <w:t xml:space="preserve">again and assign the newly returned object to the same variable. When finished:</w:t>
-      </w:r>
-    </w:p>
-    <w:p>
-      <w:pPr>
-        <w:pStyle w:val="SourceCode"/>
-      </w:pPr>
-      <w:r>
-        <w:rPr>
-          <w:rStyle w:val="FunctionTok"/>
-        </w:rPr>
-        <w:t xml:space="preserve">Remove-Variable</w:t>
-      </w:r>
-      <w:r>
-        <w:rPr>
-          <w:rStyle w:val="NormalTok"/>
-        </w:rPr>
-        <w:t xml:space="preserve"> IloCreds</w:t>
-      </w:r>
-      <w:r>
-        <w:br/>
-      </w:r>
-      <w:r>
-        <w:rPr>
-          <w:rStyle w:val="CommentTok"/>
-        </w:rPr>
-        <w:t xml:space="preserve"># Also remove the username variable if you used the separate-prompt example. {#sec61}</w:t>
-      </w:r>
-      <w:r>
-        <w:br/>
-      </w:r>
-      <w:r>
-        <w:rPr>
-          <w:rStyle w:val="FunctionTok"/>
-        </w:rPr>
-        <w:t xml:space="preserve">Remove-Variable</w:t>
-      </w:r>
-      <w:r>
-        <w:rPr>
-          <w:rStyle w:val="NormalTok"/>
-        </w:rPr>
-        <w:t xml:space="preserve"> IloUser </w:t>
-      </w:r>
-      <w:r>
-        <w:rPr>
-          <w:rStyle w:val="OperatorTok"/>
-        </w:rPr>
-        <w:t xml:space="preserve">-</w:t>
-      </w:r>
-      <w:r>
-        <w:rPr>
-          <w:rStyle w:val="NormalTok"/>
-        </w:rPr>
-        <w:t xml:space="preserve">ErrorAction SilentlyContinue</w:t>
-      </w:r>
-    </w:p>
-    <w:p>
-      <w:pPr>
-        <w:pStyle w:val="FirstParagraph"/>
-      </w:pPr>
-      <w:r>
-        <w:t xml:space="preserve">Removing a variable does not revoke an iLO session or guarantee that process memory has been erased. Never log, export, or reveal the password with</w:t>
-      </w:r>
-      <w:r>
-        <w:t xml:space="preserve"> </w:t>
-      </w:r>
-      <w:r>
-        <w:rPr>
-          <w:rStyle w:val="VerbatimChar"/>
-        </w:rPr>
-        <w:t xml:space="preserve">GetNetworkCredential().Password</w:t>
-      </w:r>
-      <w:r>
-        <w:t xml:space="preserve"> </w:t>
-      </w:r>
-      <w:r>
-        <w:t xml:space="preserve">for troubleshooting.</w:t>
-      </w:r>
-    </w:p>
-    <w:p>
-      <w:pPr>
-        <w:pStyle w:val="BodyText"/>
-      </w:pPr>
-      <w:r>
-        <w:t xml:space="preserve">Reference:</w:t>
-      </w:r>
-      <w:r>
-        <w:t xml:space="preserve"> </w:t>
-      </w:r>
-      <w:hyperlink r:id="rId30">
-        <w:r>
-          <w:rPr>
-            <w:rStyle w:val="Hyperlink"/>
-          </w:rPr>
-          <w:t xml:space="preserve">Microsoft Get-Credential documentation</w:t>
-        </w:r>
-      </w:hyperlink>
-      <w:r>
-        <w:t xml:space="preserve">.</w:t>
-      </w:r>
-    </w:p>
-    <w:bookmarkEnd w:id="31"/>
+        <w:t xml:space="preserve">not</w:t>
+      </w:r>
+      <w:r>
+        <w:t xml:space="preserve"> </w:t>
+      </w:r>
+      <w:r>
+        <w:t xml:space="preserve">automatically removed after the build completes — the operator is responsible for disabling it via</w:t>
+      </w:r>
+      <w:r>
+        <w:t xml:space="preserve"> </w:t>
+      </w:r>
+      <w:r>
+        <w:rPr>
+          <w:rStyle w:val="VerbatimChar"/>
+        </w:rPr>
+        <w:t xml:space="preserve">Disable-OneViewMaintenanceMode</w:t>
+      </w:r>
+      <w:r>
+        <w:t xml:space="preserve"> </w:t>
+      </w:r>
+      <w:r>
+        <w:t xml:space="preserve">when the server is stable. Use</w:t>
+      </w:r>
+      <w:r>
+        <w:t xml:space="preserve"> </w:t>
+      </w:r>
+      <w:r>
+        <w:rPr>
+          <w:rStyle w:val="VerbatimChar"/>
+        </w:rPr>
+        <w:t xml:space="preserve">-NoMaintenanceMode</w:t>
+      </w:r>
+      <w:r>
+        <w:t xml:space="preserve"> </w:t>
+      </w:r>
+      <w:r>
+        <w:t xml:space="preserve">to skip the enable step entirely.</w:t>
+      </w:r>
+    </w:p>
     <w:bookmarkEnd w:id="32"/>
-    <w:bookmarkStart w:id="33" w:name="sec62"/>
-    <w:p>
-      <w:pPr>
-        <w:pStyle w:val="Heading3"/>
-      </w:pPr>
-      <w:r>
-        <w:t xml:space="preserve">Full build (most common)</w:t>
-      </w:r>
-    </w:p>
-    <w:p>
-      <w:pPr>
-        <w:pStyle w:val="FirstParagraph"/>
-      </w:pPr>
-      <w:r>
-        <w:rPr>
-          <w:rStyle w:val="VerbatimChar"/>
-        </w:rPr>
-        <w:t xml:space="preserve">Configure-PhysicalBuild</w:t>
-      </w:r>
-      <w:r>
-        <w:t xml:space="preserve"> </w:t>
-      </w:r>
-      <w:r>
-        <w:t xml:space="preserve">is the only build command you run from the terminal. It performs the full 4-eye review internally and, on authorization (typing</w:t>
-      </w:r>
-      <w:r>
-        <w:t xml:space="preserve"> </w:t>
-      </w:r>
-      <w:r>
-        <w:rPr>
-          <w:rStyle w:val="VerbatimChar"/>
-        </w:rPr>
-        <w:t xml:space="preserve">APPROVE</w:t>
-      </w:r>
-      <w:r>
-        <w:t xml:space="preserve"> </w:t>
-      </w:r>
-      <w:r>
-        <w:t xml:space="preserve">or passing</w:t>
-      </w:r>
-      <w:r>
-        <w:t xml:space="preserve"> </w:t>
-      </w:r>
-      <w:r>
-        <w:rPr>
-          <w:rStyle w:val="VerbatimChar"/>
-        </w:rPr>
-        <w:t xml:space="preserve">-Deploy</w:t>
-      </w:r>
-      <w:r>
-        <w:t xml:space="preserve">/</w:t>
-      </w:r>
-      <w:r>
-        <w:rPr>
-          <w:rStyle w:val="VerbatimChar"/>
-        </w:rPr>
-        <w:t xml:space="preserve">-Execute</w:t>
-      </w:r>
-      <w:r>
-        <w:t xml:space="preserve">), executes the build pipeline internally. There is no separate command to call directly.</w:t>
-      </w:r>
-    </w:p>
-    <w:p>
-      <w:pPr>
-        <w:pStyle w:val="SourceCode"/>
-      </w:pPr>
-      <w:r>
-        <w:rPr>
-          <w:rStyle w:val="CommentTok"/>
-        </w:rPr>
-        <w:t xml:space="preserve"># Review + deploy in one command (recommended) {#sec63}</w:t>
-      </w:r>
-      <w:r>
-        <w:br/>
-      </w:r>
-      <w:r>
-        <w:rPr>
-          <w:rStyle w:val="NormalTok"/>
-        </w:rPr>
-        <w:t xml:space="preserve">Configure-PhysicalBuild </w:t>
-      </w:r>
-      <w:r>
-        <w:rPr>
-          <w:rStyle w:val="OperatorTok"/>
-        </w:rPr>
-        <w:t xml:space="preserve">-</w:t>
-      </w:r>
-      <w:r>
-        <w:rPr>
-          <w:rStyle w:val="NormalTok"/>
-        </w:rPr>
-        <w:t xml:space="preserve">ServerIdentifier srv01 </w:t>
-      </w:r>
-      <w:r>
-        <w:rPr>
-          <w:rStyle w:val="OperatorTok"/>
-        </w:rPr>
-        <w:t xml:space="preserve">-</w:t>
-      </w:r>
-      <w:r>
-        <w:rPr>
-          <w:rStyle w:val="NormalTok"/>
-        </w:rPr>
-        <w:t xml:space="preserve">OneViewHost oneview</w:t>
-      </w:r>
-      <w:r>
-        <w:rPr>
-          <w:rStyle w:val="OperatorTok"/>
-        </w:rPr>
-        <w:t xml:space="preserve">.</w:t>
-      </w:r>
-      <w:r>
-        <w:rPr>
-          <w:rStyle w:val="FunctionTok"/>
-        </w:rPr>
-        <w:t xml:space="preserve">corp</w:t>
-      </w:r>
-      <w:r>
-        <w:rPr>
-          <w:rStyle w:val="OperatorTok"/>
-        </w:rPr>
-        <w:t xml:space="preserve">.</w:t>
-      </w:r>
-      <w:r>
-        <w:rPr>
-          <w:rStyle w:val="FunctionTok"/>
-        </w:rPr>
-        <w:t xml:space="preserve">local</w:t>
-      </w:r>
-      <w:r>
-        <w:rPr>
-          <w:rStyle w:val="NormalTok"/>
-        </w:rPr>
-        <w:t xml:space="preserve"> </w:t>
-      </w:r>
-      <w:r>
-        <w:rPr>
-          <w:rStyle w:val="OperatorTok"/>
-        </w:rPr>
-        <w:t xml:space="preserve">-</w:t>
-      </w:r>
-      <w:r>
-        <w:rPr>
-          <w:rStyle w:val="NormalTok"/>
-        </w:rPr>
-        <w:t xml:space="preserve">IloIp </w:t>
-      </w:r>
-      <w:r>
-        <w:rPr>
-          <w:rStyle w:val="DecValTok"/>
-        </w:rPr>
-        <w:t xml:space="preserve">10.0</w:t>
-      </w:r>
-      <w:r>
-        <w:rPr>
-          <w:rStyle w:val="OperatorTok"/>
-        </w:rPr>
-        <w:t xml:space="preserve">.</w:t>
-      </w:r>
-      <w:r>
-        <w:rPr>
-          <w:rStyle w:val="DecValTok"/>
-        </w:rPr>
-        <w:t xml:space="preserve">1.50</w:t>
-      </w:r>
-      <w:r>
-        <w:rPr>
-          <w:rStyle w:val="NormalTok"/>
-        </w:rPr>
-        <w:t xml:space="preserve"> `</w:t>
-      </w:r>
-      <w:r>
-        <w:br/>
-      </w:r>
-      <w:r>
-        <w:rPr>
-          <w:rStyle w:val="NormalTok"/>
-        </w:rPr>
-        <w:t xml:space="preserve">    </w:t>
-      </w:r>
-      <w:r>
-        <w:rPr>
-          <w:rStyle w:val="OperatorTok"/>
-        </w:rPr>
-        <w:t xml:space="preserve">-</w:t>
-      </w:r>
-      <w:r>
-        <w:rPr>
-          <w:rStyle w:val="NormalTok"/>
-        </w:rPr>
-        <w:t xml:space="preserve">ExternalIsoPath </w:t>
-      </w:r>
-      <w:r>
-        <w:rPr>
-          <w:rStyle w:val="StringTok"/>
-        </w:rPr>
-        <w:t xml:space="preserve">'\\fileserver\isos\WinSrv2025.iso'</w:t>
-      </w:r>
-      <w:r>
-        <w:rPr>
-          <w:rStyle w:val="NormalTok"/>
-        </w:rPr>
-        <w:t xml:space="preserve"> </w:t>
-      </w:r>
-      <w:r>
-        <w:rPr>
-          <w:rStyle w:val="OperatorTok"/>
-        </w:rPr>
-        <w:t xml:space="preserve">-</w:t>
-      </w:r>
-      <w:r>
-        <w:rPr>
-          <w:rStyle w:val="NormalTok"/>
-        </w:rPr>
-        <w:t xml:space="preserve">InMaintenanceWindow </w:t>
-      </w:r>
-      <w:r>
-        <w:rPr>
-          <w:rStyle w:val="OperatorTok"/>
-        </w:rPr>
-        <w:t xml:space="preserve">-</w:t>
-      </w:r>
-      <w:r>
-        <w:rPr>
-          <w:rStyle w:val="NormalTok"/>
-        </w:rPr>
-        <w:t xml:space="preserve">Deploy </w:t>
-      </w:r>
-      <w:r>
-        <w:rPr>
-          <w:rStyle w:val="OperatorTok"/>
-        </w:rPr>
-        <w:t xml:space="preserve">-</w:t>
-      </w:r>
-      <w:r>
-        <w:rPr>
-          <w:rStyle w:val="NormalTok"/>
-        </w:rPr>
-        <w:t xml:space="preserve">GuardRail </w:t>
-      </w:r>
-      <w:r>
-        <w:rPr>
-          <w:rStyle w:val="StringTok"/>
-        </w:rPr>
-        <w:t xml:space="preserve">'srv01'</w:t>
-      </w:r>
-    </w:p>
-    <w:p>
-      <w:pPr>
-        <w:pStyle w:val="BlockText"/>
-      </w:pPr>
-      <w:r>
-        <w:rPr>
-          <w:b/>
-          <w:bCs/>
-        </w:rPr>
-        <w:t xml:space="preserve">Automatic OneView maintenance mode:</w:t>
-      </w:r>
-      <w:r>
-        <w:t xml:space="preserve"> </w:t>
-      </w:r>
-      <w:r>
-        <w:rPr>
-          <w:rStyle w:val="VerbatimChar"/>
-        </w:rPr>
-        <w:t xml:space="preserve">Configure-PhysicalBuild</w:t>
-      </w:r>
-      <w:r>
-        <w:t xml:space="preserve"> </w:t>
-      </w:r>
-      <w:r>
-        <w:t xml:space="preserve">automatically places the server into HPE OneView maintenance mode before destructive operations. Maintenance mode is</w:t>
-      </w:r>
-      <w:r>
-        <w:t xml:space="preserve"> </w:t>
-      </w:r>
-      <w:r>
-        <w:rPr>
-          <w:b/>
-          <w:bCs/>
-        </w:rPr>
-        <w:t xml:space="preserve">not</w:t>
-      </w:r>
-      <w:r>
-        <w:t xml:space="preserve"> </w:t>
-      </w:r>
-      <w:r>
-        <w:t xml:space="preserve">automatically removed after the build completes — the operator is responsible for disabling it via</w:t>
-      </w:r>
-      <w:r>
-        <w:t xml:space="preserve"> </w:t>
-      </w:r>
-      <w:r>
-        <w:rPr>
-          <w:rStyle w:val="VerbatimChar"/>
-        </w:rPr>
-        <w:t xml:space="preserve">Disable-OneViewMaintenanceMode</w:t>
-      </w:r>
-      <w:r>
-        <w:t xml:space="preserve"> </w:t>
-      </w:r>
-      <w:r>
-        <w:t xml:space="preserve">when the server is stable. Use</w:t>
-      </w:r>
-      <w:r>
-        <w:t xml:space="preserve"> </w:t>
-      </w:r>
-      <w:r>
-        <w:rPr>
-          <w:rStyle w:val="VerbatimChar"/>
-        </w:rPr>
-        <w:t xml:space="preserve">-NoMaintenanceMode</w:t>
-      </w:r>
-      <w:r>
-        <w:t xml:space="preserve"> </w:t>
-      </w:r>
-      <w:r>
-        <w:t xml:space="preserve">to skip the enable step entirely.</w:t>
-      </w:r>
-    </w:p>
-    <w:bookmarkEnd w:id="33"/>
-    <w:bookmarkStart w:id="37" w:name="sec64"/>
+    <w:bookmarkStart w:id="36" w:name="sec60"/>
     <w:p>
       <w:pPr>
         <w:pStyle w:val="Heading3"/>
@@ -16881,7 +15882,7 @@
         <w:t xml:space="preserve">via HPE SUT/SUM.</w:t>
       </w:r>
     </w:p>
-    <w:bookmarkStart w:id="34" w:name="sec65"/>
+    <w:bookmarkStart w:id="33" w:name="sec61"/>
     <w:p>
       <w:pPr>
         <w:pStyle w:val="Heading4"/>
@@ -17294,7 +16295,7 @@
         <w:rPr>
           <w:rStyle w:val="CommentTok"/>
         </w:rPr>
-        <w:t xml:space="preserve"># Backslash UNC (most common) {#sec66}</w:t>
+        <w:t xml:space="preserve"># Backslash UNC (most common) {#sec62}</w:t>
       </w:r>
       <w:r>
         <w:br/>
@@ -17357,7 +16358,16 @@
         <w:rPr>
           <w:rStyle w:val="NormalTok"/>
         </w:rPr>
-        <w:t xml:space="preserve"> </w:t>
+        <w:t xml:space="preserve"> `</w:t>
+      </w:r>
+      <w:r>
+        <w:br/>
+      </w:r>
+      <w:r>
+        <w:rPr>
+          <w:rStyle w:val="NormalTok"/>
+        </w:rPr>
+        <w:t xml:space="preserve">    </w:t>
       </w:r>
       <w:r>
         <w:rPr>
@@ -17369,13 +16379,106 @@
         <w:rPr>
           <w:rStyle w:val="NormalTok"/>
         </w:rPr>
-        <w:t xml:space="preserve">IloIp </w:t>
-      </w:r>
-      <w:r>
-        <w:rPr>
-          <w:rStyle w:val="DecValTok"/>
-        </w:rPr>
-        <w:t xml:space="preserve">10.0</w:t>
+        <w:t xml:space="preserve">ExternalIsoPath </w:t>
+      </w:r>
+      <w:r>
+        <w:rPr>
+          <w:rStyle w:val="StringTok"/>
+        </w:rPr>
+        <w:t xml:space="preserve">'\\fileserver\isos\WinSrv2025.iso'</w:t>
+      </w:r>
+      <w:r>
+        <w:rPr>
+          <w:rStyle w:val="NormalTok"/>
+        </w:rPr>
+        <w:t xml:space="preserve"> </w:t>
+      </w:r>
+      <w:r>
+        <w:rPr>
+          <w:rStyle w:val="OperatorTok"/>
+        </w:rPr>
+        <w:t xml:space="preserve">-</w:t>
+      </w:r>
+      <w:r>
+        <w:rPr>
+          <w:rStyle w:val="NormalTok"/>
+        </w:rPr>
+        <w:t xml:space="preserve">InMaintenanceWindow </w:t>
+      </w:r>
+      <w:r>
+        <w:rPr>
+          <w:rStyle w:val="OperatorTok"/>
+        </w:rPr>
+        <w:t xml:space="preserve">-</w:t>
+      </w:r>
+      <w:r>
+        <w:rPr>
+          <w:rStyle w:val="NormalTok"/>
+        </w:rPr>
+        <w:t xml:space="preserve">Deploy </w:t>
+      </w:r>
+      <w:r>
+        <w:rPr>
+          <w:rStyle w:val="OperatorTok"/>
+        </w:rPr>
+        <w:t xml:space="preserve">-</w:t>
+      </w:r>
+      <w:r>
+        <w:rPr>
+          <w:rStyle w:val="NormalTok"/>
+        </w:rPr>
+        <w:t xml:space="preserve">GuardRail </w:t>
+      </w:r>
+      <w:r>
+        <w:rPr>
+          <w:rStyle w:val="StringTok"/>
+        </w:rPr>
+        <w:t xml:space="preserve">'srv01'</w:t>
+      </w:r>
+      <w:r>
+        <w:br/>
+      </w:r>
+      <w:r>
+        <w:br/>
+      </w:r>
+      <w:r>
+        <w:rPr>
+          <w:rStyle w:val="CommentTok"/>
+        </w:rPr>
+        <w:t xml:space="preserve"># Forward-slash UNC (identical result) {#sec63}</w:t>
+      </w:r>
+      <w:r>
+        <w:br/>
+      </w:r>
+      <w:r>
+        <w:rPr>
+          <w:rStyle w:val="NormalTok"/>
+        </w:rPr>
+        <w:t xml:space="preserve">Configure-PhysicalBuild </w:t>
+      </w:r>
+      <w:r>
+        <w:rPr>
+          <w:rStyle w:val="OperatorTok"/>
+        </w:rPr>
+        <w:t xml:space="preserve">-</w:t>
+      </w:r>
+      <w:r>
+        <w:rPr>
+          <w:rStyle w:val="NormalTok"/>
+        </w:rPr>
+        <w:t xml:space="preserve">ServerIdentifier srv01 </w:t>
+      </w:r>
+      <w:r>
+        <w:rPr>
+          <w:rStyle w:val="OperatorTok"/>
+        </w:rPr>
+        <w:t xml:space="preserve">-</w:t>
+      </w:r>
+      <w:r>
+        <w:rPr>
+          <w:rStyle w:val="NormalTok"/>
+        </w:rPr>
+        <w:t xml:space="preserve">OneViewHost oneview</w:t>
       </w:r>
       <w:r>
         <w:rPr>
@@ -17385,9 +16488,21 @@
       </w:r>
       <w:r>
         <w:rPr>
-          <w:rStyle w:val="DecValTok"/>
-        </w:rPr>
-        <w:t xml:space="preserve">1.50</w:t>
+          <w:rStyle w:val="FunctionTok"/>
+        </w:rPr>
+        <w:t xml:space="preserve">corp</w:t>
+      </w:r>
+      <w:r>
+        <w:rPr>
+          <w:rStyle w:val="OperatorTok"/>
+        </w:rPr>
+        <w:t xml:space="preserve">.</w:t>
+      </w:r>
+      <w:r>
+        <w:rPr>
+          <w:rStyle w:val="FunctionTok"/>
+        </w:rPr>
+        <w:t xml:space="preserve">local</w:t>
       </w:r>
       <w:r>
         <w:rPr>
@@ -17420,7 +16535,7 @@
         <w:rPr>
           <w:rStyle w:val="StringTok"/>
         </w:rPr>
-        <w:t xml:space="preserve">'\\fileserver\isos\WinSrv2025.iso'</w:t>
+        <w:t xml:space="preserve">'//fileserver/isos/WinSrv2025.iso'</w:t>
       </w:r>
       <w:r>
         <w:rPr>
@@ -17480,7 +16595,7 @@
         <w:rPr>
           <w:rStyle w:val="CommentTok"/>
         </w:rPr>
-        <w:t xml:space="preserve"># Forward-slash UNC (identical result) {#sec67}</w:t>
+        <w:t xml:space="preserve"># HTTPS (iLO downloads directly, no SMB share needed) {#sec64}</w:t>
       </w:r>
       <w:r>
         <w:br/>
@@ -17543,7 +16658,16 @@
         <w:rPr>
           <w:rStyle w:val="NormalTok"/>
         </w:rPr>
-        <w:t xml:space="preserve"> </w:t>
+        <w:t xml:space="preserve"> `</w:t>
+      </w:r>
+      <w:r>
+        <w:br/>
+      </w:r>
+      <w:r>
+        <w:rPr>
+          <w:rStyle w:val="NormalTok"/>
+        </w:rPr>
+        <w:t xml:space="preserve">    </w:t>
       </w:r>
       <w:r>
         <w:rPr>
@@ -17555,13 +16679,106 @@
         <w:rPr>
           <w:rStyle w:val="NormalTok"/>
         </w:rPr>
-        <w:t xml:space="preserve">IloIp </w:t>
-      </w:r>
-      <w:r>
-        <w:rPr>
-          <w:rStyle w:val="DecValTok"/>
-        </w:rPr>
-        <w:t xml:space="preserve">10.0</w:t>
+        <w:t xml:space="preserve">ExternalIsoPath </w:t>
+      </w:r>
+      <w:r>
+        <w:rPr>
+          <w:rStyle w:val="StringTok"/>
+        </w:rPr>
+        <w:t xml:space="preserve">'https://artifacts.corp.local/isos/WinSrv2025.iso'</w:t>
+      </w:r>
+      <w:r>
+        <w:rPr>
+          <w:rStyle w:val="NormalTok"/>
+        </w:rPr>
+        <w:t xml:space="preserve"> </w:t>
+      </w:r>
+      <w:r>
+        <w:rPr>
+          <w:rStyle w:val="OperatorTok"/>
+        </w:rPr>
+        <w:t xml:space="preserve">-</w:t>
+      </w:r>
+      <w:r>
+        <w:rPr>
+          <w:rStyle w:val="NormalTok"/>
+        </w:rPr>
+        <w:t xml:space="preserve">InMaintenanceWindow </w:t>
+      </w:r>
+      <w:r>
+        <w:rPr>
+          <w:rStyle w:val="OperatorTok"/>
+        </w:rPr>
+        <w:t xml:space="preserve">-</w:t>
+      </w:r>
+      <w:r>
+        <w:rPr>
+          <w:rStyle w:val="NormalTok"/>
+        </w:rPr>
+        <w:t xml:space="preserve">Deploy </w:t>
+      </w:r>
+      <w:r>
+        <w:rPr>
+          <w:rStyle w:val="OperatorTok"/>
+        </w:rPr>
+        <w:t xml:space="preserve">-</w:t>
+      </w:r>
+      <w:r>
+        <w:rPr>
+          <w:rStyle w:val="NormalTok"/>
+        </w:rPr>
+        <w:t xml:space="preserve">GuardRail </w:t>
+      </w:r>
+      <w:r>
+        <w:rPr>
+          <w:rStyle w:val="StringTok"/>
+        </w:rPr>
+        <w:t xml:space="preserve">'srv01'</w:t>
+      </w:r>
+      <w:r>
+        <w:br/>
+      </w:r>
+      <w:r>
+        <w:br/>
+      </w:r>
+      <w:r>
+        <w:rPr>
+          <w:rStyle w:val="CommentTok"/>
+        </w:rPr>
+        <w:t xml:space="preserve"># CIFS/SMB URL {#sec65}</w:t>
+      </w:r>
+      <w:r>
+        <w:br/>
+      </w:r>
+      <w:r>
+        <w:rPr>
+          <w:rStyle w:val="NormalTok"/>
+        </w:rPr>
+        <w:t xml:space="preserve">Configure-PhysicalBuild </w:t>
+      </w:r>
+      <w:r>
+        <w:rPr>
+          <w:rStyle w:val="OperatorTok"/>
+        </w:rPr>
+        <w:t xml:space="preserve">-</w:t>
+      </w:r>
+      <w:r>
+        <w:rPr>
+          <w:rStyle w:val="NormalTok"/>
+        </w:rPr>
+        <w:t xml:space="preserve">ServerIdentifier srv01 </w:t>
+      </w:r>
+      <w:r>
+        <w:rPr>
+          <w:rStyle w:val="OperatorTok"/>
+        </w:rPr>
+        <w:t xml:space="preserve">-</w:t>
+      </w:r>
+      <w:r>
+        <w:rPr>
+          <w:rStyle w:val="NormalTok"/>
+        </w:rPr>
+        <w:t xml:space="preserve">OneViewHost oneview</w:t>
       </w:r>
       <w:r>
         <w:rPr>
@@ -17571,135 +16788,9 @@
       </w:r>
       <w:r>
         <w:rPr>
-          <w:rStyle w:val="DecValTok"/>
-        </w:rPr>
-        <w:t xml:space="preserve">1.50</w:t>
-      </w:r>
-      <w:r>
-        <w:rPr>
-          <w:rStyle w:val="NormalTok"/>
-        </w:rPr>
-        <w:t xml:space="preserve"> `</w:t>
-      </w:r>
-      <w:r>
-        <w:br/>
-      </w:r>
-      <w:r>
-        <w:rPr>
-          <w:rStyle w:val="NormalTok"/>
-        </w:rPr>
-        <w:t xml:space="preserve">    </w:t>
-      </w:r>
-      <w:r>
-        <w:rPr>
-          <w:rStyle w:val="OperatorTok"/>
-        </w:rPr>
-        <w:t xml:space="preserve">-</w:t>
-      </w:r>
-      <w:r>
-        <w:rPr>
-          <w:rStyle w:val="NormalTok"/>
-        </w:rPr>
-        <w:t xml:space="preserve">ExternalIsoPath </w:t>
-      </w:r>
-      <w:r>
-        <w:rPr>
-          <w:rStyle w:val="StringTok"/>
-        </w:rPr>
-        <w:t xml:space="preserve">'//fileserver/isos/WinSrv2025.iso'</w:t>
-      </w:r>
-      <w:r>
-        <w:rPr>
-          <w:rStyle w:val="NormalTok"/>
-        </w:rPr>
-        <w:t xml:space="preserve"> </w:t>
-      </w:r>
-      <w:r>
-        <w:rPr>
-          <w:rStyle w:val="OperatorTok"/>
-        </w:rPr>
-        <w:t xml:space="preserve">-</w:t>
-      </w:r>
-      <w:r>
-        <w:rPr>
-          <w:rStyle w:val="NormalTok"/>
-        </w:rPr>
-        <w:t xml:space="preserve">InMaintenanceWindow </w:t>
-      </w:r>
-      <w:r>
-        <w:rPr>
-          <w:rStyle w:val="OperatorTok"/>
-        </w:rPr>
-        <w:t xml:space="preserve">-</w:t>
-      </w:r>
-      <w:r>
-        <w:rPr>
-          <w:rStyle w:val="NormalTok"/>
-        </w:rPr>
-        <w:t xml:space="preserve">Deploy </w:t>
-      </w:r>
-      <w:r>
-        <w:rPr>
-          <w:rStyle w:val="OperatorTok"/>
-        </w:rPr>
-        <w:t xml:space="preserve">-</w:t>
-      </w:r>
-      <w:r>
-        <w:rPr>
-          <w:rStyle w:val="NormalTok"/>
-        </w:rPr>
-        <w:t xml:space="preserve">GuardRail </w:t>
-      </w:r>
-      <w:r>
-        <w:rPr>
-          <w:rStyle w:val="StringTok"/>
-        </w:rPr>
-        <w:t xml:space="preserve">'srv01'</w:t>
-      </w:r>
-      <w:r>
-        <w:br/>
-      </w:r>
-      <w:r>
-        <w:br/>
-      </w:r>
-      <w:r>
-        <w:rPr>
-          <w:rStyle w:val="CommentTok"/>
-        </w:rPr>
-        <w:t xml:space="preserve"># HTTPS (iLO downloads directly, no SMB share needed) {#sec68}</w:t>
-      </w:r>
-      <w:r>
-        <w:br/>
-      </w:r>
-      <w:r>
-        <w:rPr>
-          <w:rStyle w:val="NormalTok"/>
-        </w:rPr>
-        <w:t xml:space="preserve">Configure-PhysicalBuild </w:t>
-      </w:r>
-      <w:r>
-        <w:rPr>
-          <w:rStyle w:val="OperatorTok"/>
-        </w:rPr>
-        <w:t xml:space="preserve">-</w:t>
-      </w:r>
-      <w:r>
-        <w:rPr>
-          <w:rStyle w:val="NormalTok"/>
-        </w:rPr>
-        <w:t xml:space="preserve">ServerIdentifier srv01 </w:t>
-      </w:r>
-      <w:r>
-        <w:rPr>
-          <w:rStyle w:val="OperatorTok"/>
-        </w:rPr>
-        <w:t xml:space="preserve">-</w:t>
-      </w:r>
-      <w:r>
-        <w:rPr>
-          <w:rStyle w:val="NormalTok"/>
-        </w:rPr>
-        <w:t xml:space="preserve">OneViewHost oneview</w:t>
+          <w:rStyle w:val="FunctionTok"/>
+        </w:rPr>
+        <w:t xml:space="preserve">corp</w:t>
       </w:r>
       <w:r>
         <w:rPr>
@@ -17711,241 +16802,7 @@
         <w:rPr>
           <w:rStyle w:val="FunctionTok"/>
         </w:rPr>
-        <w:t xml:space="preserve">corp</w:t>
-      </w:r>
-      <w:r>
-        <w:rPr>
-          <w:rStyle w:val="OperatorTok"/>
-        </w:rPr>
-        <w:t xml:space="preserve">.</w:t>
-      </w:r>
-      <w:r>
-        <w:rPr>
-          <w:rStyle w:val="FunctionTok"/>
-        </w:rPr>
         <w:t xml:space="preserve">local</w:t>
-      </w:r>
-      <w:r>
-        <w:rPr>
-          <w:rStyle w:val="NormalTok"/>
-        </w:rPr>
-        <w:t xml:space="preserve"> </w:t>
-      </w:r>
-      <w:r>
-        <w:rPr>
-          <w:rStyle w:val="OperatorTok"/>
-        </w:rPr>
-        <w:t xml:space="preserve">-</w:t>
-      </w:r>
-      <w:r>
-        <w:rPr>
-          <w:rStyle w:val="NormalTok"/>
-        </w:rPr>
-        <w:t xml:space="preserve">IloIp </w:t>
-      </w:r>
-      <w:r>
-        <w:rPr>
-          <w:rStyle w:val="DecValTok"/>
-        </w:rPr>
-        <w:t xml:space="preserve">10.0</w:t>
-      </w:r>
-      <w:r>
-        <w:rPr>
-          <w:rStyle w:val="OperatorTok"/>
-        </w:rPr>
-        <w:t xml:space="preserve">.</w:t>
-      </w:r>
-      <w:r>
-        <w:rPr>
-          <w:rStyle w:val="DecValTok"/>
-        </w:rPr>
-        <w:t xml:space="preserve">1.50</w:t>
-      </w:r>
-      <w:r>
-        <w:rPr>
-          <w:rStyle w:val="NormalTok"/>
-        </w:rPr>
-        <w:t xml:space="preserve"> `</w:t>
-      </w:r>
-      <w:r>
-        <w:br/>
-      </w:r>
-      <w:r>
-        <w:rPr>
-          <w:rStyle w:val="NormalTok"/>
-        </w:rPr>
-        <w:t xml:space="preserve">    </w:t>
-      </w:r>
-      <w:r>
-        <w:rPr>
-          <w:rStyle w:val="OperatorTok"/>
-        </w:rPr>
-        <w:t xml:space="preserve">-</w:t>
-      </w:r>
-      <w:r>
-        <w:rPr>
-          <w:rStyle w:val="NormalTok"/>
-        </w:rPr>
-        <w:t xml:space="preserve">ExternalIsoPath </w:t>
-      </w:r>
-      <w:r>
-        <w:rPr>
-          <w:rStyle w:val="StringTok"/>
-        </w:rPr>
-        <w:t xml:space="preserve">'https://artifacts.corp.local/isos/WinSrv2025.iso'</w:t>
-      </w:r>
-      <w:r>
-        <w:rPr>
-          <w:rStyle w:val="NormalTok"/>
-        </w:rPr>
-        <w:t xml:space="preserve"> </w:t>
-      </w:r>
-      <w:r>
-        <w:rPr>
-          <w:rStyle w:val="OperatorTok"/>
-        </w:rPr>
-        <w:t xml:space="preserve">-</w:t>
-      </w:r>
-      <w:r>
-        <w:rPr>
-          <w:rStyle w:val="NormalTok"/>
-        </w:rPr>
-        <w:t xml:space="preserve">InMaintenanceWindow </w:t>
-      </w:r>
-      <w:r>
-        <w:rPr>
-          <w:rStyle w:val="OperatorTok"/>
-        </w:rPr>
-        <w:t xml:space="preserve">-</w:t>
-      </w:r>
-      <w:r>
-        <w:rPr>
-          <w:rStyle w:val="NormalTok"/>
-        </w:rPr>
-        <w:t xml:space="preserve">Deploy </w:t>
-      </w:r>
-      <w:r>
-        <w:rPr>
-          <w:rStyle w:val="OperatorTok"/>
-        </w:rPr>
-        <w:t xml:space="preserve">-</w:t>
-      </w:r>
-      <w:r>
-        <w:rPr>
-          <w:rStyle w:val="NormalTok"/>
-        </w:rPr>
-        <w:t xml:space="preserve">GuardRail </w:t>
-      </w:r>
-      <w:r>
-        <w:rPr>
-          <w:rStyle w:val="StringTok"/>
-        </w:rPr>
-        <w:t xml:space="preserve">'srv01'</w:t>
-      </w:r>
-      <w:r>
-        <w:br/>
-      </w:r>
-      <w:r>
-        <w:br/>
-      </w:r>
-      <w:r>
-        <w:rPr>
-          <w:rStyle w:val="CommentTok"/>
-        </w:rPr>
-        <w:t xml:space="preserve"># CIFS/SMB URL {#sec69}</w:t>
-      </w:r>
-      <w:r>
-        <w:br/>
-      </w:r>
-      <w:r>
-        <w:rPr>
-          <w:rStyle w:val="NormalTok"/>
-        </w:rPr>
-        <w:t xml:space="preserve">Configure-PhysicalBuild </w:t>
-      </w:r>
-      <w:r>
-        <w:rPr>
-          <w:rStyle w:val="OperatorTok"/>
-        </w:rPr>
-        <w:t xml:space="preserve">-</w:t>
-      </w:r>
-      <w:r>
-        <w:rPr>
-          <w:rStyle w:val="NormalTok"/>
-        </w:rPr>
-        <w:t xml:space="preserve">ServerIdentifier srv01 </w:t>
-      </w:r>
-      <w:r>
-        <w:rPr>
-          <w:rStyle w:val="OperatorTok"/>
-        </w:rPr>
-        <w:t xml:space="preserve">-</w:t>
-      </w:r>
-      <w:r>
-        <w:rPr>
-          <w:rStyle w:val="NormalTok"/>
-        </w:rPr>
-        <w:t xml:space="preserve">OneViewHost oneview</w:t>
-      </w:r>
-      <w:r>
-        <w:rPr>
-          <w:rStyle w:val="OperatorTok"/>
-        </w:rPr>
-        <w:t xml:space="preserve">.</w:t>
-      </w:r>
-      <w:r>
-        <w:rPr>
-          <w:rStyle w:val="FunctionTok"/>
-        </w:rPr>
-        <w:t xml:space="preserve">corp</w:t>
-      </w:r>
-      <w:r>
-        <w:rPr>
-          <w:rStyle w:val="OperatorTok"/>
-        </w:rPr>
-        <w:t xml:space="preserve">.</w:t>
-      </w:r>
-      <w:r>
-        <w:rPr>
-          <w:rStyle w:val="FunctionTok"/>
-        </w:rPr>
-        <w:t xml:space="preserve">local</w:t>
-      </w:r>
-      <w:r>
-        <w:rPr>
-          <w:rStyle w:val="NormalTok"/>
-        </w:rPr>
-        <w:t xml:space="preserve"> </w:t>
-      </w:r>
-      <w:r>
-        <w:rPr>
-          <w:rStyle w:val="OperatorTok"/>
-        </w:rPr>
-        <w:t xml:space="preserve">-</w:t>
-      </w:r>
-      <w:r>
-        <w:rPr>
-          <w:rStyle w:val="NormalTok"/>
-        </w:rPr>
-        <w:t xml:space="preserve">IloIp </w:t>
-      </w:r>
-      <w:r>
-        <w:rPr>
-          <w:rStyle w:val="DecValTok"/>
-        </w:rPr>
-        <w:t xml:space="preserve">10.0</w:t>
-      </w:r>
-      <w:r>
-        <w:rPr>
-          <w:rStyle w:val="OperatorTok"/>
-        </w:rPr>
-        <w:t xml:space="preserve">.</w:t>
-      </w:r>
-      <w:r>
-        <w:rPr>
-          <w:rStyle w:val="DecValTok"/>
-        </w:rPr>
-        <w:t xml:space="preserve">1.50</w:t>
       </w:r>
       <w:r>
         <w:rPr>
@@ -18093,8 +16950,8 @@
         <w:t xml:space="preserve">disk) is rejected — the iLO BMC is a separate controller and cannot read local drives on the automation host.</w:t>
       </w:r>
     </w:p>
-    <w:bookmarkEnd w:id="34"/>
-    <w:bookmarkStart w:id="35" w:name="sec70"/>
+    <w:bookmarkEnd w:id="33"/>
+    <w:bookmarkStart w:id="34" w:name="sec66"/>
     <w:p>
       <w:pPr>
         <w:pStyle w:val="Heading4"/>
@@ -18220,7 +17077,7 @@
         <w:rPr>
           <w:rStyle w:val="CommentTok"/>
         </w:rPr>
-        <w:t xml:space="preserve"># Two UNC firmware folders (BIOS + iLO5) {#sec71}</w:t>
+        <w:t xml:space="preserve"># Two UNC firmware folders (BIOS + iLO5) {#sec67}</w:t>
       </w:r>
       <w:r>
         <w:br/>
@@ -18283,7 +17140,16 @@
         <w:rPr>
           <w:rStyle w:val="NormalTok"/>
         </w:rPr>
-        <w:t xml:space="preserve"> </w:t>
+        <w:t xml:space="preserve"> `</w:t>
+      </w:r>
+      <w:r>
+        <w:br/>
+      </w:r>
+      <w:r>
+        <w:rPr>
+          <w:rStyle w:val="NormalTok"/>
+        </w:rPr>
+        <w:t xml:space="preserve">    </w:t>
       </w:r>
       <w:r>
         <w:rPr>
@@ -18295,13 +17161,7 @@
         <w:rPr>
           <w:rStyle w:val="NormalTok"/>
         </w:rPr>
-        <w:t xml:space="preserve">IloIp </w:t>
-      </w:r>
-      <w:r>
-        <w:rPr>
-          <w:rStyle w:val="DecValTok"/>
-        </w:rPr>
-        <w:t xml:space="preserve">10.0</w:t>
+        <w:t xml:space="preserve">ExpectedHostname srv01</w:t>
       </w:r>
       <w:r>
         <w:rPr>
@@ -18311,9 +17171,51 @@
       </w:r>
       <w:r>
         <w:rPr>
-          <w:rStyle w:val="DecValTok"/>
-        </w:rPr>
-        <w:t xml:space="preserve">1.50</w:t>
+          <w:rStyle w:val="FunctionTok"/>
+        </w:rPr>
+        <w:t xml:space="preserve">corp</w:t>
+      </w:r>
+      <w:r>
+        <w:rPr>
+          <w:rStyle w:val="OperatorTok"/>
+        </w:rPr>
+        <w:t xml:space="preserve">.</w:t>
+      </w:r>
+      <w:r>
+        <w:rPr>
+          <w:rStyle w:val="FunctionTok"/>
+        </w:rPr>
+        <w:t xml:space="preserve">local</w:t>
+      </w:r>
+      <w:r>
+        <w:rPr>
+          <w:rStyle w:val="NormalTok"/>
+        </w:rPr>
+        <w:t xml:space="preserve"> </w:t>
+      </w:r>
+      <w:r>
+        <w:rPr>
+          <w:rStyle w:val="OperatorTok"/>
+        </w:rPr>
+        <w:t xml:space="preserve">-</w:t>
+      </w:r>
+      <w:r>
+        <w:rPr>
+          <w:rStyle w:val="NormalTok"/>
+        </w:rPr>
+        <w:t xml:space="preserve">Domain corp</w:t>
+      </w:r>
+      <w:r>
+        <w:rPr>
+          <w:rStyle w:val="OperatorTok"/>
+        </w:rPr>
+        <w:t xml:space="preserve">.</w:t>
+      </w:r>
+      <w:r>
+        <w:rPr>
+          <w:rStyle w:val="FunctionTok"/>
+        </w:rPr>
+        <w:t xml:space="preserve">local</w:t>
       </w:r>
       <w:r>
         <w:rPr>
@@ -18340,7 +17242,178 @@
         <w:rPr>
           <w:rStyle w:val="NormalTok"/>
         </w:rPr>
-        <w:t xml:space="preserve">ExpectedHostname srv01</w:t>
+        <w:t xml:space="preserve">ExternalIsoPath </w:t>
+      </w:r>
+      <w:r>
+        <w:rPr>
+          <w:rStyle w:val="StringTok"/>
+        </w:rPr>
+        <w:t xml:space="preserve">'\\fileserver\isos\WinSrv2025.iso'</w:t>
+      </w:r>
+      <w:r>
+        <w:rPr>
+          <w:rStyle w:val="NormalTok"/>
+        </w:rPr>
+        <w:t xml:space="preserve"> `</w:t>
+      </w:r>
+      <w:r>
+        <w:br/>
+      </w:r>
+      <w:r>
+        <w:rPr>
+          <w:rStyle w:val="NormalTok"/>
+        </w:rPr>
+        <w:t xml:space="preserve">    </w:t>
+      </w:r>
+      <w:r>
+        <w:rPr>
+          <w:rStyle w:val="OperatorTok"/>
+        </w:rPr>
+        <w:t xml:space="preserve">-</w:t>
+      </w:r>
+      <w:r>
+        <w:rPr>
+          <w:rStyle w:val="NormalTok"/>
+        </w:rPr>
+        <w:t xml:space="preserve">FirmwareFolders </w:t>
+      </w:r>
+      <w:r>
+        <w:rPr>
+          <w:rStyle w:val="OperatorTok"/>
+        </w:rPr>
+        <w:t xml:space="preserve">@(</w:t>
+      </w:r>
+      <w:r>
+        <w:rPr>
+          <w:rStyle w:val="StringTok"/>
+        </w:rPr>
+        <w:t xml:space="preserve">'\\fileserver\fw\BIOS'</w:t>
+      </w:r>
+      <w:r>
+        <w:rPr>
+          <w:rStyle w:val="OperatorTok"/>
+        </w:rPr>
+        <w:t xml:space="preserve">,</w:t>
+      </w:r>
+      <w:r>
+        <w:rPr>
+          <w:rStyle w:val="NormalTok"/>
+        </w:rPr>
+        <w:t xml:space="preserve"> </w:t>
+      </w:r>
+      <w:r>
+        <w:rPr>
+          <w:rStyle w:val="StringTok"/>
+        </w:rPr>
+        <w:t xml:space="preserve">'\\fileserver\fw\iLO5'</w:t>
+      </w:r>
+      <w:r>
+        <w:rPr>
+          <w:rStyle w:val="OperatorTok"/>
+        </w:rPr>
+        <w:t xml:space="preserve">)</w:t>
+      </w:r>
+      <w:r>
+        <w:rPr>
+          <w:rStyle w:val="NormalTok"/>
+        </w:rPr>
+        <w:t xml:space="preserve"> `</w:t>
+      </w:r>
+      <w:r>
+        <w:br/>
+      </w:r>
+      <w:r>
+        <w:rPr>
+          <w:rStyle w:val="NormalTok"/>
+        </w:rPr>
+        <w:t xml:space="preserve">    </w:t>
+      </w:r>
+      <w:r>
+        <w:rPr>
+          <w:rStyle w:val="OperatorTok"/>
+        </w:rPr>
+        <w:t xml:space="preserve">-</w:t>
+      </w:r>
+      <w:r>
+        <w:rPr>
+          <w:rStyle w:val="NormalTok"/>
+        </w:rPr>
+        <w:t xml:space="preserve">InMaintenanceWindow </w:t>
+      </w:r>
+      <w:r>
+        <w:rPr>
+          <w:rStyle w:val="OperatorTok"/>
+        </w:rPr>
+        <w:t xml:space="preserve">-</w:t>
+      </w:r>
+      <w:r>
+        <w:rPr>
+          <w:rStyle w:val="NormalTok"/>
+        </w:rPr>
+        <w:t xml:space="preserve">Deploy </w:t>
+      </w:r>
+      <w:r>
+        <w:rPr>
+          <w:rStyle w:val="OperatorTok"/>
+        </w:rPr>
+        <w:t xml:space="preserve">-</w:t>
+      </w:r>
+      <w:r>
+        <w:rPr>
+          <w:rStyle w:val="NormalTok"/>
+        </w:rPr>
+        <w:t xml:space="preserve">GuardRail </w:t>
+      </w:r>
+      <w:r>
+        <w:rPr>
+          <w:rStyle w:val="StringTok"/>
+        </w:rPr>
+        <w:t xml:space="preserve">'srv01'</w:t>
+      </w:r>
+      <w:r>
+        <w:br/>
+      </w:r>
+      <w:r>
+        <w:br/>
+      </w:r>
+      <w:r>
+        <w:rPr>
+          <w:rStyle w:val="CommentTok"/>
+        </w:rPr>
+        <w:t xml:space="preserve"># Mixed UNC + mapped drive (H: is expanded to its UNC automatically) {#sec68}</w:t>
+      </w:r>
+      <w:r>
+        <w:br/>
+      </w:r>
+      <w:r>
+        <w:rPr>
+          <w:rStyle w:val="NormalTok"/>
+        </w:rPr>
+        <w:t xml:space="preserve">Configure-PhysicalBuild </w:t>
+      </w:r>
+      <w:r>
+        <w:rPr>
+          <w:rStyle w:val="OperatorTok"/>
+        </w:rPr>
+        <w:t xml:space="preserve">-</w:t>
+      </w:r>
+      <w:r>
+        <w:rPr>
+          <w:rStyle w:val="NormalTok"/>
+        </w:rPr>
+        <w:t xml:space="preserve">ServerIdentifier srv01 </w:t>
+      </w:r>
+      <w:r>
+        <w:rPr>
+          <w:rStyle w:val="OperatorTok"/>
+        </w:rPr>
+        <w:t xml:space="preserve">-</w:t>
+      </w:r>
+      <w:r>
+        <w:rPr>
+          <w:rStyle w:val="NormalTok"/>
+        </w:rPr>
+        <w:t xml:space="preserve">OneViewHost oneview</w:t>
       </w:r>
       <w:r>
         <w:rPr>
@@ -18370,7 +17443,16 @@
         <w:rPr>
           <w:rStyle w:val="NormalTok"/>
         </w:rPr>
-        <w:t xml:space="preserve"> </w:t>
+        <w:t xml:space="preserve"> `</w:t>
+      </w:r>
+      <w:r>
+        <w:br/>
+      </w:r>
+      <w:r>
+        <w:rPr>
+          <w:rStyle w:val="NormalTok"/>
+        </w:rPr>
+        <w:t xml:space="preserve">    </w:t>
       </w:r>
       <w:r>
         <w:rPr>
@@ -18382,7 +17464,178 @@
         <w:rPr>
           <w:rStyle w:val="NormalTok"/>
         </w:rPr>
-        <w:t xml:space="preserve">Domain corp</w:t>
+        <w:t xml:space="preserve">ExternalIsoPath </w:t>
+      </w:r>
+      <w:r>
+        <w:rPr>
+          <w:rStyle w:val="StringTok"/>
+        </w:rPr>
+        <w:t xml:space="preserve">'\\fileserver\isos\WinSrv2025.iso'</w:t>
+      </w:r>
+      <w:r>
+        <w:rPr>
+          <w:rStyle w:val="NormalTok"/>
+        </w:rPr>
+        <w:t xml:space="preserve"> `</w:t>
+      </w:r>
+      <w:r>
+        <w:br/>
+      </w:r>
+      <w:r>
+        <w:rPr>
+          <w:rStyle w:val="NormalTok"/>
+        </w:rPr>
+        <w:t xml:space="preserve">    </w:t>
+      </w:r>
+      <w:r>
+        <w:rPr>
+          <w:rStyle w:val="OperatorTok"/>
+        </w:rPr>
+        <w:t xml:space="preserve">-</w:t>
+      </w:r>
+      <w:r>
+        <w:rPr>
+          <w:rStyle w:val="NormalTok"/>
+        </w:rPr>
+        <w:t xml:space="preserve">FirmwareFolders </w:t>
+      </w:r>
+      <w:r>
+        <w:rPr>
+          <w:rStyle w:val="OperatorTok"/>
+        </w:rPr>
+        <w:t xml:space="preserve">@(</w:t>
+      </w:r>
+      <w:r>
+        <w:rPr>
+          <w:rStyle w:val="StringTok"/>
+        </w:rPr>
+        <w:t xml:space="preserve">'\\fileserver\fw\BIOS'</w:t>
+      </w:r>
+      <w:r>
+        <w:rPr>
+          <w:rStyle w:val="OperatorTok"/>
+        </w:rPr>
+        <w:t xml:space="preserve">,</w:t>
+      </w:r>
+      <w:r>
+        <w:rPr>
+          <w:rStyle w:val="NormalTok"/>
+        </w:rPr>
+        <w:t xml:space="preserve"> </w:t>
+      </w:r>
+      <w:r>
+        <w:rPr>
+          <w:rStyle w:val="StringTok"/>
+        </w:rPr>
+        <w:t xml:space="preserve">'H:\fw\iLO5'</w:t>
+      </w:r>
+      <w:r>
+        <w:rPr>
+          <w:rStyle w:val="OperatorTok"/>
+        </w:rPr>
+        <w:t xml:space="preserve">)</w:t>
+      </w:r>
+      <w:r>
+        <w:rPr>
+          <w:rStyle w:val="NormalTok"/>
+        </w:rPr>
+        <w:t xml:space="preserve"> `</w:t>
+      </w:r>
+      <w:r>
+        <w:br/>
+      </w:r>
+      <w:r>
+        <w:rPr>
+          <w:rStyle w:val="NormalTok"/>
+        </w:rPr>
+        <w:t xml:space="preserve">    </w:t>
+      </w:r>
+      <w:r>
+        <w:rPr>
+          <w:rStyle w:val="OperatorTok"/>
+        </w:rPr>
+        <w:t xml:space="preserve">-</w:t>
+      </w:r>
+      <w:r>
+        <w:rPr>
+          <w:rStyle w:val="NormalTok"/>
+        </w:rPr>
+        <w:t xml:space="preserve">InMaintenanceWindow </w:t>
+      </w:r>
+      <w:r>
+        <w:rPr>
+          <w:rStyle w:val="OperatorTok"/>
+        </w:rPr>
+        <w:t xml:space="preserve">-</w:t>
+      </w:r>
+      <w:r>
+        <w:rPr>
+          <w:rStyle w:val="NormalTok"/>
+        </w:rPr>
+        <w:t xml:space="preserve">Deploy </w:t>
+      </w:r>
+      <w:r>
+        <w:rPr>
+          <w:rStyle w:val="OperatorTok"/>
+        </w:rPr>
+        <w:t xml:space="preserve">-</w:t>
+      </w:r>
+      <w:r>
+        <w:rPr>
+          <w:rStyle w:val="NormalTok"/>
+        </w:rPr>
+        <w:t xml:space="preserve">GuardRail </w:t>
+      </w:r>
+      <w:r>
+        <w:rPr>
+          <w:rStyle w:val="StringTok"/>
+        </w:rPr>
+        <w:t xml:space="preserve">'srv01'</w:t>
+      </w:r>
+      <w:r>
+        <w:br/>
+      </w:r>
+      <w:r>
+        <w:br/>
+      </w:r>
+      <w:r>
+        <w:rPr>
+          <w:rStyle w:val="CommentTok"/>
+        </w:rPr>
+        <w:t xml:space="preserve"># HTTPS firmware repository {#sec69}</w:t>
+      </w:r>
+      <w:r>
+        <w:br/>
+      </w:r>
+      <w:r>
+        <w:rPr>
+          <w:rStyle w:val="NormalTok"/>
+        </w:rPr>
+        <w:t xml:space="preserve">Configure-PhysicalBuild </w:t>
+      </w:r>
+      <w:r>
+        <w:rPr>
+          <w:rStyle w:val="OperatorTok"/>
+        </w:rPr>
+        <w:t xml:space="preserve">-</w:t>
+      </w:r>
+      <w:r>
+        <w:rPr>
+          <w:rStyle w:val="NormalTok"/>
+        </w:rPr>
+        <w:t xml:space="preserve">ServerIdentifier srv01 </w:t>
+      </w:r>
+      <w:r>
+        <w:rPr>
+          <w:rStyle w:val="OperatorTok"/>
+        </w:rPr>
+        <w:t xml:space="preserve">-</w:t>
+      </w:r>
+      <w:r>
+        <w:rPr>
+          <w:rStyle w:val="NormalTok"/>
+        </w:rPr>
+        <w:t xml:space="preserve">OneViewHost oneview</w:t>
       </w:r>
       <w:r>
         <w:rPr>
@@ -18394,6 +17647,18 @@
         <w:rPr>
           <w:rStyle w:val="FunctionTok"/>
         </w:rPr>
+        <w:t xml:space="preserve">corp</w:t>
+      </w:r>
+      <w:r>
+        <w:rPr>
+          <w:rStyle w:val="OperatorTok"/>
+        </w:rPr>
+        <w:t xml:space="preserve">.</w:t>
+      </w:r>
+      <w:r>
+        <w:rPr>
+          <w:rStyle w:val="FunctionTok"/>
+        </w:rPr>
         <w:t xml:space="preserve">local</w:t>
       </w:r>
       <w:r>
@@ -18427,7 +17692,7 @@
         <w:rPr>
           <w:rStyle w:val="StringTok"/>
         </w:rPr>
-        <w:t xml:space="preserve">'\\fileserver\isos\WinSrv2025.iso'</w:t>
+        <w:t xml:space="preserve">'https://artifacts.corp.local/isos/WinSrv2025.iso'</w:t>
       </w:r>
       <w:r>
         <w:rPr>
@@ -18466,46 +17731,91 @@
         <w:rPr>
           <w:rStyle w:val="StringTok"/>
         </w:rPr>
-        <w:t xml:space="preserve">'\\fileserver\fw\BIOS'</w:t>
-      </w:r>
-      <w:r>
-        <w:rPr>
-          <w:rStyle w:val="OperatorTok"/>
-        </w:rPr>
-        <w:t xml:space="preserve">,</w:t>
-      </w:r>
-      <w:r>
-        <w:rPr>
-          <w:rStyle w:val="NormalTok"/>
-        </w:rPr>
-        <w:t xml:space="preserve"> </w:t>
+        <w:t xml:space="preserve">'https://fwrepo.corp.local/fw/WinSrv2025'</w:t>
+      </w:r>
+      <w:r>
+        <w:rPr>
+          <w:rStyle w:val="OperatorTok"/>
+        </w:rPr>
+        <w:t xml:space="preserve">)</w:t>
+      </w:r>
+      <w:r>
+        <w:rPr>
+          <w:rStyle w:val="NormalTok"/>
+        </w:rPr>
+        <w:t xml:space="preserve"> `</w:t>
+      </w:r>
+      <w:r>
+        <w:br/>
+      </w:r>
+      <w:r>
+        <w:rPr>
+          <w:rStyle w:val="NormalTok"/>
+        </w:rPr>
+        <w:t xml:space="preserve">    </w:t>
+      </w:r>
+      <w:r>
+        <w:rPr>
+          <w:rStyle w:val="OperatorTok"/>
+        </w:rPr>
+        <w:t xml:space="preserve">-</w:t>
+      </w:r>
+      <w:r>
+        <w:rPr>
+          <w:rStyle w:val="NormalTok"/>
+        </w:rPr>
+        <w:t xml:space="preserve">InMaintenanceWindow </w:t>
+      </w:r>
+      <w:r>
+        <w:rPr>
+          <w:rStyle w:val="OperatorTok"/>
+        </w:rPr>
+        <w:t xml:space="preserve">-</w:t>
+      </w:r>
+      <w:r>
+        <w:rPr>
+          <w:rStyle w:val="NormalTok"/>
+        </w:rPr>
+        <w:t xml:space="preserve">Deploy </w:t>
+      </w:r>
+      <w:r>
+        <w:rPr>
+          <w:rStyle w:val="OperatorTok"/>
+        </w:rPr>
+        <w:t xml:space="preserve">-</w:t>
+      </w:r>
+      <w:r>
+        <w:rPr>
+          <w:rStyle w:val="NormalTok"/>
+        </w:rPr>
+        <w:t xml:space="preserve">GuardRail </w:t>
       </w:r>
       <w:r>
         <w:rPr>
           <w:rStyle w:val="StringTok"/>
         </w:rPr>
-        <w:t xml:space="preserve">'\\fileserver\fw\iLO5'</w:t>
-      </w:r>
-      <w:r>
-        <w:rPr>
-          <w:rStyle w:val="OperatorTok"/>
-        </w:rPr>
-        <w:t xml:space="preserve">)</w:t>
-      </w:r>
-      <w:r>
-        <w:rPr>
-          <w:rStyle w:val="NormalTok"/>
-        </w:rPr>
-        <w:t xml:space="preserve"> `</w:t>
+        <w:t xml:space="preserve">'srv01'</w:t>
       </w:r>
       <w:r>
         <w:br/>
       </w:r>
       <w:r>
-        <w:rPr>
-          <w:rStyle w:val="NormalTok"/>
-        </w:rPr>
-        <w:t xml:space="preserve">    </w:t>
+        <w:br/>
+      </w:r>
+      <w:r>
+        <w:rPr>
+          <w:rStyle w:val="CommentTok"/>
+        </w:rPr>
+        <w:t xml:space="preserve"># Validate firmware folders only (no change) — DryRun resolves + reports paths {#sec70}</w:t>
+      </w:r>
+      <w:r>
+        <w:br/>
+      </w:r>
+      <w:r>
+        <w:rPr>
+          <w:rStyle w:val="NormalTok"/>
+        </w:rPr>
+        <w:t xml:space="preserve">Configure-PhysicalBuild </w:t>
       </w:r>
       <w:r>
         <w:rPr>
@@ -18517,7 +17827,7 @@
         <w:rPr>
           <w:rStyle w:val="NormalTok"/>
         </w:rPr>
-        <w:t xml:space="preserve">InMaintenanceWindow </w:t>
+        <w:t xml:space="preserve">ServerIdentifier srv01 </w:t>
       </w:r>
       <w:r>
         <w:rPr>
@@ -18529,69 +17839,6 @@
         <w:rPr>
           <w:rStyle w:val="NormalTok"/>
         </w:rPr>
-        <w:t xml:space="preserve">Deploy </w:t>
-      </w:r>
-      <w:r>
-        <w:rPr>
-          <w:rStyle w:val="OperatorTok"/>
-        </w:rPr>
-        <w:t xml:space="preserve">-</w:t>
-      </w:r>
-      <w:r>
-        <w:rPr>
-          <w:rStyle w:val="NormalTok"/>
-        </w:rPr>
-        <w:t xml:space="preserve">GuardRail </w:t>
-      </w:r>
-      <w:r>
-        <w:rPr>
-          <w:rStyle w:val="StringTok"/>
-        </w:rPr>
-        <w:t xml:space="preserve">'srv01'</w:t>
-      </w:r>
-      <w:r>
-        <w:br/>
-      </w:r>
-      <w:r>
-        <w:br/>
-      </w:r>
-      <w:r>
-        <w:rPr>
-          <w:rStyle w:val="CommentTok"/>
-        </w:rPr>
-        <w:t xml:space="preserve"># Mixed UNC + mapped drive (H: is expanded to its UNC automatically) {#sec72}</w:t>
-      </w:r>
-      <w:r>
-        <w:br/>
-      </w:r>
-      <w:r>
-        <w:rPr>
-          <w:rStyle w:val="NormalTok"/>
-        </w:rPr>
-        <w:t xml:space="preserve">Configure-PhysicalBuild </w:t>
-      </w:r>
-      <w:r>
-        <w:rPr>
-          <w:rStyle w:val="OperatorTok"/>
-        </w:rPr>
-        <w:t xml:space="preserve">-</w:t>
-      </w:r>
-      <w:r>
-        <w:rPr>
-          <w:rStyle w:val="NormalTok"/>
-        </w:rPr>
-        <w:t xml:space="preserve">ServerIdentifier srv01 </w:t>
-      </w:r>
-      <w:r>
-        <w:rPr>
-          <w:rStyle w:val="OperatorTok"/>
-        </w:rPr>
-        <w:t xml:space="preserve">-</w:t>
-      </w:r>
-      <w:r>
-        <w:rPr>
-          <w:rStyle w:val="NormalTok"/>
-        </w:rPr>
         <w:t xml:space="preserve">OneViewHost oneview</w:t>
       </w:r>
       <w:r>
@@ -18617,540 +17864,6 @@
           <w:rStyle w:val="FunctionTok"/>
         </w:rPr>
         <w:t xml:space="preserve">local</w:t>
-      </w:r>
-      <w:r>
-        <w:rPr>
-          <w:rStyle w:val="NormalTok"/>
-        </w:rPr>
-        <w:t xml:space="preserve"> </w:t>
-      </w:r>
-      <w:r>
-        <w:rPr>
-          <w:rStyle w:val="OperatorTok"/>
-        </w:rPr>
-        <w:t xml:space="preserve">-</w:t>
-      </w:r>
-      <w:r>
-        <w:rPr>
-          <w:rStyle w:val="NormalTok"/>
-        </w:rPr>
-        <w:t xml:space="preserve">IloIp </w:t>
-      </w:r>
-      <w:r>
-        <w:rPr>
-          <w:rStyle w:val="DecValTok"/>
-        </w:rPr>
-        <w:t xml:space="preserve">10.0</w:t>
-      </w:r>
-      <w:r>
-        <w:rPr>
-          <w:rStyle w:val="OperatorTok"/>
-        </w:rPr>
-        <w:t xml:space="preserve">.</w:t>
-      </w:r>
-      <w:r>
-        <w:rPr>
-          <w:rStyle w:val="DecValTok"/>
-        </w:rPr>
-        <w:t xml:space="preserve">1.50</w:t>
-      </w:r>
-      <w:r>
-        <w:rPr>
-          <w:rStyle w:val="NormalTok"/>
-        </w:rPr>
-        <w:t xml:space="preserve"> `</w:t>
-      </w:r>
-      <w:r>
-        <w:br/>
-      </w:r>
-      <w:r>
-        <w:rPr>
-          <w:rStyle w:val="NormalTok"/>
-        </w:rPr>
-        <w:t xml:space="preserve">    </w:t>
-      </w:r>
-      <w:r>
-        <w:rPr>
-          <w:rStyle w:val="OperatorTok"/>
-        </w:rPr>
-        <w:t xml:space="preserve">-</w:t>
-      </w:r>
-      <w:r>
-        <w:rPr>
-          <w:rStyle w:val="NormalTok"/>
-        </w:rPr>
-        <w:t xml:space="preserve">ExternalIsoPath </w:t>
-      </w:r>
-      <w:r>
-        <w:rPr>
-          <w:rStyle w:val="StringTok"/>
-        </w:rPr>
-        <w:t xml:space="preserve">'\\fileserver\isos\WinSrv2025.iso'</w:t>
-      </w:r>
-      <w:r>
-        <w:rPr>
-          <w:rStyle w:val="NormalTok"/>
-        </w:rPr>
-        <w:t xml:space="preserve"> `</w:t>
-      </w:r>
-      <w:r>
-        <w:br/>
-      </w:r>
-      <w:r>
-        <w:rPr>
-          <w:rStyle w:val="NormalTok"/>
-        </w:rPr>
-        <w:t xml:space="preserve">    </w:t>
-      </w:r>
-      <w:r>
-        <w:rPr>
-          <w:rStyle w:val="OperatorTok"/>
-        </w:rPr>
-        <w:t xml:space="preserve">-</w:t>
-      </w:r>
-      <w:r>
-        <w:rPr>
-          <w:rStyle w:val="NormalTok"/>
-        </w:rPr>
-        <w:t xml:space="preserve">FirmwareFolders </w:t>
-      </w:r>
-      <w:r>
-        <w:rPr>
-          <w:rStyle w:val="OperatorTok"/>
-        </w:rPr>
-        <w:t xml:space="preserve">@(</w:t>
-      </w:r>
-      <w:r>
-        <w:rPr>
-          <w:rStyle w:val="StringTok"/>
-        </w:rPr>
-        <w:t xml:space="preserve">'\\fileserver\fw\BIOS'</w:t>
-      </w:r>
-      <w:r>
-        <w:rPr>
-          <w:rStyle w:val="OperatorTok"/>
-        </w:rPr>
-        <w:t xml:space="preserve">,</w:t>
-      </w:r>
-      <w:r>
-        <w:rPr>
-          <w:rStyle w:val="NormalTok"/>
-        </w:rPr>
-        <w:t xml:space="preserve"> </w:t>
-      </w:r>
-      <w:r>
-        <w:rPr>
-          <w:rStyle w:val="StringTok"/>
-        </w:rPr>
-        <w:t xml:space="preserve">'H:\fw\iLO5'</w:t>
-      </w:r>
-      <w:r>
-        <w:rPr>
-          <w:rStyle w:val="OperatorTok"/>
-        </w:rPr>
-        <w:t xml:space="preserve">)</w:t>
-      </w:r>
-      <w:r>
-        <w:rPr>
-          <w:rStyle w:val="NormalTok"/>
-        </w:rPr>
-        <w:t xml:space="preserve"> `</w:t>
-      </w:r>
-      <w:r>
-        <w:br/>
-      </w:r>
-      <w:r>
-        <w:rPr>
-          <w:rStyle w:val="NormalTok"/>
-        </w:rPr>
-        <w:t xml:space="preserve">    </w:t>
-      </w:r>
-      <w:r>
-        <w:rPr>
-          <w:rStyle w:val="OperatorTok"/>
-        </w:rPr>
-        <w:t xml:space="preserve">-</w:t>
-      </w:r>
-      <w:r>
-        <w:rPr>
-          <w:rStyle w:val="NormalTok"/>
-        </w:rPr>
-        <w:t xml:space="preserve">InMaintenanceWindow </w:t>
-      </w:r>
-      <w:r>
-        <w:rPr>
-          <w:rStyle w:val="OperatorTok"/>
-        </w:rPr>
-        <w:t xml:space="preserve">-</w:t>
-      </w:r>
-      <w:r>
-        <w:rPr>
-          <w:rStyle w:val="NormalTok"/>
-        </w:rPr>
-        <w:t xml:space="preserve">Deploy </w:t>
-      </w:r>
-      <w:r>
-        <w:rPr>
-          <w:rStyle w:val="OperatorTok"/>
-        </w:rPr>
-        <w:t xml:space="preserve">-</w:t>
-      </w:r>
-      <w:r>
-        <w:rPr>
-          <w:rStyle w:val="NormalTok"/>
-        </w:rPr>
-        <w:t xml:space="preserve">GuardRail </w:t>
-      </w:r>
-      <w:r>
-        <w:rPr>
-          <w:rStyle w:val="StringTok"/>
-        </w:rPr>
-        <w:t xml:space="preserve">'srv01'</w:t>
-      </w:r>
-      <w:r>
-        <w:br/>
-      </w:r>
-      <w:r>
-        <w:br/>
-      </w:r>
-      <w:r>
-        <w:rPr>
-          <w:rStyle w:val="CommentTok"/>
-        </w:rPr>
-        <w:t xml:space="preserve"># HTTPS firmware repository {#sec73}</w:t>
-      </w:r>
-      <w:r>
-        <w:br/>
-      </w:r>
-      <w:r>
-        <w:rPr>
-          <w:rStyle w:val="NormalTok"/>
-        </w:rPr>
-        <w:t xml:space="preserve">Configure-PhysicalBuild </w:t>
-      </w:r>
-      <w:r>
-        <w:rPr>
-          <w:rStyle w:val="OperatorTok"/>
-        </w:rPr>
-        <w:t xml:space="preserve">-</w:t>
-      </w:r>
-      <w:r>
-        <w:rPr>
-          <w:rStyle w:val="NormalTok"/>
-        </w:rPr>
-        <w:t xml:space="preserve">ServerIdentifier srv01 </w:t>
-      </w:r>
-      <w:r>
-        <w:rPr>
-          <w:rStyle w:val="OperatorTok"/>
-        </w:rPr>
-        <w:t xml:space="preserve">-</w:t>
-      </w:r>
-      <w:r>
-        <w:rPr>
-          <w:rStyle w:val="NormalTok"/>
-        </w:rPr>
-        <w:t xml:space="preserve">OneViewHost oneview</w:t>
-      </w:r>
-      <w:r>
-        <w:rPr>
-          <w:rStyle w:val="OperatorTok"/>
-        </w:rPr>
-        <w:t xml:space="preserve">.</w:t>
-      </w:r>
-      <w:r>
-        <w:rPr>
-          <w:rStyle w:val="FunctionTok"/>
-        </w:rPr>
-        <w:t xml:space="preserve">corp</w:t>
-      </w:r>
-      <w:r>
-        <w:rPr>
-          <w:rStyle w:val="OperatorTok"/>
-        </w:rPr>
-        <w:t xml:space="preserve">.</w:t>
-      </w:r>
-      <w:r>
-        <w:rPr>
-          <w:rStyle w:val="FunctionTok"/>
-        </w:rPr>
-        <w:t xml:space="preserve">local</w:t>
-      </w:r>
-      <w:r>
-        <w:rPr>
-          <w:rStyle w:val="NormalTok"/>
-        </w:rPr>
-        <w:t xml:space="preserve"> </w:t>
-      </w:r>
-      <w:r>
-        <w:rPr>
-          <w:rStyle w:val="OperatorTok"/>
-        </w:rPr>
-        <w:t xml:space="preserve">-</w:t>
-      </w:r>
-      <w:r>
-        <w:rPr>
-          <w:rStyle w:val="NormalTok"/>
-        </w:rPr>
-        <w:t xml:space="preserve">IloIp </w:t>
-      </w:r>
-      <w:r>
-        <w:rPr>
-          <w:rStyle w:val="DecValTok"/>
-        </w:rPr>
-        <w:t xml:space="preserve">10.0</w:t>
-      </w:r>
-      <w:r>
-        <w:rPr>
-          <w:rStyle w:val="OperatorTok"/>
-        </w:rPr>
-        <w:t xml:space="preserve">.</w:t>
-      </w:r>
-      <w:r>
-        <w:rPr>
-          <w:rStyle w:val="DecValTok"/>
-        </w:rPr>
-        <w:t xml:space="preserve">1.50</w:t>
-      </w:r>
-      <w:r>
-        <w:rPr>
-          <w:rStyle w:val="NormalTok"/>
-        </w:rPr>
-        <w:t xml:space="preserve"> `</w:t>
-      </w:r>
-      <w:r>
-        <w:br/>
-      </w:r>
-      <w:r>
-        <w:rPr>
-          <w:rStyle w:val="NormalTok"/>
-        </w:rPr>
-        <w:t xml:space="preserve">    </w:t>
-      </w:r>
-      <w:r>
-        <w:rPr>
-          <w:rStyle w:val="OperatorTok"/>
-        </w:rPr>
-        <w:t xml:space="preserve">-</w:t>
-      </w:r>
-      <w:r>
-        <w:rPr>
-          <w:rStyle w:val="NormalTok"/>
-        </w:rPr>
-        <w:t xml:space="preserve">ExternalIsoPath </w:t>
-      </w:r>
-      <w:r>
-        <w:rPr>
-          <w:rStyle w:val="StringTok"/>
-        </w:rPr>
-        <w:t xml:space="preserve">'https://artifacts.corp.local/isos/WinSrv2025.iso'</w:t>
-      </w:r>
-      <w:r>
-        <w:rPr>
-          <w:rStyle w:val="NormalTok"/>
-        </w:rPr>
-        <w:t xml:space="preserve"> `</w:t>
-      </w:r>
-      <w:r>
-        <w:br/>
-      </w:r>
-      <w:r>
-        <w:rPr>
-          <w:rStyle w:val="NormalTok"/>
-        </w:rPr>
-        <w:t xml:space="preserve">    </w:t>
-      </w:r>
-      <w:r>
-        <w:rPr>
-          <w:rStyle w:val="OperatorTok"/>
-        </w:rPr>
-        <w:t xml:space="preserve">-</w:t>
-      </w:r>
-      <w:r>
-        <w:rPr>
-          <w:rStyle w:val="NormalTok"/>
-        </w:rPr>
-        <w:t xml:space="preserve">FirmwareFolders </w:t>
-      </w:r>
-      <w:r>
-        <w:rPr>
-          <w:rStyle w:val="OperatorTok"/>
-        </w:rPr>
-        <w:t xml:space="preserve">@(</w:t>
-      </w:r>
-      <w:r>
-        <w:rPr>
-          <w:rStyle w:val="StringTok"/>
-        </w:rPr>
-        <w:t xml:space="preserve">'https://fwrepo.corp.local/fw/WinSrv2025'</w:t>
-      </w:r>
-      <w:r>
-        <w:rPr>
-          <w:rStyle w:val="OperatorTok"/>
-        </w:rPr>
-        <w:t xml:space="preserve">)</w:t>
-      </w:r>
-      <w:r>
-        <w:rPr>
-          <w:rStyle w:val="NormalTok"/>
-        </w:rPr>
-        <w:t xml:space="preserve"> `</w:t>
-      </w:r>
-      <w:r>
-        <w:br/>
-      </w:r>
-      <w:r>
-        <w:rPr>
-          <w:rStyle w:val="NormalTok"/>
-        </w:rPr>
-        <w:t xml:space="preserve">    </w:t>
-      </w:r>
-      <w:r>
-        <w:rPr>
-          <w:rStyle w:val="OperatorTok"/>
-        </w:rPr>
-        <w:t xml:space="preserve">-</w:t>
-      </w:r>
-      <w:r>
-        <w:rPr>
-          <w:rStyle w:val="NormalTok"/>
-        </w:rPr>
-        <w:t xml:space="preserve">InMaintenanceWindow </w:t>
-      </w:r>
-      <w:r>
-        <w:rPr>
-          <w:rStyle w:val="OperatorTok"/>
-        </w:rPr>
-        <w:t xml:space="preserve">-</w:t>
-      </w:r>
-      <w:r>
-        <w:rPr>
-          <w:rStyle w:val="NormalTok"/>
-        </w:rPr>
-        <w:t xml:space="preserve">Deploy </w:t>
-      </w:r>
-      <w:r>
-        <w:rPr>
-          <w:rStyle w:val="OperatorTok"/>
-        </w:rPr>
-        <w:t xml:space="preserve">-</w:t>
-      </w:r>
-      <w:r>
-        <w:rPr>
-          <w:rStyle w:val="NormalTok"/>
-        </w:rPr>
-        <w:t xml:space="preserve">GuardRail </w:t>
-      </w:r>
-      <w:r>
-        <w:rPr>
-          <w:rStyle w:val="StringTok"/>
-        </w:rPr>
-        <w:t xml:space="preserve">'srv01'</w:t>
-      </w:r>
-      <w:r>
-        <w:br/>
-      </w:r>
-      <w:r>
-        <w:br/>
-      </w:r>
-      <w:r>
-        <w:rPr>
-          <w:rStyle w:val="CommentTok"/>
-        </w:rPr>
-        <w:t xml:space="preserve"># Validate firmware folders only (no change) — DryRun resolves + reports paths {#sec74}</w:t>
-      </w:r>
-      <w:r>
-        <w:br/>
-      </w:r>
-      <w:r>
-        <w:rPr>
-          <w:rStyle w:val="NormalTok"/>
-        </w:rPr>
-        <w:t xml:space="preserve">Configure-PhysicalBuild </w:t>
-      </w:r>
-      <w:r>
-        <w:rPr>
-          <w:rStyle w:val="OperatorTok"/>
-        </w:rPr>
-        <w:t xml:space="preserve">-</w:t>
-      </w:r>
-      <w:r>
-        <w:rPr>
-          <w:rStyle w:val="NormalTok"/>
-        </w:rPr>
-        <w:t xml:space="preserve">ServerIdentifier srv01 </w:t>
-      </w:r>
-      <w:r>
-        <w:rPr>
-          <w:rStyle w:val="OperatorTok"/>
-        </w:rPr>
-        <w:t xml:space="preserve">-</w:t>
-      </w:r>
-      <w:r>
-        <w:rPr>
-          <w:rStyle w:val="NormalTok"/>
-        </w:rPr>
-        <w:t xml:space="preserve">OneViewHost oneview</w:t>
-      </w:r>
-      <w:r>
-        <w:rPr>
-          <w:rStyle w:val="OperatorTok"/>
-        </w:rPr>
-        <w:t xml:space="preserve">.</w:t>
-      </w:r>
-      <w:r>
-        <w:rPr>
-          <w:rStyle w:val="FunctionTok"/>
-        </w:rPr>
-        <w:t xml:space="preserve">corp</w:t>
-      </w:r>
-      <w:r>
-        <w:rPr>
-          <w:rStyle w:val="OperatorTok"/>
-        </w:rPr>
-        <w:t xml:space="preserve">.</w:t>
-      </w:r>
-      <w:r>
-        <w:rPr>
-          <w:rStyle w:val="FunctionTok"/>
-        </w:rPr>
-        <w:t xml:space="preserve">local</w:t>
-      </w:r>
-      <w:r>
-        <w:rPr>
-          <w:rStyle w:val="NormalTok"/>
-        </w:rPr>
-        <w:t xml:space="preserve"> </w:t>
-      </w:r>
-      <w:r>
-        <w:rPr>
-          <w:rStyle w:val="OperatorTok"/>
-        </w:rPr>
-        <w:t xml:space="preserve">-</w:t>
-      </w:r>
-      <w:r>
-        <w:rPr>
-          <w:rStyle w:val="NormalTok"/>
-        </w:rPr>
-        <w:t xml:space="preserve">IloIp </w:t>
-      </w:r>
-      <w:r>
-        <w:rPr>
-          <w:rStyle w:val="DecValTok"/>
-        </w:rPr>
-        <w:t xml:space="preserve">10.0</w:t>
-      </w:r>
-      <w:r>
-        <w:rPr>
-          <w:rStyle w:val="OperatorTok"/>
-        </w:rPr>
-        <w:t xml:space="preserve">.</w:t>
-      </w:r>
-      <w:r>
-        <w:rPr>
-          <w:rStyle w:val="DecValTok"/>
-        </w:rPr>
-        <w:t xml:space="preserve">1.50</w:t>
       </w:r>
       <w:r>
         <w:rPr>
@@ -19379,34 +18092,329 @@
         <w:t xml:space="preserve">(not silently skipped).</w:t>
       </w:r>
     </w:p>
+    <w:bookmarkEnd w:id="34"/>
+    <w:bookmarkStart w:id="35" w:name="sec71"/>
+    <w:p>
+      <w:pPr>
+        <w:pStyle w:val="Heading4"/>
+      </w:pPr>
+      <w:r>
+        <w:t xml:space="preserve">Full destructive example (ISO + firmware)</w:t>
+      </w:r>
+    </w:p>
+    <w:p>
+      <w:pPr>
+        <w:pStyle w:val="FirstParagraph"/>
+      </w:pPr>
+      <w:r>
+        <w:t xml:space="preserve">This is the exact end-to-end destructive command — note it still cannot run without a matching</w:t>
+      </w:r>
+      <w:r>
+        <w:t xml:space="preserve"> </w:t>
+      </w:r>
+      <w:r>
+        <w:rPr>
+          <w:rStyle w:val="VerbatimChar"/>
+        </w:rPr>
+        <w:t xml:space="preserve">-GuardRail</w:t>
+      </w:r>
+      <w:r>
+        <w:t xml:space="preserve">:</w:t>
+      </w:r>
+    </w:p>
+    <w:p>
+      <w:pPr>
+        <w:pStyle w:val="SourceCode"/>
+      </w:pPr>
+      <w:r>
+        <w:rPr>
+          <w:rStyle w:val="NormalTok"/>
+        </w:rPr>
+        <w:t xml:space="preserve">Configure-PhysicalBuild </w:t>
+      </w:r>
+      <w:r>
+        <w:rPr>
+          <w:rStyle w:val="OperatorTok"/>
+        </w:rPr>
+        <w:t xml:space="preserve">-</w:t>
+      </w:r>
+      <w:r>
+        <w:rPr>
+          <w:rStyle w:val="NormalTok"/>
+        </w:rPr>
+        <w:t xml:space="preserve">ServerIdentifier srv01 </w:t>
+      </w:r>
+      <w:r>
+        <w:rPr>
+          <w:rStyle w:val="OperatorTok"/>
+        </w:rPr>
+        <w:t xml:space="preserve">-</w:t>
+      </w:r>
+      <w:r>
+        <w:rPr>
+          <w:rStyle w:val="NormalTok"/>
+        </w:rPr>
+        <w:t xml:space="preserve">OneViewHost oneview</w:t>
+      </w:r>
+      <w:r>
+        <w:rPr>
+          <w:rStyle w:val="OperatorTok"/>
+        </w:rPr>
+        <w:t xml:space="preserve">.</w:t>
+      </w:r>
+      <w:r>
+        <w:rPr>
+          <w:rStyle w:val="FunctionTok"/>
+        </w:rPr>
+        <w:t xml:space="preserve">corp</w:t>
+      </w:r>
+      <w:r>
+        <w:rPr>
+          <w:rStyle w:val="OperatorTok"/>
+        </w:rPr>
+        <w:t xml:space="preserve">.</w:t>
+      </w:r>
+      <w:r>
+        <w:rPr>
+          <w:rStyle w:val="FunctionTok"/>
+        </w:rPr>
+        <w:t xml:space="preserve">local</w:t>
+      </w:r>
+      <w:r>
+        <w:rPr>
+          <w:rStyle w:val="NormalTok"/>
+        </w:rPr>
+        <w:t xml:space="preserve"> `</w:t>
+      </w:r>
+      <w:r>
+        <w:br/>
+      </w:r>
+      <w:r>
+        <w:rPr>
+          <w:rStyle w:val="NormalTok"/>
+        </w:rPr>
+        <w:t xml:space="preserve">    </w:t>
+      </w:r>
+      <w:r>
+        <w:rPr>
+          <w:rStyle w:val="OperatorTok"/>
+        </w:rPr>
+        <w:t xml:space="preserve">-</w:t>
+      </w:r>
+      <w:r>
+        <w:rPr>
+          <w:rStyle w:val="NormalTok"/>
+        </w:rPr>
+        <w:t xml:space="preserve">ExpectedHostname srv01</w:t>
+      </w:r>
+      <w:r>
+        <w:rPr>
+          <w:rStyle w:val="OperatorTok"/>
+        </w:rPr>
+        <w:t xml:space="preserve">.</w:t>
+      </w:r>
+      <w:r>
+        <w:rPr>
+          <w:rStyle w:val="FunctionTok"/>
+        </w:rPr>
+        <w:t xml:space="preserve">corp</w:t>
+      </w:r>
+      <w:r>
+        <w:rPr>
+          <w:rStyle w:val="OperatorTok"/>
+        </w:rPr>
+        <w:t xml:space="preserve">.</w:t>
+      </w:r>
+      <w:r>
+        <w:rPr>
+          <w:rStyle w:val="FunctionTok"/>
+        </w:rPr>
+        <w:t xml:space="preserve">local</w:t>
+      </w:r>
+      <w:r>
+        <w:rPr>
+          <w:rStyle w:val="NormalTok"/>
+        </w:rPr>
+        <w:t xml:space="preserve"> </w:t>
+      </w:r>
+      <w:r>
+        <w:rPr>
+          <w:rStyle w:val="OperatorTok"/>
+        </w:rPr>
+        <w:t xml:space="preserve">-</w:t>
+      </w:r>
+      <w:r>
+        <w:rPr>
+          <w:rStyle w:val="NormalTok"/>
+        </w:rPr>
+        <w:t xml:space="preserve">Domain corp</w:t>
+      </w:r>
+      <w:r>
+        <w:rPr>
+          <w:rStyle w:val="OperatorTok"/>
+        </w:rPr>
+        <w:t xml:space="preserve">.</w:t>
+      </w:r>
+      <w:r>
+        <w:rPr>
+          <w:rStyle w:val="FunctionTok"/>
+        </w:rPr>
+        <w:t xml:space="preserve">local</w:t>
+      </w:r>
+      <w:r>
+        <w:rPr>
+          <w:rStyle w:val="NormalTok"/>
+        </w:rPr>
+        <w:t xml:space="preserve"> </w:t>
+      </w:r>
+      <w:r>
+        <w:rPr>
+          <w:rStyle w:val="OperatorTok"/>
+        </w:rPr>
+        <w:t xml:space="preserve">-</w:t>
+      </w:r>
+      <w:r>
+        <w:rPr>
+          <w:rStyle w:val="NormalTok"/>
+        </w:rPr>
+        <w:t xml:space="preserve">ExternalIsoPath </w:t>
+      </w:r>
+      <w:r>
+        <w:rPr>
+          <w:rStyle w:val="StringTok"/>
+        </w:rPr>
+        <w:t xml:space="preserve">'\\fileserver\isos\WinSrv2025.iso'</w:t>
+      </w:r>
+      <w:r>
+        <w:rPr>
+          <w:rStyle w:val="NormalTok"/>
+        </w:rPr>
+        <w:t xml:space="preserve"> `</w:t>
+      </w:r>
+      <w:r>
+        <w:br/>
+      </w:r>
+      <w:r>
+        <w:rPr>
+          <w:rStyle w:val="NormalTok"/>
+        </w:rPr>
+        <w:t xml:space="preserve">    </w:t>
+      </w:r>
+      <w:r>
+        <w:rPr>
+          <w:rStyle w:val="OperatorTok"/>
+        </w:rPr>
+        <w:t xml:space="preserve">-</w:t>
+      </w:r>
+      <w:r>
+        <w:rPr>
+          <w:rStyle w:val="NormalTok"/>
+        </w:rPr>
+        <w:t xml:space="preserve">FirmwareFolders </w:t>
+      </w:r>
+      <w:r>
+        <w:rPr>
+          <w:rStyle w:val="OperatorTok"/>
+        </w:rPr>
+        <w:t xml:space="preserve">@(</w:t>
+      </w:r>
+      <w:r>
+        <w:rPr>
+          <w:rStyle w:val="StringTok"/>
+        </w:rPr>
+        <w:t xml:space="preserve">'\\fileserver\fw\BIOS'</w:t>
+      </w:r>
+      <w:r>
+        <w:rPr>
+          <w:rStyle w:val="OperatorTok"/>
+        </w:rPr>
+        <w:t xml:space="preserve">,</w:t>
+      </w:r>
+      <w:r>
+        <w:rPr>
+          <w:rStyle w:val="NormalTok"/>
+        </w:rPr>
+        <w:t xml:space="preserve"> </w:t>
+      </w:r>
+      <w:r>
+        <w:rPr>
+          <w:rStyle w:val="StringTok"/>
+        </w:rPr>
+        <w:t xml:space="preserve">'H:\fw\iLO5'</w:t>
+      </w:r>
+      <w:r>
+        <w:rPr>
+          <w:rStyle w:val="OperatorTok"/>
+        </w:rPr>
+        <w:t xml:space="preserve">)</w:t>
+      </w:r>
+      <w:r>
+        <w:rPr>
+          <w:rStyle w:val="NormalTok"/>
+        </w:rPr>
+        <w:t xml:space="preserve"> `</w:t>
+      </w:r>
+      <w:r>
+        <w:br/>
+      </w:r>
+      <w:r>
+        <w:rPr>
+          <w:rStyle w:val="NormalTok"/>
+        </w:rPr>
+        <w:t xml:space="preserve">    </w:t>
+      </w:r>
+      <w:r>
+        <w:rPr>
+          <w:rStyle w:val="OperatorTok"/>
+        </w:rPr>
+        <w:t xml:space="preserve">-</w:t>
+      </w:r>
+      <w:r>
+        <w:rPr>
+          <w:rStyle w:val="NormalTok"/>
+        </w:rPr>
+        <w:t xml:space="preserve">InMaintenanceWindow </w:t>
+      </w:r>
+      <w:r>
+        <w:rPr>
+          <w:rStyle w:val="OperatorTok"/>
+        </w:rPr>
+        <w:t xml:space="preserve">-</w:t>
+      </w:r>
+      <w:r>
+        <w:rPr>
+          <w:rStyle w:val="NormalTok"/>
+        </w:rPr>
+        <w:t xml:space="preserve">Deploy </w:t>
+      </w:r>
+      <w:r>
+        <w:rPr>
+          <w:rStyle w:val="OperatorTok"/>
+        </w:rPr>
+        <w:t xml:space="preserve">-</w:t>
+      </w:r>
+      <w:r>
+        <w:rPr>
+          <w:rStyle w:val="NormalTok"/>
+        </w:rPr>
+        <w:t xml:space="preserve">GuardRail </w:t>
+      </w:r>
+      <w:r>
+        <w:rPr>
+          <w:rStyle w:val="StringTok"/>
+        </w:rPr>
+        <w:t xml:space="preserve">'srv01'</w:t>
+      </w:r>
+    </w:p>
     <w:bookmarkEnd w:id="35"/>
-    <w:bookmarkStart w:id="36" w:name="sec75"/>
-    <w:p>
-      <w:pPr>
-        <w:pStyle w:val="Heading4"/>
-      </w:pPr>
-      <w:r>
-        <w:t xml:space="preserve">Full destructive example (ISO + firmware)</w:t>
-      </w:r>
-    </w:p>
-    <w:p>
-      <w:pPr>
-        <w:pStyle w:val="FirstParagraph"/>
-      </w:pPr>
-      <w:r>
-        <w:t xml:space="preserve">This is the exact end-to-end destructive command — note it still cannot run without a matching</w:t>
-      </w:r>
-      <w:r>
-        <w:t xml:space="preserve"> </w:t>
-      </w:r>
-      <w:r>
-        <w:rPr>
-          <w:rStyle w:val="VerbatimChar"/>
-        </w:rPr>
-        <w:t xml:space="preserve">-GuardRail</w:t>
-      </w:r>
-      <w:r>
-        <w:t xml:space="preserve">:</w:t>
+    <w:bookmarkEnd w:id="36"/>
+    <w:bookmarkStart w:id="37" w:name="sec72"/>
+    <w:p>
+      <w:pPr>
+        <w:pStyle w:val="Heading3"/>
+      </w:pPr>
+      <w:r>
+        <w:t xml:space="preserve">Dry run (validate without changing anything)</w:t>
       </w:r>
     </w:p>
     <w:p>
@@ -19471,7 +18479,16 @@
         <w:rPr>
           <w:rStyle w:val="NormalTok"/>
         </w:rPr>
-        <w:t xml:space="preserve"> </w:t>
+        <w:t xml:space="preserve"> `</w:t>
+      </w:r>
+      <w:r>
+        <w:br/>
+      </w:r>
+      <w:r>
+        <w:rPr>
+          <w:rStyle w:val="NormalTok"/>
+        </w:rPr>
+        <w:t xml:space="preserve">    </w:t>
       </w:r>
       <w:r>
         <w:rPr>
@@ -19483,13 +18500,127 @@
         <w:rPr>
           <w:rStyle w:val="NormalTok"/>
         </w:rPr>
-        <w:t xml:space="preserve">IloIp </w:t>
-      </w:r>
-      <w:r>
-        <w:rPr>
-          <w:rStyle w:val="DecValTok"/>
-        </w:rPr>
-        <w:t xml:space="preserve">10.0</w:t>
+        <w:t xml:space="preserve">ExternalIsoPath </w:t>
+      </w:r>
+      <w:r>
+        <w:rPr>
+          <w:rStyle w:val="StringTok"/>
+        </w:rPr>
+        <w:t xml:space="preserve">'\\fileserver\isos\WinSrv2025.iso'</w:t>
+      </w:r>
+      <w:r>
+        <w:rPr>
+          <w:rStyle w:val="NormalTok"/>
+        </w:rPr>
+        <w:t xml:space="preserve"> </w:t>
+      </w:r>
+      <w:r>
+        <w:rPr>
+          <w:rStyle w:val="OperatorTok"/>
+        </w:rPr>
+        <w:t xml:space="preserve">-</w:t>
+      </w:r>
+      <w:r>
+        <w:rPr>
+          <w:rStyle w:val="NormalTok"/>
+        </w:rPr>
+        <w:t xml:space="preserve">DryRun </w:t>
+      </w:r>
+      <w:r>
+        <w:rPr>
+          <w:rStyle w:val="OperatorTok"/>
+        </w:rPr>
+        <w:t xml:space="preserve">-</w:t>
+      </w:r>
+      <w:r>
+        <w:rPr>
+          <w:rStyle w:val="NormalTok"/>
+        </w:rPr>
+        <w:t xml:space="preserve">GuardRail </w:t>
+      </w:r>
+      <w:r>
+        <w:rPr>
+          <w:rStyle w:val="StringTok"/>
+        </w:rPr>
+        <w:t xml:space="preserve">'srv01'</w:t>
+      </w:r>
+    </w:p>
+    <w:bookmarkEnd w:id="37"/>
+    <w:bookmarkStart w:id="38" w:name="sec73"/>
+    <w:p>
+      <w:pPr>
+        <w:pStyle w:val="Heading3"/>
+      </w:pPr>
+      <w:r>
+        <w:t xml:space="preserve">Re-run monitoring after deployment</w:t>
+      </w:r>
+    </w:p>
+    <w:p>
+      <w:pPr>
+        <w:pStyle w:val="SourceCode"/>
+      </w:pPr>
+      <w:r>
+        <w:rPr>
+          <w:rStyle w:val="NormalTok"/>
+        </w:rPr>
+        <w:t xml:space="preserve">Start-InstallMonitor </w:t>
+      </w:r>
+      <w:r>
+        <w:rPr>
+          <w:rStyle w:val="OperatorTok"/>
+        </w:rPr>
+        <w:t xml:space="preserve">-</w:t>
+      </w:r>
+      <w:r>
+        <w:rPr>
+          <w:rStyle w:val="NormalTok"/>
+        </w:rPr>
+        <w:t xml:space="preserve">Server srv01</w:t>
+      </w:r>
+    </w:p>
+    <w:bookmarkEnd w:id="38"/>
+    <w:bookmarkStart w:id="39" w:name="sec74"/>
+    <w:p>
+      <w:pPr>
+        <w:pStyle w:val="Heading3"/>
+      </w:pPr>
+      <w:r>
+        <w:t xml:space="preserve">Build with custom domain and post-build checks</w:t>
+      </w:r>
+    </w:p>
+    <w:p>
+      <w:pPr>
+        <w:pStyle w:val="SourceCode"/>
+      </w:pPr>
+      <w:r>
+        <w:rPr>
+          <w:rStyle w:val="NormalTok"/>
+        </w:rPr>
+        <w:t xml:space="preserve">Configure-PhysicalBuild </w:t>
+      </w:r>
+      <w:r>
+        <w:rPr>
+          <w:rStyle w:val="OperatorTok"/>
+        </w:rPr>
+        <w:t xml:space="preserve">-</w:t>
+      </w:r>
+      <w:r>
+        <w:rPr>
+          <w:rStyle w:val="NormalTok"/>
+        </w:rPr>
+        <w:t xml:space="preserve">ServerIdentifier srv01 </w:t>
+      </w:r>
+      <w:r>
+        <w:rPr>
+          <w:rStyle w:val="OperatorTok"/>
+        </w:rPr>
+        <w:t xml:space="preserve">-</w:t>
+      </w:r>
+      <w:r>
+        <w:rPr>
+          <w:rStyle w:val="NormalTok"/>
+        </w:rPr>
+        <w:t xml:space="preserve">OneViewHost oneview</w:t>
       </w:r>
       <w:r>
         <w:rPr>
@@ -19499,36 +18630,9 @@
       </w:r>
       <w:r>
         <w:rPr>
-          <w:rStyle w:val="DecValTok"/>
-        </w:rPr>
-        <w:t xml:space="preserve">1.50</w:t>
-      </w:r>
-      <w:r>
-        <w:rPr>
-          <w:rStyle w:val="NormalTok"/>
-        </w:rPr>
-        <w:t xml:space="preserve"> `</w:t>
-      </w:r>
-      <w:r>
-        <w:br/>
-      </w:r>
-      <w:r>
-        <w:rPr>
-          <w:rStyle w:val="NormalTok"/>
-        </w:rPr>
-        <w:t xml:space="preserve">    </w:t>
-      </w:r>
-      <w:r>
-        <w:rPr>
-          <w:rStyle w:val="OperatorTok"/>
-        </w:rPr>
-        <w:t xml:space="preserve">-</w:t>
-      </w:r>
-      <w:r>
-        <w:rPr>
-          <w:rStyle w:val="NormalTok"/>
-        </w:rPr>
-        <w:t xml:space="preserve">ExpectedHostname srv01</w:t>
+          <w:rStyle w:val="FunctionTok"/>
+        </w:rPr>
+        <w:t xml:space="preserve">corp</w:t>
       </w:r>
       <w:r>
         <w:rPr>
@@ -19540,572 +18644,7 @@
         <w:rPr>
           <w:rStyle w:val="FunctionTok"/>
         </w:rPr>
-        <w:t xml:space="preserve">corp</w:t>
-      </w:r>
-      <w:r>
-        <w:rPr>
-          <w:rStyle w:val="OperatorTok"/>
-        </w:rPr>
-        <w:t xml:space="preserve">.</w:t>
-      </w:r>
-      <w:r>
-        <w:rPr>
-          <w:rStyle w:val="FunctionTok"/>
-        </w:rPr>
         <w:t xml:space="preserve">local</w:t>
-      </w:r>
-      <w:r>
-        <w:rPr>
-          <w:rStyle w:val="NormalTok"/>
-        </w:rPr>
-        <w:t xml:space="preserve"> </w:t>
-      </w:r>
-      <w:r>
-        <w:rPr>
-          <w:rStyle w:val="OperatorTok"/>
-        </w:rPr>
-        <w:t xml:space="preserve">-</w:t>
-      </w:r>
-      <w:r>
-        <w:rPr>
-          <w:rStyle w:val="NormalTok"/>
-        </w:rPr>
-        <w:t xml:space="preserve">Domain corp</w:t>
-      </w:r>
-      <w:r>
-        <w:rPr>
-          <w:rStyle w:val="OperatorTok"/>
-        </w:rPr>
-        <w:t xml:space="preserve">.</w:t>
-      </w:r>
-      <w:r>
-        <w:rPr>
-          <w:rStyle w:val="FunctionTok"/>
-        </w:rPr>
-        <w:t xml:space="preserve">local</w:t>
-      </w:r>
-      <w:r>
-        <w:rPr>
-          <w:rStyle w:val="NormalTok"/>
-        </w:rPr>
-        <w:t xml:space="preserve"> </w:t>
-      </w:r>
-      <w:r>
-        <w:rPr>
-          <w:rStyle w:val="OperatorTok"/>
-        </w:rPr>
-        <w:t xml:space="preserve">-</w:t>
-      </w:r>
-      <w:r>
-        <w:rPr>
-          <w:rStyle w:val="NormalTok"/>
-        </w:rPr>
-        <w:t xml:space="preserve">ExternalIsoPath </w:t>
-      </w:r>
-      <w:r>
-        <w:rPr>
-          <w:rStyle w:val="StringTok"/>
-        </w:rPr>
-        <w:t xml:space="preserve">'\\fileserver\isos\WinSrv2025.iso'</w:t>
-      </w:r>
-      <w:r>
-        <w:rPr>
-          <w:rStyle w:val="NormalTok"/>
-        </w:rPr>
-        <w:t xml:space="preserve"> `</w:t>
-      </w:r>
-      <w:r>
-        <w:br/>
-      </w:r>
-      <w:r>
-        <w:rPr>
-          <w:rStyle w:val="NormalTok"/>
-        </w:rPr>
-        <w:t xml:space="preserve">    </w:t>
-      </w:r>
-      <w:r>
-        <w:rPr>
-          <w:rStyle w:val="OperatorTok"/>
-        </w:rPr>
-        <w:t xml:space="preserve">-</w:t>
-      </w:r>
-      <w:r>
-        <w:rPr>
-          <w:rStyle w:val="NormalTok"/>
-        </w:rPr>
-        <w:t xml:space="preserve">FirmwareFolders </w:t>
-      </w:r>
-      <w:r>
-        <w:rPr>
-          <w:rStyle w:val="OperatorTok"/>
-        </w:rPr>
-        <w:t xml:space="preserve">@(</w:t>
-      </w:r>
-      <w:r>
-        <w:rPr>
-          <w:rStyle w:val="StringTok"/>
-        </w:rPr>
-        <w:t xml:space="preserve">'\\fileserver\fw\BIOS'</w:t>
-      </w:r>
-      <w:r>
-        <w:rPr>
-          <w:rStyle w:val="OperatorTok"/>
-        </w:rPr>
-        <w:t xml:space="preserve">,</w:t>
-      </w:r>
-      <w:r>
-        <w:rPr>
-          <w:rStyle w:val="NormalTok"/>
-        </w:rPr>
-        <w:t xml:space="preserve"> </w:t>
-      </w:r>
-      <w:r>
-        <w:rPr>
-          <w:rStyle w:val="StringTok"/>
-        </w:rPr>
-        <w:t xml:space="preserve">'H:\fw\iLO5'</w:t>
-      </w:r>
-      <w:r>
-        <w:rPr>
-          <w:rStyle w:val="OperatorTok"/>
-        </w:rPr>
-        <w:t xml:space="preserve">)</w:t>
-      </w:r>
-      <w:r>
-        <w:rPr>
-          <w:rStyle w:val="NormalTok"/>
-        </w:rPr>
-        <w:t xml:space="preserve"> `</w:t>
-      </w:r>
-      <w:r>
-        <w:br/>
-      </w:r>
-      <w:r>
-        <w:rPr>
-          <w:rStyle w:val="NormalTok"/>
-        </w:rPr>
-        <w:t xml:space="preserve">    </w:t>
-      </w:r>
-      <w:r>
-        <w:rPr>
-          <w:rStyle w:val="OperatorTok"/>
-        </w:rPr>
-        <w:t xml:space="preserve">-</w:t>
-      </w:r>
-      <w:r>
-        <w:rPr>
-          <w:rStyle w:val="NormalTok"/>
-        </w:rPr>
-        <w:t xml:space="preserve">InMaintenanceWindow </w:t>
-      </w:r>
-      <w:r>
-        <w:rPr>
-          <w:rStyle w:val="OperatorTok"/>
-        </w:rPr>
-        <w:t xml:space="preserve">-</w:t>
-      </w:r>
-      <w:r>
-        <w:rPr>
-          <w:rStyle w:val="NormalTok"/>
-        </w:rPr>
-        <w:t xml:space="preserve">Deploy </w:t>
-      </w:r>
-      <w:r>
-        <w:rPr>
-          <w:rStyle w:val="OperatorTok"/>
-        </w:rPr>
-        <w:t xml:space="preserve">-</w:t>
-      </w:r>
-      <w:r>
-        <w:rPr>
-          <w:rStyle w:val="NormalTok"/>
-        </w:rPr>
-        <w:t xml:space="preserve">GuardRail </w:t>
-      </w:r>
-      <w:r>
-        <w:rPr>
-          <w:rStyle w:val="StringTok"/>
-        </w:rPr>
-        <w:t xml:space="preserve">'srv01'</w:t>
-      </w:r>
-    </w:p>
-    <w:bookmarkEnd w:id="36"/>
-    <w:bookmarkEnd w:id="37"/>
-    <w:bookmarkStart w:id="38" w:name="sec76"/>
-    <w:p>
-      <w:pPr>
-        <w:pStyle w:val="Heading3"/>
-      </w:pPr>
-      <w:r>
-        <w:t xml:space="preserve">Dry run (validate without changing anything)</w:t>
-      </w:r>
-    </w:p>
-    <w:p>
-      <w:pPr>
-        <w:pStyle w:val="SourceCode"/>
-      </w:pPr>
-      <w:r>
-        <w:rPr>
-          <w:rStyle w:val="NormalTok"/>
-        </w:rPr>
-        <w:t xml:space="preserve">Configure-PhysicalBuild </w:t>
-      </w:r>
-      <w:r>
-        <w:rPr>
-          <w:rStyle w:val="OperatorTok"/>
-        </w:rPr>
-        <w:t xml:space="preserve">-</w:t>
-      </w:r>
-      <w:r>
-        <w:rPr>
-          <w:rStyle w:val="NormalTok"/>
-        </w:rPr>
-        <w:t xml:space="preserve">ServerIdentifier srv01 </w:t>
-      </w:r>
-      <w:r>
-        <w:rPr>
-          <w:rStyle w:val="OperatorTok"/>
-        </w:rPr>
-        <w:t xml:space="preserve">-</w:t>
-      </w:r>
-      <w:r>
-        <w:rPr>
-          <w:rStyle w:val="NormalTok"/>
-        </w:rPr>
-        <w:t xml:space="preserve">OneViewHost oneview</w:t>
-      </w:r>
-      <w:r>
-        <w:rPr>
-          <w:rStyle w:val="OperatorTok"/>
-        </w:rPr>
-        <w:t xml:space="preserve">.</w:t>
-      </w:r>
-      <w:r>
-        <w:rPr>
-          <w:rStyle w:val="FunctionTok"/>
-        </w:rPr>
-        <w:t xml:space="preserve">corp</w:t>
-      </w:r>
-      <w:r>
-        <w:rPr>
-          <w:rStyle w:val="OperatorTok"/>
-        </w:rPr>
-        <w:t xml:space="preserve">.</w:t>
-      </w:r>
-      <w:r>
-        <w:rPr>
-          <w:rStyle w:val="FunctionTok"/>
-        </w:rPr>
-        <w:t xml:space="preserve">local</w:t>
-      </w:r>
-      <w:r>
-        <w:rPr>
-          <w:rStyle w:val="NormalTok"/>
-        </w:rPr>
-        <w:t xml:space="preserve"> </w:t>
-      </w:r>
-      <w:r>
-        <w:rPr>
-          <w:rStyle w:val="OperatorTok"/>
-        </w:rPr>
-        <w:t xml:space="preserve">-</w:t>
-      </w:r>
-      <w:r>
-        <w:rPr>
-          <w:rStyle w:val="NormalTok"/>
-        </w:rPr>
-        <w:t xml:space="preserve">IloIp </w:t>
-      </w:r>
-      <w:r>
-        <w:rPr>
-          <w:rStyle w:val="DecValTok"/>
-        </w:rPr>
-        <w:t xml:space="preserve">10.0</w:t>
-      </w:r>
-      <w:r>
-        <w:rPr>
-          <w:rStyle w:val="OperatorTok"/>
-        </w:rPr>
-        <w:t xml:space="preserve">.</w:t>
-      </w:r>
-      <w:r>
-        <w:rPr>
-          <w:rStyle w:val="DecValTok"/>
-        </w:rPr>
-        <w:t xml:space="preserve">1.50</w:t>
-      </w:r>
-      <w:r>
-        <w:rPr>
-          <w:rStyle w:val="NormalTok"/>
-        </w:rPr>
-        <w:t xml:space="preserve"> `</w:t>
-      </w:r>
-      <w:r>
-        <w:br/>
-      </w:r>
-      <w:r>
-        <w:rPr>
-          <w:rStyle w:val="NormalTok"/>
-        </w:rPr>
-        <w:t xml:space="preserve">    </w:t>
-      </w:r>
-      <w:r>
-        <w:rPr>
-          <w:rStyle w:val="OperatorTok"/>
-        </w:rPr>
-        <w:t xml:space="preserve">-</w:t>
-      </w:r>
-      <w:r>
-        <w:rPr>
-          <w:rStyle w:val="NormalTok"/>
-        </w:rPr>
-        <w:t xml:space="preserve">ExternalIsoPath </w:t>
-      </w:r>
-      <w:r>
-        <w:rPr>
-          <w:rStyle w:val="StringTok"/>
-        </w:rPr>
-        <w:t xml:space="preserve">'\\fileserver\isos\WinSrv2025.iso'</w:t>
-      </w:r>
-      <w:r>
-        <w:rPr>
-          <w:rStyle w:val="NormalTok"/>
-        </w:rPr>
-        <w:t xml:space="preserve"> </w:t>
-      </w:r>
-      <w:r>
-        <w:rPr>
-          <w:rStyle w:val="OperatorTok"/>
-        </w:rPr>
-        <w:t xml:space="preserve">-</w:t>
-      </w:r>
-      <w:r>
-        <w:rPr>
-          <w:rStyle w:val="NormalTok"/>
-        </w:rPr>
-        <w:t xml:space="preserve">DryRun </w:t>
-      </w:r>
-      <w:r>
-        <w:rPr>
-          <w:rStyle w:val="OperatorTok"/>
-        </w:rPr>
-        <w:t xml:space="preserve">-</w:t>
-      </w:r>
-      <w:r>
-        <w:rPr>
-          <w:rStyle w:val="NormalTok"/>
-        </w:rPr>
-        <w:t xml:space="preserve">GuardRail </w:t>
-      </w:r>
-      <w:r>
-        <w:rPr>
-          <w:rStyle w:val="StringTok"/>
-        </w:rPr>
-        <w:t xml:space="preserve">'srv01'</w:t>
-      </w:r>
-    </w:p>
-    <w:bookmarkEnd w:id="38"/>
-    <w:bookmarkStart w:id="39" w:name="sec77"/>
-    <w:p>
-      <w:pPr>
-        <w:pStyle w:val="Heading3"/>
-      </w:pPr>
-      <w:r>
-        <w:t xml:space="preserve">Re-run monitoring after deployment</w:t>
-      </w:r>
-    </w:p>
-    <w:p>
-      <w:pPr>
-        <w:pStyle w:val="SourceCode"/>
-      </w:pPr>
-      <w:r>
-        <w:rPr>
-          <w:rStyle w:val="NormalTok"/>
-        </w:rPr>
-        <w:t xml:space="preserve">Configure-PhysicalBuild </w:t>
-      </w:r>
-      <w:r>
-        <w:rPr>
-          <w:rStyle w:val="OperatorTok"/>
-        </w:rPr>
-        <w:t xml:space="preserve">-</w:t>
-      </w:r>
-      <w:r>
-        <w:rPr>
-          <w:rStyle w:val="NormalTok"/>
-        </w:rPr>
-        <w:t xml:space="preserve">ServerIdentifier srv01 </w:t>
-      </w:r>
-      <w:r>
-        <w:rPr>
-          <w:rStyle w:val="OperatorTok"/>
-        </w:rPr>
-        <w:t xml:space="preserve">-</w:t>
-      </w:r>
-      <w:r>
-        <w:rPr>
-          <w:rStyle w:val="NormalTok"/>
-        </w:rPr>
-        <w:t xml:space="preserve">SkipPreBuild </w:t>
-      </w:r>
-      <w:r>
-        <w:rPr>
-          <w:rStyle w:val="OperatorTok"/>
-        </w:rPr>
-        <w:t xml:space="preserve">-</w:t>
-      </w:r>
-      <w:r>
-        <w:rPr>
-          <w:rStyle w:val="NormalTok"/>
-        </w:rPr>
-        <w:t xml:space="preserve">SkipOneView </w:t>
-      </w:r>
-      <w:r>
-        <w:rPr>
-          <w:rStyle w:val="OperatorTok"/>
-        </w:rPr>
-        <w:t xml:space="preserve">-</w:t>
-      </w:r>
-      <w:r>
-        <w:rPr>
-          <w:rStyle w:val="NormalTok"/>
-        </w:rPr>
-        <w:t xml:space="preserve">SkipMount </w:t>
-      </w:r>
-      <w:r>
-        <w:rPr>
-          <w:rStyle w:val="OperatorTok"/>
-        </w:rPr>
-        <w:t xml:space="preserve">-</w:t>
-      </w:r>
-      <w:r>
-        <w:rPr>
-          <w:rStyle w:val="NormalTok"/>
-        </w:rPr>
-        <w:t xml:space="preserve">InMaintenanceWindow </w:t>
-      </w:r>
-      <w:r>
-        <w:rPr>
-          <w:rStyle w:val="OperatorTok"/>
-        </w:rPr>
-        <w:t xml:space="preserve">-</w:t>
-      </w:r>
-      <w:r>
-        <w:rPr>
-          <w:rStyle w:val="NormalTok"/>
-        </w:rPr>
-        <w:t xml:space="preserve">GuardRail </w:t>
-      </w:r>
-      <w:r>
-        <w:rPr>
-          <w:rStyle w:val="StringTok"/>
-        </w:rPr>
-        <w:t xml:space="preserve">'srv01'</w:t>
-      </w:r>
-    </w:p>
-    <w:bookmarkEnd w:id="39"/>
-    <w:bookmarkStart w:id="40" w:name="sec78"/>
-    <w:p>
-      <w:pPr>
-        <w:pStyle w:val="Heading3"/>
-      </w:pPr>
-      <w:r>
-        <w:t xml:space="preserve">Build with custom domain and post-build checks</w:t>
-      </w:r>
-    </w:p>
-    <w:p>
-      <w:pPr>
-        <w:pStyle w:val="SourceCode"/>
-      </w:pPr>
-      <w:r>
-        <w:rPr>
-          <w:rStyle w:val="NormalTok"/>
-        </w:rPr>
-        <w:t xml:space="preserve">Configure-PhysicalBuild </w:t>
-      </w:r>
-      <w:r>
-        <w:rPr>
-          <w:rStyle w:val="OperatorTok"/>
-        </w:rPr>
-        <w:t xml:space="preserve">-</w:t>
-      </w:r>
-      <w:r>
-        <w:rPr>
-          <w:rStyle w:val="NormalTok"/>
-        </w:rPr>
-        <w:t xml:space="preserve">ServerIdentifier srv01 </w:t>
-      </w:r>
-      <w:r>
-        <w:rPr>
-          <w:rStyle w:val="OperatorTok"/>
-        </w:rPr>
-        <w:t xml:space="preserve">-</w:t>
-      </w:r>
-      <w:r>
-        <w:rPr>
-          <w:rStyle w:val="NormalTok"/>
-        </w:rPr>
-        <w:t xml:space="preserve">OneViewHost oneview</w:t>
-      </w:r>
-      <w:r>
-        <w:rPr>
-          <w:rStyle w:val="OperatorTok"/>
-        </w:rPr>
-        <w:t xml:space="preserve">.</w:t>
-      </w:r>
-      <w:r>
-        <w:rPr>
-          <w:rStyle w:val="FunctionTok"/>
-        </w:rPr>
-        <w:t xml:space="preserve">corp</w:t>
-      </w:r>
-      <w:r>
-        <w:rPr>
-          <w:rStyle w:val="OperatorTok"/>
-        </w:rPr>
-        <w:t xml:space="preserve">.</w:t>
-      </w:r>
-      <w:r>
-        <w:rPr>
-          <w:rStyle w:val="FunctionTok"/>
-        </w:rPr>
-        <w:t xml:space="preserve">local</w:t>
-      </w:r>
-      <w:r>
-        <w:rPr>
-          <w:rStyle w:val="NormalTok"/>
-        </w:rPr>
-        <w:t xml:space="preserve"> </w:t>
-      </w:r>
-      <w:r>
-        <w:rPr>
-          <w:rStyle w:val="OperatorTok"/>
-        </w:rPr>
-        <w:t xml:space="preserve">-</w:t>
-      </w:r>
-      <w:r>
-        <w:rPr>
-          <w:rStyle w:val="NormalTok"/>
-        </w:rPr>
-        <w:t xml:space="preserve">IloIp </w:t>
-      </w:r>
-      <w:r>
-        <w:rPr>
-          <w:rStyle w:val="DecValTok"/>
-        </w:rPr>
-        <w:t xml:space="preserve">10.0</w:t>
-      </w:r>
-      <w:r>
-        <w:rPr>
-          <w:rStyle w:val="OperatorTok"/>
-        </w:rPr>
-        <w:t xml:space="preserve">.</w:t>
-      </w:r>
-      <w:r>
-        <w:rPr>
-          <w:rStyle w:val="DecValTok"/>
-        </w:rPr>
-        <w:t xml:space="preserve">1.50</w:t>
       </w:r>
       <w:r>
         <w:rPr>
@@ -20277,9 +18816,9 @@
         </w:pict>
       </w:r>
     </w:p>
+    <w:bookmarkEnd w:id="39"/>
     <w:bookmarkEnd w:id="40"/>
-    <w:bookmarkEnd w:id="41"/>
-    <w:bookmarkStart w:id="62" w:name="sec79"/>
+    <w:bookmarkStart w:id="61" w:name="sec75"/>
     <w:p>
       <w:pPr>
         <w:pStyle w:val="Heading2"/>
@@ -20296,7 +18835,7 @@
         <w:t xml:space="preserve">Commands for deploying ISOs to servers and monitoring installation progress.</w:t>
       </w:r>
     </w:p>
-    <w:bookmarkStart w:id="44" w:name="sec80"/>
+    <w:bookmarkStart w:id="43" w:name="sec76"/>
     <w:p>
       <w:pPr>
         <w:pStyle w:val="Heading3"/>
@@ -20408,7 +18947,7 @@
         <w:t xml:space="preserve">Server srv01</w:t>
       </w:r>
     </w:p>
-    <w:bookmarkStart w:id="42" w:name="sec81"/>
+    <w:bookmarkStart w:id="41" w:name="sec77"/>
     <w:p>
       <w:pPr>
         <w:pStyle w:val="Heading4"/>
@@ -20482,8 +19021,8 @@
         <w:t xml:space="preserve">15</w:t>
       </w:r>
     </w:p>
-    <w:bookmarkEnd w:id="42"/>
-    <w:bookmarkStart w:id="43" w:name="sec82"/>
+    <w:bookmarkEnd w:id="41"/>
+    <w:bookmarkStart w:id="42" w:name="sec78"/>
     <w:p>
       <w:pPr>
         <w:pStyle w:val="Heading4"/>
@@ -21089,7 +19628,7 @@
         <w:rPr>
           <w:rStyle w:val="CommentTok"/>
         </w:rPr>
-        <w:t xml:space="preserve"># Target by serial number (resolved via OneView) {#sec83}</w:t>
+        <w:t xml:space="preserve"># Target by serial number (resolved via OneView) {#sec79}</w:t>
       </w:r>
       <w:r>
         <w:br/>
@@ -21240,9 +19779,9 @@
         </w:pict>
       </w:r>
     </w:p>
+    <w:bookmarkEnd w:id="42"/>
     <w:bookmarkEnd w:id="43"/>
-    <w:bookmarkEnd w:id="44"/>
-    <w:bookmarkStart w:id="49" w:name="sec84"/>
+    <w:bookmarkStart w:id="48" w:name="sec80"/>
     <w:p>
       <w:pPr>
         <w:pStyle w:val="Heading3"/>
@@ -21608,7 +20147,7 @@
         <w:t xml:space="preserve">Force</w:t>
       </w:r>
     </w:p>
-    <w:bookmarkStart w:id="45" w:name="sec85"/>
+    <w:bookmarkStart w:id="44" w:name="sec81"/>
     <w:p>
       <w:pPr>
         <w:pStyle w:val="Heading4"/>
@@ -21706,14 +20245,77 @@
         <w:t xml:space="preserve">'https://artifacts/isos/WinSrv2025_v1.0.iso'</w:t>
       </w:r>
     </w:p>
+    <w:bookmarkEnd w:id="44"/>
+    <w:bookmarkStart w:id="45" w:name="sec82"/>
+    <w:p>
+      <w:pPr>
+        <w:pStyle w:val="Heading4"/>
+      </w:pPr>
+      <w:r>
+        <w:t xml:space="preserve">Eject virtual media</w:t>
+      </w:r>
+    </w:p>
+    <w:p>
+      <w:pPr>
+        <w:pStyle w:val="SourceCode"/>
+      </w:pPr>
+      <w:r>
+        <w:rPr>
+          <w:rStyle w:val="NormalTok"/>
+        </w:rPr>
+        <w:t xml:space="preserve">Invoke-IloRedfish </w:t>
+      </w:r>
+      <w:r>
+        <w:rPr>
+          <w:rStyle w:val="OperatorTok"/>
+        </w:rPr>
+        <w:t xml:space="preserve">-</w:t>
+      </w:r>
+      <w:r>
+        <w:rPr>
+          <w:rStyle w:val="NormalTok"/>
+        </w:rPr>
+        <w:t xml:space="preserve">Action Eject </w:t>
+      </w:r>
+      <w:r>
+        <w:rPr>
+          <w:rStyle w:val="OperatorTok"/>
+        </w:rPr>
+        <w:t xml:space="preserve">-</w:t>
+      </w:r>
+      <w:r>
+        <w:rPr>
+          <w:rStyle w:val="NormalTok"/>
+        </w:rPr>
+        <w:t xml:space="preserve">IloIp </w:t>
+      </w:r>
+      <w:r>
+        <w:rPr>
+          <w:rStyle w:val="DecValTok"/>
+        </w:rPr>
+        <w:t xml:space="preserve">10.0</w:t>
+      </w:r>
+      <w:r>
+        <w:rPr>
+          <w:rStyle w:val="OperatorTok"/>
+        </w:rPr>
+        <w:t xml:space="preserve">.</w:t>
+      </w:r>
+      <w:r>
+        <w:rPr>
+          <w:rStyle w:val="DecValTok"/>
+        </w:rPr>
+        <w:t xml:space="preserve">1.50</w:t>
+      </w:r>
+    </w:p>
     <w:bookmarkEnd w:id="45"/>
-    <w:bookmarkStart w:id="46" w:name="sec86"/>
+    <w:bookmarkStart w:id="46" w:name="sec83"/>
     <w:p>
       <w:pPr>
         <w:pStyle w:val="Heading4"/>
       </w:pPr>
       <w:r>
-        <w:t xml:space="preserve">Eject virtual media</w:t>
+        <w:t xml:space="preserve">Check current status</w:t>
       </w:r>
     </w:p>
     <w:p>
@@ -21736,7 +20338,7 @@
         <w:rPr>
           <w:rStyle w:val="NormalTok"/>
         </w:rPr>
-        <w:t xml:space="preserve">Action Eject </w:t>
+        <w:t xml:space="preserve">Action Status </w:t>
       </w:r>
       <w:r>
         <w:rPr>
@@ -21770,70 +20372,7 @@
       </w:r>
     </w:p>
     <w:bookmarkEnd w:id="46"/>
-    <w:bookmarkStart w:id="47" w:name="sec87"/>
-    <w:p>
-      <w:pPr>
-        <w:pStyle w:val="Heading4"/>
-      </w:pPr>
-      <w:r>
-        <w:t xml:space="preserve">Check current status</w:t>
-      </w:r>
-    </w:p>
-    <w:p>
-      <w:pPr>
-        <w:pStyle w:val="SourceCode"/>
-      </w:pPr>
-      <w:r>
-        <w:rPr>
-          <w:rStyle w:val="NormalTok"/>
-        </w:rPr>
-        <w:t xml:space="preserve">Invoke-IloRedfish </w:t>
-      </w:r>
-      <w:r>
-        <w:rPr>
-          <w:rStyle w:val="OperatorTok"/>
-        </w:rPr>
-        <w:t xml:space="preserve">-</w:t>
-      </w:r>
-      <w:r>
-        <w:rPr>
-          <w:rStyle w:val="NormalTok"/>
-        </w:rPr>
-        <w:t xml:space="preserve">Action Status </w:t>
-      </w:r>
-      <w:r>
-        <w:rPr>
-          <w:rStyle w:val="OperatorTok"/>
-        </w:rPr>
-        <w:t xml:space="preserve">-</w:t>
-      </w:r>
-      <w:r>
-        <w:rPr>
-          <w:rStyle w:val="NormalTok"/>
-        </w:rPr>
-        <w:t xml:space="preserve">IloIp </w:t>
-      </w:r>
-      <w:r>
-        <w:rPr>
-          <w:rStyle w:val="DecValTok"/>
-        </w:rPr>
-        <w:t xml:space="preserve">10.0</w:t>
-      </w:r>
-      <w:r>
-        <w:rPr>
-          <w:rStyle w:val="OperatorTok"/>
-        </w:rPr>
-        <w:t xml:space="preserve">.</w:t>
-      </w:r>
-      <w:r>
-        <w:rPr>
-          <w:rStyle w:val="DecValTok"/>
-        </w:rPr>
-        <w:t xml:space="preserve">1.50</w:t>
-      </w:r>
-    </w:p>
-    <w:bookmarkEnd w:id="47"/>
-    <w:bookmarkStart w:id="48" w:name="sec88"/>
+    <w:bookmarkStart w:id="47" w:name="sec84"/>
     <w:p>
       <w:pPr>
         <w:pStyle w:val="Heading4"/>
@@ -22074,7 +20613,7 @@
         <w:rPr>
           <w:rStyle w:val="CommentTok"/>
         </w:rPr>
-        <w:t xml:space="preserve"># Destructive: mount the ISO and immediately reboot into it (full reinstall) {#sec89}</w:t>
+        <w:t xml:space="preserve"># Destructive: mount the ISO and immediately reboot into it (full reinstall) {#sec85}</w:t>
       </w:r>
       <w:r>
         <w:br/>
@@ -22179,7 +20718,7 @@
         <w:rPr>
           <w:rStyle w:val="CommentTok"/>
         </w:rPr>
-        <w:t xml:space="preserve"># Non-destructive equivalent (review only — no reboot) {#sec90}</w:t>
+        <w:t xml:space="preserve"># Non-destructive equivalent (review only — no reboot) {#sec86}</w:t>
       </w:r>
       <w:r>
         <w:br/>
@@ -23013,9 +21552,9 @@
         </w:pict>
       </w:r>
     </w:p>
+    <w:bookmarkEnd w:id="47"/>
     <w:bookmarkEnd w:id="48"/>
-    <w:bookmarkEnd w:id="49"/>
-    <w:bookmarkStart w:id="52" w:name="sec91"/>
+    <w:bookmarkStart w:id="51" w:name="sec87"/>
     <w:p>
       <w:pPr>
         <w:pStyle w:val="Heading3"/>
@@ -23399,7 +21938,7 @@
         <w:t xml:space="preserve">local</w:t>
       </w:r>
     </w:p>
-    <w:bookmarkStart w:id="50" w:name="sec92"/>
+    <w:bookmarkStart w:id="49" w:name="sec88"/>
     <w:p>
       <w:pPr>
         <w:pStyle w:val="Heading4"/>
@@ -23485,8 +22024,8 @@
         <w:t xml:space="preserve">IdentifierType Serial</w:t>
       </w:r>
     </w:p>
-    <w:bookmarkEnd w:id="50"/>
-    <w:bookmarkStart w:id="51" w:name="sec93"/>
+    <w:bookmarkEnd w:id="49"/>
+    <w:bookmarkStart w:id="50" w:name="sec89"/>
     <w:p>
       <w:pPr>
         <w:pStyle w:val="Heading4"/>
@@ -24559,9 +23098,9 @@
         </w:pict>
       </w:r>
     </w:p>
+    <w:bookmarkEnd w:id="50"/>
     <w:bookmarkEnd w:id="51"/>
-    <w:bookmarkEnd w:id="52"/>
-    <w:bookmarkStart w:id="55" w:name="sec94"/>
+    <w:bookmarkStart w:id="54" w:name="sec90"/>
     <w:p>
       <w:pPr>
         <w:pStyle w:val="Heading3"/>
@@ -24857,7 +23396,7 @@
         <w:t xml:space="preserve">1.50</w:t>
       </w:r>
     </w:p>
-    <w:bookmarkStart w:id="53" w:name="sec95"/>
+    <w:bookmarkStart w:id="52" w:name="sec91"/>
     <w:p>
       <w:pPr>
         <w:pStyle w:val="Heading4"/>
@@ -24913,8 +23452,8 @@
         <w:t xml:space="preserve">SkipIsoUrl</w:t>
       </w:r>
     </w:p>
-    <w:bookmarkEnd w:id="53"/>
-    <w:bookmarkStart w:id="54" w:name="sec96"/>
+    <w:bookmarkEnd w:id="52"/>
+    <w:bookmarkStart w:id="53" w:name="sec92"/>
     <w:p>
       <w:pPr>
         <w:pStyle w:val="Heading4"/>
@@ -25954,15 +24493,116 @@
         </w:pict>
       </w:r>
     </w:p>
+    <w:bookmarkEnd w:id="53"/>
     <w:bookmarkEnd w:id="54"/>
+    <w:bookmarkStart w:id="57" w:name="sec93"/>
+    <w:p>
+      <w:pPr>
+        <w:pStyle w:val="Heading3"/>
+      </w:pPr>
+      <w:r>
+        <w:t xml:space="preserve">Post-build validation</w:t>
+      </w:r>
+    </w:p>
+    <w:p>
+      <w:pPr>
+        <w:pStyle w:val="SourceCode"/>
+      </w:pPr>
+      <w:r>
+        <w:rPr>
+          <w:rStyle w:val="NormalTok"/>
+        </w:rPr>
+        <w:t xml:space="preserve">Test-PostBuildValidation </w:t>
+      </w:r>
+      <w:r>
+        <w:rPr>
+          <w:rStyle w:val="OperatorTok"/>
+        </w:rPr>
+        <w:t xml:space="preserve">-</w:t>
+      </w:r>
+      <w:r>
+        <w:rPr>
+          <w:rStyle w:val="NormalTok"/>
+        </w:rPr>
+        <w:t xml:space="preserve">Hostname srv01 </w:t>
+      </w:r>
+      <w:r>
+        <w:rPr>
+          <w:rStyle w:val="OperatorTok"/>
+        </w:rPr>
+        <w:t xml:space="preserve">-</w:t>
+      </w:r>
+      <w:r>
+        <w:rPr>
+          <w:rStyle w:val="NormalTok"/>
+        </w:rPr>
+        <w:t xml:space="preserve">Domain corp</w:t>
+      </w:r>
+      <w:r>
+        <w:rPr>
+          <w:rStyle w:val="OperatorTok"/>
+        </w:rPr>
+        <w:t xml:space="preserve">.</w:t>
+      </w:r>
+      <w:r>
+        <w:rPr>
+          <w:rStyle w:val="FunctionTok"/>
+        </w:rPr>
+        <w:t xml:space="preserve">local</w:t>
+      </w:r>
+    </w:p>
+    <w:bookmarkStart w:id="55" w:name="sec94"/>
+    <w:p>
+      <w:pPr>
+        <w:pStyle w:val="Heading4"/>
+      </w:pPr>
+      <w:r>
+        <w:t xml:space="preserve">Skip ConfigMgr client check</w:t>
+      </w:r>
+    </w:p>
+    <w:p>
+      <w:pPr>
+        <w:pStyle w:val="SourceCode"/>
+      </w:pPr>
+      <w:r>
+        <w:rPr>
+          <w:rStyle w:val="NormalTok"/>
+        </w:rPr>
+        <w:t xml:space="preserve">Test-PostBuildValidation </w:t>
+      </w:r>
+      <w:r>
+        <w:rPr>
+          <w:rStyle w:val="OperatorTok"/>
+        </w:rPr>
+        <w:t xml:space="preserve">-</w:t>
+      </w:r>
+      <w:r>
+        <w:rPr>
+          <w:rStyle w:val="NormalTok"/>
+        </w:rPr>
+        <w:t xml:space="preserve">Hostname srv01 </w:t>
+      </w:r>
+      <w:r>
+        <w:rPr>
+          <w:rStyle w:val="OperatorTok"/>
+        </w:rPr>
+        <w:t xml:space="preserve">-</w:t>
+      </w:r>
+      <w:r>
+        <w:rPr>
+          <w:rStyle w:val="NormalTok"/>
+        </w:rPr>
+        <w:t xml:space="preserve">SkipCmClient</w:t>
+      </w:r>
+    </w:p>
     <w:bookmarkEnd w:id="55"/>
-    <w:bookmarkStart w:id="58" w:name="sec97"/>
-    <w:p>
-      <w:pPr>
-        <w:pStyle w:val="Heading3"/>
-      </w:pPr>
-      <w:r>
-        <w:t xml:space="preserve">Post-build validation</w:t>
+    <w:bookmarkStart w:id="56" w:name="sec95"/>
+    <w:p>
+      <w:pPr>
+        <w:pStyle w:val="Heading4"/>
+      </w:pPr>
+      <w:r>
+        <w:t xml:space="preserve">Skip all remote checks (WinRM not available)</w:t>
       </w:r>
     </w:p>
     <w:p>
@@ -25971,110 +24611,9 @@
       </w:pPr>
       <w:r>
         <w:rPr>
-          <w:rStyle w:val="NormalTok"/>
-        </w:rPr>
-        <w:t xml:space="preserve">Test-PostBuildValidation </w:t>
-      </w:r>
-      <w:r>
-        <w:rPr>
-          <w:rStyle w:val="OperatorTok"/>
-        </w:rPr>
-        <w:t xml:space="preserve">-</w:t>
-      </w:r>
-      <w:r>
-        <w:rPr>
-          <w:rStyle w:val="NormalTok"/>
-        </w:rPr>
-        <w:t xml:space="preserve">Hostname srv01 </w:t>
-      </w:r>
-      <w:r>
-        <w:rPr>
-          <w:rStyle w:val="OperatorTok"/>
-        </w:rPr>
-        <w:t xml:space="preserve">-</w:t>
-      </w:r>
-      <w:r>
-        <w:rPr>
-          <w:rStyle w:val="NormalTok"/>
-        </w:rPr>
-        <w:t xml:space="preserve">Domain corp</w:t>
-      </w:r>
-      <w:r>
-        <w:rPr>
-          <w:rStyle w:val="OperatorTok"/>
-        </w:rPr>
-        <w:t xml:space="preserve">.</w:t>
-      </w:r>
-      <w:r>
-        <w:rPr>
-          <w:rStyle w:val="FunctionTok"/>
-        </w:rPr>
-        <w:t xml:space="preserve">local</w:t>
-      </w:r>
-    </w:p>
-    <w:bookmarkStart w:id="56" w:name="sec98"/>
-    <w:p>
-      <w:pPr>
-        <w:pStyle w:val="Heading4"/>
-      </w:pPr>
-      <w:r>
-        <w:t xml:space="preserve">Skip ConfigMgr client check</w:t>
-      </w:r>
-    </w:p>
-    <w:p>
-      <w:pPr>
-        <w:pStyle w:val="SourceCode"/>
-      </w:pPr>
-      <w:r>
-        <w:rPr>
-          <w:rStyle w:val="NormalTok"/>
-        </w:rPr>
-        <w:t xml:space="preserve">Test-PostBuildValidation </w:t>
-      </w:r>
-      <w:r>
-        <w:rPr>
-          <w:rStyle w:val="OperatorTok"/>
-        </w:rPr>
-        <w:t xml:space="preserve">-</w:t>
-      </w:r>
-      <w:r>
-        <w:rPr>
-          <w:rStyle w:val="NormalTok"/>
-        </w:rPr>
-        <w:t xml:space="preserve">Hostname srv01 </w:t>
-      </w:r>
-      <w:r>
-        <w:rPr>
-          <w:rStyle w:val="OperatorTok"/>
-        </w:rPr>
-        <w:t xml:space="preserve">-</w:t>
-      </w:r>
-      <w:r>
-        <w:rPr>
-          <w:rStyle w:val="NormalTok"/>
-        </w:rPr>
-        <w:t xml:space="preserve">SkipCmClient</w:t>
-      </w:r>
-    </w:p>
-    <w:bookmarkEnd w:id="56"/>
-    <w:bookmarkStart w:id="57" w:name="sec99"/>
-    <w:p>
-      <w:pPr>
-        <w:pStyle w:val="Heading4"/>
-      </w:pPr>
-      <w:r>
-        <w:t xml:space="preserve">Skip all remote checks (WinRM not available)</w:t>
-      </w:r>
-    </w:p>
-    <w:p>
-      <w:pPr>
-        <w:pStyle w:val="SourceCode"/>
-      </w:pPr>
-      <w:r>
-        <w:rPr>
           <w:rStyle w:val="CommentTok"/>
         </w:rPr>
-        <w:t xml:space="preserve"># Target by serial number (resolved to hostname via OneView) {#sec100}</w:t>
+        <w:t xml:space="preserve"># Target by serial number (resolved to hostname via OneView) {#sec96}</w:t>
       </w:r>
       <w:r>
         <w:br/>
@@ -27079,9 +25618,9 @@
         </w:pict>
       </w:r>
     </w:p>
+    <w:bookmarkEnd w:id="56"/>
     <w:bookmarkEnd w:id="57"/>
-    <w:bookmarkEnd w:id="58"/>
-    <w:bookmarkStart w:id="61" w:name="sec101"/>
+    <w:bookmarkStart w:id="60" w:name="sec97"/>
     <w:p>
       <w:pPr>
         <w:pStyle w:val="Heading3"/>
@@ -27278,7 +25817,7 @@
         <w:t xml:space="preserve">Server srv01</w:t>
       </w:r>
     </w:p>
-    <w:bookmarkStart w:id="59" w:name="sec102"/>
+    <w:bookmarkStart w:id="58" w:name="sec98"/>
     <w:p>
       <w:pPr>
         <w:pStyle w:val="Heading4"/>
@@ -27346,8 +25885,8 @@
         <w:t xml:space="preserve">Method powershell</w:t>
       </w:r>
     </w:p>
-    <w:bookmarkEnd w:id="59"/>
-    <w:bookmarkStart w:id="60" w:name="sec103"/>
+    <w:bookmarkEnd w:id="58"/>
+    <w:bookmarkStart w:id="59" w:name="sec99"/>
     <w:p>
       <w:pPr>
         <w:pStyle w:val="Heading4"/>
@@ -28094,7 +26633,7 @@
         <w:rPr>
           <w:rStyle w:val="CommentTok"/>
         </w:rPr>
-        <w:t xml:space="preserve"># Target by serial number (resolved via OneView) {#sec104}</w:t>
+        <w:t xml:space="preserve"># Target by serial number (resolved via OneView) {#sec100}</w:t>
       </w:r>
       <w:r>
         <w:br/>
@@ -28248,10 +26787,10 @@
         </w:pict>
       </w:r>
     </w:p>
+    <w:bookmarkEnd w:id="59"/>
     <w:bookmarkEnd w:id="60"/>
     <w:bookmarkEnd w:id="61"/>
-    <w:bookmarkEnd w:id="62"/>
-    <w:bookmarkStart w:id="68" w:name="sec105"/>
+    <w:bookmarkStart w:id="67" w:name="sec101"/>
     <w:p>
       <w:pPr>
         <w:pStyle w:val="Heading2"/>
@@ -28270,7 +26809,7 @@
       <w:r>
         <w:t xml:space="preserve"> </w:t>
       </w:r>
-      <w:hyperlink r:id="rId63">
+      <w:hyperlink r:id="rId62">
         <w:r>
           <w:rPr>
             <w:rStyle w:val="VerbatimChar"/>
@@ -28285,7 +26824,7 @@
         <w:t xml:space="preserve">for the full guide.</w:t>
       </w:r>
     </w:p>
-    <w:bookmarkStart w:id="64" w:name="sec106"/>
+    <w:bookmarkStart w:id="63" w:name="sec102"/>
     <w:p>
       <w:pPr>
         <w:pStyle w:val="Heading3"/>
@@ -28360,8 +26899,8 @@
         </w:pict>
       </w:r>
     </w:p>
-    <w:bookmarkEnd w:id="64"/>
-    <w:bookmarkStart w:id="66" w:name="sec107"/>
+    <w:bookmarkEnd w:id="63"/>
+    <w:bookmarkStart w:id="65" w:name="sec103"/>
     <w:p>
       <w:pPr>
         <w:pStyle w:val="Heading3"/>
@@ -29471,7 +28010,7 @@
         <w:rPr>
           <w:rStyle w:val="CommentTok"/>
         </w:rPr>
-        <w:t xml:space="preserve"># Enable by server name {#sec108}</w:t>
+        <w:t xml:space="preserve"># Enable by server name {#sec104}</w:t>
       </w:r>
       <w:r>
         <w:br/>
@@ -29570,7 +28109,7 @@
         <w:rPr>
           <w:rStyle w:val="CommentTok"/>
         </w:rPr>
-        <w:t xml:space="preserve"># Enable by serial number (explicit -SerialNumber switch) {#sec109}</w:t>
+        <w:t xml:space="preserve"># Enable by serial number (explicit -SerialNumber switch) {#sec105}</w:t>
       </w:r>
       <w:r>
         <w:br/>
@@ -29615,7 +28154,7 @@
         <w:rPr>
           <w:rStyle w:val="CommentTok"/>
         </w:rPr>
-        <w:t xml:space="preserve"># Enable by serial number passed positionally as -TargetId (resolved automatically) {#sec110}</w:t>
+        <w:t xml:space="preserve"># Enable by serial number passed positionally as -TargetId (resolved automatically) {#sec106}</w:t>
       </w:r>
       <w:r>
         <w:br/>
@@ -29714,7 +28253,7 @@
         <w:rPr>
           <w:rStyle w:val="CommentTok"/>
         </w:rPr>
-        <w:t xml:space="preserve"># Validate first without changing anything {#sec111}</w:t>
+        <w:t xml:space="preserve"># Validate first without changing anything {#sec107}</w:t>
       </w:r>
       <w:r>
         <w:br/>
@@ -30096,7 +28635,7 @@
       <w:r>
         <w:t xml:space="preserve"> </w:t>
       </w:r>
-      <w:hyperlink r:id="rId65">
+      <w:hyperlink r:id="rId64">
         <w:r>
           <w:rPr>
             <w:rStyle w:val="VerbatimChar"/>
@@ -30112,8 +28651,8 @@
         </w:pict>
       </w:r>
     </w:p>
-    <w:bookmarkEnd w:id="66"/>
-    <w:bookmarkStart w:id="67" w:name="sec112"/>
+    <w:bookmarkEnd w:id="65"/>
+    <w:bookmarkStart w:id="66" w:name="sec108"/>
     <w:p>
       <w:pPr>
         <w:pStyle w:val="Heading3"/>
@@ -31124,7 +29663,7 @@
         <w:rPr>
           <w:rStyle w:val="CommentTok"/>
         </w:rPr>
-        <w:t xml:space="preserve"># Disable by server name {#sec113}</w:t>
+        <w:t xml:space="preserve"># Disable by server name {#sec109}</w:t>
       </w:r>
       <w:r>
         <w:br/>
@@ -31223,7 +29762,7 @@
         <w:rPr>
           <w:rStyle w:val="CommentTok"/>
         </w:rPr>
-        <w:t xml:space="preserve"># Disable by serial number (explicit -SerialNumber switch) {#sec114}</w:t>
+        <w:t xml:space="preserve"># Disable by serial number (explicit -SerialNumber switch) {#sec110}</w:t>
       </w:r>
       <w:r>
         <w:br/>
@@ -31268,7 +29807,7 @@
         <w:rPr>
           <w:rStyle w:val="CommentTok"/>
         </w:rPr>
-        <w:t xml:space="preserve"># Disable by serial number passed positionally as -TargetId (resolved automatically) {#sec115}</w:t>
+        <w:t xml:space="preserve"># Disable by serial number passed positionally as -TargetId (resolved automatically) {#sec111}</w:t>
       </w:r>
       <w:r>
         <w:br/>
@@ -31611,7 +30150,7 @@
       <w:r>
         <w:t xml:space="preserve"> </w:t>
       </w:r>
-      <w:hyperlink r:id="rId65">
+      <w:hyperlink r:id="rId64">
         <w:r>
           <w:rPr>
             <w:rStyle w:val="VerbatimChar"/>
@@ -31627,9 +30166,9 @@
         </w:pict>
       </w:r>
     </w:p>
+    <w:bookmarkEnd w:id="66"/>
     <w:bookmarkEnd w:id="67"/>
-    <w:bookmarkEnd w:id="68"/>
-    <w:bookmarkStart w:id="73" w:name="sec116"/>
+    <w:bookmarkStart w:id="72" w:name="sec112"/>
     <w:p>
       <w:pPr>
         <w:pStyle w:val="Heading2"/>
@@ -31646,7 +30185,7 @@
         <w:t xml:space="preserve">Low-level helpers used by other commands.</w:t>
       </w:r>
     </w:p>
-    <w:bookmarkStart w:id="69" w:name="sec117"/>
+    <w:bookmarkStart w:id="68" w:name="sec113"/>
     <w:p>
       <w:pPr>
         <w:pStyle w:val="Heading3"/>
@@ -31903,14 +30442,71 @@
         <w:t xml:space="preserve">30</w:t>
       </w:r>
     </w:p>
+    <w:bookmarkEnd w:id="68"/>
+    <w:bookmarkStart w:id="69" w:name="sec114"/>
+    <w:p>
+      <w:pPr>
+        <w:pStyle w:val="Heading3"/>
+      </w:pPr>
+      <w:r>
+        <w:t xml:space="preserve">Run a remote PowerShell script via WinRM</w:t>
+      </w:r>
+    </w:p>
+    <w:p>
+      <w:pPr>
+        <w:pStyle w:val="SourceCode"/>
+      </w:pPr>
+      <w:r>
+        <w:rPr>
+          <w:rStyle w:val="NormalTok"/>
+        </w:rPr>
+        <w:t xml:space="preserve">Invoke-PowerShellWinRM </w:t>
+      </w:r>
+      <w:r>
+        <w:rPr>
+          <w:rStyle w:val="OperatorTok"/>
+        </w:rPr>
+        <w:t xml:space="preserve">-</w:t>
+      </w:r>
+      <w:r>
+        <w:rPr>
+          <w:rStyle w:val="NormalTok"/>
+        </w:rPr>
+        <w:t xml:space="preserve">Script </w:t>
+      </w:r>
+      <w:r>
+        <w:rPr>
+          <w:rStyle w:val="StringTok"/>
+        </w:rPr>
+        <w:t xml:space="preserve">'Get-Service wuauserv'</w:t>
+      </w:r>
+      <w:r>
+        <w:rPr>
+          <w:rStyle w:val="NormalTok"/>
+        </w:rPr>
+        <w:t xml:space="preserve"> </w:t>
+      </w:r>
+      <w:r>
+        <w:rPr>
+          <w:rStyle w:val="OperatorTok"/>
+        </w:rPr>
+        <w:t xml:space="preserve">-</w:t>
+      </w:r>
+      <w:r>
+        <w:rPr>
+          <w:rStyle w:val="NormalTok"/>
+        </w:rPr>
+        <w:t xml:space="preserve">Server srv01</w:t>
+      </w:r>
+    </w:p>
     <w:bookmarkEnd w:id="69"/>
-    <w:bookmarkStart w:id="70" w:name="sec118"/>
+    <w:bookmarkStart w:id="70" w:name="sec115"/>
     <w:p>
       <w:pPr>
         <w:pStyle w:val="Heading3"/>
       </w:pPr>
       <w:r>
-        <w:t xml:space="preserve">Run a remote PowerShell script via WinRM</w:t>
+        <w:t xml:space="preserve">Generate a deterministic UUID</w:t>
       </w:r>
     </w:p>
     <w:p>
@@ -31921,7 +30517,7 @@
         <w:rPr>
           <w:rStyle w:val="NormalTok"/>
         </w:rPr>
-        <w:t xml:space="preserve">Invoke-PowerShellWinRM </w:t>
+        <w:t xml:space="preserve">New-Uuid </w:t>
       </w:r>
       <w:r>
         <w:rPr>
@@ -31933,68 +30529,11 @@
         <w:rPr>
           <w:rStyle w:val="NormalTok"/>
         </w:rPr>
-        <w:t xml:space="preserve">Script </w:t>
-      </w:r>
-      <w:r>
-        <w:rPr>
-          <w:rStyle w:val="StringTok"/>
-        </w:rPr>
-        <w:t xml:space="preserve">'Get-Service wuauserv'</w:t>
-      </w:r>
-      <w:r>
-        <w:rPr>
-          <w:rStyle w:val="NormalTok"/>
-        </w:rPr>
-        <w:t xml:space="preserve"> </w:t>
-      </w:r>
-      <w:r>
-        <w:rPr>
-          <w:rStyle w:val="OperatorTok"/>
-        </w:rPr>
-        <w:t xml:space="preserve">-</w:t>
-      </w:r>
-      <w:r>
-        <w:rPr>
-          <w:rStyle w:val="NormalTok"/>
-        </w:rPr>
-        <w:t xml:space="preserve">Server srv01</w:t>
+        <w:t xml:space="preserve">ServerName srv01</w:t>
       </w:r>
     </w:p>
     <w:bookmarkEnd w:id="70"/>
-    <w:bookmarkStart w:id="71" w:name="sec119"/>
-    <w:p>
-      <w:pPr>
-        <w:pStyle w:val="Heading3"/>
-      </w:pPr>
-      <w:r>
-        <w:t xml:space="preserve">Generate a deterministic UUID</w:t>
-      </w:r>
-    </w:p>
-    <w:p>
-      <w:pPr>
-        <w:pStyle w:val="SourceCode"/>
-      </w:pPr>
-      <w:r>
-        <w:rPr>
-          <w:rStyle w:val="NormalTok"/>
-        </w:rPr>
-        <w:t xml:space="preserve">New-Uuid </w:t>
-      </w:r>
-      <w:r>
-        <w:rPr>
-          <w:rStyle w:val="OperatorTok"/>
-        </w:rPr>
-        <w:t xml:space="preserve">-</w:t>
-      </w:r>
-      <w:r>
-        <w:rPr>
-          <w:rStyle w:val="NormalTok"/>
-        </w:rPr>
-        <w:t xml:space="preserve">ServerName srv01</w:t>
-      </w:r>
-    </w:p>
-    <w:bookmarkEnd w:id="71"/>
-    <w:bookmarkStart w:id="72" w:name="sec120"/>
+    <w:bookmarkStart w:id="71" w:name="sec116"/>
     <w:p>
       <w:pPr>
         <w:pStyle w:val="Heading3"/>
@@ -32166,32 +30705,149 @@
         </w:pict>
       </w:r>
     </w:p>
+    <w:bookmarkEnd w:id="71"/>
     <w:bookmarkEnd w:id="72"/>
+    <w:bookmarkStart w:id="77" w:name="sec117"/>
+    <w:p>
+      <w:pPr>
+        <w:pStyle w:val="Heading2"/>
+      </w:pPr>
+      <w:r>
+        <w:t xml:space="preserve">Routing and Control Surfaces</w:t>
+      </w:r>
+    </w:p>
+    <w:p>
+      <w:pPr>
+        <w:pStyle w:val="FirstParagraph"/>
+      </w:pPr>
+      <w:r>
+        <w:t xml:space="preserve">Dispatch requests to the appropriate handler.</w:t>
+      </w:r>
+    </w:p>
+    <w:bookmarkStart w:id="73" w:name="sec118"/>
+    <w:p>
+      <w:pPr>
+        <w:pStyle w:val="Heading3"/>
+      </w:pPr>
+      <w:r>
+        <w:t xml:space="preserve">Orchestrator (unified entry point)</w:t>
+      </w:r>
+    </w:p>
+    <w:p>
+      <w:pPr>
+        <w:pStyle w:val="SourceCode"/>
+      </w:pPr>
+      <w:r>
+        <w:rPr>
+          <w:rStyle w:val="NormalTok"/>
+        </w:rPr>
+        <w:t xml:space="preserve">Start-AutomationOrchestrator </w:t>
+      </w:r>
+      <w:r>
+        <w:rPr>
+          <w:rStyle w:val="OperatorTok"/>
+        </w:rPr>
+        <w:t xml:space="preserve">-</w:t>
+      </w:r>
+      <w:r>
+        <w:rPr>
+          <w:rStyle w:val="NormalTok"/>
+        </w:rPr>
+        <w:t xml:space="preserve">RequestType build_iso </w:t>
+      </w:r>
+      <w:r>
+        <w:rPr>
+          <w:rStyle w:val="OperatorTok"/>
+        </w:rPr>
+        <w:t xml:space="preserve">-</w:t>
+      </w:r>
+      <w:r>
+        <w:rPr>
+          <w:rStyle w:val="NormalTok"/>
+        </w:rPr>
+        <w:t xml:space="preserve">Params @</w:t>
+      </w:r>
+      <w:r>
+        <w:rPr>
+          <w:rStyle w:val="OperatorTok"/>
+        </w:rPr>
+        <w:t xml:space="preserve">{</w:t>
+      </w:r>
+      <w:r>
+        <w:rPr>
+          <w:rStyle w:val="NormalTok"/>
+        </w:rPr>
+        <w:t xml:space="preserve"> SiteCode </w:t>
+      </w:r>
+      <w:r>
+        <w:rPr>
+          <w:rStyle w:val="OperatorTok"/>
+        </w:rPr>
+        <w:t xml:space="preserve">=</w:t>
+      </w:r>
+      <w:r>
+        <w:rPr>
+          <w:rStyle w:val="NormalTok"/>
+        </w:rPr>
+        <w:t xml:space="preserve"> </w:t>
+      </w:r>
+      <w:r>
+        <w:rPr>
+          <w:rStyle w:val="StringTok"/>
+        </w:rPr>
+        <w:t xml:space="preserve">'P01'</w:t>
+      </w:r>
+      <w:r>
+        <w:rPr>
+          <w:rStyle w:val="OperatorTok"/>
+        </w:rPr>
+        <w:t xml:space="preserve">;</w:t>
+      </w:r>
+      <w:r>
+        <w:rPr>
+          <w:rStyle w:val="NormalTok"/>
+        </w:rPr>
+        <w:t xml:space="preserve"> ManagementPoint </w:t>
+      </w:r>
+      <w:r>
+        <w:rPr>
+          <w:rStyle w:val="OperatorTok"/>
+        </w:rPr>
+        <w:t xml:space="preserve">=</w:t>
+      </w:r>
+      <w:r>
+        <w:rPr>
+          <w:rStyle w:val="NormalTok"/>
+        </w:rPr>
+        <w:t xml:space="preserve"> </w:t>
+      </w:r>
+      <w:r>
+        <w:rPr>
+          <w:rStyle w:val="StringTok"/>
+        </w:rPr>
+        <w:t xml:space="preserve">'mp01.corp.local'</w:t>
+      </w:r>
+      <w:r>
+        <w:rPr>
+          <w:rStyle w:val="NormalTok"/>
+        </w:rPr>
+        <w:t xml:space="preserve"> </w:t>
+      </w:r>
+      <w:r>
+        <w:rPr>
+          <w:rStyle w:val="OperatorTok"/>
+        </w:rPr>
+        <w:t xml:space="preserve">}</w:t>
+      </w:r>
+    </w:p>
     <w:bookmarkEnd w:id="73"/>
-    <w:bookmarkStart w:id="78" w:name="sec121"/>
-    <w:p>
-      <w:pPr>
-        <w:pStyle w:val="Heading2"/>
-      </w:pPr>
-      <w:r>
-        <w:t xml:space="preserve">Routing and Control Surfaces</w:t>
-      </w:r>
-    </w:p>
-    <w:p>
-      <w:pPr>
-        <w:pStyle w:val="FirstParagraph"/>
-      </w:pPr>
-      <w:r>
-        <w:t xml:space="preserve">Dispatch requests to the appropriate handler.</w:t>
-      </w:r>
-    </w:p>
-    <w:bookmarkStart w:id="74" w:name="sec122"/>
+    <w:bookmarkStart w:id="74" w:name="sec119"/>
     <w:p>
       <w:pPr>
         <w:pStyle w:val="Heading3"/>
       </w:pPr>
       <w:r>
-        <w:t xml:space="preserve">Orchestrator (unified entry point)</w:t>
+        <w:t xml:space="preserve">View the route map</w:t>
       </w:r>
     </w:p>
     <w:p>
@@ -32202,7 +30858,28 @@
         <w:rPr>
           <w:rStyle w:val="NormalTok"/>
         </w:rPr>
-        <w:t xml:space="preserve">Start-AutomationOrchestrator </w:t>
+        <w:t xml:space="preserve">Get-RouteMap</w:t>
+      </w:r>
+    </w:p>
+    <w:bookmarkEnd w:id="74"/>
+    <w:bookmarkStart w:id="75" w:name="sec120"/>
+    <w:p>
+      <w:pPr>
+        <w:pStyle w:val="Heading3"/>
+      </w:pPr>
+      <w:r>
+        <w:t xml:space="preserve">Control surface factories and runners</w:t>
+      </w:r>
+    </w:p>
+    <w:p>
+      <w:pPr>
+        <w:pStyle w:val="SourceCode"/>
+      </w:pPr>
+      <w:r>
+        <w:rPr>
+          <w:rStyle w:val="NormalTok"/>
+        </w:rPr>
+        <w:t xml:space="preserve">Run-CIPipeline </w:t>
       </w:r>
       <w:r>
         <w:rPr>
@@ -32214,7 +30891,88 @@
         <w:rPr>
           <w:rStyle w:val="NormalTok"/>
         </w:rPr>
-        <w:t xml:space="preserve">RequestType build_iso </w:t>
+        <w:t xml:space="preserve">Params @</w:t>
+      </w:r>
+      <w:r>
+        <w:rPr>
+          <w:rStyle w:val="OperatorTok"/>
+        </w:rPr>
+        <w:t xml:space="preserve">{</w:t>
+      </w:r>
+      <w:r>
+        <w:rPr>
+          <w:rStyle w:val="NormalTok"/>
+        </w:rPr>
+        <w:t xml:space="preserve"> Stage </w:t>
+      </w:r>
+      <w:r>
+        <w:rPr>
+          <w:rStyle w:val="OperatorTok"/>
+        </w:rPr>
+        <w:t xml:space="preserve">=</w:t>
+      </w:r>
+      <w:r>
+        <w:rPr>
+          <w:rStyle w:val="NormalTok"/>
+        </w:rPr>
+        <w:t xml:space="preserve"> </w:t>
+      </w:r>
+      <w:r>
+        <w:rPr>
+          <w:rStyle w:val="StringTok"/>
+        </w:rPr>
+        <w:t xml:space="preserve">'build'</w:t>
+      </w:r>
+      <w:r>
+        <w:rPr>
+          <w:rStyle w:val="OperatorTok"/>
+        </w:rPr>
+        <w:t xml:space="preserve">;</w:t>
+      </w:r>
+      <w:r>
+        <w:rPr>
+          <w:rStyle w:val="NormalTok"/>
+        </w:rPr>
+        <w:t xml:space="preserve"> Version </w:t>
+      </w:r>
+      <w:r>
+        <w:rPr>
+          <w:rStyle w:val="OperatorTok"/>
+        </w:rPr>
+        <w:t xml:space="preserve">=</w:t>
+      </w:r>
+      <w:r>
+        <w:rPr>
+          <w:rStyle w:val="NormalTok"/>
+        </w:rPr>
+        <w:t xml:space="preserve"> </w:t>
+      </w:r>
+      <w:r>
+        <w:rPr>
+          <w:rStyle w:val="StringTok"/>
+        </w:rPr>
+        <w:t xml:space="preserve">'1.0'</w:t>
+      </w:r>
+      <w:r>
+        <w:rPr>
+          <w:rStyle w:val="NormalTok"/>
+        </w:rPr>
+        <w:t xml:space="preserve"> </w:t>
+      </w:r>
+      <w:r>
+        <w:rPr>
+          <w:rStyle w:val="OperatorTok"/>
+        </w:rPr>
+        <w:t xml:space="preserve">}</w:t>
+      </w:r>
+      <w:r>
+        <w:br/>
+      </w:r>
+      <w:r>
+        <w:rPr>
+          <w:rStyle w:val="NormalTok"/>
+        </w:rPr>
+        <w:t xml:space="preserve">Run-Scheduler </w:t>
       </w:r>
       <w:r>
         <w:rPr>
@@ -32226,6 +30984,99 @@
         <w:rPr>
           <w:rStyle w:val="NormalTok"/>
         </w:rPr>
+        <w:t xml:space="preserve">TaskParams @</w:t>
+      </w:r>
+      <w:r>
+        <w:rPr>
+          <w:rStyle w:val="OperatorTok"/>
+        </w:rPr>
+        <w:t xml:space="preserve">{</w:t>
+      </w:r>
+      <w:r>
+        <w:rPr>
+          <w:rStyle w:val="NormalTok"/>
+        </w:rPr>
+        <w:t xml:space="preserve"> Server </w:t>
+      </w:r>
+      <w:r>
+        <w:rPr>
+          <w:rStyle w:val="OperatorTok"/>
+        </w:rPr>
+        <w:t xml:space="preserve">=</w:t>
+      </w:r>
+      <w:r>
+        <w:rPr>
+          <w:rStyle w:val="NormalTok"/>
+        </w:rPr>
+        <w:t xml:space="preserve"> </w:t>
+      </w:r>
+      <w:r>
+        <w:rPr>
+          <w:rStyle w:val="StringTok"/>
+        </w:rPr>
+        <w:t xml:space="preserve">'srv01'</w:t>
+      </w:r>
+      <w:r>
+        <w:rPr>
+          <w:rStyle w:val="OperatorTok"/>
+        </w:rPr>
+        <w:t xml:space="preserve">;</w:t>
+      </w:r>
+      <w:r>
+        <w:rPr>
+          <w:rStyle w:val="NormalTok"/>
+        </w:rPr>
+        <w:t xml:space="preserve"> Timeout </w:t>
+      </w:r>
+      <w:r>
+        <w:rPr>
+          <w:rStyle w:val="OperatorTok"/>
+        </w:rPr>
+        <w:t xml:space="preserve">=</w:t>
+      </w:r>
+      <w:r>
+        <w:rPr>
+          <w:rStyle w:val="NormalTok"/>
+        </w:rPr>
+        <w:t xml:space="preserve"> </w:t>
+      </w:r>
+      <w:r>
+        <w:rPr>
+          <w:rStyle w:val="DecValTok"/>
+        </w:rPr>
+        <w:t xml:space="preserve">3600</w:t>
+      </w:r>
+      <w:r>
+        <w:rPr>
+          <w:rStyle w:val="NormalTok"/>
+        </w:rPr>
+        <w:t xml:space="preserve"> </w:t>
+      </w:r>
+      <w:r>
+        <w:rPr>
+          <w:rStyle w:val="OperatorTok"/>
+        </w:rPr>
+        <w:t xml:space="preserve">}</w:t>
+      </w:r>
+      <w:r>
+        <w:br/>
+      </w:r>
+      <w:r>
+        <w:rPr>
+          <w:rStyle w:val="NormalTok"/>
+        </w:rPr>
+        <w:t xml:space="preserve">Run-GitLab </w:t>
+      </w:r>
+      <w:r>
+        <w:rPr>
+          <w:rStyle w:val="OperatorTok"/>
+        </w:rPr>
+        <w:t xml:space="preserve">-</w:t>
+      </w:r>
+      <w:r>
+        <w:rPr>
+          <w:rStyle w:val="NormalTok"/>
+        </w:rPr>
         <w:t xml:space="preserve">Params @</w:t>
       </w:r>
       <w:r>
@@ -32238,7 +31089,7 @@
         <w:rPr>
           <w:rStyle w:val="NormalTok"/>
         </w:rPr>
-        <w:t xml:space="preserve"> SiteCode </w:t>
+        <w:t xml:space="preserve"> TargetId </w:t>
       </w:r>
       <w:r>
         <w:rPr>
@@ -32256,7 +31107,7 @@
         <w:rPr>
           <w:rStyle w:val="StringTok"/>
         </w:rPr>
-        <w:t xml:space="preserve">'P01'</w:t>
+        <w:t xml:space="preserve">'CLU-01'</w:t>
       </w:r>
       <w:r>
         <w:rPr>
@@ -32268,7 +31119,7 @@
         <w:rPr>
           <w:rStyle w:val="NormalTok"/>
         </w:rPr>
-        <w:t xml:space="preserve"> ManagementPoint </w:t>
+        <w:t xml:space="preserve"> Action </w:t>
       </w:r>
       <w:r>
         <w:rPr>
@@ -32286,7 +31137,7 @@
         <w:rPr>
           <w:rStyle w:val="StringTok"/>
         </w:rPr>
-        <w:t xml:space="preserve">'mp01.corp.local'</w:t>
+        <w:t xml:space="preserve">'enable'</w:t>
       </w:r>
       <w:r>
         <w:rPr>
@@ -32301,320 +31152,8 @@
         <w:t xml:space="preserve">}</w:t>
       </w:r>
     </w:p>
-    <w:bookmarkEnd w:id="74"/>
-    <w:bookmarkStart w:id="75" w:name="sec123"/>
-    <w:p>
-      <w:pPr>
-        <w:pStyle w:val="Heading3"/>
-      </w:pPr>
-      <w:r>
-        <w:t xml:space="preserve">View the route map</w:t>
-      </w:r>
-    </w:p>
-    <w:p>
-      <w:pPr>
-        <w:pStyle w:val="SourceCode"/>
-      </w:pPr>
-      <w:r>
-        <w:rPr>
-          <w:rStyle w:val="NormalTok"/>
-        </w:rPr>
-        <w:t xml:space="preserve">Get-RouteMap</w:t>
-      </w:r>
-    </w:p>
     <w:bookmarkEnd w:id="75"/>
-    <w:bookmarkStart w:id="76" w:name="sec124"/>
-    <w:p>
-      <w:pPr>
-        <w:pStyle w:val="Heading3"/>
-      </w:pPr>
-      <w:r>
-        <w:t xml:space="preserve">Control surface factories and runners</w:t>
-      </w:r>
-    </w:p>
-    <w:p>
-      <w:pPr>
-        <w:pStyle w:val="SourceCode"/>
-      </w:pPr>
-      <w:r>
-        <w:rPr>
-          <w:rStyle w:val="NormalTok"/>
-        </w:rPr>
-        <w:t xml:space="preserve">Run-CIPipeline </w:t>
-      </w:r>
-      <w:r>
-        <w:rPr>
-          <w:rStyle w:val="OperatorTok"/>
-        </w:rPr>
-        <w:t xml:space="preserve">-</w:t>
-      </w:r>
-      <w:r>
-        <w:rPr>
-          <w:rStyle w:val="NormalTok"/>
-        </w:rPr>
-        <w:t xml:space="preserve">Params @</w:t>
-      </w:r>
-      <w:r>
-        <w:rPr>
-          <w:rStyle w:val="OperatorTok"/>
-        </w:rPr>
-        <w:t xml:space="preserve">{</w:t>
-      </w:r>
-      <w:r>
-        <w:rPr>
-          <w:rStyle w:val="NormalTok"/>
-        </w:rPr>
-        <w:t xml:space="preserve"> Stage </w:t>
-      </w:r>
-      <w:r>
-        <w:rPr>
-          <w:rStyle w:val="OperatorTok"/>
-        </w:rPr>
-        <w:t xml:space="preserve">=</w:t>
-      </w:r>
-      <w:r>
-        <w:rPr>
-          <w:rStyle w:val="NormalTok"/>
-        </w:rPr>
-        <w:t xml:space="preserve"> </w:t>
-      </w:r>
-      <w:r>
-        <w:rPr>
-          <w:rStyle w:val="StringTok"/>
-        </w:rPr>
-        <w:t xml:space="preserve">'build'</w:t>
-      </w:r>
-      <w:r>
-        <w:rPr>
-          <w:rStyle w:val="OperatorTok"/>
-        </w:rPr>
-        <w:t xml:space="preserve">;</w:t>
-      </w:r>
-      <w:r>
-        <w:rPr>
-          <w:rStyle w:val="NormalTok"/>
-        </w:rPr>
-        <w:t xml:space="preserve"> Version </w:t>
-      </w:r>
-      <w:r>
-        <w:rPr>
-          <w:rStyle w:val="OperatorTok"/>
-        </w:rPr>
-        <w:t xml:space="preserve">=</w:t>
-      </w:r>
-      <w:r>
-        <w:rPr>
-          <w:rStyle w:val="NormalTok"/>
-        </w:rPr>
-        <w:t xml:space="preserve"> </w:t>
-      </w:r>
-      <w:r>
-        <w:rPr>
-          <w:rStyle w:val="StringTok"/>
-        </w:rPr>
-        <w:t xml:space="preserve">'1.0'</w:t>
-      </w:r>
-      <w:r>
-        <w:rPr>
-          <w:rStyle w:val="NormalTok"/>
-        </w:rPr>
-        <w:t xml:space="preserve"> </w:t>
-      </w:r>
-      <w:r>
-        <w:rPr>
-          <w:rStyle w:val="OperatorTok"/>
-        </w:rPr>
-        <w:t xml:space="preserve">}</w:t>
-      </w:r>
-      <w:r>
-        <w:br/>
-      </w:r>
-      <w:r>
-        <w:rPr>
-          <w:rStyle w:val="NormalTok"/>
-        </w:rPr>
-        <w:t xml:space="preserve">Run-Scheduler </w:t>
-      </w:r>
-      <w:r>
-        <w:rPr>
-          <w:rStyle w:val="OperatorTok"/>
-        </w:rPr>
-        <w:t xml:space="preserve">-</w:t>
-      </w:r>
-      <w:r>
-        <w:rPr>
-          <w:rStyle w:val="NormalTok"/>
-        </w:rPr>
-        <w:t xml:space="preserve">TaskParams @</w:t>
-      </w:r>
-      <w:r>
-        <w:rPr>
-          <w:rStyle w:val="OperatorTok"/>
-        </w:rPr>
-        <w:t xml:space="preserve">{</w:t>
-      </w:r>
-      <w:r>
-        <w:rPr>
-          <w:rStyle w:val="NormalTok"/>
-        </w:rPr>
-        <w:t xml:space="preserve"> Server </w:t>
-      </w:r>
-      <w:r>
-        <w:rPr>
-          <w:rStyle w:val="OperatorTok"/>
-        </w:rPr>
-        <w:t xml:space="preserve">=</w:t>
-      </w:r>
-      <w:r>
-        <w:rPr>
-          <w:rStyle w:val="NormalTok"/>
-        </w:rPr>
-        <w:t xml:space="preserve"> </w:t>
-      </w:r>
-      <w:r>
-        <w:rPr>
-          <w:rStyle w:val="StringTok"/>
-        </w:rPr>
-        <w:t xml:space="preserve">'srv01'</w:t>
-      </w:r>
-      <w:r>
-        <w:rPr>
-          <w:rStyle w:val="OperatorTok"/>
-        </w:rPr>
-        <w:t xml:space="preserve">;</w:t>
-      </w:r>
-      <w:r>
-        <w:rPr>
-          <w:rStyle w:val="NormalTok"/>
-        </w:rPr>
-        <w:t xml:space="preserve"> Timeout </w:t>
-      </w:r>
-      <w:r>
-        <w:rPr>
-          <w:rStyle w:val="OperatorTok"/>
-        </w:rPr>
-        <w:t xml:space="preserve">=</w:t>
-      </w:r>
-      <w:r>
-        <w:rPr>
-          <w:rStyle w:val="NormalTok"/>
-        </w:rPr>
-        <w:t xml:space="preserve"> </w:t>
-      </w:r>
-      <w:r>
-        <w:rPr>
-          <w:rStyle w:val="DecValTok"/>
-        </w:rPr>
-        <w:t xml:space="preserve">3600</w:t>
-      </w:r>
-      <w:r>
-        <w:rPr>
-          <w:rStyle w:val="NormalTok"/>
-        </w:rPr>
-        <w:t xml:space="preserve"> </w:t>
-      </w:r>
-      <w:r>
-        <w:rPr>
-          <w:rStyle w:val="OperatorTok"/>
-        </w:rPr>
-        <w:t xml:space="preserve">}</w:t>
-      </w:r>
-      <w:r>
-        <w:br/>
-      </w:r>
-      <w:r>
-        <w:rPr>
-          <w:rStyle w:val="NormalTok"/>
-        </w:rPr>
-        <w:t xml:space="preserve">Run-GitLab </w:t>
-      </w:r>
-      <w:r>
-        <w:rPr>
-          <w:rStyle w:val="OperatorTok"/>
-        </w:rPr>
-        <w:t xml:space="preserve">-</w:t>
-      </w:r>
-      <w:r>
-        <w:rPr>
-          <w:rStyle w:val="NormalTok"/>
-        </w:rPr>
-        <w:t xml:space="preserve">Params @</w:t>
-      </w:r>
-      <w:r>
-        <w:rPr>
-          <w:rStyle w:val="OperatorTok"/>
-        </w:rPr>
-        <w:t xml:space="preserve">{</w:t>
-      </w:r>
-      <w:r>
-        <w:rPr>
-          <w:rStyle w:val="NormalTok"/>
-        </w:rPr>
-        <w:t xml:space="preserve"> TargetId </w:t>
-      </w:r>
-      <w:r>
-        <w:rPr>
-          <w:rStyle w:val="OperatorTok"/>
-        </w:rPr>
-        <w:t xml:space="preserve">=</w:t>
-      </w:r>
-      <w:r>
-        <w:rPr>
-          <w:rStyle w:val="NormalTok"/>
-        </w:rPr>
-        <w:t xml:space="preserve"> </w:t>
-      </w:r>
-      <w:r>
-        <w:rPr>
-          <w:rStyle w:val="StringTok"/>
-        </w:rPr>
-        <w:t xml:space="preserve">'CLU-01'</w:t>
-      </w:r>
-      <w:r>
-        <w:rPr>
-          <w:rStyle w:val="OperatorTok"/>
-        </w:rPr>
-        <w:t xml:space="preserve">;</w:t>
-      </w:r>
-      <w:r>
-        <w:rPr>
-          <w:rStyle w:val="NormalTok"/>
-        </w:rPr>
-        <w:t xml:space="preserve"> Action </w:t>
-      </w:r>
-      <w:r>
-        <w:rPr>
-          <w:rStyle w:val="OperatorTok"/>
-        </w:rPr>
-        <w:t xml:space="preserve">=</w:t>
-      </w:r>
-      <w:r>
-        <w:rPr>
-          <w:rStyle w:val="NormalTok"/>
-        </w:rPr>
-        <w:t xml:space="preserve"> </w:t>
-      </w:r>
-      <w:r>
-        <w:rPr>
-          <w:rStyle w:val="StringTok"/>
-        </w:rPr>
-        <w:t xml:space="preserve">'enable'</w:t>
-      </w:r>
-      <w:r>
-        <w:rPr>
-          <w:rStyle w:val="NormalTok"/>
-        </w:rPr>
-        <w:t xml:space="preserve"> </w:t>
-      </w:r>
-      <w:r>
-        <w:rPr>
-          <w:rStyle w:val="OperatorTok"/>
-        </w:rPr>
-        <w:t xml:space="preserve">}</w:t>
-      </w:r>
-    </w:p>
-    <w:bookmarkEnd w:id="76"/>
-    <w:bookmarkStart w:id="77" w:name="sec125"/>
+    <w:bookmarkStart w:id="76" w:name="sec121"/>
     <w:p>
       <w:pPr>
         <w:pStyle w:val="Heading3"/>
@@ -32635,9 +31174,9 @@
         </w:pict>
       </w:r>
     </w:p>
+    <w:bookmarkEnd w:id="76"/>
     <w:bookmarkEnd w:id="77"/>
-    <w:bookmarkEnd w:id="78"/>
-    <w:bookmarkStart w:id="83" w:name="sec126"/>
+    <w:bookmarkStart w:id="82" w:name="sec122"/>
     <w:p>
       <w:pPr>
         <w:pStyle w:val="Heading2"/>
@@ -32809,7 +31348,7 @@
       <w:r>
         <w:t xml:space="preserve"> </w:t>
       </w:r>
-      <w:hyperlink r:id="rId79">
+      <w:hyperlink r:id="rId78">
         <w:r>
           <w:rPr>
             <w:rStyle w:val="VerbatimChar"/>
@@ -32826,7 +31365,7 @@
       <w:r>
         <w:t xml:space="preserve"> </w:t>
       </w:r>
-      <w:hyperlink r:id="rId80">
+      <w:hyperlink r:id="rId79">
         <w:r>
           <w:rPr>
             <w:rStyle w:val="VerbatimChar"/>
@@ -32838,7 +31377,7 @@
         <w:t xml:space="preserve">.</w:t>
       </w:r>
     </w:p>
-    <w:bookmarkStart w:id="81" w:name="sec127"/>
+    <w:bookmarkStart w:id="80" w:name="sec123"/>
     <w:p>
       <w:pPr>
         <w:pStyle w:val="Heading3"/>
@@ -33111,8 +31650,8 @@
         <w:t xml:space="preserve">$cred</w:t>
       </w:r>
     </w:p>
-    <w:bookmarkEnd w:id="81"/>
-    <w:bookmarkStart w:id="82" w:name="sec128"/>
+    <w:bookmarkEnd w:id="80"/>
+    <w:bookmarkStart w:id="81" w:name="sec124"/>
     <w:p>
       <w:pPr>
         <w:pStyle w:val="Heading3"/>
@@ -33420,24 +31959,84 @@
         <w:t xml:space="preserve">'srv0'</w:t>
       </w:r>
     </w:p>
+    <w:bookmarkEnd w:id="81"/>
     <w:bookmarkEnd w:id="82"/>
+    <w:bookmarkStart w:id="89" w:name="sec125"/>
+    <w:p>
+      <w:pPr>
+        <w:pStyle w:val="Heading2"/>
+      </w:pPr>
+      <w:r>
+        <w:t xml:space="preserve">Troubleshooting</w:t>
+      </w:r>
+    </w:p>
+    <w:bookmarkStart w:id="83" w:name="sec126"/>
+    <w:p>
+      <w:pPr>
+        <w:pStyle w:val="Heading3"/>
+      </w:pPr>
+      <w:r>
+        <w:t xml:space="preserve">Command not found</w:t>
+      </w:r>
+    </w:p>
+    <w:p>
+      <w:pPr>
+        <w:pStyle w:val="SourceCode"/>
+      </w:pPr>
+      <w:r>
+        <w:rPr>
+          <w:rStyle w:val="OperatorTok"/>
+        </w:rPr>
+        <w:t xml:space="preserve">.</w:t>
+      </w:r>
+      <w:r>
+        <w:rPr>
+          <w:rStyle w:val="NormalTok"/>
+        </w:rPr>
+        <w:t xml:space="preserve"> </w:t>
+      </w:r>
+      <w:r>
+        <w:rPr>
+          <w:rStyle w:val="VariableTok"/>
+        </w:rPr>
+        <w:t xml:space="preserve">$PROFILE</w:t>
+      </w:r>
+      <w:r>
+        <w:br/>
+      </w:r>
+      <w:r>
+        <w:rPr>
+          <w:rStyle w:val="FunctionTok"/>
+        </w:rPr>
+        <w:t xml:space="preserve">Get-Command</w:t>
+      </w:r>
+      <w:r>
+        <w:rPr>
+          <w:rStyle w:val="NormalTok"/>
+        </w:rPr>
+        <w:t xml:space="preserve"> </w:t>
+      </w:r>
+      <w:r>
+        <w:rPr>
+          <w:rStyle w:val="OperatorTok"/>
+        </w:rPr>
+        <w:t xml:space="preserve">-</w:t>
+      </w:r>
+      <w:r>
+        <w:rPr>
+          <w:rStyle w:val="NormalTok"/>
+        </w:rPr>
+        <w:t xml:space="preserve">Module Automation</w:t>
+      </w:r>
+    </w:p>
     <w:bookmarkEnd w:id="83"/>
-    <w:bookmarkStart w:id="90" w:name="sec129"/>
-    <w:p>
-      <w:pPr>
-        <w:pStyle w:val="Heading2"/>
-      </w:pPr>
-      <w:r>
-        <w:t xml:space="preserve">Troubleshooting</w:t>
-      </w:r>
-    </w:p>
-    <w:bookmarkStart w:id="84" w:name="sec130"/>
+    <w:bookmarkStart w:id="84" w:name="sec127"/>
     <w:p>
       <w:pPr>
         <w:pStyle w:val="Heading3"/>
       </w:pPr>
       <w:r>
-        <w:t xml:space="preserve">Command not found</w:t>
+        <w:t xml:space="preserve">Run setup again</w:t>
       </w:r>
     </w:p>
     <w:p>
@@ -33448,33 +32047,264 @@
         <w:rPr>
           <w:rStyle w:val="OperatorTok"/>
         </w:rPr>
+        <w:t xml:space="preserve">./</w:t>
+      </w:r>
+      <w:r>
+        <w:rPr>
+          <w:rStyle w:val="NormalTok"/>
+        </w:rPr>
+        <w:t xml:space="preserve">scripts</w:t>
+      </w:r>
+      <w:r>
+        <w:rPr>
+          <w:rStyle w:val="OperatorTok"/>
+        </w:rPr>
+        <w:t xml:space="preserve">/</w:t>
+      </w:r>
+      <w:r>
+        <w:rPr>
+          <w:rStyle w:val="NormalTok"/>
+        </w:rPr>
+        <w:t xml:space="preserve">Setup-Profile</w:t>
+      </w:r>
+      <w:r>
+        <w:rPr>
+          <w:rStyle w:val="OperatorTok"/>
+        </w:rPr>
         <w:t xml:space="preserve">.</w:t>
       </w:r>
       <w:r>
         <w:rPr>
-          <w:rStyle w:val="NormalTok"/>
-        </w:rPr>
-        <w:t xml:space="preserve"> </w:t>
-      </w:r>
-      <w:r>
-        <w:rPr>
-          <w:rStyle w:val="VariableTok"/>
-        </w:rPr>
-        <w:t xml:space="preserve">$PROFILE</w:t>
-      </w:r>
-      <w:r>
-        <w:br/>
-      </w:r>
-      <w:r>
-        <w:rPr>
           <w:rStyle w:val="FunctionTok"/>
         </w:rPr>
+        <w:t xml:space="preserve">ps1</w:t>
+      </w:r>
+    </w:p>
+    <w:bookmarkEnd w:id="84"/>
+    <w:bookmarkStart w:id="85" w:name="sec128"/>
+    <w:p>
+      <w:pPr>
+        <w:pStyle w:val="Heading3"/>
+      </w:pPr>
+      <w:r>
+        <w:t xml:space="preserve">Check module is loaded</w:t>
+      </w:r>
+    </w:p>
+    <w:p>
+      <w:pPr>
+        <w:pStyle w:val="SourceCode"/>
+      </w:pPr>
+      <w:r>
+        <w:rPr>
+          <w:rStyle w:val="FunctionTok"/>
+        </w:rPr>
+        <w:t xml:space="preserve">Get-Module</w:t>
+      </w:r>
+      <w:r>
+        <w:rPr>
+          <w:rStyle w:val="NormalTok"/>
+        </w:rPr>
+        <w:t xml:space="preserve"> Automation</w:t>
+      </w:r>
+    </w:p>
+    <w:bookmarkEnd w:id="85"/>
+    <w:bookmarkStart w:id="86" w:name="sec129"/>
+    <w:p>
+      <w:pPr>
+        <w:pStyle w:val="Heading3"/>
+      </w:pPr>
+      <w:r>
+        <w:t xml:space="preserve">Force reimport</w:t>
+      </w:r>
+    </w:p>
+    <w:p>
+      <w:pPr>
+        <w:pStyle w:val="SourceCode"/>
+      </w:pPr>
+      <w:r>
+        <w:rPr>
+          <w:rStyle w:val="FunctionTok"/>
+        </w:rPr>
+        <w:t xml:space="preserve">Import-Module</w:t>
+      </w:r>
+      <w:r>
+        <w:rPr>
+          <w:rStyle w:val="NormalTok"/>
+        </w:rPr>
+        <w:t xml:space="preserve"> </w:t>
+      </w:r>
+      <w:r>
+        <w:rPr>
+          <w:rStyle w:val="OperatorTok"/>
+        </w:rPr>
+        <w:t xml:space="preserve">(</w:t>
+      </w:r>
+      <w:r>
+        <w:rPr>
+          <w:rStyle w:val="FunctionTok"/>
+        </w:rPr>
+        <w:t xml:space="preserve">Get-ChildItem</w:t>
+      </w:r>
+      <w:r>
+        <w:rPr>
+          <w:rStyle w:val="NormalTok"/>
+        </w:rPr>
+        <w:t xml:space="preserve"> </w:t>
+      </w:r>
+      <w:r>
+        <w:rPr>
+          <w:rStyle w:val="OperatorTok"/>
+        </w:rPr>
+        <w:t xml:space="preserve">-</w:t>
+      </w:r>
+      <w:r>
+        <w:rPr>
+          <w:rStyle w:val="NormalTok"/>
+        </w:rPr>
+        <w:t xml:space="preserve">Recurse </w:t>
+      </w:r>
+      <w:r>
+        <w:rPr>
+          <w:rStyle w:val="OperatorTok"/>
+        </w:rPr>
+        <w:t xml:space="preserve">-</w:t>
+      </w:r>
+      <w:r>
+        <w:rPr>
+          <w:rStyle w:val="NormalTok"/>
+        </w:rPr>
+        <w:t xml:space="preserve">Filter </w:t>
+      </w:r>
+      <w:r>
+        <w:rPr>
+          <w:rStyle w:val="StringTok"/>
+        </w:rPr>
+        <w:t xml:space="preserve">'Automation.psd1'</w:t>
+      </w:r>
+      <w:r>
+        <w:rPr>
+          <w:rStyle w:val="NormalTok"/>
+        </w:rPr>
+        <w:t xml:space="preserve"> </w:t>
+      </w:r>
+      <w:r>
+        <w:rPr>
+          <w:rStyle w:val="OperatorTok"/>
+        </w:rPr>
+        <w:t xml:space="preserve">-</w:t>
+      </w:r>
+      <w:r>
+        <w:rPr>
+          <w:rStyle w:val="NormalTok"/>
+        </w:rPr>
+        <w:t xml:space="preserve">Path </w:t>
+      </w:r>
+      <w:r>
+        <w:rPr>
+          <w:rStyle w:val="OperatorTok"/>
+        </w:rPr>
+        <w:t xml:space="preserve">(</w:t>
+      </w:r>
+      <w:r>
+        <w:rPr>
+          <w:rStyle w:val="FunctionTok"/>
+        </w:rPr>
+        <w:t xml:space="preserve">Split-Path</w:t>
+      </w:r>
+      <w:r>
+        <w:rPr>
+          <w:rStyle w:val="NormalTok"/>
+        </w:rPr>
+        <w:t xml:space="preserve"> </w:t>
+      </w:r>
+      <w:r>
+        <w:rPr>
+          <w:rStyle w:val="OperatorTok"/>
+        </w:rPr>
+        <w:t xml:space="preserve">(</w:t>
+      </w:r>
+      <w:r>
+        <w:rPr>
+          <w:rStyle w:val="FunctionTok"/>
+        </w:rPr>
         <w:t xml:space="preserve">Get-Command</w:t>
       </w:r>
       <w:r>
         <w:rPr>
           <w:rStyle w:val="NormalTok"/>
         </w:rPr>
+        <w:t xml:space="preserve"> Setup-Profile</w:t>
+      </w:r>
+      <w:r>
+        <w:rPr>
+          <w:rStyle w:val="OperatorTok"/>
+        </w:rPr>
+        <w:t xml:space="preserve">).</w:t>
+      </w:r>
+      <w:r>
+        <w:rPr>
+          <w:rStyle w:val="FunctionTok"/>
+        </w:rPr>
+        <w:t xml:space="preserve">Source</w:t>
+      </w:r>
+      <w:r>
+        <w:rPr>
+          <w:rStyle w:val="NormalTok"/>
+        </w:rPr>
+        <w:t xml:space="preserve"> </w:t>
+      </w:r>
+      <w:r>
+        <w:rPr>
+          <w:rStyle w:val="OperatorTok"/>
+        </w:rPr>
+        <w:t xml:space="preserve">|</w:t>
+      </w:r>
+      <w:r>
+        <w:rPr>
+          <w:rStyle w:val="NormalTok"/>
+        </w:rPr>
+        <w:t xml:space="preserve"> </w:t>
+      </w:r>
+      <w:r>
+        <w:rPr>
+          <w:rStyle w:val="FunctionTok"/>
+        </w:rPr>
+        <w:t xml:space="preserve">Split-Path</w:t>
+      </w:r>
+      <w:r>
+        <w:rPr>
+          <w:rStyle w:val="OperatorTok"/>
+        </w:rPr>
+        <w:t xml:space="preserve">)</w:t>
+      </w:r>
+      <w:r>
+        <w:rPr>
+          <w:rStyle w:val="NormalTok"/>
+        </w:rPr>
+        <w:t xml:space="preserve"> </w:t>
+      </w:r>
+      <w:r>
+        <w:rPr>
+          <w:rStyle w:val="OperatorTok"/>
+        </w:rPr>
+        <w:t xml:space="preserve">|</w:t>
+      </w:r>
+      <w:r>
+        <w:rPr>
+          <w:rStyle w:val="NormalTok"/>
+        </w:rPr>
+        <w:t xml:space="preserve"> </w:t>
+      </w:r>
+      <w:r>
+        <w:rPr>
+          <w:rStyle w:val="FunctionTok"/>
+        </w:rPr>
+        <w:t xml:space="preserve">Select</w:t>
+      </w:r>
+      <w:r>
+        <w:rPr>
+          <w:rStyle w:val="NormalTok"/>
+        </w:rPr>
         <w:t xml:space="preserve"> </w:t>
       </w:r>
       <w:r>
@@ -33487,343 +32317,52 @@
         <w:rPr>
           <w:rStyle w:val="NormalTok"/>
         </w:rPr>
-        <w:t xml:space="preserve">Module Automation</w:t>
-      </w:r>
-    </w:p>
-    <w:bookmarkEnd w:id="84"/>
-    <w:bookmarkStart w:id="85" w:name="sec131"/>
+        <w:t xml:space="preserve">First </w:t>
+      </w:r>
+      <w:r>
+        <w:rPr>
+          <w:rStyle w:val="DecValTok"/>
+        </w:rPr>
+        <w:t xml:space="preserve">1</w:t>
+      </w:r>
+      <w:r>
+        <w:rPr>
+          <w:rStyle w:val="OperatorTok"/>
+        </w:rPr>
+        <w:t xml:space="preserve">).</w:t>
+      </w:r>
+      <w:r>
+        <w:rPr>
+          <w:rStyle w:val="FunctionTok"/>
+        </w:rPr>
+        <w:t xml:space="preserve">FullName</w:t>
+      </w:r>
+      <w:r>
+        <w:rPr>
+          <w:rStyle w:val="NormalTok"/>
+        </w:rPr>
+        <w:t xml:space="preserve"> </w:t>
+      </w:r>
+      <w:r>
+        <w:rPr>
+          <w:rStyle w:val="OperatorTok"/>
+        </w:rPr>
+        <w:t xml:space="preserve">-</w:t>
+      </w:r>
+      <w:r>
+        <w:rPr>
+          <w:rStyle w:val="NormalTok"/>
+        </w:rPr>
+        <w:t xml:space="preserve">Force</w:t>
+      </w:r>
+    </w:p>
+    <w:bookmarkEnd w:id="86"/>
+    <w:bookmarkStart w:id="88" w:name="sec130"/>
     <w:p>
       <w:pPr>
         <w:pStyle w:val="Heading3"/>
       </w:pPr>
       <w:r>
-        <w:t xml:space="preserve">Run setup again</w:t>
-      </w:r>
-    </w:p>
-    <w:p>
-      <w:pPr>
-        <w:pStyle w:val="SourceCode"/>
-      </w:pPr>
-      <w:r>
-        <w:rPr>
-          <w:rStyle w:val="OperatorTok"/>
-        </w:rPr>
-        <w:t xml:space="preserve">./</w:t>
-      </w:r>
-      <w:r>
-        <w:rPr>
-          <w:rStyle w:val="NormalTok"/>
-        </w:rPr>
-        <w:t xml:space="preserve">scripts</w:t>
-      </w:r>
-      <w:r>
-        <w:rPr>
-          <w:rStyle w:val="OperatorTok"/>
-        </w:rPr>
-        <w:t xml:space="preserve">/</w:t>
-      </w:r>
-      <w:r>
-        <w:rPr>
-          <w:rStyle w:val="NormalTok"/>
-        </w:rPr>
-        <w:t xml:space="preserve">Setup-Profile</w:t>
-      </w:r>
-      <w:r>
-        <w:rPr>
-          <w:rStyle w:val="OperatorTok"/>
-        </w:rPr>
-        <w:t xml:space="preserve">.</w:t>
-      </w:r>
-      <w:r>
-        <w:rPr>
-          <w:rStyle w:val="FunctionTok"/>
-        </w:rPr>
-        <w:t xml:space="preserve">ps1</w:t>
-      </w:r>
-    </w:p>
-    <w:bookmarkEnd w:id="85"/>
-    <w:bookmarkStart w:id="86" w:name="sec132"/>
-    <w:p>
-      <w:pPr>
-        <w:pStyle w:val="Heading3"/>
-      </w:pPr>
-      <w:r>
-        <w:t xml:space="preserve">Check module is loaded</w:t>
-      </w:r>
-    </w:p>
-    <w:p>
-      <w:pPr>
-        <w:pStyle w:val="SourceCode"/>
-      </w:pPr>
-      <w:r>
-        <w:rPr>
-          <w:rStyle w:val="FunctionTok"/>
-        </w:rPr>
-        <w:t xml:space="preserve">Get-Module</w:t>
-      </w:r>
-      <w:r>
-        <w:rPr>
-          <w:rStyle w:val="NormalTok"/>
-        </w:rPr>
-        <w:t xml:space="preserve"> Automation</w:t>
-      </w:r>
-    </w:p>
-    <w:bookmarkEnd w:id="86"/>
-    <w:bookmarkStart w:id="87" w:name="sec133"/>
-    <w:p>
-      <w:pPr>
-        <w:pStyle w:val="Heading3"/>
-      </w:pPr>
-      <w:r>
-        <w:t xml:space="preserve">Force reimport</w:t>
-      </w:r>
-    </w:p>
-    <w:p>
-      <w:pPr>
-        <w:pStyle w:val="SourceCode"/>
-      </w:pPr>
-      <w:r>
-        <w:rPr>
-          <w:rStyle w:val="FunctionTok"/>
-        </w:rPr>
-        <w:t xml:space="preserve">Import-Module</w:t>
-      </w:r>
-      <w:r>
-        <w:rPr>
-          <w:rStyle w:val="NormalTok"/>
-        </w:rPr>
-        <w:t xml:space="preserve"> </w:t>
-      </w:r>
-      <w:r>
-        <w:rPr>
-          <w:rStyle w:val="OperatorTok"/>
-        </w:rPr>
-        <w:t xml:space="preserve">(</w:t>
-      </w:r>
-      <w:r>
-        <w:rPr>
-          <w:rStyle w:val="FunctionTok"/>
-        </w:rPr>
-        <w:t xml:space="preserve">Get-ChildItem</w:t>
-      </w:r>
-      <w:r>
-        <w:rPr>
-          <w:rStyle w:val="NormalTok"/>
-        </w:rPr>
-        <w:t xml:space="preserve"> </w:t>
-      </w:r>
-      <w:r>
-        <w:rPr>
-          <w:rStyle w:val="OperatorTok"/>
-        </w:rPr>
-        <w:t xml:space="preserve">-</w:t>
-      </w:r>
-      <w:r>
-        <w:rPr>
-          <w:rStyle w:val="NormalTok"/>
-        </w:rPr>
-        <w:t xml:space="preserve">Recurse </w:t>
-      </w:r>
-      <w:r>
-        <w:rPr>
-          <w:rStyle w:val="OperatorTok"/>
-        </w:rPr>
-        <w:t xml:space="preserve">-</w:t>
-      </w:r>
-      <w:r>
-        <w:rPr>
-          <w:rStyle w:val="NormalTok"/>
-        </w:rPr>
-        <w:t xml:space="preserve">Filter </w:t>
-      </w:r>
-      <w:r>
-        <w:rPr>
-          <w:rStyle w:val="StringTok"/>
-        </w:rPr>
-        <w:t xml:space="preserve">'Automation.psd1'</w:t>
-      </w:r>
-      <w:r>
-        <w:rPr>
-          <w:rStyle w:val="NormalTok"/>
-        </w:rPr>
-        <w:t xml:space="preserve"> </w:t>
-      </w:r>
-      <w:r>
-        <w:rPr>
-          <w:rStyle w:val="OperatorTok"/>
-        </w:rPr>
-        <w:t xml:space="preserve">-</w:t>
-      </w:r>
-      <w:r>
-        <w:rPr>
-          <w:rStyle w:val="NormalTok"/>
-        </w:rPr>
-        <w:t xml:space="preserve">Path </w:t>
-      </w:r>
-      <w:r>
-        <w:rPr>
-          <w:rStyle w:val="OperatorTok"/>
-        </w:rPr>
-        <w:t xml:space="preserve">(</w:t>
-      </w:r>
-      <w:r>
-        <w:rPr>
-          <w:rStyle w:val="FunctionTok"/>
-        </w:rPr>
-        <w:t xml:space="preserve">Split-Path</w:t>
-      </w:r>
-      <w:r>
-        <w:rPr>
-          <w:rStyle w:val="NormalTok"/>
-        </w:rPr>
-        <w:t xml:space="preserve"> </w:t>
-      </w:r>
-      <w:r>
-        <w:rPr>
-          <w:rStyle w:val="OperatorTok"/>
-        </w:rPr>
-        <w:t xml:space="preserve">(</w:t>
-      </w:r>
-      <w:r>
-        <w:rPr>
-          <w:rStyle w:val="FunctionTok"/>
-        </w:rPr>
-        <w:t xml:space="preserve">Get-Command</w:t>
-      </w:r>
-      <w:r>
-        <w:rPr>
-          <w:rStyle w:val="NormalTok"/>
-        </w:rPr>
-        <w:t xml:space="preserve"> Setup-Profile</w:t>
-      </w:r>
-      <w:r>
-        <w:rPr>
-          <w:rStyle w:val="OperatorTok"/>
-        </w:rPr>
-        <w:t xml:space="preserve">).</w:t>
-      </w:r>
-      <w:r>
-        <w:rPr>
-          <w:rStyle w:val="FunctionTok"/>
-        </w:rPr>
-        <w:t xml:space="preserve">Source</w:t>
-      </w:r>
-      <w:r>
-        <w:rPr>
-          <w:rStyle w:val="NormalTok"/>
-        </w:rPr>
-        <w:t xml:space="preserve"> </w:t>
-      </w:r>
-      <w:r>
-        <w:rPr>
-          <w:rStyle w:val="OperatorTok"/>
-        </w:rPr>
-        <w:t xml:space="preserve">|</w:t>
-      </w:r>
-      <w:r>
-        <w:rPr>
-          <w:rStyle w:val="NormalTok"/>
-        </w:rPr>
-        <w:t xml:space="preserve"> </w:t>
-      </w:r>
-      <w:r>
-        <w:rPr>
-          <w:rStyle w:val="FunctionTok"/>
-        </w:rPr>
-        <w:t xml:space="preserve">Split-Path</w:t>
-      </w:r>
-      <w:r>
-        <w:rPr>
-          <w:rStyle w:val="OperatorTok"/>
-        </w:rPr>
-        <w:t xml:space="preserve">)</w:t>
-      </w:r>
-      <w:r>
-        <w:rPr>
-          <w:rStyle w:val="NormalTok"/>
-        </w:rPr>
-        <w:t xml:space="preserve"> </w:t>
-      </w:r>
-      <w:r>
-        <w:rPr>
-          <w:rStyle w:val="OperatorTok"/>
-        </w:rPr>
-        <w:t xml:space="preserve">|</w:t>
-      </w:r>
-      <w:r>
-        <w:rPr>
-          <w:rStyle w:val="NormalTok"/>
-        </w:rPr>
-        <w:t xml:space="preserve"> </w:t>
-      </w:r>
-      <w:r>
-        <w:rPr>
-          <w:rStyle w:val="FunctionTok"/>
-        </w:rPr>
-        <w:t xml:space="preserve">Select</w:t>
-      </w:r>
-      <w:r>
-        <w:rPr>
-          <w:rStyle w:val="NormalTok"/>
-        </w:rPr>
-        <w:t xml:space="preserve"> </w:t>
-      </w:r>
-      <w:r>
-        <w:rPr>
-          <w:rStyle w:val="OperatorTok"/>
-        </w:rPr>
-        <w:t xml:space="preserve">-</w:t>
-      </w:r>
-      <w:r>
-        <w:rPr>
-          <w:rStyle w:val="NormalTok"/>
-        </w:rPr>
-        <w:t xml:space="preserve">First </w:t>
-      </w:r>
-      <w:r>
-        <w:rPr>
-          <w:rStyle w:val="DecValTok"/>
-        </w:rPr>
-        <w:t xml:space="preserve">1</w:t>
-      </w:r>
-      <w:r>
-        <w:rPr>
-          <w:rStyle w:val="OperatorTok"/>
-        </w:rPr>
-        <w:t xml:space="preserve">).</w:t>
-      </w:r>
-      <w:r>
-        <w:rPr>
-          <w:rStyle w:val="FunctionTok"/>
-        </w:rPr>
-        <w:t xml:space="preserve">FullName</w:t>
-      </w:r>
-      <w:r>
-        <w:rPr>
-          <w:rStyle w:val="NormalTok"/>
-        </w:rPr>
-        <w:t xml:space="preserve"> </w:t>
-      </w:r>
-      <w:r>
-        <w:rPr>
-          <w:rStyle w:val="OperatorTok"/>
-        </w:rPr>
-        <w:t xml:space="preserve">-</w:t>
-      </w:r>
-      <w:r>
-        <w:rPr>
-          <w:rStyle w:val="NormalTok"/>
-        </w:rPr>
-        <w:t xml:space="preserve">Force</w:t>
-      </w:r>
-    </w:p>
-    <w:bookmarkEnd w:id="87"/>
-    <w:bookmarkStart w:id="89" w:name="sec134"/>
-    <w:p>
-      <w:pPr>
-        <w:pStyle w:val="Heading3"/>
-      </w:pPr>
-      <w:r>
         <w:t xml:space="preserve">Source links</w:t>
       </w:r>
     </w:p>
@@ -33831,7 +32370,7 @@
       <w:pPr>
         <w:pStyle w:val="FirstParagraph"/>
       </w:pPr>
-      <w:hyperlink r:id="rId88">
+      <w:hyperlink r:id="rId87">
         <w:r>
           <w:rPr>
             <w:rStyle w:val="Hyperlink"/>
@@ -33846,9 +32385,9 @@
         <w:t xml:space="preserve">with per-command detail pages.</w:t>
       </w:r>
     </w:p>
+    <w:bookmarkEnd w:id="88"/>
     <w:bookmarkEnd w:id="89"/>
     <w:bookmarkEnd w:id="90"/>
-    <w:bookmarkEnd w:id="91"/>
     <w:sectPr>
       <w:pgSz w:w="16838" w:h="11906" w:orient="landscape"/>
       <w:footnotePr>
